--- a/plantillas_maestras/01_seguro_vehicular/materia_general_asegurativa/1_ddo_aseguradora/varon/TPL_266_2026_SEGURO_VEHICULAR_MATERIA_GENERAL_ASEGURATIVA_ASEGURADORA_VARON_R1.docx
+++ b/plantillas_maestras/01_seguro_vehicular/materia_general_asegurativa/1_ddo_aseguradora/varon/TPL_266_2026_SEGURO_VEHICULAR_MATERIA_GENERAL_ASEGURATIVA_ASEGURADORA_VARON_R1.docx
@@ -332,7 +332,7 @@
           <w14:ligatures w14:val="none"/>
         </w:rPr>
         <w:tab/>
-        <w:t xml:space="preserve">:       </w:t>
+        <w:t xml:space="preserve">: </w:t>
       </w:r>
       <w:r>
         <w:rPr>
@@ -763,7 +763,7 @@
           <w:lang w:val="es-ES" w:eastAsia="es-ES"/>
           <w14:ligatures w14:val="none"/>
         </w:rPr>
-        <w:t xml:space="preserve">por presuntas infracciones a la Ley N°29571, </w:t>
+        <w:t xml:space="preserve">por presuntas infracciones a la Ley 29571, </w:t>
       </w:r>
       <w:r>
         <w:rPr>
@@ -851,7 +851,7 @@
           <w:lang w:eastAsia="es-ES"/>
           <w14:ligatures w14:val="none"/>
         </w:rPr>
-        <w:t xml:space="preserve">Adquirió el Seguro Vehicular – Póliza N°0070241966 emitido por </w:t>
+        <w:t xml:space="preserve">Adquirió el Seguro Vehicular – Póliza 0070241966 emitido por </w:t>
       </w:r>
       <w:proofErr w:type="spellStart"/>
       <w:r>
@@ -883,7 +883,7 @@
           <w:lang w:eastAsia="es-ES"/>
           <w14:ligatures w14:val="none"/>
         </w:rPr>
-        <w:t>Vehicular), que otorgaba cobertura al vehículo con Placa de Rodaje N°T8C558</w:t>
+        <w:t>Vehicular), que otorgaba cobertura al vehículo con Placa de Rodaje T8C558</w:t>
       </w:r>
       <w:r>
         <w:rPr>
@@ -2117,7 +2117,7 @@
           <w:lang w:eastAsia="es-PE"/>
           <w14:ligatures w14:val="none"/>
         </w:rPr>
-        <w:t>La Secretaría Técnica de la Comisión de Protección al Consumidor N°1 (en adelante, la Secretaría Técnica), en ejercicio de sus facultades</w:t>
+        <w:t>La Secretaría Técnica de la Comisión de Protección al Consumidor 1 (en adelante, la Secretaría Técnica), en ejercicio de sus facultades</w:t>
       </w:r>
       <w:bookmarkEnd w:id="3"/>
       <w:bookmarkEnd w:id="4"/>
@@ -2180,7 +2180,7 @@
           <w:lang w:eastAsia="es-PE"/>
           <w14:ligatures w14:val="none"/>
         </w:rPr>
-        <w:t>la compañía aseguradora habría negado injustificadamente al denunciante la cobertura de la Póliza N°0070241966 del Seguro Vehicular por el accidente vehicular ocurrido el 5 de octubre de 2025</w:t>
+        <w:t>la compañía aseguradora habría negado injustificadamente al denunciante la cobertura de la Póliza 0070241966 del Seguro Vehicular por el accidente vehicular ocurrido el 5 de octubre de 2025</w:t>
       </w:r>
       <w:r>
         <w:rPr>
@@ -2198,7 +2198,7 @@
           <w:lang w:eastAsia="es-PE"/>
           <w14:ligatures w14:val="none"/>
         </w:rPr>
-        <w:t>°</w:t>
+        <w:t/>
       </w:r>
       <w:r>
         <w:rPr>
@@ -2216,7 +2216,7 @@
           <w:lang w:eastAsia="es-PE"/>
           <w14:ligatures w14:val="none"/>
         </w:rPr>
-        <w:t>°</w:t>
+        <w:t/>
       </w:r>
       <w:r>
         <w:rPr>
@@ -2315,7 +2315,7 @@
           <w:lang w:eastAsia="es-PE"/>
           <w14:ligatures w14:val="none"/>
         </w:rPr>
-        <w:t>la compañía aseguradora no habría cumplido con asignar al denunciante un asesor que lo orientara respecto del procedimiento para la activación y evaluación de cobertura de la Póliza N°0070241966 del Seguro Vehicular</w:t>
+        <w:t>la compañía aseguradora no habría cumplido con asignar al denunciante un asesor que lo orientara respecto del procedimiento para la activación y evaluación de cobertura de la Póliza 0070241966 del Seguro Vehicular</w:t>
       </w:r>
       <w:r>
         <w:rPr>
@@ -2333,7 +2333,7 @@
           <w:lang w:eastAsia="es-PE"/>
           <w14:ligatures w14:val="none"/>
         </w:rPr>
-        <w:t>°</w:t>
+        <w:t/>
       </w:r>
       <w:r>
         <w:rPr>
@@ -2351,7 +2351,7 @@
           <w:lang w:eastAsia="es-PE"/>
           <w14:ligatures w14:val="none"/>
         </w:rPr>
-        <w:t>°</w:t>
+        <w:t/>
       </w:r>
       <w:r>
         <w:rPr>
@@ -2370,7 +2370,7 @@
           <w:lang w:eastAsia="es-PE"/>
           <w14:ligatures w14:val="none"/>
         </w:rPr>
-        <w:t xml:space="preserve">.  </w:t>
+        <w:t xml:space="preserve">. </w:t>
       </w:r>
     </w:p>
     <w:bookmarkEnd w:id="1"/>
@@ -2437,7 +2437,7 @@
           <w:lang w:eastAsia="es-PE"/>
           <w14:ligatures w14:val="none"/>
         </w:rPr>
-        <w:t>la compañía aseguradora habría mantenido inmovilizado el vehículo asegurado con Placa de Rodaje N°T8C558 por más de 32 días en la concesionaria designada, sin emitir pronunciamiento oportuno sobre la solicitud de cobertura de la Póliza N°0070241966 por el siniestro del 5 de octubre de 2025</w:t>
+        <w:t>la compañía aseguradora habría mantenido inmovilizado el vehículo asegurado con Placa de Rodaje T8C558 por más de 32 días en la concesionaria designada, sin emitir pronunciamiento oportuno sobre la solicitud de cobertura de la Póliza 0070241966 por el siniestro del 5 de octubre de 2025</w:t>
       </w:r>
       <w:r>
         <w:rPr>
@@ -2455,7 +2455,7 @@
           <w:lang w:eastAsia="es-PE"/>
           <w14:ligatures w14:val="none"/>
         </w:rPr>
-        <w:t>°</w:t>
+        <w:t/>
       </w:r>
       <w:r>
         <w:rPr>
@@ -2473,7 +2473,7 @@
           <w:lang w:eastAsia="es-PE"/>
           <w14:ligatures w14:val="none"/>
         </w:rPr>
-        <w:t>°</w:t>
+        <w:t/>
       </w:r>
       <w:r>
         <w:rPr>
@@ -2751,7 +2751,7 @@
           <w:lang w:val="es-ES" w:eastAsia="es-ES"/>
           <w14:ligatures w14:val="none"/>
         </w:rPr>
-        <w:t>(i) presentar una copia completa, legible y debidamente suscrita de la Póliza N°0070241966 del Seguro Vehicular, así como el cargo de remisión de la póliza; (</w:t>
+        <w:t>(i) presentar una copia completa, legible y debidamente suscrita de la Póliza 0070241966 del Seguro Vehicular, así como el cargo de remisión de la póliza; (</w:t>
       </w:r>
       <w:proofErr w:type="spellStart"/>
       <w:r>
@@ -2866,7 +2866,7 @@
           <w:lang w:eastAsia="es-PE"/>
           <w14:ligatures w14:val="none"/>
         </w:rPr>
-        <w:t xml:space="preserve">RESOLUCIÓN DE LA SECRETARÍA TÉCNICA  </w:t>
+        <w:t xml:space="preserve">RESOLUCIÓN DE LA SECRETARÍA TÉCNICA </w:t>
       </w:r>
     </w:p>
     <w:p>
@@ -3094,7 +3094,7 @@
           <w:lang w:eastAsia="es-PE"/>
           <w14:ligatures w14:val="none"/>
         </w:rPr>
-        <w:t xml:space="preserve"> infracción a los artículos 18° y 19°</w:t>
+        <w:t xml:space="preserve"> infracción a los artículos 18 y 19</w:t>
       </w:r>
       <w:r>
         <w:rPr>
@@ -3133,7 +3133,7 @@
           <w:lang w:eastAsia="es-PE"/>
           <w14:ligatures w14:val="none"/>
         </w:rPr>
-        <w:t xml:space="preserve">de la Póliza N°0070241966 del Seguro Vehicular </w:t>
+        <w:t xml:space="preserve">de la Póliza 0070241966 del Seguro Vehicular </w:t>
       </w:r>
       <w:r>
         <w:rPr>
@@ -3236,7 +3236,7 @@
           <w:lang w:eastAsia="es-PE"/>
           <w14:ligatures w14:val="none"/>
         </w:rPr>
-        <w:t>infracción a los artículos 18° y 19°</w:t>
+        <w:t>infracción a los artículos 18 y 19</w:t>
       </w:r>
       <w:r>
         <w:rPr>
@@ -3327,7 +3327,7 @@
           <w:lang w:val="es-ES" w:eastAsia="es-ES"/>
           <w14:ligatures w14:val="none"/>
         </w:rPr>
-        <w:t>Póliza N°0070241966 del Seguro Vehicular</w:t>
+        <w:t>Póliza 0070241966 del Seguro Vehicular</w:t>
       </w:r>
       <w:r>
         <w:rPr>
@@ -3388,7 +3388,7 @@
           <w:lang w:eastAsia="es-PE"/>
           <w14:ligatures w14:val="none"/>
         </w:rPr>
-        <w:t>infracción a los artículos 18° y 19°</w:t>
+        <w:t>infracción a los artículos 18 y 19</w:t>
       </w:r>
       <w:r>
         <w:rPr>
@@ -3455,7 +3455,7 @@
           <w:lang w:eastAsia="es-PE"/>
           <w14:ligatures w14:val="none"/>
         </w:rPr>
-        <w:t xml:space="preserve"> con Placa de Rodaje N°T8C558 por más de 32 días en la concesionaria designada, sin emitir pronunciamiento oportuno sobre la</w:t>
+        <w:t xml:space="preserve"> con Placa de Rodaje T8C558 por más de 32 días en la concesionaria designada, sin emitir pronunciamiento oportuno sobre la</w:t>
       </w:r>
       <w:r>
         <w:rPr>
@@ -3485,7 +3485,7 @@
           <w:lang w:val="es-ES" w:eastAsia="es-ES"/>
           <w14:ligatures w14:val="none"/>
         </w:rPr>
-        <w:t xml:space="preserve">Póliza N°0070241966 </w:t>
+        <w:t xml:space="preserve">Póliza 0070241966 </w:t>
       </w:r>
       <w:r>
         <w:rPr>
@@ -3830,7 +3830,7 @@
           <w:lang w:eastAsia="es-PE"/>
           <w14:ligatures w14:val="none"/>
         </w:rPr>
-        <w:t>°</w:t>
+        <w:t/>
       </w:r>
       <w:r>
         <w:rPr>
@@ -3908,7 +3908,7 @@
           <w:lang w:eastAsia="es-PE"/>
           <w14:ligatures w14:val="none"/>
         </w:rPr>
-        <w:t>°</w:t>
+        <w:t/>
       </w:r>
       <w:r>
         <w:rPr>
@@ -4095,7 +4095,7 @@
           <w:lang w:eastAsia="es-PE"/>
           <w14:ligatures w14:val="none"/>
         </w:rPr>
-        <w:t>°</w:t>
+        <w:t/>
       </w:r>
       <w:r>
         <w:rPr>
@@ -4228,7 +4228,7 @@
           <w:lang w:val="es-ES" w:eastAsia="es-ES"/>
           <w14:ligatures w14:val="none"/>
         </w:rPr>
-        <w:t>(i) presentar una copia completa, legible y debidamente suscrita de la Póliza N°0070241966 del Seguro Vehicular, así como el cargo de remisión de la póliza; (</w:t>
+        <w:t>(i) presentar una copia completa, legible y debidamente suscrita de la Póliza 0070241966 del Seguro Vehicular, así como el cargo de remisión de la póliza; (</w:t>
       </w:r>
       <w:proofErr w:type="spellStart"/>
       <w:r>
@@ -4351,7 +4351,7 @@
           <w:lang w:eastAsia="es-PE"/>
           <w14:ligatures w14:val="none"/>
         </w:rPr>
-        <w:t>°</w:t>
+        <w:t/>
       </w:r>
       <w:r>
         <w:rPr>
@@ -4392,7 +4392,7 @@
           <w:lang w:eastAsia="es-PE"/>
           <w14:ligatures w14:val="none"/>
         </w:rPr>
-        <w:t>°</w:t>
+        <w:t/>
       </w:r>
       <w:r>
         <w:rPr>
@@ -4412,7 +4412,7 @@
           <w:lang w:eastAsia="es-PE"/>
           <w14:ligatures w14:val="none"/>
         </w:rPr>
-        <w:t>°</w:t>
+        <w:t/>
       </w:r>
       <w:r>
         <w:rPr>
@@ -4432,7 +4432,7 @@
           <w:lang w:eastAsia="es-PE"/>
           <w14:ligatures w14:val="none"/>
         </w:rPr>
-        <w:t>°</w:t>
+        <w:t/>
       </w:r>
       <w:r>
         <w:rPr>
@@ -4485,7 +4485,7 @@
           <w:lang w:eastAsia="es-PE"/>
           <w14:ligatures w14:val="none"/>
         </w:rPr>
-        <w:t>°</w:t>
+        <w:t/>
       </w:r>
       <w:r>
         <w:rPr>
@@ -4576,7 +4576,7 @@
           <w:lang w:eastAsia="es-PE"/>
           <w14:ligatures w14:val="none"/>
         </w:rPr>
-        <w:t>°</w:t>
+        <w:t/>
       </w:r>
       <w:r>
         <w:rPr>
@@ -4650,7 +4650,7 @@
           <w:lang w:eastAsia="es-PE"/>
           <w14:ligatures w14:val="none"/>
         </w:rPr>
-        <w:t>°</w:t>
+        <w:t/>
       </w:r>
       <w:r>
         <w:rPr>
@@ -4658,7 +4658,7 @@
           <w:kern w:val="0"/>
           <w14:ligatures w14:val="none"/>
         </w:rPr>
-        <w:t xml:space="preserve"> del Decreto Legislativo N° 807</w:t>
+        <w:t xml:space="preserve"> del Decreto Legislativo 807</w:t>
       </w:r>
       <w:r>
         <w:rPr>
@@ -4910,7 +4910,7 @@
           <w:lang w:eastAsia="es-PE"/>
           <w14:ligatures w14:val="none"/>
         </w:rPr>
-        <w:t>°</w:t>
+        <w:t/>
       </w:r>
       <w:r>
         <w:rPr>
@@ -4927,7 +4927,7 @@
           <w:lang w:eastAsia="es-PE"/>
           <w14:ligatures w14:val="none"/>
         </w:rPr>
-        <w:t>°</w:t>
+        <w:t/>
       </w:r>
       <w:r>
         <w:rPr>
@@ -5465,7 +5465,7 @@
           <w:sz w:val="16"/>
           <w:szCs w:val="16"/>
         </w:rPr>
-        <w:t xml:space="preserve">DOCUMENTO DE TRASLADO N° 005-2026-CPC-SMA/INDECOPI </w:t>
+        <w:t xml:space="preserve">DOCUMENTO DE TRASLADO 005-2026-CPC-SMA/INDECOPI </w:t>
       </w:r>
       <w:r>
         <w:rPr>
@@ -5638,7 +5638,7 @@
           <w:sz w:val="16"/>
           <w:szCs w:val="16"/>
         </w:rPr>
-        <w:t xml:space="preserve">  </w:t>
+        <w:t xml:space="preserve"> </w:t>
       </w:r>
       <w:r>
         <w:rPr>
@@ -5656,7 +5656,7 @@
           <w:sz w:val="16"/>
           <w:szCs w:val="16"/>
         </w:rPr>
-        <w:t xml:space="preserve">LEY N° 29571, CÓDIGO DE PROTECCIÓN Y DEFENSA DEL CONSUMIDOR, publicado el 2 de setiembre de 2010 y modificado por Decreto Legislativo N° 1308 </w:t>
+        <w:t xml:space="preserve">LEY 29571, CÓDIGO DE PROTECCIÓN Y DEFENSA DEL CONSUMIDOR, publicado el 2 de setiembre de 2010 y modificado por Decreto Legislativo 1308 </w:t>
       </w:r>
     </w:p>
     <w:p>
@@ -5708,7 +5708,7 @@
           <w:szCs w:val="16"/>
         </w:rPr>
         <w:tab/>
-        <w:t xml:space="preserve">El Instituto Nacional de Defensa de la Competencia y de la Protección de la Propiedad Intelectual (Indecopi) es la autoridad con competencia primaria y de alcance nacional para conocer las presuntas infracciones a las disposiciones contenidas en el presente Código, así como para imponer las sanciones y medidas correctivas establecidas en el presente capítulo, conforme al Decreto Legislativo N° 1033, Ley de Organización y Funciones del Indecopi. Dicha competencia solo puede ser negada cuando ella haya sido asignada o se asigne a favor de otro organismo por norma expresa con rango de ley. </w:t>
+        <w:t xml:space="preserve">El Instituto Nacional de Defensa de la Competencia y de la Protección de la Propiedad Intelectual (Indecopi) es la autoridad con competencia primaria y de alcance nacional para conocer las presuntas infracciones a las disposiciones contenidas en el presente Código, así como para imponer las sanciones y medidas correctivas establecidas en el presente capítulo, conforme al Decreto Legislativo 1033, Ley de Organización y Funciones del Indecopi. Dicha competencia solo puede ser negada cuando ella haya sido asignada o se asigne a favor de otro organismo por norma expresa con rango de ley. </w:t>
       </w:r>
     </w:p>
     <w:p>
@@ -5782,7 +5782,7 @@
           <w:sz w:val="16"/>
           <w:szCs w:val="16"/>
         </w:rPr>
-        <w:t xml:space="preserve">LEY DE ORGANIZACIÓN Y FUNCIONES DEL INDECOPI, APROBADA POR DECRETO LEGISLATIVO N° 1033 </w:t>
+        <w:t xml:space="preserve">LEY DE ORGANIZACIÓN Y FUNCIONES DEL INDECOPI, APROBADA POR DECRETO LEGISLATIVO 1033 </w:t>
       </w:r>
     </w:p>
     <w:p>
@@ -5891,7 +5891,7 @@
           <w:sz w:val="16"/>
           <w:szCs w:val="16"/>
         </w:rPr>
-        <w:t xml:space="preserve">           </w:t>
+        <w:t xml:space="preserve"> </w:t>
       </w:r>
       <w:r>
         <w:rPr>
@@ -5909,7 +5909,7 @@
           <w:sz w:val="16"/>
           <w:szCs w:val="16"/>
         </w:rPr>
-        <w:t xml:space="preserve">LEY N° 29571, CÓDIGO DE PROTECCIÓN Y DEFENSA DEL CONSUMIDOR, publicado el 2 de setiembre de 2010 y modificado por Decreto Legislativo N° 1308   </w:t>
+        <w:t xml:space="preserve">LEY 29571, CÓDIGO DE PROTECCIÓN Y DEFENSA DEL CONSUMIDOR, publicado el 2 de setiembre de 2010 y modificado por Decreto Legislativo 1308 </w:t>
       </w:r>
     </w:p>
     <w:p>
@@ -5933,7 +5933,7 @@
           <w:sz w:val="16"/>
           <w:szCs w:val="16"/>
         </w:rPr>
-        <w:t xml:space="preserve">Artículo 18.- Idoneidad   </w:t>
+        <w:t xml:space="preserve">Artículo 18.- Idoneidad </w:t>
       </w:r>
     </w:p>
     <w:p>
@@ -5953,7 +5953,7 @@
           <w:sz w:val="16"/>
           <w:szCs w:val="16"/>
         </w:rPr>
-        <w:t xml:space="preserve">Se entiende por idoneidad la correspondencia entre lo que un consumidor espera y lo que efectivamente recibe, en función a lo que se le hubiera ofrecido, la publicidad e información transmitida, las condiciones y circunstancias de la transacción, las características y naturaleza del producto o servicio, el precio, entre otros factores, atendiendo a las circunstancias del caso.    </w:t>
+        <w:t xml:space="preserve">Se entiende por idoneidad la correspondencia entre lo que un consumidor espera y lo que efectivamente recibe, en función a lo que se le hubiera ofrecido, la publicidad e información transmitida, las condiciones y circunstancias de la transacción, las características y naturaleza del producto o servicio, el precio, entre otros factores, atendiendo a las circunstancias del caso. </w:t>
       </w:r>
     </w:p>
     <w:p>
@@ -6072,7 +6072,7 @@
           <w:sz w:val="16"/>
           <w:szCs w:val="16"/>
         </w:rPr>
-        <w:t xml:space="preserve">  </w:t>
+        <w:t xml:space="preserve"> </w:t>
       </w:r>
       <w:r>
         <w:rPr>
@@ -6090,7 +6090,7 @@
           <w:sz w:val="16"/>
           <w:szCs w:val="16"/>
         </w:rPr>
-        <w:t>LEY SOBRE FACULTADES, NORMAS Y ORGANIZACIÓN DEL INDECOPI, APROBADA POR DECRETO LEGISLATIVO N° 807 Artículo 24.-</w:t>
+        <w:t>LEY SOBRE FACULTADES, NORMAS Y ORGANIZACIÓN DEL INDECOPI, APROBADA POR DECRETO LEGISLATIVO 807 Artículo 24.-</w:t>
       </w:r>
       <w:r>
         <w:rPr>
@@ -6257,7 +6257,7 @@
           <w:sz w:val="16"/>
           <w:szCs w:val="16"/>
         </w:rPr>
-        <w:t>Nº</w:t>
+        <w:t/>
       </w:r>
       <w:proofErr w:type="spellEnd"/>
       <w:r>
@@ -6345,7 +6345,7 @@
           <w:sz w:val="16"/>
           <w:szCs w:val="16"/>
         </w:rPr>
-        <w:t>publicado el 2 de setiembre de 2010 y modificado por Decreto Legislativo N° 1308</w:t>
+        <w:t>publicado el 2 de setiembre de 2010 y modificado por Decreto Legislativo 1308</w:t>
       </w:r>
     </w:p>
     <w:p>
@@ -6502,15 +6502,15 @@
           <w:szCs w:val="16"/>
           <w:vertAlign w:val="superscript"/>
         </w:rPr>
-        <w:t xml:space="preserve">  </w:t>
-      </w:r>
-      <w:r>
-        <w:rPr>
-          <w:rFonts w:ascii="Arial Narrow" w:hAnsi="Arial Narrow" w:cs="Arial"/>
-          <w:sz w:val="16"/>
-          <w:szCs w:val="16"/>
-        </w:rPr>
-        <w:t xml:space="preserve">     </w:t>
+        <w:t xml:space="preserve"> </w:t>
+      </w:r>
+      <w:r>
+        <w:rPr>
+          <w:rFonts w:ascii="Arial Narrow" w:hAnsi="Arial Narrow" w:cs="Arial"/>
+          <w:sz w:val="16"/>
+          <w:szCs w:val="16"/>
+        </w:rPr>
+        <w:t xml:space="preserve"> </w:t>
       </w:r>
       <w:r>
         <w:rPr>
@@ -6546,7 +6546,7 @@
           <w:sz w:val="16"/>
           <w:szCs w:val="16"/>
         </w:rPr>
-        <w:t>publicado el 2 de setiembre de 2010 y modificado por Decreto Legislativo N° 1308</w:t>
+        <w:t>publicado el 2 de setiembre de 2010 y modificado por Decreto Legislativo 1308</w:t>
       </w:r>
     </w:p>
     <w:p>
@@ -6589,7 +6589,7 @@
           <w:sz w:val="16"/>
           <w:szCs w:val="16"/>
         </w:rPr>
-        <w:t>El órgano resolutivo puede sancionar las infracciones administrativas a que se refiere el artículo 108º con amonestación y multas de hasta cuatrocientos cincuenta (450) Unidades Impositivas Tributarias (UIT), las cuales son calificadas de la siguiente manera:</w:t>
+        <w:t>El órgano resolutivo puede sancionar las infracciones administrativas a que se refiere el artículo 108 con amonestación y multas de hasta cuatrocientos cincuenta (450) Unidades Impositivas Tributarias (UIT), las cuales son calificadas de la siguiente manera:</w:t>
       </w:r>
     </w:p>
     <w:p>
@@ -6712,7 +6712,7 @@
           <w:sz w:val="16"/>
           <w:szCs w:val="16"/>
         </w:rPr>
-        <w:t xml:space="preserve">        </w:t>
+        <w:t xml:space="preserve"> </w:t>
       </w:r>
       <w:r>
         <w:rPr>
@@ -7511,7 +7511,7 @@
           <w:sz w:val="16"/>
           <w:szCs w:val="16"/>
         </w:rPr>
-        <w:t xml:space="preserve">         </w:t>
+        <w:t xml:space="preserve"> </w:t>
       </w:r>
       <w:r>
         <w:rPr>
@@ -7547,7 +7547,7 @@
           <w:sz w:val="16"/>
           <w:szCs w:val="16"/>
         </w:rPr>
-        <w:t>publicado el 2 de setiembre de 2010 y modificado por Decreto Legislativo N° 1308</w:t>
+        <w:t>publicado el 2 de setiembre de 2010 y modificado por Decreto Legislativo 1308</w:t>
       </w:r>
     </w:p>
     <w:p>
@@ -7755,7 +7755,7 @@
           <w:sz w:val="16"/>
           <w:szCs w:val="16"/>
         </w:rPr>
-        <w:t>Nº</w:t>
+        <w:t/>
       </w:r>
       <w:proofErr w:type="spellEnd"/>
       <w:r>
@@ -8230,7 +8230,7 @@
               <w:sz w:val="16"/>
               <w:szCs w:val="16"/>
             </w:rPr>
-            <w:t xml:space="preserve">CNICA DE LA    </w:t>
+            <w:t xml:space="preserve">CNICA DE LA </w:t>
           </w:r>
         </w:p>
         <w:p>

--- a/plantillas_maestras/01_seguro_vehicular/materia_general_asegurativa/1_ddo_aseguradora/varon/TPL_266_2026_SEGURO_VEHICULAR_MATERIA_GENERAL_ASEGURATIVA_ASEGURADORA_VARON_R1.docx
+++ b/plantillas_maestras/01_seguro_vehicular/materia_general_asegurativa/1_ddo_aseguradora/varon/TPL_266_2026_SEGURO_VEHICULAR_MATERIA_GENERAL_ASEGURATIVA_ASEGURADORA_VARON_R1.docx
@@ -93,7 +93,7 @@
           <w:lang w:eastAsia="es-PE"/>
           <w14:ligatures w14:val="none"/>
         </w:rPr>
-        <w:t>DENUNCIANTE</w:t>
+        <w:t xml:space="preserve">DENUNCIANTE:[DENUNCIANTE] (SEÑOR [APELLIDO])</w:t>
       </w:r>
       <w:r>
         <w:rPr>
@@ -105,7 +105,7 @@
           <w14:ligatures w14:val="none"/>
         </w:rPr>
         <w:tab/>
-        <w:t>:</w:t>
+        <w:t/>
       </w:r>
       <w:r>
         <w:rPr>
@@ -127,73 +127,73 @@
           <w:lang w:eastAsia="es-PE"/>
           <w14:ligatures w14:val="none"/>
         </w:rPr>
-        <w:t xml:space="preserve">MIJAEL FRANK FABRIZZIO GRAJEDA DE LOS </w:t>
-      </w:r>
-      <w:r>
-        <w:rPr>
-          <w:rFonts w:ascii="Arial Narrow" w:eastAsia="Arial Narrow" w:hAnsi="Arial Narrow" w:cs="Arial Narrow"/>
-          <w:b/>
-          <w:color w:val="000000"/>
-          <w:kern w:val="0"/>
-          <w:lang w:eastAsia="es-PE"/>
-          <w14:ligatures w14:val="none"/>
-        </w:rPr>
-        <w:t xml:space="preserve">SANTOS </w:t>
-      </w:r>
-      <w:r>
-        <w:rPr>
-          <w:rFonts w:ascii="Arial Narrow" w:eastAsia="Arial Narrow" w:hAnsi="Arial Narrow" w:cs="Arial Narrow"/>
-          <w:b/>
-          <w:color w:val="000000"/>
-          <w:kern w:val="0"/>
-          <w:lang w:eastAsia="es-PE"/>
-          <w14:ligatures w14:val="none"/>
-        </w:rPr>
-        <w:t>(SEÑO</w:t>
-      </w:r>
-      <w:r>
-        <w:rPr>
-          <w:rFonts w:ascii="Arial Narrow" w:eastAsia="Arial Narrow" w:hAnsi="Arial Narrow" w:cs="Arial Narrow"/>
-          <w:b/>
-          <w:color w:val="000000"/>
-          <w:kern w:val="0"/>
-          <w:lang w:eastAsia="es-PE"/>
-          <w14:ligatures w14:val="none"/>
-        </w:rPr>
-        <w:t>R</w:t>
-      </w:r>
-      <w:r>
-        <w:rPr>
-          <w:rFonts w:ascii="Arial Narrow" w:eastAsia="Arial Narrow" w:hAnsi="Arial Narrow" w:cs="Arial Narrow"/>
-          <w:b/>
-          <w:color w:val="000000"/>
-          <w:kern w:val="0"/>
-          <w:lang w:eastAsia="es-PE"/>
-          <w14:ligatures w14:val="none"/>
-        </w:rPr>
-        <w:t xml:space="preserve"> </w:t>
-      </w:r>
-      <w:r>
-        <w:rPr>
-          <w:rFonts w:ascii="Arial Narrow" w:eastAsia="Arial Narrow" w:hAnsi="Arial Narrow" w:cs="Arial Narrow"/>
-          <w:b/>
-          <w:color w:val="000000"/>
-          <w:kern w:val="0"/>
-          <w:lang w:eastAsia="es-PE"/>
-          <w14:ligatures w14:val="none"/>
-        </w:rPr>
-        <w:t>GRAJEDA</w:t>
-      </w:r>
-      <w:r>
-        <w:rPr>
-          <w:rFonts w:ascii="Arial Narrow" w:eastAsia="Arial Narrow" w:hAnsi="Arial Narrow" w:cs="Arial Narrow"/>
-          <w:b/>
-          <w:color w:val="000000"/>
-          <w:kern w:val="0"/>
-          <w:lang w:eastAsia="es-PE"/>
-          <w14:ligatures w14:val="none"/>
-        </w:rPr>
-        <w:t>)</w:t>
+        <w:t xml:space="preserve"/>
+      </w:r>
+      <w:r>
+        <w:rPr>
+          <w:rFonts w:ascii="Arial Narrow" w:eastAsia="Arial Narrow" w:hAnsi="Arial Narrow" w:cs="Arial Narrow"/>
+          <w:b/>
+          <w:color w:val="000000"/>
+          <w:kern w:val="0"/>
+          <w:lang w:eastAsia="es-PE"/>
+          <w14:ligatures w14:val="none"/>
+        </w:rPr>
+        <w:t xml:space="preserve"/>
+      </w:r>
+      <w:r>
+        <w:rPr>
+          <w:rFonts w:ascii="Arial Narrow" w:eastAsia="Arial Narrow" w:hAnsi="Arial Narrow" w:cs="Arial Narrow"/>
+          <w:b/>
+          <w:color w:val="000000"/>
+          <w:kern w:val="0"/>
+          <w:lang w:eastAsia="es-PE"/>
+          <w14:ligatures w14:val="none"/>
+        </w:rPr>
+        <w:t/>
+      </w:r>
+      <w:r>
+        <w:rPr>
+          <w:rFonts w:ascii="Arial Narrow" w:eastAsia="Arial Narrow" w:hAnsi="Arial Narrow" w:cs="Arial Narrow"/>
+          <w:b/>
+          <w:color w:val="000000"/>
+          <w:kern w:val="0"/>
+          <w:lang w:eastAsia="es-PE"/>
+          <w14:ligatures w14:val="none"/>
+        </w:rPr>
+        <w:t/>
+      </w:r>
+      <w:r>
+        <w:rPr>
+          <w:rFonts w:ascii="Arial Narrow" w:eastAsia="Arial Narrow" w:hAnsi="Arial Narrow" w:cs="Arial Narrow"/>
+          <w:b/>
+          <w:color w:val="000000"/>
+          <w:kern w:val="0"/>
+          <w:lang w:eastAsia="es-PE"/>
+          <w14:ligatures w14:val="none"/>
+        </w:rPr>
+        <w:t xml:space="preserve"/>
+      </w:r>
+      <w:r>
+        <w:rPr>
+          <w:rFonts w:ascii="Arial Narrow" w:eastAsia="Arial Narrow" w:hAnsi="Arial Narrow" w:cs="Arial Narrow"/>
+          <w:b/>
+          <w:color w:val="000000"/>
+          <w:kern w:val="0"/>
+          <w:lang w:eastAsia="es-PE"/>
+          <w14:ligatures w14:val="none"/>
+        </w:rPr>
+        <w:t/>
+      </w:r>
+      <w:r>
+        <w:rPr>
+          <w:rFonts w:ascii="Arial Narrow" w:eastAsia="Arial Narrow" w:hAnsi="Arial Narrow" w:cs="Arial Narrow"/>
+          <w:b/>
+          <w:color w:val="000000"/>
+          <w:kern w:val="0"/>
+          <w:lang w:eastAsia="es-PE"/>
+          <w14:ligatures w14:val="none"/>
+        </w:rPr>
+        <w:t/>
       </w:r>
     </w:p>
     <w:p>
@@ -612,7 +612,7 @@
           <w:lang w:val="es-ES" w:eastAsia="es-ES"/>
           <w14:ligatures w14:val="none"/>
         </w:rPr>
-        <w:t xml:space="preserve">Mediante </w:t>
+        <w:t xml:space="preserve">Mediante el escrito del 20 de noviembre de 2025, el señor [APELLIDO] denunció a Quálitas por presuntas infracciones a la Ley 29571, Código de Protección y Defensa del Consumidor (en adelante, Código), señalando lo siguiente:</w:t>
       </w:r>
       <w:r>
         <w:rPr>
@@ -622,7 +622,7 @@
           <w:lang w:val="es-ES" w:eastAsia="es-ES"/>
           <w14:ligatures w14:val="none"/>
         </w:rPr>
-        <w:t xml:space="preserve">el escrito del </w:t>
+        <w:t xml:space="preserve"/>
       </w:r>
       <w:r>
         <w:rPr>
@@ -632,7 +632,7 @@
           <w:lang w:val="es-ES" w:eastAsia="es-ES"/>
           <w14:ligatures w14:val="none"/>
         </w:rPr>
-        <w:t>20</w:t>
+        <w:t/>
       </w:r>
       <w:r>
         <w:rPr>
@@ -642,7 +642,7 @@
           <w:lang w:val="es-ES" w:eastAsia="es-ES"/>
           <w14:ligatures w14:val="none"/>
         </w:rPr>
-        <w:t xml:space="preserve"> de </w:t>
+        <w:t xml:space="preserve"/>
       </w:r>
       <w:r>
         <w:rPr>
@@ -652,7 +652,7 @@
           <w:lang w:val="es-ES" w:eastAsia="es-ES"/>
           <w14:ligatures w14:val="none"/>
         </w:rPr>
-        <w:t>noviembre</w:t>
+        <w:t/>
       </w:r>
       <w:r>
         <w:rPr>
@@ -662,7 +662,7 @@
           <w:lang w:val="es-ES" w:eastAsia="es-ES"/>
           <w14:ligatures w14:val="none"/>
         </w:rPr>
-        <w:t xml:space="preserve"> de 2025</w:t>
+        <w:t xml:space="preserve"/>
       </w:r>
       <w:r>
         <w:rPr>
@@ -681,7 +681,7 @@
           <w:kern w:val="0"/>
           <w14:ligatures w14:val="none"/>
         </w:rPr>
-        <w:t>,</w:t>
+        <w:t/>
       </w:r>
       <w:r>
         <w:rPr>
@@ -689,7 +689,7 @@
           <w:kern w:val="0"/>
           <w14:ligatures w14:val="none"/>
         </w:rPr>
-        <w:t xml:space="preserve"> </w:t>
+        <w:t xml:space="preserve"/>
       </w:r>
       <w:r>
         <w:rPr>
@@ -697,7 +697,7 @@
           <w:kern w:val="0"/>
           <w14:ligatures w14:val="none"/>
         </w:rPr>
-        <w:t>el</w:t>
+        <w:t/>
       </w:r>
       <w:r>
         <w:rPr>
@@ -705,7 +705,7 @@
           <w:kern w:val="0"/>
           <w14:ligatures w14:val="none"/>
         </w:rPr>
-        <w:t xml:space="preserve"> señor </w:t>
+        <w:t xml:space="preserve"/>
       </w:r>
       <w:r>
         <w:rPr>
@@ -713,7 +713,7 @@
           <w:kern w:val="0"/>
           <w14:ligatures w14:val="none"/>
         </w:rPr>
-        <w:t xml:space="preserve">Grajeda </w:t>
+        <w:t xml:space="preserve"/>
       </w:r>
       <w:r>
         <w:rPr>
@@ -721,7 +721,7 @@
           <w:kern w:val="0"/>
           <w14:ligatures w14:val="none"/>
         </w:rPr>
-        <w:t>d</w:t>
+        <w:t/>
       </w:r>
       <w:r>
         <w:rPr>
@@ -731,7 +731,7 @@
           <w:lang w:val="es-ES" w:eastAsia="es-ES"/>
           <w14:ligatures w14:val="none"/>
         </w:rPr>
-        <w:t xml:space="preserve">enunció a </w:t>
+        <w:t xml:space="preserve"/>
       </w:r>
       <w:proofErr w:type="spellStart"/>
       <w:r>
@@ -742,7 +742,7 @@
           <w:lang w:val="es-ES" w:eastAsia="es-ES"/>
           <w14:ligatures w14:val="none"/>
         </w:rPr>
-        <w:t>Quálitas</w:t>
+        <w:t/>
       </w:r>
       <w:proofErr w:type="spellEnd"/>
       <w:r>
@@ -753,7 +753,7 @@
           <w:lang w:val="es-ES" w:eastAsia="es-ES"/>
           <w14:ligatures w14:val="none"/>
         </w:rPr>
-        <w:t xml:space="preserve"> </w:t>
+        <w:t xml:space="preserve"/>
       </w:r>
       <w:r>
         <w:rPr>
@@ -763,7 +763,7 @@
           <w:lang w:val="es-ES" w:eastAsia="es-ES"/>
           <w14:ligatures w14:val="none"/>
         </w:rPr>
-        <w:t xml:space="preserve">por presuntas infracciones a la Ley 29571, </w:t>
+        <w:t xml:space="preserve"/>
       </w:r>
       <w:r>
         <w:rPr>
@@ -773,7 +773,7 @@
           <w:lang w:val="es-ES" w:eastAsia="es-ES"/>
           <w14:ligatures w14:val="none"/>
         </w:rPr>
-        <w:t>Código de Protección y Defensa del Consumidor (en adelante, Código)</w:t>
+        <w:t/>
       </w:r>
       <w:r>
         <w:rPr>
@@ -794,7 +794,7 @@
           <w:lang w:val="es-ES" w:eastAsia="es-ES"/>
           <w14:ligatures w14:val="none"/>
         </w:rPr>
-        <w:t xml:space="preserve">, señalando </w:t>
+        <w:t xml:space="preserve"/>
       </w:r>
       <w:r>
         <w:rPr>
@@ -805,7 +805,7 @@
           <w:lang w:val="es-ES" w:eastAsia="es-ES"/>
           <w14:ligatures w14:val="none"/>
         </w:rPr>
-        <w:t>lo siguiente:</w:t>
+        <w:t/>
       </w:r>
     </w:p>
     <w:p>
@@ -1139,7 +1139,7 @@
           <w:lang w:eastAsia="es-ES"/>
           <w14:ligatures w14:val="none"/>
         </w:rPr>
-        <w:t>El mismo día</w:t>
+        <w:t xml:space="preserve">El mismo día, en la dependencia policial le informaron que debía esperar al efectivo encargado de tránsito; luego de ello, alrededor de las 11:30 horas se realizó la declaración del conductor del vehículo asegurado, la práctica de dosaje etílico y el peritaje correspondiente. El reporte del siniestro fue presentado a Quálitas, considerando [APELLIDO] tiempos de espera en la comisaría y [APELLIDO] trámites exigidos por las autoridades y entidades intervinientes, y que el conductor se encontraba recibiendo atención médica.</w:t>
       </w:r>
       <w:r>
         <w:rPr>
@@ -1149,7 +1149,7 @@
           <w:lang w:eastAsia="es-ES"/>
           <w14:ligatures w14:val="none"/>
         </w:rPr>
-        <w:t xml:space="preserve">, </w:t>
+        <w:t xml:space="preserve"/>
       </w:r>
       <w:r>
         <w:rPr>
@@ -1159,7 +1159,7 @@
           <w:lang w:eastAsia="es-ES"/>
           <w14:ligatures w14:val="none"/>
         </w:rPr>
-        <w:t xml:space="preserve">en la dependencia policial le informaron que debía esperar al efectivo encargado de tránsito; luego de ello, </w:t>
+        <w:t xml:space="preserve"/>
       </w:r>
       <w:r>
         <w:rPr>
@@ -1169,7 +1169,7 @@
           <w:lang w:eastAsia="es-ES"/>
           <w14:ligatures w14:val="none"/>
         </w:rPr>
-        <w:t>alrededor de las 11:30 horas</w:t>
+        <w:t/>
       </w:r>
       <w:r>
         <w:rPr>
@@ -1179,7 +1179,7 @@
           <w:lang w:eastAsia="es-ES"/>
           <w14:ligatures w14:val="none"/>
         </w:rPr>
-        <w:t xml:space="preserve"> se realizó la declaración del conductor del vehículo asegurado, la práctica de dosaje etílico y</w:t>
+        <w:t xml:space="preserve"/>
       </w:r>
       <w:r>
         <w:rPr>
@@ -1189,7 +1189,7 @@
           <w:lang w:eastAsia="es-ES"/>
           <w14:ligatures w14:val="none"/>
         </w:rPr>
-        <w:t xml:space="preserve"> el peritaje correspondiente</w:t>
+        <w:t xml:space="preserve"/>
       </w:r>
       <w:r>
         <w:rPr>
@@ -1199,7 +1199,7 @@
           <w:lang w:eastAsia="es-ES"/>
           <w14:ligatures w14:val="none"/>
         </w:rPr>
-        <w:t>.</w:t>
+        <w:t/>
       </w:r>
       <w:r>
         <w:rPr>
@@ -1209,7 +1209,7 @@
           <w:lang w:eastAsia="es-ES"/>
           <w14:ligatures w14:val="none"/>
         </w:rPr>
-        <w:t xml:space="preserve"> </w:t>
+        <w:t xml:space="preserve"/>
       </w:r>
       <w:r>
         <w:rPr>
@@ -1219,7 +1219,7 @@
           <w:lang w:eastAsia="es-ES"/>
           <w14:ligatures w14:val="none"/>
         </w:rPr>
-        <w:t>El</w:t>
+        <w:t/>
       </w:r>
       <w:r>
         <w:rPr>
@@ -1229,7 +1229,7 @@
           <w:lang w:eastAsia="es-ES"/>
           <w14:ligatures w14:val="none"/>
         </w:rPr>
-        <w:t xml:space="preserve"> report</w:t>
+        <w:t xml:space="preserve"/>
       </w:r>
       <w:r>
         <w:rPr>
@@ -1239,7 +1239,7 @@
           <w:lang w:eastAsia="es-ES"/>
           <w14:ligatures w14:val="none"/>
         </w:rPr>
-        <w:t>e</w:t>
+        <w:t/>
       </w:r>
       <w:r>
         <w:rPr>
@@ -1249,7 +1249,7 @@
           <w:lang w:eastAsia="es-ES"/>
           <w14:ligatures w14:val="none"/>
         </w:rPr>
-        <w:t xml:space="preserve"> </w:t>
+        <w:t xml:space="preserve"/>
       </w:r>
       <w:r>
         <w:rPr>
@@ -1259,7 +1259,7 @@
           <w:lang w:eastAsia="es-ES"/>
           <w14:ligatures w14:val="none"/>
         </w:rPr>
-        <w:t>d</w:t>
+        <w:t/>
       </w:r>
       <w:r>
         <w:rPr>
@@ -1269,7 +1269,7 @@
           <w:lang w:eastAsia="es-ES"/>
           <w14:ligatures w14:val="none"/>
         </w:rPr>
-        <w:t xml:space="preserve">el siniestro </w:t>
+        <w:t xml:space="preserve"/>
       </w:r>
       <w:r>
         <w:rPr>
@@ -1279,7 +1279,7 @@
           <w:lang w:eastAsia="es-ES"/>
           <w14:ligatures w14:val="none"/>
         </w:rPr>
-        <w:t>fue presentado a</w:t>
+        <w:t/>
       </w:r>
       <w:r>
         <w:rPr>
@@ -1289,7 +1289,7 @@
           <w:lang w:eastAsia="es-ES"/>
           <w14:ligatures w14:val="none"/>
         </w:rPr>
-        <w:t xml:space="preserve"> </w:t>
+        <w:t xml:space="preserve"/>
       </w:r>
       <w:proofErr w:type="spellStart"/>
       <w:r>
@@ -1300,7 +1300,7 @@
           <w:lang w:val="es-ES" w:eastAsia="es-ES"/>
           <w14:ligatures w14:val="none"/>
         </w:rPr>
-        <w:t>Quálitas</w:t>
+        <w:t/>
       </w:r>
       <w:proofErr w:type="spellEnd"/>
       <w:r>
@@ -1311,7 +1311,7 @@
           <w:lang w:eastAsia="es-ES"/>
           <w14:ligatures w14:val="none"/>
         </w:rPr>
-        <w:t>, considerando los tiempos de espera en la comisaría y los trámites exigidos por las autoridades y entidades intervinientes</w:t>
+        <w:t/>
       </w:r>
       <w:r>
         <w:rPr>
@@ -1321,7 +1321,7 @@
           <w:lang w:eastAsia="es-ES"/>
           <w14:ligatures w14:val="none"/>
         </w:rPr>
-        <w:t xml:space="preserve">, y </w:t>
+        <w:t xml:space="preserve"/>
       </w:r>
       <w:r>
         <w:rPr>
@@ -1331,7 +1331,7 @@
           <w:lang w:eastAsia="es-ES"/>
           <w14:ligatures w14:val="none"/>
         </w:rPr>
-        <w:t>que el conductor se encontraba recibiendo atención médica</w:t>
+        <w:t/>
       </w:r>
       <w:r>
         <w:rPr>
@@ -1341,7 +1341,7 @@
           <w:lang w:eastAsia="es-ES"/>
           <w14:ligatures w14:val="none"/>
         </w:rPr>
-        <w:t>.</w:t>
+        <w:t/>
       </w:r>
     </w:p>
     <w:p>
@@ -1900,7 +1900,7 @@
           <w:lang w:val="es-ES" w:eastAsia="es-ES"/>
           <w14:ligatures w14:val="none"/>
         </w:rPr>
-        <w:t>El</w:t>
+        <w:t xml:space="preserve">El señor [APELLIDO] solicitó, en calidad de medida correctiva, que Quálitas cumpla con otorgar la cobertura total del Seguro Vehicular por el accidente vehicular ocurrido el 5 de octubre de 2025, incluyendo la reparación integral del vehículo asegurado. Asimismo, requirió el reembolso de costos y costas del presente procedimiento.</w:t>
       </w:r>
       <w:r>
         <w:rPr>
@@ -1910,7 +1910,7 @@
           <w:lang w:val="es-ES" w:eastAsia="es-ES"/>
           <w14:ligatures w14:val="none"/>
         </w:rPr>
-        <w:t xml:space="preserve"> </w:t>
+        <w:t xml:space="preserve"/>
       </w:r>
       <w:r>
         <w:rPr>
@@ -1918,7 +1918,7 @@
           <w:kern w:val="0"/>
           <w14:ligatures w14:val="none"/>
         </w:rPr>
-        <w:t xml:space="preserve">señor Grajeda </w:t>
+        <w:t xml:space="preserve"/>
       </w:r>
       <w:r>
         <w:rPr>
@@ -1928,7 +1928,7 @@
           <w:lang w:val="es-ES" w:eastAsia="es-ES"/>
           <w14:ligatures w14:val="none"/>
         </w:rPr>
-        <w:t xml:space="preserve">solicitó, en calidad de medida correctiva, que </w:t>
+        <w:t xml:space="preserve"/>
       </w:r>
       <w:proofErr w:type="spellStart"/>
       <w:r>
@@ -1939,7 +1939,7 @@
           <w:lang w:val="es-ES" w:eastAsia="es-ES"/>
           <w14:ligatures w14:val="none"/>
         </w:rPr>
-        <w:t>Quálitas</w:t>
+        <w:t/>
       </w:r>
       <w:proofErr w:type="spellEnd"/>
       <w:r>
@@ -1950,7 +1950,7 @@
           <w:lang w:val="es-ES" w:eastAsia="es-ES"/>
           <w14:ligatures w14:val="none"/>
         </w:rPr>
-        <w:t xml:space="preserve"> </w:t>
+        <w:t xml:space="preserve"/>
       </w:r>
       <w:r>
         <w:rPr>
@@ -1960,7 +1960,7 @@
           <w:lang w:val="es-ES" w:eastAsia="es-ES"/>
           <w14:ligatures w14:val="none"/>
         </w:rPr>
-        <w:t xml:space="preserve">cumpla con </w:t>
+        <w:t xml:space="preserve"/>
       </w:r>
       <w:r>
         <w:rPr>
@@ -1970,7 +1970,7 @@
           <w:lang w:val="es-ES" w:eastAsia="es-ES"/>
           <w14:ligatures w14:val="none"/>
         </w:rPr>
-        <w:t xml:space="preserve">otorgar la cobertura total del </w:t>
+        <w:t xml:space="preserve"/>
       </w:r>
       <w:r>
         <w:rPr>
@@ -1980,7 +1980,7 @@
           <w:lang w:eastAsia="es-ES"/>
           <w14:ligatures w14:val="none"/>
         </w:rPr>
-        <w:t>Seguro Vehicular</w:t>
+        <w:t/>
       </w:r>
       <w:r>
         <w:rPr>
@@ -1990,7 +1990,7 @@
           <w:lang w:val="es-ES" w:eastAsia="es-ES"/>
           <w14:ligatures w14:val="none"/>
         </w:rPr>
-        <w:t xml:space="preserve"> por el accidente vehicular </w:t>
+        <w:t xml:space="preserve"/>
       </w:r>
       <w:r>
         <w:rPr>
@@ -2000,7 +2000,7 @@
           <w:lang w:val="es-ES" w:eastAsia="es-ES"/>
           <w14:ligatures w14:val="none"/>
         </w:rPr>
-        <w:t xml:space="preserve">ocurrido el 5 de octubre de 2025, incluyendo la </w:t>
+        <w:t xml:space="preserve"/>
       </w:r>
       <w:r>
         <w:rPr>
@@ -2010,7 +2010,7 @@
           <w:lang w:val="es-ES" w:eastAsia="es-ES"/>
           <w14:ligatures w14:val="none"/>
         </w:rPr>
-        <w:t>reparación integral del vehículo asegurado</w:t>
+        <w:t/>
       </w:r>
       <w:r>
         <w:rPr>
@@ -2020,7 +2020,7 @@
           <w:lang w:val="es-ES" w:eastAsia="es-ES"/>
           <w14:ligatures w14:val="none"/>
         </w:rPr>
-        <w:t>. Asimismo, requirió el reembolso de costos y costas del presente procedimiento.</w:t>
+        <w:t/>
       </w:r>
     </w:p>
     <w:p>
@@ -2117,7 +2117,7 @@
           <w:lang w:eastAsia="es-PE"/>
           <w14:ligatures w14:val="none"/>
         </w:rPr>
-        <w:t>La Secretaría Técnica de la Comisión de Protección al Consumidor 1 (en adelante, la Secretaría Técnica), en ejercicio de sus facultades</w:t>
+        <w:t xml:space="preserve">La Secretaría Técnica de la Comisión de Protección al Consumidor 1 (en adelante, la Secretaría Técnica), en ejercicio de sus facultades, considera que el hecho denunciado, consistente en que la compañía aseguradora habría negado injustificadamente al denunciante la cobertura de la Póliza 0070241966 del Seguro Vehicular por el accidente vehicular ocurrido el 5 de octubre de 2025; involucraría una presunta afectación a sus expectativas, quien no habría encontrado una correspondencia entre lo que esperaba recibir de parte del proveedor y lo que realmente recibió. Por consiguiente, corresponde calificar el hecho materia de denuncia como una presunta infracción al deber de idoneidad, tipificado en [APELLIDO] artículos 18 y 19 del Código.</w:t>
       </w:r>
       <w:bookmarkEnd w:id="3"/>
       <w:bookmarkEnd w:id="4"/>
@@ -2139,7 +2139,7 @@
           <w:lang w:eastAsia="es-PE"/>
           <w14:ligatures w14:val="none"/>
         </w:rPr>
-        <w:t xml:space="preserve">, </w:t>
+        <w:t xml:space="preserve"/>
       </w:r>
       <w:r>
         <w:rPr>
@@ -2149,15 +2149,15 @@
           <w:lang w:eastAsia="es-PE"/>
           <w14:ligatures w14:val="none"/>
         </w:rPr>
-        <w:t xml:space="preserve">considera </w:t>
-      </w:r>
-      <w:r>
-        <w:rPr>
-          <w:rFonts w:ascii="Arial Narrow" w:eastAsia="Arial Narrow" w:hAnsi="Arial Narrow" w:cs="Arial Narrow"/>
-          <w:kern w:val="0"/>
-          <w14:ligatures w14:val="none"/>
-        </w:rPr>
-        <w:t xml:space="preserve">que el hecho denunciado, </w:t>
+        <w:t xml:space="preserve"/>
+      </w:r>
+      <w:r>
+        <w:rPr>
+          <w:rFonts w:ascii="Arial Narrow" w:eastAsia="Arial Narrow" w:hAnsi="Arial Narrow" w:cs="Arial Narrow"/>
+          <w:kern w:val="0"/>
+          <w14:ligatures w14:val="none"/>
+        </w:rPr>
+        <w:t xml:space="preserve"/>
       </w:r>
       <w:bookmarkStart w:id="6" w:name="_Hlk211591623"/>
       <w:r>
@@ -2166,7 +2166,7 @@
           <w:kern w:val="0"/>
           <w14:ligatures w14:val="none"/>
         </w:rPr>
-        <w:t xml:space="preserve">consistente en que </w:t>
+        <w:t xml:space="preserve"/>
       </w:r>
       <w:bookmarkStart w:id="7" w:name="_Hlk213160885"/>
       <w:bookmarkStart w:id="8" w:name="_Hlk213151898"/>
@@ -2180,15 +2180,15 @@
           <w:lang w:eastAsia="es-PE"/>
           <w14:ligatures w14:val="none"/>
         </w:rPr>
-        <w:t>la compañía aseguradora habría negado injustificadamente al denunciante la cobertura de la Póliza 0070241966 del Seguro Vehicular por el accidente vehicular ocurrido el 5 de octubre de 2025</w:t>
-      </w:r>
-      <w:r>
-        <w:rPr>
-          <w:rFonts w:ascii="Arial Narrow" w:eastAsia="Arial Narrow" w:hAnsi="Arial Narrow" w:cs="Arial Narrow"/>
-          <w:kern w:val="0"/>
-          <w14:ligatures w14:val="none"/>
-        </w:rPr>
-        <w:t>; involucraría una presunta afectación a sus expectativas, quien no habría encontrado una correspondencia entre lo que esperaba recibir de parte del proveedor y lo que realmente recibió. Por consiguiente, corresponde calificar el hecho materia de denuncia como una presunta infracción al deber de idoneidad, tipificado en los artículos 18</w:t>
+        <w:t/>
+      </w:r>
+      <w:r>
+        <w:rPr>
+          <w:rFonts w:ascii="Arial Narrow" w:eastAsia="Arial Narrow" w:hAnsi="Arial Narrow" w:cs="Arial Narrow"/>
+          <w:kern w:val="0"/>
+          <w14:ligatures w14:val="none"/>
+        </w:rPr>
+        <w:t/>
       </w:r>
       <w:r>
         <w:rPr>
@@ -2206,7 +2206,7 @@
           <w:kern w:val="0"/>
           <w14:ligatures w14:val="none"/>
         </w:rPr>
-        <w:t xml:space="preserve"> y 19</w:t>
+        <w:t xml:space="preserve"/>
       </w:r>
       <w:r>
         <w:rPr>
@@ -2224,7 +2224,7 @@
           <w:kern w:val="0"/>
           <w14:ligatures w14:val="none"/>
         </w:rPr>
-        <w:t xml:space="preserve"> del Código</w:t>
+        <w:t xml:space="preserve"/>
       </w:r>
       <w:bookmarkStart w:id="10" w:name="_Hlk213160896"/>
       <w:bookmarkEnd w:id="7"/>
@@ -2244,7 +2244,7 @@
           <w:kern w:val="0"/>
           <w14:ligatures w14:val="none"/>
         </w:rPr>
-        <w:t>.</w:t>
+        <w:t/>
       </w:r>
       <w:bookmarkEnd w:id="8"/>
     </w:p>
@@ -2285,7 +2285,7 @@
           <w14:ligatures w14:val="none"/>
         </w:rPr>
         <w:lastRenderedPageBreak/>
-        <w:t xml:space="preserve">Así también, la Secretaría Técnica, en ejercicio de sus facultades, </w:t>
+        <w:t xml:space="preserve">Así también, la Secretaría Técnica, en ejercicio de sus facultades, considera que el hecho denunciado, consistente en que la compañía aseguradora no habría cumplido con asignar al denunciante un asesor que lo orientara respecto del procedimiento para la activación y evaluación de cobertura de la Póliza 0070241966 del Seguro Vehicular; involucraría una presunta afectación a sus expectativas, quien no habría encontrado una correspondencia entre lo que esperaba recibir de parte del proveedor y lo que realmente recibió. Por consiguiente, corresponde calificar el hecho materia de denuncia como una presunta infracción al deber de idoneidad, tipificado en [APELLIDO] artículos 18 y 19 del Código. </w:t>
       </w:r>
       <w:r>
         <w:rPr>
@@ -2295,15 +2295,15 @@
           <w:lang w:eastAsia="es-PE"/>
           <w14:ligatures w14:val="none"/>
         </w:rPr>
-        <w:t xml:space="preserve">considera </w:t>
-      </w:r>
-      <w:r>
-        <w:rPr>
-          <w:rFonts w:ascii="Arial Narrow" w:eastAsia="Arial Narrow" w:hAnsi="Arial Narrow" w:cs="Arial Narrow"/>
-          <w:kern w:val="0"/>
-          <w14:ligatures w14:val="none"/>
-        </w:rPr>
-        <w:t xml:space="preserve">que el hecho denunciado, consistente en que </w:t>
+        <w:t xml:space="preserve"/>
+      </w:r>
+      <w:r>
+        <w:rPr>
+          <w:rFonts w:ascii="Arial Narrow" w:eastAsia="Arial Narrow" w:hAnsi="Arial Narrow" w:cs="Arial Narrow"/>
+          <w:kern w:val="0"/>
+          <w14:ligatures w14:val="none"/>
+        </w:rPr>
+        <w:t xml:space="preserve"/>
       </w:r>
       <w:bookmarkEnd w:id="11"/>
       <w:r>
@@ -2315,15 +2315,15 @@
           <w:lang w:eastAsia="es-PE"/>
           <w14:ligatures w14:val="none"/>
         </w:rPr>
-        <w:t>la compañía aseguradora no habría cumplido con asignar al denunciante un asesor que lo orientara respecto del procedimiento para la activación y evaluación de cobertura de la Póliza 0070241966 del Seguro Vehicular</w:t>
-      </w:r>
-      <w:r>
-        <w:rPr>
-          <w:rFonts w:ascii="Arial Narrow" w:eastAsia="Arial Narrow" w:hAnsi="Arial Narrow" w:cs="Arial Narrow"/>
-          <w:kern w:val="0"/>
-          <w14:ligatures w14:val="none"/>
-        </w:rPr>
-        <w:t>; involucraría una presunta afectación a sus expectativas, quien no habría encontrado una correspondencia entre lo que esperaba recibir de parte del proveedor y lo que realmente recibió. Por consiguiente, corresponde calificar el hecho materia de denuncia como una presunta infracción al deber de idoneidad, tipificado en los artículos 18</w:t>
+        <w:t/>
+      </w:r>
+      <w:r>
+        <w:rPr>
+          <w:rFonts w:ascii="Arial Narrow" w:eastAsia="Arial Narrow" w:hAnsi="Arial Narrow" w:cs="Arial Narrow"/>
+          <w:kern w:val="0"/>
+          <w14:ligatures w14:val="none"/>
+        </w:rPr>
+        <w:t/>
       </w:r>
       <w:r>
         <w:rPr>
@@ -2341,7 +2341,7 @@
           <w:kern w:val="0"/>
           <w14:ligatures w14:val="none"/>
         </w:rPr>
-        <w:t xml:space="preserve"> y 19</w:t>
+        <w:t xml:space="preserve"/>
       </w:r>
       <w:r>
         <w:rPr>
@@ -2359,7 +2359,7 @@
           <w:kern w:val="0"/>
           <w14:ligatures w14:val="none"/>
         </w:rPr>
-        <w:t xml:space="preserve"> del Código</w:t>
+        <w:t xml:space="preserve"/>
       </w:r>
       <w:r>
         <w:rPr>
@@ -2370,7 +2370,7 @@
           <w:lang w:eastAsia="es-PE"/>
           <w14:ligatures w14:val="none"/>
         </w:rPr>
-        <w:t xml:space="preserve">. </w:t>
+        <w:t xml:space="preserve"/>
       </w:r>
     </w:p>
     <w:bookmarkEnd w:id="1"/>
@@ -2407,25 +2407,25 @@
           <w:kern w:val="0"/>
           <w14:ligatures w14:val="none"/>
         </w:rPr>
-        <w:t xml:space="preserve">Asimismo, </w:t>
-      </w:r>
-      <w:r>
-        <w:rPr>
-          <w:rFonts w:ascii="Arial Narrow" w:eastAsia="Times New Roman" w:hAnsi="Arial Narrow" w:cs="Arial"/>
-          <w:color w:val="000000"/>
-          <w:kern w:val="0"/>
-          <w:lang w:eastAsia="es-PE"/>
-          <w14:ligatures w14:val="none"/>
-        </w:rPr>
-        <w:t xml:space="preserve">la Secretaría Técnica, en ejercicio de sus facultades, considera </w:t>
-      </w:r>
-      <w:r>
-        <w:rPr>
-          <w:rFonts w:ascii="Arial Narrow" w:eastAsia="Arial Narrow" w:hAnsi="Arial Narrow" w:cs="Arial"/>
-          <w:kern w:val="0"/>
-          <w14:ligatures w14:val="none"/>
-        </w:rPr>
-        <w:t xml:space="preserve">que el hecho denunciado, consistente en que </w:t>
+        <w:t xml:space="preserve">Asimismo, la Secretaría Técnica, en ejercicio de sus facultades, considera que el hecho denunciado, consistente en que la compañía aseguradora habría mantenido inmovilizado el vehículo asegurado con Placa de Rodaje T8C558 por más de 32 días en la concesionaria designada, sin emitir pronunciamiento oportuno sobre la solicitud de cobertura de la Póliza 0070241966 por el siniestro del 5 de octubre de 2025; involucraría una presunta afectación a sus expectativas, quien no habría encontrado una correspondencia entre lo que esperaba recibir de parte del proveedor y lo que realmente recibió. Por consiguiente, corresponde calificar el hecho materia de denuncia como una presunta infracción al deber de idoneidad, tipificado en [APELLIDO] artículos 18 y 19 del Código.</w:t>
+      </w:r>
+      <w:r>
+        <w:rPr>
+          <w:rFonts w:ascii="Arial Narrow" w:eastAsia="Times New Roman" w:hAnsi="Arial Narrow" w:cs="Arial"/>
+          <w:color w:val="000000"/>
+          <w:kern w:val="0"/>
+          <w:lang w:eastAsia="es-PE"/>
+          <w14:ligatures w14:val="none"/>
+        </w:rPr>
+        <w:t xml:space="preserve"/>
+      </w:r>
+      <w:r>
+        <w:rPr>
+          <w:rFonts w:ascii="Arial Narrow" w:eastAsia="Arial Narrow" w:hAnsi="Arial Narrow" w:cs="Arial"/>
+          <w:kern w:val="0"/>
+          <w14:ligatures w14:val="none"/>
+        </w:rPr>
+        <w:t xml:space="preserve"/>
       </w:r>
       <w:bookmarkStart w:id="12" w:name="_Hlk213173539"/>
       <w:r>
@@ -2437,15 +2437,15 @@
           <w:lang w:eastAsia="es-PE"/>
           <w14:ligatures w14:val="none"/>
         </w:rPr>
-        <w:t>la compañía aseguradora habría mantenido inmovilizado el vehículo asegurado con Placa de Rodaje T8C558 por más de 32 días en la concesionaria designada, sin emitir pronunciamiento oportuno sobre la solicitud de cobertura de la Póliza 0070241966 por el siniestro del 5 de octubre de 2025</w:t>
-      </w:r>
-      <w:r>
-        <w:rPr>
-          <w:rFonts w:ascii="Arial Narrow" w:eastAsia="Arial Narrow" w:hAnsi="Arial Narrow" w:cs="Arial Narrow"/>
-          <w:kern w:val="0"/>
-          <w14:ligatures w14:val="none"/>
-        </w:rPr>
-        <w:t>; involucraría una presunta afectación a sus expectativas, quien no habría encontrado una correspondencia entre lo que esperaba recibir de parte del proveedor y lo que realmente recibió. Por consiguiente, corresponde calificar el hecho materia de denuncia como una presunta infracción al deber de idoneidad, tipificado en los artículos 18</w:t>
+        <w:t/>
+      </w:r>
+      <w:r>
+        <w:rPr>
+          <w:rFonts w:ascii="Arial Narrow" w:eastAsia="Arial Narrow" w:hAnsi="Arial Narrow" w:cs="Arial Narrow"/>
+          <w:kern w:val="0"/>
+          <w14:ligatures w14:val="none"/>
+        </w:rPr>
+        <w:t/>
       </w:r>
       <w:r>
         <w:rPr>
@@ -2463,7 +2463,7 @@
           <w:kern w:val="0"/>
           <w14:ligatures w14:val="none"/>
         </w:rPr>
-        <w:t xml:space="preserve"> y 19</w:t>
+        <w:t xml:space="preserve"/>
       </w:r>
       <w:r>
         <w:rPr>
@@ -2481,15 +2481,15 @@
           <w:kern w:val="0"/>
           <w14:ligatures w14:val="none"/>
         </w:rPr>
-        <w:t xml:space="preserve"> del Código</w:t>
-      </w:r>
-      <w:r>
-        <w:rPr>
-          <w:rFonts w:ascii="Arial Narrow" w:eastAsia="Arial Narrow" w:hAnsi="Arial Narrow" w:cs="Arial"/>
-          <w:kern w:val="0"/>
-          <w14:ligatures w14:val="none"/>
-        </w:rPr>
-        <w:t>.</w:t>
+        <w:t xml:space="preserve"/>
+      </w:r>
+      <w:r>
+        <w:rPr>
+          <w:rFonts w:ascii="Arial Narrow" w:eastAsia="Arial Narrow" w:hAnsi="Arial Narrow" w:cs="Arial"/>
+          <w:kern w:val="0"/>
+          <w14:ligatures w14:val="none"/>
+        </w:rPr>
+        <w:t/>
       </w:r>
       <w:bookmarkStart w:id="13" w:name="_Hlk212534267"/>
       <w:bookmarkEnd w:id="12"/>
@@ -2535,7 +2535,7 @@
           <w:lang w:eastAsia="es-PE"/>
           <w14:ligatures w14:val="none"/>
         </w:rPr>
-        <w:t>En tanto la denuncia reúne los requisitos</w:t>
+        <w:t xml:space="preserve">En tanto la denuncia reúne [APELLIDO] requisitos establecidos por la norma citada, corresponde admitirla a trámite.</w:t>
       </w:r>
       <w:r>
         <w:rPr>
@@ -2545,7 +2545,7 @@
           <w:lang w:eastAsia="es-PE"/>
           <w14:ligatures w14:val="none"/>
         </w:rPr>
-        <w:t xml:space="preserve"> establecidos por la norma citada, corresponde admitirla a trámite</w:t>
+        <w:t xml:space="preserve"/>
       </w:r>
       <w:r>
         <w:rPr>
@@ -2564,7 +2564,7 @@
           <w:lang w:eastAsia="es-PE"/>
           <w14:ligatures w14:val="none"/>
         </w:rPr>
-        <w:t>.</w:t>
+        <w:t/>
       </w:r>
       <w:bookmarkStart w:id="14" w:name="_Hlk214963039"/>
     </w:p>
@@ -2680,7 +2680,7 @@
           <w:lang w:val="es-ES" w:eastAsia="es-ES"/>
           <w14:ligatures w14:val="none"/>
         </w:rPr>
-        <w:t xml:space="preserve">A efectos de tener mayores elementos </w:t>
+        <w:t xml:space="preserve">A efectos de tener mayores elementos que sirvan para la resolución definitiva del presente caso, la Secretaría Técnica, en ejercicio de las facultades que la ley le confiere, conviene requerir a la compañía aseguradora que, en un plazo no mayor de cinco (5) días hábiles contado a partir del día siguiente de la notificación de la presente resolución, cumpla con lo siguiente: (i) presentar una copia completa, legible y debidamente suscrita de la Póliza 0070241966 del Seguro Vehicular, así como el cargo de remisión de la póliza; (ii) presentar [APELLIDO] medios probatorios que acrediten que la negativa de otorgamiento de cobertura fue justificada; y, (iii) presentar todas las comunicaciones cursadas con la parte denunciante en virtud [APELLIDO] hechos materia de denuncia. </w:t>
       </w:r>
       <w:bookmarkEnd w:id="14"/>
       <w:r>
@@ -2691,7 +2691,7 @@
           <w:lang w:val="es-ES" w:eastAsia="es-ES"/>
           <w14:ligatures w14:val="none"/>
         </w:rPr>
-        <w:t xml:space="preserve">que sirvan para la resolución definitiva del presente caso, la Secretaría Técnica, en ejercicio de las facultades que la ley le confiere, </w:t>
+        <w:t xml:space="preserve"/>
       </w:r>
       <w:r>
         <w:rPr>
@@ -2701,7 +2701,7 @@
           <w:lang w:val="es-ES" w:eastAsia="es-ES"/>
           <w14:ligatures w14:val="none"/>
         </w:rPr>
-        <w:t xml:space="preserve">conviene requerir </w:t>
+        <w:t xml:space="preserve"/>
       </w:r>
       <w:r>
         <w:rPr>
@@ -2711,7 +2711,7 @@
           <w:lang w:val="es-ES" w:eastAsia="es-ES"/>
           <w14:ligatures w14:val="none"/>
         </w:rPr>
-        <w:t xml:space="preserve">a la compañía aseguradora </w:t>
+        <w:t xml:space="preserve"/>
       </w:r>
       <w:r>
         <w:rPr>
@@ -2721,7 +2721,7 @@
           <w:lang w:val="es-ES" w:eastAsia="es-ES"/>
           <w14:ligatures w14:val="none"/>
         </w:rPr>
-        <w:t>que, en un plazo no mayor</w:t>
+        <w:t/>
       </w:r>
       <w:r>
         <w:rPr>
@@ -2731,7 +2731,7 @@
           <w:lang w:val="es-ES" w:eastAsia="es-ES"/>
           <w14:ligatures w14:val="none"/>
         </w:rPr>
-        <w:t xml:space="preserve"> de cinco (5) días hábiles contado a partir del día siguiente de la notificación de la presente resolución, cumpla con lo siguiente</w:t>
+        <w:t xml:space="preserve"/>
       </w:r>
       <w:r>
         <w:rPr>
@@ -2741,7 +2741,7 @@
           <w:lang w:val="es-ES" w:eastAsia="es-ES"/>
           <w14:ligatures w14:val="none"/>
         </w:rPr>
-        <w:t xml:space="preserve">: </w:t>
+        <w:t xml:space="preserve"/>
       </w:r>
       <w:r>
         <w:rPr>
@@ -2751,7 +2751,7 @@
           <w:lang w:val="es-ES" w:eastAsia="es-ES"/>
           <w14:ligatures w14:val="none"/>
         </w:rPr>
-        <w:t>(i) presentar una copia completa, legible y debidamente suscrita de la Póliza 0070241966 del Seguro Vehicular, así como el cargo de remisión de la póliza; (</w:t>
+        <w:t/>
       </w:r>
       <w:proofErr w:type="spellStart"/>
       <w:r>
@@ -2762,7 +2762,7 @@
           <w:lang w:val="es-ES" w:eastAsia="es-ES"/>
           <w14:ligatures w14:val="none"/>
         </w:rPr>
-        <w:t>ii</w:t>
+        <w:t/>
       </w:r>
       <w:proofErr w:type="spellEnd"/>
       <w:r>
@@ -2773,7 +2773,7 @@
           <w:lang w:val="es-ES" w:eastAsia="es-ES"/>
           <w14:ligatures w14:val="none"/>
         </w:rPr>
-        <w:t>) presentar los medios probatorios que acrediten que la negativa de otorgamiento de cobertura fue justificada; y, (</w:t>
+        <w:t/>
       </w:r>
       <w:proofErr w:type="spellStart"/>
       <w:r>
@@ -2784,7 +2784,7 @@
           <w:lang w:val="es-ES" w:eastAsia="es-ES"/>
           <w14:ligatures w14:val="none"/>
         </w:rPr>
-        <w:t>iii</w:t>
+        <w:t/>
       </w:r>
       <w:proofErr w:type="spellEnd"/>
       <w:r>
@@ -2795,7 +2795,7 @@
           <w:lang w:val="es-ES" w:eastAsia="es-ES"/>
           <w14:ligatures w14:val="none"/>
         </w:rPr>
-        <w:t>) presentar todas las comunicaciones cursadas con la parte denunciante en virtud de los hechos materia de denuncia</w:t>
+        <w:t/>
       </w:r>
       <w:r>
         <w:rPr>
@@ -2805,7 +2805,7 @@
           <w:lang w:val="es-ES" w:eastAsia="es-ES"/>
           <w14:ligatures w14:val="none"/>
         </w:rPr>
-        <w:t>.</w:t>
+        <w:t/>
       </w:r>
       <w:r>
         <w:rPr>
@@ -2815,7 +2815,7 @@
           <w:lang w:eastAsia="es-ES"/>
           <w14:ligatures w14:val="none"/>
         </w:rPr>
-        <w:t xml:space="preserve"> </w:t>
+        <w:t xml:space="preserve"/>
       </w:r>
     </w:p>
     <w:bookmarkEnd w:id="15"/>
@@ -2904,7 +2904,7 @@
           <w:lang w:eastAsia="es-PE"/>
           <w14:ligatures w14:val="none"/>
         </w:rPr>
-        <w:t xml:space="preserve">PRIMERO: </w:t>
+        <w:t xml:space="preserve">PRIMERO: admitir a trámite la denuncia del 20 de noviembre de 2025 interpuesta por el señor [DENUNCIANTE] contra Quálitas Compañía de Seguros S.A., por lo siguiente:</w:t>
       </w:r>
       <w:r>
         <w:rPr>
@@ -2915,7 +2915,7 @@
           <w:lang w:eastAsia="es-PE"/>
           <w14:ligatures w14:val="none"/>
         </w:rPr>
-        <w:t xml:space="preserve">admitir a trámite la denuncia del </w:t>
+        <w:t xml:space="preserve"/>
       </w:r>
       <w:r>
         <w:rPr>
@@ -2926,7 +2926,7 @@
           <w:lang w:eastAsia="es-PE"/>
           <w14:ligatures w14:val="none"/>
         </w:rPr>
-        <w:t>20 de noviembre de 2025</w:t>
+        <w:t/>
       </w:r>
       <w:r>
         <w:rPr>
@@ -2937,7 +2937,7 @@
           <w:lang w:eastAsia="es-PE"/>
           <w14:ligatures w14:val="none"/>
         </w:rPr>
-        <w:t xml:space="preserve"> </w:t>
+        <w:t xml:space="preserve"/>
       </w:r>
       <w:r>
         <w:rPr>
@@ -2948,7 +2948,7 @@
           <w:lang w:eastAsia="es-PE"/>
           <w14:ligatures w14:val="none"/>
         </w:rPr>
-        <w:t xml:space="preserve">interpuesta </w:t>
+        <w:t xml:space="preserve"/>
       </w:r>
       <w:r>
         <w:rPr>
@@ -2959,7 +2959,7 @@
           <w:lang w:eastAsia="es-PE"/>
           <w14:ligatures w14:val="none"/>
         </w:rPr>
-        <w:t xml:space="preserve">por el </w:t>
+        <w:t xml:space="preserve"/>
       </w:r>
       <w:r>
         <w:rPr>
@@ -2970,7 +2970,7 @@
           <w:lang w:eastAsia="es-PE"/>
           <w14:ligatures w14:val="none"/>
         </w:rPr>
-        <w:t xml:space="preserve">señor Mijael Frank Fabrizzio Grajeda de los </w:t>
+        <w:t xml:space="preserve"/>
       </w:r>
       <w:r>
         <w:rPr>
@@ -2981,7 +2981,7 @@
           <w:lang w:eastAsia="es-PE"/>
           <w14:ligatures w14:val="none"/>
         </w:rPr>
-        <w:t>Santos</w:t>
+        <w:t/>
       </w:r>
       <w:r>
         <w:rPr>
@@ -2992,7 +2992,7 @@
           <w:lang w:eastAsia="es-PE"/>
           <w14:ligatures w14:val="none"/>
         </w:rPr>
-        <w:t xml:space="preserve"> contra </w:t>
+        <w:t xml:space="preserve"/>
       </w:r>
       <w:proofErr w:type="spellStart"/>
       <w:r>
@@ -3004,7 +3004,7 @@
           <w:lang w:eastAsia="es-PE"/>
           <w14:ligatures w14:val="none"/>
         </w:rPr>
-        <w:t>Quálitas</w:t>
+        <w:t/>
       </w:r>
       <w:proofErr w:type="spellEnd"/>
       <w:r>
@@ -3016,7 +3016,7 @@
           <w:lang w:eastAsia="es-PE"/>
           <w14:ligatures w14:val="none"/>
         </w:rPr>
-        <w:t xml:space="preserve"> Compañía de Seguros S.A.</w:t>
+        <w:t xml:space="preserve"/>
       </w:r>
       <w:r>
         <w:rPr>
@@ -3027,7 +3027,7 @@
           <w:lang w:eastAsia="es-PE"/>
           <w14:ligatures w14:val="none"/>
         </w:rPr>
-        <w:t xml:space="preserve">, </w:t>
+        <w:t xml:space="preserve"/>
       </w:r>
       <w:bookmarkStart w:id="16" w:name="_Hlk215062067"/>
       <w:r>
@@ -3039,7 +3039,7 @@
           <w:lang w:eastAsia="es-PE"/>
           <w14:ligatures w14:val="none"/>
         </w:rPr>
-        <w:t>por lo siguiente:</w:t>
+        <w:t/>
       </w:r>
     </w:p>
     <w:p>
@@ -3084,7 +3084,7 @@
           <w:lang w:eastAsia="es-PE"/>
           <w14:ligatures w14:val="none"/>
         </w:rPr>
-        <w:t>Presunta</w:t>
+        <w:t xml:space="preserve">Presunta infracción a [APELLIDO] artículos 18 y 19 de la Ley 29571, Código de Protección y Defensa del Consumidor, en tanto la compañía aseguradora habría negado injustificadamente al denunciante la cobertura de la Póliza 0070241966 del Seguro Vehicular por el accidente vehicular ocurrido el 5 de octubre de 2025.</w:t>
       </w:r>
       <w:r>
         <w:rPr>
@@ -3094,7 +3094,7 @@
           <w:lang w:eastAsia="es-PE"/>
           <w14:ligatures w14:val="none"/>
         </w:rPr>
-        <w:t xml:space="preserve"> infracción a los artículos 18 y 19</w:t>
+        <w:t xml:space="preserve"/>
       </w:r>
       <w:r>
         <w:rPr>
@@ -3103,7 +3103,7 @@
           <w:lang w:eastAsia="es-PE"/>
           <w14:ligatures w14:val="none"/>
         </w:rPr>
-        <w:t xml:space="preserve"> de </w:t>
+        <w:t xml:space="preserve"/>
       </w:r>
       <w:r>
         <w:rPr>
@@ -3113,7 +3113,7 @@
           <w:lang w:eastAsia="es-PE"/>
           <w14:ligatures w14:val="none"/>
         </w:rPr>
-        <w:t xml:space="preserve">la Ley 29571, Código de Protección y Defensa del Consumidor, en tanto </w:t>
+        <w:t xml:space="preserve"/>
       </w:r>
       <w:r>
         <w:rPr>
@@ -3123,7 +3123,7 @@
           <w:lang w:eastAsia="es-PE"/>
           <w14:ligatures w14:val="none"/>
         </w:rPr>
-        <w:t xml:space="preserve">la compañía aseguradora habría negado injustificadamente al denunciante la cobertura </w:t>
+        <w:t xml:space="preserve"/>
       </w:r>
       <w:r>
         <w:rPr>
@@ -3133,7 +3133,7 @@
           <w:lang w:eastAsia="es-PE"/>
           <w14:ligatures w14:val="none"/>
         </w:rPr>
-        <w:t xml:space="preserve">de la Póliza 0070241966 del Seguro Vehicular </w:t>
+        <w:t xml:space="preserve"/>
       </w:r>
       <w:r>
         <w:rPr>
@@ -3143,7 +3143,7 @@
           <w:lang w:eastAsia="es-PE"/>
           <w14:ligatures w14:val="none"/>
         </w:rPr>
-        <w:t xml:space="preserve">por el </w:t>
+        <w:t xml:space="preserve"/>
       </w:r>
       <w:r>
         <w:rPr>
@@ -3153,7 +3153,7 @@
           <w:lang w:eastAsia="es-PE"/>
           <w14:ligatures w14:val="none"/>
         </w:rPr>
-        <w:t xml:space="preserve">accidente vehicular ocurrido </w:t>
+        <w:t xml:space="preserve"/>
       </w:r>
       <w:r>
         <w:rPr>
@@ -3163,7 +3163,7 @@
           <w:lang w:eastAsia="es-PE"/>
           <w14:ligatures w14:val="none"/>
         </w:rPr>
-        <w:t xml:space="preserve">el </w:t>
+        <w:t xml:space="preserve"/>
       </w:r>
       <w:r>
         <w:rPr>
@@ -3173,15 +3173,15 @@
           <w:lang w:eastAsia="es-ES"/>
           <w14:ligatures w14:val="none"/>
         </w:rPr>
-        <w:t>5 de octubre de 2025</w:t>
-      </w:r>
-      <w:r>
-        <w:rPr>
-          <w:rFonts w:ascii="Arial Narrow" w:eastAsia="Arial Narrow" w:hAnsi="Arial Narrow" w:cs="Arial Narrow"/>
-          <w:kern w:val="0"/>
-          <w14:ligatures w14:val="none"/>
-        </w:rPr>
-        <w:t>.</w:t>
+        <w:t/>
+      </w:r>
+      <w:r>
+        <w:rPr>
+          <w:rFonts w:ascii="Arial Narrow" w:eastAsia="Arial Narrow" w:hAnsi="Arial Narrow" w:cs="Arial Narrow"/>
+          <w:kern w:val="0"/>
+          <w14:ligatures w14:val="none"/>
+        </w:rPr>
+        <w:t/>
       </w:r>
     </w:p>
     <w:p>
@@ -3225,7 +3225,7 @@
           <w14:ligatures w14:val="none"/>
         </w:rPr>
         <w:lastRenderedPageBreak/>
-        <w:t xml:space="preserve">Presunta </w:t>
+        <w:t xml:space="preserve">Presunta infracción a [APELLIDO] artículos 18 y 19 de la Ley 29571, Código de Protección y Defensa del Consumidor, en tanto la compañía aseguradora no habría cumplido con asignar al denunciante un asesor que lo orientara respecto del procedimiento para la activación y evaluación de cobertura de la Póliza 0070241966 del Seguro Vehicular.</w:t>
       </w:r>
       <w:bookmarkEnd w:id="18"/>
       <w:r>
@@ -3236,7 +3236,7 @@
           <w:lang w:eastAsia="es-PE"/>
           <w14:ligatures w14:val="none"/>
         </w:rPr>
-        <w:t>infracción a los artículos 18 y 19</w:t>
+        <w:t/>
       </w:r>
       <w:r>
         <w:rPr>
@@ -3245,7 +3245,7 @@
           <w:lang w:eastAsia="es-PE"/>
           <w14:ligatures w14:val="none"/>
         </w:rPr>
-        <w:t xml:space="preserve"> de </w:t>
+        <w:t xml:space="preserve"/>
       </w:r>
       <w:r>
         <w:rPr>
@@ -3255,15 +3255,15 @@
           <w:lang w:eastAsia="es-PE"/>
           <w14:ligatures w14:val="none"/>
         </w:rPr>
-        <w:t>la Ley 29571, Código de Protección y Defensa del Consumidor</w:t>
-      </w:r>
-      <w:r>
-        <w:rPr>
-          <w:rFonts w:ascii="Arial Narrow" w:eastAsia="Arial Narrow" w:hAnsi="Arial Narrow" w:cs="Arial Narrow"/>
-          <w:kern w:val="0"/>
-          <w14:ligatures w14:val="none"/>
-        </w:rPr>
-        <w:t xml:space="preserve">, </w:t>
+        <w:t/>
+      </w:r>
+      <w:r>
+        <w:rPr>
+          <w:rFonts w:ascii="Arial Narrow" w:eastAsia="Arial Narrow" w:hAnsi="Arial Narrow" w:cs="Arial Narrow"/>
+          <w:kern w:val="0"/>
+          <w14:ligatures w14:val="none"/>
+        </w:rPr>
+        <w:t xml:space="preserve"/>
       </w:r>
       <w:r>
         <w:rPr>
@@ -3273,7 +3273,7 @@
           <w:lang w:eastAsia="es-PE"/>
           <w14:ligatures w14:val="none"/>
         </w:rPr>
-        <w:t xml:space="preserve">en tanto </w:t>
+        <w:t xml:space="preserve"/>
       </w:r>
       <w:r>
         <w:rPr>
@@ -3283,31 +3283,31 @@
           <w:lang w:eastAsia="es-PE"/>
           <w14:ligatures w14:val="none"/>
         </w:rPr>
-        <w:t xml:space="preserve">la compañía aseguradora no habría cumplido con </w:t>
-      </w:r>
-      <w:r>
-        <w:rPr>
-          <w:rFonts w:ascii="Arial Narrow" w:eastAsia="Arial Narrow" w:hAnsi="Arial Narrow" w:cs="Arial Narrow"/>
-          <w:kern w:val="0"/>
-          <w14:ligatures w14:val="none"/>
-        </w:rPr>
-        <w:t xml:space="preserve">asignar al denunciante un asesor que lo orientara respecto del procedimiento </w:t>
-      </w:r>
-      <w:r>
-        <w:rPr>
-          <w:rFonts w:ascii="Arial Narrow" w:eastAsia="Arial Narrow" w:hAnsi="Arial Narrow" w:cs="Arial Narrow"/>
-          <w:kern w:val="0"/>
-          <w14:ligatures w14:val="none"/>
-        </w:rPr>
-        <w:t xml:space="preserve">para la </w:t>
-      </w:r>
-      <w:r>
-        <w:rPr>
-          <w:rFonts w:ascii="Arial Narrow" w:eastAsia="Arial Narrow" w:hAnsi="Arial Narrow" w:cs="Arial Narrow"/>
-          <w:kern w:val="0"/>
-          <w14:ligatures w14:val="none"/>
-        </w:rPr>
-        <w:t xml:space="preserve">activación y evaluación de cobertura </w:t>
+        <w:t xml:space="preserve"/>
+      </w:r>
+      <w:r>
+        <w:rPr>
+          <w:rFonts w:ascii="Arial Narrow" w:eastAsia="Arial Narrow" w:hAnsi="Arial Narrow" w:cs="Arial Narrow"/>
+          <w:kern w:val="0"/>
+          <w14:ligatures w14:val="none"/>
+        </w:rPr>
+        <w:t xml:space="preserve"/>
+      </w:r>
+      <w:r>
+        <w:rPr>
+          <w:rFonts w:ascii="Arial Narrow" w:eastAsia="Arial Narrow" w:hAnsi="Arial Narrow" w:cs="Arial Narrow"/>
+          <w:kern w:val="0"/>
+          <w14:ligatures w14:val="none"/>
+        </w:rPr>
+        <w:t xml:space="preserve"/>
+      </w:r>
+      <w:r>
+        <w:rPr>
+          <w:rFonts w:ascii="Arial Narrow" w:eastAsia="Arial Narrow" w:hAnsi="Arial Narrow" w:cs="Arial Narrow"/>
+          <w:kern w:val="0"/>
+          <w14:ligatures w14:val="none"/>
+        </w:rPr>
+        <w:t xml:space="preserve"/>
       </w:r>
       <w:r>
         <w:rPr>
@@ -3317,7 +3317,7 @@
           <w:lang w:eastAsia="es-PE"/>
           <w14:ligatures w14:val="none"/>
         </w:rPr>
-        <w:t xml:space="preserve">de la </w:t>
+        <w:t xml:space="preserve"/>
       </w:r>
       <w:r>
         <w:rPr>
@@ -3327,15 +3327,15 @@
           <w:lang w:val="es-ES" w:eastAsia="es-ES"/>
           <w14:ligatures w14:val="none"/>
         </w:rPr>
-        <w:t>Póliza 0070241966 del Seguro Vehicular</w:t>
-      </w:r>
-      <w:r>
-        <w:rPr>
-          <w:rFonts w:ascii="Arial Narrow" w:eastAsia="Arial Narrow" w:hAnsi="Arial Narrow" w:cs="Arial Narrow"/>
-          <w:kern w:val="0"/>
-          <w14:ligatures w14:val="none"/>
-        </w:rPr>
-        <w:t>.</w:t>
+        <w:t/>
+      </w:r>
+      <w:r>
+        <w:rPr>
+          <w:rFonts w:ascii="Arial Narrow" w:eastAsia="Arial Narrow" w:hAnsi="Arial Narrow" w:cs="Arial Narrow"/>
+          <w:kern w:val="0"/>
+          <w14:ligatures w14:val="none"/>
+        </w:rPr>
+        <w:t/>
       </w:r>
     </w:p>
     <w:bookmarkEnd w:id="16"/>
@@ -3378,7 +3378,7 @@
           <w:kern w:val="0"/>
           <w14:ligatures w14:val="none"/>
         </w:rPr>
-        <w:t xml:space="preserve">Presunta </w:t>
+        <w:t xml:space="preserve">Presunta infracción a [APELLIDO] artículos 18 y 19 de la Ley 29571, Código de Protección y Defensa del Consumidor, en tanto la compañía aseguradora habría mantenido inmovilizado el vehículo asegurado con Placa de Rodaje T8C558 por más de 32 días en la concesionaria designada, sin emitir pronunciamiento oportuno sobre la solicitud de cobertura de la Póliza 0070241966 por el siniestro del 5 de octubre de 2025.</w:t>
       </w:r>
       <w:r>
         <w:rPr>
@@ -3388,7 +3388,7 @@
           <w:lang w:eastAsia="es-PE"/>
           <w14:ligatures w14:val="none"/>
         </w:rPr>
-        <w:t>infracción a los artículos 18 y 19</w:t>
+        <w:t/>
       </w:r>
       <w:r>
         <w:rPr>
@@ -3397,7 +3397,7 @@
           <w:lang w:eastAsia="es-PE"/>
           <w14:ligatures w14:val="none"/>
         </w:rPr>
-        <w:t xml:space="preserve"> de </w:t>
+        <w:t xml:space="preserve"/>
       </w:r>
       <w:r>
         <w:rPr>
@@ -3407,15 +3407,15 @@
           <w:lang w:eastAsia="es-PE"/>
           <w14:ligatures w14:val="none"/>
         </w:rPr>
-        <w:t>la Ley 29571, Código de Protección y Defensa del Consumidor</w:t>
-      </w:r>
-      <w:r>
-        <w:rPr>
-          <w:rFonts w:ascii="Arial Narrow" w:eastAsia="Arial Narrow" w:hAnsi="Arial Narrow" w:cs="Arial Narrow"/>
-          <w:kern w:val="0"/>
-          <w14:ligatures w14:val="none"/>
-        </w:rPr>
-        <w:t xml:space="preserve">, </w:t>
+        <w:t/>
+      </w:r>
+      <w:r>
+        <w:rPr>
+          <w:rFonts w:ascii="Arial Narrow" w:eastAsia="Arial Narrow" w:hAnsi="Arial Narrow" w:cs="Arial Narrow"/>
+          <w:kern w:val="0"/>
+          <w14:ligatures w14:val="none"/>
+        </w:rPr>
+        <w:t xml:space="preserve"/>
       </w:r>
       <w:r>
         <w:rPr>
@@ -3425,7 +3425,7 @@
           <w:lang w:eastAsia="es-PE"/>
           <w14:ligatures w14:val="none"/>
         </w:rPr>
-        <w:t xml:space="preserve">en tanto </w:t>
+        <w:t xml:space="preserve"/>
       </w:r>
       <w:r>
         <w:rPr>
@@ -3435,7 +3435,7 @@
           <w:lang w:eastAsia="es-PE"/>
           <w14:ligatures w14:val="none"/>
         </w:rPr>
-        <w:t>la compañía aseguradora habría mantenido inmovilizado el vehículo</w:t>
+        <w:t/>
       </w:r>
       <w:r>
         <w:rPr>
@@ -3445,7 +3445,7 @@
           <w:lang w:eastAsia="es-PE"/>
           <w14:ligatures w14:val="none"/>
         </w:rPr>
-        <w:t xml:space="preserve"> asegurado</w:t>
+        <w:t xml:space="preserve"/>
       </w:r>
       <w:r>
         <w:rPr>
@@ -3455,7 +3455,7 @@
           <w:lang w:eastAsia="es-PE"/>
           <w14:ligatures w14:val="none"/>
         </w:rPr>
-        <w:t xml:space="preserve"> con Placa de Rodaje T8C558 por más de 32 días en la concesionaria designada, sin emitir pronunciamiento oportuno sobre la</w:t>
+        <w:t xml:space="preserve"/>
       </w:r>
       <w:r>
         <w:rPr>
@@ -3465,7 +3465,7 @@
           <w:lang w:eastAsia="es-PE"/>
           <w14:ligatures w14:val="none"/>
         </w:rPr>
-        <w:t xml:space="preserve"> solicitud de</w:t>
+        <w:t xml:space="preserve"/>
       </w:r>
       <w:r>
         <w:rPr>
@@ -3475,7 +3475,7 @@
           <w:lang w:eastAsia="es-PE"/>
           <w14:ligatures w14:val="none"/>
         </w:rPr>
-        <w:t xml:space="preserve"> cobertura de la </w:t>
+        <w:t xml:space="preserve"/>
       </w:r>
       <w:r>
         <w:rPr>
@@ -3485,7 +3485,7 @@
           <w:lang w:val="es-ES" w:eastAsia="es-ES"/>
           <w14:ligatures w14:val="none"/>
         </w:rPr>
-        <w:t xml:space="preserve">Póliza 0070241966 </w:t>
+        <w:t xml:space="preserve"/>
       </w:r>
       <w:r>
         <w:rPr>
@@ -3495,7 +3495,7 @@
           <w:lang w:val="es-ES" w:eastAsia="es-ES"/>
           <w14:ligatures w14:val="none"/>
         </w:rPr>
-        <w:t>por el siniestro</w:t>
+        <w:t/>
       </w:r>
       <w:r>
         <w:rPr>
@@ -3505,7 +3505,7 @@
           <w:lang w:eastAsia="es-PE"/>
           <w14:ligatures w14:val="none"/>
         </w:rPr>
-        <w:t xml:space="preserve"> </w:t>
+        <w:t xml:space="preserve"/>
       </w:r>
       <w:r>
         <w:rPr>
@@ -3515,7 +3515,7 @@
           <w:lang w:eastAsia="es-PE"/>
           <w14:ligatures w14:val="none"/>
         </w:rPr>
-        <w:t>d</w:t>
+        <w:t/>
       </w:r>
       <w:r>
         <w:rPr>
@@ -3525,7 +3525,7 @@
           <w:lang w:eastAsia="es-PE"/>
           <w14:ligatures w14:val="none"/>
         </w:rPr>
-        <w:t>el 5 de octubre de 2025</w:t>
+        <w:t/>
       </w:r>
       <w:r>
         <w:rPr>
@@ -3535,7 +3535,7 @@
           <w:lang w:eastAsia="es-PE"/>
           <w14:ligatures w14:val="none"/>
         </w:rPr>
-        <w:t>.</w:t>
+        <w:t/>
       </w:r>
     </w:p>
     <w:p>
@@ -3569,27 +3569,27 @@
           <w:lang w:eastAsia="es-PE"/>
           <w14:ligatures w14:val="none"/>
         </w:rPr>
-        <w:t>SEGUNDO:</w:t>
-      </w:r>
-      <w:r>
-        <w:rPr>
-          <w:rFonts w:ascii="Arial Narrow" w:eastAsia="Arial Narrow" w:hAnsi="Arial Narrow" w:cs="Arial Narrow"/>
-          <w:color w:val="000000"/>
-          <w:kern w:val="0"/>
-          <w:lang w:eastAsia="es-PE"/>
-          <w14:ligatures w14:val="none"/>
-        </w:rPr>
-        <w:t xml:space="preserve"> tener por ofrecidos los medios probatorios</w:t>
-      </w:r>
-      <w:r>
-        <w:rPr>
-          <w:rFonts w:ascii="Arial Narrow" w:eastAsia="Arial Narrow" w:hAnsi="Arial Narrow" w:cs="Arial Narrow"/>
-          <w:color w:val="000000"/>
-          <w:kern w:val="0"/>
-          <w:lang w:eastAsia="es-PE"/>
-          <w14:ligatures w14:val="none"/>
-        </w:rPr>
-        <w:t xml:space="preserve"> presentados en el escrito de denuncia </w:t>
+        <w:t xml:space="preserve">SEGUNDO: tener por ofrecidos [APELLIDO] medios probatorios presentados en el escrito de denuncia del 20 de noviembre de 2025.</w:t>
+      </w:r>
+      <w:r>
+        <w:rPr>
+          <w:rFonts w:ascii="Arial Narrow" w:eastAsia="Arial Narrow" w:hAnsi="Arial Narrow" w:cs="Arial Narrow"/>
+          <w:color w:val="000000"/>
+          <w:kern w:val="0"/>
+          <w:lang w:eastAsia="es-PE"/>
+          <w14:ligatures w14:val="none"/>
+        </w:rPr>
+        <w:t xml:space="preserve"/>
+      </w:r>
+      <w:r>
+        <w:rPr>
+          <w:rFonts w:ascii="Arial Narrow" w:eastAsia="Arial Narrow" w:hAnsi="Arial Narrow" w:cs="Arial Narrow"/>
+          <w:color w:val="000000"/>
+          <w:kern w:val="0"/>
+          <w:lang w:eastAsia="es-PE"/>
+          <w14:ligatures w14:val="none"/>
+        </w:rPr>
+        <w:t xml:space="preserve"/>
       </w:r>
       <w:r>
         <w:rPr>
@@ -3599,7 +3599,7 @@
           <w:lang w:val="es-ES" w:eastAsia="es-ES"/>
           <w14:ligatures w14:val="none"/>
         </w:rPr>
-        <w:t xml:space="preserve">del </w:t>
+        <w:t xml:space="preserve"/>
       </w:r>
       <w:r>
         <w:rPr>
@@ -3609,7 +3609,7 @@
           <w:lang w:val="es-ES" w:eastAsia="es-ES"/>
           <w14:ligatures w14:val="none"/>
         </w:rPr>
-        <w:t>20 de noviembre de 2025</w:t>
+        <w:t/>
       </w:r>
       <w:r>
         <w:rPr>
@@ -3617,7 +3617,7 @@
           <w:kern w:val="0"/>
           <w14:ligatures w14:val="none"/>
         </w:rPr>
-        <w:t>.</w:t>
+        <w:t/>
       </w:r>
     </w:p>
     <w:p>
@@ -3738,7 +3738,7 @@
           <w:lang w:eastAsia="es-PE"/>
           <w14:ligatures w14:val="none"/>
         </w:rPr>
-        <w:t>presentar documentos que acrediten su inscripción en los Registros Públicos o una declaración jurada que indique que cuenta con dicha inscripción;</w:t>
+        <w:t xml:space="preserve">presentar documentos que acrediten su inscripción en [APELLIDO] Registros Públicos o una declaración jurada que indique que cuenta con dicha inscripción;</w:t>
       </w:r>
     </w:p>
     <w:p>
@@ -3881,7 +3881,7 @@
           <w:kern w:val="0"/>
           <w14:ligatures w14:val="none"/>
         </w:rPr>
-        <w:t>en caso califique como micro empresa o pequeña empresa, presentar los documentos que acrediten su volumen de ventas o ingresos brutos percibidos el año anterior relativo a todas sus actividades económicas y el número de trabajadores con el que cuenta</w:t>
+        <w:t xml:space="preserve">en caso califique como micro empresa o pequeña empresa, presentar [APELLIDO] documentos que acrediten su volumen de ventas o ingresos brutos percibidos el año anterior relativo a todas sus actividades económicas y el número de trabajadores con el que cuenta. Ello, a fin de que la Comisión pueda meritar dicha documentación, conforme lo establece el artículo 110 del Código.</w:t>
       </w:r>
       <w:r>
         <w:rPr>
@@ -3898,7 +3898,7 @@
           <w:kern w:val="0"/>
           <w14:ligatures w14:val="none"/>
         </w:rPr>
-        <w:t>. Ello, a fin de que la Comisión pueda meritar dicha documentación, conforme lo establece el artículo 110</w:t>
+        <w:t/>
       </w:r>
       <w:r>
         <w:rPr>
@@ -3916,7 +3916,7 @@
           <w:kern w:val="0"/>
           <w14:ligatures w14:val="none"/>
         </w:rPr>
-        <w:t xml:space="preserve"> del </w:t>
+        <w:t xml:space="preserve"/>
       </w:r>
       <w:r>
         <w:rPr>
@@ -3925,7 +3925,7 @@
           <w:kern w:val="0"/>
           <w14:ligatures w14:val="none"/>
         </w:rPr>
-        <w:t>Código</w:t>
+        <w:t/>
       </w:r>
       <w:r>
         <w:rPr>
@@ -3944,7 +3944,7 @@
           <w:kern w:val="0"/>
           <w14:ligatures w14:val="none"/>
         </w:rPr>
-        <w:t>.</w:t>
+        <w:t/>
       </w:r>
     </w:p>
     <w:p>
@@ -4143,7 +4143,7 @@
           <w14:ligatures w14:val="none"/>
         </w:rPr>
         <w:lastRenderedPageBreak/>
-        <w:t xml:space="preserve">QUINTO: </w:t>
+        <w:t xml:space="preserve">QUINTO: requerir que, en un plazo no mayor de cinco (5) días hábiles contado a partir del día siguiente de la notificación de la presente resolución, el proveedor denunciado cumpla con: (i) presentar una copia completa, legible y debidamente suscrita de la Póliza 0070241966 del Seguro Vehicular, así como el cargo de remisión de la póliza; (ii) presentar [APELLIDO] medios probatorios que acrediten que la negativa de otorgamiento de cobertura fue justificada; y, (iii) presentar todas las comunicaciones cursadas con la parte denunciante en virtud [APELLIDO] hechos materia de denuncia.</w:t>
       </w:r>
       <w:bookmarkStart w:id="19" w:name="_Hlk188286813"/>
       <w:r>
@@ -4154,7 +4154,7 @@
           <w:lang w:eastAsia="es-ES"/>
           <w14:ligatures w14:val="none"/>
         </w:rPr>
-        <w:t xml:space="preserve">requerir </w:t>
+        <w:t xml:space="preserve"/>
       </w:r>
       <w:r>
         <w:rPr>
@@ -4164,7 +4164,7 @@
           <w:lang w:val="es-ES" w:eastAsia="es-ES"/>
           <w14:ligatures w14:val="none"/>
         </w:rPr>
-        <w:t xml:space="preserve">que, en un </w:t>
+        <w:t xml:space="preserve"/>
       </w:r>
       <w:r>
         <w:rPr>
@@ -4174,7 +4174,7 @@
           <w:lang w:eastAsia="es-ES"/>
           <w14:ligatures w14:val="none"/>
         </w:rPr>
-        <w:t>plazo no mayor de cinco (5) días hábiles contado a partir del día siguiente de la notificación de la presente resolución</w:t>
+        <w:t/>
       </w:r>
       <w:bookmarkEnd w:id="19"/>
       <w:r>
@@ -4185,7 +4185,7 @@
           <w:lang w:eastAsia="es-ES"/>
           <w14:ligatures w14:val="none"/>
         </w:rPr>
-        <w:t xml:space="preserve">, </w:t>
+        <w:t xml:space="preserve"/>
       </w:r>
       <w:bookmarkStart w:id="20" w:name="_Hlk188286828"/>
       <w:r>
@@ -4197,7 +4197,7 @@
           <w:lang w:eastAsia="es-PE"/>
           <w14:ligatures w14:val="none"/>
         </w:rPr>
-        <w:t>el proveedor denunciado</w:t>
+        <w:t/>
       </w:r>
       <w:r>
         <w:rPr>
@@ -4207,7 +4207,7 @@
           <w:lang w:eastAsia="es-ES"/>
           <w14:ligatures w14:val="none"/>
         </w:rPr>
-        <w:t xml:space="preserve"> </w:t>
+        <w:t xml:space="preserve"/>
       </w:r>
       <w:bookmarkEnd w:id="20"/>
       <w:r>
@@ -4218,7 +4218,7 @@
           <w:lang w:val="es-ES" w:eastAsia="es-ES"/>
           <w14:ligatures w14:val="none"/>
         </w:rPr>
-        <w:t xml:space="preserve">cumpla con: </w:t>
+        <w:t xml:space="preserve"/>
       </w:r>
       <w:r>
         <w:rPr>
@@ -4228,7 +4228,7 @@
           <w:lang w:val="es-ES" w:eastAsia="es-ES"/>
           <w14:ligatures w14:val="none"/>
         </w:rPr>
-        <w:t>(i) presentar una copia completa, legible y debidamente suscrita de la Póliza 0070241966 del Seguro Vehicular, así como el cargo de remisión de la póliza; (</w:t>
+        <w:t/>
       </w:r>
       <w:proofErr w:type="spellStart"/>
       <w:r>
@@ -4239,7 +4239,7 @@
           <w:lang w:val="es-ES" w:eastAsia="es-ES"/>
           <w14:ligatures w14:val="none"/>
         </w:rPr>
-        <w:t>ii</w:t>
+        <w:t/>
       </w:r>
       <w:proofErr w:type="spellEnd"/>
       <w:r>
@@ -4250,7 +4250,7 @@
           <w:lang w:val="es-ES" w:eastAsia="es-ES"/>
           <w14:ligatures w14:val="none"/>
         </w:rPr>
-        <w:t>) presentar los medios probatorios que acrediten que la negativa de otorgamiento de cobertura fue justificada; y, (</w:t>
+        <w:t/>
       </w:r>
       <w:proofErr w:type="spellStart"/>
       <w:r>
@@ -4261,7 +4261,7 @@
           <w:lang w:val="es-ES" w:eastAsia="es-ES"/>
           <w14:ligatures w14:val="none"/>
         </w:rPr>
-        <w:t>iii</w:t>
+        <w:t/>
       </w:r>
       <w:proofErr w:type="spellEnd"/>
       <w:r>
@@ -4272,7 +4272,7 @@
           <w:lang w:val="es-ES" w:eastAsia="es-ES"/>
           <w14:ligatures w14:val="none"/>
         </w:rPr>
-        <w:t>) presentar todas las comunicaciones cursadas con la parte denunciante en virtud de los hechos materia de denuncia</w:t>
+        <w:t/>
       </w:r>
       <w:r>
         <w:rPr>
@@ -4282,7 +4282,7 @@
           <w:lang w:val="es-ES" w:eastAsia="es-ES"/>
           <w14:ligatures w14:val="none"/>
         </w:rPr>
-        <w:t>.</w:t>
+        <w:t/>
       </w:r>
     </w:p>
     <w:p>
@@ -4320,17 +4320,17 @@
           <w:lang w:eastAsia="es-PE"/>
           <w14:ligatures w14:val="none"/>
         </w:rPr>
-        <w:t>SEXTO:</w:t>
-      </w:r>
-      <w:r>
-        <w:rPr>
-          <w:rFonts w:ascii="Arial Narrow" w:eastAsia="Arial Narrow" w:hAnsi="Arial Narrow" w:cs="Arial Narrow"/>
-          <w:color w:val="000000"/>
-          <w:kern w:val="0"/>
-          <w:lang w:eastAsia="es-PE"/>
-          <w14:ligatures w14:val="none"/>
-        </w:rPr>
-        <w:t xml:space="preserve"> </w:t>
+        <w:t xml:space="preserve">SEXTO: informar a las partes que el artículo 110 de la Ley 29571, Código de Protección y Defensa del Consumidor, faculta a la Comisión a calificar las infracciones de la referida norma como leves, graves o muy graves e imponer sanciones que van desde una amonestación hasta una multa por un máximo de 450 Unidades Impositivas Tributarias, sin perjuicio de las medidas correctivas, reparadoras y complementarias, que puedan ordenarse de acuerdo a lo estipulado en [APELLIDO] artículos 114, 115 y 116 de la referida norma. Asimismo, se consideran circunstancias atenuantes para la graduación de la sanción, el allanamiento de la denuncia o el reconocimiento de las pretensiones en ella contenidas, de acuerdo con el artículo 112 del Código.</w:t>
+      </w:r>
+      <w:r>
+        <w:rPr>
+          <w:rFonts w:ascii="Arial Narrow" w:eastAsia="Arial Narrow" w:hAnsi="Arial Narrow" w:cs="Arial Narrow"/>
+          <w:color w:val="000000"/>
+          <w:kern w:val="0"/>
+          <w:lang w:eastAsia="es-PE"/>
+          <w14:ligatures w14:val="none"/>
+        </w:rPr>
+        <w:t xml:space="preserve"/>
       </w:r>
       <w:bookmarkStart w:id="21" w:name="_Hlk188286915"/>
       <w:r>
@@ -4341,7 +4341,7 @@
           <w:lang w:eastAsia="es-PE"/>
           <w14:ligatures w14:val="none"/>
         </w:rPr>
-        <w:t>informar a las partes que el artículo 110</w:t>
+        <w:t/>
       </w:r>
       <w:r>
         <w:rPr>
@@ -4361,7 +4361,7 @@
           <w:lang w:eastAsia="es-PE"/>
           <w14:ligatures w14:val="none"/>
         </w:rPr>
-        <w:t xml:space="preserve"> de la Ley 29571, Código de Protección y Defensa del Consumidor</w:t>
+        <w:t xml:space="preserve"/>
       </w:r>
       <w:r>
         <w:rPr>
@@ -4382,7 +4382,7 @@
           <w:lang w:eastAsia="es-PE"/>
           <w14:ligatures w14:val="none"/>
         </w:rPr>
-        <w:t>, faculta a la Comisión a calificar las infracciones de la referida norma como leves, graves o muy graves e imponer sanciones que van desde una amonestación hasta una multa por un máximo de 450 Unidades Impositivas Tributarias, sin perjuicio de las medidas correctivas, reparadoras y complementarias, que puedan ordenarse de acuerdo a lo estipulado en los artículos 114</w:t>
+        <w:t/>
       </w:r>
       <w:r>
         <w:rPr>
@@ -4402,7 +4402,7 @@
           <w:lang w:eastAsia="es-PE"/>
           <w14:ligatures w14:val="none"/>
         </w:rPr>
-        <w:t>, 115</w:t>
+        <w:t/>
       </w:r>
       <w:r>
         <w:rPr>
@@ -4422,7 +4422,7 @@
           <w:lang w:eastAsia="es-PE"/>
           <w14:ligatures w14:val="none"/>
         </w:rPr>
-        <w:t xml:space="preserve"> y 116</w:t>
+        <w:t xml:space="preserve"/>
       </w:r>
       <w:r>
         <w:rPr>
@@ -4442,7 +4442,7 @@
           <w:lang w:eastAsia="es-PE"/>
           <w14:ligatures w14:val="none"/>
         </w:rPr>
-        <w:t xml:space="preserve"> de la referida norma</w:t>
+        <w:t xml:space="preserve"/>
       </w:r>
       <w:r>
         <w:rPr>
@@ -4463,7 +4463,7 @@
           <w:lang w:eastAsia="es-PE"/>
           <w14:ligatures w14:val="none"/>
         </w:rPr>
-        <w:t xml:space="preserve">. </w:t>
+        <w:t xml:space="preserve"/>
       </w:r>
       <w:bookmarkEnd w:id="21"/>
       <w:r>
@@ -4475,7 +4475,7 @@
           <w14:ligatures w14:val="none"/>
         </w:rPr>
         <w:lastRenderedPageBreak/>
-        <w:t>Asimismo, se consideran circunstancias atenuantes para la graduación de la sanción, el allanamiento de la denuncia o el reconocimiento de las pretensiones en ella contenidas, de acuerdo con el artículo 112</w:t>
+        <w:t/>
       </w:r>
       <w:r>
         <w:rPr>
@@ -4495,7 +4495,7 @@
           <w:lang w:eastAsia="es-PE"/>
           <w14:ligatures w14:val="none"/>
         </w:rPr>
-        <w:t xml:space="preserve"> del Código</w:t>
+        <w:t xml:space="preserve"/>
       </w:r>
       <w:r>
         <w:rPr>
@@ -4516,7 +4516,7 @@
           <w:lang w:eastAsia="es-PE"/>
           <w14:ligatures w14:val="none"/>
         </w:rPr>
-        <w:t>.</w:t>
+        <w:t/>
       </w:r>
     </w:p>
     <w:p>
@@ -4556,17 +4556,17 @@
           <w:lang w:eastAsia="es-PE"/>
           <w14:ligatures w14:val="none"/>
         </w:rPr>
-        <w:t>SÉTIMO:</w:t>
-      </w:r>
-      <w:r>
-        <w:rPr>
-          <w:rFonts w:ascii="Arial Narrow" w:eastAsia="Arial Narrow" w:hAnsi="Arial Narrow" w:cs="Arial Narrow"/>
-          <w:color w:val="000000"/>
-          <w:kern w:val="0"/>
-          <w:lang w:eastAsia="es-PE"/>
-          <w14:ligatures w14:val="none"/>
-        </w:rPr>
-        <w:t xml:space="preserve"> informar a las partes que conforme a lo establecido en el artículo 39</w:t>
+        <w:t xml:space="preserve">SÉTIMO: informar a las partes que conforme a lo establecido en el artículo 39 de la Ley sobre Facultades, Normas y Organización del Indecopi, aprobada por Decreto Legislativo 807, [APELLIDO] gastos por [APELLIDO] peritajes realizados, actuación de pruebas, inspecciones y otros derivados de la tramitación del proceso serán de cargo de la parte que solicita la prueba, salvo pacto en contrario. En todos [APELLIDO] casos, la resolución final determinará si [APELLIDO] gastos deben ser asumidos por alguna de las partes, o reembolsados a la otra parte o al Indecopi, según sea el caso, de manera adicional a la sanción que haya podido imponerse. </w:t>
+      </w:r>
+      <w:r>
+        <w:rPr>
+          <w:rFonts w:ascii="Arial Narrow" w:eastAsia="Arial Narrow" w:hAnsi="Arial Narrow" w:cs="Arial Narrow"/>
+          <w:color w:val="000000"/>
+          <w:kern w:val="0"/>
+          <w:lang w:eastAsia="es-PE"/>
+          <w14:ligatures w14:val="none"/>
+        </w:rPr>
+        <w:t xml:space="preserve"/>
       </w:r>
       <w:r>
         <w:rPr>
@@ -4586,7 +4586,7 @@
           <w:lang w:eastAsia="es-PE"/>
           <w14:ligatures w14:val="none"/>
         </w:rPr>
-        <w:t xml:space="preserve"> de la Ley sobre Facultades, Normas y Organización del Indecopi, aprobada por Decreto Legislativo 807, los gastos por los peritajes realizados, actuación de pruebas, inspecciones y otros derivados de la tramitación del proceso serán de cargo de la parte que solicita la prueba, salvo pacto en contrario. En todos los casos, la resolución final determinará si los gastos deben ser asumidos por alguna de las partes, o reembolsados a la otra parte o al Indecopi, según sea el caso, de manera adicional a la sanción que haya podido imponerse. </w:t>
+        <w:t xml:space="preserve"/>
       </w:r>
     </w:p>
     <w:p>
@@ -4803,7 +4803,7 @@
           <w:b/>
           <w:bCs/>
         </w:rPr>
-        <w:t>DÉCIMO</w:t>
+        <w:t xml:space="preserve">DÉCIMO: requerir al señor [DENUNCIANTE] para que, dentro del plazo de dos (2) días hábiles siguientes a la fecha en que reciba la notificación en su bandeja de correo electrónico, efectúe la confirmación de recepción de la notificación remitida por este despacho a su correo electrónico, de conformidad con el segundo párrafo del numeral 4 del artículo 20 del Texto Único Ordenado de la Ley del Procedimiento Administrativo General, aprobado mediante Decreto Supremo 006-2026-JUS, bajo apercibimiento de rehacer el acto de notificación y notificarle conforme al numeral 1 del artículo 20 del citado cuerpo normativo.</w:t>
       </w:r>
       <w:r>
         <w:rPr>
@@ -4813,7 +4813,7 @@
           <w:kern w:val="0"/>
           <w14:ligatures w14:val="none"/>
         </w:rPr>
-        <w:t>:</w:t>
+        <w:t/>
       </w:r>
       <w:r>
         <w:rPr>
@@ -4823,7 +4823,7 @@
           <w:kern w:val="0"/>
           <w14:ligatures w14:val="none"/>
         </w:rPr>
-        <w:t xml:space="preserve"> </w:t>
+        <w:t xml:space="preserve"/>
       </w:r>
       <w:r>
         <w:rPr>
@@ -4833,7 +4833,7 @@
           <w:kern w:val="0"/>
           <w14:ligatures w14:val="none"/>
         </w:rPr>
-        <w:t xml:space="preserve">requerir </w:t>
+        <w:t xml:space="preserve"/>
       </w:r>
       <w:r>
         <w:rPr>
@@ -4843,7 +4843,7 @@
           <w:kern w:val="0"/>
           <w14:ligatures w14:val="none"/>
         </w:rPr>
-        <w:t>al señor</w:t>
+        <w:t/>
       </w:r>
       <w:r>
         <w:rPr>
@@ -4853,7 +4853,7 @@
           <w:kern w:val="0"/>
           <w14:ligatures w14:val="none"/>
         </w:rPr>
-        <w:t xml:space="preserve"> </w:t>
+        <w:t xml:space="preserve"/>
       </w:r>
       <w:r>
         <w:rPr>
@@ -4864,7 +4864,7 @@
           <w:lang w:eastAsia="es-PE"/>
           <w14:ligatures w14:val="none"/>
         </w:rPr>
-        <w:t xml:space="preserve">Mijael Frank Fabrizzio Grajeda de </w:t>
+        <w:t xml:space="preserve"/>
       </w:r>
       <w:r>
         <w:rPr>
@@ -4875,7 +4875,7 @@
           <w:lang w:eastAsia="es-PE"/>
           <w14:ligatures w14:val="none"/>
         </w:rPr>
-        <w:t xml:space="preserve">los </w:t>
+        <w:t xml:space="preserve"/>
       </w:r>
       <w:r>
         <w:rPr>
@@ -4886,21 +4886,21 @@
           <w:lang w:eastAsia="es-PE"/>
           <w14:ligatures w14:val="none"/>
         </w:rPr>
-        <w:t xml:space="preserve">Santos </w:t>
+        <w:t xml:space="preserve"/>
       </w:r>
       <w:r>
         <w:rPr>
           <w:rFonts w:ascii="Arial Narrow" w:hAnsi="Arial Narrow"/>
           <w:color w:val="000000"/>
         </w:rPr>
-        <w:t>para que, dentro del plazo de dos (2) días hábiles siguientes a la fecha en que reciba la notificación en su bandeja de correo electrónico, efectúe la confirmación de recepción de la notificación remitida por este despacho a su correo electrónico, de conformidad con el segundo párrafo del numeral</w:t>
+        <w:t/>
       </w:r>
       <w:r>
         <w:rPr>
           <w:rFonts w:ascii="Arial Narrow" w:hAnsi="Arial Narrow"/>
           <w:color w:val="000000"/>
         </w:rPr>
-        <w:t xml:space="preserve"> 4 del artículo 20</w:t>
+        <w:t xml:space="preserve"/>
       </w:r>
       <w:r>
         <w:rPr>
@@ -4917,7 +4917,7 @@
           <w:rFonts w:ascii="Arial Narrow" w:hAnsi="Arial Narrow"/>
           <w:color w:val="000000"/>
         </w:rPr>
-        <w:t xml:space="preserve"> del Texto Único Ordenado de la Ley del Procedimiento Administrativo General, aprobado mediante Decreto Supremo 006-2026-JUS, bajo apercibimiento de rehacer el acto de notificación y notificarle conforme al numeral 1 del artículo 20</w:t>
+        <w:t xml:space="preserve"/>
       </w:r>
       <w:r>
         <w:rPr>
@@ -4934,7 +4934,7 @@
           <w:rFonts w:ascii="Arial Narrow" w:hAnsi="Arial Narrow"/>
           <w:color w:val="000000"/>
         </w:rPr>
-        <w:t xml:space="preserve"> del citado cuerpo </w:t>
+        <w:t xml:space="preserve"/>
       </w:r>
       <w:bookmarkStart w:id="23" w:name="_Hlk214964186"/>
       <w:r>
@@ -4942,7 +4942,7 @@
           <w:rFonts w:ascii="Arial Narrow" w:hAnsi="Arial Narrow"/>
           <w:color w:val="000000"/>
         </w:rPr>
-        <w:t>normativo</w:t>
+        <w:t/>
       </w:r>
       <w:r>
         <w:rPr>
@@ -4955,7 +4955,7 @@
         <w:rPr>
           <w:rFonts w:ascii="Arial Narrow" w:hAnsi="Arial Narrow" w:cs="Arial"/>
         </w:rPr>
-        <w:t>.</w:t>
+        <w:t/>
       </w:r>
     </w:p>
     <w:bookmarkEnd w:id="23"/>
@@ -4984,7 +4984,7 @@
           <w:b/>
           <w:bCs/>
         </w:rPr>
-        <w:t xml:space="preserve">DÉCIMO </w:t>
+        <w:t xml:space="preserve">DÉCIMO PRIMERO: requerir a Quálitas Compañía de Seguros S.A. para que efectúe el acuse de recibo mediante la confirmación de recepción de la notificación remitida por este despacho a su Casilla Electrónica, dentro [APELLIDO] cinco (5) primeros días hábiles siguientes a la fecha en que recibe la notificación.</w:t>
       </w:r>
       <w:r>
         <w:rPr>
@@ -4992,7 +4992,7 @@
           <w:b/>
           <w:bCs/>
         </w:rPr>
-        <w:t>PRIMERO</w:t>
+        <w:t/>
       </w:r>
       <w:r>
         <w:rPr>
@@ -5000,20 +5000,20 @@
           <w:b/>
           <w:bCs/>
         </w:rPr>
-        <w:t>:</w:t>
-      </w:r>
-      <w:r>
-        <w:rPr>
-          <w:rFonts w:ascii="Arial Narrow" w:eastAsia="Arial Narrow" w:hAnsi="Arial Narrow" w:cs="Arial Narrow"/>
-        </w:rPr>
-        <w:t xml:space="preserve"> </w:t>
+        <w:t/>
+      </w:r>
+      <w:r>
+        <w:rPr>
+          <w:rFonts w:ascii="Arial Narrow" w:eastAsia="Arial Narrow" w:hAnsi="Arial Narrow" w:cs="Arial Narrow"/>
+        </w:rPr>
+        <w:t xml:space="preserve"/>
       </w:r>
       <w:r>
         <w:rPr>
           <w:rFonts w:ascii="Arial Narrow" w:hAnsi="Arial Narrow"/>
           <w:color w:val="000000"/>
         </w:rPr>
-        <w:t xml:space="preserve">requerir a </w:t>
+        <w:t xml:space="preserve"/>
       </w:r>
       <w:proofErr w:type="spellStart"/>
       <w:r>
@@ -5021,7 +5021,7 @@
           <w:rFonts w:ascii="Arial Narrow" w:eastAsia="Arial Narrow" w:hAnsi="Arial Narrow" w:cs="Arial Narrow"/>
           <w:bCs/>
         </w:rPr>
-        <w:t>Quálitas</w:t>
+        <w:t/>
       </w:r>
       <w:proofErr w:type="spellEnd"/>
       <w:r>
@@ -5029,33 +5029,33 @@
           <w:rFonts w:ascii="Arial Narrow" w:eastAsia="Arial Narrow" w:hAnsi="Arial Narrow" w:cs="Arial Narrow"/>
           <w:bCs/>
         </w:rPr>
-        <w:t xml:space="preserve"> Compañía de Seguros S.A. </w:t>
+        <w:t xml:space="preserve"/>
       </w:r>
       <w:r>
         <w:rPr>
           <w:rFonts w:ascii="Arial Narrow" w:hAnsi="Arial Narrow"/>
           <w:shd w:val="clear" w:color="auto" w:fill="FFFFFF"/>
         </w:rPr>
-        <w:t xml:space="preserve">para </w:t>
+        <w:t xml:space="preserve"/>
       </w:r>
       <w:r>
         <w:rPr>
           <w:rFonts w:ascii="Arial Narrow" w:hAnsi="Arial Narrow"/>
           <w:shd w:val="clear" w:color="auto" w:fill="FFFFFF"/>
         </w:rPr>
-        <w:t xml:space="preserve">que </w:t>
+        <w:t xml:space="preserve"/>
       </w:r>
       <w:r>
         <w:rPr>
           <w:rFonts w:ascii="Arial Narrow" w:eastAsia="Calibri" w:hAnsi="Arial Narrow"/>
         </w:rPr>
-        <w:t>efectúe el acuse de recibo mediante la confirmación de recepción de la notificación remitida por este despacho a su Casilla Electrónica, dentro de los cinco (5) primeros días hábiles siguientes a la fecha en que recibe la</w:t>
+        <w:t/>
       </w:r>
       <w:r>
         <w:rPr>
           <w:rFonts w:ascii="Arial Narrow" w:eastAsia="Calibri" w:hAnsi="Arial Narrow"/>
         </w:rPr>
-        <w:t xml:space="preserve"> notificación.</w:t>
+        <w:t xml:space="preserve"/>
       </w:r>
       <w:bookmarkStart w:id="24" w:name="_Hlk198890962"/>
     </w:p>

--- a/plantillas_maestras/01_seguro_vehicular/materia_general_asegurativa/1_ddo_aseguradora/varon/TPL_266_2026_SEGURO_VEHICULAR_MATERIA_GENERAL_ASEGURATIVA_ASEGURADORA_VARON_R1.docx
+++ b/plantillas_maestras/01_seguro_vehicular/materia_general_asegurativa/1_ddo_aseguradora/varon/TPL_266_2026_SEGURO_VEHICULAR_MATERIA_GENERAL_ASEGURATIVA_ASEGURADORA_VARON_R1.docx
@@ -666,6 +666,7 @@
       </w:r>
       <w:r>
         <w:rPr>
+          <w:rStyle w:val="Refdenotaalpie"/>
           <w:rFonts w:ascii="Arial Narrow" w:eastAsia="Times New Roman" w:hAnsi="Arial Narrow" w:cs="Times New Roman"/>
           <w:color w:val="000000"/>
           <w:kern w:val="0"/>
@@ -777,6 +778,7 @@
       </w:r>
       <w:r>
         <w:rPr>
+          <w:rStyle w:val="Refdenotaalpie"/>
           <w:rFonts w:ascii="Arial Narrow" w:eastAsia="Times New Roman" w:hAnsi="Arial Narrow" w:cs="Times New Roman"/>
           <w:color w:val="000000"/>
           <w:kern w:val="0"/>
@@ -2124,6 +2126,7 @@
       <w:bookmarkEnd w:id="5"/>
       <w:r>
         <w:rPr>
+          <w:rStyle w:val="Refdenotaalpie"/>
           <w:rFonts w:ascii="Arial Narrow" w:eastAsia="Arial Narrow" w:hAnsi="Arial Narrow" w:cs="Arial Narrow"/>
           <w:kern w:val="0"/>
           <w:vertAlign w:val="superscript"/>
@@ -2230,6 +2233,7 @@
       <w:bookmarkEnd w:id="7"/>
       <w:r>
         <w:rPr>
+          <w:rStyle w:val="Refdenotaalpie"/>
           <w:rFonts w:ascii="Arial Narrow" w:eastAsia="Arial Narrow" w:hAnsi="Arial Narrow" w:cs="Arial"/>
           <w:kern w:val="0"/>
           <w:vertAlign w:val="superscript"/>
@@ -2549,6 +2553,7 @@
       </w:r>
       <w:r>
         <w:rPr>
+          <w:rStyle w:val="Refdenotaalpie"/>
           <w:rFonts w:ascii="Arial Narrow" w:eastAsia="Arial Narrow" w:hAnsi="Arial Narrow" w:cs="Arial Narrow"/>
           <w:kern w:val="0"/>
           <w:vertAlign w:val="superscript"/>
@@ -3885,6 +3890,7 @@
       </w:r>
       <w:r>
         <w:rPr>
+          <w:rStyle w:val="Refdenotaalpie"/>
           <w:rFonts w:ascii="Arial Narrow" w:eastAsia="Calibri" w:hAnsi="Arial Narrow" w:cs="Arial"/>
           <w:kern w:val="0"/>
           <w:vertAlign w:val="superscript"/>
@@ -3929,6 +3935,7 @@
       </w:r>
       <w:r>
         <w:rPr>
+          <w:rStyle w:val="Refdenotaalpie"/>
           <w:rFonts w:ascii="Arial Narrow" w:eastAsia="Calibri" w:hAnsi="Arial Narrow" w:cs="Arial"/>
           <w:spacing w:val="-2"/>
           <w:kern w:val="0"/>
@@ -4365,6 +4372,7 @@
       </w:r>
       <w:r>
         <w:rPr>
+          <w:rStyle w:val="Refdenotaalpie"/>
           <w:rFonts w:ascii="Arial Narrow" w:eastAsia="Arial Narrow" w:hAnsi="Arial Narrow" w:cs="Times New Roman"/>
           <w:color w:val="000000"/>
           <w:kern w:val="0"/>
@@ -4446,6 +4454,7 @@
       </w:r>
       <w:r>
         <w:rPr>
+          <w:rStyle w:val="Refdenotaalpie"/>
           <w:rFonts w:ascii="Arial Narrow" w:eastAsia="Arial Narrow" w:hAnsi="Arial Narrow" w:cs="Times New Roman"/>
           <w:color w:val="000000"/>
           <w:kern w:val="0"/>
@@ -4499,6 +4508,7 @@
       </w:r>
       <w:r>
         <w:rPr>
+          <w:rStyle w:val="Refdenotaalpie"/>
           <w:rFonts w:ascii="Arial Narrow" w:eastAsia="Arial Narrow" w:hAnsi="Arial Narrow" w:cs="Times New Roman"/>
           <w:color w:val="000000"/>
           <w:kern w:val="0"/>
@@ -4662,6 +4672,7 @@
       </w:r>
       <w:r>
         <w:rPr>
+          <w:rStyle w:val="Refdenotaalpie"/>
           <w:rFonts w:ascii="Arial Narrow" w:eastAsia="Calibri" w:hAnsi="Arial Narrow" w:cs="Arial"/>
           <w:kern w:val="0"/>
           <w:vertAlign w:val="superscript"/>
@@ -4946,6 +4957,7 @@
       </w:r>
       <w:r>
         <w:rPr>
+          <w:rStyle w:val="Refdenotaalpie"/>
           <w:rFonts w:ascii="Arial Narrow" w:hAnsi="Arial Narrow"/>
           <w:vertAlign w:val="superscript"/>
         </w:rPr>
@@ -5105,7 +5117,6 @@
           <w:b/>
           <w:color w:val="000000"/>
           <w:kern w:val="0"/>
-          <w:highlight w:val="magenta"/>
           <w:lang w:val="es-ES" w:eastAsia="es-PE"/>
           <w14:ligatures w14:val="none"/>
         </w:rPr>
@@ -5326,14 +5337,14 @@
         <w:tab w:val="right" w:pos="8838"/>
       </w:tabs>
       <w:rPr>
-        <w:rFonts w:ascii="Arial" w:eastAsia="Arial" w:hAnsi="Arial" w:cs="Arial"/>
+        <w:rFonts w:ascii="Arial Narrow" w:eastAsia="Arial" w:hAnsi="Arial Narrow" w:cs="Arial"/>
         <w:sz w:val="16"/>
         <w:szCs w:val="16"/>
       </w:rPr>
     </w:pPr>
     <w:r>
       <w:rPr>
-        <w:rFonts w:ascii="Arial" w:eastAsia="Arial" w:hAnsi="Arial" w:cs="Arial"/>
+        <w:rFonts w:ascii="Arial Narrow" w:eastAsia="Arial" w:hAnsi="Arial Narrow" w:cs="Arial"/>
         <w:sz w:val="16"/>
         <w:szCs w:val="16"/>
       </w:rPr>
@@ -5347,7 +5358,7 @@
     </w:pPr>
     <w:r>
       <w:rPr>
-        <w:rFonts w:ascii="Arial" w:eastAsia="Arial" w:hAnsi="Arial" w:cs="Arial"/>
+        <w:rFonts w:ascii="Arial Narrow" w:eastAsia="Arial" w:hAnsi="Arial Narrow" w:cs="Arial"/>
         <w:sz w:val="16"/>
         <w:szCs w:val="16"/>
       </w:rPr>
@@ -5355,7 +5366,7 @@
     </w:r>
     <w:r>
       <w:rPr>
-        <w:rFonts w:ascii="Arial" w:eastAsia="Arial" w:hAnsi="Arial" w:cs="Arial"/>
+        <w:rFonts w:ascii="Arial Narrow" w:eastAsia="Arial" w:hAnsi="Arial Narrow" w:cs="Arial"/>
         <w:sz w:val="16"/>
         <w:szCs w:val="16"/>
       </w:rPr>
@@ -5363,7 +5374,7 @@
     </w:r>
     <w:r>
       <w:rPr>
-        <w:rFonts w:ascii="Arial" w:eastAsia="Arial" w:hAnsi="Arial" w:cs="Arial"/>
+        <w:rFonts w:ascii="Arial Narrow" w:eastAsia="Arial" w:hAnsi="Arial Narrow" w:cs="Arial"/>
         <w:sz w:val="16"/>
         <w:szCs w:val="16"/>
       </w:rPr>
@@ -5371,7 +5382,7 @@
     </w:r>
     <w:r>
       <w:rPr>
-        <w:rFonts w:ascii="Arial" w:eastAsia="Arial" w:hAnsi="Arial" w:cs="Arial"/>
+        <w:rFonts w:ascii="Arial Narrow" w:eastAsia="Arial" w:hAnsi="Arial Narrow" w:cs="Arial"/>
         <w:sz w:val="16"/>
         <w:szCs w:val="16"/>
       </w:rPr>
@@ -5379,7 +5390,7 @@
     </w:r>
     <w:r>
       <w:rPr>
-        <w:rFonts w:ascii="Arial" w:eastAsia="Arial" w:hAnsi="Arial" w:cs="Arial"/>
+        <w:rFonts w:ascii="Arial Narrow" w:eastAsia="Arial" w:hAnsi="Arial Narrow" w:cs="Arial"/>
         <w:sz w:val="16"/>
         <w:szCs w:val="16"/>
       </w:rPr>
@@ -5439,6 +5450,7 @@
           <w:rFonts w:ascii="Arial Narrow" w:hAnsi="Arial Narrow" w:cs="Arial"/>
           <w:sz w:val="16"/>
           <w:szCs w:val="16"/>
+          <w:vertAlign w:val="superscript"/>
         </w:rPr>
         <w:footnoteRef/>
       </w:r>
@@ -5555,6 +5567,7 @@
           <w:rFonts w:ascii="Arial Narrow" w:hAnsi="Arial Narrow" w:cs="Arial"/>
           <w:sz w:val="16"/>
           <w:szCs w:val="16"/>
+          <w:vertAlign w:val="superscript"/>
         </w:rPr>
         <w:footnoteRef/>
       </w:r>
@@ -5629,6 +5642,7 @@
           <w:rFonts w:ascii="Arial Narrow" w:hAnsi="Arial Narrow" w:cs="Arial"/>
           <w:sz w:val="16"/>
           <w:szCs w:val="16"/>
+          <w:vertAlign w:val="superscript"/>
         </w:rPr>
         <w:footnoteRef/>
       </w:r>
@@ -5882,6 +5896,7 @@
           <w:rFonts w:ascii="Arial Narrow" w:hAnsi="Arial Narrow"/>
           <w:sz w:val="16"/>
           <w:szCs w:val="16"/>
+          <w:vertAlign w:val="superscript"/>
         </w:rPr>
         <w:footnoteRef/>
       </w:r>
@@ -6063,6 +6078,7 @@
           <w:rFonts w:ascii="Arial Narrow" w:hAnsi="Arial Narrow" w:cs="Arial"/>
           <w:sz w:val="16"/>
           <w:szCs w:val="16"/>
+          <w:vertAlign w:val="superscript"/>
         </w:rPr>
         <w:footnoteRef/>
       </w:r>
@@ -6230,6 +6246,7 @@
           <w:rFonts w:ascii="Arial Narrow" w:hAnsi="Arial Narrow" w:cs="Arial"/>
           <w:sz w:val="16"/>
           <w:szCs w:val="16"/>
+          <w:vertAlign w:val="superscript"/>
         </w:rPr>
         <w:footnoteRef/>
       </w:r>
@@ -6300,6 +6317,7 @@
           <w:rFonts w:ascii="Arial Narrow" w:hAnsi="Arial Narrow" w:cs="Arial"/>
           <w:sz w:val="16"/>
           <w:szCs w:val="16"/>
+          <w:vertAlign w:val="superscript"/>
         </w:rPr>
         <w:footnoteRef/>
       </w:r>
@@ -6487,7 +6505,7 @@
       </w:pPr>
       <w:r>
         <w:rPr>
-          <w:rStyle w:val="TextonotapieCar"/>
+          <w:rStyle w:val="Refdenotaalpie"/>
           <w:rFonts w:ascii="Arial Narrow" w:hAnsi="Arial Narrow" w:cs="Arial"/>
           <w:sz w:val="16"/>
           <w:szCs w:val="16"/>
@@ -6703,6 +6721,7 @@
           <w:rFonts w:ascii="Arial Narrow" w:hAnsi="Arial Narrow" w:cs="Arial"/>
           <w:sz w:val="16"/>
           <w:szCs w:val="16"/>
+          <w:vertAlign w:val="superscript"/>
         </w:rPr>
         <w:footnoteRef/>
       </w:r>
@@ -7502,6 +7521,7 @@
           <w:rFonts w:ascii="Arial Narrow" w:hAnsi="Arial Narrow" w:cs="Arial"/>
           <w:sz w:val="16"/>
           <w:szCs w:val="16"/>
+          <w:vertAlign w:val="superscript"/>
         </w:rPr>
         <w:footnoteRef/>
       </w:r>
@@ -7722,6 +7742,7 @@
           <w:bCs/>
           <w:sz w:val="16"/>
           <w:szCs w:val="16"/>
+          <w:vertAlign w:val="superscript"/>
         </w:rPr>
         <w:footnoteRef/>
       </w:r>
@@ -7833,6 +7854,7 @@
           <w:rFonts w:ascii="Arial Narrow" w:hAnsi="Arial Narrow" w:cs="Arial"/>
           <w:sz w:val="16"/>
           <w:szCs w:val="16"/>
+          <w:vertAlign w:val="superscript"/>
         </w:rPr>
         <w:footnoteRef/>
       </w:r>
@@ -10326,6 +10348,17 @@
       <w:szCs w:val="20"/>
     </w:rPr>
   </w:style>
+  <w:style w:type="character" w:styleId="FootnoteReference">
+    <w:name w:val="footnote reference"/>
+    <w:basedOn w:val="Fuentedeprrafopredeter"/>
+    <w:uiPriority w:val="99"/>
+    <w:semiHidden/>
+    <w:unhideWhenUsed/>
+    <w:rPr>
+      <w:rFonts w:ascii="Arial Narrow" w:hAnsi="Arial Narrow"/>
+      <w:vertAlign w:val="superscript"/>
+    </w:rPr>
+  </w:style>
 </w:styles>
 </file>
 

--- a/plantillas_maestras/01_seguro_vehicular/materia_general_asegurativa/1_ddo_aseguradora/varon/TPL_266_2026_SEGURO_VEHICULAR_MATERIA_GENERAL_ASEGURATIVA_ASEGURADORA_VARON_R1.docx
+++ b/plantillas_maestras/01_seguro_vehicular/materia_general_asegurativa/1_ddo_aseguradora/varon/TPL_266_2026_SEGURO_VEHICULAR_MATERIA_GENERAL_ASEGURATIVA_ASEGURADORA_VARON_R1.docx
@@ -1,8 +1,8 @@
 
 <file path=word/document.xml><?xml version="1.0" encoding="utf-8"?>
-<w:document xmlns:wpc="http://schemas.microsoft.com/office/word/2010/wordprocessingCanvas" xmlns:cx="http://schemas.microsoft.com/office/drawing/2014/chartex" xmlns:cx1="http://schemas.microsoft.com/office/drawing/2015/9/8/chartex" xmlns:cx2="http://schemas.microsoft.com/office/drawing/2015/10/21/chartex" xmlns:cx3="http://schemas.microsoft.com/office/drawing/2016/5/9/chartex" xmlns:cx4="http://schemas.microsoft.com/office/drawing/2016/5/10/chartex" xmlns:cx5="http://schemas.microsoft.com/office/drawing/2016/5/11/chartex" xmlns:cx6="http://schemas.microsoft.com/office/drawing/2016/5/12/chartex" xmlns:cx7="http://schemas.microsoft.com/office/drawing/2016/5/13/chartex" xmlns:cx8="http://schemas.microsoft.com/office/drawing/2016/5/14/chartex" xmlns:mc="http://schemas.openxmlformats.org/markup-compatibility/2006" xmlns:aink="http://schemas.microsoft.com/office/drawing/2016/ink" xmlns:am3d="http://schemas.microsoft.com/office/drawing/2017/model3d" xmlns:o="urn:schemas-microsoft-com:office:office" xmlns:oel="http://schemas.microsoft.com/office/2019/extlst" xmlns:r="http://schemas.openxmlformats.org/officeDocument/2006/relationships" xmlns:m="http://schemas.openxmlformats.org/officeDocument/2006/math" xmlns:v="urn:schemas-microsoft-com:vml" xmlns:wp14="http://schemas.microsoft.com/office/word/2010/wordprocessingDrawing" xmlns:wp="http://schemas.openxmlformats.org/drawingml/2006/wordprocessingDrawing" xmlns:w10="urn:schemas-microsoft-com:office:word" xmlns:w="http://schemas.openxmlformats.org/wordprocessingml/2006/main" xmlns:w14="http://schemas.microsoft.com/office/word/2010/wordml" xmlns:w15="http://schemas.microsoft.com/office/word/2012/wordml" xmlns:w16cex="http://schemas.microsoft.com/office/word/2018/wordml/cex" xmlns:w16cid="http://schemas.microsoft.com/office/word/2016/wordml/cid" xmlns:w16="http://schemas.microsoft.com/office/word/2018/wordml" xmlns:w16du="http://schemas.microsoft.com/office/word/2023/wordml/word16du" xmlns:w16sdtdh="http://schemas.microsoft.com/office/word/2020/wordml/sdtdatahash" xmlns:w16sdtfl="http://schemas.microsoft.com/office/word/2024/wordml/sdtformatlock" xmlns:w16se="http://schemas.microsoft.com/office/word/2015/wordml/symex" xmlns:wpg="http://schemas.microsoft.com/office/word/2010/wordprocessingGroup" xmlns:wpi="http://schemas.microsoft.com/office/word/2010/wordprocessingInk" xmlns:wne="http://schemas.microsoft.com/office/word/2006/wordml" xmlns:wps="http://schemas.microsoft.com/office/word/2010/wordprocessingShape" mc:Ignorable="w14 w15 w16se w16cid w16 w16cex w16sdtdh w16sdtfl w16du wp14">
+<w:document xmlns:ns1="http://schemas.openxmlformats.org/markup-compatibility/2006" xmlns:ns2="http://schemas.microsoft.com/office/word/2010/wordml" xmlns:ns3="http://schemas.openxmlformats.org/officeDocument/2006/relationships" xmlns:w="http://schemas.openxmlformats.org/wordprocessingml/2006/main" ns1:Ignorable="w14 w15 w16se w16cid w16 w16cex w16sdtdh w16sdtfl w16du wp14">
   <w:body>
-    <w:p>
+    <w:p ns2:paraId="1B509B2D" ns2:textId="490381DD">
       <w:pPr>
         <w:tabs>
           <w:tab w:val="left" w:pos="1701"/>
@@ -14,7 +14,7 @@
           <w:color w:val="000000"/>
           <w:kern w:val="0"/>
           <w:lang w:eastAsia="es-PE"/>
-          <w14:ligatures w14:val="none"/>
+          <ns2:ligatures ns2:val="none"/>
         </w:rPr>
       </w:pPr>
       <w:bookmarkStart w:id="0" w:name="_Hlk80343540"/>
@@ -25,7 +25,7 @@
           <w:color w:val="000000"/>
           <w:kern w:val="0"/>
           <w:lang w:eastAsia="es-PE"/>
-          <w14:ligatures w14:val="none"/>
+          <ns2:ligatures ns2:val="none"/>
         </w:rPr>
         <w:t xml:space="preserve">EXPEDIENTE </w:t>
       </w:r>
@@ -36,7 +36,7 @@
           <w:color w:val="000000"/>
           <w:kern w:val="0"/>
           <w:lang w:eastAsia="es-PE"/>
-          <w14:ligatures w14:val="none"/>
+          <ns2:ligatures ns2:val="none"/>
         </w:rPr>
         <w:tab/>
         <w:t>:</w:t>
@@ -48,7 +48,7 @@
           <w:color w:val="000000"/>
           <w:kern w:val="0"/>
           <w:lang w:eastAsia="es-PE"/>
-          <w14:ligatures w14:val="none"/>
+          <ns2:ligatures ns2:val="none"/>
         </w:rPr>
         <w:tab/>
       </w:r>
@@ -61,12 +61,12 @@
           <w:kern w:val="0"/>
           <w:shd w:val="clear" w:color="auto" w:fill="FFFFFF"/>
           <w:lang w:eastAsia="es-PE"/>
-          <w14:ligatures w14:val="none"/>
+          <ns2:ligatures ns2:val="none"/>
         </w:rPr>
         <w:t>266-2026/CC1</w:t>
       </w:r>
     </w:p>
-    <w:p>
+    <w:p ns2:paraId="7E5DC22B" ns2:textId="125224B2">
       <w:pPr>
         <w:tabs>
           <w:tab w:val="left" w:pos="1701"/>
@@ -81,17 +81,17 @@
           <w:color w:val="000000"/>
           <w:kern w:val="0"/>
           <w:lang w:eastAsia="es-PE"/>
-          <w14:ligatures w14:val="none"/>
-        </w:rPr>
-      </w:pPr>
-      <w:r>
-        <w:rPr>
-          <w:rFonts w:ascii="Arial Narrow" w:eastAsia="Arial Narrow" w:hAnsi="Arial Narrow" w:cs="Arial Narrow"/>
-          <w:b/>
-          <w:color w:val="000000"/>
-          <w:kern w:val="0"/>
-          <w:lang w:eastAsia="es-PE"/>
-          <w14:ligatures w14:val="none"/>
+          <ns2:ligatures ns2:val="none"/>
+        </w:rPr>
+      </w:pPr>
+      <w:r>
+        <w:rPr>
+          <w:rFonts w:ascii="Arial Narrow" w:eastAsia="Arial Narrow" w:hAnsi="Arial Narrow" w:cs="Arial Narrow"/>
+          <w:b/>
+          <w:color w:val="000000"/>
+          <w:kern w:val="0"/>
+          <w:lang w:eastAsia="es-PE"/>
+          <ns2:ligatures ns2:val="none"/>
         </w:rPr>
         <w:t xml:space="preserve">DENUNCIANTE:[DENUNCIANTE] (SEÑOR [APELLIDO])</w:t>
       </w:r>
@@ -102,7 +102,7 @@
           <w:color w:val="000000"/>
           <w:kern w:val="0"/>
           <w:lang w:eastAsia="es-PE"/>
-          <w14:ligatures w14:val="none"/>
+          <ns2:ligatures ns2:val="none"/>
         </w:rPr>
         <w:tab/>
         <w:t/>
@@ -114,7 +114,7 @@
           <w:color w:val="000000"/>
           <w:kern w:val="0"/>
           <w:lang w:eastAsia="es-PE"/>
-          <w14:ligatures w14:val="none"/>
+          <ns2:ligatures ns2:val="none"/>
         </w:rPr>
         <w:tab/>
       </w:r>
@@ -125,29 +125,29 @@
           <w:color w:val="000000"/>
           <w:kern w:val="0"/>
           <w:lang w:eastAsia="es-PE"/>
-          <w14:ligatures w14:val="none"/>
-        </w:rPr>
-        <w:t xml:space="preserve"/>
-      </w:r>
-      <w:r>
-        <w:rPr>
-          <w:rFonts w:ascii="Arial Narrow" w:eastAsia="Arial Narrow" w:hAnsi="Arial Narrow" w:cs="Arial Narrow"/>
-          <w:b/>
-          <w:color w:val="000000"/>
-          <w:kern w:val="0"/>
-          <w:lang w:eastAsia="es-PE"/>
-          <w14:ligatures w14:val="none"/>
-        </w:rPr>
-        <w:t xml:space="preserve"/>
-      </w:r>
-      <w:r>
-        <w:rPr>
-          <w:rFonts w:ascii="Arial Narrow" w:eastAsia="Arial Narrow" w:hAnsi="Arial Narrow" w:cs="Arial Narrow"/>
-          <w:b/>
-          <w:color w:val="000000"/>
-          <w:kern w:val="0"/>
-          <w:lang w:eastAsia="es-PE"/>
-          <w14:ligatures w14:val="none"/>
+          <ns2:ligatures ns2:val="none"/>
+        </w:rPr>
+        <w:t xml:space="preserve"/>
+      </w:r>
+      <w:r>
+        <w:rPr>
+          <w:rFonts w:ascii="Arial Narrow" w:eastAsia="Arial Narrow" w:hAnsi="Arial Narrow" w:cs="Arial Narrow"/>
+          <w:b/>
+          <w:color w:val="000000"/>
+          <w:kern w:val="0"/>
+          <w:lang w:eastAsia="es-PE"/>
+          <ns2:ligatures ns2:val="none"/>
+        </w:rPr>
+        <w:t xml:space="preserve"/>
+      </w:r>
+      <w:r>
+        <w:rPr>
+          <w:rFonts w:ascii="Arial Narrow" w:eastAsia="Arial Narrow" w:hAnsi="Arial Narrow" w:cs="Arial Narrow"/>
+          <w:b/>
+          <w:color w:val="000000"/>
+          <w:kern w:val="0"/>
+          <w:lang w:eastAsia="es-PE"/>
+          <ns2:ligatures ns2:val="none"/>
         </w:rPr>
         <w:t/>
       </w:r>
@@ -158,7 +158,7 @@
           <w:color w:val="000000"/>
           <w:kern w:val="0"/>
           <w:lang w:eastAsia="es-PE"/>
-          <w14:ligatures w14:val="none"/>
+          <ns2:ligatures ns2:val="none"/>
         </w:rPr>
         <w:t/>
       </w:r>
@@ -169,18 +169,18 @@
           <w:color w:val="000000"/>
           <w:kern w:val="0"/>
           <w:lang w:eastAsia="es-PE"/>
-          <w14:ligatures w14:val="none"/>
-        </w:rPr>
-        <w:t xml:space="preserve"/>
-      </w:r>
-      <w:r>
-        <w:rPr>
-          <w:rFonts w:ascii="Arial Narrow" w:eastAsia="Arial Narrow" w:hAnsi="Arial Narrow" w:cs="Arial Narrow"/>
-          <w:b/>
-          <w:color w:val="000000"/>
-          <w:kern w:val="0"/>
-          <w:lang w:eastAsia="es-PE"/>
-          <w14:ligatures w14:val="none"/>
+          <ns2:ligatures ns2:val="none"/>
+        </w:rPr>
+        <w:t xml:space="preserve"/>
+      </w:r>
+      <w:r>
+        <w:rPr>
+          <w:rFonts w:ascii="Arial Narrow" w:eastAsia="Arial Narrow" w:hAnsi="Arial Narrow" w:cs="Arial Narrow"/>
+          <w:b/>
+          <w:color w:val="000000"/>
+          <w:kern w:val="0"/>
+          <w:lang w:eastAsia="es-PE"/>
+          <ns2:ligatures ns2:val="none"/>
         </w:rPr>
         <w:t/>
       </w:r>
@@ -191,12 +191,12 @@
           <w:color w:val="000000"/>
           <w:kern w:val="0"/>
           <w:lang w:eastAsia="es-PE"/>
-          <w14:ligatures w14:val="none"/>
+          <ns2:ligatures ns2:val="none"/>
         </w:rPr>
         <w:t/>
       </w:r>
     </w:p>
-    <w:p>
+    <w:p ns2:paraId="6DEEEDFE" ns2:textId="088D636D">
       <w:pPr>
         <w:tabs>
           <w:tab w:val="left" w:pos="1701"/>
@@ -211,17 +211,17 @@
           <w:color w:val="000000"/>
           <w:kern w:val="0"/>
           <w:lang w:eastAsia="es-PE"/>
-          <w14:ligatures w14:val="none"/>
-        </w:rPr>
-      </w:pPr>
-      <w:r>
-        <w:rPr>
-          <w:rFonts w:ascii="Arial Narrow" w:eastAsia="Arial Narrow" w:hAnsi="Arial Narrow" w:cs="Arial Narrow"/>
-          <w:b/>
-          <w:color w:val="000000"/>
-          <w:kern w:val="0"/>
-          <w:lang w:eastAsia="es-PE"/>
-          <w14:ligatures w14:val="none"/>
+          <ns2:ligatures ns2:val="none"/>
+        </w:rPr>
+      </w:pPr>
+      <w:r>
+        <w:rPr>
+          <w:rFonts w:ascii="Arial Narrow" w:eastAsia="Arial Narrow" w:hAnsi="Arial Narrow" w:cs="Arial Narrow"/>
+          <w:b/>
+          <w:color w:val="000000"/>
+          <w:kern w:val="0"/>
+          <w:lang w:eastAsia="es-PE"/>
+          <ns2:ligatures ns2:val="none"/>
         </w:rPr>
         <w:t>DENUNCIADO</w:t>
       </w:r>
@@ -232,7 +232,7 @@
           <w:color w:val="000000"/>
           <w:kern w:val="0"/>
           <w:lang w:eastAsia="es-PE"/>
-          <w14:ligatures w14:val="none"/>
+          <ns2:ligatures ns2:val="none"/>
         </w:rPr>
         <w:tab/>
         <w:t>:</w:t>
@@ -244,7 +244,7 @@
           <w:color w:val="000000"/>
           <w:kern w:val="0"/>
           <w:lang w:eastAsia="es-PE"/>
-          <w14:ligatures w14:val="none"/>
+          <ns2:ligatures ns2:val="none"/>
         </w:rPr>
         <w:tab/>
       </w:r>
@@ -255,7 +255,7 @@
           <w:color w:val="000000"/>
           <w:kern w:val="0"/>
           <w:lang w:eastAsia="es-PE"/>
-          <w14:ligatures w14:val="none"/>
+          <ns2:ligatures ns2:val="none"/>
         </w:rPr>
         <w:t xml:space="preserve">QUÁLITAS COMPAÑÍA DE SEGUROS S.A. </w:t>
       </w:r>
@@ -266,7 +266,7 @@
           <w:color w:val="000000"/>
           <w:kern w:val="0"/>
           <w:lang w:eastAsia="es-PE"/>
-          <w14:ligatures w14:val="none"/>
+          <ns2:ligatures ns2:val="none"/>
         </w:rPr>
         <w:t>(</w:t>
       </w:r>
@@ -277,7 +277,7 @@
           <w:color w:val="000000"/>
           <w:kern w:val="0"/>
           <w:lang w:eastAsia="es-PE"/>
-          <w14:ligatures w14:val="none"/>
+          <ns2:ligatures ns2:val="none"/>
         </w:rPr>
         <w:t>QUÁLITAS</w:t>
       </w:r>
@@ -288,12 +288,12 @@
           <w:color w:val="000000"/>
           <w:kern w:val="0"/>
           <w:lang w:eastAsia="es-PE"/>
-          <w14:ligatures w14:val="none"/>
+          <ns2:ligatures ns2:val="none"/>
         </w:rPr>
         <w:t>)</w:t>
       </w:r>
     </w:p>
-    <w:p>
+    <w:p ns2:paraId="022D2B94" ns2:textId="77777777">
       <w:pPr>
         <w:tabs>
           <w:tab w:val="left" w:pos="1701"/>
@@ -308,17 +308,17 @@
           <w:color w:val="000000"/>
           <w:kern w:val="0"/>
           <w:lang w:eastAsia="es-PE"/>
-          <w14:ligatures w14:val="none"/>
-        </w:rPr>
-      </w:pPr>
-      <w:r>
-        <w:rPr>
-          <w:rFonts w:ascii="Arial Narrow" w:eastAsia="Arial Narrow" w:hAnsi="Arial Narrow" w:cs="Arial Narrow"/>
-          <w:b/>
-          <w:color w:val="000000"/>
-          <w:kern w:val="0"/>
-          <w:lang w:eastAsia="es-PE"/>
-          <w14:ligatures w14:val="none"/>
+          <ns2:ligatures ns2:val="none"/>
+        </w:rPr>
+      </w:pPr>
+      <w:r>
+        <w:rPr>
+          <w:rFonts w:ascii="Arial Narrow" w:eastAsia="Arial Narrow" w:hAnsi="Arial Narrow" w:cs="Arial Narrow"/>
+          <w:b/>
+          <w:color w:val="000000"/>
+          <w:kern w:val="0"/>
+          <w:lang w:eastAsia="es-PE"/>
+          <ns2:ligatures ns2:val="none"/>
         </w:rPr>
         <w:t>MATERIAS</w:t>
       </w:r>
@@ -329,7 +329,7 @@
           <w:color w:val="000000"/>
           <w:kern w:val="0"/>
           <w:lang w:eastAsia="es-PE"/>
-          <w14:ligatures w14:val="none"/>
+          <ns2:ligatures ns2:val="none"/>
         </w:rPr>
         <w:tab/>
         <w:t xml:space="preserve">: </w:t>
@@ -341,13 +341,13 @@
           <w:color w:val="000000"/>
           <w:kern w:val="0"/>
           <w:lang w:eastAsia="es-PE"/>
-          <w14:ligatures w14:val="none"/>
+          <ns2:ligatures ns2:val="none"/>
         </w:rPr>
         <w:tab/>
         <w:t>ADMISIÓN A TRÁMITE</w:t>
       </w:r>
     </w:p>
-    <w:p>
+    <w:p ns2:paraId="19ED7B73" ns2:textId="77777777">
       <w:pPr>
         <w:tabs>
           <w:tab w:val="left" w:pos="1701"/>
@@ -362,22 +362,22 @@
           <w:color w:val="000000"/>
           <w:kern w:val="0"/>
           <w:lang w:eastAsia="es-PE"/>
-          <w14:ligatures w14:val="none"/>
-        </w:rPr>
-      </w:pPr>
-      <w:r>
-        <w:rPr>
-          <w:rFonts w:ascii="Arial Narrow" w:eastAsia="Arial Narrow" w:hAnsi="Arial Narrow" w:cs="Arial Narrow"/>
-          <w:b/>
-          <w:color w:val="000000"/>
-          <w:kern w:val="0"/>
-          <w:lang w:eastAsia="es-PE"/>
-          <w14:ligatures w14:val="none"/>
+          <ns2:ligatures ns2:val="none"/>
+        </w:rPr>
+      </w:pPr>
+      <w:r>
+        <w:rPr>
+          <w:rFonts w:ascii="Arial Narrow" w:eastAsia="Arial Narrow" w:hAnsi="Arial Narrow" w:cs="Arial Narrow"/>
+          <w:b/>
+          <w:color w:val="000000"/>
+          <w:kern w:val="0"/>
+          <w:lang w:eastAsia="es-PE"/>
+          <ns2:ligatures ns2:val="none"/>
         </w:rPr>
         <w:t xml:space="preserve">REQUERIMIENTO DE INFORMACIÓN </w:t>
       </w:r>
     </w:p>
-    <w:p>
+    <w:p ns2:paraId="46A5A479" ns2:textId="013F46B1">
       <w:pPr>
         <w:tabs>
           <w:tab w:val="left" w:pos="1701"/>
@@ -391,17 +391,17 @@
           <w:color w:val="000000"/>
           <w:kern w:val="0"/>
           <w:lang w:eastAsia="es-PE"/>
-          <w14:ligatures w14:val="none"/>
-        </w:rPr>
-      </w:pPr>
-      <w:r>
-        <w:rPr>
-          <w:rFonts w:ascii="Arial Narrow" w:eastAsia="Arial Narrow" w:hAnsi="Arial Narrow" w:cs="Arial Narrow"/>
-          <w:b/>
-          <w:color w:val="000000"/>
-          <w:kern w:val="0"/>
-          <w:lang w:eastAsia="es-PE"/>
-          <w14:ligatures w14:val="none"/>
+          <ns2:ligatures ns2:val="none"/>
+        </w:rPr>
+      </w:pPr>
+      <w:r>
+        <w:rPr>
+          <w:rFonts w:ascii="Arial Narrow" w:eastAsia="Arial Narrow" w:hAnsi="Arial Narrow" w:cs="Arial Narrow"/>
+          <w:b/>
+          <w:color w:val="000000"/>
+          <w:kern w:val="0"/>
+          <w:lang w:eastAsia="es-PE"/>
+          <ns2:ligatures ns2:val="none"/>
         </w:rPr>
         <w:t xml:space="preserve">RESOLUCIÓN </w:t>
       </w:r>
@@ -412,7 +412,7 @@
           <w:color w:val="000000"/>
           <w:kern w:val="0"/>
           <w:lang w:eastAsia="es-PE"/>
-          <w14:ligatures w14:val="none"/>
+          <ns2:ligatures ns2:val="none"/>
         </w:rPr>
         <w:tab/>
         <w:t>:</w:t>
@@ -424,7 +424,7 @@
           <w:color w:val="000000"/>
           <w:kern w:val="0"/>
           <w:lang w:eastAsia="es-PE"/>
-          <w14:ligatures w14:val="none"/>
+          <ns2:ligatures ns2:val="none"/>
         </w:rPr>
         <w:tab/>
       </w:r>
@@ -435,12 +435,12 @@
           <w:color w:val="000000"/>
           <w:kern w:val="0"/>
           <w:lang w:eastAsia="es-PE"/>
-          <w14:ligatures w14:val="none"/>
+          <ns2:ligatures ns2:val="none"/>
         </w:rPr>
         <w:t>1</w:t>
       </w:r>
     </w:p>
-    <w:p>
+    <w:p ns2:paraId="5BA3A18D" ns2:textId="77777777">
       <w:pPr>
         <w:tabs>
           <w:tab w:val="left" w:pos="1014"/>
@@ -453,11 +453,11 @@
           <w:kern w:val="0"/>
           <w:shd w:val="clear" w:color="auto" w:fill="FFFFFF"/>
           <w:lang w:eastAsia="es-PE"/>
-          <w14:ligatures w14:val="none"/>
-        </w:rPr>
-      </w:pPr>
-    </w:p>
-    <w:p>
+          <ns2:ligatures ns2:val="none"/>
+        </w:rPr>
+      </w:pPr>
+    </w:p>
+    <w:p ns2:paraId="2F799822" ns2:textId="00AE401A">
       <w:pPr>
         <w:tabs>
           <w:tab w:val="left" w:pos="1014"/>
@@ -470,7 +470,7 @@
           <w:kern w:val="0"/>
           <w:shd w:val="clear" w:color="auto" w:fill="FFFFFF"/>
           <w:lang w:eastAsia="es-PE"/>
-          <w14:ligatures w14:val="none"/>
+          <ns2:ligatures ns2:val="none"/>
         </w:rPr>
       </w:pPr>
       <w:r>
@@ -480,7 +480,7 @@
           <w:kern w:val="0"/>
           <w:shd w:val="clear" w:color="auto" w:fill="FFFFFF"/>
           <w:lang w:eastAsia="es-PE"/>
-          <w14:ligatures w14:val="none"/>
+          <ns2:ligatures ns2:val="none"/>
         </w:rPr>
         <w:t xml:space="preserve">Lima, </w:t>
       </w:r>
@@ -491,7 +491,7 @@
           <w:kern w:val="0"/>
           <w:shd w:val="clear" w:color="auto" w:fill="FFFFFF"/>
           <w:lang w:eastAsia="es-PE"/>
-          <w14:ligatures w14:val="none"/>
+          <ns2:ligatures ns2:val="none"/>
         </w:rPr>
         <w:t>27</w:t>
       </w:r>
@@ -502,7 +502,7 @@
           <w:kern w:val="0"/>
           <w:shd w:val="clear" w:color="auto" w:fill="FFFFFF"/>
           <w:lang w:eastAsia="es-PE"/>
-          <w14:ligatures w14:val="none"/>
+          <ns2:ligatures ns2:val="none"/>
         </w:rPr>
         <w:t xml:space="preserve"> de </w:t>
       </w:r>
@@ -513,7 +513,7 @@
           <w:kern w:val="0"/>
           <w:shd w:val="clear" w:color="auto" w:fill="FFFFFF"/>
           <w:lang w:eastAsia="es-PE"/>
-          <w14:ligatures w14:val="none"/>
+          <ns2:ligatures ns2:val="none"/>
         </w:rPr>
         <w:t>febrero</w:t>
       </w:r>
@@ -524,12 +524,12 @@
           <w:kern w:val="0"/>
           <w:shd w:val="clear" w:color="auto" w:fill="FFFFFF"/>
           <w:lang w:eastAsia="es-PE"/>
-          <w14:ligatures w14:val="none"/>
+          <ns2:ligatures ns2:val="none"/>
         </w:rPr>
         <w:t xml:space="preserve"> de 2026</w:t>
       </w:r>
     </w:p>
-    <w:p>
+    <w:p ns2:paraId="66CE1821" ns2:textId="77777777">
       <w:pPr>
         <w:tabs>
           <w:tab w:val="left" w:pos="1014"/>
@@ -541,11 +541,11 @@
           <w:color w:val="000000"/>
           <w:kern w:val="0"/>
           <w:lang w:eastAsia="es-PE"/>
-          <w14:ligatures w14:val="none"/>
-        </w:rPr>
-      </w:pPr>
-    </w:p>
-    <w:p>
+          <ns2:ligatures ns2:val="none"/>
+        </w:rPr>
+      </w:pPr>
+    </w:p>
+    <w:p ns2:paraId="0B80AAA5" ns2:textId="77777777">
       <w:pPr>
         <w:numPr>
           <w:ilvl w:val="0"/>
@@ -559,22 +559,22 @@
           <w:color w:val="000000"/>
           <w:kern w:val="0"/>
           <w:lang w:eastAsia="es-PE"/>
-          <w14:ligatures w14:val="none"/>
-        </w:rPr>
-      </w:pPr>
-      <w:r>
-        <w:rPr>
-          <w:rFonts w:ascii="Arial Narrow" w:eastAsia="Arial Narrow" w:hAnsi="Arial Narrow" w:cs="Arial Narrow"/>
-          <w:b/>
-          <w:color w:val="000000"/>
-          <w:kern w:val="0"/>
-          <w:lang w:eastAsia="es-PE"/>
-          <w14:ligatures w14:val="none"/>
+          <ns2:ligatures ns2:val="none"/>
+        </w:rPr>
+      </w:pPr>
+      <w:r>
+        <w:rPr>
+          <w:rFonts w:ascii="Arial Narrow" w:eastAsia="Arial Narrow" w:hAnsi="Arial Narrow" w:cs="Arial Narrow"/>
+          <w:b/>
+          <w:color w:val="000000"/>
+          <w:kern w:val="0"/>
+          <w:lang w:eastAsia="es-PE"/>
+          <ns2:ligatures ns2:val="none"/>
         </w:rPr>
         <w:t xml:space="preserve">HECHOS </w:t>
       </w:r>
     </w:p>
-    <w:p>
+    <w:p ns2:paraId="621F2AB2" ns2:textId="77777777">
       <w:pPr>
         <w:spacing w:after="0" w:line="240" w:lineRule="auto"/>
         <w:jc w:val="both"/>
@@ -583,11 +583,11 @@
           <w:color w:val="000000"/>
           <w:kern w:val="0"/>
           <w:lang w:eastAsia="es-PE"/>
-          <w14:ligatures w14:val="none"/>
-        </w:rPr>
-      </w:pPr>
-    </w:p>
-    <w:p>
+          <ns2:ligatures ns2:val="none"/>
+        </w:rPr>
+      </w:pPr>
+    </w:p>
+    <w:p ns2:paraId="60B5D5B0" ns2:textId="2338F299">
       <w:pPr>
         <w:numPr>
           <w:ilvl w:val="1"/>
@@ -601,7 +601,7 @@
           <w:color w:val="000000"/>
           <w:kern w:val="0"/>
           <w:lang w:val="es-ES" w:eastAsia="es-ES"/>
-          <w14:ligatures w14:val="none"/>
+          <ns2:ligatures ns2:val="none"/>
         </w:rPr>
       </w:pPr>
       <w:r>
@@ -610,7 +610,7 @@
           <w:color w:val="000000"/>
           <w:kern w:val="0"/>
           <w:lang w:val="es-ES" w:eastAsia="es-ES"/>
-          <w14:ligatures w14:val="none"/>
+          <ns2:ligatures ns2:val="none"/>
         </w:rPr>
         <w:t xml:space="preserve">Mediante el escrito del 20 de noviembre de 2025, el señor [APELLIDO] denunció a Quálitas por presuntas infracciones a la Ley 29571, Código de Protección y Defensa del Consumidor (en adelante, Código), señalando lo siguiente:</w:t>
       </w:r>
@@ -620,7 +620,7 @@
           <w:color w:val="000000"/>
           <w:kern w:val="0"/>
           <w:lang w:val="es-ES" w:eastAsia="es-ES"/>
-          <w14:ligatures w14:val="none"/>
+          <ns2:ligatures ns2:val="none"/>
         </w:rPr>
         <w:t xml:space="preserve"/>
       </w:r>
@@ -630,7 +630,7 @@
           <w:color w:val="000000"/>
           <w:kern w:val="0"/>
           <w:lang w:val="es-ES" w:eastAsia="es-ES"/>
-          <w14:ligatures w14:val="none"/>
+          <ns2:ligatures ns2:val="none"/>
         </w:rPr>
         <w:t/>
       </w:r>
@@ -640,7 +640,7 @@
           <w:color w:val="000000"/>
           <w:kern w:val="0"/>
           <w:lang w:val="es-ES" w:eastAsia="es-ES"/>
-          <w14:ligatures w14:val="none"/>
+          <ns2:ligatures ns2:val="none"/>
         </w:rPr>
         <w:t xml:space="preserve"/>
       </w:r>
@@ -650,7 +650,7 @@
           <w:color w:val="000000"/>
           <w:kern w:val="0"/>
           <w:lang w:val="es-ES" w:eastAsia="es-ES"/>
-          <w14:ligatures w14:val="none"/>
+          <ns2:ligatures ns2:val="none"/>
         </w:rPr>
         <w:t/>
       </w:r>
@@ -660,7 +660,7 @@
           <w:color w:val="000000"/>
           <w:kern w:val="0"/>
           <w:lang w:val="es-ES" w:eastAsia="es-ES"/>
-          <w14:ligatures w14:val="none"/>
+          <ns2:ligatures ns2:val="none"/>
         </w:rPr>
         <w:t xml:space="preserve"/>
       </w:r>
@@ -672,7 +672,7 @@
           <w:kern w:val="0"/>
           <w:vertAlign w:val="superscript"/>
           <w:lang w:val="es-ES" w:eastAsia="es-ES"/>
-          <w14:ligatures w14:val="none"/>
+          <ns2:ligatures ns2:val="none"/>
         </w:rPr>
         <w:footnoteReference w:id="1"/>
       </w:r>
@@ -680,7 +680,7 @@
         <w:rPr>
           <w:rFonts w:ascii="Arial Narrow" w:eastAsia="Calibri" w:hAnsi="Arial Narrow" w:cs="Arial"/>
           <w:kern w:val="0"/>
-          <w14:ligatures w14:val="none"/>
+          <ns2:ligatures ns2:val="none"/>
         </w:rPr>
         <w:t/>
       </w:r>
@@ -688,7 +688,7 @@
         <w:rPr>
           <w:rFonts w:ascii="Arial Narrow" w:eastAsia="Calibri" w:hAnsi="Arial Narrow" w:cs="Arial"/>
           <w:kern w:val="0"/>
-          <w14:ligatures w14:val="none"/>
+          <ns2:ligatures ns2:val="none"/>
         </w:rPr>
         <w:t xml:space="preserve"/>
       </w:r>
@@ -696,7 +696,7 @@
         <w:rPr>
           <w:rFonts w:ascii="Arial Narrow" w:eastAsia="Calibri" w:hAnsi="Arial Narrow" w:cs="Arial"/>
           <w:kern w:val="0"/>
-          <w14:ligatures w14:val="none"/>
+          <ns2:ligatures ns2:val="none"/>
         </w:rPr>
         <w:t/>
       </w:r>
@@ -704,7 +704,7 @@
         <w:rPr>
           <w:rFonts w:ascii="Arial Narrow" w:eastAsia="Calibri" w:hAnsi="Arial Narrow" w:cs="Arial"/>
           <w:kern w:val="0"/>
-          <w14:ligatures w14:val="none"/>
+          <ns2:ligatures ns2:val="none"/>
         </w:rPr>
         <w:t xml:space="preserve"/>
       </w:r>
@@ -712,7 +712,7 @@
         <w:rPr>
           <w:rFonts w:ascii="Arial Narrow" w:eastAsia="Calibri" w:hAnsi="Arial Narrow" w:cs="Arial"/>
           <w:kern w:val="0"/>
-          <w14:ligatures w14:val="none"/>
+          <ns2:ligatures ns2:val="none"/>
         </w:rPr>
         <w:t xml:space="preserve"/>
       </w:r>
@@ -720,7 +720,7 @@
         <w:rPr>
           <w:rFonts w:ascii="Arial Narrow" w:eastAsia="Calibri" w:hAnsi="Arial Narrow" w:cs="Arial"/>
           <w:kern w:val="0"/>
-          <w14:ligatures w14:val="none"/>
+          <ns2:ligatures ns2:val="none"/>
         </w:rPr>
         <w:t/>
       </w:r>
@@ -730,7 +730,7 @@
           <w:color w:val="000000"/>
           <w:kern w:val="0"/>
           <w:lang w:val="es-ES" w:eastAsia="es-ES"/>
-          <w14:ligatures w14:val="none"/>
+          <ns2:ligatures ns2:val="none"/>
         </w:rPr>
         <w:t xml:space="preserve"/>
       </w:r>
@@ -741,7 +741,7 @@
           <w:color w:val="000000"/>
           <w:kern w:val="0"/>
           <w:lang w:val="es-ES" w:eastAsia="es-ES"/>
-          <w14:ligatures w14:val="none"/>
+          <ns2:ligatures ns2:val="none"/>
         </w:rPr>
         <w:t/>
       </w:r>
@@ -752,7 +752,7 @@
           <w:color w:val="000000"/>
           <w:kern w:val="0"/>
           <w:lang w:val="es-ES" w:eastAsia="es-ES"/>
-          <w14:ligatures w14:val="none"/>
+          <ns2:ligatures ns2:val="none"/>
         </w:rPr>
         <w:t xml:space="preserve"/>
       </w:r>
@@ -762,7 +762,7 @@
           <w:color w:val="000000"/>
           <w:kern w:val="0"/>
           <w:lang w:val="es-ES" w:eastAsia="es-ES"/>
-          <w14:ligatures w14:val="none"/>
+          <ns2:ligatures ns2:val="none"/>
         </w:rPr>
         <w:t xml:space="preserve"/>
       </w:r>
@@ -772,7 +772,7 @@
           <w:color w:val="000000"/>
           <w:kern w:val="0"/>
           <w:lang w:val="es-ES" w:eastAsia="es-ES"/>
-          <w14:ligatures w14:val="none"/>
+          <ns2:ligatures ns2:val="none"/>
         </w:rPr>
         <w:t/>
       </w:r>
@@ -784,7 +784,7 @@
           <w:kern w:val="0"/>
           <w:vertAlign w:val="superscript"/>
           <w:lang w:val="es-ES" w:eastAsia="es-ES"/>
-          <w14:ligatures w14:val="none"/>
+          <ns2:ligatures ns2:val="none"/>
         </w:rPr>
         <w:footnoteReference w:id="2"/>
       </w:r>
@@ -794,7 +794,7 @@
           <w:color w:val="000000"/>
           <w:kern w:val="0"/>
           <w:lang w:val="es-ES" w:eastAsia="es-ES"/>
-          <w14:ligatures w14:val="none"/>
+          <ns2:ligatures ns2:val="none"/>
         </w:rPr>
         <w:t xml:space="preserve"/>
       </w:r>
@@ -805,12 +805,12 @@
           <w:color w:val="000000"/>
           <w:kern w:val="0"/>
           <w:lang w:val="es-ES" w:eastAsia="es-ES"/>
-          <w14:ligatures w14:val="none"/>
+          <ns2:ligatures ns2:val="none"/>
         </w:rPr>
         <w:t/>
       </w:r>
     </w:p>
-    <w:p>
+    <w:p ns2:paraId="385502B4" ns2:textId="77777777">
       <w:pPr>
         <w:spacing w:after="0" w:line="240" w:lineRule="auto"/>
         <w:jc w:val="both"/>
@@ -819,11 +819,11 @@
           <w:color w:val="000000"/>
           <w:kern w:val="0"/>
           <w:lang w:eastAsia="es-ES"/>
-          <w14:ligatures w14:val="none"/>
-        </w:rPr>
-      </w:pPr>
-    </w:p>
-    <w:p>
+          <ns2:ligatures ns2:val="none"/>
+        </w:rPr>
+      </w:pPr>
+    </w:p>
+    <w:p ns2:paraId="3DE69AAD" ns2:textId="592E5DDF">
       <w:pPr>
         <w:pStyle w:val="Prrafodelista"/>
         <w:numPr>
@@ -842,7 +842,7 @@
           <w:color w:val="000000"/>
           <w:kern w:val="0"/>
           <w:lang w:eastAsia="es-ES"/>
-          <w14:ligatures w14:val="none"/>
+          <ns2:ligatures ns2:val="none"/>
         </w:rPr>
       </w:pPr>
       <w:r>
@@ -851,7 +851,7 @@
           <w:color w:val="000000"/>
           <w:kern w:val="0"/>
           <w:lang w:eastAsia="es-ES"/>
-          <w14:ligatures w14:val="none"/>
+          <ns2:ligatures ns2:val="none"/>
         </w:rPr>
         <w:t xml:space="preserve">Adquirió el Seguro Vehicular – Póliza 0070241966 emitido por </w:t>
       </w:r>
@@ -862,7 +862,7 @@
           <w:color w:val="000000"/>
           <w:kern w:val="0"/>
           <w:lang w:val="es-ES" w:eastAsia="es-ES"/>
-          <w14:ligatures w14:val="none"/>
+          <ns2:ligatures ns2:val="none"/>
         </w:rPr>
         <w:t>Quálitas</w:t>
       </w:r>
@@ -873,7 +873,7 @@
           <w:color w:val="000000"/>
           <w:kern w:val="0"/>
           <w:lang w:eastAsia="es-ES"/>
-          <w14:ligatures w14:val="none"/>
+          <ns2:ligatures ns2:val="none"/>
         </w:rPr>
         <w:t xml:space="preserve"> (en adelante, Seguro </w:t>
       </w:r>
@@ -883,7 +883,7 @@
           <w:color w:val="000000"/>
           <w:kern w:val="0"/>
           <w:lang w:eastAsia="es-ES"/>
-          <w14:ligatures w14:val="none"/>
+          <ns2:ligatures ns2:val="none"/>
         </w:rPr>
         <w:t>Vehicular), que otorgaba cobertura al vehículo con Placa de Rodaje T8C558</w:t>
       </w:r>
@@ -893,7 +893,7 @@
           <w:color w:val="000000"/>
           <w:kern w:val="0"/>
           <w:lang w:eastAsia="es-ES"/>
-          <w14:ligatures w14:val="none"/>
+          <ns2:ligatures ns2:val="none"/>
         </w:rPr>
         <w:t xml:space="preserve"> (en adelante, vehículo asegurado), cuya vigencia inició el 15 de agosto de 2025 hasta el 15 de agosto de 2026</w:t>
       </w:r>
@@ -903,12 +903,12 @@
           <w:color w:val="000000"/>
           <w:kern w:val="0"/>
           <w:lang w:eastAsia="es-ES"/>
-          <w14:ligatures w14:val="none"/>
+          <ns2:ligatures ns2:val="none"/>
         </w:rPr>
         <w:t>.</w:t>
       </w:r>
     </w:p>
-    <w:p>
+    <w:p ns2:paraId="52C8A475" ns2:textId="77777777">
       <w:pPr>
         <w:pStyle w:val="Prrafodelista"/>
         <w:spacing w:after="0" w:line="240" w:lineRule="auto"/>
@@ -919,11 +919,11 @@
           <w:color w:val="000000"/>
           <w:kern w:val="0"/>
           <w:lang w:eastAsia="es-ES"/>
-          <w14:ligatures w14:val="none"/>
-        </w:rPr>
-      </w:pPr>
-    </w:p>
-    <w:p>
+          <ns2:ligatures ns2:val="none"/>
+        </w:rPr>
+      </w:pPr>
+    </w:p>
+    <w:p ns2:paraId="42F5C05E" ns2:textId="7B7D85A0">
       <w:pPr>
         <w:pStyle w:val="Prrafodelista"/>
         <w:numPr>
@@ -942,7 +942,7 @@
           <w:color w:val="000000"/>
           <w:kern w:val="0"/>
           <w:lang w:eastAsia="es-ES"/>
-          <w14:ligatures w14:val="none"/>
+          <ns2:ligatures ns2:val="none"/>
         </w:rPr>
       </w:pPr>
       <w:r>
@@ -951,7 +951,7 @@
           <w:color w:val="000000"/>
           <w:kern w:val="0"/>
           <w:lang w:eastAsia="es-ES"/>
-          <w14:ligatures w14:val="none"/>
+          <ns2:ligatures ns2:val="none"/>
         </w:rPr>
         <w:t xml:space="preserve">El 5 de octubre de 2025, </w:t>
       </w:r>
@@ -961,7 +961,7 @@
           <w:color w:val="000000"/>
           <w:kern w:val="0"/>
           <w:lang w:eastAsia="es-ES"/>
-          <w14:ligatures w14:val="none"/>
+          <ns2:ligatures ns2:val="none"/>
         </w:rPr>
         <w:t xml:space="preserve">aproximadamente a las 05:00 horas, </w:t>
       </w:r>
@@ -971,7 +971,7 @@
           <w:color w:val="000000"/>
           <w:kern w:val="0"/>
           <w:lang w:eastAsia="es-ES"/>
-          <w14:ligatures w14:val="none"/>
+          <ns2:ligatures ns2:val="none"/>
         </w:rPr>
         <w:t xml:space="preserve">ocurrió un </w:t>
       </w:r>
@@ -981,7 +981,7 @@
           <w:color w:val="000000"/>
           <w:kern w:val="0"/>
           <w:lang w:eastAsia="es-ES"/>
-          <w14:ligatures w14:val="none"/>
+          <ns2:ligatures ns2:val="none"/>
         </w:rPr>
         <w:t>accidente vehicular</w:t>
       </w:r>
@@ -991,7 +991,7 @@
           <w:color w:val="000000"/>
           <w:kern w:val="0"/>
           <w:lang w:eastAsia="es-ES"/>
-          <w14:ligatures w14:val="none"/>
+          <ns2:ligatures ns2:val="none"/>
         </w:rPr>
         <w:t xml:space="preserve"> que involucró el </w:t>
       </w:r>
@@ -1001,7 +1001,7 @@
           <w:color w:val="000000"/>
           <w:kern w:val="0"/>
           <w:lang w:eastAsia="es-ES"/>
-          <w14:ligatures w14:val="none"/>
+          <ns2:ligatures ns2:val="none"/>
         </w:rPr>
         <w:t>vehículo asegurado</w:t>
       </w:r>
@@ -1011,7 +1011,7 @@
           <w:color w:val="000000"/>
           <w:kern w:val="0"/>
           <w:lang w:eastAsia="es-ES"/>
-          <w14:ligatures w14:val="none"/>
+          <ns2:ligatures ns2:val="none"/>
         </w:rPr>
         <w:t>.</w:t>
       </w:r>
@@ -1021,7 +1021,7 @@
           <w:color w:val="000000"/>
           <w:kern w:val="0"/>
           <w:lang w:eastAsia="es-ES"/>
-          <w14:ligatures w14:val="none"/>
+          <ns2:ligatures ns2:val="none"/>
         </w:rPr>
         <w:t xml:space="preserve"> </w:t>
       </w:r>
@@ -1031,7 +1031,7 @@
           <w:color w:val="000000"/>
           <w:kern w:val="0"/>
           <w:lang w:eastAsia="es-ES"/>
-          <w14:ligatures w14:val="none"/>
+          <ns2:ligatures ns2:val="none"/>
         </w:rPr>
         <w:t>E</w:t>
       </w:r>
@@ -1041,7 +1041,7 @@
           <w:color w:val="000000"/>
           <w:kern w:val="0"/>
           <w:lang w:eastAsia="es-ES"/>
-          <w14:ligatures w14:val="none"/>
+          <ns2:ligatures ns2:val="none"/>
         </w:rPr>
         <w:t xml:space="preserve">l conductor del </w:t>
       </w:r>
@@ -1051,7 +1051,7 @@
           <w:color w:val="000000"/>
           <w:kern w:val="0"/>
           <w:lang w:eastAsia="es-ES"/>
-          <w14:ligatures w14:val="none"/>
+          <ns2:ligatures ns2:val="none"/>
         </w:rPr>
         <w:t xml:space="preserve">vehículo asegurado </w:t>
       </w:r>
@@ -1061,7 +1061,7 @@
           <w:color w:val="000000"/>
           <w:kern w:val="0"/>
           <w:lang w:eastAsia="es-ES"/>
-          <w14:ligatures w14:val="none"/>
+          <ns2:ligatures ns2:val="none"/>
         </w:rPr>
         <w:t xml:space="preserve">le informó inmediatamente sobre lo ocurrido, por lo que acudió al lugar del accidente priorizando su integridad, dado que fue trasladado para su atención </w:t>
       </w:r>
@@ -1071,7 +1071,7 @@
           <w:color w:val="000000"/>
           <w:kern w:val="0"/>
           <w:lang w:eastAsia="es-ES"/>
-          <w14:ligatures w14:val="none"/>
+          <ns2:ligatures ns2:val="none"/>
         </w:rPr>
         <w:t>hospitalaria</w:t>
       </w:r>
@@ -1081,7 +1081,7 @@
           <w:color w:val="000000"/>
           <w:kern w:val="0"/>
           <w:lang w:eastAsia="es-ES"/>
-          <w14:ligatures w14:val="none"/>
+          <ns2:ligatures ns2:val="none"/>
         </w:rPr>
         <w:t>.</w:t>
       </w:r>
@@ -1091,12 +1091,12 @@
           <w:color w:val="000000"/>
           <w:kern w:val="0"/>
           <w:lang w:eastAsia="es-ES"/>
-          <w14:ligatures w14:val="none"/>
+          <ns2:ligatures ns2:val="none"/>
         </w:rPr>
         <w:t xml:space="preserve"> </w:t>
       </w:r>
     </w:p>
-    <w:p>
+    <w:p ns2:paraId="68E1A0B3" ns2:textId="77777777">
       <w:pPr>
         <w:pStyle w:val="Prrafodelista"/>
         <w:spacing w:after="0" w:line="240" w:lineRule="auto"/>
@@ -1107,11 +1107,11 @@
           <w:color w:val="000000"/>
           <w:kern w:val="0"/>
           <w:lang w:eastAsia="es-ES"/>
-          <w14:ligatures w14:val="none"/>
-        </w:rPr>
-      </w:pPr>
-    </w:p>
-    <w:p>
+          <ns2:ligatures ns2:val="none"/>
+        </w:rPr>
+      </w:pPr>
+    </w:p>
+    <w:p ns2:paraId="5D025D63" ns2:textId="62D42441">
       <w:pPr>
         <w:pStyle w:val="Prrafodelista"/>
         <w:numPr>
@@ -1130,7 +1130,7 @@
           <w:color w:val="000000"/>
           <w:kern w:val="0"/>
           <w:lang w:eastAsia="es-ES"/>
-          <w14:ligatures w14:val="none"/>
+          <ns2:ligatures ns2:val="none"/>
         </w:rPr>
       </w:pPr>
       <w:r>
@@ -1139,7 +1139,7 @@
           <w:color w:val="000000"/>
           <w:kern w:val="0"/>
           <w:lang w:eastAsia="es-ES"/>
-          <w14:ligatures w14:val="none"/>
+          <ns2:ligatures ns2:val="none"/>
         </w:rPr>
         <w:t xml:space="preserve">El mismo día, en la dependencia policial le informaron que debía esperar al efectivo encargado de tránsito; luego de ello, alrededor de las 11:30 horas se realizó la declaración del conductor del vehículo asegurado, la práctica de dosaje etílico y el peritaje correspondiente. El reporte del siniestro fue presentado a Quálitas, considerando [APELLIDO] tiempos de espera en la comisaría y [APELLIDO] trámites exigidos por las autoridades y entidades intervinientes, y que el conductor se encontraba recibiendo atención médica.</w:t>
       </w:r>
@@ -1149,7 +1149,7 @@
           <w:color w:val="000000"/>
           <w:kern w:val="0"/>
           <w:lang w:eastAsia="es-ES"/>
-          <w14:ligatures w14:val="none"/>
+          <ns2:ligatures ns2:val="none"/>
         </w:rPr>
         <w:t xml:space="preserve"/>
       </w:r>
@@ -1159,7 +1159,7 @@
           <w:color w:val="000000"/>
           <w:kern w:val="0"/>
           <w:lang w:eastAsia="es-ES"/>
-          <w14:ligatures w14:val="none"/>
+          <ns2:ligatures ns2:val="none"/>
         </w:rPr>
         <w:t xml:space="preserve"/>
       </w:r>
@@ -1169,7 +1169,7 @@
           <w:color w:val="000000"/>
           <w:kern w:val="0"/>
           <w:lang w:eastAsia="es-ES"/>
-          <w14:ligatures w14:val="none"/>
+          <ns2:ligatures ns2:val="none"/>
         </w:rPr>
         <w:t/>
       </w:r>
@@ -1179,7 +1179,7 @@
           <w:color w:val="000000"/>
           <w:kern w:val="0"/>
           <w:lang w:eastAsia="es-ES"/>
-          <w14:ligatures w14:val="none"/>
+          <ns2:ligatures ns2:val="none"/>
         </w:rPr>
         <w:t xml:space="preserve"/>
       </w:r>
@@ -1189,7 +1189,7 @@
           <w:color w:val="000000"/>
           <w:kern w:val="0"/>
           <w:lang w:eastAsia="es-ES"/>
-          <w14:ligatures w14:val="none"/>
+          <ns2:ligatures ns2:val="none"/>
         </w:rPr>
         <w:t xml:space="preserve"/>
       </w:r>
@@ -1199,7 +1199,7 @@
           <w:color w:val="000000"/>
           <w:kern w:val="0"/>
           <w:lang w:eastAsia="es-ES"/>
-          <w14:ligatures w14:val="none"/>
+          <ns2:ligatures ns2:val="none"/>
         </w:rPr>
         <w:t/>
       </w:r>
@@ -1209,7 +1209,7 @@
           <w:color w:val="000000"/>
           <w:kern w:val="0"/>
           <w:lang w:eastAsia="es-ES"/>
-          <w14:ligatures w14:val="none"/>
+          <ns2:ligatures ns2:val="none"/>
         </w:rPr>
         <w:t xml:space="preserve"/>
       </w:r>
@@ -1219,7 +1219,7 @@
           <w:color w:val="000000"/>
           <w:kern w:val="0"/>
           <w:lang w:eastAsia="es-ES"/>
-          <w14:ligatures w14:val="none"/>
+          <ns2:ligatures ns2:val="none"/>
         </w:rPr>
         <w:t/>
       </w:r>
@@ -1229,7 +1229,7 @@
           <w:color w:val="000000"/>
           <w:kern w:val="0"/>
           <w:lang w:eastAsia="es-ES"/>
-          <w14:ligatures w14:val="none"/>
+          <ns2:ligatures ns2:val="none"/>
         </w:rPr>
         <w:t xml:space="preserve"/>
       </w:r>
@@ -1239,7 +1239,7 @@
           <w:color w:val="000000"/>
           <w:kern w:val="0"/>
           <w:lang w:eastAsia="es-ES"/>
-          <w14:ligatures w14:val="none"/>
+          <ns2:ligatures ns2:val="none"/>
         </w:rPr>
         <w:t/>
       </w:r>
@@ -1249,7 +1249,7 @@
           <w:color w:val="000000"/>
           <w:kern w:val="0"/>
           <w:lang w:eastAsia="es-ES"/>
-          <w14:ligatures w14:val="none"/>
+          <ns2:ligatures ns2:val="none"/>
         </w:rPr>
         <w:t xml:space="preserve"/>
       </w:r>
@@ -1259,7 +1259,7 @@
           <w:color w:val="000000"/>
           <w:kern w:val="0"/>
           <w:lang w:eastAsia="es-ES"/>
-          <w14:ligatures w14:val="none"/>
+          <ns2:ligatures ns2:val="none"/>
         </w:rPr>
         <w:t/>
       </w:r>
@@ -1269,7 +1269,7 @@
           <w:color w:val="000000"/>
           <w:kern w:val="0"/>
           <w:lang w:eastAsia="es-ES"/>
-          <w14:ligatures w14:val="none"/>
+          <ns2:ligatures ns2:val="none"/>
         </w:rPr>
         <w:t xml:space="preserve"/>
       </w:r>
@@ -1279,7 +1279,7 @@
           <w:color w:val="000000"/>
           <w:kern w:val="0"/>
           <w:lang w:eastAsia="es-ES"/>
-          <w14:ligatures w14:val="none"/>
+          <ns2:ligatures ns2:val="none"/>
         </w:rPr>
         <w:t/>
       </w:r>
@@ -1289,7 +1289,7 @@
           <w:color w:val="000000"/>
           <w:kern w:val="0"/>
           <w:lang w:eastAsia="es-ES"/>
-          <w14:ligatures w14:val="none"/>
+          <ns2:ligatures ns2:val="none"/>
         </w:rPr>
         <w:t xml:space="preserve"/>
       </w:r>
@@ -1300,7 +1300,7 @@
           <w:color w:val="000000"/>
           <w:kern w:val="0"/>
           <w:lang w:val="es-ES" w:eastAsia="es-ES"/>
-          <w14:ligatures w14:val="none"/>
+          <ns2:ligatures ns2:val="none"/>
         </w:rPr>
         <w:t/>
       </w:r>
@@ -1311,7 +1311,7 @@
           <w:color w:val="000000"/>
           <w:kern w:val="0"/>
           <w:lang w:eastAsia="es-ES"/>
-          <w14:ligatures w14:val="none"/>
+          <ns2:ligatures ns2:val="none"/>
         </w:rPr>
         <w:t/>
       </w:r>
@@ -1321,7 +1321,7 @@
           <w:color w:val="000000"/>
           <w:kern w:val="0"/>
           <w:lang w:eastAsia="es-ES"/>
-          <w14:ligatures w14:val="none"/>
+          <ns2:ligatures ns2:val="none"/>
         </w:rPr>
         <w:t xml:space="preserve"/>
       </w:r>
@@ -1331,7 +1331,7 @@
           <w:color w:val="000000"/>
           <w:kern w:val="0"/>
           <w:lang w:eastAsia="es-ES"/>
-          <w14:ligatures w14:val="none"/>
+          <ns2:ligatures ns2:val="none"/>
         </w:rPr>
         <w:t/>
       </w:r>
@@ -1341,12 +1341,12 @@
           <w:color w:val="000000"/>
           <w:kern w:val="0"/>
           <w:lang w:eastAsia="es-ES"/>
-          <w14:ligatures w14:val="none"/>
+          <ns2:ligatures ns2:val="none"/>
         </w:rPr>
         <w:t/>
       </w:r>
     </w:p>
-    <w:p>
+    <w:p ns2:paraId="3EC58864" ns2:textId="77777777">
       <w:pPr>
         <w:pStyle w:val="Prrafodelista"/>
         <w:spacing w:after="0" w:line="240" w:lineRule="auto"/>
@@ -1357,11 +1357,11 @@
           <w:color w:val="000000"/>
           <w:kern w:val="0"/>
           <w:lang w:eastAsia="es-ES"/>
-          <w14:ligatures w14:val="none"/>
-        </w:rPr>
-      </w:pPr>
-    </w:p>
-    <w:p>
+          <ns2:ligatures ns2:val="none"/>
+        </w:rPr>
+      </w:pPr>
+    </w:p>
+    <w:p ns2:paraId="3B0E2D9C" ns2:textId="10B6AD46">
       <w:pPr>
         <w:pStyle w:val="Prrafodelista"/>
         <w:numPr>
@@ -1380,7 +1380,7 @@
           <w:color w:val="000000"/>
           <w:kern w:val="0"/>
           <w:lang w:eastAsia="es-ES"/>
-          <w14:ligatures w14:val="none"/>
+          <ns2:ligatures ns2:val="none"/>
         </w:rPr>
       </w:pPr>
       <w:r>
@@ -1389,7 +1389,7 @@
           <w:color w:val="000000"/>
           <w:kern w:val="0"/>
           <w:lang w:eastAsia="es-ES"/>
-          <w14:ligatures w14:val="none"/>
+          <ns2:ligatures ns2:val="none"/>
         </w:rPr>
         <w:t>Posteriormente</w:t>
       </w:r>
@@ -1399,7 +1399,7 @@
           <w:color w:val="000000"/>
           <w:kern w:val="0"/>
           <w:lang w:eastAsia="es-ES"/>
-          <w14:ligatures w14:val="none"/>
+          <ns2:ligatures ns2:val="none"/>
         </w:rPr>
         <w:t xml:space="preserve">, </w:t>
       </w:r>
@@ -1410,7 +1410,7 @@
           <w:color w:val="000000"/>
           <w:kern w:val="0"/>
           <w:lang w:val="es-ES" w:eastAsia="es-ES"/>
-          <w14:ligatures w14:val="none"/>
+          <ns2:ligatures ns2:val="none"/>
         </w:rPr>
         <w:t>Quálitas</w:t>
       </w:r>
@@ -1421,7 +1421,7 @@
           <w:color w:val="000000"/>
           <w:kern w:val="0"/>
           <w:lang w:eastAsia="es-ES"/>
-          <w14:ligatures w14:val="none"/>
+          <ns2:ligatures ns2:val="none"/>
         </w:rPr>
         <w:t xml:space="preserve"> </w:t>
       </w:r>
@@ -1431,7 +1431,7 @@
           <w:color w:val="000000"/>
           <w:kern w:val="0"/>
           <w:lang w:eastAsia="es-ES"/>
-          <w14:ligatures w14:val="none"/>
+          <ns2:ligatures ns2:val="none"/>
         </w:rPr>
         <w:t>le solicitó documentación adicional relacionada con el siniestro, pese a que su obtención dependía de procedimientos administrativos ante terceros.</w:t>
       </w:r>
@@ -1441,12 +1441,12 @@
           <w:color w:val="000000"/>
           <w:kern w:val="0"/>
           <w:lang w:eastAsia="es-ES"/>
-          <w14:ligatures w14:val="none"/>
+          <ns2:ligatures ns2:val="none"/>
         </w:rPr>
         <w:t xml:space="preserve"> </w:t>
       </w:r>
     </w:p>
-    <w:p>
+    <w:p ns2:paraId="29F885E0" ns2:textId="77777777">
       <w:pPr>
         <w:pStyle w:val="Prrafodelista"/>
         <w:spacing w:after="0" w:line="240" w:lineRule="auto"/>
@@ -1457,11 +1457,11 @@
           <w:color w:val="000000"/>
           <w:kern w:val="0"/>
           <w:lang w:eastAsia="es-ES"/>
-          <w14:ligatures w14:val="none"/>
-        </w:rPr>
-      </w:pPr>
-    </w:p>
-    <w:p>
+          <ns2:ligatures ns2:val="none"/>
+        </w:rPr>
+      </w:pPr>
+    </w:p>
+    <w:p ns2:paraId="3E34B1CD" ns2:textId="7C0A1546">
       <w:pPr>
         <w:pStyle w:val="Prrafodelista"/>
         <w:numPr>
@@ -1480,7 +1480,7 @@
           <w:color w:val="000000"/>
           <w:kern w:val="0"/>
           <w:lang w:eastAsia="es-ES"/>
-          <w14:ligatures w14:val="none"/>
+          <ns2:ligatures ns2:val="none"/>
         </w:rPr>
       </w:pPr>
       <w:r>
@@ -1489,7 +1489,7 @@
           <w:color w:val="000000"/>
           <w:kern w:val="0"/>
           <w:lang w:eastAsia="es-ES"/>
-          <w14:ligatures w14:val="none"/>
+          <ns2:ligatures ns2:val="none"/>
         </w:rPr>
         <w:t>Por otra parte</w:t>
       </w:r>
@@ -1499,7 +1499,7 @@
           <w:color w:val="000000"/>
           <w:kern w:val="0"/>
           <w:lang w:eastAsia="es-ES"/>
-          <w14:ligatures w14:val="none"/>
+          <ns2:ligatures ns2:val="none"/>
         </w:rPr>
         <w:t xml:space="preserve">, el </w:t>
       </w:r>
@@ -1509,7 +1509,7 @@
           <w:color w:val="000000"/>
           <w:kern w:val="0"/>
           <w:lang w:eastAsia="es-ES"/>
-          <w14:ligatures w14:val="none"/>
+          <ns2:ligatures ns2:val="none"/>
         </w:rPr>
         <w:t xml:space="preserve">vehículo asegurado </w:t>
       </w:r>
@@ -1519,7 +1519,7 @@
           <w:color w:val="000000"/>
           <w:kern w:val="0"/>
           <w:lang w:eastAsia="es-ES"/>
-          <w14:ligatures w14:val="none"/>
+          <ns2:ligatures ns2:val="none"/>
         </w:rPr>
         <w:t xml:space="preserve">permaneció inmovilizado por más de 32 días en la concesionaria designada para su evaluación, periodo durante el cual remitió la documentación requerida por </w:t>
       </w:r>
@@ -1530,7 +1530,7 @@
           <w:color w:val="000000"/>
           <w:kern w:val="0"/>
           <w:lang w:val="es-ES" w:eastAsia="es-ES"/>
-          <w14:ligatures w14:val="none"/>
+          <ns2:ligatures ns2:val="none"/>
         </w:rPr>
         <w:t>Quálitas</w:t>
       </w:r>
@@ -1541,12 +1541,12 @@
           <w:color w:val="000000"/>
           <w:kern w:val="0"/>
           <w:lang w:eastAsia="es-ES"/>
-          <w14:ligatures w14:val="none"/>
+          <ns2:ligatures ns2:val="none"/>
         </w:rPr>
         <w:t>.</w:t>
       </w:r>
     </w:p>
-    <w:p>
+    <w:p ns2:paraId="0695CDA2" ns2:textId="77777777">
       <w:pPr>
         <w:pStyle w:val="Prrafodelista"/>
         <w:spacing w:after="0" w:line="240" w:lineRule="auto"/>
@@ -1557,11 +1557,11 @@
           <w:color w:val="000000"/>
           <w:kern w:val="0"/>
           <w:lang w:eastAsia="es-ES"/>
-          <w14:ligatures w14:val="none"/>
-        </w:rPr>
-      </w:pPr>
-    </w:p>
-    <w:p>
+          <ns2:ligatures ns2:val="none"/>
+        </w:rPr>
+      </w:pPr>
+    </w:p>
+    <w:p ns2:paraId="3BFE7041" ns2:textId="50E6DC62">
       <w:pPr>
         <w:pStyle w:val="Prrafodelista"/>
         <w:numPr>
@@ -1580,7 +1580,7 @@
           <w:color w:val="000000"/>
           <w:kern w:val="0"/>
           <w:lang w:eastAsia="es-ES"/>
-          <w14:ligatures w14:val="none"/>
+          <ns2:ligatures ns2:val="none"/>
         </w:rPr>
       </w:pPr>
       <w:r>
@@ -1589,7 +1589,7 @@
           <w:color w:val="000000"/>
           <w:kern w:val="0"/>
           <w:lang w:eastAsia="es-ES"/>
-          <w14:ligatures w14:val="none"/>
+          <ns2:ligatures ns2:val="none"/>
         </w:rPr>
         <w:t xml:space="preserve">El 7 de noviembre de 2025, </w:t>
       </w:r>
@@ -1600,7 +1600,7 @@
           <w:color w:val="000000"/>
           <w:kern w:val="0"/>
           <w:lang w:val="es-ES" w:eastAsia="es-ES"/>
-          <w14:ligatures w14:val="none"/>
+          <ns2:ligatures ns2:val="none"/>
         </w:rPr>
         <w:t>Quálitas</w:t>
       </w:r>
@@ -1611,7 +1611,7 @@
           <w:color w:val="000000"/>
           <w:kern w:val="0"/>
           <w:lang w:eastAsia="es-ES"/>
-          <w14:ligatures w14:val="none"/>
+          <ns2:ligatures ns2:val="none"/>
         </w:rPr>
         <w:t xml:space="preserve"> </w:t>
       </w:r>
@@ -1621,7 +1621,7 @@
           <w:color w:val="000000"/>
           <w:kern w:val="0"/>
           <w:lang w:eastAsia="es-ES"/>
-          <w14:ligatures w14:val="none"/>
+          <ns2:ligatures ns2:val="none"/>
         </w:rPr>
         <w:t xml:space="preserve">emitió carta mediante la cual rechazó </w:t>
       </w:r>
@@ -1631,7 +1631,7 @@
           <w:color w:val="000000"/>
           <w:kern w:val="0"/>
           <w:lang w:eastAsia="es-ES"/>
-          <w14:ligatures w14:val="none"/>
+          <ns2:ligatures ns2:val="none"/>
         </w:rPr>
         <w:t>el otorgamiento de</w:t>
       </w:r>
@@ -1641,7 +1641,7 @@
           <w:color w:val="000000"/>
           <w:kern w:val="0"/>
           <w:lang w:eastAsia="es-ES"/>
-          <w14:ligatures w14:val="none"/>
+          <ns2:ligatures ns2:val="none"/>
         </w:rPr>
         <w:t xml:space="preserve"> cobertura del siniestro ocurrido el 5 de octubre de 2025, sustentando su decisión en el presunto incumplimiento de condiciones vinculadas a la</w:t>
       </w:r>
@@ -1651,7 +1651,7 @@
           <w:color w:val="000000"/>
           <w:kern w:val="0"/>
           <w:lang w:eastAsia="es-ES"/>
-          <w14:ligatures w14:val="none"/>
+          <ns2:ligatures ns2:val="none"/>
         </w:rPr>
         <w:t xml:space="preserve"> falta de</w:t>
       </w:r>
@@ -1661,7 +1661,7 @@
           <w:color w:val="000000"/>
           <w:kern w:val="0"/>
           <w:lang w:eastAsia="es-ES"/>
-          <w14:ligatures w14:val="none"/>
+          <ns2:ligatures ns2:val="none"/>
         </w:rPr>
         <w:t xml:space="preserve"> comunicación </w:t>
       </w:r>
@@ -1671,7 +1671,7 @@
           <w:color w:val="000000"/>
           <w:kern w:val="0"/>
           <w:lang w:eastAsia="es-ES"/>
-          <w14:ligatures w14:val="none"/>
+          <ns2:ligatures ns2:val="none"/>
         </w:rPr>
         <w:t xml:space="preserve">oportuna </w:t>
       </w:r>
@@ -1681,7 +1681,7 @@
           <w:color w:val="000000"/>
           <w:kern w:val="0"/>
           <w:lang w:eastAsia="es-ES"/>
-          <w14:ligatures w14:val="none"/>
+          <ns2:ligatures ns2:val="none"/>
         </w:rPr>
         <w:t xml:space="preserve">del </w:t>
       </w:r>
@@ -1691,7 +1691,7 @@
           <w:color w:val="000000"/>
           <w:kern w:val="0"/>
           <w:lang w:eastAsia="es-ES"/>
-          <w14:ligatures w14:val="none"/>
+          <ns2:ligatures ns2:val="none"/>
         </w:rPr>
         <w:lastRenderedPageBreak/>
         <w:t xml:space="preserve">siniestro, a la </w:t>
@@ -1702,7 +1702,7 @@
           <w:color w:val="000000"/>
           <w:kern w:val="0"/>
           <w:lang w:eastAsia="es-ES"/>
-          <w14:ligatures w14:val="none"/>
+          <ns2:ligatures ns2:val="none"/>
         </w:rPr>
         <w:t xml:space="preserve">falta de </w:t>
       </w:r>
@@ -1712,7 +1712,7 @@
           <w:color w:val="000000"/>
           <w:kern w:val="0"/>
           <w:lang w:eastAsia="es-ES"/>
-          <w14:ligatures w14:val="none"/>
+          <ns2:ligatures ns2:val="none"/>
         </w:rPr>
         <w:t xml:space="preserve">interposición de la denuncia policial dentro de un plazo determinado y a la </w:t>
       </w:r>
@@ -1722,7 +1722,7 @@
           <w:color w:val="000000"/>
           <w:kern w:val="0"/>
           <w:lang w:eastAsia="es-ES"/>
-          <w14:ligatures w14:val="none"/>
+          <ns2:ligatures ns2:val="none"/>
         </w:rPr>
         <w:t xml:space="preserve">falta de </w:t>
       </w:r>
@@ -1732,12 +1732,12 @@
           <w:color w:val="000000"/>
           <w:kern w:val="0"/>
           <w:lang w:eastAsia="es-ES"/>
-          <w14:ligatures w14:val="none"/>
+          <ns2:ligatures ns2:val="none"/>
         </w:rPr>
         <w:t>realización del examen de alcoholemia dentro del plazo previsto.</w:t>
       </w:r>
     </w:p>
-    <w:p>
+    <w:p ns2:paraId="2B25547E" ns2:textId="77777777">
       <w:pPr>
         <w:pStyle w:val="Prrafodelista"/>
         <w:spacing w:after="0" w:line="240" w:lineRule="auto"/>
@@ -1748,11 +1748,11 @@
           <w:color w:val="000000"/>
           <w:kern w:val="0"/>
           <w:lang w:eastAsia="es-ES"/>
-          <w14:ligatures w14:val="none"/>
-        </w:rPr>
-      </w:pPr>
-    </w:p>
-    <w:p>
+          <ns2:ligatures ns2:val="none"/>
+        </w:rPr>
+      </w:pPr>
+    </w:p>
+    <w:p ns2:paraId="2F9CF7F5" ns2:textId="26C6C355">
       <w:pPr>
         <w:pStyle w:val="Prrafodelista"/>
         <w:numPr>
@@ -1771,7 +1771,7 @@
           <w:color w:val="000000"/>
           <w:kern w:val="0"/>
           <w:lang w:eastAsia="es-ES"/>
-          <w14:ligatures w14:val="none"/>
+          <ns2:ligatures ns2:val="none"/>
         </w:rPr>
       </w:pPr>
       <w:r>
@@ -1780,7 +1780,7 @@
           <w:color w:val="000000"/>
           <w:kern w:val="0"/>
           <w:lang w:eastAsia="es-ES"/>
-          <w14:ligatures w14:val="none"/>
+          <ns2:ligatures ns2:val="none"/>
         </w:rPr>
         <w:t>No obstante,</w:t>
       </w:r>
@@ -1790,7 +1790,7 @@
           <w:color w:val="000000"/>
           <w:kern w:val="0"/>
           <w:lang w:eastAsia="es-ES"/>
-          <w14:ligatures w14:val="none"/>
+          <ns2:ligatures ns2:val="none"/>
         </w:rPr>
         <w:t xml:space="preserve"> </w:t>
       </w:r>
@@ -1801,7 +1801,7 @@
           <w:color w:val="000000"/>
           <w:kern w:val="0"/>
           <w:lang w:val="es-ES" w:eastAsia="es-ES"/>
-          <w14:ligatures w14:val="none"/>
+          <ns2:ligatures ns2:val="none"/>
         </w:rPr>
         <w:t>Quálitas</w:t>
       </w:r>
@@ -1812,7 +1812,7 @@
           <w:color w:val="000000"/>
           <w:kern w:val="0"/>
           <w:lang w:eastAsia="es-ES"/>
-          <w14:ligatures w14:val="none"/>
+          <ns2:ligatures ns2:val="none"/>
         </w:rPr>
         <w:t xml:space="preserve"> </w:t>
       </w:r>
@@ -1822,7 +1822,7 @@
           <w:color w:val="000000"/>
           <w:kern w:val="0"/>
           <w:lang w:eastAsia="es-ES"/>
-          <w14:ligatures w14:val="none"/>
+          <ns2:ligatures ns2:val="none"/>
         </w:rPr>
         <w:t>tomó conocimiento de las circunstancias del accidente desde el inicio del reporte y, pese a ello, permitió que el procedimiento se extendiera por 31 días adicionales con el vehículo inmovilizado, sin asignarle un asesor que lo orientara durante la tramitación del siniestro</w:t>
       </w:r>
@@ -1832,7 +1832,7 @@
           <w:color w:val="000000"/>
           <w:kern w:val="0"/>
           <w:lang w:eastAsia="es-ES"/>
-          <w14:ligatures w14:val="none"/>
+          <ns2:ligatures ns2:val="none"/>
         </w:rPr>
         <w:t xml:space="preserve">, vulnerando el estándar </w:t>
       </w:r>
@@ -1842,7 +1842,7 @@
           <w:color w:val="000000"/>
           <w:kern w:val="0"/>
           <w:lang w:eastAsia="es-ES"/>
-          <w14:ligatures w14:val="none"/>
+          <ns2:ligatures ns2:val="none"/>
         </w:rPr>
         <w:t>mínimo</w:t>
       </w:r>
@@ -1852,12 +1852,12 @@
           <w:color w:val="000000"/>
           <w:kern w:val="0"/>
           <w:lang w:eastAsia="es-ES"/>
-          <w14:ligatures w14:val="none"/>
+          <ns2:ligatures ns2:val="none"/>
         </w:rPr>
         <w:t xml:space="preserve"> de acompañamiento en un servicio de seguros.</w:t>
       </w:r>
     </w:p>
-    <w:p>
+    <w:p ns2:paraId="33E14FF7" ns2:textId="77777777">
       <w:pPr>
         <w:tabs>
           <w:tab w:val="left" w:pos="1134"/>
@@ -1869,11 +1869,11 @@
           <w:color w:val="000000"/>
           <w:kern w:val="0"/>
           <w:lang w:eastAsia="es-ES"/>
-          <w14:ligatures w14:val="none"/>
-        </w:rPr>
-      </w:pPr>
-    </w:p>
-    <w:p>
+          <ns2:ligatures ns2:val="none"/>
+        </w:rPr>
+      </w:pPr>
+    </w:p>
+    <w:p ns2:paraId="65C58807" ns2:textId="6E405315">
       <w:pPr>
         <w:numPr>
           <w:ilvl w:val="1"/>
@@ -1891,7 +1891,7 @@
           <w:color w:val="000000"/>
           <w:kern w:val="0"/>
           <w:lang w:val="es-ES" w:eastAsia="es-ES"/>
-          <w14:ligatures w14:val="none"/>
+          <ns2:ligatures ns2:val="none"/>
         </w:rPr>
       </w:pPr>
       <w:r>
@@ -1900,7 +1900,7 @@
           <w:color w:val="000000"/>
           <w:kern w:val="0"/>
           <w:lang w:val="es-ES" w:eastAsia="es-ES"/>
-          <w14:ligatures w14:val="none"/>
+          <ns2:ligatures ns2:val="none"/>
         </w:rPr>
         <w:t xml:space="preserve">El señor [APELLIDO] solicitó, en calidad de medida correctiva, que Quálitas cumpla con otorgar la cobertura total del Seguro Vehicular por el accidente vehicular ocurrido el 5 de octubre de 2025, incluyendo la reparación integral del vehículo asegurado. Asimismo, requirió el reembolso de costos y costas del presente procedimiento.</w:t>
       </w:r>
@@ -1910,7 +1910,7 @@
           <w:color w:val="000000"/>
           <w:kern w:val="0"/>
           <w:lang w:val="es-ES" w:eastAsia="es-ES"/>
-          <w14:ligatures w14:val="none"/>
+          <ns2:ligatures ns2:val="none"/>
         </w:rPr>
         <w:t xml:space="preserve"/>
       </w:r>
@@ -1918,7 +1918,7 @@
         <w:rPr>
           <w:rFonts w:ascii="Arial Narrow" w:eastAsia="Calibri" w:hAnsi="Arial Narrow" w:cs="Arial"/>
           <w:kern w:val="0"/>
-          <w14:ligatures w14:val="none"/>
+          <ns2:ligatures ns2:val="none"/>
         </w:rPr>
         <w:t xml:space="preserve"/>
       </w:r>
@@ -1928,7 +1928,7 @@
           <w:color w:val="000000"/>
           <w:kern w:val="0"/>
           <w:lang w:val="es-ES" w:eastAsia="es-ES"/>
-          <w14:ligatures w14:val="none"/>
+          <ns2:ligatures ns2:val="none"/>
         </w:rPr>
         <w:t xml:space="preserve"/>
       </w:r>
@@ -1939,7 +1939,7 @@
           <w:color w:val="000000"/>
           <w:kern w:val="0"/>
           <w:lang w:val="es-ES" w:eastAsia="es-ES"/>
-          <w14:ligatures w14:val="none"/>
+          <ns2:ligatures ns2:val="none"/>
         </w:rPr>
         <w:t/>
       </w:r>
@@ -1950,7 +1950,7 @@
           <w:color w:val="000000"/>
           <w:kern w:val="0"/>
           <w:lang w:val="es-ES" w:eastAsia="es-ES"/>
-          <w14:ligatures w14:val="none"/>
+          <ns2:ligatures ns2:val="none"/>
         </w:rPr>
         <w:t xml:space="preserve"/>
       </w:r>
@@ -1960,7 +1960,7 @@
           <w:color w:val="000000"/>
           <w:kern w:val="0"/>
           <w:lang w:val="es-ES" w:eastAsia="es-ES"/>
-          <w14:ligatures w14:val="none"/>
+          <ns2:ligatures ns2:val="none"/>
         </w:rPr>
         <w:t xml:space="preserve"/>
       </w:r>
@@ -1970,7 +1970,7 @@
           <w:color w:val="000000"/>
           <w:kern w:val="0"/>
           <w:lang w:val="es-ES" w:eastAsia="es-ES"/>
-          <w14:ligatures w14:val="none"/>
+          <ns2:ligatures ns2:val="none"/>
         </w:rPr>
         <w:t xml:space="preserve"/>
       </w:r>
@@ -1980,7 +1980,7 @@
           <w:color w:val="000000"/>
           <w:kern w:val="0"/>
           <w:lang w:eastAsia="es-ES"/>
-          <w14:ligatures w14:val="none"/>
+          <ns2:ligatures ns2:val="none"/>
         </w:rPr>
         <w:t/>
       </w:r>
@@ -1990,7 +1990,7 @@
           <w:color w:val="000000"/>
           <w:kern w:val="0"/>
           <w:lang w:val="es-ES" w:eastAsia="es-ES"/>
-          <w14:ligatures w14:val="none"/>
+          <ns2:ligatures ns2:val="none"/>
         </w:rPr>
         <w:t xml:space="preserve"/>
       </w:r>
@@ -2000,7 +2000,7 @@
           <w:color w:val="000000"/>
           <w:kern w:val="0"/>
           <w:lang w:val="es-ES" w:eastAsia="es-ES"/>
-          <w14:ligatures w14:val="none"/>
+          <ns2:ligatures ns2:val="none"/>
         </w:rPr>
         <w:t xml:space="preserve"/>
       </w:r>
@@ -2010,7 +2010,7 @@
           <w:color w:val="000000"/>
           <w:kern w:val="0"/>
           <w:lang w:val="es-ES" w:eastAsia="es-ES"/>
-          <w14:ligatures w14:val="none"/>
+          <ns2:ligatures ns2:val="none"/>
         </w:rPr>
         <w:t/>
       </w:r>
@@ -2020,12 +2020,12 @@
           <w:color w:val="000000"/>
           <w:kern w:val="0"/>
           <w:lang w:val="es-ES" w:eastAsia="es-ES"/>
-          <w14:ligatures w14:val="none"/>
+          <ns2:ligatures ns2:val="none"/>
         </w:rPr>
         <w:t/>
       </w:r>
     </w:p>
-    <w:p>
+    <w:p ns2:paraId="66005174" ns2:textId="77777777">
       <w:pPr>
         <w:spacing w:after="0" w:line="240" w:lineRule="auto"/>
         <w:contextualSpacing/>
@@ -2036,11 +2036,11 @@
           <w:color w:val="000000"/>
           <w:kern w:val="0"/>
           <w:lang w:eastAsia="es-PE"/>
-          <w14:ligatures w14:val="none"/>
-        </w:rPr>
-      </w:pPr>
-    </w:p>
-    <w:p>
+          <ns2:ligatures ns2:val="none"/>
+        </w:rPr>
+      </w:pPr>
+    </w:p>
+    <w:p ns2:paraId="3541B1F9" ns2:textId="77777777">
       <w:pPr>
         <w:pStyle w:val="Prrafodelista"/>
         <w:numPr>
@@ -2060,22 +2060,22 @@
           <w:color w:val="000000"/>
           <w:kern w:val="0"/>
           <w:lang w:eastAsia="es-PE"/>
-          <w14:ligatures w14:val="none"/>
-        </w:rPr>
-      </w:pPr>
-      <w:r>
-        <w:rPr>
-          <w:rFonts w:ascii="Arial Narrow" w:eastAsia="Arial Narrow" w:hAnsi="Arial Narrow" w:cs="Arial Narrow"/>
-          <w:b/>
-          <w:color w:val="000000"/>
-          <w:kern w:val="0"/>
-          <w:lang w:eastAsia="es-PE"/>
-          <w14:ligatures w14:val="none"/>
+          <ns2:ligatures ns2:val="none"/>
+        </w:rPr>
+      </w:pPr>
+      <w:r>
+        <w:rPr>
+          <w:rFonts w:ascii="Arial Narrow" w:eastAsia="Arial Narrow" w:hAnsi="Arial Narrow" w:cs="Arial Narrow"/>
+          <w:b/>
+          <w:color w:val="000000"/>
+          <w:kern w:val="0"/>
+          <w:lang w:eastAsia="es-PE"/>
+          <ns2:ligatures ns2:val="none"/>
         </w:rPr>
         <w:t>DE LA ADMISIÓN A TRÁMITE DE LA DENUNCIA</w:t>
       </w:r>
     </w:p>
-    <w:p>
+    <w:p ns2:paraId="34556756" ns2:textId="77777777">
       <w:pPr>
         <w:spacing w:after="0" w:line="240" w:lineRule="auto"/>
         <w:contextualSpacing/>
@@ -2086,13 +2086,13 @@
           <w:color w:val="000000"/>
           <w:kern w:val="0"/>
           <w:lang w:eastAsia="es-PE"/>
-          <w14:ligatures w14:val="none"/>
+          <ns2:ligatures ns2:val="none"/>
         </w:rPr>
       </w:pPr>
       <w:bookmarkStart w:id="1" w:name="_Hlk212795168"/>
       <w:bookmarkStart w:id="2" w:name="_Hlk218848146"/>
     </w:p>
-    <w:p>
+    <w:p ns2:paraId="5F4266A4" ns2:textId="0169F5A6">
       <w:pPr>
         <w:pStyle w:val="Prrafodelista"/>
         <w:numPr>
@@ -2105,7 +2105,7 @@
         <w:rPr>
           <w:rFonts w:ascii="Arial Narrow" w:eastAsia="Arial Narrow" w:hAnsi="Arial Narrow" w:cs="Arial Narrow"/>
           <w:kern w:val="0"/>
-          <w14:ligatures w14:val="none"/>
+          <ns2:ligatures ns2:val="none"/>
         </w:rPr>
       </w:pPr>
       <w:bookmarkStart w:id="3" w:name="_Hlk140755208"/>
@@ -2117,7 +2117,7 @@
           <w:color w:val="000000"/>
           <w:kern w:val="0"/>
           <w:lang w:eastAsia="es-PE"/>
-          <w14:ligatures w14:val="none"/>
+          <ns2:ligatures ns2:val="none"/>
         </w:rPr>
         <w:t xml:space="preserve">La Secretaría Técnica de la Comisión de Protección al Consumidor 1 (en adelante, la Secretaría Técnica), en ejercicio de sus facultades, considera que el hecho denunciado, consistente en que la compañía aseguradora habría negado injustificadamente al denunciante la cobertura de la Póliza 0070241966 del Seguro Vehicular por el accidente vehicular ocurrido el 5 de octubre de 2025; involucraría una presunta afectación a sus expectativas, quien no habría encontrado una correspondencia entre lo que esperaba recibir de parte del proveedor y lo que realmente recibió. Por consiguiente, corresponde calificar el hecho materia de denuncia como una presunta infracción al deber de idoneidad, tipificado en [APELLIDO] artículos 18 y 19 del Código.</w:t>
       </w:r>
@@ -2130,7 +2130,7 @@
           <w:rFonts w:ascii="Arial Narrow" w:eastAsia="Arial Narrow" w:hAnsi="Arial Narrow" w:cs="Arial Narrow"/>
           <w:kern w:val="0"/>
           <w:vertAlign w:val="superscript"/>
-          <w14:ligatures w14:val="none"/>
+          <ns2:ligatures ns2:val="none"/>
         </w:rPr>
         <w:footnoteReference w:id="3"/>
       </w:r>
@@ -2140,7 +2140,7 @@
           <w:color w:val="000000"/>
           <w:kern w:val="0"/>
           <w:lang w:eastAsia="es-PE"/>
-          <w14:ligatures w14:val="none"/>
+          <ns2:ligatures ns2:val="none"/>
         </w:rPr>
         <w:t xml:space="preserve"/>
       </w:r>
@@ -2150,15 +2150,15 @@
           <w:color w:val="000000"/>
           <w:kern w:val="0"/>
           <w:lang w:eastAsia="es-PE"/>
-          <w14:ligatures w14:val="none"/>
-        </w:rPr>
-        <w:t xml:space="preserve"/>
-      </w:r>
-      <w:r>
-        <w:rPr>
-          <w:rFonts w:ascii="Arial Narrow" w:eastAsia="Arial Narrow" w:hAnsi="Arial Narrow" w:cs="Arial Narrow"/>
-          <w:kern w:val="0"/>
-          <w14:ligatures w14:val="none"/>
+          <ns2:ligatures ns2:val="none"/>
+        </w:rPr>
+        <w:t xml:space="preserve"/>
+      </w:r>
+      <w:r>
+        <w:rPr>
+          <w:rFonts w:ascii="Arial Narrow" w:eastAsia="Arial Narrow" w:hAnsi="Arial Narrow" w:cs="Arial Narrow"/>
+          <w:kern w:val="0"/>
+          <ns2:ligatures ns2:val="none"/>
         </w:rPr>
         <w:t xml:space="preserve"/>
       </w:r>
@@ -2167,7 +2167,7 @@
         <w:rPr>
           <w:rFonts w:ascii="Arial Narrow" w:eastAsia="Arial Narrow" w:hAnsi="Arial Narrow" w:cs="Arial Narrow"/>
           <w:kern w:val="0"/>
-          <w14:ligatures w14:val="none"/>
+          <ns2:ligatures ns2:val="none"/>
         </w:rPr>
         <w:t xml:space="preserve"/>
       </w:r>
@@ -2181,7 +2181,7 @@
           <w:kern w:val="0"/>
           <w:shd w:val="clear" w:color="auto" w:fill="FFFFFF"/>
           <w:lang w:eastAsia="es-PE"/>
-          <w14:ligatures w14:val="none"/>
+          <ns2:ligatures ns2:val="none"/>
         </w:rPr>
         <w:t/>
       </w:r>
@@ -2189,7 +2189,7 @@
         <w:rPr>
           <w:rFonts w:ascii="Arial Narrow" w:eastAsia="Arial Narrow" w:hAnsi="Arial Narrow" w:cs="Arial Narrow"/>
           <w:kern w:val="0"/>
-          <w14:ligatures w14:val="none"/>
+          <ns2:ligatures ns2:val="none"/>
         </w:rPr>
         <w:t/>
       </w:r>
@@ -2199,7 +2199,7 @@
           <w:color w:val="000000"/>
           <w:kern w:val="0"/>
           <w:lang w:eastAsia="es-PE"/>
-          <w14:ligatures w14:val="none"/>
+          <ns2:ligatures ns2:val="none"/>
         </w:rPr>
         <w:t/>
       </w:r>
@@ -2207,7 +2207,7 @@
         <w:rPr>
           <w:rFonts w:ascii="Arial Narrow" w:eastAsia="Arial Narrow" w:hAnsi="Arial Narrow" w:cs="Arial Narrow"/>
           <w:kern w:val="0"/>
-          <w14:ligatures w14:val="none"/>
+          <ns2:ligatures ns2:val="none"/>
         </w:rPr>
         <w:t xml:space="preserve"/>
       </w:r>
@@ -2217,7 +2217,7 @@
           <w:color w:val="000000"/>
           <w:kern w:val="0"/>
           <w:lang w:eastAsia="es-PE"/>
-          <w14:ligatures w14:val="none"/>
+          <ns2:ligatures ns2:val="none"/>
         </w:rPr>
         <w:t/>
       </w:r>
@@ -2225,7 +2225,7 @@
         <w:rPr>
           <w:rFonts w:ascii="Arial Narrow" w:eastAsia="Arial Narrow" w:hAnsi="Arial Narrow" w:cs="Arial Narrow"/>
           <w:kern w:val="0"/>
-          <w14:ligatures w14:val="none"/>
+          <ns2:ligatures ns2:val="none"/>
         </w:rPr>
         <w:t xml:space="preserve"/>
       </w:r>
@@ -2237,7 +2237,7 @@
           <w:rFonts w:ascii="Arial Narrow" w:eastAsia="Arial Narrow" w:hAnsi="Arial Narrow" w:cs="Arial"/>
           <w:kern w:val="0"/>
           <w:vertAlign w:val="superscript"/>
-          <w14:ligatures w14:val="none"/>
+          <ns2:ligatures ns2:val="none"/>
         </w:rPr>
         <w:footnoteReference w:id="4"/>
       </w:r>
@@ -2246,13 +2246,13 @@
         <w:rPr>
           <w:rFonts w:ascii="Arial Narrow" w:eastAsia="Arial Narrow" w:hAnsi="Arial Narrow" w:cs="Arial Narrow"/>
           <w:kern w:val="0"/>
-          <w14:ligatures w14:val="none"/>
+          <ns2:ligatures ns2:val="none"/>
         </w:rPr>
         <w:t/>
       </w:r>
       <w:bookmarkEnd w:id="8"/>
     </w:p>
-    <w:p>
+    <w:p ns2:paraId="116891C0" ns2:textId="77777777">
       <w:pPr>
         <w:pStyle w:val="Prrafodelista"/>
         <w:spacing w:after="0" w:line="240" w:lineRule="auto"/>
@@ -2261,11 +2261,11 @@
         <w:rPr>
           <w:rFonts w:ascii="Arial Narrow" w:eastAsia="Arial Narrow" w:hAnsi="Arial Narrow" w:cs="Arial Narrow"/>
           <w:kern w:val="0"/>
-          <w14:ligatures w14:val="none"/>
-        </w:rPr>
-      </w:pPr>
-    </w:p>
-    <w:p>
+          <ns2:ligatures ns2:val="none"/>
+        </w:rPr>
+      </w:pPr>
+    </w:p>
+    <w:p ns2:paraId="73AC2300" ns2:textId="202AC0BD">
       <w:pPr>
         <w:pStyle w:val="Prrafodelista"/>
         <w:numPr>
@@ -2278,7 +2278,7 @@
         <w:rPr>
           <w:rFonts w:ascii="Arial Narrow" w:eastAsia="Arial Narrow" w:hAnsi="Arial Narrow" w:cs="Arial Narrow"/>
           <w:kern w:val="0"/>
-          <w14:ligatures w14:val="none"/>
+          <ns2:ligatures ns2:val="none"/>
         </w:rPr>
       </w:pPr>
       <w:bookmarkStart w:id="11" w:name="_Hlk213150180"/>
@@ -2286,7 +2286,7 @@
         <w:rPr>
           <w:rFonts w:ascii="Arial Narrow" w:eastAsia="Arial Narrow" w:hAnsi="Arial Narrow" w:cs="Arial Narrow"/>
           <w:kern w:val="0"/>
-          <w14:ligatures w14:val="none"/>
+          <ns2:ligatures ns2:val="none"/>
         </w:rPr>
         <w:lastRenderedPageBreak/>
         <w:t xml:space="preserve">Así también, la Secretaría Técnica, en ejercicio de sus facultades, considera que el hecho denunciado, consistente en que la compañía aseguradora no habría cumplido con asignar al denunciante un asesor que lo orientara respecto del procedimiento para la activación y evaluación de cobertura de la Póliza 0070241966 del Seguro Vehicular; involucraría una presunta afectación a sus expectativas, quien no habría encontrado una correspondencia entre lo que esperaba recibir de parte del proveedor y lo que realmente recibió. Por consiguiente, corresponde calificar el hecho materia de denuncia como una presunta infracción al deber de idoneidad, tipificado en [APELLIDO] artículos 18 y 19 del Código. </w:t>
@@ -2297,15 +2297,15 @@
           <w:color w:val="000000"/>
           <w:kern w:val="0"/>
           <w:lang w:eastAsia="es-PE"/>
-          <w14:ligatures w14:val="none"/>
-        </w:rPr>
-        <w:t xml:space="preserve"/>
-      </w:r>
-      <w:r>
-        <w:rPr>
-          <w:rFonts w:ascii="Arial Narrow" w:eastAsia="Arial Narrow" w:hAnsi="Arial Narrow" w:cs="Arial Narrow"/>
-          <w:kern w:val="0"/>
-          <w14:ligatures w14:val="none"/>
+          <ns2:ligatures ns2:val="none"/>
+        </w:rPr>
+        <w:t xml:space="preserve"/>
+      </w:r>
+      <w:r>
+        <w:rPr>
+          <w:rFonts w:ascii="Arial Narrow" w:eastAsia="Arial Narrow" w:hAnsi="Arial Narrow" w:cs="Arial Narrow"/>
+          <w:kern w:val="0"/>
+          <ns2:ligatures ns2:val="none"/>
         </w:rPr>
         <w:t xml:space="preserve"/>
       </w:r>
@@ -2317,7 +2317,7 @@
           <w:kern w:val="0"/>
           <w:shd w:val="clear" w:color="auto" w:fill="FFFFFF"/>
           <w:lang w:eastAsia="es-PE"/>
-          <w14:ligatures w14:val="none"/>
+          <ns2:ligatures ns2:val="none"/>
         </w:rPr>
         <w:t/>
       </w:r>
@@ -2325,7 +2325,7 @@
         <w:rPr>
           <w:rFonts w:ascii="Arial Narrow" w:eastAsia="Arial Narrow" w:hAnsi="Arial Narrow" w:cs="Arial Narrow"/>
           <w:kern w:val="0"/>
-          <w14:ligatures w14:val="none"/>
+          <ns2:ligatures ns2:val="none"/>
         </w:rPr>
         <w:t/>
       </w:r>
@@ -2335,7 +2335,7 @@
           <w:color w:val="000000"/>
           <w:kern w:val="0"/>
           <w:lang w:eastAsia="es-PE"/>
-          <w14:ligatures w14:val="none"/>
+          <ns2:ligatures ns2:val="none"/>
         </w:rPr>
         <w:t/>
       </w:r>
@@ -2343,7 +2343,7 @@
         <w:rPr>
           <w:rFonts w:ascii="Arial Narrow" w:eastAsia="Arial Narrow" w:hAnsi="Arial Narrow" w:cs="Arial Narrow"/>
           <w:kern w:val="0"/>
-          <w14:ligatures w14:val="none"/>
+          <ns2:ligatures ns2:val="none"/>
         </w:rPr>
         <w:t xml:space="preserve"/>
       </w:r>
@@ -2353,7 +2353,7 @@
           <w:color w:val="000000"/>
           <w:kern w:val="0"/>
           <w:lang w:eastAsia="es-PE"/>
-          <w14:ligatures w14:val="none"/>
+          <ns2:ligatures ns2:val="none"/>
         </w:rPr>
         <w:t/>
       </w:r>
@@ -2361,7 +2361,7 @@
         <w:rPr>
           <w:rFonts w:ascii="Arial Narrow" w:eastAsia="Arial Narrow" w:hAnsi="Arial Narrow" w:cs="Arial Narrow"/>
           <w:kern w:val="0"/>
-          <w14:ligatures w14:val="none"/>
+          <ns2:ligatures ns2:val="none"/>
         </w:rPr>
         <w:t xml:space="preserve"/>
       </w:r>
@@ -2372,24 +2372,24 @@
           <w:color w:val="000000"/>
           <w:kern w:val="0"/>
           <w:lang w:eastAsia="es-PE"/>
-          <w14:ligatures w14:val="none"/>
+          <ns2:ligatures ns2:val="none"/>
         </w:rPr>
         <w:t xml:space="preserve"/>
       </w:r>
     </w:p>
     <w:bookmarkEnd w:id="1"/>
-    <w:p>
-      <w:pPr>
-        <w:spacing w:after="0" w:line="240" w:lineRule="auto"/>
-        <w:jc w:val="both"/>
-        <w:rPr>
-          <w:rFonts w:ascii="Arial Narrow" w:eastAsia="Arial Narrow" w:hAnsi="Arial Narrow" w:cs="Arial Narrow"/>
-          <w:kern w:val="0"/>
-          <w14:ligatures w14:val="none"/>
-        </w:rPr>
-      </w:pPr>
-    </w:p>
-    <w:p>
+    <w:p ns2:paraId="2DC7B64E" ns2:textId="77777777">
+      <w:pPr>
+        <w:spacing w:after="0" w:line="240" w:lineRule="auto"/>
+        <w:jc w:val="both"/>
+        <w:rPr>
+          <w:rFonts w:ascii="Arial Narrow" w:eastAsia="Arial Narrow" w:hAnsi="Arial Narrow" w:cs="Arial Narrow"/>
+          <w:kern w:val="0"/>
+          <ns2:ligatures ns2:val="none"/>
+        </w:rPr>
+      </w:pPr>
+    </w:p>
+    <w:p ns2:paraId="61A99930" ns2:textId="2AD110EF">
       <w:pPr>
         <w:pStyle w:val="Prrafodelista"/>
         <w:numPr>
@@ -2402,14 +2402,14 @@
         <w:rPr>
           <w:rFonts w:ascii="Arial Narrow" w:eastAsia="Arial Narrow" w:hAnsi="Arial Narrow" w:cs="Arial Narrow"/>
           <w:kern w:val="0"/>
-          <w14:ligatures w14:val="none"/>
-        </w:rPr>
-      </w:pPr>
-      <w:r>
-        <w:rPr>
-          <w:rFonts w:ascii="Arial Narrow" w:eastAsia="Arial Narrow" w:hAnsi="Arial Narrow" w:cs="Arial Narrow"/>
-          <w:kern w:val="0"/>
-          <w14:ligatures w14:val="none"/>
+          <ns2:ligatures ns2:val="none"/>
+        </w:rPr>
+      </w:pPr>
+      <w:r>
+        <w:rPr>
+          <w:rFonts w:ascii="Arial Narrow" w:eastAsia="Arial Narrow" w:hAnsi="Arial Narrow" w:cs="Arial Narrow"/>
+          <w:kern w:val="0"/>
+          <ns2:ligatures ns2:val="none"/>
         </w:rPr>
         <w:t xml:space="preserve">Asimismo, la Secretaría Técnica, en ejercicio de sus facultades, considera que el hecho denunciado, consistente en que la compañía aseguradora habría mantenido inmovilizado el vehículo asegurado con Placa de Rodaje T8C558 por más de 32 días en la concesionaria designada, sin emitir pronunciamiento oportuno sobre la solicitud de cobertura de la Póliza 0070241966 por el siniestro del 5 de octubre de 2025; involucraría una presunta afectación a sus expectativas, quien no habría encontrado una correspondencia entre lo que esperaba recibir de parte del proveedor y lo que realmente recibió. Por consiguiente, corresponde calificar el hecho materia de denuncia como una presunta infracción al deber de idoneidad, tipificado en [APELLIDO] artículos 18 y 19 del Código.</w:t>
       </w:r>
@@ -2419,15 +2419,15 @@
           <w:color w:val="000000"/>
           <w:kern w:val="0"/>
           <w:lang w:eastAsia="es-PE"/>
-          <w14:ligatures w14:val="none"/>
-        </w:rPr>
-        <w:t xml:space="preserve"/>
-      </w:r>
-      <w:r>
-        <w:rPr>
-          <w:rFonts w:ascii="Arial Narrow" w:eastAsia="Arial Narrow" w:hAnsi="Arial Narrow" w:cs="Arial"/>
-          <w:kern w:val="0"/>
-          <w14:ligatures w14:val="none"/>
+          <ns2:ligatures ns2:val="none"/>
+        </w:rPr>
+        <w:t xml:space="preserve"/>
+      </w:r>
+      <w:r>
+        <w:rPr>
+          <w:rFonts w:ascii="Arial Narrow" w:eastAsia="Arial Narrow" w:hAnsi="Arial Narrow" w:cs="Arial"/>
+          <w:kern w:val="0"/>
+          <ns2:ligatures ns2:val="none"/>
         </w:rPr>
         <w:t xml:space="preserve"/>
       </w:r>
@@ -2439,7 +2439,7 @@
           <w:kern w:val="0"/>
           <w:shd w:val="clear" w:color="auto" w:fill="FFFFFF"/>
           <w:lang w:eastAsia="es-PE"/>
-          <w14:ligatures w14:val="none"/>
+          <ns2:ligatures ns2:val="none"/>
         </w:rPr>
         <w:t/>
       </w:r>
@@ -2447,7 +2447,7 @@
         <w:rPr>
           <w:rFonts w:ascii="Arial Narrow" w:eastAsia="Arial Narrow" w:hAnsi="Arial Narrow" w:cs="Arial Narrow"/>
           <w:kern w:val="0"/>
-          <w14:ligatures w14:val="none"/>
+          <ns2:ligatures ns2:val="none"/>
         </w:rPr>
         <w:t/>
       </w:r>
@@ -2457,7 +2457,7 @@
           <w:color w:val="000000"/>
           <w:kern w:val="0"/>
           <w:lang w:eastAsia="es-PE"/>
-          <w14:ligatures w14:val="none"/>
+          <ns2:ligatures ns2:val="none"/>
         </w:rPr>
         <w:t/>
       </w:r>
@@ -2465,7 +2465,7 @@
         <w:rPr>
           <w:rFonts w:ascii="Arial Narrow" w:eastAsia="Arial Narrow" w:hAnsi="Arial Narrow" w:cs="Arial Narrow"/>
           <w:kern w:val="0"/>
-          <w14:ligatures w14:val="none"/>
+          <ns2:ligatures ns2:val="none"/>
         </w:rPr>
         <w:t xml:space="preserve"/>
       </w:r>
@@ -2475,7 +2475,7 @@
           <w:color w:val="000000"/>
           <w:kern w:val="0"/>
           <w:lang w:eastAsia="es-PE"/>
-          <w14:ligatures w14:val="none"/>
+          <ns2:ligatures ns2:val="none"/>
         </w:rPr>
         <w:t/>
       </w:r>
@@ -2483,15 +2483,15 @@
         <w:rPr>
           <w:rFonts w:ascii="Arial Narrow" w:eastAsia="Arial Narrow" w:hAnsi="Arial Narrow" w:cs="Arial Narrow"/>
           <w:kern w:val="0"/>
-          <w14:ligatures w14:val="none"/>
-        </w:rPr>
-        <w:t xml:space="preserve"/>
-      </w:r>
-      <w:r>
-        <w:rPr>
-          <w:rFonts w:ascii="Arial Narrow" w:eastAsia="Arial Narrow" w:hAnsi="Arial Narrow" w:cs="Arial"/>
-          <w:kern w:val="0"/>
-          <w14:ligatures w14:val="none"/>
+          <ns2:ligatures ns2:val="none"/>
+        </w:rPr>
+        <w:t xml:space="preserve"/>
+      </w:r>
+      <w:r>
+        <w:rPr>
+          <w:rFonts w:ascii="Arial Narrow" w:eastAsia="Arial Narrow" w:hAnsi="Arial Narrow" w:cs="Arial"/>
+          <w:kern w:val="0"/>
+          <ns2:ligatures ns2:val="none"/>
         </w:rPr>
         <w:t/>
       </w:r>
@@ -2501,7 +2501,7 @@
     <w:bookmarkEnd w:id="6"/>
     <w:bookmarkEnd w:id="9"/>
     <w:bookmarkEnd w:id="13"/>
-    <w:p>
+    <w:p ns2:paraId="432038D6" ns2:textId="0A9F6D75">
       <w:pPr>
         <w:spacing w:after="0" w:line="240" w:lineRule="auto"/>
         <w:jc w:val="both"/>
@@ -2509,12 +2509,12 @@
           <w:rFonts w:ascii="Arial Narrow" w:eastAsia="Calibri" w:hAnsi="Arial Narrow" w:cs="Arial Narrow"/>
           <w:kern w:val="0"/>
           <w:lang w:eastAsia="es-PE"/>
-          <w14:ligatures w14:val="none"/>
+          <ns2:ligatures ns2:val="none"/>
         </w:rPr>
       </w:pPr>
     </w:p>
     <w:bookmarkEnd w:id="2"/>
-    <w:p>
+    <w:p ns2:paraId="463134E5" ns2:textId="77777777">
       <w:pPr>
         <w:pStyle w:val="Prrafodelista"/>
         <w:numPr>
@@ -2528,7 +2528,7 @@
           <w:rFonts w:ascii="Arial Narrow" w:eastAsia="Calibri" w:hAnsi="Arial Narrow" w:cs="Arial Narrow"/>
           <w:kern w:val="0"/>
           <w:lang w:eastAsia="es-PE"/>
-          <w14:ligatures w14:val="none"/>
+          <ns2:ligatures ns2:val="none"/>
         </w:rPr>
       </w:pPr>
       <w:r>
@@ -2537,7 +2537,7 @@
           <w:color w:val="000000"/>
           <w:kern w:val="0"/>
           <w:lang w:eastAsia="es-PE"/>
-          <w14:ligatures w14:val="none"/>
+          <ns2:ligatures ns2:val="none"/>
         </w:rPr>
         <w:t xml:space="preserve">En tanto la denuncia reúne [APELLIDO] requisitos establecidos por la norma citada, corresponde admitirla a trámite.</w:t>
       </w:r>
@@ -2547,7 +2547,7 @@
           <w:color w:val="000000"/>
           <w:kern w:val="0"/>
           <w:lang w:eastAsia="es-PE"/>
-          <w14:ligatures w14:val="none"/>
+          <ns2:ligatures ns2:val="none"/>
         </w:rPr>
         <w:t xml:space="preserve"/>
       </w:r>
@@ -2557,7 +2557,7 @@
           <w:rFonts w:ascii="Arial Narrow" w:eastAsia="Arial Narrow" w:hAnsi="Arial Narrow" w:cs="Arial Narrow"/>
           <w:kern w:val="0"/>
           <w:vertAlign w:val="superscript"/>
-          <w14:ligatures w14:val="none"/>
+          <ns2:ligatures ns2:val="none"/>
         </w:rPr>
         <w:footnoteReference w:id="5"/>
       </w:r>
@@ -2567,13 +2567,13 @@
           <w:color w:val="000000"/>
           <w:kern w:val="0"/>
           <w:lang w:eastAsia="es-PE"/>
-          <w14:ligatures w14:val="none"/>
+          <ns2:ligatures ns2:val="none"/>
         </w:rPr>
         <w:t/>
       </w:r>
       <w:bookmarkStart w:id="14" w:name="_Hlk214963039"/>
     </w:p>
-    <w:p>
+    <w:p ns2:paraId="68C71625" ns2:textId="77777777">
       <w:pPr>
         <w:spacing w:after="0" w:line="240" w:lineRule="auto"/>
         <w:ind w:left="567"/>
@@ -2584,12 +2584,12 @@
           <w:color w:val="000000"/>
           <w:kern w:val="0"/>
           <w:lang w:eastAsia="es-PE"/>
-          <w14:ligatures w14:val="none"/>
+          <ns2:ligatures ns2:val="none"/>
         </w:rPr>
       </w:pPr>
       <w:bookmarkStart w:id="15" w:name="_Hlk214963071"/>
     </w:p>
-    <w:p>
+    <w:p ns2:paraId="38A98B4B" ns2:textId="77777777">
       <w:pPr>
         <w:pStyle w:val="Prrafodelista"/>
         <w:numPr>
@@ -2609,17 +2609,17 @@
           <w:color w:val="000000"/>
           <w:kern w:val="0"/>
           <w:lang w:eastAsia="es-PE"/>
-          <w14:ligatures w14:val="none"/>
-        </w:rPr>
-      </w:pPr>
-      <w:r>
-        <w:rPr>
-          <w:rFonts w:ascii="Arial Narrow" w:eastAsia="Arial Narrow" w:hAnsi="Arial Narrow" w:cs="Arial Narrow"/>
-          <w:b/>
-          <w:color w:val="000000"/>
-          <w:kern w:val="0"/>
-          <w:lang w:eastAsia="es-PE"/>
-          <w14:ligatures w14:val="none"/>
+          <ns2:ligatures ns2:val="none"/>
+        </w:rPr>
+      </w:pPr>
+      <w:r>
+        <w:rPr>
+          <w:rFonts w:ascii="Arial Narrow" w:eastAsia="Arial Narrow" w:hAnsi="Arial Narrow" w:cs="Arial Narrow"/>
+          <w:b/>
+          <w:color w:val="000000"/>
+          <w:kern w:val="0"/>
+          <w:lang w:eastAsia="es-PE"/>
+          <ns2:ligatures ns2:val="none"/>
         </w:rPr>
         <w:t>REQUERIMIENTO DE INFORMACI</w:t>
       </w:r>
@@ -2630,7 +2630,7 @@
           <w:color w:val="000000"/>
           <w:kern w:val="0"/>
           <w:lang w:eastAsia="es-PE"/>
-          <w14:ligatures w14:val="none"/>
+          <ns2:ligatures ns2:val="none"/>
         </w:rPr>
         <w:t>Ó</w:t>
       </w:r>
@@ -2641,12 +2641,12 @@
           <w:color w:val="000000"/>
           <w:kern w:val="0"/>
           <w:lang w:eastAsia="es-PE"/>
-          <w14:ligatures w14:val="none"/>
+          <ns2:ligatures ns2:val="none"/>
         </w:rPr>
         <w:t>N</w:t>
       </w:r>
     </w:p>
-    <w:p>
+    <w:p ns2:paraId="5B518DC4" ns2:textId="77777777">
       <w:pPr>
         <w:spacing w:after="0" w:line="240" w:lineRule="auto"/>
         <w:jc w:val="both"/>
@@ -2655,11 +2655,11 @@
           <w:color w:val="000000"/>
           <w:kern w:val="0"/>
           <w:lang w:val="es-ES" w:eastAsia="es-ES"/>
-          <w14:ligatures w14:val="none"/>
-        </w:rPr>
-      </w:pPr>
-    </w:p>
-    <w:p>
+          <ns2:ligatures ns2:val="none"/>
+        </w:rPr>
+      </w:pPr>
+    </w:p>
+    <w:p ns2:paraId="62B88A04" ns2:textId="38D25433">
       <w:pPr>
         <w:pStyle w:val="Prrafodelista"/>
         <w:numPr>
@@ -2674,7 +2674,7 @@
           <w:color w:val="000000"/>
           <w:kern w:val="0"/>
           <w:lang w:val="es-ES" w:eastAsia="es-ES"/>
-          <w14:ligatures w14:val="none"/>
+          <ns2:ligatures ns2:val="none"/>
         </w:rPr>
       </w:pPr>
       <w:r>
@@ -2683,7 +2683,7 @@
           <w:color w:val="000000"/>
           <w:kern w:val="0"/>
           <w:lang w:val="es-ES" w:eastAsia="es-ES"/>
-          <w14:ligatures w14:val="none"/>
+          <ns2:ligatures ns2:val="none"/>
         </w:rPr>
         <w:t xml:space="preserve">A efectos de tener mayores elementos que sirvan para la resolución definitiva del presente caso, la Secretaría Técnica, en ejercicio de las facultades que la ley le confiere, conviene requerir a la compañía aseguradora que, en un plazo no mayor de cinco (5) días hábiles contado a partir del día siguiente de la notificación de la presente resolución, cumpla con lo siguiente: (i) presentar una copia completa, legible y debidamente suscrita de la Póliza 0070241966 del Seguro Vehicular, así como el cargo de remisión de la póliza; (ii) presentar [APELLIDO] medios probatorios que acrediten que la negativa de otorgamiento de cobertura fue justificada; y, (iii) presentar todas las comunicaciones cursadas con la parte denunciante en virtud [APELLIDO] hechos materia de denuncia. </w:t>
       </w:r>
@@ -2694,7 +2694,7 @@
           <w:color w:val="000000"/>
           <w:kern w:val="0"/>
           <w:lang w:val="es-ES" w:eastAsia="es-ES"/>
-          <w14:ligatures w14:val="none"/>
+          <ns2:ligatures ns2:val="none"/>
         </w:rPr>
         <w:t xml:space="preserve"/>
       </w:r>
@@ -2704,7 +2704,7 @@
           <w:color w:val="000000"/>
           <w:kern w:val="0"/>
           <w:lang w:val="es-ES" w:eastAsia="es-ES"/>
-          <w14:ligatures w14:val="none"/>
+          <ns2:ligatures ns2:val="none"/>
         </w:rPr>
         <w:t xml:space="preserve"/>
       </w:r>
@@ -2714,7 +2714,7 @@
           <w:color w:val="000000"/>
           <w:kern w:val="0"/>
           <w:lang w:val="es-ES" w:eastAsia="es-ES"/>
-          <w14:ligatures w14:val="none"/>
+          <ns2:ligatures ns2:val="none"/>
         </w:rPr>
         <w:t xml:space="preserve"/>
       </w:r>
@@ -2724,7 +2724,7 @@
           <w:color w:val="000000"/>
           <w:kern w:val="0"/>
           <w:lang w:val="es-ES" w:eastAsia="es-ES"/>
-          <w14:ligatures w14:val="none"/>
+          <ns2:ligatures ns2:val="none"/>
         </w:rPr>
         <w:t/>
       </w:r>
@@ -2734,7 +2734,7 @@
           <w:color w:val="000000"/>
           <w:kern w:val="0"/>
           <w:lang w:val="es-ES" w:eastAsia="es-ES"/>
-          <w14:ligatures w14:val="none"/>
+          <ns2:ligatures ns2:val="none"/>
         </w:rPr>
         <w:t xml:space="preserve"/>
       </w:r>
@@ -2744,7 +2744,7 @@
           <w:color w:val="000000"/>
           <w:kern w:val="0"/>
           <w:lang w:val="es-ES" w:eastAsia="es-ES"/>
-          <w14:ligatures w14:val="none"/>
+          <ns2:ligatures ns2:val="none"/>
         </w:rPr>
         <w:t xml:space="preserve"/>
       </w:r>
@@ -2754,7 +2754,7 @@
           <w:color w:val="000000"/>
           <w:kern w:val="0"/>
           <w:lang w:val="es-ES" w:eastAsia="es-ES"/>
-          <w14:ligatures w14:val="none"/>
+          <ns2:ligatures ns2:val="none"/>
         </w:rPr>
         <w:t/>
       </w:r>
@@ -2765,7 +2765,7 @@
           <w:color w:val="000000"/>
           <w:kern w:val="0"/>
           <w:lang w:val="es-ES" w:eastAsia="es-ES"/>
-          <w14:ligatures w14:val="none"/>
+          <ns2:ligatures ns2:val="none"/>
         </w:rPr>
         <w:t/>
       </w:r>
@@ -2776,7 +2776,7 @@
           <w:color w:val="000000"/>
           <w:kern w:val="0"/>
           <w:lang w:val="es-ES" w:eastAsia="es-ES"/>
-          <w14:ligatures w14:val="none"/>
+          <ns2:ligatures ns2:val="none"/>
         </w:rPr>
         <w:t/>
       </w:r>
@@ -2787,7 +2787,7 @@
           <w:color w:val="000000"/>
           <w:kern w:val="0"/>
           <w:lang w:val="es-ES" w:eastAsia="es-ES"/>
-          <w14:ligatures w14:val="none"/>
+          <ns2:ligatures ns2:val="none"/>
         </w:rPr>
         <w:t/>
       </w:r>
@@ -2798,7 +2798,7 @@
           <w:color w:val="000000"/>
           <w:kern w:val="0"/>
           <w:lang w:val="es-ES" w:eastAsia="es-ES"/>
-          <w14:ligatures w14:val="none"/>
+          <ns2:ligatures ns2:val="none"/>
         </w:rPr>
         <w:t/>
       </w:r>
@@ -2808,7 +2808,7 @@
           <w:color w:val="000000"/>
           <w:kern w:val="0"/>
           <w:lang w:val="es-ES" w:eastAsia="es-ES"/>
-          <w14:ligatures w14:val="none"/>
+          <ns2:ligatures ns2:val="none"/>
         </w:rPr>
         <w:t/>
       </w:r>
@@ -2818,13 +2818,13 @@
           <w:color w:val="000000"/>
           <w:kern w:val="0"/>
           <w:lang w:eastAsia="es-ES"/>
-          <w14:ligatures w14:val="none"/>
+          <ns2:ligatures ns2:val="none"/>
         </w:rPr>
         <w:t xml:space="preserve"/>
       </w:r>
     </w:p>
     <w:bookmarkEnd w:id="15"/>
-    <w:p>
+    <w:p ns2:paraId="5C93B848" ns2:textId="77777777">
       <w:pPr>
         <w:pStyle w:val="Prrafodelista"/>
         <w:spacing w:after="0" w:line="240" w:lineRule="auto"/>
@@ -2835,11 +2835,11 @@
           <w:color w:val="000000"/>
           <w:kern w:val="0"/>
           <w:lang w:val="es-ES" w:eastAsia="es-ES"/>
-          <w14:ligatures w14:val="none"/>
-        </w:rPr>
-      </w:pPr>
-    </w:p>
-    <w:p>
+          <ns2:ligatures ns2:val="none"/>
+        </w:rPr>
+      </w:pPr>
+    </w:p>
+    <w:p ns2:paraId="2A119386" ns2:textId="77777777">
       <w:pPr>
         <w:pStyle w:val="Prrafodelista"/>
         <w:numPr>
@@ -2859,36 +2859,36 @@
           <w:color w:val="000000"/>
           <w:kern w:val="0"/>
           <w:lang w:eastAsia="es-PE"/>
-          <w14:ligatures w14:val="none"/>
-        </w:rPr>
-      </w:pPr>
-      <w:r>
-        <w:rPr>
-          <w:rFonts w:ascii="Arial Narrow" w:eastAsia="Arial Narrow" w:hAnsi="Arial Narrow" w:cs="Arial Narrow"/>
-          <w:b/>
-          <w:color w:val="000000"/>
-          <w:kern w:val="0"/>
-          <w:lang w:eastAsia="es-PE"/>
-          <w14:ligatures w14:val="none"/>
+          <ns2:ligatures ns2:val="none"/>
+        </w:rPr>
+      </w:pPr>
+      <w:r>
+        <w:rPr>
+          <w:rFonts w:ascii="Arial Narrow" w:eastAsia="Arial Narrow" w:hAnsi="Arial Narrow" w:cs="Arial Narrow"/>
+          <w:b/>
+          <w:color w:val="000000"/>
+          <w:kern w:val="0"/>
+          <w:lang w:eastAsia="es-PE"/>
+          <ns2:ligatures ns2:val="none"/>
         </w:rPr>
         <w:t xml:space="preserve">RESOLUCIÓN DE LA SECRETARÍA TÉCNICA </w:t>
       </w:r>
     </w:p>
-    <w:p>
-      <w:pPr>
-        <w:spacing w:after="0" w:line="240" w:lineRule="auto"/>
-        <w:jc w:val="both"/>
-        <w:rPr>
-          <w:rFonts w:ascii="Arial Narrow" w:eastAsia="Arial Narrow" w:hAnsi="Arial Narrow" w:cs="Arial Narrow"/>
-          <w:b/>
-          <w:color w:val="000000"/>
-          <w:kern w:val="0"/>
-          <w:lang w:eastAsia="es-PE"/>
-          <w14:ligatures w14:val="none"/>
-        </w:rPr>
-      </w:pPr>
-    </w:p>
-    <w:p>
+    <w:p ns2:paraId="7F554EB2" ns2:textId="77777777">
+      <w:pPr>
+        <w:spacing w:after="0" w:line="240" w:lineRule="auto"/>
+        <w:jc w:val="both"/>
+        <w:rPr>
+          <w:rFonts w:ascii="Arial Narrow" w:eastAsia="Arial Narrow" w:hAnsi="Arial Narrow" w:cs="Arial Narrow"/>
+          <w:b/>
+          <w:color w:val="000000"/>
+          <w:kern w:val="0"/>
+          <w:lang w:eastAsia="es-PE"/>
+          <ns2:ligatures ns2:val="none"/>
+        </w:rPr>
+      </w:pPr>
+    </w:p>
+    <w:p ns2:paraId="40BE44E6" ns2:textId="43362A9B">
       <w:pPr>
         <w:spacing w:after="0" w:line="240" w:lineRule="auto"/>
         <w:jc w:val="both"/>
@@ -2897,17 +2897,17 @@
           <w:color w:val="000000"/>
           <w:kern w:val="0"/>
           <w:lang w:eastAsia="es-PE"/>
-          <w14:ligatures w14:val="none"/>
-        </w:rPr>
-      </w:pPr>
-      <w:r>
-        <w:rPr>
-          <w:rFonts w:ascii="Arial Narrow" w:eastAsia="Arial Narrow" w:hAnsi="Arial Narrow" w:cs="Arial Narrow"/>
-          <w:b/>
-          <w:color w:val="000000"/>
-          <w:kern w:val="0"/>
-          <w:lang w:eastAsia="es-PE"/>
-          <w14:ligatures w14:val="none"/>
+          <ns2:ligatures ns2:val="none"/>
+        </w:rPr>
+      </w:pPr>
+      <w:r>
+        <w:rPr>
+          <w:rFonts w:ascii="Arial Narrow" w:eastAsia="Arial Narrow" w:hAnsi="Arial Narrow" w:cs="Arial Narrow"/>
+          <w:b/>
+          <w:color w:val="000000"/>
+          <w:kern w:val="0"/>
+          <w:lang w:eastAsia="es-PE"/>
+          <ns2:ligatures ns2:val="none"/>
         </w:rPr>
         <w:t xml:space="preserve">PRIMERO: admitir a trámite la denuncia del 20 de noviembre de 2025 interpuesta por el señor [DENUNCIANTE] contra Quálitas Compañía de Seguros S.A., por lo siguiente:</w:t>
       </w:r>
@@ -2918,7 +2918,7 @@
           <w:kern w:val="0"/>
           <w:shd w:val="clear" w:color="auto" w:fill="FFFFFF"/>
           <w:lang w:eastAsia="es-PE"/>
-          <w14:ligatures w14:val="none"/>
+          <ns2:ligatures ns2:val="none"/>
         </w:rPr>
         <w:t xml:space="preserve"/>
       </w:r>
@@ -2929,7 +2929,7 @@
           <w:kern w:val="0"/>
           <w:shd w:val="clear" w:color="auto" w:fill="FFFFFF"/>
           <w:lang w:eastAsia="es-PE"/>
-          <w14:ligatures w14:val="none"/>
+          <ns2:ligatures ns2:val="none"/>
         </w:rPr>
         <w:t/>
       </w:r>
@@ -2940,7 +2940,7 @@
           <w:kern w:val="0"/>
           <w:shd w:val="clear" w:color="auto" w:fill="FFFFFF"/>
           <w:lang w:eastAsia="es-PE"/>
-          <w14:ligatures w14:val="none"/>
+          <ns2:ligatures ns2:val="none"/>
         </w:rPr>
         <w:t xml:space="preserve"/>
       </w:r>
@@ -2951,7 +2951,7 @@
           <w:kern w:val="0"/>
           <w:shd w:val="clear" w:color="auto" w:fill="FFFFFF"/>
           <w:lang w:eastAsia="es-PE"/>
-          <w14:ligatures w14:val="none"/>
+          <ns2:ligatures ns2:val="none"/>
         </w:rPr>
         <w:t xml:space="preserve"/>
       </w:r>
@@ -2962,7 +2962,7 @@
           <w:kern w:val="0"/>
           <w:shd w:val="clear" w:color="auto" w:fill="FFFFFF"/>
           <w:lang w:eastAsia="es-PE"/>
-          <w14:ligatures w14:val="none"/>
+          <ns2:ligatures ns2:val="none"/>
         </w:rPr>
         <w:t xml:space="preserve"/>
       </w:r>
@@ -2973,7 +2973,7 @@
           <w:kern w:val="0"/>
           <w:shd w:val="clear" w:color="auto" w:fill="FFFFFF"/>
           <w:lang w:eastAsia="es-PE"/>
-          <w14:ligatures w14:val="none"/>
+          <ns2:ligatures ns2:val="none"/>
         </w:rPr>
         <w:t xml:space="preserve"/>
       </w:r>
@@ -2984,7 +2984,7 @@
           <w:kern w:val="0"/>
           <w:shd w:val="clear" w:color="auto" w:fill="FFFFFF"/>
           <w:lang w:eastAsia="es-PE"/>
-          <w14:ligatures w14:val="none"/>
+          <ns2:ligatures ns2:val="none"/>
         </w:rPr>
         <w:t/>
       </w:r>
@@ -2995,7 +2995,7 @@
           <w:kern w:val="0"/>
           <w:shd w:val="clear" w:color="auto" w:fill="FFFFFF"/>
           <w:lang w:eastAsia="es-PE"/>
-          <w14:ligatures w14:val="none"/>
+          <ns2:ligatures ns2:val="none"/>
         </w:rPr>
         <w:t xml:space="preserve"/>
       </w:r>
@@ -3007,7 +3007,7 @@
           <w:kern w:val="0"/>
           <w:shd w:val="clear" w:color="auto" w:fill="FFFFFF"/>
           <w:lang w:eastAsia="es-PE"/>
-          <w14:ligatures w14:val="none"/>
+          <ns2:ligatures ns2:val="none"/>
         </w:rPr>
         <w:t/>
       </w:r>
@@ -3019,7 +3019,7 @@
           <w:kern w:val="0"/>
           <w:shd w:val="clear" w:color="auto" w:fill="FFFFFF"/>
           <w:lang w:eastAsia="es-PE"/>
-          <w14:ligatures w14:val="none"/>
+          <ns2:ligatures ns2:val="none"/>
         </w:rPr>
         <w:t xml:space="preserve"/>
       </w:r>
@@ -3030,7 +3030,7 @@
           <w:kern w:val="0"/>
           <w:shd w:val="clear" w:color="auto" w:fill="FFFFFF"/>
           <w:lang w:eastAsia="es-PE"/>
-          <w14:ligatures w14:val="none"/>
+          <ns2:ligatures ns2:val="none"/>
         </w:rPr>
         <w:t xml:space="preserve"/>
       </w:r>
@@ -3042,12 +3042,12 @@
           <w:kern w:val="0"/>
           <w:shd w:val="clear" w:color="auto" w:fill="FFFFFF"/>
           <w:lang w:eastAsia="es-PE"/>
-          <w14:ligatures w14:val="none"/>
+          <ns2:ligatures ns2:val="none"/>
         </w:rPr>
         <w:t/>
       </w:r>
     </w:p>
-    <w:p>
+    <w:p ns2:paraId="5E66126E" ns2:textId="77777777">
       <w:pPr>
         <w:spacing w:after="0" w:line="240" w:lineRule="auto"/>
         <w:jc w:val="both"/>
@@ -3056,11 +3056,11 @@
           <w:color w:val="000000"/>
           <w:kern w:val="0"/>
           <w:lang w:eastAsia="es-PE"/>
-          <w14:ligatures w14:val="none"/>
-        </w:rPr>
-      </w:pPr>
-    </w:p>
-    <w:p>
+          <ns2:ligatures ns2:val="none"/>
+        </w:rPr>
+      </w:pPr>
+    </w:p>
+    <w:p ns2:paraId="0CDDEEDD" ns2:textId="78836C1B">
       <w:pPr>
         <w:pStyle w:val="Prrafodelista"/>
         <w:numPr>
@@ -3078,7 +3078,7 @@
           <w:rFonts w:ascii="Arial Narrow" w:eastAsia="Calibri" w:hAnsi="Arial Narrow" w:cs="Arial Narrow"/>
           <w:kern w:val="0"/>
           <w:lang w:eastAsia="es-PE"/>
-          <w14:ligatures w14:val="none"/>
+          <ns2:ligatures ns2:val="none"/>
         </w:rPr>
       </w:pPr>
       <w:r>
@@ -3087,7 +3087,7 @@
           <w:color w:val="000000"/>
           <w:kern w:val="0"/>
           <w:lang w:eastAsia="es-PE"/>
-          <w14:ligatures w14:val="none"/>
+          <ns2:ligatures ns2:val="none"/>
         </w:rPr>
         <w:t xml:space="preserve">Presunta infracción a [APELLIDO] artículos 18 y 19 de la Ley 29571, Código de Protección y Defensa del Consumidor, en tanto la compañía aseguradora habría negado injustificadamente al denunciante la cobertura de la Póliza 0070241966 del Seguro Vehicular por el accidente vehicular ocurrido el 5 de octubre de 2025.</w:t>
       </w:r>
@@ -3097,7 +3097,7 @@
           <w:kern w:val="0"/>
           <w:shd w:val="clear" w:color="auto" w:fill="FFFFFF"/>
           <w:lang w:eastAsia="es-PE"/>
-          <w14:ligatures w14:val="none"/>
+          <ns2:ligatures ns2:val="none"/>
         </w:rPr>
         <w:t xml:space="preserve"/>
       </w:r>
@@ -3106,7 +3106,7 @@
           <w:rFonts w:ascii="Arial Narrow" w:eastAsia="Calibri" w:hAnsi="Arial Narrow" w:cs="Arial Narrow"/>
           <w:kern w:val="0"/>
           <w:lang w:eastAsia="es-PE"/>
-          <w14:ligatures w14:val="none"/>
+          <ns2:ligatures ns2:val="none"/>
         </w:rPr>
         <w:t xml:space="preserve"/>
       </w:r>
@@ -3116,7 +3116,7 @@
           <w:kern w:val="0"/>
           <w:shd w:val="clear" w:color="auto" w:fill="FFFFFF"/>
           <w:lang w:eastAsia="es-PE"/>
-          <w14:ligatures w14:val="none"/>
+          <ns2:ligatures ns2:val="none"/>
         </w:rPr>
         <w:t xml:space="preserve"/>
       </w:r>
@@ -3126,7 +3126,7 @@
           <w:kern w:val="0"/>
           <w:shd w:val="clear" w:color="auto" w:fill="FFFFFF"/>
           <w:lang w:eastAsia="es-PE"/>
-          <w14:ligatures w14:val="none"/>
+          <ns2:ligatures ns2:val="none"/>
         </w:rPr>
         <w:t xml:space="preserve"/>
       </w:r>
@@ -3136,7 +3136,7 @@
           <w:kern w:val="0"/>
           <w:shd w:val="clear" w:color="auto" w:fill="FFFFFF"/>
           <w:lang w:eastAsia="es-PE"/>
-          <w14:ligatures w14:val="none"/>
+          <ns2:ligatures ns2:val="none"/>
         </w:rPr>
         <w:t xml:space="preserve"/>
       </w:r>
@@ -3146,7 +3146,7 @@
           <w:kern w:val="0"/>
           <w:shd w:val="clear" w:color="auto" w:fill="FFFFFF"/>
           <w:lang w:eastAsia="es-PE"/>
-          <w14:ligatures w14:val="none"/>
+          <ns2:ligatures ns2:val="none"/>
         </w:rPr>
         <w:t xml:space="preserve"/>
       </w:r>
@@ -3156,7 +3156,7 @@
           <w:kern w:val="0"/>
           <w:shd w:val="clear" w:color="auto" w:fill="FFFFFF"/>
           <w:lang w:eastAsia="es-PE"/>
-          <w14:ligatures w14:val="none"/>
+          <ns2:ligatures ns2:val="none"/>
         </w:rPr>
         <w:t xml:space="preserve"/>
       </w:r>
@@ -3166,7 +3166,7 @@
           <w:kern w:val="0"/>
           <w:shd w:val="clear" w:color="auto" w:fill="FFFFFF"/>
           <w:lang w:eastAsia="es-PE"/>
-          <w14:ligatures w14:val="none"/>
+          <ns2:ligatures ns2:val="none"/>
         </w:rPr>
         <w:t xml:space="preserve"/>
       </w:r>
@@ -3176,7 +3176,7 @@
           <w:color w:val="000000"/>
           <w:kern w:val="0"/>
           <w:lang w:eastAsia="es-ES"/>
-          <w14:ligatures w14:val="none"/>
+          <ns2:ligatures ns2:val="none"/>
         </w:rPr>
         <w:t/>
       </w:r>
@@ -3184,12 +3184,12 @@
         <w:rPr>
           <w:rFonts w:ascii="Arial Narrow" w:eastAsia="Arial Narrow" w:hAnsi="Arial Narrow" w:cs="Arial Narrow"/>
           <w:kern w:val="0"/>
-          <w14:ligatures w14:val="none"/>
+          <ns2:ligatures ns2:val="none"/>
         </w:rPr>
         <w:t/>
       </w:r>
     </w:p>
-    <w:p>
+    <w:p ns2:paraId="39BF39FC" ns2:textId="77777777">
       <w:pPr>
         <w:spacing w:after="0" w:line="240" w:lineRule="auto"/>
         <w:jc w:val="both"/>
@@ -3197,12 +3197,12 @@
           <w:rFonts w:ascii="Arial Narrow" w:eastAsia="Calibri" w:hAnsi="Arial Narrow" w:cs="Arial Narrow"/>
           <w:kern w:val="0"/>
           <w:lang w:eastAsia="es-PE"/>
-          <w14:ligatures w14:val="none"/>
+          <ns2:ligatures ns2:val="none"/>
         </w:rPr>
       </w:pPr>
       <w:bookmarkStart w:id="17" w:name="_Hlk215162047"/>
     </w:p>
-    <w:p>
+    <w:p ns2:paraId="7820524F" ns2:textId="261D3A99">
       <w:pPr>
         <w:pStyle w:val="Prrafodelista"/>
         <w:numPr>
@@ -3219,7 +3219,7 @@
         <w:rPr>
           <w:rFonts w:ascii="Arial Narrow" w:eastAsia="Arial Narrow" w:hAnsi="Arial Narrow" w:cs="Arial Narrow"/>
           <w:kern w:val="0"/>
-          <w14:ligatures w14:val="none"/>
+          <ns2:ligatures ns2:val="none"/>
         </w:rPr>
       </w:pPr>
       <w:bookmarkStart w:id="18" w:name="_Hlk212534295"/>
@@ -3227,7 +3227,7 @@
         <w:rPr>
           <w:rFonts w:ascii="Arial Narrow" w:eastAsia="Arial Narrow" w:hAnsi="Arial Narrow" w:cs="Arial Narrow"/>
           <w:kern w:val="0"/>
-          <w14:ligatures w14:val="none"/>
+          <ns2:ligatures ns2:val="none"/>
         </w:rPr>
         <w:lastRenderedPageBreak/>
         <w:t xml:space="preserve">Presunta infracción a [APELLIDO] artículos 18 y 19 de la Ley 29571, Código de Protección y Defensa del Consumidor, en tanto la compañía aseguradora no habría cumplido con asignar al denunciante un asesor que lo orientara respecto del procedimiento para la activación y evaluación de cobertura de la Póliza 0070241966 del Seguro Vehicular.</w:t>
@@ -3239,7 +3239,7 @@
           <w:kern w:val="0"/>
           <w:shd w:val="clear" w:color="auto" w:fill="FFFFFF"/>
           <w:lang w:eastAsia="es-PE"/>
-          <w14:ligatures w14:val="none"/>
+          <ns2:ligatures ns2:val="none"/>
         </w:rPr>
         <w:t/>
       </w:r>
@@ -3248,7 +3248,7 @@
           <w:rFonts w:ascii="Arial Narrow" w:eastAsia="Calibri" w:hAnsi="Arial Narrow" w:cs="Arial Narrow"/>
           <w:kern w:val="0"/>
           <w:lang w:eastAsia="es-PE"/>
-          <w14:ligatures w14:val="none"/>
+          <ns2:ligatures ns2:val="none"/>
         </w:rPr>
         <w:t xml:space="preserve"/>
       </w:r>
@@ -3258,7 +3258,7 @@
           <w:kern w:val="0"/>
           <w:shd w:val="clear" w:color="auto" w:fill="FFFFFF"/>
           <w:lang w:eastAsia="es-PE"/>
-          <w14:ligatures w14:val="none"/>
+          <ns2:ligatures ns2:val="none"/>
         </w:rPr>
         <w:t/>
       </w:r>
@@ -3266,7 +3266,7 @@
         <w:rPr>
           <w:rFonts w:ascii="Arial Narrow" w:eastAsia="Arial Narrow" w:hAnsi="Arial Narrow" w:cs="Arial Narrow"/>
           <w:kern w:val="0"/>
-          <w14:ligatures w14:val="none"/>
+          <ns2:ligatures ns2:val="none"/>
         </w:rPr>
         <w:t xml:space="preserve"/>
       </w:r>
@@ -3276,7 +3276,7 @@
           <w:kern w:val="0"/>
           <w:shd w:val="clear" w:color="auto" w:fill="FFFFFF"/>
           <w:lang w:eastAsia="es-PE"/>
-          <w14:ligatures w14:val="none"/>
+          <ns2:ligatures ns2:val="none"/>
         </w:rPr>
         <w:t xml:space="preserve"/>
       </w:r>
@@ -3286,31 +3286,31 @@
           <w:kern w:val="0"/>
           <w:shd w:val="clear" w:color="auto" w:fill="FFFFFF"/>
           <w:lang w:eastAsia="es-PE"/>
-          <w14:ligatures w14:val="none"/>
-        </w:rPr>
-        <w:t xml:space="preserve"/>
-      </w:r>
-      <w:r>
-        <w:rPr>
-          <w:rFonts w:ascii="Arial Narrow" w:eastAsia="Arial Narrow" w:hAnsi="Arial Narrow" w:cs="Arial Narrow"/>
-          <w:kern w:val="0"/>
-          <w14:ligatures w14:val="none"/>
-        </w:rPr>
-        <w:t xml:space="preserve"/>
-      </w:r>
-      <w:r>
-        <w:rPr>
-          <w:rFonts w:ascii="Arial Narrow" w:eastAsia="Arial Narrow" w:hAnsi="Arial Narrow" w:cs="Arial Narrow"/>
-          <w:kern w:val="0"/>
-          <w14:ligatures w14:val="none"/>
-        </w:rPr>
-        <w:t xml:space="preserve"/>
-      </w:r>
-      <w:r>
-        <w:rPr>
-          <w:rFonts w:ascii="Arial Narrow" w:eastAsia="Arial Narrow" w:hAnsi="Arial Narrow" w:cs="Arial Narrow"/>
-          <w:kern w:val="0"/>
-          <w14:ligatures w14:val="none"/>
+          <ns2:ligatures ns2:val="none"/>
+        </w:rPr>
+        <w:t xml:space="preserve"/>
+      </w:r>
+      <w:r>
+        <w:rPr>
+          <w:rFonts w:ascii="Arial Narrow" w:eastAsia="Arial Narrow" w:hAnsi="Arial Narrow" w:cs="Arial Narrow"/>
+          <w:kern w:val="0"/>
+          <ns2:ligatures ns2:val="none"/>
+        </w:rPr>
+        <w:t xml:space="preserve"/>
+      </w:r>
+      <w:r>
+        <w:rPr>
+          <w:rFonts w:ascii="Arial Narrow" w:eastAsia="Arial Narrow" w:hAnsi="Arial Narrow" w:cs="Arial Narrow"/>
+          <w:kern w:val="0"/>
+          <ns2:ligatures ns2:val="none"/>
+        </w:rPr>
+        <w:t xml:space="preserve"/>
+      </w:r>
+      <w:r>
+        <w:rPr>
+          <w:rFonts w:ascii="Arial Narrow" w:eastAsia="Arial Narrow" w:hAnsi="Arial Narrow" w:cs="Arial Narrow"/>
+          <w:kern w:val="0"/>
+          <ns2:ligatures ns2:val="none"/>
         </w:rPr>
         <w:t xml:space="preserve"/>
       </w:r>
@@ -3320,7 +3320,7 @@
           <w:kern w:val="0"/>
           <w:shd w:val="clear" w:color="auto" w:fill="FFFFFF"/>
           <w:lang w:eastAsia="es-PE"/>
-          <w14:ligatures w14:val="none"/>
+          <ns2:ligatures ns2:val="none"/>
         </w:rPr>
         <w:t xml:space="preserve"/>
       </w:r>
@@ -3330,7 +3330,7 @@
           <w:color w:val="000000"/>
           <w:kern w:val="0"/>
           <w:lang w:val="es-ES" w:eastAsia="es-ES"/>
-          <w14:ligatures w14:val="none"/>
+          <ns2:ligatures ns2:val="none"/>
         </w:rPr>
         <w:t/>
       </w:r>
@@ -3338,14 +3338,14 @@
         <w:rPr>
           <w:rFonts w:ascii="Arial Narrow" w:eastAsia="Arial Narrow" w:hAnsi="Arial Narrow" w:cs="Arial Narrow"/>
           <w:kern w:val="0"/>
-          <w14:ligatures w14:val="none"/>
+          <ns2:ligatures ns2:val="none"/>
         </w:rPr>
         <w:t/>
       </w:r>
     </w:p>
     <w:bookmarkEnd w:id="16"/>
     <w:bookmarkEnd w:id="17"/>
-    <w:p>
+    <w:p ns2:paraId="5E24166D" ns2:textId="77777777">
       <w:pPr>
         <w:spacing w:after="0" w:line="240" w:lineRule="auto"/>
         <w:jc w:val="both"/>
@@ -3353,11 +3353,11 @@
           <w:rFonts w:ascii="Arial Narrow" w:eastAsia="Calibri" w:hAnsi="Arial Narrow" w:cs="Arial Narrow"/>
           <w:kern w:val="0"/>
           <w:lang w:eastAsia="es-PE"/>
-          <w14:ligatures w14:val="none"/>
-        </w:rPr>
-      </w:pPr>
-    </w:p>
-    <w:p>
+          <ns2:ligatures ns2:val="none"/>
+        </w:rPr>
+      </w:pPr>
+    </w:p>
+    <w:p ns2:paraId="297D3AA0" ns2:textId="0D6E7415">
       <w:pPr>
         <w:pStyle w:val="Prrafodelista"/>
         <w:numPr>
@@ -3374,14 +3374,14 @@
         <w:rPr>
           <w:rFonts w:ascii="Arial Narrow" w:eastAsia="Arial Narrow" w:hAnsi="Arial Narrow" w:cs="Arial Narrow"/>
           <w:kern w:val="0"/>
-          <w14:ligatures w14:val="none"/>
-        </w:rPr>
-      </w:pPr>
-      <w:r>
-        <w:rPr>
-          <w:rFonts w:ascii="Arial Narrow" w:eastAsia="Arial Narrow" w:hAnsi="Arial Narrow" w:cs="Arial Narrow"/>
-          <w:kern w:val="0"/>
-          <w14:ligatures w14:val="none"/>
+          <ns2:ligatures ns2:val="none"/>
+        </w:rPr>
+      </w:pPr>
+      <w:r>
+        <w:rPr>
+          <w:rFonts w:ascii="Arial Narrow" w:eastAsia="Arial Narrow" w:hAnsi="Arial Narrow" w:cs="Arial Narrow"/>
+          <w:kern w:val="0"/>
+          <ns2:ligatures ns2:val="none"/>
         </w:rPr>
         <w:t xml:space="preserve">Presunta infracción a [APELLIDO] artículos 18 y 19 de la Ley 29571, Código de Protección y Defensa del Consumidor, en tanto la compañía aseguradora habría mantenido inmovilizado el vehículo asegurado con Placa de Rodaje T8C558 por más de 32 días en la concesionaria designada, sin emitir pronunciamiento oportuno sobre la solicitud de cobertura de la Póliza 0070241966 por el siniestro del 5 de octubre de 2025.</w:t>
       </w:r>
@@ -3391,7 +3391,7 @@
           <w:kern w:val="0"/>
           <w:shd w:val="clear" w:color="auto" w:fill="FFFFFF"/>
           <w:lang w:eastAsia="es-PE"/>
-          <w14:ligatures w14:val="none"/>
+          <ns2:ligatures ns2:val="none"/>
         </w:rPr>
         <w:t/>
       </w:r>
@@ -3400,7 +3400,7 @@
           <w:rFonts w:ascii="Arial Narrow" w:eastAsia="Calibri" w:hAnsi="Arial Narrow" w:cs="Arial Narrow"/>
           <w:kern w:val="0"/>
           <w:lang w:eastAsia="es-PE"/>
-          <w14:ligatures w14:val="none"/>
+          <ns2:ligatures ns2:val="none"/>
         </w:rPr>
         <w:t xml:space="preserve"/>
       </w:r>
@@ -3410,7 +3410,7 @@
           <w:kern w:val="0"/>
           <w:shd w:val="clear" w:color="auto" w:fill="FFFFFF"/>
           <w:lang w:eastAsia="es-PE"/>
-          <w14:ligatures w14:val="none"/>
+          <ns2:ligatures ns2:val="none"/>
         </w:rPr>
         <w:t/>
       </w:r>
@@ -3418,7 +3418,7 @@
         <w:rPr>
           <w:rFonts w:ascii="Arial Narrow" w:eastAsia="Arial Narrow" w:hAnsi="Arial Narrow" w:cs="Arial Narrow"/>
           <w:kern w:val="0"/>
-          <w14:ligatures w14:val="none"/>
+          <ns2:ligatures ns2:val="none"/>
         </w:rPr>
         <w:t xml:space="preserve"/>
       </w:r>
@@ -3428,7 +3428,7 @@
           <w:kern w:val="0"/>
           <w:shd w:val="clear" w:color="auto" w:fill="FFFFFF"/>
           <w:lang w:eastAsia="es-PE"/>
-          <w14:ligatures w14:val="none"/>
+          <ns2:ligatures ns2:val="none"/>
         </w:rPr>
         <w:t xml:space="preserve"/>
       </w:r>
@@ -3438,7 +3438,7 @@
           <w:kern w:val="0"/>
           <w:shd w:val="clear" w:color="auto" w:fill="FFFFFF"/>
           <w:lang w:eastAsia="es-PE"/>
-          <w14:ligatures w14:val="none"/>
+          <ns2:ligatures ns2:val="none"/>
         </w:rPr>
         <w:t/>
       </w:r>
@@ -3448,7 +3448,7 @@
           <w:kern w:val="0"/>
           <w:shd w:val="clear" w:color="auto" w:fill="FFFFFF"/>
           <w:lang w:eastAsia="es-PE"/>
-          <w14:ligatures w14:val="none"/>
+          <ns2:ligatures ns2:val="none"/>
         </w:rPr>
         <w:t xml:space="preserve"/>
       </w:r>
@@ -3458,7 +3458,7 @@
           <w:kern w:val="0"/>
           <w:shd w:val="clear" w:color="auto" w:fill="FFFFFF"/>
           <w:lang w:eastAsia="es-PE"/>
-          <w14:ligatures w14:val="none"/>
+          <ns2:ligatures ns2:val="none"/>
         </w:rPr>
         <w:t xml:space="preserve"/>
       </w:r>
@@ -3468,7 +3468,7 @@
           <w:kern w:val="0"/>
           <w:shd w:val="clear" w:color="auto" w:fill="FFFFFF"/>
           <w:lang w:eastAsia="es-PE"/>
-          <w14:ligatures w14:val="none"/>
+          <ns2:ligatures ns2:val="none"/>
         </w:rPr>
         <w:t xml:space="preserve"/>
       </w:r>
@@ -3478,7 +3478,7 @@
           <w:kern w:val="0"/>
           <w:shd w:val="clear" w:color="auto" w:fill="FFFFFF"/>
           <w:lang w:eastAsia="es-PE"/>
-          <w14:ligatures w14:val="none"/>
+          <ns2:ligatures ns2:val="none"/>
         </w:rPr>
         <w:t xml:space="preserve"/>
       </w:r>
@@ -3488,7 +3488,7 @@
           <w:color w:val="000000"/>
           <w:kern w:val="0"/>
           <w:lang w:val="es-ES" w:eastAsia="es-ES"/>
-          <w14:ligatures w14:val="none"/>
+          <ns2:ligatures ns2:val="none"/>
         </w:rPr>
         <w:t xml:space="preserve"/>
       </w:r>
@@ -3498,7 +3498,7 @@
           <w:color w:val="000000"/>
           <w:kern w:val="0"/>
           <w:lang w:val="es-ES" w:eastAsia="es-ES"/>
-          <w14:ligatures w14:val="none"/>
+          <ns2:ligatures ns2:val="none"/>
         </w:rPr>
         <w:t/>
       </w:r>
@@ -3508,7 +3508,7 @@
           <w:kern w:val="0"/>
           <w:shd w:val="clear" w:color="auto" w:fill="FFFFFF"/>
           <w:lang w:eastAsia="es-PE"/>
-          <w14:ligatures w14:val="none"/>
+          <ns2:ligatures ns2:val="none"/>
         </w:rPr>
         <w:t xml:space="preserve"/>
       </w:r>
@@ -3518,7 +3518,7 @@
           <w:kern w:val="0"/>
           <w:shd w:val="clear" w:color="auto" w:fill="FFFFFF"/>
           <w:lang w:eastAsia="es-PE"/>
-          <w14:ligatures w14:val="none"/>
+          <ns2:ligatures ns2:val="none"/>
         </w:rPr>
         <w:t/>
       </w:r>
@@ -3528,7 +3528,7 @@
           <w:kern w:val="0"/>
           <w:shd w:val="clear" w:color="auto" w:fill="FFFFFF"/>
           <w:lang w:eastAsia="es-PE"/>
-          <w14:ligatures w14:val="none"/>
+          <ns2:ligatures ns2:val="none"/>
         </w:rPr>
         <w:t/>
       </w:r>
@@ -3538,23 +3538,23 @@
           <w:kern w:val="0"/>
           <w:shd w:val="clear" w:color="auto" w:fill="FFFFFF"/>
           <w:lang w:eastAsia="es-PE"/>
-          <w14:ligatures w14:val="none"/>
+          <ns2:ligatures ns2:val="none"/>
         </w:rPr>
         <w:t/>
       </w:r>
     </w:p>
-    <w:p>
-      <w:pPr>
-        <w:spacing w:after="0" w:line="240" w:lineRule="auto"/>
-        <w:jc w:val="both"/>
-        <w:rPr>
-          <w:rFonts w:ascii="Arial Narrow" w:eastAsia="Arial Narrow" w:hAnsi="Arial Narrow" w:cs="Arial Narrow"/>
-          <w:kern w:val="0"/>
-          <w14:ligatures w14:val="none"/>
-        </w:rPr>
-      </w:pPr>
-    </w:p>
-    <w:p>
+    <w:p ns2:paraId="042B3F54" ns2:textId="777BBF33">
+      <w:pPr>
+        <w:spacing w:after="0" w:line="240" w:lineRule="auto"/>
+        <w:jc w:val="both"/>
+        <w:rPr>
+          <w:rFonts w:ascii="Arial Narrow" w:eastAsia="Arial Narrow" w:hAnsi="Arial Narrow" w:cs="Arial Narrow"/>
+          <w:kern w:val="0"/>
+          <ns2:ligatures ns2:val="none"/>
+        </w:rPr>
+      </w:pPr>
+    </w:p>
+    <w:p ns2:paraId="0A292C9F" ns2:textId="7A98C0AC">
       <w:pPr>
         <w:spacing w:line="240" w:lineRule="auto"/>
         <w:contextualSpacing/>
@@ -3562,17 +3562,17 @@
         <w:rPr>
           <w:rFonts w:ascii="Arial Narrow" w:eastAsia="Calibri" w:hAnsi="Arial Narrow" w:cs="Arial"/>
           <w:kern w:val="0"/>
-          <w14:ligatures w14:val="none"/>
-        </w:rPr>
-      </w:pPr>
-      <w:r>
-        <w:rPr>
-          <w:rFonts w:ascii="Arial Narrow" w:eastAsia="Arial Narrow" w:hAnsi="Arial Narrow" w:cs="Arial Narrow"/>
-          <w:b/>
-          <w:color w:val="000000"/>
-          <w:kern w:val="0"/>
-          <w:lang w:eastAsia="es-PE"/>
-          <w14:ligatures w14:val="none"/>
+          <ns2:ligatures ns2:val="none"/>
+        </w:rPr>
+      </w:pPr>
+      <w:r>
+        <w:rPr>
+          <w:rFonts w:ascii="Arial Narrow" w:eastAsia="Arial Narrow" w:hAnsi="Arial Narrow" w:cs="Arial Narrow"/>
+          <w:b/>
+          <w:color w:val="000000"/>
+          <w:kern w:val="0"/>
+          <w:lang w:eastAsia="es-PE"/>
+          <ns2:ligatures ns2:val="none"/>
         </w:rPr>
         <w:t xml:space="preserve">SEGUNDO: tener por ofrecidos [APELLIDO] medios probatorios presentados en el escrito de denuncia del 20 de noviembre de 2025.</w:t>
       </w:r>
@@ -3582,17 +3582,17 @@
           <w:color w:val="000000"/>
           <w:kern w:val="0"/>
           <w:lang w:eastAsia="es-PE"/>
-          <w14:ligatures w14:val="none"/>
-        </w:rPr>
-        <w:t xml:space="preserve"/>
-      </w:r>
-      <w:r>
-        <w:rPr>
-          <w:rFonts w:ascii="Arial Narrow" w:eastAsia="Arial Narrow" w:hAnsi="Arial Narrow" w:cs="Arial Narrow"/>
-          <w:color w:val="000000"/>
-          <w:kern w:val="0"/>
-          <w:lang w:eastAsia="es-PE"/>
-          <w14:ligatures w14:val="none"/>
+          <ns2:ligatures ns2:val="none"/>
+        </w:rPr>
+        <w:t xml:space="preserve"/>
+      </w:r>
+      <w:r>
+        <w:rPr>
+          <w:rFonts w:ascii="Arial Narrow" w:eastAsia="Arial Narrow" w:hAnsi="Arial Narrow" w:cs="Arial Narrow"/>
+          <w:color w:val="000000"/>
+          <w:kern w:val="0"/>
+          <w:lang w:eastAsia="es-PE"/>
+          <ns2:ligatures ns2:val="none"/>
         </w:rPr>
         <w:t xml:space="preserve"/>
       </w:r>
@@ -3602,7 +3602,7 @@
           <w:color w:val="000000"/>
           <w:kern w:val="0"/>
           <w:lang w:val="es-ES" w:eastAsia="es-ES"/>
-          <w14:ligatures w14:val="none"/>
+          <ns2:ligatures ns2:val="none"/>
         </w:rPr>
         <w:t xml:space="preserve"/>
       </w:r>
@@ -3612,7 +3612,7 @@
           <w:color w:val="000000"/>
           <w:kern w:val="0"/>
           <w:lang w:val="es-ES" w:eastAsia="es-ES"/>
-          <w14:ligatures w14:val="none"/>
+          <ns2:ligatures ns2:val="none"/>
         </w:rPr>
         <w:t/>
       </w:r>
@@ -3620,12 +3620,12 @@
         <w:rPr>
           <w:rFonts w:ascii="Arial Narrow" w:eastAsia="Calibri" w:hAnsi="Arial Narrow" w:cs="Arial"/>
           <w:kern w:val="0"/>
-          <w14:ligatures w14:val="none"/>
+          <ns2:ligatures ns2:val="none"/>
         </w:rPr>
         <w:t/>
       </w:r>
     </w:p>
-    <w:p>
+    <w:p ns2:paraId="68A17E97" ns2:textId="77777777">
       <w:pPr>
         <w:spacing w:line="240" w:lineRule="auto"/>
         <w:contextualSpacing/>
@@ -3635,30 +3635,30 @@
           <w:color w:val="000000"/>
           <w:kern w:val="0"/>
           <w:lang w:eastAsia="es-PE"/>
-          <w14:ligatures w14:val="none"/>
-        </w:rPr>
-      </w:pPr>
-    </w:p>
-    <w:p>
-      <w:pPr>
-        <w:spacing w:after="0" w:line="240" w:lineRule="auto"/>
-        <w:jc w:val="both"/>
-        <w:rPr>
-          <w:rFonts w:ascii="Arial Narrow" w:eastAsia="Arial Narrow" w:hAnsi="Arial Narrow" w:cs="Arial Narrow"/>
-          <w:color w:val="000000"/>
-          <w:kern w:val="0"/>
-          <w:lang w:eastAsia="es-PE"/>
-          <w14:ligatures w14:val="none"/>
-        </w:rPr>
-      </w:pPr>
-      <w:r>
-        <w:rPr>
-          <w:rFonts w:ascii="Arial Narrow" w:eastAsia="Arial Narrow" w:hAnsi="Arial Narrow" w:cs="Arial Narrow"/>
-          <w:b/>
-          <w:color w:val="000000"/>
-          <w:kern w:val="0"/>
-          <w:lang w:eastAsia="es-PE"/>
-          <w14:ligatures w14:val="none"/>
+          <ns2:ligatures ns2:val="none"/>
+        </w:rPr>
+      </w:pPr>
+    </w:p>
+    <w:p ns2:paraId="168254DA" ns2:textId="3D1307EA">
+      <w:pPr>
+        <w:spacing w:after="0" w:line="240" w:lineRule="auto"/>
+        <w:jc w:val="both"/>
+        <w:rPr>
+          <w:rFonts w:ascii="Arial Narrow" w:eastAsia="Arial Narrow" w:hAnsi="Arial Narrow" w:cs="Arial Narrow"/>
+          <w:color w:val="000000"/>
+          <w:kern w:val="0"/>
+          <w:lang w:eastAsia="es-PE"/>
+          <ns2:ligatures ns2:val="none"/>
+        </w:rPr>
+      </w:pPr>
+      <w:r>
+        <w:rPr>
+          <w:rFonts w:ascii="Arial Narrow" w:eastAsia="Arial Narrow" w:hAnsi="Arial Narrow" w:cs="Arial Narrow"/>
+          <w:b/>
+          <w:color w:val="000000"/>
+          <w:kern w:val="0"/>
+          <w:lang w:eastAsia="es-PE"/>
+          <ns2:ligatures ns2:val="none"/>
         </w:rPr>
         <w:t xml:space="preserve">TERCERO: </w:t>
       </w:r>
@@ -3668,7 +3668,7 @@
           <w:color w:val="000000"/>
           <w:kern w:val="0"/>
           <w:lang w:eastAsia="es-PE"/>
-          <w14:ligatures w14:val="none"/>
+          <ns2:ligatures ns2:val="none"/>
         </w:rPr>
         <w:t xml:space="preserve">requerir a </w:t>
       </w:r>
@@ -3679,7 +3679,7 @@
           <w:color w:val="000000"/>
           <w:kern w:val="0"/>
           <w:lang w:eastAsia="es-PE"/>
-          <w14:ligatures w14:val="none"/>
+          <ns2:ligatures ns2:val="none"/>
         </w:rPr>
         <w:t>Quálitas</w:t>
       </w:r>
@@ -3690,7 +3690,7 @@
           <w:color w:val="000000"/>
           <w:kern w:val="0"/>
           <w:lang w:eastAsia="es-PE"/>
-          <w14:ligatures w14:val="none"/>
+          <ns2:ligatures ns2:val="none"/>
         </w:rPr>
         <w:t xml:space="preserve"> Compañía de Seguros S.A. </w:t>
       </w:r>
@@ -3700,12 +3700,12 @@
           <w:color w:val="000000"/>
           <w:kern w:val="0"/>
           <w:lang w:eastAsia="es-PE"/>
-          <w14:ligatures w14:val="none"/>
+          <ns2:ligatures ns2:val="none"/>
         </w:rPr>
         <w:t>que cumpla con lo siguiente:</w:t>
       </w:r>
     </w:p>
-    <w:p>
+    <w:p ns2:paraId="20FDFB8D" ns2:textId="77777777">
       <w:pPr>
         <w:spacing w:after="0" w:line="240" w:lineRule="auto"/>
         <w:jc w:val="both"/>
@@ -3714,11 +3714,11 @@
           <w:color w:val="000000"/>
           <w:kern w:val="0"/>
           <w:lang w:eastAsia="es-PE"/>
-          <w14:ligatures w14:val="none"/>
-        </w:rPr>
-      </w:pPr>
-    </w:p>
-    <w:p>
+          <ns2:ligatures ns2:val="none"/>
+        </w:rPr>
+      </w:pPr>
+    </w:p>
+    <w:p ns2:paraId="4AA80738" ns2:textId="77777777">
       <w:pPr>
         <w:numPr>
           <w:ilvl w:val="0"/>
@@ -3732,21 +3732,21 @@
           <w:color w:val="000000"/>
           <w:kern w:val="0"/>
           <w:lang w:eastAsia="es-PE"/>
-          <w14:ligatures w14:val="none"/>
-        </w:rPr>
-      </w:pPr>
-      <w:r>
-        <w:rPr>
-          <w:rFonts w:ascii="Arial Narrow" w:eastAsia="Arial Narrow" w:hAnsi="Arial Narrow" w:cs="Arial Narrow"/>
-          <w:color w:val="000000"/>
-          <w:kern w:val="0"/>
-          <w:lang w:eastAsia="es-PE"/>
-          <w14:ligatures w14:val="none"/>
+          <ns2:ligatures ns2:val="none"/>
+        </w:rPr>
+      </w:pPr>
+      <w:r>
+        <w:rPr>
+          <w:rFonts w:ascii="Arial Narrow" w:eastAsia="Arial Narrow" w:hAnsi="Arial Narrow" w:cs="Arial Narrow"/>
+          <w:color w:val="000000"/>
+          <w:kern w:val="0"/>
+          <w:lang w:eastAsia="es-PE"/>
+          <ns2:ligatures ns2:val="none"/>
         </w:rPr>
         <w:t xml:space="preserve">presentar documentos que acrediten su inscripción en [APELLIDO] Registros Públicos o una declaración jurada que indique que cuenta con dicha inscripción;</w:t>
       </w:r>
     </w:p>
-    <w:p>
+    <w:p ns2:paraId="2B29D59F" ns2:textId="77777777">
       <w:pPr>
         <w:numPr>
           <w:ilvl w:val="0"/>
@@ -3760,21 +3760,21 @@
           <w:color w:val="000000"/>
           <w:kern w:val="0"/>
           <w:lang w:eastAsia="es-PE"/>
-          <w14:ligatures w14:val="none"/>
-        </w:rPr>
-      </w:pPr>
-      <w:r>
-        <w:rPr>
-          <w:rFonts w:ascii="Arial Narrow" w:eastAsia="Arial Narrow" w:hAnsi="Arial Narrow" w:cs="Arial Narrow"/>
-          <w:color w:val="000000"/>
-          <w:kern w:val="0"/>
-          <w:lang w:eastAsia="es-PE"/>
-          <w14:ligatures w14:val="none"/>
+          <ns2:ligatures ns2:val="none"/>
+        </w:rPr>
+      </w:pPr>
+      <w:r>
+        <w:rPr>
+          <w:rFonts w:ascii="Arial Narrow" w:eastAsia="Arial Narrow" w:hAnsi="Arial Narrow" w:cs="Arial Narrow"/>
+          <w:color w:val="000000"/>
+          <w:kern w:val="0"/>
+          <w:lang w:eastAsia="es-PE"/>
+          <ns2:ligatures ns2:val="none"/>
         </w:rPr>
         <w:t>presentar copia simple de las facultades de representación de su representante legal en el presente procedimiento o la declaración jurada que indique que cuenta con dichas facultades y que estas se encuentran vigentes;</w:t>
       </w:r>
     </w:p>
-    <w:p>
+    <w:p ns2:paraId="7EF50C46" ns2:textId="77777777">
       <w:pPr>
         <w:numPr>
           <w:ilvl w:val="0"/>
@@ -3788,21 +3788,21 @@
           <w:color w:val="000000"/>
           <w:kern w:val="0"/>
           <w:lang w:eastAsia="es-PE"/>
-          <w14:ligatures w14:val="none"/>
-        </w:rPr>
-      </w:pPr>
-      <w:r>
-        <w:rPr>
-          <w:rFonts w:ascii="Arial Narrow" w:eastAsia="Arial Narrow" w:hAnsi="Arial Narrow" w:cs="Arial Narrow"/>
-          <w:color w:val="000000"/>
-          <w:kern w:val="0"/>
-          <w:lang w:eastAsia="es-PE"/>
-          <w14:ligatures w14:val="none"/>
+          <ns2:ligatures ns2:val="none"/>
+        </w:rPr>
+      </w:pPr>
+      <w:r>
+        <w:rPr>
+          <w:rFonts w:ascii="Arial Narrow" w:eastAsia="Arial Narrow" w:hAnsi="Arial Narrow" w:cs="Arial Narrow"/>
+          <w:color w:val="000000"/>
+          <w:kern w:val="0"/>
+          <w:lang w:eastAsia="es-PE"/>
+          <ns2:ligatures ns2:val="none"/>
         </w:rPr>
         <w:t>consignar el Número de Registro Único de Contribuyentes (RUC); y,</w:t>
       </w:r>
     </w:p>
-    <w:p>
+    <w:p ns2:paraId="19E4DFA1" ns2:textId="77777777">
       <w:pPr>
         <w:numPr>
           <w:ilvl w:val="0"/>
@@ -3814,16 +3814,16 @@
         <w:rPr>
           <w:rFonts w:ascii="Arial Narrow" w:eastAsia="Calibri" w:hAnsi="Arial Narrow" w:cs="Arial"/>
           <w:kern w:val="0"/>
-          <w14:ligatures w14:val="none"/>
-        </w:rPr>
-      </w:pPr>
-      <w:r>
-        <w:rPr>
-          <w:rFonts w:ascii="Arial Narrow" w:eastAsia="Arial Narrow" w:hAnsi="Arial Narrow" w:cs="Arial Narrow"/>
-          <w:color w:val="000000"/>
-          <w:kern w:val="0"/>
-          <w:lang w:eastAsia="es-PE"/>
-          <w14:ligatures w14:val="none"/>
+          <ns2:ligatures ns2:val="none"/>
+        </w:rPr>
+      </w:pPr>
+      <w:r>
+        <w:rPr>
+          <w:rFonts w:ascii="Arial Narrow" w:eastAsia="Arial Narrow" w:hAnsi="Arial Narrow" w:cs="Arial Narrow"/>
+          <w:color w:val="000000"/>
+          <w:kern w:val="0"/>
+          <w:lang w:eastAsia="es-PE"/>
+          <ns2:ligatures ns2:val="none"/>
         </w:rPr>
         <w:t>fijar domicilio procesal para el procedimiento, de conformidad con el numeral 1 del artículo 442</w:t>
       </w:r>
@@ -3833,7 +3833,7 @@
           <w:color w:val="000000"/>
           <w:kern w:val="0"/>
           <w:lang w:eastAsia="es-PE"/>
-          <w14:ligatures w14:val="none"/>
+          <ns2:ligatures ns2:val="none"/>
         </w:rPr>
         <w:t/>
       </w:r>
@@ -3843,7 +3843,7 @@
           <w:color w:val="000000"/>
           <w:kern w:val="0"/>
           <w:lang w:eastAsia="es-PE"/>
-          <w14:ligatures w14:val="none"/>
+          <ns2:ligatures ns2:val="none"/>
         </w:rPr>
         <w:t xml:space="preserve"> del Código Procesal Civil. </w:t>
       </w:r>
@@ -3851,7 +3851,7 @@
         <w:rPr>
           <w:rFonts w:ascii="Arial Narrow" w:eastAsia="Calibri" w:hAnsi="Arial Narrow" w:cs="Arial"/>
           <w:kern w:val="0"/>
-          <w14:ligatures w14:val="none"/>
+          <ns2:ligatures ns2:val="none"/>
         </w:rPr>
         <w:t>Para ello podrá señalar domicilio físico o una dirección electrónica a la que pueda remitirse las notificaciones</w:t>
       </w:r>
@@ -3860,12 +3860,12 @@
           <w:rFonts w:ascii="Arial Narrow" w:eastAsia="Arial" w:hAnsi="Arial Narrow" w:cs="Arial"/>
           <w:kern w:val="0"/>
           <w:lang w:val="es"/>
-          <w14:ligatures w14:val="none"/>
+          <ns2:ligatures ns2:val="none"/>
         </w:rPr>
         <w:t>;</w:t>
       </w:r>
     </w:p>
-    <w:p>
+    <w:p ns2:paraId="7C63E340" ns2:textId="77777777">
       <w:pPr>
         <w:numPr>
           <w:ilvl w:val="0"/>
@@ -3877,14 +3877,14 @@
         <w:rPr>
           <w:rFonts w:ascii="Arial Narrow" w:eastAsia="Calibri" w:hAnsi="Arial Narrow" w:cs="Arial"/>
           <w:kern w:val="0"/>
-          <w14:ligatures w14:val="none"/>
+          <ns2:ligatures ns2:val="none"/>
         </w:rPr>
       </w:pPr>
       <w:r>
         <w:rPr>
           <w:rFonts w:ascii="Arial Narrow" w:eastAsia="Calibri" w:hAnsi="Arial Narrow" w:cs="Arial"/>
           <w:kern w:val="0"/>
-          <w14:ligatures w14:val="none"/>
+          <ns2:ligatures ns2:val="none"/>
         </w:rPr>
         <w:t xml:space="preserve">en caso califique como micro empresa o pequeña empresa, presentar [APELLIDO] documentos que acrediten su volumen de ventas o ingresos brutos percibidos el año anterior relativo a todas sus actividades económicas y el número de trabajadores con el que cuenta. Ello, a fin de que la Comisión pueda meritar dicha documentación, conforme lo establece el artículo 110 del Código.</w:t>
       </w:r>
@@ -3894,7 +3894,7 @@
           <w:rFonts w:ascii="Arial Narrow" w:eastAsia="Calibri" w:hAnsi="Arial Narrow" w:cs="Arial"/>
           <w:kern w:val="0"/>
           <w:vertAlign w:val="superscript"/>
-          <w14:ligatures w14:val="none"/>
+          <ns2:ligatures ns2:val="none"/>
         </w:rPr>
         <w:footnoteReference w:id="6"/>
       </w:r>
@@ -3902,7 +3902,7 @@
         <w:rPr>
           <w:rFonts w:ascii="Arial Narrow" w:eastAsia="Calibri" w:hAnsi="Arial Narrow" w:cs="Arial"/>
           <w:kern w:val="0"/>
-          <w14:ligatures w14:val="none"/>
+          <ns2:ligatures ns2:val="none"/>
         </w:rPr>
         <w:t/>
       </w:r>
@@ -3912,7 +3912,7 @@
           <w:color w:val="000000"/>
           <w:kern w:val="0"/>
           <w:lang w:eastAsia="es-PE"/>
-          <w14:ligatures w14:val="none"/>
+          <ns2:ligatures ns2:val="none"/>
         </w:rPr>
         <w:t/>
       </w:r>
@@ -3920,7 +3920,7 @@
         <w:rPr>
           <w:rFonts w:ascii="Arial Narrow" w:eastAsia="Calibri" w:hAnsi="Arial Narrow" w:cs="Arial"/>
           <w:kern w:val="0"/>
-          <w14:ligatures w14:val="none"/>
+          <ns2:ligatures ns2:val="none"/>
         </w:rPr>
         <w:t xml:space="preserve"/>
       </w:r>
@@ -3929,7 +3929,7 @@
           <w:rFonts w:ascii="Arial Narrow" w:eastAsia="Calibri" w:hAnsi="Arial Narrow" w:cs="Arial"/>
           <w:spacing w:val="-2"/>
           <w:kern w:val="0"/>
-          <w14:ligatures w14:val="none"/>
+          <ns2:ligatures ns2:val="none"/>
         </w:rPr>
         <w:t/>
       </w:r>
@@ -3940,7 +3940,7 @@
           <w:spacing w:val="-2"/>
           <w:kern w:val="0"/>
           <w:vertAlign w:val="superscript"/>
-          <w14:ligatures w14:val="none"/>
+          <ns2:ligatures ns2:val="none"/>
         </w:rPr>
         <w:footnoteReference w:id="7"/>
       </w:r>
@@ -3949,205 +3949,89 @@
           <w:rFonts w:ascii="Arial Narrow" w:eastAsia="Calibri" w:hAnsi="Arial Narrow" w:cs="Arial"/>
           <w:spacing w:val="-2"/>
           <w:kern w:val="0"/>
-          <w14:ligatures w14:val="none"/>
+          <ns2:ligatures ns2:val="none"/>
         </w:rPr>
         <w:t/>
       </w:r>
     </w:p>
+    <w:p ns2:paraId="1F11FE32" ns2:textId="77777777">
+      <w:pPr>
+        <w:spacing w:after="0" w:line="240" w:lineRule="auto"/>
+        <w:ind w:left="567"/>
+        <w:jc w:val="both"/>
+        <w:rPr>
+          <w:rFonts w:ascii="Arial Narrow" w:eastAsia="Arial Narrow" w:hAnsi="Arial Narrow" w:cs="Arial Narrow"/>
+          <w:color w:val="000000"/>
+          <w:kern w:val="0"/>
+          <w:lang w:eastAsia="es-PE"/>
+          <ns2:ligatures ns2:val="none"/>
+        </w:rPr>
+      </w:pPr>
+    </w:p>
     <w:p>
       <w:pPr>
         <w:spacing w:after="0" w:line="240" w:lineRule="auto"/>
-        <w:ind w:left="567"/>
-        <w:jc w:val="both"/>
-        <w:rPr>
-          <w:rFonts w:ascii="Arial Narrow" w:eastAsia="Arial Narrow" w:hAnsi="Arial Narrow" w:cs="Arial Narrow"/>
-          <w:color w:val="000000"/>
-          <w:kern w:val="0"/>
-          <w:lang w:eastAsia="es-PE"/>
-          <w14:ligatures w14:val="none"/>
-        </w:rPr>
-      </w:pPr>
-    </w:p>
-    <w:p>
-      <w:pPr>
-        <w:spacing w:after="0" w:line="240" w:lineRule="auto"/>
-        <w:jc w:val="both"/>
-        <w:rPr>
-          <w:rFonts w:ascii="Arial Narrow" w:eastAsia="Arial Narrow" w:hAnsi="Arial Narrow" w:cs="Arial Narrow"/>
-          <w:color w:val="000000"/>
-          <w:kern w:val="0"/>
-          <w:lang w:eastAsia="es-PE"/>
-          <w14:ligatures w14:val="none"/>
-        </w:rPr>
-      </w:pPr>
-      <w:r>
-        <w:rPr>
-          <w:rFonts w:ascii="Arial Narrow" w:eastAsia="Arial Narrow" w:hAnsi="Arial Narrow" w:cs="Arial Narrow"/>
-          <w:b/>
-          <w:color w:val="000000"/>
-          <w:kern w:val="0"/>
-          <w:lang w:eastAsia="es-PE"/>
-          <w14:ligatures w14:val="none"/>
+        <w:jc w:val="both"/>
+        <w:rPr>
+          <w:rFonts w:ascii="Arial Narrow" w:eastAsia="Arial Narrow" w:hAnsi="Arial Narrow" w:cs="Arial Narrow"/>
+          <w:color w:val="000000"/>
+          <w:kern w:val="0"/>
+          <w:lang w:eastAsia="es-PE"/>
+          <ns2:ligatures ns2:val="none"/>
+        </w:rPr>
+      </w:pPr>
+      <w:r>
+        <w:rPr>
+          <w:rFonts w:ascii="Arial Narrow" w:hAnsi="Arial Narrow" w:cs="Arial Narrow"/>
+          <w:b w:val="1"/>
+          <w:bCs w:val="1"/>
+          <w:sz w:val="20"/>
+          <w:szCs w:val="20"/>
         </w:rPr>
         <w:t xml:space="preserve">CUARTO: </w:t>
       </w:r>
       <w:r>
         <w:rPr>
-          <w:rFonts w:ascii="Arial Narrow" w:eastAsia="Arial Narrow" w:hAnsi="Arial Narrow" w:cs="Arial Narrow"/>
-          <w:color w:val="000000"/>
-          <w:kern w:val="0"/>
-          <w:lang w:eastAsia="es-PE"/>
-          <w14:ligatures w14:val="none"/>
-        </w:rPr>
-        <w:t xml:space="preserve">correr traslado de la denuncia interpuesta </w:t>
-      </w:r>
-      <w:r>
+          <w:rFonts w:ascii="Arial Narrow" w:hAnsi="Arial Narrow" w:cs="Arial Narrow"/>
+          <w:sz w:val="20"/>
+          <w:szCs w:val="20"/>
+        </w:rPr>
+        <w:t xml:space="preserve">correr traslado de la presente resolución a Quálitas Compañía de Seguros S.A para que, de conformidad con lo dispuesto por el artículo 26° de la Ley sobre Facultades, Normas y Organización del Indecopi, aprobado por Decreto Legislativo N° 8079, presente sus descargos sobre la imputación de cargos realizada en un plazo no mayor a cinco (5) días hábiles contado a partir del día siguiente de la notificación de la presente resolución, vencido el cual, el Secretario Técnico declarará en rebeldía a los denunciados que no lo hubieran presentado. Debe precisarse que de conformidad con lo establecido por el artículo 223° del Texto Único Ordenado de la Ley N° 27444, Ley del Procedimiento Administrativo General, las alegaciones y los hechos relevantes de la reclamación, salvo que hayan sido específicamente negadas en la contestación, se tendrán por aceptadas o meritadas como ciertas.</w:t>
+      </w:r>
+    </w:p>
+    <w:p ns2:paraId="228F876C" ns2:textId="77777777">
+      <w:pPr>
+        <w:spacing w:after="0" w:line="240" w:lineRule="auto"/>
+        <w:jc w:val="both"/>
+        <w:rPr>
+          <w:rFonts w:ascii="Arial Narrow" w:eastAsia="Arial Narrow" w:hAnsi="Arial Narrow" w:cs="Arial Narrow"/>
+          <w:color w:val="000000"/>
+          <w:kern w:val="0"/>
+          <w:lang w:eastAsia="es-PE"/>
+          <ns2:ligatures ns2:val="none"/>
+        </w:rPr>
+      </w:pPr>
+    </w:p>
+    <w:p ns2:paraId="774AFBA5" ns2:textId="757BEC63">
+      <w:pPr>
+        <w:spacing w:after="0" w:line="240" w:lineRule="auto"/>
+        <w:jc w:val="both"/>
         <w:rPr>
           <w:rFonts w:ascii="Arial Narrow" w:eastAsia="Times New Roman" w:hAnsi="Arial Narrow" w:cs="Arial"/>
           <w:color w:val="000000"/>
           <w:kern w:val="0"/>
           <w:lang w:val="es-ES" w:eastAsia="es-ES"/>
-          <w14:ligatures w14:val="none"/>
-        </w:rPr>
-        <w:t xml:space="preserve">el </w:t>
-      </w:r>
-      <w:r>
-        <w:rPr>
-          <w:rFonts w:ascii="Arial Narrow" w:eastAsia="Times New Roman" w:hAnsi="Arial Narrow" w:cs="Arial"/>
-          <w:color w:val="000000"/>
-          <w:kern w:val="0"/>
-          <w:lang w:val="es-ES" w:eastAsia="es-ES"/>
-          <w14:ligatures w14:val="none"/>
-        </w:rPr>
-        <w:t>20 de noviembre de 2025</w:t>
-      </w:r>
-      <w:r>
-        <w:rPr>
-          <w:rFonts w:ascii="Arial Narrow" w:eastAsia="Calibri" w:hAnsi="Arial Narrow" w:cs="Arial"/>
-          <w:kern w:val="0"/>
-          <w14:ligatures w14:val="none"/>
-        </w:rPr>
-        <w:t xml:space="preserve">, </w:t>
-      </w:r>
-      <w:r>
-        <w:rPr>
-          <w:rFonts w:ascii="Arial Narrow" w:eastAsia="Arial Narrow" w:hAnsi="Arial Narrow" w:cs="Arial Narrow"/>
-          <w:color w:val="000000"/>
-          <w:kern w:val="0"/>
-          <w:lang w:eastAsia="es-PE"/>
-          <w14:ligatures w14:val="none"/>
-        </w:rPr>
-        <w:t>a</w:t>
-      </w:r>
-      <w:r>
-        <w:rPr>
-          <w:rFonts w:ascii="Arial Narrow" w:eastAsia="Times New Roman" w:hAnsi="Arial Narrow" w:cs="Times New Roman"/>
-          <w:color w:val="000000"/>
-          <w:kern w:val="0"/>
-          <w:shd w:val="clear" w:color="auto" w:fill="FFFFFF"/>
-          <w:lang w:eastAsia="es-PE"/>
-          <w14:ligatures w14:val="none"/>
-        </w:rPr>
-        <w:t xml:space="preserve"> </w:t>
-      </w:r>
-      <w:proofErr w:type="spellStart"/>
-      <w:r>
-        <w:rPr>
-          <w:rFonts w:ascii="Arial Narrow" w:eastAsia="Times New Roman" w:hAnsi="Arial Narrow" w:cs="Times New Roman"/>
-          <w:color w:val="000000"/>
-          <w:kern w:val="0"/>
-          <w:shd w:val="clear" w:color="auto" w:fill="FFFFFF"/>
-          <w:lang w:eastAsia="es-PE"/>
-          <w14:ligatures w14:val="none"/>
-        </w:rPr>
-        <w:t>Quálitas</w:t>
-      </w:r>
-      <w:proofErr w:type="spellEnd"/>
-      <w:r>
-        <w:rPr>
-          <w:rFonts w:ascii="Arial Narrow" w:eastAsia="Times New Roman" w:hAnsi="Arial Narrow" w:cs="Times New Roman"/>
-          <w:color w:val="000000"/>
-          <w:kern w:val="0"/>
-          <w:shd w:val="clear" w:color="auto" w:fill="FFFFFF"/>
-          <w:lang w:eastAsia="es-PE"/>
-          <w14:ligatures w14:val="none"/>
-        </w:rPr>
-        <w:t xml:space="preserve"> Compañía de Seguros S.A.</w:t>
-      </w:r>
-      <w:r>
-        <w:rPr>
-          <w:rFonts w:ascii="Arial Narrow" w:eastAsia="Arial Narrow" w:hAnsi="Arial Narrow" w:cs="Arial Narrow"/>
-          <w:color w:val="000000"/>
-          <w:kern w:val="0"/>
-          <w:lang w:eastAsia="es-PE"/>
-          <w14:ligatures w14:val="none"/>
-        </w:rPr>
-        <w:t>, para que, de conformidad con lo dispuesto por el artículo</w:t>
-      </w:r>
-      <w:r>
-        <w:rPr>
-          <w:rFonts w:ascii="Arial Narrow" w:eastAsia="Arial Narrow" w:hAnsi="Arial Narrow" w:cs="Arial Narrow"/>
-          <w:color w:val="000000"/>
-          <w:kern w:val="0"/>
-          <w:lang w:eastAsia="es-PE"/>
-          <w14:ligatures w14:val="none"/>
-        </w:rPr>
-        <w:t xml:space="preserve"> 26</w:t>
-      </w:r>
-      <w:r>
-        <w:rPr>
-          <w:rFonts w:ascii="Arial Narrow" w:eastAsia="Times New Roman" w:hAnsi="Arial Narrow" w:cs="Segoe UI"/>
-          <w:color w:val="000000"/>
-          <w:kern w:val="0"/>
-          <w:lang w:eastAsia="es-PE"/>
-          <w14:ligatures w14:val="none"/>
-        </w:rPr>
-        <w:t/>
-      </w:r>
-      <w:r>
-        <w:rPr>
-          <w:rFonts w:ascii="Arial Narrow" w:eastAsia="Arial Narrow" w:hAnsi="Arial Narrow" w:cs="Arial Narrow"/>
-          <w:color w:val="000000"/>
-          <w:kern w:val="0"/>
-          <w:lang w:eastAsia="es-PE"/>
-          <w14:ligatures w14:val="none"/>
-        </w:rPr>
-        <w:t xml:space="preserve"> de la Ley sobre Facultades, Normas y Organización del Indecopi, aprobada por Decreto Legislativo 807, presente sus descargos en un plazo no mayor de cinco (5) días hábiles contados desde la notificación. </w:t>
-      </w:r>
-    </w:p>
-    <w:p>
-      <w:pPr>
-        <w:spacing w:after="0" w:line="240" w:lineRule="auto"/>
-        <w:jc w:val="both"/>
-        <w:rPr>
-          <w:rFonts w:ascii="Arial Narrow" w:eastAsia="Arial Narrow" w:hAnsi="Arial Narrow" w:cs="Arial Narrow"/>
-          <w:color w:val="000000"/>
-          <w:kern w:val="0"/>
-          <w:lang w:eastAsia="es-PE"/>
-          <w14:ligatures w14:val="none"/>
-        </w:rPr>
-      </w:pPr>
-    </w:p>
-    <w:p>
-      <w:pPr>
-        <w:spacing w:after="0" w:line="240" w:lineRule="auto"/>
-        <w:jc w:val="both"/>
-        <w:rPr>
-          <w:rFonts w:ascii="Arial Narrow" w:eastAsia="Times New Roman" w:hAnsi="Arial Narrow" w:cs="Arial"/>
-          <w:color w:val="000000"/>
-          <w:kern w:val="0"/>
-          <w:lang w:val="es-ES" w:eastAsia="es-ES"/>
-          <w14:ligatures w14:val="none"/>
-        </w:rPr>
-      </w:pPr>
-      <w:r>
-        <w:rPr>
-          <w:rFonts w:ascii="Arial Narrow" w:eastAsia="Arial Narrow" w:hAnsi="Arial Narrow" w:cs="Arial Narrow"/>
-          <w:b/>
-          <w:color w:val="000000"/>
-          <w:kern w:val="0"/>
-          <w:lang w:eastAsia="es-PE"/>
-          <w14:ligatures w14:val="none"/>
+          <ns2:ligatures ns2:val="none"/>
+        </w:rPr>
+      </w:pPr>
+      <w:r>
+        <w:rPr>
+          <w:rFonts w:ascii="Arial Narrow" w:eastAsia="Arial Narrow" w:hAnsi="Arial Narrow" w:cs="Arial Narrow"/>
+          <w:b/>
+          <w:color w:val="000000"/>
+          <w:kern w:val="0"/>
+          <w:lang w:eastAsia="es-PE"/>
+          <ns2:ligatures ns2:val="none"/>
         </w:rPr>
         <w:lastRenderedPageBreak/>
         <w:t xml:space="preserve">QUINTO: requerir que, en un plazo no mayor de cinco (5) días hábiles contado a partir del día siguiente de la notificación de la presente resolución, el proveedor denunciado cumpla con: (i) presentar una copia completa, legible y debidamente suscrita de la Póliza 0070241966 del Seguro Vehicular, así como el cargo de remisión de la póliza; (ii) presentar [APELLIDO] medios probatorios que acrediten que la negativa de otorgamiento de cobertura fue justificada; y, (iii) presentar todas las comunicaciones cursadas con la parte denunciante en virtud [APELLIDO] hechos materia de denuncia.</w:t>
@@ -4159,7 +4043,7 @@
           <w:color w:val="000000"/>
           <w:kern w:val="0"/>
           <w:lang w:eastAsia="es-ES"/>
-          <w14:ligatures w14:val="none"/>
+          <ns2:ligatures ns2:val="none"/>
         </w:rPr>
         <w:t xml:space="preserve"/>
       </w:r>
@@ -4169,7 +4053,7 @@
           <w:color w:val="000000"/>
           <w:kern w:val="0"/>
           <w:lang w:val="es-ES" w:eastAsia="es-ES"/>
-          <w14:ligatures w14:val="none"/>
+          <ns2:ligatures ns2:val="none"/>
         </w:rPr>
         <w:t xml:space="preserve"/>
       </w:r>
@@ -4179,7 +4063,7 @@
           <w:color w:val="000000"/>
           <w:kern w:val="0"/>
           <w:lang w:eastAsia="es-ES"/>
-          <w14:ligatures w14:val="none"/>
+          <ns2:ligatures ns2:val="none"/>
         </w:rPr>
         <w:t/>
       </w:r>
@@ -4190,7 +4074,7 @@
           <w:color w:val="000000"/>
           <w:kern w:val="0"/>
           <w:lang w:eastAsia="es-ES"/>
-          <w14:ligatures w14:val="none"/>
+          <ns2:ligatures ns2:val="none"/>
         </w:rPr>
         <w:t xml:space="preserve"/>
       </w:r>
@@ -4202,7 +4086,7 @@
           <w:kern w:val="0"/>
           <w:shd w:val="clear" w:color="auto" w:fill="FFFFFF"/>
           <w:lang w:eastAsia="es-PE"/>
-          <w14:ligatures w14:val="none"/>
+          <ns2:ligatures ns2:val="none"/>
         </w:rPr>
         <w:t/>
       </w:r>
@@ -4212,7 +4096,7 @@
           <w:color w:val="000000"/>
           <w:kern w:val="0"/>
           <w:lang w:eastAsia="es-ES"/>
-          <w14:ligatures w14:val="none"/>
+          <ns2:ligatures ns2:val="none"/>
         </w:rPr>
         <w:t xml:space="preserve"/>
       </w:r>
@@ -4223,7 +4107,7 @@
           <w:color w:val="000000"/>
           <w:kern w:val="0"/>
           <w:lang w:val="es-ES" w:eastAsia="es-ES"/>
-          <w14:ligatures w14:val="none"/>
+          <ns2:ligatures ns2:val="none"/>
         </w:rPr>
         <w:t xml:space="preserve"/>
       </w:r>
@@ -4233,7 +4117,7 @@
           <w:color w:val="000000"/>
           <w:kern w:val="0"/>
           <w:lang w:val="es-ES" w:eastAsia="es-ES"/>
-          <w14:ligatures w14:val="none"/>
+          <ns2:ligatures ns2:val="none"/>
         </w:rPr>
         <w:t/>
       </w:r>
@@ -4244,7 +4128,7 @@
           <w:color w:val="000000"/>
           <w:kern w:val="0"/>
           <w:lang w:val="es-ES" w:eastAsia="es-ES"/>
-          <w14:ligatures w14:val="none"/>
+          <ns2:ligatures ns2:val="none"/>
         </w:rPr>
         <w:t/>
       </w:r>
@@ -4255,7 +4139,7 @@
           <w:color w:val="000000"/>
           <w:kern w:val="0"/>
           <w:lang w:val="es-ES" w:eastAsia="es-ES"/>
-          <w14:ligatures w14:val="none"/>
+          <ns2:ligatures ns2:val="none"/>
         </w:rPr>
         <w:t/>
       </w:r>
@@ -4266,7 +4150,7 @@
           <w:color w:val="000000"/>
           <w:kern w:val="0"/>
           <w:lang w:val="es-ES" w:eastAsia="es-ES"/>
-          <w14:ligatures w14:val="none"/>
+          <ns2:ligatures ns2:val="none"/>
         </w:rPr>
         <w:t/>
       </w:r>
@@ -4277,7 +4161,7 @@
           <w:color w:val="000000"/>
           <w:kern w:val="0"/>
           <w:lang w:val="es-ES" w:eastAsia="es-ES"/>
-          <w14:ligatures w14:val="none"/>
+          <ns2:ligatures ns2:val="none"/>
         </w:rPr>
         <w:t/>
       </w:r>
@@ -4287,12 +4171,12 @@
           <w:color w:val="000000"/>
           <w:kern w:val="0"/>
           <w:lang w:val="es-ES" w:eastAsia="es-ES"/>
-          <w14:ligatures w14:val="none"/>
+          <ns2:ligatures ns2:val="none"/>
         </w:rPr>
         <w:t/>
       </w:r>
     </w:p>
-    <w:p>
+    <w:p ns2:paraId="12A4D8BD" ns2:textId="77777777">
       <w:pPr>
         <w:spacing w:after="0" w:line="240" w:lineRule="auto"/>
         <w:jc w:val="both"/>
@@ -4302,30 +4186,30 @@
           <w:color w:val="000000"/>
           <w:kern w:val="0"/>
           <w:lang w:val="es-ES" w:eastAsia="es-PE"/>
-          <w14:ligatures w14:val="none"/>
-        </w:rPr>
-      </w:pPr>
-    </w:p>
-    <w:p>
-      <w:pPr>
-        <w:spacing w:after="0" w:line="240" w:lineRule="auto"/>
-        <w:jc w:val="both"/>
-        <w:rPr>
-          <w:rFonts w:ascii="Arial Narrow" w:eastAsia="Arial Narrow" w:hAnsi="Arial Narrow" w:cs="Arial Narrow"/>
-          <w:color w:val="000000"/>
-          <w:kern w:val="0"/>
-          <w:lang w:eastAsia="es-PE"/>
-          <w14:ligatures w14:val="none"/>
-        </w:rPr>
-      </w:pPr>
-      <w:r>
-        <w:rPr>
-          <w:rFonts w:ascii="Arial Narrow" w:eastAsia="Arial Narrow" w:hAnsi="Arial Narrow" w:cs="Arial Narrow"/>
-          <w:b/>
-          <w:color w:val="000000"/>
-          <w:kern w:val="0"/>
-          <w:lang w:eastAsia="es-PE"/>
-          <w14:ligatures w14:val="none"/>
+          <ns2:ligatures ns2:val="none"/>
+        </w:rPr>
+      </w:pPr>
+    </w:p>
+    <w:p ns2:paraId="591B7E6F" ns2:textId="77777777">
+      <w:pPr>
+        <w:spacing w:after="0" w:line="240" w:lineRule="auto"/>
+        <w:jc w:val="both"/>
+        <w:rPr>
+          <w:rFonts w:ascii="Arial Narrow" w:eastAsia="Arial Narrow" w:hAnsi="Arial Narrow" w:cs="Arial Narrow"/>
+          <w:color w:val="000000"/>
+          <w:kern w:val="0"/>
+          <w:lang w:eastAsia="es-PE"/>
+          <ns2:ligatures ns2:val="none"/>
+        </w:rPr>
+      </w:pPr>
+      <w:r>
+        <w:rPr>
+          <w:rFonts w:ascii="Arial Narrow" w:eastAsia="Arial Narrow" w:hAnsi="Arial Narrow" w:cs="Arial Narrow"/>
+          <w:b/>
+          <w:color w:val="000000"/>
+          <w:kern w:val="0"/>
+          <w:lang w:eastAsia="es-PE"/>
+          <ns2:ligatures ns2:val="none"/>
         </w:rPr>
         <w:t xml:space="preserve">SEXTO: informar a las partes que el artículo 110 de la Ley 29571, Código de Protección y Defensa del Consumidor, faculta a la Comisión a calificar las infracciones de la referida norma como leves, graves o muy graves e imponer sanciones que van desde una amonestación hasta una multa por un máximo de 450 Unidades Impositivas Tributarias, sin perjuicio de las medidas correctivas, reparadoras y complementarias, que puedan ordenarse de acuerdo a lo estipulado en [APELLIDO] artículos 114, 115 y 116 de la referida norma. Asimismo, se consideran circunstancias atenuantes para la graduación de la sanción, el allanamiento de la denuncia o el reconocimiento de las pretensiones en ella contenidas, de acuerdo con el artículo 112 del Código.</w:t>
       </w:r>
@@ -4335,7 +4219,7 @@
           <w:color w:val="000000"/>
           <w:kern w:val="0"/>
           <w:lang w:eastAsia="es-PE"/>
-          <w14:ligatures w14:val="none"/>
+          <ns2:ligatures ns2:val="none"/>
         </w:rPr>
         <w:t xml:space="preserve"/>
       </w:r>
@@ -4346,7 +4230,7 @@
           <w:color w:val="000000"/>
           <w:kern w:val="0"/>
           <w:lang w:eastAsia="es-PE"/>
-          <w14:ligatures w14:val="none"/>
+          <ns2:ligatures ns2:val="none"/>
         </w:rPr>
         <w:t/>
       </w:r>
@@ -4356,7 +4240,7 @@
           <w:color w:val="000000"/>
           <w:kern w:val="0"/>
           <w:lang w:eastAsia="es-PE"/>
-          <w14:ligatures w14:val="none"/>
+          <ns2:ligatures ns2:val="none"/>
         </w:rPr>
         <w:t/>
       </w:r>
@@ -4366,7 +4250,7 @@
           <w:color w:val="000000"/>
           <w:kern w:val="0"/>
           <w:lang w:eastAsia="es-PE"/>
-          <w14:ligatures w14:val="none"/>
+          <ns2:ligatures ns2:val="none"/>
         </w:rPr>
         <w:t xml:space="preserve"/>
       </w:r>
@@ -4378,7 +4262,7 @@
           <w:kern w:val="0"/>
           <w:vertAlign w:val="superscript"/>
           <w:lang w:eastAsia="es-PE"/>
-          <w14:ligatures w14:val="none"/>
+          <ns2:ligatures ns2:val="none"/>
         </w:rPr>
         <w:footnoteReference w:id="8"/>
       </w:r>
@@ -4388,7 +4272,7 @@
           <w:color w:val="000000"/>
           <w:kern w:val="0"/>
           <w:lang w:eastAsia="es-PE"/>
-          <w14:ligatures w14:val="none"/>
+          <ns2:ligatures ns2:val="none"/>
         </w:rPr>
         <w:t/>
       </w:r>
@@ -4398,7 +4282,7 @@
           <w:color w:val="000000"/>
           <w:kern w:val="0"/>
           <w:lang w:eastAsia="es-PE"/>
-          <w14:ligatures w14:val="none"/>
+          <ns2:ligatures ns2:val="none"/>
         </w:rPr>
         <w:t/>
       </w:r>
@@ -4408,7 +4292,7 @@
           <w:color w:val="000000"/>
           <w:kern w:val="0"/>
           <w:lang w:eastAsia="es-PE"/>
-          <w14:ligatures w14:val="none"/>
+          <ns2:ligatures ns2:val="none"/>
         </w:rPr>
         <w:t/>
       </w:r>
@@ -4418,7 +4302,7 @@
           <w:color w:val="000000"/>
           <w:kern w:val="0"/>
           <w:lang w:eastAsia="es-PE"/>
-          <w14:ligatures w14:val="none"/>
+          <ns2:ligatures ns2:val="none"/>
         </w:rPr>
         <w:t/>
       </w:r>
@@ -4428,7 +4312,7 @@
           <w:color w:val="000000"/>
           <w:kern w:val="0"/>
           <w:lang w:eastAsia="es-PE"/>
-          <w14:ligatures w14:val="none"/>
+          <ns2:ligatures ns2:val="none"/>
         </w:rPr>
         <w:t xml:space="preserve"/>
       </w:r>
@@ -4438,7 +4322,7 @@
           <w:color w:val="000000"/>
           <w:kern w:val="0"/>
           <w:lang w:eastAsia="es-PE"/>
-          <w14:ligatures w14:val="none"/>
+          <ns2:ligatures ns2:val="none"/>
         </w:rPr>
         <w:t/>
       </w:r>
@@ -4448,7 +4332,7 @@
           <w:color w:val="000000"/>
           <w:kern w:val="0"/>
           <w:lang w:eastAsia="es-PE"/>
-          <w14:ligatures w14:val="none"/>
+          <ns2:ligatures ns2:val="none"/>
         </w:rPr>
         <w:t xml:space="preserve"/>
       </w:r>
@@ -4460,7 +4344,7 @@
           <w:kern w:val="0"/>
           <w:vertAlign w:val="superscript"/>
           <w:lang w:eastAsia="es-PE"/>
-          <w14:ligatures w14:val="none"/>
+          <ns2:ligatures ns2:val="none"/>
         </w:rPr>
         <w:footnoteReference w:id="9"/>
       </w:r>
@@ -4470,7 +4354,7 @@
           <w:color w:val="000000"/>
           <w:kern w:val="0"/>
           <w:lang w:eastAsia="es-PE"/>
-          <w14:ligatures w14:val="none"/>
+          <ns2:ligatures ns2:val="none"/>
         </w:rPr>
         <w:t xml:space="preserve"/>
       </w:r>
@@ -4481,7 +4365,7 @@
           <w:color w:val="000000"/>
           <w:kern w:val="0"/>
           <w:lang w:eastAsia="es-PE"/>
-          <w14:ligatures w14:val="none"/>
+          <ns2:ligatures ns2:val="none"/>
         </w:rPr>
         <w:lastRenderedPageBreak/>
         <w:t/>
@@ -4492,7 +4376,7 @@
           <w:color w:val="000000"/>
           <w:kern w:val="0"/>
           <w:lang w:eastAsia="es-PE"/>
-          <w14:ligatures w14:val="none"/>
+          <ns2:ligatures ns2:val="none"/>
         </w:rPr>
         <w:t/>
       </w:r>
@@ -4502,7 +4386,7 @@
           <w:color w:val="000000"/>
           <w:kern w:val="0"/>
           <w:lang w:eastAsia="es-PE"/>
-          <w14:ligatures w14:val="none"/>
+          <ns2:ligatures ns2:val="none"/>
         </w:rPr>
         <w:t xml:space="preserve"/>
       </w:r>
@@ -4514,7 +4398,7 @@
           <w:kern w:val="0"/>
           <w:vertAlign w:val="superscript"/>
           <w:lang w:eastAsia="es-PE"/>
-          <w14:ligatures w14:val="none"/>
+          <ns2:ligatures ns2:val="none"/>
         </w:rPr>
         <w:footnoteReference w:id="10"/>
       </w:r>
@@ -4524,12 +4408,12 @@
           <w:color w:val="000000"/>
           <w:kern w:val="0"/>
           <w:lang w:eastAsia="es-PE"/>
-          <w14:ligatures w14:val="none"/>
+          <ns2:ligatures ns2:val="none"/>
         </w:rPr>
         <w:t/>
       </w:r>
     </w:p>
-    <w:p>
+    <w:p ns2:paraId="0ECE55DF" ns2:textId="77777777">
       <w:pPr>
         <w:shd w:val="clear" w:color="auto" w:fill="FFFFFF"/>
         <w:spacing w:after="0" w:line="240" w:lineRule="auto"/>
@@ -4540,11 +4424,11 @@
           <w:color w:val="000000"/>
           <w:kern w:val="0"/>
           <w:lang w:eastAsia="es-PE"/>
-          <w14:ligatures w14:val="none"/>
-        </w:rPr>
-      </w:pPr>
-    </w:p>
-    <w:p>
+          <ns2:ligatures ns2:val="none"/>
+        </w:rPr>
+      </w:pPr>
+    </w:p>
+    <w:p ns2:paraId="1CC114EB" ns2:textId="77777777">
       <w:pPr>
         <w:shd w:val="clear" w:color="auto" w:fill="FFFFFF"/>
         <w:spacing w:after="0" w:line="240" w:lineRule="auto"/>
@@ -4554,17 +4438,17 @@
           <w:color w:val="000000"/>
           <w:kern w:val="0"/>
           <w:lang w:eastAsia="es-PE"/>
-          <w14:ligatures w14:val="none"/>
-        </w:rPr>
-      </w:pPr>
-      <w:r>
-        <w:rPr>
-          <w:rFonts w:ascii="Arial Narrow" w:eastAsia="Arial Narrow" w:hAnsi="Arial Narrow" w:cs="Arial Narrow"/>
-          <w:b/>
-          <w:color w:val="000000"/>
-          <w:kern w:val="0"/>
-          <w:lang w:eastAsia="es-PE"/>
-          <w14:ligatures w14:val="none"/>
+          <ns2:ligatures ns2:val="none"/>
+        </w:rPr>
+      </w:pPr>
+      <w:r>
+        <w:rPr>
+          <w:rFonts w:ascii="Arial Narrow" w:eastAsia="Arial Narrow" w:hAnsi="Arial Narrow" w:cs="Arial Narrow"/>
+          <w:b/>
+          <w:color w:val="000000"/>
+          <w:kern w:val="0"/>
+          <w:lang w:eastAsia="es-PE"/>
+          <ns2:ligatures ns2:val="none"/>
         </w:rPr>
         <w:t xml:space="preserve">SÉTIMO: informar a las partes que conforme a lo establecido en el artículo 39 de la Ley sobre Facultades, Normas y Organización del Indecopi, aprobada por Decreto Legislativo 807, [APELLIDO] gastos por [APELLIDO] peritajes realizados, actuación de pruebas, inspecciones y otros derivados de la tramitación del proceso serán de cargo de la parte que solicita la prueba, salvo pacto en contrario. En todos [APELLIDO] casos, la resolución final determinará si [APELLIDO] gastos deben ser asumidos por alguna de las partes, o reembolsados a la otra parte o al Indecopi, según sea el caso, de manera adicional a la sanción que haya podido imponerse. </w:t>
       </w:r>
@@ -4574,7 +4458,7 @@
           <w:color w:val="000000"/>
           <w:kern w:val="0"/>
           <w:lang w:eastAsia="es-PE"/>
-          <w14:ligatures w14:val="none"/>
+          <ns2:ligatures ns2:val="none"/>
         </w:rPr>
         <w:t xml:space="preserve"/>
       </w:r>
@@ -4584,7 +4468,7 @@
           <w:color w:val="000000"/>
           <w:kern w:val="0"/>
           <w:lang w:eastAsia="es-PE"/>
-          <w14:ligatures w14:val="none"/>
+          <ns2:ligatures ns2:val="none"/>
         </w:rPr>
         <w:t/>
       </w:r>
@@ -4594,12 +4478,12 @@
           <w:color w:val="000000"/>
           <w:kern w:val="0"/>
           <w:lang w:eastAsia="es-PE"/>
-          <w14:ligatures w14:val="none"/>
-        </w:rPr>
-        <w:t xml:space="preserve"/>
-      </w:r>
-    </w:p>
-    <w:p>
+          <ns2:ligatures ns2:val="none"/>
+        </w:rPr>
+        <w:t xml:space="preserve"/>
+      </w:r>
+    </w:p>
+    <w:p ns2:paraId="364C4B19" ns2:textId="77777777">
       <w:pPr>
         <w:shd w:val="clear" w:color="auto" w:fill="FFFFFF"/>
         <w:spacing w:after="0" w:line="240" w:lineRule="auto"/>
@@ -4609,11 +4493,11 @@
           <w:color w:val="000000"/>
           <w:kern w:val="0"/>
           <w:lang w:eastAsia="es-PE"/>
-          <w14:ligatures w14:val="none"/>
-        </w:rPr>
-      </w:pPr>
-    </w:p>
-    <w:p>
+          <ns2:ligatures ns2:val="none"/>
+        </w:rPr>
+      </w:pPr>
+    </w:p>
+    <w:p ns2:paraId="27E9BBC0" ns2:textId="77777777">
       <w:pPr>
         <w:suppressAutoHyphens/>
         <w:spacing w:after="0" w:line="240" w:lineRule="auto"/>
@@ -4622,7 +4506,7 @@
           <w:rFonts w:ascii="Arial Narrow" w:eastAsia="Calibri" w:hAnsi="Arial Narrow" w:cs="Arial"/>
           <w:kern w:val="0"/>
           <w:u w:val="single"/>
-          <w14:ligatures w14:val="none"/>
+          <ns2:ligatures ns2:val="none"/>
         </w:rPr>
       </w:pPr>
       <w:r>
@@ -4631,7 +4515,7 @@
           <w:b/>
           <w:bCs/>
           <w:kern w:val="0"/>
-          <w14:ligatures w14:val="none"/>
+          <ns2:ligatures ns2:val="none"/>
         </w:rPr>
         <w:t>OCTAVO</w:t>
       </w:r>
@@ -4640,7 +4524,7 @@
           <w:rFonts w:ascii="Arial Narrow" w:eastAsia="Calibri" w:hAnsi="Arial Narrow" w:cs="Arial"/>
           <w:b/>
           <w:kern w:val="0"/>
-          <w14:ligatures w14:val="none"/>
+          <ns2:ligatures ns2:val="none"/>
         </w:rPr>
         <w:t>:</w:t>
       </w:r>
@@ -4648,7 +4532,7 @@
         <w:rPr>
           <w:rFonts w:ascii="Arial Narrow" w:eastAsia="Calibri" w:hAnsi="Arial Narrow" w:cs="Arial"/>
           <w:kern w:val="0"/>
-          <w14:ligatures w14:val="none"/>
+          <ns2:ligatures ns2:val="none"/>
         </w:rPr>
         <w:t xml:space="preserve"> comunicar a las partes que, de acuerdo a lo señalado por el artículo 29</w:t>
       </w:r>
@@ -4658,7 +4542,7 @@
           <w:color w:val="000000"/>
           <w:kern w:val="0"/>
           <w:lang w:eastAsia="es-PE"/>
-          <w14:ligatures w14:val="none"/>
+          <ns2:ligatures ns2:val="none"/>
         </w:rPr>
         <w:t/>
       </w:r>
@@ -4666,7 +4550,7 @@
         <w:rPr>
           <w:rFonts w:ascii="Arial Narrow" w:eastAsia="Calibri" w:hAnsi="Arial Narrow" w:cs="Arial"/>
           <w:kern w:val="0"/>
-          <w14:ligatures w14:val="none"/>
+          <ns2:ligatures ns2:val="none"/>
         </w:rPr>
         <w:t xml:space="preserve"> del Decreto Legislativo 807</w:t>
       </w:r>
@@ -4676,7 +4560,7 @@
           <w:rFonts w:ascii="Arial Narrow" w:eastAsia="Calibri" w:hAnsi="Arial Narrow" w:cs="Arial"/>
           <w:kern w:val="0"/>
           <w:vertAlign w:val="superscript"/>
-          <w14:ligatures w14:val="none"/>
+          <ns2:ligatures ns2:val="none"/>
         </w:rPr>
         <w:footnoteReference w:id="11"/>
       </w:r>
@@ -4684,7 +4568,7 @@
         <w:rPr>
           <w:rFonts w:ascii="Arial Narrow" w:eastAsia="Calibri" w:hAnsi="Arial Narrow" w:cs="Arial"/>
           <w:kern w:val="0"/>
-          <w14:ligatures w14:val="none"/>
+          <ns2:ligatures ns2:val="none"/>
         </w:rPr>
         <w:t xml:space="preserve">, hasta antes de la emisión de la Resolución Final tienen la posibilidad de solicitar una audiencia </w:t>
       </w:r>
@@ -4692,7 +4576,7 @@
         <w:rPr>
           <w:rFonts w:ascii="Arial Narrow" w:eastAsia="Calibri" w:hAnsi="Arial Narrow" w:cs="Arial"/>
           <w:kern w:val="0"/>
-          <w14:ligatures w14:val="none"/>
+          <ns2:ligatures ns2:val="none"/>
         </w:rPr>
         <w:lastRenderedPageBreak/>
         <w:t xml:space="preserve">de conciliación. En caso deleguen a favor de una tercera persona su actuación en la diligencia programada, esta deberá presentar un poder especial con firma legalizada ante Notario Público, donde conste </w:t>
@@ -4702,7 +4586,7 @@
           <w:rFonts w:ascii="Arial Narrow" w:eastAsia="Calibri" w:hAnsi="Arial Narrow" w:cs="Arial"/>
           <w:kern w:val="0"/>
           <w:u w:val="single"/>
-          <w14:ligatures w14:val="none"/>
+          <ns2:ligatures ns2:val="none"/>
         </w:rPr>
         <w:t>expresamente su facultad para asistir y conciliar en su representación</w:t>
       </w:r>
@@ -4711,7 +4595,7 @@
           <w:rFonts w:ascii="Arial Narrow" w:eastAsia="Calibri" w:hAnsi="Arial Narrow" w:cs="Arial"/>
           <w:bCs/>
           <w:kern w:val="0"/>
-          <w14:ligatures w14:val="none"/>
+          <ns2:ligatures ns2:val="none"/>
         </w:rPr>
         <w:t>.</w:t>
       </w:r>
@@ -4721,7 +4605,7 @@
           <w:b/>
           <w:bCs/>
           <w:kern w:val="0"/>
-          <w14:ligatures w14:val="none"/>
+          <ns2:ligatures ns2:val="none"/>
         </w:rPr>
         <w:t xml:space="preserve"> </w:t>
       </w:r>
@@ -4730,12 +4614,12 @@
           <w:rFonts w:ascii="Arial Narrow" w:eastAsia="Calibri" w:hAnsi="Arial Narrow" w:cs="Arial"/>
           <w:kern w:val="0"/>
           <w:u w:val="single"/>
-          <w14:ligatures w14:val="none"/>
+          <ns2:ligatures ns2:val="none"/>
         </w:rPr>
         <w:t xml:space="preserve">Ello bajo apercibimiento de no realizar la audiencia de conciliación y levantar el acta de inasistencia correspondiente. </w:t>
       </w:r>
     </w:p>
-    <w:p>
+    <w:p ns2:paraId="4CD47B08" ns2:textId="77777777">
       <w:pPr>
         <w:suppressAutoHyphens/>
         <w:spacing w:after="0" w:line="240" w:lineRule="auto"/>
@@ -4744,11 +4628,11 @@
           <w:rFonts w:ascii="Arial Narrow" w:eastAsia="Calibri" w:hAnsi="Arial Narrow" w:cs="Arial"/>
           <w:kern w:val="0"/>
           <w:u w:val="single"/>
-          <w14:ligatures w14:val="none"/>
-        </w:rPr>
-      </w:pPr>
-    </w:p>
-    <w:p>
+          <ns2:ligatures ns2:val="none"/>
+        </w:rPr>
+      </w:pPr>
+    </w:p>
+    <w:p ns2:paraId="0E80CA49" ns2:textId="77777777">
       <w:pPr>
         <w:suppressAutoHyphens/>
         <w:spacing w:after="0" w:line="240" w:lineRule="auto"/>
@@ -4758,7 +4642,7 @@
           <w:color w:val="000000"/>
           <w:kern w:val="0"/>
           <w:lang w:eastAsia="es-PE"/>
-          <w14:ligatures w14:val="none"/>
+          <ns2:ligatures ns2:val="none"/>
         </w:rPr>
       </w:pPr>
       <w:r>
@@ -4768,7 +4652,7 @@
           <w:color w:val="000000"/>
           <w:kern w:val="0"/>
           <w:lang w:eastAsia="es-PE"/>
-          <w14:ligatures w14:val="none"/>
+          <ns2:ligatures ns2:val="none"/>
         </w:rPr>
         <w:t>NOVENO:</w:t>
       </w:r>
@@ -4778,14 +4662,14 @@
           <w:color w:val="000000"/>
           <w:kern w:val="0"/>
           <w:lang w:eastAsia="es-PE"/>
-          <w14:ligatures w14:val="none"/>
+          <ns2:ligatures ns2:val="none"/>
         </w:rPr>
         <w:t xml:space="preserve"> poner en conocimiento de las partes que, antes de la emisión de la Resolución Final, tienen la posibilidad de formular su desistimiento o presentar el acuerdo arribado mediante la conciliación, mediación, transacción o cualquier otro que, de forma indubitable, deje constancia que se ha solucionado la controversia materia de denuncia.</w:t>
       </w:r>
       <w:bookmarkStart w:id="22" w:name="h.gjdgxs" w:colFirst="0" w:colLast="0"/>
       <w:bookmarkEnd w:id="22"/>
     </w:p>
-    <w:p>
+    <w:p ns2:paraId="7DDD06F7" ns2:textId="77777777">
       <w:pPr>
         <w:suppressAutoHyphens/>
         <w:spacing w:after="0" w:line="240" w:lineRule="auto"/>
@@ -4795,11 +4679,11 @@
           <w:color w:val="000000"/>
           <w:kern w:val="0"/>
           <w:lang w:eastAsia="es-PE"/>
-          <w14:ligatures w14:val="none"/>
-        </w:rPr>
-      </w:pPr>
-    </w:p>
-    <w:p>
+          <ns2:ligatures ns2:val="none"/>
+        </w:rPr>
+      </w:pPr>
+    </w:p>
+    <w:p ns2:paraId="236137A1" ns2:textId="772EE957">
       <w:pPr>
         <w:suppressAutoHyphens/>
         <w:spacing w:after="0" w:line="240" w:lineRule="auto"/>
@@ -4822,7 +4706,7 @@
           <w:b/>
           <w:spacing w:val="-3"/>
           <w:kern w:val="0"/>
-          <w14:ligatures w14:val="none"/>
+          <ns2:ligatures ns2:val="none"/>
         </w:rPr>
         <w:t/>
       </w:r>
@@ -4832,7 +4716,7 @@
           <w:bCs/>
           <w:spacing w:val="-3"/>
           <w:kern w:val="0"/>
-          <w14:ligatures w14:val="none"/>
+          <ns2:ligatures ns2:val="none"/>
         </w:rPr>
         <w:t xml:space="preserve"/>
       </w:r>
@@ -4842,7 +4726,7 @@
           <w:bCs/>
           <w:spacing w:val="-3"/>
           <w:kern w:val="0"/>
-          <w14:ligatures w14:val="none"/>
+          <ns2:ligatures ns2:val="none"/>
         </w:rPr>
         <w:t xml:space="preserve"/>
       </w:r>
@@ -4852,7 +4736,7 @@
           <w:bCs/>
           <w:spacing w:val="-3"/>
           <w:kern w:val="0"/>
-          <w14:ligatures w14:val="none"/>
+          <ns2:ligatures ns2:val="none"/>
         </w:rPr>
         <w:t/>
       </w:r>
@@ -4862,7 +4746,7 @@
           <w:bCs/>
           <w:spacing w:val="-3"/>
           <w:kern w:val="0"/>
-          <w14:ligatures w14:val="none"/>
+          <ns2:ligatures ns2:val="none"/>
         </w:rPr>
         <w:t xml:space="preserve"/>
       </w:r>
@@ -4873,7 +4757,7 @@
           <w:kern w:val="0"/>
           <w:shd w:val="clear" w:color="auto" w:fill="FFFFFF"/>
           <w:lang w:eastAsia="es-PE"/>
-          <w14:ligatures w14:val="none"/>
+          <ns2:ligatures ns2:val="none"/>
         </w:rPr>
         <w:t xml:space="preserve"/>
       </w:r>
@@ -4884,7 +4768,7 @@
           <w:kern w:val="0"/>
           <w:shd w:val="clear" w:color="auto" w:fill="FFFFFF"/>
           <w:lang w:eastAsia="es-PE"/>
-          <w14:ligatures w14:val="none"/>
+          <ns2:ligatures ns2:val="none"/>
         </w:rPr>
         <w:t xml:space="preserve"/>
       </w:r>
@@ -4895,7 +4779,7 @@
           <w:kern w:val="0"/>
           <w:shd w:val="clear" w:color="auto" w:fill="FFFFFF"/>
           <w:lang w:eastAsia="es-PE"/>
-          <w14:ligatures w14:val="none"/>
+          <ns2:ligatures ns2:val="none"/>
         </w:rPr>
         <w:t xml:space="preserve"/>
       </w:r>
@@ -4919,7 +4803,7 @@
           <w:color w:val="000000"/>
           <w:kern w:val="0"/>
           <w:lang w:eastAsia="es-PE"/>
-          <w14:ligatures w14:val="none"/>
+          <ns2:ligatures ns2:val="none"/>
         </w:rPr>
         <w:t/>
       </w:r>
@@ -4936,7 +4820,7 @@
           <w:color w:val="000000"/>
           <w:kern w:val="0"/>
           <w:lang w:eastAsia="es-PE"/>
-          <w14:ligatures w14:val="none"/>
+          <ns2:ligatures ns2:val="none"/>
         </w:rPr>
         <w:t/>
       </w:r>
@@ -4971,7 +4855,7 @@
       </w:r>
     </w:p>
     <w:bookmarkEnd w:id="23"/>
-    <w:p>
+    <w:p ns2:paraId="639FE5BE" ns2:textId="77777777">
       <w:pPr>
         <w:suppressAutoHyphens/>
         <w:spacing w:after="0" w:line="240" w:lineRule="auto"/>
@@ -4981,7 +4865,7 @@
         </w:rPr>
       </w:pPr>
     </w:p>
-    <w:p>
+    <w:p ns2:paraId="083D8417" ns2:textId="145FBF7D">
       <w:pPr>
         <w:suppressAutoHyphens/>
         <w:spacing w:line="240" w:lineRule="auto"/>
@@ -5071,7 +4955,7 @@
       </w:r>
       <w:bookmarkStart w:id="24" w:name="_Hlk198890962"/>
     </w:p>
-    <w:p>
+    <w:p ns2:paraId="36317C11" ns2:textId="77777777">
       <w:pPr>
         <w:suppressAutoHyphens/>
         <w:spacing w:after="0" w:line="240" w:lineRule="auto"/>
@@ -5083,7 +4967,7 @@
       </w:pPr>
     </w:p>
     <w:bookmarkEnd w:id="24"/>
-    <w:p>
+    <w:p ns2:paraId="23716787" ns2:textId="77777777">
       <w:pPr>
         <w:suppressAutoHyphens/>
         <w:spacing w:after="0" w:line="240" w:lineRule="auto"/>
@@ -5093,22 +4977,22 @@
         </w:rPr>
       </w:pPr>
     </w:p>
-    <w:p>
-      <w:pPr>
-        <w:spacing w:after="0" w:line="240" w:lineRule="auto"/>
-        <w:jc w:val="both"/>
-        <w:rPr>
-          <w:rFonts w:ascii="Arial Narrow" w:eastAsia="Arial Narrow" w:hAnsi="Arial Narrow" w:cs="Arial Narrow"/>
-          <w:b/>
-          <w:color w:val="000000"/>
-          <w:kern w:val="0"/>
-          <w:lang w:eastAsia="es-PE"/>
-          <w14:ligatures w14:val="none"/>
+    <w:p ns2:paraId="418E1D52" ns2:textId="77777777">
+      <w:pPr>
+        <w:spacing w:after="0" w:line="240" w:lineRule="auto"/>
+        <w:jc w:val="both"/>
+        <w:rPr>
+          <w:rFonts w:ascii="Arial Narrow" w:eastAsia="Arial Narrow" w:hAnsi="Arial Narrow" w:cs="Arial Narrow"/>
+          <w:b/>
+          <w:color w:val="000000"/>
+          <w:kern w:val="0"/>
+          <w:lang w:eastAsia="es-PE"/>
+          <ns2:ligatures ns2:val="none"/>
         </w:rPr>
       </w:pPr>
     </w:p>
     <w:bookmarkEnd w:id="0"/>
-    <w:p>
+    <w:p ns2:paraId="2E71D930" ns2:textId="77777777">
       <w:pPr>
         <w:spacing w:after="0" w:line="240" w:lineRule="auto"/>
         <w:jc w:val="both"/>
@@ -5118,11 +5002,11 @@
           <w:color w:val="000000"/>
           <w:kern w:val="0"/>
           <w:lang w:val="es-ES" w:eastAsia="es-PE"/>
-          <w14:ligatures w14:val="none"/>
-        </w:rPr>
-      </w:pPr>
-    </w:p>
-    <w:p>
+          <ns2:ligatures ns2:val="none"/>
+        </w:rPr>
+      </w:pPr>
+    </w:p>
+    <w:p ns2:paraId="60A5D2B6" ns2:textId="77777777">
       <w:pPr>
         <w:spacing w:after="0" w:line="240" w:lineRule="auto"/>
         <w:jc w:val="center"/>
@@ -5132,22 +5016,22 @@
           <w:color w:val="000000"/>
           <w:kern w:val="0"/>
           <w:lang w:eastAsia="es-PE"/>
-          <w14:ligatures w14:val="none"/>
-        </w:rPr>
-      </w:pPr>
-      <w:r>
-        <w:rPr>
-          <w:rFonts w:ascii="Arial Narrow" w:eastAsia="Arial Narrow" w:hAnsi="Arial Narrow" w:cs="Arial Narrow"/>
-          <w:b/>
-          <w:color w:val="000000"/>
-          <w:kern w:val="0"/>
-          <w:lang w:eastAsia="es-PE"/>
-          <w14:ligatures w14:val="none"/>
+          <ns2:ligatures ns2:val="none"/>
+        </w:rPr>
+      </w:pPr>
+      <w:r>
+        <w:rPr>
+          <w:rFonts w:ascii="Arial Narrow" w:eastAsia="Arial Narrow" w:hAnsi="Arial Narrow" w:cs="Arial Narrow"/>
+          <w:b/>
+          <w:color w:val="000000"/>
+          <w:kern w:val="0"/>
+          <w:lang w:eastAsia="es-PE"/>
+          <ns2:ligatures ns2:val="none"/>
         </w:rPr>
         <w:t>Firmado digitalmente por</w:t>
       </w:r>
     </w:p>
-    <w:p>
+    <w:p ns2:paraId="54918CDF" ns2:textId="77777777">
       <w:pPr>
         <w:spacing w:after="0" w:line="240" w:lineRule="auto"/>
         <w:jc w:val="center"/>
@@ -5158,7 +5042,7 @@
           <w:color w:val="000000"/>
           <w:kern w:val="0"/>
           <w:lang w:eastAsia="es-PE"/>
-          <w14:ligatures w14:val="none"/>
+          <ns2:ligatures ns2:val="none"/>
         </w:rPr>
       </w:pPr>
       <w:r>
@@ -5169,12 +5053,12 @@
           <w:color w:val="000000"/>
           <w:kern w:val="0"/>
           <w:lang w:eastAsia="es-PE"/>
-          <w14:ligatures w14:val="none"/>
+          <ns2:ligatures ns2:val="none"/>
         </w:rPr>
         <w:t>EVELING ROA QUISPE</w:t>
       </w:r>
     </w:p>
-    <w:p>
+    <w:p ns2:paraId="6ED63168" ns2:textId="77777777">
       <w:pPr>
         <w:spacing w:after="0" w:line="240" w:lineRule="auto"/>
         <w:jc w:val="center"/>
@@ -5185,7 +5069,7 @@
           <w:color w:val="000000"/>
           <w:kern w:val="0"/>
           <w:lang w:eastAsia="es-PE"/>
-          <w14:ligatures w14:val="none"/>
+          <ns2:ligatures ns2:val="none"/>
         </w:rPr>
       </w:pPr>
       <w:r>
@@ -5196,12 +5080,12 @@
           <w:color w:val="000000"/>
           <w:kern w:val="0"/>
           <w:lang w:eastAsia="es-PE"/>
-          <w14:ligatures w14:val="none"/>
+          <ns2:ligatures ns2:val="none"/>
         </w:rPr>
         <w:t>Secretaria Técnica</w:t>
       </w:r>
     </w:p>
-    <w:p>
+    <w:p ns2:paraId="2A32604A" ns2:textId="77777777">
       <w:pPr>
         <w:spacing w:after="0" w:line="240" w:lineRule="auto"/>
         <w:jc w:val="center"/>
@@ -5212,7 +5096,7 @@
           <w:color w:val="000000"/>
           <w:kern w:val="0"/>
           <w:lang w:eastAsia="es-PE"/>
-          <w14:ligatures w14:val="none"/>
+          <ns2:ligatures ns2:val="none"/>
         </w:rPr>
       </w:pPr>
       <w:r>
@@ -5223,26 +5107,26 @@
           <w:color w:val="000000"/>
           <w:kern w:val="0"/>
           <w:lang w:eastAsia="es-PE"/>
-          <w14:ligatures w14:val="none"/>
+          <ns2:ligatures ns2:val="none"/>
         </w:rPr>
         <w:t>Comisión de Protección al Consumidor 1</w:t>
       </w:r>
     </w:p>
-    <w:p>
-      <w:pPr>
-        <w:spacing w:after="0" w:line="240" w:lineRule="auto"/>
-        <w:jc w:val="both"/>
-        <w:rPr>
-          <w:rFonts w:ascii="Arial Narrow" w:eastAsia="Arial Narrow" w:hAnsi="Arial Narrow" w:cs="Arial Narrow"/>
-          <w:b/>
-          <w:color w:val="000000"/>
-          <w:kern w:val="0"/>
-          <w:lang w:eastAsia="es-PE"/>
-          <w14:ligatures w14:val="none"/>
-        </w:rPr>
-      </w:pPr>
-    </w:p>
-    <w:p>
+    <w:p ns2:paraId="58BC73C9" ns2:textId="77777777">
+      <w:pPr>
+        <w:spacing w:after="0" w:line="240" w:lineRule="auto"/>
+        <w:jc w:val="both"/>
+        <w:rPr>
+          <w:rFonts w:ascii="Arial Narrow" w:eastAsia="Arial Narrow" w:hAnsi="Arial Narrow" w:cs="Arial Narrow"/>
+          <w:b/>
+          <w:color w:val="000000"/>
+          <w:kern w:val="0"/>
+          <w:lang w:eastAsia="es-PE"/>
+          <ns2:ligatures ns2:val="none"/>
+        </w:rPr>
+      </w:pPr>
+    </w:p>
+    <w:p ns2:paraId="4423ADE9" ns2:textId="227F9F48">
       <w:pPr>
         <w:spacing w:after="0" w:line="240" w:lineRule="auto"/>
         <w:jc w:val="both"/>
@@ -5260,23 +5144,23 @@
           <w:sz w:val="16"/>
           <w:szCs w:val="16"/>
           <w:lang w:eastAsia="es-PE"/>
-          <w14:ligatures w14:val="none"/>
+          <ns2:ligatures ns2:val="none"/>
         </w:rPr>
         <w:t>LSM/JCQ</w:t>
       </w:r>
     </w:p>
-    <w:p>
+    <w:p ns2:paraId="74AAB5F4" ns2:textId="77777777">
       <w:pPr>
         <w:spacing w:line="240" w:lineRule="auto"/>
       </w:pPr>
     </w:p>
     <w:sectPr>
-      <w:headerReference w:type="even" r:id="rId8"/>
-      <w:headerReference w:type="default" r:id="rId9"/>
-      <w:footerReference w:type="even" r:id="rId10"/>
-      <w:footerReference w:type="default" r:id="rId11"/>
-      <w:headerReference w:type="first" r:id="rId12"/>
-      <w:footerReference w:type="first" r:id="rId13"/>
+      <w:headerReference w:type="even" ns3:id="rId8"/>
+      <w:headerReference w:type="default" ns3:id="rId9"/>
+      <w:footerReference w:type="even" ns3:id="rId10"/>
+      <w:footerReference w:type="default" ns3:id="rId11"/>
+      <w:headerReference w:type="first" ns3:id="rId12"/>
+      <w:footerReference w:type="first" ns3:id="rId13"/>
       <w:pgSz w:w="11906" w:h="16838"/>
       <w:pgMar w:top="1417" w:right="1701" w:bottom="1417" w:left="1701" w:header="708" w:footer="708" w:gutter="0"/>
       <w:cols w:space="708"/>

--- a/plantillas_maestras/01_seguro_vehicular/materia_general_asegurativa/1_ddo_aseguradora/varon/TPL_266_2026_SEGURO_VEHICULAR_MATERIA_GENERAL_ASEGURATIVA_ASEGURADORA_VARON_R1.docx
+++ b/plantillas_maestras/01_seguro_vehicular/materia_general_asegurativa/1_ddo_aseguradora/varon/TPL_266_2026_SEGURO_VEHICULAR_MATERIA_GENERAL_ASEGURATIVA_ASEGURADORA_VARON_R1.docx
@@ -3996,7 +3996,7 @@
           <w:sz w:val="20"/>
           <w:szCs w:val="20"/>
         </w:rPr>
-        <w:t xml:space="preserve">correr traslado de la presente resolución a Quálitas Compañía de Seguros S.A para que, de conformidad con lo dispuesto por el artículo 26° de la Ley sobre Facultades, Normas y Organización del Indecopi, aprobado por Decreto Legislativo N° 8079, presente sus descargos sobre la imputación de cargos realizada en un plazo no mayor a cinco (5) días hábiles contado a partir del día siguiente de la notificación de la presente resolución, vencido el cual, el Secretario Técnico declarará en rebeldía a los denunciados que no lo hubieran presentado. Debe precisarse que de conformidad con lo establecido por el artículo 223° del Texto Único Ordenado de la Ley N° 27444, Ley del Procedimiento Administrativo General, las alegaciones y los hechos relevantes de la reclamación, salvo que hayan sido específicamente negadas en la contestación, se tendrán por aceptadas o meritadas como ciertas.</w:t>
+        <w:t xml:space="preserve">correr traslado de la presente resolución a Quálitas Compañía de Seguros S.A. para que, de conformidad con lo dispuesto por el artículo 26 de la Ley sobre Facultades, Normas y Organización del Indecopi, aprobada por Decreto Legislativo 807, presente sus descargos sobre la imputación de cargos realizada en un plazo no mayor a cinco (5) días hábiles contado a partir del día siguiente de la notificación de la presente resolución, vencido el cual, el Secretario Técnico declarará en rebeldía al denunciado que no lo hubiera presentado. Debe precisarse que de conformidad con lo establecido por el artículo 223 del Texto Único Ordenado de la Ley 27444, Ley del Procedimiento Administrativo General, las alegaciones y los hechos relevantes de la reclamación, salvo que hayan sido específicamente negadas en la contestación, se tendrán por aceptadas o merituadas como ciertas.</w:t>
       </w:r>
     </w:p>
     <w:p ns2:paraId="228F876C" ns2:textId="77777777">

--- a/plantillas_maestras/01_seguro_vehicular/materia_general_asegurativa/1_ddo_aseguradora/varon/TPL_266_2026_SEGURO_VEHICULAR_MATERIA_GENERAL_ASEGURATIVA_ASEGURADORA_VARON_R1.docx
+++ b/plantillas_maestras/01_seguro_vehicular/materia_general_asegurativa/1_ddo_aseguradora/varon/TPL_266_2026_SEGURO_VEHICULAR_MATERIA_GENERAL_ASEGURATIVA_ASEGURADORA_VARON_R1.docx
@@ -493,7 +493,7 @@
           <w:lang w:eastAsia="es-PE"/>
           <ns2:ligatures ns2:val="none"/>
         </w:rPr>
-        <w:t>27</w:t>
+        <w:t xml:space="preserve">27 de febrero de 2026</w:t>
       </w:r>
       <w:r>
         <w:rPr>
@@ -504,7 +504,7 @@
           <w:lang w:eastAsia="es-PE"/>
           <ns2:ligatures ns2:val="none"/>
         </w:rPr>
-        <w:t xml:space="preserve"> de </w:t>
+        <w:t xml:space="preserve"/>
       </w:r>
       <w:r>
         <w:rPr>
@@ -515,7 +515,7 @@
           <w:lang w:eastAsia="es-PE"/>
           <ns2:ligatures ns2:val="none"/>
         </w:rPr>
-        <w:t>febrero</w:t>
+        <w:t xml:space="preserve"/>
       </w:r>
       <w:r>
         <w:rPr>
@@ -526,7 +526,7 @@
           <w:lang w:eastAsia="es-PE"/>
           <ns2:ligatures ns2:val="none"/>
         </w:rPr>
-        <w:t xml:space="preserve"> de 2026</w:t>
+        <w:t xml:space="preserve"/>
       </w:r>
     </w:p>
     <w:p ns2:paraId="66CE1821" ns2:textId="77777777">
@@ -5487,7 +5487,7 @@
           <w:sz w:val="16"/>
           <w:szCs w:val="16"/>
         </w:rPr>
-        <w:t>el 2 de setiembre del 2010 en el Diario Oficial El Peruano, vigente desde el 2 de octubre del 2010 y modificado por Decreto Legislativo 1308.</w:t>
+        <w:t xml:space="preserve">el 2 de setiembre de 2010 en el Diario Oficial El Peruano, vigente desde el 2 de octubre de 2010 y modificado por Decreto Legislativo 1308.</w:t>
       </w:r>
     </w:p>
     <w:p>

--- a/plantillas_maestras/01_seguro_vehicular/materia_general_asegurativa/1_ddo_aseguradora/varon/TPL_266_2026_SEGURO_VEHICULAR_MATERIA_GENERAL_ASEGURATIVA_ASEGURADORA_VARON_R1.docx
+++ b/plantillas_maestras/01_seguro_vehicular/materia_general_asegurativa/1_ddo_aseguradora/varon/TPL_266_2026_SEGURO_VEHICULAR_MATERIA_GENERAL_ASEGURATIVA_ASEGURADORA_VARON_R1.docx
@@ -1,8 +1,8 @@
 
 <file path=word/document.xml><?xml version="1.0" encoding="utf-8"?>
-<w:document xmlns:ns1="http://schemas.openxmlformats.org/markup-compatibility/2006" xmlns:ns2="http://schemas.microsoft.com/office/word/2010/wordml" xmlns:ns3="http://schemas.openxmlformats.org/officeDocument/2006/relationships" xmlns:w="http://schemas.openxmlformats.org/wordprocessingml/2006/main" ns1:Ignorable="w14 w15 w16se w16cid w16 w16cex w16sdtdh w16sdtfl w16du wp14">
+<w:document xmlns:mc="http://schemas.openxmlformats.org/markup-compatibility/2006" xmlns:r="http://schemas.openxmlformats.org/officeDocument/2006/relationships" xmlns:w="http://schemas.openxmlformats.org/wordprocessingml/2006/main" xmlns:w14="http://schemas.microsoft.com/office/word/2010/wordml" xmlns:w15="http://schemas.microsoft.com/office/word/2012/wordml" xmlns:w16="http://schemas.microsoft.com/office/word/2018/wordml" xmlns:w16cex="http://schemas.microsoft.com/office/word/2018/wordml/cex" xmlns:w16cid="http://schemas.microsoft.com/office/word/2016/wordml/cid" xmlns:w16du="http://schemas.microsoft.com/office/word/2023/wordml/word16du" xmlns:w16sdtdh="http://schemas.microsoft.com/office/word/2020/wordml/sdtdatahash" xmlns:w16se="http://schemas.microsoft.com/office/word/2015/wordml/symex" xmlns:wp14="http://schemas.microsoft.com/office/word/2010/wordprocessingDrawing" mc:Ignorable="w14 w15 w16se w16cid w16 w16cex w16sdtdh w16du wp14">
   <w:body>
-    <w:p ns2:paraId="1B509B2D" ns2:textId="490381DD">
+    <w:p>
       <w:pPr>
         <w:tabs>
           <w:tab w:val="left" w:pos="1701"/>
@@ -14,7 +14,7 @@
           <w:color w:val="000000"/>
           <w:kern w:val="0"/>
           <w:lang w:eastAsia="es-PE"/>
-          <ns2:ligatures ns2:val="none"/>
+          <w14:ligatures w14:val="none"/>
         </w:rPr>
       </w:pPr>
       <w:bookmarkStart w:id="0" w:name="_Hlk80343540"/>
@@ -25,7 +25,7 @@
           <w:color w:val="000000"/>
           <w:kern w:val="0"/>
           <w:lang w:eastAsia="es-PE"/>
-          <ns2:ligatures ns2:val="none"/>
+          <w14:ligatures w14:val="none"/>
         </w:rPr>
         <w:t xml:space="preserve">EXPEDIENTE </w:t>
       </w:r>
@@ -36,7 +36,7 @@
           <w:color w:val="000000"/>
           <w:kern w:val="0"/>
           <w:lang w:eastAsia="es-PE"/>
-          <ns2:ligatures ns2:val="none"/>
+          <w14:ligatures w14:val="none"/>
         </w:rPr>
         <w:tab/>
         <w:t>:</w:t>
@@ -48,7 +48,7 @@
           <w:color w:val="000000"/>
           <w:kern w:val="0"/>
           <w:lang w:eastAsia="es-PE"/>
-          <ns2:ligatures ns2:val="none"/>
+          <w14:ligatures w14:val="none"/>
         </w:rPr>
         <w:tab/>
       </w:r>
@@ -61,12 +61,12 @@
           <w:kern w:val="0"/>
           <w:shd w:val="clear" w:color="auto" w:fill="FFFFFF"/>
           <w:lang w:eastAsia="es-PE"/>
-          <ns2:ligatures ns2:val="none"/>
+          <w14:ligatures w14:val="none"/>
         </w:rPr>
         <w:t>266-2026/CC1</w:t>
       </w:r>
     </w:p>
-    <w:p ns2:paraId="7E5DC22B" ns2:textId="125224B2">
+    <w:p>
       <w:pPr>
         <w:tabs>
           <w:tab w:val="left" w:pos="1701"/>
@@ -81,122 +81,26 @@
           <w:color w:val="000000"/>
           <w:kern w:val="0"/>
           <w:lang w:eastAsia="es-PE"/>
-          <ns2:ligatures ns2:val="none"/>
-        </w:rPr>
-      </w:pPr>
-      <w:r>
-        <w:rPr>
-          <w:rFonts w:ascii="Arial Narrow" w:eastAsia="Arial Narrow" w:hAnsi="Arial Narrow" w:cs="Arial Narrow"/>
-          <w:b/>
-          <w:color w:val="000000"/>
-          <w:kern w:val="0"/>
-          <w:lang w:eastAsia="es-PE"/>
-          <ns2:ligatures ns2:val="none"/>
-        </w:rPr>
-        <w:t xml:space="preserve">DENUNCIANTE:[DENUNCIANTE] (SEÑOR [APELLIDO])</w:t>
-      </w:r>
-      <w:r>
-        <w:rPr>
-          <w:rFonts w:ascii="Arial Narrow" w:eastAsia="Arial Narrow" w:hAnsi="Arial Narrow" w:cs="Arial Narrow"/>
-          <w:b/>
-          <w:color w:val="000000"/>
-          <w:kern w:val="0"/>
-          <w:lang w:eastAsia="es-PE"/>
-          <ns2:ligatures ns2:val="none"/>
-        </w:rPr>
+          <w14:ligatures w14:val="none"/>
+        </w:rPr>
+      </w:pPr>
+      <w:r>
+        <w:rPr>
+          <w:rFonts w:ascii="Arial Narrow" w:eastAsia="Arial Narrow" w:hAnsi="Arial Narrow" w:cs="Arial Narrow"/>
+          <w:b/>
+          <w:color w:val="000000"/>
+          <w:kern w:val="0"/>
+          <w:lang w:eastAsia="es-PE"/>
+          <w14:ligatures w14:val="none"/>
+        </w:rPr>
+        <w:t>DENUNCIANTE</w:t>
         <w:tab/>
-        <w:t/>
-      </w:r>
-      <w:r>
-        <w:rPr>
-          <w:rFonts w:ascii="Arial Narrow" w:eastAsia="Arial Narrow" w:hAnsi="Arial Narrow" w:cs="Arial Narrow"/>
-          <w:b/>
-          <w:color w:val="000000"/>
-          <w:kern w:val="0"/>
-          <w:lang w:eastAsia="es-PE"/>
-          <ns2:ligatures ns2:val="none"/>
-        </w:rPr>
+        <w:t>:</w:t>
         <w:tab/>
-      </w:r>
-      <w:r>
-        <w:rPr>
-          <w:rFonts w:ascii="Arial Narrow" w:eastAsia="Arial Narrow" w:hAnsi="Arial Narrow" w:cs="Arial Narrow"/>
-          <w:b/>
-          <w:color w:val="000000"/>
-          <w:kern w:val="0"/>
-          <w:lang w:eastAsia="es-PE"/>
-          <ns2:ligatures ns2:val="none"/>
-        </w:rPr>
-        <w:t xml:space="preserve"/>
-      </w:r>
-      <w:r>
-        <w:rPr>
-          <w:rFonts w:ascii="Arial Narrow" w:eastAsia="Arial Narrow" w:hAnsi="Arial Narrow" w:cs="Arial Narrow"/>
-          <w:b/>
-          <w:color w:val="000000"/>
-          <w:kern w:val="0"/>
-          <w:lang w:eastAsia="es-PE"/>
-          <ns2:ligatures ns2:val="none"/>
-        </w:rPr>
-        <w:t xml:space="preserve"/>
-      </w:r>
-      <w:r>
-        <w:rPr>
-          <w:rFonts w:ascii="Arial Narrow" w:eastAsia="Arial Narrow" w:hAnsi="Arial Narrow" w:cs="Arial Narrow"/>
-          <w:b/>
-          <w:color w:val="000000"/>
-          <w:kern w:val="0"/>
-          <w:lang w:eastAsia="es-PE"/>
-          <ns2:ligatures ns2:val="none"/>
-        </w:rPr>
-        <w:t/>
-      </w:r>
-      <w:r>
-        <w:rPr>
-          <w:rFonts w:ascii="Arial Narrow" w:eastAsia="Arial Narrow" w:hAnsi="Arial Narrow" w:cs="Arial Narrow"/>
-          <w:b/>
-          <w:color w:val="000000"/>
-          <w:kern w:val="0"/>
-          <w:lang w:eastAsia="es-PE"/>
-          <ns2:ligatures ns2:val="none"/>
-        </w:rPr>
-        <w:t/>
-      </w:r>
-      <w:r>
-        <w:rPr>
-          <w:rFonts w:ascii="Arial Narrow" w:eastAsia="Arial Narrow" w:hAnsi="Arial Narrow" w:cs="Arial Narrow"/>
-          <w:b/>
-          <w:color w:val="000000"/>
-          <w:kern w:val="0"/>
-          <w:lang w:eastAsia="es-PE"/>
-          <ns2:ligatures ns2:val="none"/>
-        </w:rPr>
-        <w:t xml:space="preserve"/>
-      </w:r>
-      <w:r>
-        <w:rPr>
-          <w:rFonts w:ascii="Arial Narrow" w:eastAsia="Arial Narrow" w:hAnsi="Arial Narrow" w:cs="Arial Narrow"/>
-          <w:b/>
-          <w:color w:val="000000"/>
-          <w:kern w:val="0"/>
-          <w:lang w:eastAsia="es-PE"/>
-          <ns2:ligatures ns2:val="none"/>
-        </w:rPr>
-        <w:t/>
-      </w:r>
-      <w:r>
-        <w:rPr>
-          <w:rFonts w:ascii="Arial Narrow" w:eastAsia="Arial Narrow" w:hAnsi="Arial Narrow" w:cs="Arial Narrow"/>
-          <w:b/>
-          <w:color w:val="000000"/>
-          <w:kern w:val="0"/>
-          <w:lang w:eastAsia="es-PE"/>
-          <ns2:ligatures ns2:val="none"/>
-        </w:rPr>
-        <w:t/>
-      </w:r>
-    </w:p>
-    <w:p ns2:paraId="6DEEEDFE" ns2:textId="088D636D">
+        <w:t xml:space="preserve">[DENUNCIANTE] (SEÑOR [APELLIDO])</w:t>
+      </w:r>
+    </w:p>
+    <w:p>
       <w:pPr>
         <w:tabs>
           <w:tab w:val="left" w:pos="1701"/>
@@ -211,17 +115,17 @@
           <w:color w:val="000000"/>
           <w:kern w:val="0"/>
           <w:lang w:eastAsia="es-PE"/>
-          <ns2:ligatures ns2:val="none"/>
-        </w:rPr>
-      </w:pPr>
-      <w:r>
-        <w:rPr>
-          <w:rFonts w:ascii="Arial Narrow" w:eastAsia="Arial Narrow" w:hAnsi="Arial Narrow" w:cs="Arial Narrow"/>
-          <w:b/>
-          <w:color w:val="000000"/>
-          <w:kern w:val="0"/>
-          <w:lang w:eastAsia="es-PE"/>
-          <ns2:ligatures ns2:val="none"/>
+          <w14:ligatures w14:val="none"/>
+        </w:rPr>
+      </w:pPr>
+      <w:r>
+        <w:rPr>
+          <w:rFonts w:ascii="Arial Narrow" w:eastAsia="Arial Narrow" w:hAnsi="Arial Narrow" w:cs="Arial Narrow"/>
+          <w:b/>
+          <w:color w:val="000000"/>
+          <w:kern w:val="0"/>
+          <w:lang w:eastAsia="es-PE"/>
+          <w14:ligatures w14:val="none"/>
         </w:rPr>
         <w:t>DENUNCIADO</w:t>
       </w:r>
@@ -232,7 +136,7 @@
           <w:color w:val="000000"/>
           <w:kern w:val="0"/>
           <w:lang w:eastAsia="es-PE"/>
-          <ns2:ligatures ns2:val="none"/>
+          <w14:ligatures w14:val="none"/>
         </w:rPr>
         <w:tab/>
         <w:t>:</w:t>
@@ -244,7 +148,7 @@
           <w:color w:val="000000"/>
           <w:kern w:val="0"/>
           <w:lang w:eastAsia="es-PE"/>
-          <ns2:ligatures ns2:val="none"/>
+          <w14:ligatures w14:val="none"/>
         </w:rPr>
         <w:tab/>
       </w:r>
@@ -255,7 +159,7 @@
           <w:color w:val="000000"/>
           <w:kern w:val="0"/>
           <w:lang w:eastAsia="es-PE"/>
-          <ns2:ligatures ns2:val="none"/>
+          <w14:ligatures w14:val="none"/>
         </w:rPr>
         <w:t xml:space="preserve">QUÁLITAS COMPAÑÍA DE SEGUROS S.A. </w:t>
       </w:r>
@@ -266,7 +170,7 @@
           <w:color w:val="000000"/>
           <w:kern w:val="0"/>
           <w:lang w:eastAsia="es-PE"/>
-          <ns2:ligatures ns2:val="none"/>
+          <w14:ligatures w14:val="none"/>
         </w:rPr>
         <w:t>(</w:t>
       </w:r>
@@ -277,7 +181,7 @@
           <w:color w:val="000000"/>
           <w:kern w:val="0"/>
           <w:lang w:eastAsia="es-PE"/>
-          <ns2:ligatures ns2:val="none"/>
+          <w14:ligatures w14:val="none"/>
         </w:rPr>
         <w:t>QUÁLITAS</w:t>
       </w:r>
@@ -288,12 +192,12 @@
           <w:color w:val="000000"/>
           <w:kern w:val="0"/>
           <w:lang w:eastAsia="es-PE"/>
-          <ns2:ligatures ns2:val="none"/>
+          <w14:ligatures w14:val="none"/>
         </w:rPr>
         <w:t>)</w:t>
       </w:r>
     </w:p>
-    <w:p ns2:paraId="022D2B94" ns2:textId="77777777">
+    <w:p>
       <w:pPr>
         <w:tabs>
           <w:tab w:val="left" w:pos="1701"/>
@@ -308,17 +212,17 @@
           <w:color w:val="000000"/>
           <w:kern w:val="0"/>
           <w:lang w:eastAsia="es-PE"/>
-          <ns2:ligatures ns2:val="none"/>
-        </w:rPr>
-      </w:pPr>
-      <w:r>
-        <w:rPr>
-          <w:rFonts w:ascii="Arial Narrow" w:eastAsia="Arial Narrow" w:hAnsi="Arial Narrow" w:cs="Arial Narrow"/>
-          <w:b/>
-          <w:color w:val="000000"/>
-          <w:kern w:val="0"/>
-          <w:lang w:eastAsia="es-PE"/>
-          <ns2:ligatures ns2:val="none"/>
+          <w14:ligatures w14:val="none"/>
+        </w:rPr>
+      </w:pPr>
+      <w:r>
+        <w:rPr>
+          <w:rFonts w:ascii="Arial Narrow" w:eastAsia="Arial Narrow" w:hAnsi="Arial Narrow" w:cs="Arial Narrow"/>
+          <w:b/>
+          <w:color w:val="000000"/>
+          <w:kern w:val="0"/>
+          <w:lang w:eastAsia="es-PE"/>
+          <w14:ligatures w14:val="none"/>
         </w:rPr>
         <w:t>MATERIAS</w:t>
       </w:r>
@@ -329,7 +233,7 @@
           <w:color w:val="000000"/>
           <w:kern w:val="0"/>
           <w:lang w:eastAsia="es-PE"/>
-          <ns2:ligatures ns2:val="none"/>
+          <w14:ligatures w14:val="none"/>
         </w:rPr>
         <w:tab/>
         <w:t xml:space="preserve">: </w:t>
@@ -341,13 +245,13 @@
           <w:color w:val="000000"/>
           <w:kern w:val="0"/>
           <w:lang w:eastAsia="es-PE"/>
-          <ns2:ligatures ns2:val="none"/>
+          <w14:ligatures w14:val="none"/>
         </w:rPr>
         <w:tab/>
         <w:t>ADMISIÓN A TRÁMITE</w:t>
       </w:r>
     </w:p>
-    <w:p ns2:paraId="19ED7B73" ns2:textId="77777777">
+    <w:p>
       <w:pPr>
         <w:tabs>
           <w:tab w:val="left" w:pos="1701"/>
@@ -362,22 +266,22 @@
           <w:color w:val="000000"/>
           <w:kern w:val="0"/>
           <w:lang w:eastAsia="es-PE"/>
-          <ns2:ligatures ns2:val="none"/>
-        </w:rPr>
-      </w:pPr>
-      <w:r>
-        <w:rPr>
-          <w:rFonts w:ascii="Arial Narrow" w:eastAsia="Arial Narrow" w:hAnsi="Arial Narrow" w:cs="Arial Narrow"/>
-          <w:b/>
-          <w:color w:val="000000"/>
-          <w:kern w:val="0"/>
-          <w:lang w:eastAsia="es-PE"/>
-          <ns2:ligatures ns2:val="none"/>
+          <w14:ligatures w14:val="none"/>
+        </w:rPr>
+      </w:pPr>
+      <w:r>
+        <w:rPr>
+          <w:rFonts w:ascii="Arial Narrow" w:eastAsia="Arial Narrow" w:hAnsi="Arial Narrow" w:cs="Arial Narrow"/>
+          <w:b/>
+          <w:color w:val="000000"/>
+          <w:kern w:val="0"/>
+          <w:lang w:eastAsia="es-PE"/>
+          <w14:ligatures w14:val="none"/>
         </w:rPr>
         <w:t xml:space="preserve">REQUERIMIENTO DE INFORMACIÓN </w:t>
       </w:r>
     </w:p>
-    <w:p ns2:paraId="46A5A479" ns2:textId="013F46B1">
+    <w:p>
       <w:pPr>
         <w:tabs>
           <w:tab w:val="left" w:pos="1701"/>
@@ -391,17 +295,17 @@
           <w:color w:val="000000"/>
           <w:kern w:val="0"/>
           <w:lang w:eastAsia="es-PE"/>
-          <ns2:ligatures ns2:val="none"/>
-        </w:rPr>
-      </w:pPr>
-      <w:r>
-        <w:rPr>
-          <w:rFonts w:ascii="Arial Narrow" w:eastAsia="Arial Narrow" w:hAnsi="Arial Narrow" w:cs="Arial Narrow"/>
-          <w:b/>
-          <w:color w:val="000000"/>
-          <w:kern w:val="0"/>
-          <w:lang w:eastAsia="es-PE"/>
-          <ns2:ligatures ns2:val="none"/>
+          <w14:ligatures w14:val="none"/>
+        </w:rPr>
+      </w:pPr>
+      <w:r>
+        <w:rPr>
+          <w:rFonts w:ascii="Arial Narrow" w:eastAsia="Arial Narrow" w:hAnsi="Arial Narrow" w:cs="Arial Narrow"/>
+          <w:b/>
+          <w:color w:val="000000"/>
+          <w:kern w:val="0"/>
+          <w:lang w:eastAsia="es-PE"/>
+          <w14:ligatures w14:val="none"/>
         </w:rPr>
         <w:t xml:space="preserve">RESOLUCIÓN </w:t>
       </w:r>
@@ -412,7 +316,7 @@
           <w:color w:val="000000"/>
           <w:kern w:val="0"/>
           <w:lang w:eastAsia="es-PE"/>
-          <ns2:ligatures ns2:val="none"/>
+          <w14:ligatures w14:val="none"/>
         </w:rPr>
         <w:tab/>
         <w:t>:</w:t>
@@ -424,7 +328,7 @@
           <w:color w:val="000000"/>
           <w:kern w:val="0"/>
           <w:lang w:eastAsia="es-PE"/>
-          <ns2:ligatures ns2:val="none"/>
+          <w14:ligatures w14:val="none"/>
         </w:rPr>
         <w:tab/>
       </w:r>
@@ -435,12 +339,12 @@
           <w:color w:val="000000"/>
           <w:kern w:val="0"/>
           <w:lang w:eastAsia="es-PE"/>
-          <ns2:ligatures ns2:val="none"/>
+          <w14:ligatures w14:val="none"/>
         </w:rPr>
         <w:t>1</w:t>
       </w:r>
     </w:p>
-    <w:p ns2:paraId="5BA3A18D" ns2:textId="77777777">
+    <w:p>
       <w:pPr>
         <w:tabs>
           <w:tab w:val="left" w:pos="1014"/>
@@ -453,11 +357,11 @@
           <w:kern w:val="0"/>
           <w:shd w:val="clear" w:color="auto" w:fill="FFFFFF"/>
           <w:lang w:eastAsia="es-PE"/>
-          <ns2:ligatures ns2:val="none"/>
-        </w:rPr>
-      </w:pPr>
-    </w:p>
-    <w:p ns2:paraId="2F799822" ns2:textId="00AE401A">
+          <w14:ligatures w14:val="none"/>
+        </w:rPr>
+      </w:pPr>
+    </w:p>
+    <w:p>
       <w:pPr>
         <w:tabs>
           <w:tab w:val="left" w:pos="1014"/>
@@ -470,7 +374,7 @@
           <w:kern w:val="0"/>
           <w:shd w:val="clear" w:color="auto" w:fill="FFFFFF"/>
           <w:lang w:eastAsia="es-PE"/>
-          <ns2:ligatures ns2:val="none"/>
+          <w14:ligatures w14:val="none"/>
         </w:rPr>
       </w:pPr>
       <w:r>
@@ -480,7 +384,7 @@
           <w:kern w:val="0"/>
           <w:shd w:val="clear" w:color="auto" w:fill="FFFFFF"/>
           <w:lang w:eastAsia="es-PE"/>
-          <ns2:ligatures ns2:val="none"/>
+          <w14:ligatures w14:val="none"/>
         </w:rPr>
         <w:t xml:space="preserve">Lima, </w:t>
       </w:r>
@@ -491,7 +395,7 @@
           <w:kern w:val="0"/>
           <w:shd w:val="clear" w:color="auto" w:fill="FFFFFF"/>
           <w:lang w:eastAsia="es-PE"/>
-          <ns2:ligatures ns2:val="none"/>
+          <w14:ligatures w14:val="none"/>
         </w:rPr>
         <w:t xml:space="preserve">27 de febrero de 2026</w:t>
       </w:r>
@@ -502,7 +406,7 @@
           <w:kern w:val="0"/>
           <w:shd w:val="clear" w:color="auto" w:fill="FFFFFF"/>
           <w:lang w:eastAsia="es-PE"/>
-          <ns2:ligatures ns2:val="none"/>
+          <w14:ligatures w14:val="none"/>
         </w:rPr>
         <w:t xml:space="preserve"/>
       </w:r>
@@ -513,7 +417,7 @@
           <w:kern w:val="0"/>
           <w:shd w:val="clear" w:color="auto" w:fill="FFFFFF"/>
           <w:lang w:eastAsia="es-PE"/>
-          <ns2:ligatures ns2:val="none"/>
+          <w14:ligatures w14:val="none"/>
         </w:rPr>
         <w:t xml:space="preserve"/>
       </w:r>
@@ -524,12 +428,12 @@
           <w:kern w:val="0"/>
           <w:shd w:val="clear" w:color="auto" w:fill="FFFFFF"/>
           <w:lang w:eastAsia="es-PE"/>
-          <ns2:ligatures ns2:val="none"/>
-        </w:rPr>
-        <w:t xml:space="preserve"/>
-      </w:r>
-    </w:p>
-    <w:p ns2:paraId="66CE1821" ns2:textId="77777777">
+          <w14:ligatures w14:val="none"/>
+        </w:rPr>
+        <w:t xml:space="preserve"/>
+      </w:r>
+    </w:p>
+    <w:p>
       <w:pPr>
         <w:tabs>
           <w:tab w:val="left" w:pos="1014"/>
@@ -541,11 +445,11 @@
           <w:color w:val="000000"/>
           <w:kern w:val="0"/>
           <w:lang w:eastAsia="es-PE"/>
-          <ns2:ligatures ns2:val="none"/>
-        </w:rPr>
-      </w:pPr>
-    </w:p>
-    <w:p ns2:paraId="0B80AAA5" ns2:textId="77777777">
+          <w14:ligatures w14:val="none"/>
+        </w:rPr>
+      </w:pPr>
+    </w:p>
+    <w:p>
       <w:pPr>
         <w:numPr>
           <w:ilvl w:val="0"/>
@@ -559,22 +463,22 @@
           <w:color w:val="000000"/>
           <w:kern w:val="0"/>
           <w:lang w:eastAsia="es-PE"/>
-          <ns2:ligatures ns2:val="none"/>
-        </w:rPr>
-      </w:pPr>
-      <w:r>
-        <w:rPr>
-          <w:rFonts w:ascii="Arial Narrow" w:eastAsia="Arial Narrow" w:hAnsi="Arial Narrow" w:cs="Arial Narrow"/>
-          <w:b/>
-          <w:color w:val="000000"/>
-          <w:kern w:val="0"/>
-          <w:lang w:eastAsia="es-PE"/>
-          <ns2:ligatures ns2:val="none"/>
+          <w14:ligatures w14:val="none"/>
+        </w:rPr>
+      </w:pPr>
+      <w:r>
+        <w:rPr>
+          <w:rFonts w:ascii="Arial Narrow" w:eastAsia="Arial Narrow" w:hAnsi="Arial Narrow" w:cs="Arial Narrow"/>
+          <w:b/>
+          <w:color w:val="000000"/>
+          <w:kern w:val="0"/>
+          <w:lang w:eastAsia="es-PE"/>
+          <w14:ligatures w14:val="none"/>
         </w:rPr>
         <w:t xml:space="preserve">HECHOS </w:t>
       </w:r>
     </w:p>
-    <w:p ns2:paraId="621F2AB2" ns2:textId="77777777">
+    <w:p>
       <w:pPr>
         <w:spacing w:after="0" w:line="240" w:lineRule="auto"/>
         <w:jc w:val="both"/>
@@ -583,11 +487,11 @@
           <w:color w:val="000000"/>
           <w:kern w:val="0"/>
           <w:lang w:eastAsia="es-PE"/>
-          <ns2:ligatures ns2:val="none"/>
-        </w:rPr>
-      </w:pPr>
-    </w:p>
-    <w:p ns2:paraId="60B5D5B0" ns2:textId="2338F299">
+          <w14:ligatures w14:val="none"/>
+        </w:rPr>
+      </w:pPr>
+    </w:p>
+    <w:p>
       <w:pPr>
         <w:numPr>
           <w:ilvl w:val="1"/>
@@ -601,7 +505,7 @@
           <w:color w:val="000000"/>
           <w:kern w:val="0"/>
           <w:lang w:val="es-ES" w:eastAsia="es-ES"/>
-          <ns2:ligatures ns2:val="none"/>
+          <w14:ligatures w14:val="none"/>
         </w:rPr>
       </w:pPr>
       <w:r>
@@ -610,7 +514,7 @@
           <w:color w:val="000000"/>
           <w:kern w:val="0"/>
           <w:lang w:val="es-ES" w:eastAsia="es-ES"/>
-          <ns2:ligatures ns2:val="none"/>
+          <w14:ligatures w14:val="none"/>
         </w:rPr>
         <w:t xml:space="preserve">Mediante el escrito del 20 de noviembre de 2025, el señor [APELLIDO] denunció a Quálitas por presuntas infracciones a la Ley 29571, Código de Protección y Defensa del Consumidor (en adelante, Código), señalando lo siguiente:</w:t>
       </w:r>
@@ -620,7 +524,7 @@
           <w:color w:val="000000"/>
           <w:kern w:val="0"/>
           <w:lang w:val="es-ES" w:eastAsia="es-ES"/>
-          <ns2:ligatures ns2:val="none"/>
+          <w14:ligatures w14:val="none"/>
         </w:rPr>
         <w:t xml:space="preserve"/>
       </w:r>
@@ -630,7 +534,7 @@
           <w:color w:val="000000"/>
           <w:kern w:val="0"/>
           <w:lang w:val="es-ES" w:eastAsia="es-ES"/>
-          <ns2:ligatures ns2:val="none"/>
+          <w14:ligatures w14:val="none"/>
         </w:rPr>
         <w:t/>
       </w:r>
@@ -640,7 +544,7 @@
           <w:color w:val="000000"/>
           <w:kern w:val="0"/>
           <w:lang w:val="es-ES" w:eastAsia="es-ES"/>
-          <ns2:ligatures ns2:val="none"/>
+          <w14:ligatures w14:val="none"/>
         </w:rPr>
         <w:t xml:space="preserve"/>
       </w:r>
@@ -650,7 +554,7 @@
           <w:color w:val="000000"/>
           <w:kern w:val="0"/>
           <w:lang w:val="es-ES" w:eastAsia="es-ES"/>
-          <ns2:ligatures ns2:val="none"/>
+          <w14:ligatures w14:val="none"/>
         </w:rPr>
         <w:t/>
       </w:r>
@@ -660,7 +564,7 @@
           <w:color w:val="000000"/>
           <w:kern w:val="0"/>
           <w:lang w:val="es-ES" w:eastAsia="es-ES"/>
-          <ns2:ligatures ns2:val="none"/>
+          <w14:ligatures w14:val="none"/>
         </w:rPr>
         <w:t xml:space="preserve"/>
       </w:r>
@@ -672,7 +576,7 @@
           <w:kern w:val="0"/>
           <w:vertAlign w:val="superscript"/>
           <w:lang w:val="es-ES" w:eastAsia="es-ES"/>
-          <ns2:ligatures ns2:val="none"/>
+          <w14:ligatures w14:val="none"/>
         </w:rPr>
         <w:footnoteReference w:id="1"/>
       </w:r>
@@ -680,7 +584,7 @@
         <w:rPr>
           <w:rFonts w:ascii="Arial Narrow" w:eastAsia="Calibri" w:hAnsi="Arial Narrow" w:cs="Arial"/>
           <w:kern w:val="0"/>
-          <ns2:ligatures ns2:val="none"/>
+          <w14:ligatures w14:val="none"/>
         </w:rPr>
         <w:t/>
       </w:r>
@@ -688,7 +592,7 @@
         <w:rPr>
           <w:rFonts w:ascii="Arial Narrow" w:eastAsia="Calibri" w:hAnsi="Arial Narrow" w:cs="Arial"/>
           <w:kern w:val="0"/>
-          <ns2:ligatures ns2:val="none"/>
+          <w14:ligatures w14:val="none"/>
         </w:rPr>
         <w:t xml:space="preserve"/>
       </w:r>
@@ -696,7 +600,7 @@
         <w:rPr>
           <w:rFonts w:ascii="Arial Narrow" w:eastAsia="Calibri" w:hAnsi="Arial Narrow" w:cs="Arial"/>
           <w:kern w:val="0"/>
-          <ns2:ligatures ns2:val="none"/>
+          <w14:ligatures w14:val="none"/>
         </w:rPr>
         <w:t/>
       </w:r>
@@ -704,7 +608,7 @@
         <w:rPr>
           <w:rFonts w:ascii="Arial Narrow" w:eastAsia="Calibri" w:hAnsi="Arial Narrow" w:cs="Arial"/>
           <w:kern w:val="0"/>
-          <ns2:ligatures ns2:val="none"/>
+          <w14:ligatures w14:val="none"/>
         </w:rPr>
         <w:t xml:space="preserve"/>
       </w:r>
@@ -712,7 +616,7 @@
         <w:rPr>
           <w:rFonts w:ascii="Arial Narrow" w:eastAsia="Calibri" w:hAnsi="Arial Narrow" w:cs="Arial"/>
           <w:kern w:val="0"/>
-          <ns2:ligatures ns2:val="none"/>
+          <w14:ligatures w14:val="none"/>
         </w:rPr>
         <w:t xml:space="preserve"/>
       </w:r>
@@ -720,7 +624,7 @@
         <w:rPr>
           <w:rFonts w:ascii="Arial Narrow" w:eastAsia="Calibri" w:hAnsi="Arial Narrow" w:cs="Arial"/>
           <w:kern w:val="0"/>
-          <ns2:ligatures ns2:val="none"/>
+          <w14:ligatures w14:val="none"/>
         </w:rPr>
         <w:t/>
       </w:r>
@@ -730,7 +634,7 @@
           <w:color w:val="000000"/>
           <w:kern w:val="0"/>
           <w:lang w:val="es-ES" w:eastAsia="es-ES"/>
-          <ns2:ligatures ns2:val="none"/>
+          <w14:ligatures w14:val="none"/>
         </w:rPr>
         <w:t xml:space="preserve"/>
       </w:r>
@@ -741,7 +645,7 @@
           <w:color w:val="000000"/>
           <w:kern w:val="0"/>
           <w:lang w:val="es-ES" w:eastAsia="es-ES"/>
-          <ns2:ligatures ns2:val="none"/>
+          <w14:ligatures w14:val="none"/>
         </w:rPr>
         <w:t/>
       </w:r>
@@ -752,7 +656,7 @@
           <w:color w:val="000000"/>
           <w:kern w:val="0"/>
           <w:lang w:val="es-ES" w:eastAsia="es-ES"/>
-          <ns2:ligatures ns2:val="none"/>
+          <w14:ligatures w14:val="none"/>
         </w:rPr>
         <w:t xml:space="preserve"/>
       </w:r>
@@ -762,7 +666,7 @@
           <w:color w:val="000000"/>
           <w:kern w:val="0"/>
           <w:lang w:val="es-ES" w:eastAsia="es-ES"/>
-          <ns2:ligatures ns2:val="none"/>
+          <w14:ligatures w14:val="none"/>
         </w:rPr>
         <w:t xml:space="preserve"/>
       </w:r>
@@ -772,7 +676,7 @@
           <w:color w:val="000000"/>
           <w:kern w:val="0"/>
           <w:lang w:val="es-ES" w:eastAsia="es-ES"/>
-          <ns2:ligatures ns2:val="none"/>
+          <w14:ligatures w14:val="none"/>
         </w:rPr>
         <w:t/>
       </w:r>
@@ -784,7 +688,7 @@
           <w:kern w:val="0"/>
           <w:vertAlign w:val="superscript"/>
           <w:lang w:val="es-ES" w:eastAsia="es-ES"/>
-          <ns2:ligatures ns2:val="none"/>
+          <w14:ligatures w14:val="none"/>
         </w:rPr>
         <w:footnoteReference w:id="2"/>
       </w:r>
@@ -794,7 +698,7 @@
           <w:color w:val="000000"/>
           <w:kern w:val="0"/>
           <w:lang w:val="es-ES" w:eastAsia="es-ES"/>
-          <ns2:ligatures ns2:val="none"/>
+          <w14:ligatures w14:val="none"/>
         </w:rPr>
         <w:t xml:space="preserve"/>
       </w:r>
@@ -805,12 +709,12 @@
           <w:color w:val="000000"/>
           <w:kern w:val="0"/>
           <w:lang w:val="es-ES" w:eastAsia="es-ES"/>
-          <ns2:ligatures ns2:val="none"/>
+          <w14:ligatures w14:val="none"/>
         </w:rPr>
         <w:t/>
       </w:r>
     </w:p>
-    <w:p ns2:paraId="385502B4" ns2:textId="77777777">
+    <w:p>
       <w:pPr>
         <w:spacing w:after="0" w:line="240" w:lineRule="auto"/>
         <w:jc w:val="both"/>
@@ -819,11 +723,11 @@
           <w:color w:val="000000"/>
           <w:kern w:val="0"/>
           <w:lang w:eastAsia="es-ES"/>
-          <ns2:ligatures ns2:val="none"/>
-        </w:rPr>
-      </w:pPr>
-    </w:p>
-    <w:p ns2:paraId="3DE69AAD" ns2:textId="592E5DDF">
+          <w14:ligatures w14:val="none"/>
+        </w:rPr>
+      </w:pPr>
+    </w:p>
+    <w:p>
       <w:pPr>
         <w:pStyle w:val="Prrafodelista"/>
         <w:numPr>
@@ -842,7 +746,7 @@
           <w:color w:val="000000"/>
           <w:kern w:val="0"/>
           <w:lang w:eastAsia="es-ES"/>
-          <ns2:ligatures ns2:val="none"/>
+          <w14:ligatures w14:val="none"/>
         </w:rPr>
       </w:pPr>
       <w:r>
@@ -851,7 +755,7 @@
           <w:color w:val="000000"/>
           <w:kern w:val="0"/>
           <w:lang w:eastAsia="es-ES"/>
-          <ns2:ligatures ns2:val="none"/>
+          <w14:ligatures w14:val="none"/>
         </w:rPr>
         <w:t xml:space="preserve">Adquirió el Seguro Vehicular – Póliza 0070241966 emitido por </w:t>
       </w:r>
@@ -862,7 +766,7 @@
           <w:color w:val="000000"/>
           <w:kern w:val="0"/>
           <w:lang w:val="es-ES" w:eastAsia="es-ES"/>
-          <ns2:ligatures ns2:val="none"/>
+          <w14:ligatures w14:val="none"/>
         </w:rPr>
         <w:t>Quálitas</w:t>
       </w:r>
@@ -873,7 +777,7 @@
           <w:color w:val="000000"/>
           <w:kern w:val="0"/>
           <w:lang w:eastAsia="es-ES"/>
-          <ns2:ligatures ns2:val="none"/>
+          <w14:ligatures w14:val="none"/>
         </w:rPr>
         <w:t xml:space="preserve"> (en adelante, Seguro </w:t>
       </w:r>
@@ -883,7 +787,7 @@
           <w:color w:val="000000"/>
           <w:kern w:val="0"/>
           <w:lang w:eastAsia="es-ES"/>
-          <ns2:ligatures ns2:val="none"/>
+          <w14:ligatures w14:val="none"/>
         </w:rPr>
         <w:t>Vehicular), que otorgaba cobertura al vehículo con Placa de Rodaje T8C558</w:t>
       </w:r>
@@ -893,7 +797,7 @@
           <w:color w:val="000000"/>
           <w:kern w:val="0"/>
           <w:lang w:eastAsia="es-ES"/>
-          <ns2:ligatures ns2:val="none"/>
+          <w14:ligatures w14:val="none"/>
         </w:rPr>
         <w:t xml:space="preserve"> (en adelante, vehículo asegurado), cuya vigencia inició el 15 de agosto de 2025 hasta el 15 de agosto de 2026</w:t>
       </w:r>
@@ -903,12 +807,12 @@
           <w:color w:val="000000"/>
           <w:kern w:val="0"/>
           <w:lang w:eastAsia="es-ES"/>
-          <ns2:ligatures ns2:val="none"/>
+          <w14:ligatures w14:val="none"/>
         </w:rPr>
         <w:t>.</w:t>
       </w:r>
     </w:p>
-    <w:p ns2:paraId="52C8A475" ns2:textId="77777777">
+    <w:p>
       <w:pPr>
         <w:pStyle w:val="Prrafodelista"/>
         <w:spacing w:after="0" w:line="240" w:lineRule="auto"/>
@@ -919,11 +823,11 @@
           <w:color w:val="000000"/>
           <w:kern w:val="0"/>
           <w:lang w:eastAsia="es-ES"/>
-          <ns2:ligatures ns2:val="none"/>
-        </w:rPr>
-      </w:pPr>
-    </w:p>
-    <w:p ns2:paraId="42F5C05E" ns2:textId="7B7D85A0">
+          <w14:ligatures w14:val="none"/>
+        </w:rPr>
+      </w:pPr>
+    </w:p>
+    <w:p>
       <w:pPr>
         <w:pStyle w:val="Prrafodelista"/>
         <w:numPr>
@@ -942,7 +846,7 @@
           <w:color w:val="000000"/>
           <w:kern w:val="0"/>
           <w:lang w:eastAsia="es-ES"/>
-          <ns2:ligatures ns2:val="none"/>
+          <w14:ligatures w14:val="none"/>
         </w:rPr>
       </w:pPr>
       <w:r>
@@ -951,7 +855,7 @@
           <w:color w:val="000000"/>
           <w:kern w:val="0"/>
           <w:lang w:eastAsia="es-ES"/>
-          <ns2:ligatures ns2:val="none"/>
+          <w14:ligatures w14:val="none"/>
         </w:rPr>
         <w:t xml:space="preserve">El 5 de octubre de 2025, </w:t>
       </w:r>
@@ -961,7 +865,7 @@
           <w:color w:val="000000"/>
           <w:kern w:val="0"/>
           <w:lang w:eastAsia="es-ES"/>
-          <ns2:ligatures ns2:val="none"/>
+          <w14:ligatures w14:val="none"/>
         </w:rPr>
         <w:t xml:space="preserve">aproximadamente a las 05:00 horas, </w:t>
       </w:r>
@@ -971,7 +875,7 @@
           <w:color w:val="000000"/>
           <w:kern w:val="0"/>
           <w:lang w:eastAsia="es-ES"/>
-          <ns2:ligatures ns2:val="none"/>
+          <w14:ligatures w14:val="none"/>
         </w:rPr>
         <w:t xml:space="preserve">ocurrió un </w:t>
       </w:r>
@@ -981,7 +885,7 @@
           <w:color w:val="000000"/>
           <w:kern w:val="0"/>
           <w:lang w:eastAsia="es-ES"/>
-          <ns2:ligatures ns2:val="none"/>
+          <w14:ligatures w14:val="none"/>
         </w:rPr>
         <w:t>accidente vehicular</w:t>
       </w:r>
@@ -991,7 +895,7 @@
           <w:color w:val="000000"/>
           <w:kern w:val="0"/>
           <w:lang w:eastAsia="es-ES"/>
-          <ns2:ligatures ns2:val="none"/>
+          <w14:ligatures w14:val="none"/>
         </w:rPr>
         <w:t xml:space="preserve"> que involucró el </w:t>
       </w:r>
@@ -1001,7 +905,7 @@
           <w:color w:val="000000"/>
           <w:kern w:val="0"/>
           <w:lang w:eastAsia="es-ES"/>
-          <ns2:ligatures ns2:val="none"/>
+          <w14:ligatures w14:val="none"/>
         </w:rPr>
         <w:t>vehículo asegurado</w:t>
       </w:r>
@@ -1011,7 +915,7 @@
           <w:color w:val="000000"/>
           <w:kern w:val="0"/>
           <w:lang w:eastAsia="es-ES"/>
-          <ns2:ligatures ns2:val="none"/>
+          <w14:ligatures w14:val="none"/>
         </w:rPr>
         <w:t>.</w:t>
       </w:r>
@@ -1021,7 +925,7 @@
           <w:color w:val="000000"/>
           <w:kern w:val="0"/>
           <w:lang w:eastAsia="es-ES"/>
-          <ns2:ligatures ns2:val="none"/>
+          <w14:ligatures w14:val="none"/>
         </w:rPr>
         <w:t xml:space="preserve"> </w:t>
       </w:r>
@@ -1031,7 +935,7 @@
           <w:color w:val="000000"/>
           <w:kern w:val="0"/>
           <w:lang w:eastAsia="es-ES"/>
-          <ns2:ligatures ns2:val="none"/>
+          <w14:ligatures w14:val="none"/>
         </w:rPr>
         <w:t>E</w:t>
       </w:r>
@@ -1041,7 +945,7 @@
           <w:color w:val="000000"/>
           <w:kern w:val="0"/>
           <w:lang w:eastAsia="es-ES"/>
-          <ns2:ligatures ns2:val="none"/>
+          <w14:ligatures w14:val="none"/>
         </w:rPr>
         <w:t xml:space="preserve">l conductor del </w:t>
       </w:r>
@@ -1051,7 +955,7 @@
           <w:color w:val="000000"/>
           <w:kern w:val="0"/>
           <w:lang w:eastAsia="es-ES"/>
-          <ns2:ligatures ns2:val="none"/>
+          <w14:ligatures w14:val="none"/>
         </w:rPr>
         <w:t xml:space="preserve">vehículo asegurado </w:t>
       </w:r>
@@ -1061,7 +965,7 @@
           <w:color w:val="000000"/>
           <w:kern w:val="0"/>
           <w:lang w:eastAsia="es-ES"/>
-          <ns2:ligatures ns2:val="none"/>
+          <w14:ligatures w14:val="none"/>
         </w:rPr>
         <w:t xml:space="preserve">le informó inmediatamente sobre lo ocurrido, por lo que acudió al lugar del accidente priorizando su integridad, dado que fue trasladado para su atención </w:t>
       </w:r>
@@ -1071,7 +975,7 @@
           <w:color w:val="000000"/>
           <w:kern w:val="0"/>
           <w:lang w:eastAsia="es-ES"/>
-          <ns2:ligatures ns2:val="none"/>
+          <w14:ligatures w14:val="none"/>
         </w:rPr>
         <w:t>hospitalaria</w:t>
       </w:r>
@@ -1081,7 +985,7 @@
           <w:color w:val="000000"/>
           <w:kern w:val="0"/>
           <w:lang w:eastAsia="es-ES"/>
-          <ns2:ligatures ns2:val="none"/>
+          <w14:ligatures w14:val="none"/>
         </w:rPr>
         <w:t>.</w:t>
       </w:r>
@@ -1091,12 +995,12 @@
           <w:color w:val="000000"/>
           <w:kern w:val="0"/>
           <w:lang w:eastAsia="es-ES"/>
-          <ns2:ligatures ns2:val="none"/>
+          <w14:ligatures w14:val="none"/>
         </w:rPr>
         <w:t xml:space="preserve"> </w:t>
       </w:r>
     </w:p>
-    <w:p ns2:paraId="68E1A0B3" ns2:textId="77777777">
+    <w:p>
       <w:pPr>
         <w:pStyle w:val="Prrafodelista"/>
         <w:spacing w:after="0" w:line="240" w:lineRule="auto"/>
@@ -1107,11 +1011,11 @@
           <w:color w:val="000000"/>
           <w:kern w:val="0"/>
           <w:lang w:eastAsia="es-ES"/>
-          <ns2:ligatures ns2:val="none"/>
-        </w:rPr>
-      </w:pPr>
-    </w:p>
-    <w:p ns2:paraId="5D025D63" ns2:textId="62D42441">
+          <w14:ligatures w14:val="none"/>
+        </w:rPr>
+      </w:pPr>
+    </w:p>
+    <w:p>
       <w:pPr>
         <w:pStyle w:val="Prrafodelista"/>
         <w:numPr>
@@ -1130,7 +1034,7 @@
           <w:color w:val="000000"/>
           <w:kern w:val="0"/>
           <w:lang w:eastAsia="es-ES"/>
-          <ns2:ligatures ns2:val="none"/>
+          <w14:ligatures w14:val="none"/>
         </w:rPr>
       </w:pPr>
       <w:r>
@@ -1139,7 +1043,7 @@
           <w:color w:val="000000"/>
           <w:kern w:val="0"/>
           <w:lang w:eastAsia="es-ES"/>
-          <ns2:ligatures ns2:val="none"/>
+          <w14:ligatures w14:val="none"/>
         </w:rPr>
         <w:t xml:space="preserve">El mismo día, en la dependencia policial le informaron que debía esperar al efectivo encargado de tránsito; luego de ello, alrededor de las 11:30 horas se realizó la declaración del conductor del vehículo asegurado, la práctica de dosaje etílico y el peritaje correspondiente. El reporte del siniestro fue presentado a Quálitas, considerando [APELLIDO] tiempos de espera en la comisaría y [APELLIDO] trámites exigidos por las autoridades y entidades intervinientes, y que el conductor se encontraba recibiendo atención médica.</w:t>
       </w:r>
@@ -1149,7 +1053,7 @@
           <w:color w:val="000000"/>
           <w:kern w:val="0"/>
           <w:lang w:eastAsia="es-ES"/>
-          <ns2:ligatures ns2:val="none"/>
+          <w14:ligatures w14:val="none"/>
         </w:rPr>
         <w:t xml:space="preserve"/>
       </w:r>
@@ -1159,7 +1063,7 @@
           <w:color w:val="000000"/>
           <w:kern w:val="0"/>
           <w:lang w:eastAsia="es-ES"/>
-          <ns2:ligatures ns2:val="none"/>
+          <w14:ligatures w14:val="none"/>
         </w:rPr>
         <w:t xml:space="preserve"/>
       </w:r>
@@ -1169,7 +1073,7 @@
           <w:color w:val="000000"/>
           <w:kern w:val="0"/>
           <w:lang w:eastAsia="es-ES"/>
-          <ns2:ligatures ns2:val="none"/>
+          <w14:ligatures w14:val="none"/>
         </w:rPr>
         <w:t/>
       </w:r>
@@ -1179,7 +1083,7 @@
           <w:color w:val="000000"/>
           <w:kern w:val="0"/>
           <w:lang w:eastAsia="es-ES"/>
-          <ns2:ligatures ns2:val="none"/>
+          <w14:ligatures w14:val="none"/>
         </w:rPr>
         <w:t xml:space="preserve"/>
       </w:r>
@@ -1189,7 +1093,7 @@
           <w:color w:val="000000"/>
           <w:kern w:val="0"/>
           <w:lang w:eastAsia="es-ES"/>
-          <ns2:ligatures ns2:val="none"/>
+          <w14:ligatures w14:val="none"/>
         </w:rPr>
         <w:t xml:space="preserve"/>
       </w:r>
@@ -1199,7 +1103,7 @@
           <w:color w:val="000000"/>
           <w:kern w:val="0"/>
           <w:lang w:eastAsia="es-ES"/>
-          <ns2:ligatures ns2:val="none"/>
+          <w14:ligatures w14:val="none"/>
         </w:rPr>
         <w:t/>
       </w:r>
@@ -1209,7 +1113,7 @@
           <w:color w:val="000000"/>
           <w:kern w:val="0"/>
           <w:lang w:eastAsia="es-ES"/>
-          <ns2:ligatures ns2:val="none"/>
+          <w14:ligatures w14:val="none"/>
         </w:rPr>
         <w:t xml:space="preserve"/>
       </w:r>
@@ -1219,7 +1123,7 @@
           <w:color w:val="000000"/>
           <w:kern w:val="0"/>
           <w:lang w:eastAsia="es-ES"/>
-          <ns2:ligatures ns2:val="none"/>
+          <w14:ligatures w14:val="none"/>
         </w:rPr>
         <w:t/>
       </w:r>
@@ -1229,7 +1133,7 @@
           <w:color w:val="000000"/>
           <w:kern w:val="0"/>
           <w:lang w:eastAsia="es-ES"/>
-          <ns2:ligatures ns2:val="none"/>
+          <w14:ligatures w14:val="none"/>
         </w:rPr>
         <w:t xml:space="preserve"/>
       </w:r>
@@ -1239,7 +1143,7 @@
           <w:color w:val="000000"/>
           <w:kern w:val="0"/>
           <w:lang w:eastAsia="es-ES"/>
-          <ns2:ligatures ns2:val="none"/>
+          <w14:ligatures w14:val="none"/>
         </w:rPr>
         <w:t/>
       </w:r>
@@ -1249,7 +1153,7 @@
           <w:color w:val="000000"/>
           <w:kern w:val="0"/>
           <w:lang w:eastAsia="es-ES"/>
-          <ns2:ligatures ns2:val="none"/>
+          <w14:ligatures w14:val="none"/>
         </w:rPr>
         <w:t xml:space="preserve"/>
       </w:r>
@@ -1259,7 +1163,7 @@
           <w:color w:val="000000"/>
           <w:kern w:val="0"/>
           <w:lang w:eastAsia="es-ES"/>
-          <ns2:ligatures ns2:val="none"/>
+          <w14:ligatures w14:val="none"/>
         </w:rPr>
         <w:t/>
       </w:r>
@@ -1269,7 +1173,7 @@
           <w:color w:val="000000"/>
           <w:kern w:val="0"/>
           <w:lang w:eastAsia="es-ES"/>
-          <ns2:ligatures ns2:val="none"/>
+          <w14:ligatures w14:val="none"/>
         </w:rPr>
         <w:t xml:space="preserve"/>
       </w:r>
@@ -1279,7 +1183,7 @@
           <w:color w:val="000000"/>
           <w:kern w:val="0"/>
           <w:lang w:eastAsia="es-ES"/>
-          <ns2:ligatures ns2:val="none"/>
+          <w14:ligatures w14:val="none"/>
         </w:rPr>
         <w:t/>
       </w:r>
@@ -1289,7 +1193,7 @@
           <w:color w:val="000000"/>
           <w:kern w:val="0"/>
           <w:lang w:eastAsia="es-ES"/>
-          <ns2:ligatures ns2:val="none"/>
+          <w14:ligatures w14:val="none"/>
         </w:rPr>
         <w:t xml:space="preserve"/>
       </w:r>
@@ -1300,7 +1204,7 @@
           <w:color w:val="000000"/>
           <w:kern w:val="0"/>
           <w:lang w:val="es-ES" w:eastAsia="es-ES"/>
-          <ns2:ligatures ns2:val="none"/>
+          <w14:ligatures w14:val="none"/>
         </w:rPr>
         <w:t/>
       </w:r>
@@ -1311,7 +1215,7 @@
           <w:color w:val="000000"/>
           <w:kern w:val="0"/>
           <w:lang w:eastAsia="es-ES"/>
-          <ns2:ligatures ns2:val="none"/>
+          <w14:ligatures w14:val="none"/>
         </w:rPr>
         <w:t/>
       </w:r>
@@ -1321,7 +1225,7 @@
           <w:color w:val="000000"/>
           <w:kern w:val="0"/>
           <w:lang w:eastAsia="es-ES"/>
-          <ns2:ligatures ns2:val="none"/>
+          <w14:ligatures w14:val="none"/>
         </w:rPr>
         <w:t xml:space="preserve"/>
       </w:r>
@@ -1331,7 +1235,7 @@
           <w:color w:val="000000"/>
           <w:kern w:val="0"/>
           <w:lang w:eastAsia="es-ES"/>
-          <ns2:ligatures ns2:val="none"/>
+          <w14:ligatures w14:val="none"/>
         </w:rPr>
         <w:t/>
       </w:r>
@@ -1341,12 +1245,12 @@
           <w:color w:val="000000"/>
           <w:kern w:val="0"/>
           <w:lang w:eastAsia="es-ES"/>
-          <ns2:ligatures ns2:val="none"/>
+          <w14:ligatures w14:val="none"/>
         </w:rPr>
         <w:t/>
       </w:r>
     </w:p>
-    <w:p ns2:paraId="3EC58864" ns2:textId="77777777">
+    <w:p>
       <w:pPr>
         <w:pStyle w:val="Prrafodelista"/>
         <w:spacing w:after="0" w:line="240" w:lineRule="auto"/>
@@ -1357,11 +1261,11 @@
           <w:color w:val="000000"/>
           <w:kern w:val="0"/>
           <w:lang w:eastAsia="es-ES"/>
-          <ns2:ligatures ns2:val="none"/>
-        </w:rPr>
-      </w:pPr>
-    </w:p>
-    <w:p ns2:paraId="3B0E2D9C" ns2:textId="10B6AD46">
+          <w14:ligatures w14:val="none"/>
+        </w:rPr>
+      </w:pPr>
+    </w:p>
+    <w:p>
       <w:pPr>
         <w:pStyle w:val="Prrafodelista"/>
         <w:numPr>
@@ -1380,7 +1284,7 @@
           <w:color w:val="000000"/>
           <w:kern w:val="0"/>
           <w:lang w:eastAsia="es-ES"/>
-          <ns2:ligatures ns2:val="none"/>
+          <w14:ligatures w14:val="none"/>
         </w:rPr>
       </w:pPr>
       <w:r>
@@ -1389,7 +1293,7 @@
           <w:color w:val="000000"/>
           <w:kern w:val="0"/>
           <w:lang w:eastAsia="es-ES"/>
-          <ns2:ligatures ns2:val="none"/>
+          <w14:ligatures w14:val="none"/>
         </w:rPr>
         <w:t>Posteriormente</w:t>
       </w:r>
@@ -1399,7 +1303,7 @@
           <w:color w:val="000000"/>
           <w:kern w:val="0"/>
           <w:lang w:eastAsia="es-ES"/>
-          <ns2:ligatures ns2:val="none"/>
+          <w14:ligatures w14:val="none"/>
         </w:rPr>
         <w:t xml:space="preserve">, </w:t>
       </w:r>
@@ -1410,7 +1314,7 @@
           <w:color w:val="000000"/>
           <w:kern w:val="0"/>
           <w:lang w:val="es-ES" w:eastAsia="es-ES"/>
-          <ns2:ligatures ns2:val="none"/>
+          <w14:ligatures w14:val="none"/>
         </w:rPr>
         <w:t>Quálitas</w:t>
       </w:r>
@@ -1421,7 +1325,7 @@
           <w:color w:val="000000"/>
           <w:kern w:val="0"/>
           <w:lang w:eastAsia="es-ES"/>
-          <ns2:ligatures ns2:val="none"/>
+          <w14:ligatures w14:val="none"/>
         </w:rPr>
         <w:t xml:space="preserve"> </w:t>
       </w:r>
@@ -1431,7 +1335,7 @@
           <w:color w:val="000000"/>
           <w:kern w:val="0"/>
           <w:lang w:eastAsia="es-ES"/>
-          <ns2:ligatures ns2:val="none"/>
+          <w14:ligatures w14:val="none"/>
         </w:rPr>
         <w:t>le solicitó documentación adicional relacionada con el siniestro, pese a que su obtención dependía de procedimientos administrativos ante terceros.</w:t>
       </w:r>
@@ -1441,12 +1345,12 @@
           <w:color w:val="000000"/>
           <w:kern w:val="0"/>
           <w:lang w:eastAsia="es-ES"/>
-          <ns2:ligatures ns2:val="none"/>
+          <w14:ligatures w14:val="none"/>
         </w:rPr>
         <w:t xml:space="preserve"> </w:t>
       </w:r>
     </w:p>
-    <w:p ns2:paraId="29F885E0" ns2:textId="77777777">
+    <w:p>
       <w:pPr>
         <w:pStyle w:val="Prrafodelista"/>
         <w:spacing w:after="0" w:line="240" w:lineRule="auto"/>
@@ -1457,11 +1361,11 @@
           <w:color w:val="000000"/>
           <w:kern w:val="0"/>
           <w:lang w:eastAsia="es-ES"/>
-          <ns2:ligatures ns2:val="none"/>
-        </w:rPr>
-      </w:pPr>
-    </w:p>
-    <w:p ns2:paraId="3E34B1CD" ns2:textId="7C0A1546">
+          <w14:ligatures w14:val="none"/>
+        </w:rPr>
+      </w:pPr>
+    </w:p>
+    <w:p>
       <w:pPr>
         <w:pStyle w:val="Prrafodelista"/>
         <w:numPr>
@@ -1480,7 +1384,7 @@
           <w:color w:val="000000"/>
           <w:kern w:val="0"/>
           <w:lang w:eastAsia="es-ES"/>
-          <ns2:ligatures ns2:val="none"/>
+          <w14:ligatures w14:val="none"/>
         </w:rPr>
       </w:pPr>
       <w:r>
@@ -1489,7 +1393,7 @@
           <w:color w:val="000000"/>
           <w:kern w:val="0"/>
           <w:lang w:eastAsia="es-ES"/>
-          <ns2:ligatures ns2:val="none"/>
+          <w14:ligatures w14:val="none"/>
         </w:rPr>
         <w:t>Por otra parte</w:t>
       </w:r>
@@ -1499,7 +1403,7 @@
           <w:color w:val="000000"/>
           <w:kern w:val="0"/>
           <w:lang w:eastAsia="es-ES"/>
-          <ns2:ligatures ns2:val="none"/>
+          <w14:ligatures w14:val="none"/>
         </w:rPr>
         <w:t xml:space="preserve">, el </w:t>
       </w:r>
@@ -1509,7 +1413,7 @@
           <w:color w:val="000000"/>
           <w:kern w:val="0"/>
           <w:lang w:eastAsia="es-ES"/>
-          <ns2:ligatures ns2:val="none"/>
+          <w14:ligatures w14:val="none"/>
         </w:rPr>
         <w:t xml:space="preserve">vehículo asegurado </w:t>
       </w:r>
@@ -1519,7 +1423,7 @@
           <w:color w:val="000000"/>
           <w:kern w:val="0"/>
           <w:lang w:eastAsia="es-ES"/>
-          <ns2:ligatures ns2:val="none"/>
+          <w14:ligatures w14:val="none"/>
         </w:rPr>
         <w:t xml:space="preserve">permaneció inmovilizado por más de 32 días en la concesionaria designada para su evaluación, periodo durante el cual remitió la documentación requerida por </w:t>
       </w:r>
@@ -1530,7 +1434,7 @@
           <w:color w:val="000000"/>
           <w:kern w:val="0"/>
           <w:lang w:val="es-ES" w:eastAsia="es-ES"/>
-          <ns2:ligatures ns2:val="none"/>
+          <w14:ligatures w14:val="none"/>
         </w:rPr>
         <w:t>Quálitas</w:t>
       </w:r>
@@ -1541,12 +1445,12 @@
           <w:color w:val="000000"/>
           <w:kern w:val="0"/>
           <w:lang w:eastAsia="es-ES"/>
-          <ns2:ligatures ns2:val="none"/>
+          <w14:ligatures w14:val="none"/>
         </w:rPr>
         <w:t>.</w:t>
       </w:r>
     </w:p>
-    <w:p ns2:paraId="0695CDA2" ns2:textId="77777777">
+    <w:p>
       <w:pPr>
         <w:pStyle w:val="Prrafodelista"/>
         <w:spacing w:after="0" w:line="240" w:lineRule="auto"/>
@@ -1557,11 +1461,11 @@
           <w:color w:val="000000"/>
           <w:kern w:val="0"/>
           <w:lang w:eastAsia="es-ES"/>
-          <ns2:ligatures ns2:val="none"/>
-        </w:rPr>
-      </w:pPr>
-    </w:p>
-    <w:p ns2:paraId="3BFE7041" ns2:textId="50E6DC62">
+          <w14:ligatures w14:val="none"/>
+        </w:rPr>
+      </w:pPr>
+    </w:p>
+    <w:p>
       <w:pPr>
         <w:pStyle w:val="Prrafodelista"/>
         <w:numPr>
@@ -1580,7 +1484,7 @@
           <w:color w:val="000000"/>
           <w:kern w:val="0"/>
           <w:lang w:eastAsia="es-ES"/>
-          <ns2:ligatures ns2:val="none"/>
+          <w14:ligatures w14:val="none"/>
         </w:rPr>
       </w:pPr>
       <w:r>
@@ -1589,7 +1493,7 @@
           <w:color w:val="000000"/>
           <w:kern w:val="0"/>
           <w:lang w:eastAsia="es-ES"/>
-          <ns2:ligatures ns2:val="none"/>
+          <w14:ligatures w14:val="none"/>
         </w:rPr>
         <w:t xml:space="preserve">El 7 de noviembre de 2025, </w:t>
       </w:r>
@@ -1600,7 +1504,7 @@
           <w:color w:val="000000"/>
           <w:kern w:val="0"/>
           <w:lang w:val="es-ES" w:eastAsia="es-ES"/>
-          <ns2:ligatures ns2:val="none"/>
+          <w14:ligatures w14:val="none"/>
         </w:rPr>
         <w:t>Quálitas</w:t>
       </w:r>
@@ -1611,7 +1515,7 @@
           <w:color w:val="000000"/>
           <w:kern w:val="0"/>
           <w:lang w:eastAsia="es-ES"/>
-          <ns2:ligatures ns2:val="none"/>
+          <w14:ligatures w14:val="none"/>
         </w:rPr>
         <w:t xml:space="preserve"> </w:t>
       </w:r>
@@ -1621,7 +1525,7 @@
           <w:color w:val="000000"/>
           <w:kern w:val="0"/>
           <w:lang w:eastAsia="es-ES"/>
-          <ns2:ligatures ns2:val="none"/>
+          <w14:ligatures w14:val="none"/>
         </w:rPr>
         <w:t xml:space="preserve">emitió carta mediante la cual rechazó </w:t>
       </w:r>
@@ -1631,7 +1535,7 @@
           <w:color w:val="000000"/>
           <w:kern w:val="0"/>
           <w:lang w:eastAsia="es-ES"/>
-          <ns2:ligatures ns2:val="none"/>
+          <w14:ligatures w14:val="none"/>
         </w:rPr>
         <w:t>el otorgamiento de</w:t>
       </w:r>
@@ -1641,7 +1545,7 @@
           <w:color w:val="000000"/>
           <w:kern w:val="0"/>
           <w:lang w:eastAsia="es-ES"/>
-          <ns2:ligatures ns2:val="none"/>
+          <w14:ligatures w14:val="none"/>
         </w:rPr>
         <w:t xml:space="preserve"> cobertura del siniestro ocurrido el 5 de octubre de 2025, sustentando su decisión en el presunto incumplimiento de condiciones vinculadas a la</w:t>
       </w:r>
@@ -1651,7 +1555,7 @@
           <w:color w:val="000000"/>
           <w:kern w:val="0"/>
           <w:lang w:eastAsia="es-ES"/>
-          <ns2:ligatures ns2:val="none"/>
+          <w14:ligatures w14:val="none"/>
         </w:rPr>
         <w:t xml:space="preserve"> falta de</w:t>
       </w:r>
@@ -1661,7 +1565,7 @@
           <w:color w:val="000000"/>
           <w:kern w:val="0"/>
           <w:lang w:eastAsia="es-ES"/>
-          <ns2:ligatures ns2:val="none"/>
+          <w14:ligatures w14:val="none"/>
         </w:rPr>
         <w:t xml:space="preserve"> comunicación </w:t>
       </w:r>
@@ -1671,7 +1575,7 @@
           <w:color w:val="000000"/>
           <w:kern w:val="0"/>
           <w:lang w:eastAsia="es-ES"/>
-          <ns2:ligatures ns2:val="none"/>
+          <w14:ligatures w14:val="none"/>
         </w:rPr>
         <w:t xml:space="preserve">oportuna </w:t>
       </w:r>
@@ -1681,7 +1585,7 @@
           <w:color w:val="000000"/>
           <w:kern w:val="0"/>
           <w:lang w:eastAsia="es-ES"/>
-          <ns2:ligatures ns2:val="none"/>
+          <w14:ligatures w14:val="none"/>
         </w:rPr>
         <w:t xml:space="preserve">del </w:t>
       </w:r>
@@ -1691,7 +1595,7 @@
           <w:color w:val="000000"/>
           <w:kern w:val="0"/>
           <w:lang w:eastAsia="es-ES"/>
-          <ns2:ligatures ns2:val="none"/>
+          <w14:ligatures w14:val="none"/>
         </w:rPr>
         <w:lastRenderedPageBreak/>
         <w:t xml:space="preserve">siniestro, a la </w:t>
@@ -1702,7 +1606,7 @@
           <w:color w:val="000000"/>
           <w:kern w:val="0"/>
           <w:lang w:eastAsia="es-ES"/>
-          <ns2:ligatures ns2:val="none"/>
+          <w14:ligatures w14:val="none"/>
         </w:rPr>
         <w:t xml:space="preserve">falta de </w:t>
       </w:r>
@@ -1712,7 +1616,7 @@
           <w:color w:val="000000"/>
           <w:kern w:val="0"/>
           <w:lang w:eastAsia="es-ES"/>
-          <ns2:ligatures ns2:val="none"/>
+          <w14:ligatures w14:val="none"/>
         </w:rPr>
         <w:t xml:space="preserve">interposición de la denuncia policial dentro de un plazo determinado y a la </w:t>
       </w:r>
@@ -1722,7 +1626,7 @@
           <w:color w:val="000000"/>
           <w:kern w:val="0"/>
           <w:lang w:eastAsia="es-ES"/>
-          <ns2:ligatures ns2:val="none"/>
+          <w14:ligatures w14:val="none"/>
         </w:rPr>
         <w:t xml:space="preserve">falta de </w:t>
       </w:r>
@@ -1732,12 +1636,12 @@
           <w:color w:val="000000"/>
           <w:kern w:val="0"/>
           <w:lang w:eastAsia="es-ES"/>
-          <ns2:ligatures ns2:val="none"/>
+          <w14:ligatures w14:val="none"/>
         </w:rPr>
         <w:t>realización del examen de alcoholemia dentro del plazo previsto.</w:t>
       </w:r>
     </w:p>
-    <w:p ns2:paraId="2B25547E" ns2:textId="77777777">
+    <w:p>
       <w:pPr>
         <w:pStyle w:val="Prrafodelista"/>
         <w:spacing w:after="0" w:line="240" w:lineRule="auto"/>
@@ -1748,11 +1652,11 @@
           <w:color w:val="000000"/>
           <w:kern w:val="0"/>
           <w:lang w:eastAsia="es-ES"/>
-          <ns2:ligatures ns2:val="none"/>
-        </w:rPr>
-      </w:pPr>
-    </w:p>
-    <w:p ns2:paraId="2F9CF7F5" ns2:textId="26C6C355">
+          <w14:ligatures w14:val="none"/>
+        </w:rPr>
+      </w:pPr>
+    </w:p>
+    <w:p>
       <w:pPr>
         <w:pStyle w:val="Prrafodelista"/>
         <w:numPr>
@@ -1771,7 +1675,7 @@
           <w:color w:val="000000"/>
           <w:kern w:val="0"/>
           <w:lang w:eastAsia="es-ES"/>
-          <ns2:ligatures ns2:val="none"/>
+          <w14:ligatures w14:val="none"/>
         </w:rPr>
       </w:pPr>
       <w:r>
@@ -1780,7 +1684,7 @@
           <w:color w:val="000000"/>
           <w:kern w:val="0"/>
           <w:lang w:eastAsia="es-ES"/>
-          <ns2:ligatures ns2:val="none"/>
+          <w14:ligatures w14:val="none"/>
         </w:rPr>
         <w:t>No obstante,</w:t>
       </w:r>
@@ -1790,7 +1694,7 @@
           <w:color w:val="000000"/>
           <w:kern w:val="0"/>
           <w:lang w:eastAsia="es-ES"/>
-          <ns2:ligatures ns2:val="none"/>
+          <w14:ligatures w14:val="none"/>
         </w:rPr>
         <w:t xml:space="preserve"> </w:t>
       </w:r>
@@ -1801,7 +1705,7 @@
           <w:color w:val="000000"/>
           <w:kern w:val="0"/>
           <w:lang w:val="es-ES" w:eastAsia="es-ES"/>
-          <ns2:ligatures ns2:val="none"/>
+          <w14:ligatures w14:val="none"/>
         </w:rPr>
         <w:t>Quálitas</w:t>
       </w:r>
@@ -1812,7 +1716,7 @@
           <w:color w:val="000000"/>
           <w:kern w:val="0"/>
           <w:lang w:eastAsia="es-ES"/>
-          <ns2:ligatures ns2:val="none"/>
+          <w14:ligatures w14:val="none"/>
         </w:rPr>
         <w:t xml:space="preserve"> </w:t>
       </w:r>
@@ -1822,7 +1726,7 @@
           <w:color w:val="000000"/>
           <w:kern w:val="0"/>
           <w:lang w:eastAsia="es-ES"/>
-          <ns2:ligatures ns2:val="none"/>
+          <w14:ligatures w14:val="none"/>
         </w:rPr>
         <w:t>tomó conocimiento de las circunstancias del accidente desde el inicio del reporte y, pese a ello, permitió que el procedimiento se extendiera por 31 días adicionales con el vehículo inmovilizado, sin asignarle un asesor que lo orientara durante la tramitación del siniestro</w:t>
       </w:r>
@@ -1832,7 +1736,7 @@
           <w:color w:val="000000"/>
           <w:kern w:val="0"/>
           <w:lang w:eastAsia="es-ES"/>
-          <ns2:ligatures ns2:val="none"/>
+          <w14:ligatures w14:val="none"/>
         </w:rPr>
         <w:t xml:space="preserve">, vulnerando el estándar </w:t>
       </w:r>
@@ -1842,7 +1746,7 @@
           <w:color w:val="000000"/>
           <w:kern w:val="0"/>
           <w:lang w:eastAsia="es-ES"/>
-          <ns2:ligatures ns2:val="none"/>
+          <w14:ligatures w14:val="none"/>
         </w:rPr>
         <w:t>mínimo</w:t>
       </w:r>
@@ -1852,12 +1756,12 @@
           <w:color w:val="000000"/>
           <w:kern w:val="0"/>
           <w:lang w:eastAsia="es-ES"/>
-          <ns2:ligatures ns2:val="none"/>
+          <w14:ligatures w14:val="none"/>
         </w:rPr>
         <w:t xml:space="preserve"> de acompañamiento en un servicio de seguros.</w:t>
       </w:r>
     </w:p>
-    <w:p ns2:paraId="33E14FF7" ns2:textId="77777777">
+    <w:p>
       <w:pPr>
         <w:tabs>
           <w:tab w:val="left" w:pos="1134"/>
@@ -1869,11 +1773,11 @@
           <w:color w:val="000000"/>
           <w:kern w:val="0"/>
           <w:lang w:eastAsia="es-ES"/>
-          <ns2:ligatures ns2:val="none"/>
-        </w:rPr>
-      </w:pPr>
-    </w:p>
-    <w:p ns2:paraId="65C58807" ns2:textId="6E405315">
+          <w14:ligatures w14:val="none"/>
+        </w:rPr>
+      </w:pPr>
+    </w:p>
+    <w:p>
       <w:pPr>
         <w:numPr>
           <w:ilvl w:val="1"/>
@@ -1891,7 +1795,7 @@
           <w:color w:val="000000"/>
           <w:kern w:val="0"/>
           <w:lang w:val="es-ES" w:eastAsia="es-ES"/>
-          <ns2:ligatures ns2:val="none"/>
+          <w14:ligatures w14:val="none"/>
         </w:rPr>
       </w:pPr>
       <w:r>
@@ -1900,7 +1804,7 @@
           <w:color w:val="000000"/>
           <w:kern w:val="0"/>
           <w:lang w:val="es-ES" w:eastAsia="es-ES"/>
-          <ns2:ligatures ns2:val="none"/>
+          <w14:ligatures w14:val="none"/>
         </w:rPr>
         <w:t xml:space="preserve">El señor [APELLIDO] solicitó, en calidad de medida correctiva, que Quálitas cumpla con otorgar la cobertura total del Seguro Vehicular por el accidente vehicular ocurrido el 5 de octubre de 2025, incluyendo la reparación integral del vehículo asegurado. Asimismo, requirió el reembolso de costos y costas del presente procedimiento.</w:t>
       </w:r>
@@ -1910,7 +1814,7 @@
           <w:color w:val="000000"/>
           <w:kern w:val="0"/>
           <w:lang w:val="es-ES" w:eastAsia="es-ES"/>
-          <ns2:ligatures ns2:val="none"/>
+          <w14:ligatures w14:val="none"/>
         </w:rPr>
         <w:t xml:space="preserve"/>
       </w:r>
@@ -1918,7 +1822,7 @@
         <w:rPr>
           <w:rFonts w:ascii="Arial Narrow" w:eastAsia="Calibri" w:hAnsi="Arial Narrow" w:cs="Arial"/>
           <w:kern w:val="0"/>
-          <ns2:ligatures ns2:val="none"/>
+          <w14:ligatures w14:val="none"/>
         </w:rPr>
         <w:t xml:space="preserve"/>
       </w:r>
@@ -1928,7 +1832,7 @@
           <w:color w:val="000000"/>
           <w:kern w:val="0"/>
           <w:lang w:val="es-ES" w:eastAsia="es-ES"/>
-          <ns2:ligatures ns2:val="none"/>
+          <w14:ligatures w14:val="none"/>
         </w:rPr>
         <w:t xml:space="preserve"/>
       </w:r>
@@ -1939,7 +1843,7 @@
           <w:color w:val="000000"/>
           <w:kern w:val="0"/>
           <w:lang w:val="es-ES" w:eastAsia="es-ES"/>
-          <ns2:ligatures ns2:val="none"/>
+          <w14:ligatures w14:val="none"/>
         </w:rPr>
         <w:t/>
       </w:r>
@@ -1950,7 +1854,7 @@
           <w:color w:val="000000"/>
           <w:kern w:val="0"/>
           <w:lang w:val="es-ES" w:eastAsia="es-ES"/>
-          <ns2:ligatures ns2:val="none"/>
+          <w14:ligatures w14:val="none"/>
         </w:rPr>
         <w:t xml:space="preserve"/>
       </w:r>
@@ -1960,7 +1864,7 @@
           <w:color w:val="000000"/>
           <w:kern w:val="0"/>
           <w:lang w:val="es-ES" w:eastAsia="es-ES"/>
-          <ns2:ligatures ns2:val="none"/>
+          <w14:ligatures w14:val="none"/>
         </w:rPr>
         <w:t xml:space="preserve"/>
       </w:r>
@@ -1970,7 +1874,7 @@
           <w:color w:val="000000"/>
           <w:kern w:val="0"/>
           <w:lang w:val="es-ES" w:eastAsia="es-ES"/>
-          <ns2:ligatures ns2:val="none"/>
+          <w14:ligatures w14:val="none"/>
         </w:rPr>
         <w:t xml:space="preserve"/>
       </w:r>
@@ -1980,7 +1884,7 @@
           <w:color w:val="000000"/>
           <w:kern w:val="0"/>
           <w:lang w:eastAsia="es-ES"/>
-          <ns2:ligatures ns2:val="none"/>
+          <w14:ligatures w14:val="none"/>
         </w:rPr>
         <w:t/>
       </w:r>
@@ -1990,7 +1894,7 @@
           <w:color w:val="000000"/>
           <w:kern w:val="0"/>
           <w:lang w:val="es-ES" w:eastAsia="es-ES"/>
-          <ns2:ligatures ns2:val="none"/>
+          <w14:ligatures w14:val="none"/>
         </w:rPr>
         <w:t xml:space="preserve"/>
       </w:r>
@@ -2000,7 +1904,7 @@
           <w:color w:val="000000"/>
           <w:kern w:val="0"/>
           <w:lang w:val="es-ES" w:eastAsia="es-ES"/>
-          <ns2:ligatures ns2:val="none"/>
+          <w14:ligatures w14:val="none"/>
         </w:rPr>
         <w:t xml:space="preserve"/>
       </w:r>
@@ -2010,7 +1914,7 @@
           <w:color w:val="000000"/>
           <w:kern w:val="0"/>
           <w:lang w:val="es-ES" w:eastAsia="es-ES"/>
-          <ns2:ligatures ns2:val="none"/>
+          <w14:ligatures w14:val="none"/>
         </w:rPr>
         <w:t/>
       </w:r>
@@ -2020,12 +1924,12 @@
           <w:color w:val="000000"/>
           <w:kern w:val="0"/>
           <w:lang w:val="es-ES" w:eastAsia="es-ES"/>
-          <ns2:ligatures ns2:val="none"/>
+          <w14:ligatures w14:val="none"/>
         </w:rPr>
         <w:t/>
       </w:r>
     </w:p>
-    <w:p ns2:paraId="66005174" ns2:textId="77777777">
+    <w:p>
       <w:pPr>
         <w:spacing w:after="0" w:line="240" w:lineRule="auto"/>
         <w:contextualSpacing/>
@@ -2036,11 +1940,11 @@
           <w:color w:val="000000"/>
           <w:kern w:val="0"/>
           <w:lang w:eastAsia="es-PE"/>
-          <ns2:ligatures ns2:val="none"/>
-        </w:rPr>
-      </w:pPr>
-    </w:p>
-    <w:p ns2:paraId="3541B1F9" ns2:textId="77777777">
+          <w14:ligatures w14:val="none"/>
+        </w:rPr>
+      </w:pPr>
+    </w:p>
+    <w:p>
       <w:pPr>
         <w:pStyle w:val="Prrafodelista"/>
         <w:numPr>
@@ -2060,22 +1964,22 @@
           <w:color w:val="000000"/>
           <w:kern w:val="0"/>
           <w:lang w:eastAsia="es-PE"/>
-          <ns2:ligatures ns2:val="none"/>
-        </w:rPr>
-      </w:pPr>
-      <w:r>
-        <w:rPr>
-          <w:rFonts w:ascii="Arial Narrow" w:eastAsia="Arial Narrow" w:hAnsi="Arial Narrow" w:cs="Arial Narrow"/>
-          <w:b/>
-          <w:color w:val="000000"/>
-          <w:kern w:val="0"/>
-          <w:lang w:eastAsia="es-PE"/>
-          <ns2:ligatures ns2:val="none"/>
+          <w14:ligatures w14:val="none"/>
+        </w:rPr>
+      </w:pPr>
+      <w:r>
+        <w:rPr>
+          <w:rFonts w:ascii="Arial Narrow" w:eastAsia="Arial Narrow" w:hAnsi="Arial Narrow" w:cs="Arial Narrow"/>
+          <w:b/>
+          <w:color w:val="000000"/>
+          <w:kern w:val="0"/>
+          <w:lang w:eastAsia="es-PE"/>
+          <w14:ligatures w14:val="none"/>
         </w:rPr>
         <w:t>DE LA ADMISIÓN A TRÁMITE DE LA DENUNCIA</w:t>
       </w:r>
     </w:p>
-    <w:p ns2:paraId="34556756" ns2:textId="77777777">
+    <w:p>
       <w:pPr>
         <w:spacing w:after="0" w:line="240" w:lineRule="auto"/>
         <w:contextualSpacing/>
@@ -2086,13 +1990,13 @@
           <w:color w:val="000000"/>
           <w:kern w:val="0"/>
           <w:lang w:eastAsia="es-PE"/>
-          <ns2:ligatures ns2:val="none"/>
+          <w14:ligatures w14:val="none"/>
         </w:rPr>
       </w:pPr>
       <w:bookmarkStart w:id="1" w:name="_Hlk212795168"/>
       <w:bookmarkStart w:id="2" w:name="_Hlk218848146"/>
     </w:p>
-    <w:p ns2:paraId="5F4266A4" ns2:textId="0169F5A6">
+    <w:p>
       <w:pPr>
         <w:pStyle w:val="Prrafodelista"/>
         <w:numPr>
@@ -2105,7 +2009,7 @@
         <w:rPr>
           <w:rFonts w:ascii="Arial Narrow" w:eastAsia="Arial Narrow" w:hAnsi="Arial Narrow" w:cs="Arial Narrow"/>
           <w:kern w:val="0"/>
-          <ns2:ligatures ns2:val="none"/>
+          <w14:ligatures w14:val="none"/>
         </w:rPr>
       </w:pPr>
       <w:bookmarkStart w:id="3" w:name="_Hlk140755208"/>
@@ -2117,7 +2021,7 @@
           <w:color w:val="000000"/>
           <w:kern w:val="0"/>
           <w:lang w:eastAsia="es-PE"/>
-          <ns2:ligatures ns2:val="none"/>
+          <w14:ligatures w14:val="none"/>
         </w:rPr>
         <w:t xml:space="preserve">La Secretaría Técnica de la Comisión de Protección al Consumidor 1 (en adelante, la Secretaría Técnica), en ejercicio de sus facultades, considera que el hecho denunciado, consistente en que la compañía aseguradora habría negado injustificadamente al denunciante la cobertura de la Póliza 0070241966 del Seguro Vehicular por el accidente vehicular ocurrido el 5 de octubre de 2025; involucraría una presunta afectación a sus expectativas, quien no habría encontrado una correspondencia entre lo que esperaba recibir de parte del proveedor y lo que realmente recibió. Por consiguiente, corresponde calificar el hecho materia de denuncia como una presunta infracción al deber de idoneidad, tipificado en [APELLIDO] artículos 18 y 19 del Código.</w:t>
       </w:r>
@@ -2130,7 +2034,7 @@
           <w:rFonts w:ascii="Arial Narrow" w:eastAsia="Arial Narrow" w:hAnsi="Arial Narrow" w:cs="Arial Narrow"/>
           <w:kern w:val="0"/>
           <w:vertAlign w:val="superscript"/>
-          <ns2:ligatures ns2:val="none"/>
+          <w14:ligatures w14:val="none"/>
         </w:rPr>
         <w:footnoteReference w:id="3"/>
       </w:r>
@@ -2140,7 +2044,7 @@
           <w:color w:val="000000"/>
           <w:kern w:val="0"/>
           <w:lang w:eastAsia="es-PE"/>
-          <ns2:ligatures ns2:val="none"/>
+          <w14:ligatures w14:val="none"/>
         </w:rPr>
         <w:t xml:space="preserve"/>
       </w:r>
@@ -2150,15 +2054,15 @@
           <w:color w:val="000000"/>
           <w:kern w:val="0"/>
           <w:lang w:eastAsia="es-PE"/>
-          <ns2:ligatures ns2:val="none"/>
-        </w:rPr>
-        <w:t xml:space="preserve"/>
-      </w:r>
-      <w:r>
-        <w:rPr>
-          <w:rFonts w:ascii="Arial Narrow" w:eastAsia="Arial Narrow" w:hAnsi="Arial Narrow" w:cs="Arial Narrow"/>
-          <w:kern w:val="0"/>
-          <ns2:ligatures ns2:val="none"/>
+          <w14:ligatures w14:val="none"/>
+        </w:rPr>
+        <w:t xml:space="preserve"/>
+      </w:r>
+      <w:r>
+        <w:rPr>
+          <w:rFonts w:ascii="Arial Narrow" w:eastAsia="Arial Narrow" w:hAnsi="Arial Narrow" w:cs="Arial Narrow"/>
+          <w:kern w:val="0"/>
+          <w14:ligatures w14:val="none"/>
         </w:rPr>
         <w:t xml:space="preserve"/>
       </w:r>
@@ -2167,7 +2071,7 @@
         <w:rPr>
           <w:rFonts w:ascii="Arial Narrow" w:eastAsia="Arial Narrow" w:hAnsi="Arial Narrow" w:cs="Arial Narrow"/>
           <w:kern w:val="0"/>
-          <ns2:ligatures ns2:val="none"/>
+          <w14:ligatures w14:val="none"/>
         </w:rPr>
         <w:t xml:space="preserve"/>
       </w:r>
@@ -2181,7 +2085,7 @@
           <w:kern w:val="0"/>
           <w:shd w:val="clear" w:color="auto" w:fill="FFFFFF"/>
           <w:lang w:eastAsia="es-PE"/>
-          <ns2:ligatures ns2:val="none"/>
+          <w14:ligatures w14:val="none"/>
         </w:rPr>
         <w:t/>
       </w:r>
@@ -2189,7 +2093,7 @@
         <w:rPr>
           <w:rFonts w:ascii="Arial Narrow" w:eastAsia="Arial Narrow" w:hAnsi="Arial Narrow" w:cs="Arial Narrow"/>
           <w:kern w:val="0"/>
-          <ns2:ligatures ns2:val="none"/>
+          <w14:ligatures w14:val="none"/>
         </w:rPr>
         <w:t/>
       </w:r>
@@ -2199,7 +2103,7 @@
           <w:color w:val="000000"/>
           <w:kern w:val="0"/>
           <w:lang w:eastAsia="es-PE"/>
-          <ns2:ligatures ns2:val="none"/>
+          <w14:ligatures w14:val="none"/>
         </w:rPr>
         <w:t/>
       </w:r>
@@ -2207,7 +2111,7 @@
         <w:rPr>
           <w:rFonts w:ascii="Arial Narrow" w:eastAsia="Arial Narrow" w:hAnsi="Arial Narrow" w:cs="Arial Narrow"/>
           <w:kern w:val="0"/>
-          <ns2:ligatures ns2:val="none"/>
+          <w14:ligatures w14:val="none"/>
         </w:rPr>
         <w:t xml:space="preserve"/>
       </w:r>
@@ -2217,7 +2121,7 @@
           <w:color w:val="000000"/>
           <w:kern w:val="0"/>
           <w:lang w:eastAsia="es-PE"/>
-          <ns2:ligatures ns2:val="none"/>
+          <w14:ligatures w14:val="none"/>
         </w:rPr>
         <w:t/>
       </w:r>
@@ -2225,7 +2129,7 @@
         <w:rPr>
           <w:rFonts w:ascii="Arial Narrow" w:eastAsia="Arial Narrow" w:hAnsi="Arial Narrow" w:cs="Arial Narrow"/>
           <w:kern w:val="0"/>
-          <ns2:ligatures ns2:val="none"/>
+          <w14:ligatures w14:val="none"/>
         </w:rPr>
         <w:t xml:space="preserve"/>
       </w:r>
@@ -2237,7 +2141,7 @@
           <w:rFonts w:ascii="Arial Narrow" w:eastAsia="Arial Narrow" w:hAnsi="Arial Narrow" w:cs="Arial"/>
           <w:kern w:val="0"/>
           <w:vertAlign w:val="superscript"/>
-          <ns2:ligatures ns2:val="none"/>
+          <w14:ligatures w14:val="none"/>
         </w:rPr>
         <w:footnoteReference w:id="4"/>
       </w:r>
@@ -2246,13 +2150,13 @@
         <w:rPr>
           <w:rFonts w:ascii="Arial Narrow" w:eastAsia="Arial Narrow" w:hAnsi="Arial Narrow" w:cs="Arial Narrow"/>
           <w:kern w:val="0"/>
-          <ns2:ligatures ns2:val="none"/>
+          <w14:ligatures w14:val="none"/>
         </w:rPr>
         <w:t/>
       </w:r>
       <w:bookmarkEnd w:id="8"/>
     </w:p>
-    <w:p ns2:paraId="116891C0" ns2:textId="77777777">
+    <w:p>
       <w:pPr>
         <w:pStyle w:val="Prrafodelista"/>
         <w:spacing w:after="0" w:line="240" w:lineRule="auto"/>
@@ -2261,11 +2165,11 @@
         <w:rPr>
           <w:rFonts w:ascii="Arial Narrow" w:eastAsia="Arial Narrow" w:hAnsi="Arial Narrow" w:cs="Arial Narrow"/>
           <w:kern w:val="0"/>
-          <ns2:ligatures ns2:val="none"/>
-        </w:rPr>
-      </w:pPr>
-    </w:p>
-    <w:p ns2:paraId="73AC2300" ns2:textId="202AC0BD">
+          <w14:ligatures w14:val="none"/>
+        </w:rPr>
+      </w:pPr>
+    </w:p>
+    <w:p>
       <w:pPr>
         <w:pStyle w:val="Prrafodelista"/>
         <w:numPr>
@@ -2278,7 +2182,7 @@
         <w:rPr>
           <w:rFonts w:ascii="Arial Narrow" w:eastAsia="Arial Narrow" w:hAnsi="Arial Narrow" w:cs="Arial Narrow"/>
           <w:kern w:val="0"/>
-          <ns2:ligatures ns2:val="none"/>
+          <w14:ligatures w14:val="none"/>
         </w:rPr>
       </w:pPr>
       <w:bookmarkStart w:id="11" w:name="_Hlk213150180"/>
@@ -2286,7 +2190,7 @@
         <w:rPr>
           <w:rFonts w:ascii="Arial Narrow" w:eastAsia="Arial Narrow" w:hAnsi="Arial Narrow" w:cs="Arial Narrow"/>
           <w:kern w:val="0"/>
-          <ns2:ligatures ns2:val="none"/>
+          <w14:ligatures w14:val="none"/>
         </w:rPr>
         <w:lastRenderedPageBreak/>
         <w:t xml:space="preserve">Así también, la Secretaría Técnica, en ejercicio de sus facultades, considera que el hecho denunciado, consistente en que la compañía aseguradora no habría cumplido con asignar al denunciante un asesor que lo orientara respecto del procedimiento para la activación y evaluación de cobertura de la Póliza 0070241966 del Seguro Vehicular; involucraría una presunta afectación a sus expectativas, quien no habría encontrado una correspondencia entre lo que esperaba recibir de parte del proveedor y lo que realmente recibió. Por consiguiente, corresponde calificar el hecho materia de denuncia como una presunta infracción al deber de idoneidad, tipificado en [APELLIDO] artículos 18 y 19 del Código. </w:t>
@@ -2297,15 +2201,15 @@
           <w:color w:val="000000"/>
           <w:kern w:val="0"/>
           <w:lang w:eastAsia="es-PE"/>
-          <ns2:ligatures ns2:val="none"/>
-        </w:rPr>
-        <w:t xml:space="preserve"/>
-      </w:r>
-      <w:r>
-        <w:rPr>
-          <w:rFonts w:ascii="Arial Narrow" w:eastAsia="Arial Narrow" w:hAnsi="Arial Narrow" w:cs="Arial Narrow"/>
-          <w:kern w:val="0"/>
-          <ns2:ligatures ns2:val="none"/>
+          <w14:ligatures w14:val="none"/>
+        </w:rPr>
+        <w:t xml:space="preserve"/>
+      </w:r>
+      <w:r>
+        <w:rPr>
+          <w:rFonts w:ascii="Arial Narrow" w:eastAsia="Arial Narrow" w:hAnsi="Arial Narrow" w:cs="Arial Narrow"/>
+          <w:kern w:val="0"/>
+          <w14:ligatures w14:val="none"/>
         </w:rPr>
         <w:t xml:space="preserve"/>
       </w:r>
@@ -2317,7 +2221,7 @@
           <w:kern w:val="0"/>
           <w:shd w:val="clear" w:color="auto" w:fill="FFFFFF"/>
           <w:lang w:eastAsia="es-PE"/>
-          <ns2:ligatures ns2:val="none"/>
+          <w14:ligatures w14:val="none"/>
         </w:rPr>
         <w:t/>
       </w:r>
@@ -2325,7 +2229,7 @@
         <w:rPr>
           <w:rFonts w:ascii="Arial Narrow" w:eastAsia="Arial Narrow" w:hAnsi="Arial Narrow" w:cs="Arial Narrow"/>
           <w:kern w:val="0"/>
-          <ns2:ligatures ns2:val="none"/>
+          <w14:ligatures w14:val="none"/>
         </w:rPr>
         <w:t/>
       </w:r>
@@ -2335,7 +2239,7 @@
           <w:color w:val="000000"/>
           <w:kern w:val="0"/>
           <w:lang w:eastAsia="es-PE"/>
-          <ns2:ligatures ns2:val="none"/>
+          <w14:ligatures w14:val="none"/>
         </w:rPr>
         <w:t/>
       </w:r>
@@ -2343,7 +2247,7 @@
         <w:rPr>
           <w:rFonts w:ascii="Arial Narrow" w:eastAsia="Arial Narrow" w:hAnsi="Arial Narrow" w:cs="Arial Narrow"/>
           <w:kern w:val="0"/>
-          <ns2:ligatures ns2:val="none"/>
+          <w14:ligatures w14:val="none"/>
         </w:rPr>
         <w:t xml:space="preserve"/>
       </w:r>
@@ -2353,7 +2257,7 @@
           <w:color w:val="000000"/>
           <w:kern w:val="0"/>
           <w:lang w:eastAsia="es-PE"/>
-          <ns2:ligatures ns2:val="none"/>
+          <w14:ligatures w14:val="none"/>
         </w:rPr>
         <w:t/>
       </w:r>
@@ -2361,7 +2265,7 @@
         <w:rPr>
           <w:rFonts w:ascii="Arial Narrow" w:eastAsia="Arial Narrow" w:hAnsi="Arial Narrow" w:cs="Arial Narrow"/>
           <w:kern w:val="0"/>
-          <ns2:ligatures ns2:val="none"/>
+          <w14:ligatures w14:val="none"/>
         </w:rPr>
         <w:t xml:space="preserve"/>
       </w:r>
@@ -2372,24 +2276,24 @@
           <w:color w:val="000000"/>
           <w:kern w:val="0"/>
           <w:lang w:eastAsia="es-PE"/>
-          <ns2:ligatures ns2:val="none"/>
+          <w14:ligatures w14:val="none"/>
         </w:rPr>
         <w:t xml:space="preserve"/>
       </w:r>
     </w:p>
     <w:bookmarkEnd w:id="1"/>
-    <w:p ns2:paraId="2DC7B64E" ns2:textId="77777777">
-      <w:pPr>
-        <w:spacing w:after="0" w:line="240" w:lineRule="auto"/>
-        <w:jc w:val="both"/>
-        <w:rPr>
-          <w:rFonts w:ascii="Arial Narrow" w:eastAsia="Arial Narrow" w:hAnsi="Arial Narrow" w:cs="Arial Narrow"/>
-          <w:kern w:val="0"/>
-          <ns2:ligatures ns2:val="none"/>
-        </w:rPr>
-      </w:pPr>
-    </w:p>
-    <w:p ns2:paraId="61A99930" ns2:textId="2AD110EF">
+    <w:p>
+      <w:pPr>
+        <w:spacing w:after="0" w:line="240" w:lineRule="auto"/>
+        <w:jc w:val="both"/>
+        <w:rPr>
+          <w:rFonts w:ascii="Arial Narrow" w:eastAsia="Arial Narrow" w:hAnsi="Arial Narrow" w:cs="Arial Narrow"/>
+          <w:kern w:val="0"/>
+          <w14:ligatures w14:val="none"/>
+        </w:rPr>
+      </w:pPr>
+    </w:p>
+    <w:p>
       <w:pPr>
         <w:pStyle w:val="Prrafodelista"/>
         <w:numPr>
@@ -2402,14 +2306,14 @@
         <w:rPr>
           <w:rFonts w:ascii="Arial Narrow" w:eastAsia="Arial Narrow" w:hAnsi="Arial Narrow" w:cs="Arial Narrow"/>
           <w:kern w:val="0"/>
-          <ns2:ligatures ns2:val="none"/>
-        </w:rPr>
-      </w:pPr>
-      <w:r>
-        <w:rPr>
-          <w:rFonts w:ascii="Arial Narrow" w:eastAsia="Arial Narrow" w:hAnsi="Arial Narrow" w:cs="Arial Narrow"/>
-          <w:kern w:val="0"/>
-          <ns2:ligatures ns2:val="none"/>
+          <w14:ligatures w14:val="none"/>
+        </w:rPr>
+      </w:pPr>
+      <w:r>
+        <w:rPr>
+          <w:rFonts w:ascii="Arial Narrow" w:eastAsia="Arial Narrow" w:hAnsi="Arial Narrow" w:cs="Arial Narrow"/>
+          <w:kern w:val="0"/>
+          <w14:ligatures w14:val="none"/>
         </w:rPr>
         <w:t xml:space="preserve">Asimismo, la Secretaría Técnica, en ejercicio de sus facultades, considera que el hecho denunciado, consistente en que la compañía aseguradora habría mantenido inmovilizado el vehículo asegurado con Placa de Rodaje T8C558 por más de 32 días en la concesionaria designada, sin emitir pronunciamiento oportuno sobre la solicitud de cobertura de la Póliza 0070241966 por el siniestro del 5 de octubre de 2025; involucraría una presunta afectación a sus expectativas, quien no habría encontrado una correspondencia entre lo que esperaba recibir de parte del proveedor y lo que realmente recibió. Por consiguiente, corresponde calificar el hecho materia de denuncia como una presunta infracción al deber de idoneidad, tipificado en [APELLIDO] artículos 18 y 19 del Código.</w:t>
       </w:r>
@@ -2419,15 +2323,15 @@
           <w:color w:val="000000"/>
           <w:kern w:val="0"/>
           <w:lang w:eastAsia="es-PE"/>
-          <ns2:ligatures ns2:val="none"/>
-        </w:rPr>
-        <w:t xml:space="preserve"/>
-      </w:r>
-      <w:r>
-        <w:rPr>
-          <w:rFonts w:ascii="Arial Narrow" w:eastAsia="Arial Narrow" w:hAnsi="Arial Narrow" w:cs="Arial"/>
-          <w:kern w:val="0"/>
-          <ns2:ligatures ns2:val="none"/>
+          <w14:ligatures w14:val="none"/>
+        </w:rPr>
+        <w:t xml:space="preserve"/>
+      </w:r>
+      <w:r>
+        <w:rPr>
+          <w:rFonts w:ascii="Arial Narrow" w:eastAsia="Arial Narrow" w:hAnsi="Arial Narrow" w:cs="Arial"/>
+          <w:kern w:val="0"/>
+          <w14:ligatures w14:val="none"/>
         </w:rPr>
         <w:t xml:space="preserve"/>
       </w:r>
@@ -2439,7 +2343,7 @@
           <w:kern w:val="0"/>
           <w:shd w:val="clear" w:color="auto" w:fill="FFFFFF"/>
           <w:lang w:eastAsia="es-PE"/>
-          <ns2:ligatures ns2:val="none"/>
+          <w14:ligatures w14:val="none"/>
         </w:rPr>
         <w:t/>
       </w:r>
@@ -2447,7 +2351,7 @@
         <w:rPr>
           <w:rFonts w:ascii="Arial Narrow" w:eastAsia="Arial Narrow" w:hAnsi="Arial Narrow" w:cs="Arial Narrow"/>
           <w:kern w:val="0"/>
-          <ns2:ligatures ns2:val="none"/>
+          <w14:ligatures w14:val="none"/>
         </w:rPr>
         <w:t/>
       </w:r>
@@ -2457,7 +2361,7 @@
           <w:color w:val="000000"/>
           <w:kern w:val="0"/>
           <w:lang w:eastAsia="es-PE"/>
-          <ns2:ligatures ns2:val="none"/>
+          <w14:ligatures w14:val="none"/>
         </w:rPr>
         <w:t/>
       </w:r>
@@ -2465,7 +2369,7 @@
         <w:rPr>
           <w:rFonts w:ascii="Arial Narrow" w:eastAsia="Arial Narrow" w:hAnsi="Arial Narrow" w:cs="Arial Narrow"/>
           <w:kern w:val="0"/>
-          <ns2:ligatures ns2:val="none"/>
+          <w14:ligatures w14:val="none"/>
         </w:rPr>
         <w:t xml:space="preserve"/>
       </w:r>
@@ -2475,7 +2379,7 @@
           <w:color w:val="000000"/>
           <w:kern w:val="0"/>
           <w:lang w:eastAsia="es-PE"/>
-          <ns2:ligatures ns2:val="none"/>
+          <w14:ligatures w14:val="none"/>
         </w:rPr>
         <w:t/>
       </w:r>
@@ -2483,15 +2387,15 @@
         <w:rPr>
           <w:rFonts w:ascii="Arial Narrow" w:eastAsia="Arial Narrow" w:hAnsi="Arial Narrow" w:cs="Arial Narrow"/>
           <w:kern w:val="0"/>
-          <ns2:ligatures ns2:val="none"/>
-        </w:rPr>
-        <w:t xml:space="preserve"/>
-      </w:r>
-      <w:r>
-        <w:rPr>
-          <w:rFonts w:ascii="Arial Narrow" w:eastAsia="Arial Narrow" w:hAnsi="Arial Narrow" w:cs="Arial"/>
-          <w:kern w:val="0"/>
-          <ns2:ligatures ns2:val="none"/>
+          <w14:ligatures w14:val="none"/>
+        </w:rPr>
+        <w:t xml:space="preserve"/>
+      </w:r>
+      <w:r>
+        <w:rPr>
+          <w:rFonts w:ascii="Arial Narrow" w:eastAsia="Arial Narrow" w:hAnsi="Arial Narrow" w:cs="Arial"/>
+          <w:kern w:val="0"/>
+          <w14:ligatures w14:val="none"/>
         </w:rPr>
         <w:t/>
       </w:r>
@@ -2501,7 +2405,7 @@
     <w:bookmarkEnd w:id="6"/>
     <w:bookmarkEnd w:id="9"/>
     <w:bookmarkEnd w:id="13"/>
-    <w:p ns2:paraId="432038D6" ns2:textId="0A9F6D75">
+    <w:p>
       <w:pPr>
         <w:spacing w:after="0" w:line="240" w:lineRule="auto"/>
         <w:jc w:val="both"/>
@@ -2509,12 +2413,12 @@
           <w:rFonts w:ascii="Arial Narrow" w:eastAsia="Calibri" w:hAnsi="Arial Narrow" w:cs="Arial Narrow"/>
           <w:kern w:val="0"/>
           <w:lang w:eastAsia="es-PE"/>
-          <ns2:ligatures ns2:val="none"/>
+          <w14:ligatures w14:val="none"/>
         </w:rPr>
       </w:pPr>
     </w:p>
     <w:bookmarkEnd w:id="2"/>
-    <w:p ns2:paraId="463134E5" ns2:textId="77777777">
+    <w:p>
       <w:pPr>
         <w:pStyle w:val="Prrafodelista"/>
         <w:numPr>
@@ -2528,7 +2432,7 @@
           <w:rFonts w:ascii="Arial Narrow" w:eastAsia="Calibri" w:hAnsi="Arial Narrow" w:cs="Arial Narrow"/>
           <w:kern w:val="0"/>
           <w:lang w:eastAsia="es-PE"/>
-          <ns2:ligatures ns2:val="none"/>
+          <w14:ligatures w14:val="none"/>
         </w:rPr>
       </w:pPr>
       <w:r>
@@ -2537,7 +2441,7 @@
           <w:color w:val="000000"/>
           <w:kern w:val="0"/>
           <w:lang w:eastAsia="es-PE"/>
-          <ns2:ligatures ns2:val="none"/>
+          <w14:ligatures w14:val="none"/>
         </w:rPr>
         <w:t xml:space="preserve">En tanto la denuncia reúne [APELLIDO] requisitos establecidos por la norma citada, corresponde admitirla a trámite.</w:t>
       </w:r>
@@ -2547,7 +2451,7 @@
           <w:color w:val="000000"/>
           <w:kern w:val="0"/>
           <w:lang w:eastAsia="es-PE"/>
-          <ns2:ligatures ns2:val="none"/>
+          <w14:ligatures w14:val="none"/>
         </w:rPr>
         <w:t xml:space="preserve"/>
       </w:r>
@@ -2557,7 +2461,7 @@
           <w:rFonts w:ascii="Arial Narrow" w:eastAsia="Arial Narrow" w:hAnsi="Arial Narrow" w:cs="Arial Narrow"/>
           <w:kern w:val="0"/>
           <w:vertAlign w:val="superscript"/>
-          <ns2:ligatures ns2:val="none"/>
+          <w14:ligatures w14:val="none"/>
         </w:rPr>
         <w:footnoteReference w:id="5"/>
       </w:r>
@@ -2567,13 +2471,13 @@
           <w:color w:val="000000"/>
           <w:kern w:val="0"/>
           <w:lang w:eastAsia="es-PE"/>
-          <ns2:ligatures ns2:val="none"/>
+          <w14:ligatures w14:val="none"/>
         </w:rPr>
         <w:t/>
       </w:r>
       <w:bookmarkStart w:id="14" w:name="_Hlk214963039"/>
     </w:p>
-    <w:p ns2:paraId="68C71625" ns2:textId="77777777">
+    <w:p>
       <w:pPr>
         <w:spacing w:after="0" w:line="240" w:lineRule="auto"/>
         <w:ind w:left="567"/>
@@ -2584,12 +2488,12 @@
           <w:color w:val="000000"/>
           <w:kern w:val="0"/>
           <w:lang w:eastAsia="es-PE"/>
-          <ns2:ligatures ns2:val="none"/>
+          <w14:ligatures w14:val="none"/>
         </w:rPr>
       </w:pPr>
       <w:bookmarkStart w:id="15" w:name="_Hlk214963071"/>
     </w:p>
-    <w:p ns2:paraId="38A98B4B" ns2:textId="77777777">
+    <w:p>
       <w:pPr>
         <w:pStyle w:val="Prrafodelista"/>
         <w:numPr>
@@ -2609,17 +2513,17 @@
           <w:color w:val="000000"/>
           <w:kern w:val="0"/>
           <w:lang w:eastAsia="es-PE"/>
-          <ns2:ligatures ns2:val="none"/>
-        </w:rPr>
-      </w:pPr>
-      <w:r>
-        <w:rPr>
-          <w:rFonts w:ascii="Arial Narrow" w:eastAsia="Arial Narrow" w:hAnsi="Arial Narrow" w:cs="Arial Narrow"/>
-          <w:b/>
-          <w:color w:val="000000"/>
-          <w:kern w:val="0"/>
-          <w:lang w:eastAsia="es-PE"/>
-          <ns2:ligatures ns2:val="none"/>
+          <w14:ligatures w14:val="none"/>
+        </w:rPr>
+      </w:pPr>
+      <w:r>
+        <w:rPr>
+          <w:rFonts w:ascii="Arial Narrow" w:eastAsia="Arial Narrow" w:hAnsi="Arial Narrow" w:cs="Arial Narrow"/>
+          <w:b/>
+          <w:color w:val="000000"/>
+          <w:kern w:val="0"/>
+          <w:lang w:eastAsia="es-PE"/>
+          <w14:ligatures w14:val="none"/>
         </w:rPr>
         <w:t>REQUERIMIENTO DE INFORMACI</w:t>
       </w:r>
@@ -2630,7 +2534,7 @@
           <w:color w:val="000000"/>
           <w:kern w:val="0"/>
           <w:lang w:eastAsia="es-PE"/>
-          <ns2:ligatures ns2:val="none"/>
+          <w14:ligatures w14:val="none"/>
         </w:rPr>
         <w:t>Ó</w:t>
       </w:r>
@@ -2641,12 +2545,12 @@
           <w:color w:val="000000"/>
           <w:kern w:val="0"/>
           <w:lang w:eastAsia="es-PE"/>
-          <ns2:ligatures ns2:val="none"/>
+          <w14:ligatures w14:val="none"/>
         </w:rPr>
         <w:t>N</w:t>
       </w:r>
     </w:p>
-    <w:p ns2:paraId="5B518DC4" ns2:textId="77777777">
+    <w:p>
       <w:pPr>
         <w:spacing w:after="0" w:line="240" w:lineRule="auto"/>
         <w:jc w:val="both"/>
@@ -2655,11 +2559,11 @@
           <w:color w:val="000000"/>
           <w:kern w:val="0"/>
           <w:lang w:val="es-ES" w:eastAsia="es-ES"/>
-          <ns2:ligatures ns2:val="none"/>
-        </w:rPr>
-      </w:pPr>
-    </w:p>
-    <w:p ns2:paraId="62B88A04" ns2:textId="38D25433">
+          <w14:ligatures w14:val="none"/>
+        </w:rPr>
+      </w:pPr>
+    </w:p>
+    <w:p>
       <w:pPr>
         <w:pStyle w:val="Prrafodelista"/>
         <w:numPr>
@@ -2674,7 +2578,7 @@
           <w:color w:val="000000"/>
           <w:kern w:val="0"/>
           <w:lang w:val="es-ES" w:eastAsia="es-ES"/>
-          <ns2:ligatures ns2:val="none"/>
+          <w14:ligatures w14:val="none"/>
         </w:rPr>
       </w:pPr>
       <w:r>
@@ -2683,7 +2587,7 @@
           <w:color w:val="000000"/>
           <w:kern w:val="0"/>
           <w:lang w:val="es-ES" w:eastAsia="es-ES"/>
-          <ns2:ligatures ns2:val="none"/>
+          <w14:ligatures w14:val="none"/>
         </w:rPr>
         <w:t xml:space="preserve">A efectos de tener mayores elementos que sirvan para la resolución definitiva del presente caso, la Secretaría Técnica, en ejercicio de las facultades que la ley le confiere, conviene requerir a la compañía aseguradora que, en un plazo no mayor de cinco (5) días hábiles contado a partir del día siguiente de la notificación de la presente resolución, cumpla con lo siguiente: (i) presentar una copia completa, legible y debidamente suscrita de la Póliza 0070241966 del Seguro Vehicular, así como el cargo de remisión de la póliza; (ii) presentar [APELLIDO] medios probatorios que acrediten que la negativa de otorgamiento de cobertura fue justificada; y, (iii) presentar todas las comunicaciones cursadas con la parte denunciante en virtud [APELLIDO] hechos materia de denuncia. </w:t>
       </w:r>
@@ -2694,7 +2598,7 @@
           <w:color w:val="000000"/>
           <w:kern w:val="0"/>
           <w:lang w:val="es-ES" w:eastAsia="es-ES"/>
-          <ns2:ligatures ns2:val="none"/>
+          <w14:ligatures w14:val="none"/>
         </w:rPr>
         <w:t xml:space="preserve"/>
       </w:r>
@@ -2704,7 +2608,7 @@
           <w:color w:val="000000"/>
           <w:kern w:val="0"/>
           <w:lang w:val="es-ES" w:eastAsia="es-ES"/>
-          <ns2:ligatures ns2:val="none"/>
+          <w14:ligatures w14:val="none"/>
         </w:rPr>
         <w:t xml:space="preserve"/>
       </w:r>
@@ -2714,7 +2618,7 @@
           <w:color w:val="000000"/>
           <w:kern w:val="0"/>
           <w:lang w:val="es-ES" w:eastAsia="es-ES"/>
-          <ns2:ligatures ns2:val="none"/>
+          <w14:ligatures w14:val="none"/>
         </w:rPr>
         <w:t xml:space="preserve"/>
       </w:r>
@@ -2724,7 +2628,7 @@
           <w:color w:val="000000"/>
           <w:kern w:val="0"/>
           <w:lang w:val="es-ES" w:eastAsia="es-ES"/>
-          <ns2:ligatures ns2:val="none"/>
+          <w14:ligatures w14:val="none"/>
         </w:rPr>
         <w:t/>
       </w:r>
@@ -2734,7 +2638,7 @@
           <w:color w:val="000000"/>
           <w:kern w:val="0"/>
           <w:lang w:val="es-ES" w:eastAsia="es-ES"/>
-          <ns2:ligatures ns2:val="none"/>
+          <w14:ligatures w14:val="none"/>
         </w:rPr>
         <w:t xml:space="preserve"/>
       </w:r>
@@ -2744,7 +2648,7 @@
           <w:color w:val="000000"/>
           <w:kern w:val="0"/>
           <w:lang w:val="es-ES" w:eastAsia="es-ES"/>
-          <ns2:ligatures ns2:val="none"/>
+          <w14:ligatures w14:val="none"/>
         </w:rPr>
         <w:t xml:space="preserve"/>
       </w:r>
@@ -2754,7 +2658,7 @@
           <w:color w:val="000000"/>
           <w:kern w:val="0"/>
           <w:lang w:val="es-ES" w:eastAsia="es-ES"/>
-          <ns2:ligatures ns2:val="none"/>
+          <w14:ligatures w14:val="none"/>
         </w:rPr>
         <w:t/>
       </w:r>
@@ -2765,7 +2669,7 @@
           <w:color w:val="000000"/>
           <w:kern w:val="0"/>
           <w:lang w:val="es-ES" w:eastAsia="es-ES"/>
-          <ns2:ligatures ns2:val="none"/>
+          <w14:ligatures w14:val="none"/>
         </w:rPr>
         <w:t/>
       </w:r>
@@ -2776,7 +2680,7 @@
           <w:color w:val="000000"/>
           <w:kern w:val="0"/>
           <w:lang w:val="es-ES" w:eastAsia="es-ES"/>
-          <ns2:ligatures ns2:val="none"/>
+          <w14:ligatures w14:val="none"/>
         </w:rPr>
         <w:t/>
       </w:r>
@@ -2787,7 +2691,7 @@
           <w:color w:val="000000"/>
           <w:kern w:val="0"/>
           <w:lang w:val="es-ES" w:eastAsia="es-ES"/>
-          <ns2:ligatures ns2:val="none"/>
+          <w14:ligatures w14:val="none"/>
         </w:rPr>
         <w:t/>
       </w:r>
@@ -2798,7 +2702,7 @@
           <w:color w:val="000000"/>
           <w:kern w:val="0"/>
           <w:lang w:val="es-ES" w:eastAsia="es-ES"/>
-          <ns2:ligatures ns2:val="none"/>
+          <w14:ligatures w14:val="none"/>
         </w:rPr>
         <w:t/>
       </w:r>
@@ -2808,7 +2712,7 @@
           <w:color w:val="000000"/>
           <w:kern w:val="0"/>
           <w:lang w:val="es-ES" w:eastAsia="es-ES"/>
-          <ns2:ligatures ns2:val="none"/>
+          <w14:ligatures w14:val="none"/>
         </w:rPr>
         <w:t/>
       </w:r>
@@ -2818,13 +2722,13 @@
           <w:color w:val="000000"/>
           <w:kern w:val="0"/>
           <w:lang w:eastAsia="es-ES"/>
-          <ns2:ligatures ns2:val="none"/>
+          <w14:ligatures w14:val="none"/>
         </w:rPr>
         <w:t xml:space="preserve"/>
       </w:r>
     </w:p>
     <w:bookmarkEnd w:id="15"/>
-    <w:p ns2:paraId="5C93B848" ns2:textId="77777777">
+    <w:p>
       <w:pPr>
         <w:pStyle w:val="Prrafodelista"/>
         <w:spacing w:after="0" w:line="240" w:lineRule="auto"/>
@@ -2835,11 +2739,11 @@
           <w:color w:val="000000"/>
           <w:kern w:val="0"/>
           <w:lang w:val="es-ES" w:eastAsia="es-ES"/>
-          <ns2:ligatures ns2:val="none"/>
-        </w:rPr>
-      </w:pPr>
-    </w:p>
-    <w:p ns2:paraId="2A119386" ns2:textId="77777777">
+          <w14:ligatures w14:val="none"/>
+        </w:rPr>
+      </w:pPr>
+    </w:p>
+    <w:p>
       <w:pPr>
         <w:pStyle w:val="Prrafodelista"/>
         <w:numPr>
@@ -2859,36 +2763,36 @@
           <w:color w:val="000000"/>
           <w:kern w:val="0"/>
           <w:lang w:eastAsia="es-PE"/>
-          <ns2:ligatures ns2:val="none"/>
-        </w:rPr>
-      </w:pPr>
-      <w:r>
-        <w:rPr>
-          <w:rFonts w:ascii="Arial Narrow" w:eastAsia="Arial Narrow" w:hAnsi="Arial Narrow" w:cs="Arial Narrow"/>
-          <w:b/>
-          <w:color w:val="000000"/>
-          <w:kern w:val="0"/>
-          <w:lang w:eastAsia="es-PE"/>
-          <ns2:ligatures ns2:val="none"/>
+          <w14:ligatures w14:val="none"/>
+        </w:rPr>
+      </w:pPr>
+      <w:r>
+        <w:rPr>
+          <w:rFonts w:ascii="Arial Narrow" w:eastAsia="Arial Narrow" w:hAnsi="Arial Narrow" w:cs="Arial Narrow"/>
+          <w:b/>
+          <w:color w:val="000000"/>
+          <w:kern w:val="0"/>
+          <w:lang w:eastAsia="es-PE"/>
+          <w14:ligatures w14:val="none"/>
         </w:rPr>
         <w:t xml:space="preserve">RESOLUCIÓN DE LA SECRETARÍA TÉCNICA </w:t>
       </w:r>
     </w:p>
-    <w:p ns2:paraId="7F554EB2" ns2:textId="77777777">
-      <w:pPr>
-        <w:spacing w:after="0" w:line="240" w:lineRule="auto"/>
-        <w:jc w:val="both"/>
-        <w:rPr>
-          <w:rFonts w:ascii="Arial Narrow" w:eastAsia="Arial Narrow" w:hAnsi="Arial Narrow" w:cs="Arial Narrow"/>
-          <w:b/>
-          <w:color w:val="000000"/>
-          <w:kern w:val="0"/>
-          <w:lang w:eastAsia="es-PE"/>
-          <ns2:ligatures ns2:val="none"/>
-        </w:rPr>
-      </w:pPr>
-    </w:p>
-    <w:p ns2:paraId="40BE44E6" ns2:textId="43362A9B">
+    <w:p>
+      <w:pPr>
+        <w:spacing w:after="0" w:line="240" w:lineRule="auto"/>
+        <w:jc w:val="both"/>
+        <w:rPr>
+          <w:rFonts w:ascii="Arial Narrow" w:eastAsia="Arial Narrow" w:hAnsi="Arial Narrow" w:cs="Arial Narrow"/>
+          <w:b/>
+          <w:color w:val="000000"/>
+          <w:kern w:val="0"/>
+          <w:lang w:eastAsia="es-PE"/>
+          <w14:ligatures w14:val="none"/>
+        </w:rPr>
+      </w:pPr>
+    </w:p>
+    <w:p>
       <w:pPr>
         <w:spacing w:after="0" w:line="240" w:lineRule="auto"/>
         <w:jc w:val="both"/>
@@ -2897,17 +2801,17 @@
           <w:color w:val="000000"/>
           <w:kern w:val="0"/>
           <w:lang w:eastAsia="es-PE"/>
-          <ns2:ligatures ns2:val="none"/>
-        </w:rPr>
-      </w:pPr>
-      <w:r>
-        <w:rPr>
-          <w:rFonts w:ascii="Arial Narrow" w:eastAsia="Arial Narrow" w:hAnsi="Arial Narrow" w:cs="Arial Narrow"/>
-          <w:b/>
-          <w:color w:val="000000"/>
-          <w:kern w:val="0"/>
-          <w:lang w:eastAsia="es-PE"/>
-          <ns2:ligatures ns2:val="none"/>
+          <w14:ligatures w14:val="none"/>
+        </w:rPr>
+      </w:pPr>
+      <w:r>
+        <w:rPr>
+          <w:rFonts w:ascii="Arial Narrow" w:eastAsia="Arial Narrow" w:hAnsi="Arial Narrow" w:cs="Arial Narrow"/>
+          <w:b/>
+          <w:color w:val="000000"/>
+          <w:kern w:val="0"/>
+          <w:lang w:eastAsia="es-PE"/>
+          <w14:ligatures w14:val="none"/>
         </w:rPr>
         <w:t xml:space="preserve">PRIMERO: admitir a trámite la denuncia del 20 de noviembre de 2025 interpuesta por el señor [DENUNCIANTE] contra Quálitas Compañía de Seguros S.A., por lo siguiente:</w:t>
       </w:r>
@@ -2918,7 +2822,7 @@
           <w:kern w:val="0"/>
           <w:shd w:val="clear" w:color="auto" w:fill="FFFFFF"/>
           <w:lang w:eastAsia="es-PE"/>
-          <ns2:ligatures ns2:val="none"/>
+          <w14:ligatures w14:val="none"/>
         </w:rPr>
         <w:t xml:space="preserve"/>
       </w:r>
@@ -2929,7 +2833,7 @@
           <w:kern w:val="0"/>
           <w:shd w:val="clear" w:color="auto" w:fill="FFFFFF"/>
           <w:lang w:eastAsia="es-PE"/>
-          <ns2:ligatures ns2:val="none"/>
+          <w14:ligatures w14:val="none"/>
         </w:rPr>
         <w:t/>
       </w:r>
@@ -2940,7 +2844,7 @@
           <w:kern w:val="0"/>
           <w:shd w:val="clear" w:color="auto" w:fill="FFFFFF"/>
           <w:lang w:eastAsia="es-PE"/>
-          <ns2:ligatures ns2:val="none"/>
+          <w14:ligatures w14:val="none"/>
         </w:rPr>
         <w:t xml:space="preserve"/>
       </w:r>
@@ -2951,7 +2855,7 @@
           <w:kern w:val="0"/>
           <w:shd w:val="clear" w:color="auto" w:fill="FFFFFF"/>
           <w:lang w:eastAsia="es-PE"/>
-          <ns2:ligatures ns2:val="none"/>
+          <w14:ligatures w14:val="none"/>
         </w:rPr>
         <w:t xml:space="preserve"/>
       </w:r>
@@ -2962,7 +2866,7 @@
           <w:kern w:val="0"/>
           <w:shd w:val="clear" w:color="auto" w:fill="FFFFFF"/>
           <w:lang w:eastAsia="es-PE"/>
-          <ns2:ligatures ns2:val="none"/>
+          <w14:ligatures w14:val="none"/>
         </w:rPr>
         <w:t xml:space="preserve"/>
       </w:r>
@@ -2973,7 +2877,7 @@
           <w:kern w:val="0"/>
           <w:shd w:val="clear" w:color="auto" w:fill="FFFFFF"/>
           <w:lang w:eastAsia="es-PE"/>
-          <ns2:ligatures ns2:val="none"/>
+          <w14:ligatures w14:val="none"/>
         </w:rPr>
         <w:t xml:space="preserve"/>
       </w:r>
@@ -2984,7 +2888,7 @@
           <w:kern w:val="0"/>
           <w:shd w:val="clear" w:color="auto" w:fill="FFFFFF"/>
           <w:lang w:eastAsia="es-PE"/>
-          <ns2:ligatures ns2:val="none"/>
+          <w14:ligatures w14:val="none"/>
         </w:rPr>
         <w:t/>
       </w:r>
@@ -2995,7 +2899,7 @@
           <w:kern w:val="0"/>
           <w:shd w:val="clear" w:color="auto" w:fill="FFFFFF"/>
           <w:lang w:eastAsia="es-PE"/>
-          <ns2:ligatures ns2:val="none"/>
+          <w14:ligatures w14:val="none"/>
         </w:rPr>
         <w:t xml:space="preserve"/>
       </w:r>
@@ -3007,7 +2911,7 @@
           <w:kern w:val="0"/>
           <w:shd w:val="clear" w:color="auto" w:fill="FFFFFF"/>
           <w:lang w:eastAsia="es-PE"/>
-          <ns2:ligatures ns2:val="none"/>
+          <w14:ligatures w14:val="none"/>
         </w:rPr>
         <w:t/>
       </w:r>
@@ -3019,7 +2923,7 @@
           <w:kern w:val="0"/>
           <w:shd w:val="clear" w:color="auto" w:fill="FFFFFF"/>
           <w:lang w:eastAsia="es-PE"/>
-          <ns2:ligatures ns2:val="none"/>
+          <w14:ligatures w14:val="none"/>
         </w:rPr>
         <w:t xml:space="preserve"/>
       </w:r>
@@ -3030,7 +2934,7 @@
           <w:kern w:val="0"/>
           <w:shd w:val="clear" w:color="auto" w:fill="FFFFFF"/>
           <w:lang w:eastAsia="es-PE"/>
-          <ns2:ligatures ns2:val="none"/>
+          <w14:ligatures w14:val="none"/>
         </w:rPr>
         <w:t xml:space="preserve"/>
       </w:r>
@@ -3042,12 +2946,12 @@
           <w:kern w:val="0"/>
           <w:shd w:val="clear" w:color="auto" w:fill="FFFFFF"/>
           <w:lang w:eastAsia="es-PE"/>
-          <ns2:ligatures ns2:val="none"/>
+          <w14:ligatures w14:val="none"/>
         </w:rPr>
         <w:t/>
       </w:r>
     </w:p>
-    <w:p ns2:paraId="5E66126E" ns2:textId="77777777">
+    <w:p>
       <w:pPr>
         <w:spacing w:after="0" w:line="240" w:lineRule="auto"/>
         <w:jc w:val="both"/>
@@ -3056,11 +2960,11 @@
           <w:color w:val="000000"/>
           <w:kern w:val="0"/>
           <w:lang w:eastAsia="es-PE"/>
-          <ns2:ligatures ns2:val="none"/>
-        </w:rPr>
-      </w:pPr>
-    </w:p>
-    <w:p ns2:paraId="0CDDEEDD" ns2:textId="78836C1B">
+          <w14:ligatures w14:val="none"/>
+        </w:rPr>
+      </w:pPr>
+    </w:p>
+    <w:p>
       <w:pPr>
         <w:pStyle w:val="Prrafodelista"/>
         <w:numPr>
@@ -3078,7 +2982,7 @@
           <w:rFonts w:ascii="Arial Narrow" w:eastAsia="Calibri" w:hAnsi="Arial Narrow" w:cs="Arial Narrow"/>
           <w:kern w:val="0"/>
           <w:lang w:eastAsia="es-PE"/>
-          <ns2:ligatures ns2:val="none"/>
+          <w14:ligatures w14:val="none"/>
         </w:rPr>
       </w:pPr>
       <w:r>
@@ -3087,7 +2991,7 @@
           <w:color w:val="000000"/>
           <w:kern w:val="0"/>
           <w:lang w:eastAsia="es-PE"/>
-          <ns2:ligatures ns2:val="none"/>
+          <w14:ligatures w14:val="none"/>
         </w:rPr>
         <w:t xml:space="preserve">Presunta infracción a [APELLIDO] artículos 18 y 19 de la Ley 29571, Código de Protección y Defensa del Consumidor, en tanto la compañía aseguradora habría negado injustificadamente al denunciante la cobertura de la Póliza 0070241966 del Seguro Vehicular por el accidente vehicular ocurrido el 5 de octubre de 2025.</w:t>
       </w:r>
@@ -3097,7 +3001,7 @@
           <w:kern w:val="0"/>
           <w:shd w:val="clear" w:color="auto" w:fill="FFFFFF"/>
           <w:lang w:eastAsia="es-PE"/>
-          <ns2:ligatures ns2:val="none"/>
+          <w14:ligatures w14:val="none"/>
         </w:rPr>
         <w:t xml:space="preserve"/>
       </w:r>
@@ -3106,7 +3010,7 @@
           <w:rFonts w:ascii="Arial Narrow" w:eastAsia="Calibri" w:hAnsi="Arial Narrow" w:cs="Arial Narrow"/>
           <w:kern w:val="0"/>
           <w:lang w:eastAsia="es-PE"/>
-          <ns2:ligatures ns2:val="none"/>
+          <w14:ligatures w14:val="none"/>
         </w:rPr>
         <w:t xml:space="preserve"/>
       </w:r>
@@ -3116,7 +3020,7 @@
           <w:kern w:val="0"/>
           <w:shd w:val="clear" w:color="auto" w:fill="FFFFFF"/>
           <w:lang w:eastAsia="es-PE"/>
-          <ns2:ligatures ns2:val="none"/>
+          <w14:ligatures w14:val="none"/>
         </w:rPr>
         <w:t xml:space="preserve"/>
       </w:r>
@@ -3126,7 +3030,7 @@
           <w:kern w:val="0"/>
           <w:shd w:val="clear" w:color="auto" w:fill="FFFFFF"/>
           <w:lang w:eastAsia="es-PE"/>
-          <ns2:ligatures ns2:val="none"/>
+          <w14:ligatures w14:val="none"/>
         </w:rPr>
         <w:t xml:space="preserve"/>
       </w:r>
@@ -3136,7 +3040,7 @@
           <w:kern w:val="0"/>
           <w:shd w:val="clear" w:color="auto" w:fill="FFFFFF"/>
           <w:lang w:eastAsia="es-PE"/>
-          <ns2:ligatures ns2:val="none"/>
+          <w14:ligatures w14:val="none"/>
         </w:rPr>
         <w:t xml:space="preserve"/>
       </w:r>
@@ -3146,7 +3050,7 @@
           <w:kern w:val="0"/>
           <w:shd w:val="clear" w:color="auto" w:fill="FFFFFF"/>
           <w:lang w:eastAsia="es-PE"/>
-          <ns2:ligatures ns2:val="none"/>
+          <w14:ligatures w14:val="none"/>
         </w:rPr>
         <w:t xml:space="preserve"/>
       </w:r>
@@ -3156,7 +3060,7 @@
           <w:kern w:val="0"/>
           <w:shd w:val="clear" w:color="auto" w:fill="FFFFFF"/>
           <w:lang w:eastAsia="es-PE"/>
-          <ns2:ligatures ns2:val="none"/>
+          <w14:ligatures w14:val="none"/>
         </w:rPr>
         <w:t xml:space="preserve"/>
       </w:r>
@@ -3166,7 +3070,7 @@
           <w:kern w:val="0"/>
           <w:shd w:val="clear" w:color="auto" w:fill="FFFFFF"/>
           <w:lang w:eastAsia="es-PE"/>
-          <ns2:ligatures ns2:val="none"/>
+          <w14:ligatures w14:val="none"/>
         </w:rPr>
         <w:t xml:space="preserve"/>
       </w:r>
@@ -3176,7 +3080,7 @@
           <w:color w:val="000000"/>
           <w:kern w:val="0"/>
           <w:lang w:eastAsia="es-ES"/>
-          <ns2:ligatures ns2:val="none"/>
+          <w14:ligatures w14:val="none"/>
         </w:rPr>
         <w:t/>
       </w:r>
@@ -3184,12 +3088,12 @@
         <w:rPr>
           <w:rFonts w:ascii="Arial Narrow" w:eastAsia="Arial Narrow" w:hAnsi="Arial Narrow" w:cs="Arial Narrow"/>
           <w:kern w:val="0"/>
-          <ns2:ligatures ns2:val="none"/>
+          <w14:ligatures w14:val="none"/>
         </w:rPr>
         <w:t/>
       </w:r>
     </w:p>
-    <w:p ns2:paraId="39BF39FC" ns2:textId="77777777">
+    <w:p>
       <w:pPr>
         <w:spacing w:after="0" w:line="240" w:lineRule="auto"/>
         <w:jc w:val="both"/>
@@ -3197,12 +3101,12 @@
           <w:rFonts w:ascii="Arial Narrow" w:eastAsia="Calibri" w:hAnsi="Arial Narrow" w:cs="Arial Narrow"/>
           <w:kern w:val="0"/>
           <w:lang w:eastAsia="es-PE"/>
-          <ns2:ligatures ns2:val="none"/>
+          <w14:ligatures w14:val="none"/>
         </w:rPr>
       </w:pPr>
       <w:bookmarkStart w:id="17" w:name="_Hlk215162047"/>
     </w:p>
-    <w:p ns2:paraId="7820524F" ns2:textId="261D3A99">
+    <w:p>
       <w:pPr>
         <w:pStyle w:val="Prrafodelista"/>
         <w:numPr>
@@ -3219,7 +3123,7 @@
         <w:rPr>
           <w:rFonts w:ascii="Arial Narrow" w:eastAsia="Arial Narrow" w:hAnsi="Arial Narrow" w:cs="Arial Narrow"/>
           <w:kern w:val="0"/>
-          <ns2:ligatures ns2:val="none"/>
+          <w14:ligatures w14:val="none"/>
         </w:rPr>
       </w:pPr>
       <w:bookmarkStart w:id="18" w:name="_Hlk212534295"/>
@@ -3227,7 +3131,7 @@
         <w:rPr>
           <w:rFonts w:ascii="Arial Narrow" w:eastAsia="Arial Narrow" w:hAnsi="Arial Narrow" w:cs="Arial Narrow"/>
           <w:kern w:val="0"/>
-          <ns2:ligatures ns2:val="none"/>
+          <w14:ligatures w14:val="none"/>
         </w:rPr>
         <w:lastRenderedPageBreak/>
         <w:t xml:space="preserve">Presunta infracción a [APELLIDO] artículos 18 y 19 de la Ley 29571, Código de Protección y Defensa del Consumidor, en tanto la compañía aseguradora no habría cumplido con asignar al denunciante un asesor que lo orientara respecto del procedimiento para la activación y evaluación de cobertura de la Póliza 0070241966 del Seguro Vehicular.</w:t>
@@ -3239,7 +3143,7 @@
           <w:kern w:val="0"/>
           <w:shd w:val="clear" w:color="auto" w:fill="FFFFFF"/>
           <w:lang w:eastAsia="es-PE"/>
-          <ns2:ligatures ns2:val="none"/>
+          <w14:ligatures w14:val="none"/>
         </w:rPr>
         <w:t/>
       </w:r>
@@ -3248,7 +3152,7 @@
           <w:rFonts w:ascii="Arial Narrow" w:eastAsia="Calibri" w:hAnsi="Arial Narrow" w:cs="Arial Narrow"/>
           <w:kern w:val="0"/>
           <w:lang w:eastAsia="es-PE"/>
-          <ns2:ligatures ns2:val="none"/>
+          <w14:ligatures w14:val="none"/>
         </w:rPr>
         <w:t xml:space="preserve"/>
       </w:r>
@@ -3258,7 +3162,7 @@
           <w:kern w:val="0"/>
           <w:shd w:val="clear" w:color="auto" w:fill="FFFFFF"/>
           <w:lang w:eastAsia="es-PE"/>
-          <ns2:ligatures ns2:val="none"/>
+          <w14:ligatures w14:val="none"/>
         </w:rPr>
         <w:t/>
       </w:r>
@@ -3266,7 +3170,7 @@
         <w:rPr>
           <w:rFonts w:ascii="Arial Narrow" w:eastAsia="Arial Narrow" w:hAnsi="Arial Narrow" w:cs="Arial Narrow"/>
           <w:kern w:val="0"/>
-          <ns2:ligatures ns2:val="none"/>
+          <w14:ligatures w14:val="none"/>
         </w:rPr>
         <w:t xml:space="preserve"/>
       </w:r>
@@ -3276,7 +3180,7 @@
           <w:kern w:val="0"/>
           <w:shd w:val="clear" w:color="auto" w:fill="FFFFFF"/>
           <w:lang w:eastAsia="es-PE"/>
-          <ns2:ligatures ns2:val="none"/>
+          <w14:ligatures w14:val="none"/>
         </w:rPr>
         <w:t xml:space="preserve"/>
       </w:r>
@@ -3286,31 +3190,31 @@
           <w:kern w:val="0"/>
           <w:shd w:val="clear" w:color="auto" w:fill="FFFFFF"/>
           <w:lang w:eastAsia="es-PE"/>
-          <ns2:ligatures ns2:val="none"/>
-        </w:rPr>
-        <w:t xml:space="preserve"/>
-      </w:r>
-      <w:r>
-        <w:rPr>
-          <w:rFonts w:ascii="Arial Narrow" w:eastAsia="Arial Narrow" w:hAnsi="Arial Narrow" w:cs="Arial Narrow"/>
-          <w:kern w:val="0"/>
-          <ns2:ligatures ns2:val="none"/>
-        </w:rPr>
-        <w:t xml:space="preserve"/>
-      </w:r>
-      <w:r>
-        <w:rPr>
-          <w:rFonts w:ascii="Arial Narrow" w:eastAsia="Arial Narrow" w:hAnsi="Arial Narrow" w:cs="Arial Narrow"/>
-          <w:kern w:val="0"/>
-          <ns2:ligatures ns2:val="none"/>
-        </w:rPr>
-        <w:t xml:space="preserve"/>
-      </w:r>
-      <w:r>
-        <w:rPr>
-          <w:rFonts w:ascii="Arial Narrow" w:eastAsia="Arial Narrow" w:hAnsi="Arial Narrow" w:cs="Arial Narrow"/>
-          <w:kern w:val="0"/>
-          <ns2:ligatures ns2:val="none"/>
+          <w14:ligatures w14:val="none"/>
+        </w:rPr>
+        <w:t xml:space="preserve"/>
+      </w:r>
+      <w:r>
+        <w:rPr>
+          <w:rFonts w:ascii="Arial Narrow" w:eastAsia="Arial Narrow" w:hAnsi="Arial Narrow" w:cs="Arial Narrow"/>
+          <w:kern w:val="0"/>
+          <w14:ligatures w14:val="none"/>
+        </w:rPr>
+        <w:t xml:space="preserve"/>
+      </w:r>
+      <w:r>
+        <w:rPr>
+          <w:rFonts w:ascii="Arial Narrow" w:eastAsia="Arial Narrow" w:hAnsi="Arial Narrow" w:cs="Arial Narrow"/>
+          <w:kern w:val="0"/>
+          <w14:ligatures w14:val="none"/>
+        </w:rPr>
+        <w:t xml:space="preserve"/>
+      </w:r>
+      <w:r>
+        <w:rPr>
+          <w:rFonts w:ascii="Arial Narrow" w:eastAsia="Arial Narrow" w:hAnsi="Arial Narrow" w:cs="Arial Narrow"/>
+          <w:kern w:val="0"/>
+          <w14:ligatures w14:val="none"/>
         </w:rPr>
         <w:t xml:space="preserve"/>
       </w:r>
@@ -3320,7 +3224,7 @@
           <w:kern w:val="0"/>
           <w:shd w:val="clear" w:color="auto" w:fill="FFFFFF"/>
           <w:lang w:eastAsia="es-PE"/>
-          <ns2:ligatures ns2:val="none"/>
+          <w14:ligatures w14:val="none"/>
         </w:rPr>
         <w:t xml:space="preserve"/>
       </w:r>
@@ -3330,7 +3234,7 @@
           <w:color w:val="000000"/>
           <w:kern w:val="0"/>
           <w:lang w:val="es-ES" w:eastAsia="es-ES"/>
-          <ns2:ligatures ns2:val="none"/>
+          <w14:ligatures w14:val="none"/>
         </w:rPr>
         <w:t/>
       </w:r>
@@ -3338,14 +3242,14 @@
         <w:rPr>
           <w:rFonts w:ascii="Arial Narrow" w:eastAsia="Arial Narrow" w:hAnsi="Arial Narrow" w:cs="Arial Narrow"/>
           <w:kern w:val="0"/>
-          <ns2:ligatures ns2:val="none"/>
+          <w14:ligatures w14:val="none"/>
         </w:rPr>
         <w:t/>
       </w:r>
     </w:p>
     <w:bookmarkEnd w:id="16"/>
     <w:bookmarkEnd w:id="17"/>
-    <w:p ns2:paraId="5E24166D" ns2:textId="77777777">
+    <w:p>
       <w:pPr>
         <w:spacing w:after="0" w:line="240" w:lineRule="auto"/>
         <w:jc w:val="both"/>
@@ -3353,11 +3257,11 @@
           <w:rFonts w:ascii="Arial Narrow" w:eastAsia="Calibri" w:hAnsi="Arial Narrow" w:cs="Arial Narrow"/>
           <w:kern w:val="0"/>
           <w:lang w:eastAsia="es-PE"/>
-          <ns2:ligatures ns2:val="none"/>
-        </w:rPr>
-      </w:pPr>
-    </w:p>
-    <w:p ns2:paraId="297D3AA0" ns2:textId="0D6E7415">
+          <w14:ligatures w14:val="none"/>
+        </w:rPr>
+      </w:pPr>
+    </w:p>
+    <w:p>
       <w:pPr>
         <w:pStyle w:val="Prrafodelista"/>
         <w:numPr>
@@ -3374,14 +3278,14 @@
         <w:rPr>
           <w:rFonts w:ascii="Arial Narrow" w:eastAsia="Arial Narrow" w:hAnsi="Arial Narrow" w:cs="Arial Narrow"/>
           <w:kern w:val="0"/>
-          <ns2:ligatures ns2:val="none"/>
-        </w:rPr>
-      </w:pPr>
-      <w:r>
-        <w:rPr>
-          <w:rFonts w:ascii="Arial Narrow" w:eastAsia="Arial Narrow" w:hAnsi="Arial Narrow" w:cs="Arial Narrow"/>
-          <w:kern w:val="0"/>
-          <ns2:ligatures ns2:val="none"/>
+          <w14:ligatures w14:val="none"/>
+        </w:rPr>
+      </w:pPr>
+      <w:r>
+        <w:rPr>
+          <w:rFonts w:ascii="Arial Narrow" w:eastAsia="Arial Narrow" w:hAnsi="Arial Narrow" w:cs="Arial Narrow"/>
+          <w:kern w:val="0"/>
+          <w14:ligatures w14:val="none"/>
         </w:rPr>
         <w:t xml:space="preserve">Presunta infracción a [APELLIDO] artículos 18 y 19 de la Ley 29571, Código de Protección y Defensa del Consumidor, en tanto la compañía aseguradora habría mantenido inmovilizado el vehículo asegurado con Placa de Rodaje T8C558 por más de 32 días en la concesionaria designada, sin emitir pronunciamiento oportuno sobre la solicitud de cobertura de la Póliza 0070241966 por el siniestro del 5 de octubre de 2025.</w:t>
       </w:r>
@@ -3391,7 +3295,7 @@
           <w:kern w:val="0"/>
           <w:shd w:val="clear" w:color="auto" w:fill="FFFFFF"/>
           <w:lang w:eastAsia="es-PE"/>
-          <ns2:ligatures ns2:val="none"/>
+          <w14:ligatures w14:val="none"/>
         </w:rPr>
         <w:t/>
       </w:r>
@@ -3400,7 +3304,7 @@
           <w:rFonts w:ascii="Arial Narrow" w:eastAsia="Calibri" w:hAnsi="Arial Narrow" w:cs="Arial Narrow"/>
           <w:kern w:val="0"/>
           <w:lang w:eastAsia="es-PE"/>
-          <ns2:ligatures ns2:val="none"/>
+          <w14:ligatures w14:val="none"/>
         </w:rPr>
         <w:t xml:space="preserve"/>
       </w:r>
@@ -3410,7 +3314,7 @@
           <w:kern w:val="0"/>
           <w:shd w:val="clear" w:color="auto" w:fill="FFFFFF"/>
           <w:lang w:eastAsia="es-PE"/>
-          <ns2:ligatures ns2:val="none"/>
+          <w14:ligatures w14:val="none"/>
         </w:rPr>
         <w:t/>
       </w:r>
@@ -3418,7 +3322,7 @@
         <w:rPr>
           <w:rFonts w:ascii="Arial Narrow" w:eastAsia="Arial Narrow" w:hAnsi="Arial Narrow" w:cs="Arial Narrow"/>
           <w:kern w:val="0"/>
-          <ns2:ligatures ns2:val="none"/>
+          <w14:ligatures w14:val="none"/>
         </w:rPr>
         <w:t xml:space="preserve"/>
       </w:r>
@@ -3428,7 +3332,7 @@
           <w:kern w:val="0"/>
           <w:shd w:val="clear" w:color="auto" w:fill="FFFFFF"/>
           <w:lang w:eastAsia="es-PE"/>
-          <ns2:ligatures ns2:val="none"/>
+          <w14:ligatures w14:val="none"/>
         </w:rPr>
         <w:t xml:space="preserve"/>
       </w:r>
@@ -3438,7 +3342,7 @@
           <w:kern w:val="0"/>
           <w:shd w:val="clear" w:color="auto" w:fill="FFFFFF"/>
           <w:lang w:eastAsia="es-PE"/>
-          <ns2:ligatures ns2:val="none"/>
+          <w14:ligatures w14:val="none"/>
         </w:rPr>
         <w:t/>
       </w:r>
@@ -3448,7 +3352,7 @@
           <w:kern w:val="0"/>
           <w:shd w:val="clear" w:color="auto" w:fill="FFFFFF"/>
           <w:lang w:eastAsia="es-PE"/>
-          <ns2:ligatures ns2:val="none"/>
+          <w14:ligatures w14:val="none"/>
         </w:rPr>
         <w:t xml:space="preserve"/>
       </w:r>
@@ -3458,7 +3362,7 @@
           <w:kern w:val="0"/>
           <w:shd w:val="clear" w:color="auto" w:fill="FFFFFF"/>
           <w:lang w:eastAsia="es-PE"/>
-          <ns2:ligatures ns2:val="none"/>
+          <w14:ligatures w14:val="none"/>
         </w:rPr>
         <w:t xml:space="preserve"/>
       </w:r>
@@ -3468,7 +3372,7 @@
           <w:kern w:val="0"/>
           <w:shd w:val="clear" w:color="auto" w:fill="FFFFFF"/>
           <w:lang w:eastAsia="es-PE"/>
-          <ns2:ligatures ns2:val="none"/>
+          <w14:ligatures w14:val="none"/>
         </w:rPr>
         <w:t xml:space="preserve"/>
       </w:r>
@@ -3478,7 +3382,7 @@
           <w:kern w:val="0"/>
           <w:shd w:val="clear" w:color="auto" w:fill="FFFFFF"/>
           <w:lang w:eastAsia="es-PE"/>
-          <ns2:ligatures ns2:val="none"/>
+          <w14:ligatures w14:val="none"/>
         </w:rPr>
         <w:t xml:space="preserve"/>
       </w:r>
@@ -3488,7 +3392,7 @@
           <w:color w:val="000000"/>
           <w:kern w:val="0"/>
           <w:lang w:val="es-ES" w:eastAsia="es-ES"/>
-          <ns2:ligatures ns2:val="none"/>
+          <w14:ligatures w14:val="none"/>
         </w:rPr>
         <w:t xml:space="preserve"/>
       </w:r>
@@ -3498,7 +3402,7 @@
           <w:color w:val="000000"/>
           <w:kern w:val="0"/>
           <w:lang w:val="es-ES" w:eastAsia="es-ES"/>
-          <ns2:ligatures ns2:val="none"/>
+          <w14:ligatures w14:val="none"/>
         </w:rPr>
         <w:t/>
       </w:r>
@@ -3508,7 +3412,7 @@
           <w:kern w:val="0"/>
           <w:shd w:val="clear" w:color="auto" w:fill="FFFFFF"/>
           <w:lang w:eastAsia="es-PE"/>
-          <ns2:ligatures ns2:val="none"/>
+          <w14:ligatures w14:val="none"/>
         </w:rPr>
         <w:t xml:space="preserve"/>
       </w:r>
@@ -3518,7 +3422,7 @@
           <w:kern w:val="0"/>
           <w:shd w:val="clear" w:color="auto" w:fill="FFFFFF"/>
           <w:lang w:eastAsia="es-PE"/>
-          <ns2:ligatures ns2:val="none"/>
+          <w14:ligatures w14:val="none"/>
         </w:rPr>
         <w:t/>
       </w:r>
@@ -3528,7 +3432,7 @@
           <w:kern w:val="0"/>
           <w:shd w:val="clear" w:color="auto" w:fill="FFFFFF"/>
           <w:lang w:eastAsia="es-PE"/>
-          <ns2:ligatures ns2:val="none"/>
+          <w14:ligatures w14:val="none"/>
         </w:rPr>
         <w:t/>
       </w:r>
@@ -3538,23 +3442,23 @@
           <w:kern w:val="0"/>
           <w:shd w:val="clear" w:color="auto" w:fill="FFFFFF"/>
           <w:lang w:eastAsia="es-PE"/>
-          <ns2:ligatures ns2:val="none"/>
+          <w14:ligatures w14:val="none"/>
         </w:rPr>
         <w:t/>
       </w:r>
     </w:p>
-    <w:p ns2:paraId="042B3F54" ns2:textId="777BBF33">
-      <w:pPr>
-        <w:spacing w:after="0" w:line="240" w:lineRule="auto"/>
-        <w:jc w:val="both"/>
-        <w:rPr>
-          <w:rFonts w:ascii="Arial Narrow" w:eastAsia="Arial Narrow" w:hAnsi="Arial Narrow" w:cs="Arial Narrow"/>
-          <w:kern w:val="0"/>
-          <ns2:ligatures ns2:val="none"/>
-        </w:rPr>
-      </w:pPr>
-    </w:p>
-    <w:p ns2:paraId="0A292C9F" ns2:textId="7A98C0AC">
+    <w:p>
+      <w:pPr>
+        <w:spacing w:after="0" w:line="240" w:lineRule="auto"/>
+        <w:jc w:val="both"/>
+        <w:rPr>
+          <w:rFonts w:ascii="Arial Narrow" w:eastAsia="Arial Narrow" w:hAnsi="Arial Narrow" w:cs="Arial Narrow"/>
+          <w:kern w:val="0"/>
+          <w14:ligatures w14:val="none"/>
+        </w:rPr>
+      </w:pPr>
+    </w:p>
+    <w:p>
       <w:pPr>
         <w:spacing w:line="240" w:lineRule="auto"/>
         <w:contextualSpacing/>
@@ -3562,17 +3466,17 @@
         <w:rPr>
           <w:rFonts w:ascii="Arial Narrow" w:eastAsia="Calibri" w:hAnsi="Arial Narrow" w:cs="Arial"/>
           <w:kern w:val="0"/>
-          <ns2:ligatures ns2:val="none"/>
-        </w:rPr>
-      </w:pPr>
-      <w:r>
-        <w:rPr>
-          <w:rFonts w:ascii="Arial Narrow" w:eastAsia="Arial Narrow" w:hAnsi="Arial Narrow" w:cs="Arial Narrow"/>
-          <w:b/>
-          <w:color w:val="000000"/>
-          <w:kern w:val="0"/>
-          <w:lang w:eastAsia="es-PE"/>
-          <ns2:ligatures ns2:val="none"/>
+          <w14:ligatures w14:val="none"/>
+        </w:rPr>
+      </w:pPr>
+      <w:r>
+        <w:rPr>
+          <w:rFonts w:ascii="Arial Narrow" w:eastAsia="Arial Narrow" w:hAnsi="Arial Narrow" w:cs="Arial Narrow"/>
+          <w:b/>
+          <w:color w:val="000000"/>
+          <w:kern w:val="0"/>
+          <w:lang w:eastAsia="es-PE"/>
+          <w14:ligatures w14:val="none"/>
         </w:rPr>
         <w:t xml:space="preserve">SEGUNDO: tener por ofrecidos [APELLIDO] medios probatorios presentados en el escrito de denuncia del 20 de noviembre de 2025.</w:t>
       </w:r>
@@ -3582,17 +3486,17 @@
           <w:color w:val="000000"/>
           <w:kern w:val="0"/>
           <w:lang w:eastAsia="es-PE"/>
-          <ns2:ligatures ns2:val="none"/>
-        </w:rPr>
-        <w:t xml:space="preserve"/>
-      </w:r>
-      <w:r>
-        <w:rPr>
-          <w:rFonts w:ascii="Arial Narrow" w:eastAsia="Arial Narrow" w:hAnsi="Arial Narrow" w:cs="Arial Narrow"/>
-          <w:color w:val="000000"/>
-          <w:kern w:val="0"/>
-          <w:lang w:eastAsia="es-PE"/>
-          <ns2:ligatures ns2:val="none"/>
+          <w14:ligatures w14:val="none"/>
+        </w:rPr>
+        <w:t xml:space="preserve"/>
+      </w:r>
+      <w:r>
+        <w:rPr>
+          <w:rFonts w:ascii="Arial Narrow" w:eastAsia="Arial Narrow" w:hAnsi="Arial Narrow" w:cs="Arial Narrow"/>
+          <w:color w:val="000000"/>
+          <w:kern w:val="0"/>
+          <w:lang w:eastAsia="es-PE"/>
+          <w14:ligatures w14:val="none"/>
         </w:rPr>
         <w:t xml:space="preserve"/>
       </w:r>
@@ -3602,7 +3506,7 @@
           <w:color w:val="000000"/>
           <w:kern w:val="0"/>
           <w:lang w:val="es-ES" w:eastAsia="es-ES"/>
-          <ns2:ligatures ns2:val="none"/>
+          <w14:ligatures w14:val="none"/>
         </w:rPr>
         <w:t xml:space="preserve"/>
       </w:r>
@@ -3612,7 +3516,7 @@
           <w:color w:val="000000"/>
           <w:kern w:val="0"/>
           <w:lang w:val="es-ES" w:eastAsia="es-ES"/>
-          <ns2:ligatures ns2:val="none"/>
+          <w14:ligatures w14:val="none"/>
         </w:rPr>
         <w:t/>
       </w:r>
@@ -3620,12 +3524,12 @@
         <w:rPr>
           <w:rFonts w:ascii="Arial Narrow" w:eastAsia="Calibri" w:hAnsi="Arial Narrow" w:cs="Arial"/>
           <w:kern w:val="0"/>
-          <ns2:ligatures ns2:val="none"/>
+          <w14:ligatures w14:val="none"/>
         </w:rPr>
         <w:t/>
       </w:r>
     </w:p>
-    <w:p ns2:paraId="68A17E97" ns2:textId="77777777">
+    <w:p>
       <w:pPr>
         <w:spacing w:line="240" w:lineRule="auto"/>
         <w:contextualSpacing/>
@@ -3635,30 +3539,30 @@
           <w:color w:val="000000"/>
           <w:kern w:val="0"/>
           <w:lang w:eastAsia="es-PE"/>
-          <ns2:ligatures ns2:val="none"/>
-        </w:rPr>
-      </w:pPr>
-    </w:p>
-    <w:p ns2:paraId="168254DA" ns2:textId="3D1307EA">
-      <w:pPr>
-        <w:spacing w:after="0" w:line="240" w:lineRule="auto"/>
-        <w:jc w:val="both"/>
-        <w:rPr>
-          <w:rFonts w:ascii="Arial Narrow" w:eastAsia="Arial Narrow" w:hAnsi="Arial Narrow" w:cs="Arial Narrow"/>
-          <w:color w:val="000000"/>
-          <w:kern w:val="0"/>
-          <w:lang w:eastAsia="es-PE"/>
-          <ns2:ligatures ns2:val="none"/>
-        </w:rPr>
-      </w:pPr>
-      <w:r>
-        <w:rPr>
-          <w:rFonts w:ascii="Arial Narrow" w:eastAsia="Arial Narrow" w:hAnsi="Arial Narrow" w:cs="Arial Narrow"/>
-          <w:b/>
-          <w:color w:val="000000"/>
-          <w:kern w:val="0"/>
-          <w:lang w:eastAsia="es-PE"/>
-          <ns2:ligatures ns2:val="none"/>
+          <w14:ligatures w14:val="none"/>
+        </w:rPr>
+      </w:pPr>
+    </w:p>
+    <w:p>
+      <w:pPr>
+        <w:spacing w:after="0" w:line="240" w:lineRule="auto"/>
+        <w:jc w:val="both"/>
+        <w:rPr>
+          <w:rFonts w:ascii="Arial Narrow" w:eastAsia="Arial Narrow" w:hAnsi="Arial Narrow" w:cs="Arial Narrow"/>
+          <w:color w:val="000000"/>
+          <w:kern w:val="0"/>
+          <w:lang w:eastAsia="es-PE"/>
+          <w14:ligatures w14:val="none"/>
+        </w:rPr>
+      </w:pPr>
+      <w:r>
+        <w:rPr>
+          <w:rFonts w:ascii="Arial Narrow" w:eastAsia="Arial Narrow" w:hAnsi="Arial Narrow" w:cs="Arial Narrow"/>
+          <w:b/>
+          <w:color w:val="000000"/>
+          <w:kern w:val="0"/>
+          <w:lang w:eastAsia="es-PE"/>
+          <w14:ligatures w14:val="none"/>
         </w:rPr>
         <w:t xml:space="preserve">TERCERO: </w:t>
       </w:r>
@@ -3668,7 +3572,7 @@
           <w:color w:val="000000"/>
           <w:kern w:val="0"/>
           <w:lang w:eastAsia="es-PE"/>
-          <ns2:ligatures ns2:val="none"/>
+          <w14:ligatures w14:val="none"/>
         </w:rPr>
         <w:t xml:space="preserve">requerir a </w:t>
       </w:r>
@@ -3679,7 +3583,7 @@
           <w:color w:val="000000"/>
           <w:kern w:val="0"/>
           <w:lang w:eastAsia="es-PE"/>
-          <ns2:ligatures ns2:val="none"/>
+          <w14:ligatures w14:val="none"/>
         </w:rPr>
         <w:t>Quálitas</w:t>
       </w:r>
@@ -3690,7 +3594,7 @@
           <w:color w:val="000000"/>
           <w:kern w:val="0"/>
           <w:lang w:eastAsia="es-PE"/>
-          <ns2:ligatures ns2:val="none"/>
+          <w14:ligatures w14:val="none"/>
         </w:rPr>
         <w:t xml:space="preserve"> Compañía de Seguros S.A. </w:t>
       </w:r>
@@ -3700,12 +3604,12 @@
           <w:color w:val="000000"/>
           <w:kern w:val="0"/>
           <w:lang w:eastAsia="es-PE"/>
-          <ns2:ligatures ns2:val="none"/>
+          <w14:ligatures w14:val="none"/>
         </w:rPr>
         <w:t>que cumpla con lo siguiente:</w:t>
       </w:r>
     </w:p>
-    <w:p ns2:paraId="20FDFB8D" ns2:textId="77777777">
+    <w:p>
       <w:pPr>
         <w:spacing w:after="0" w:line="240" w:lineRule="auto"/>
         <w:jc w:val="both"/>
@@ -3714,11 +3618,11 @@
           <w:color w:val="000000"/>
           <w:kern w:val="0"/>
           <w:lang w:eastAsia="es-PE"/>
-          <ns2:ligatures ns2:val="none"/>
-        </w:rPr>
-      </w:pPr>
-    </w:p>
-    <w:p ns2:paraId="4AA80738" ns2:textId="77777777">
+          <w14:ligatures w14:val="none"/>
+        </w:rPr>
+      </w:pPr>
+    </w:p>
+    <w:p>
       <w:pPr>
         <w:numPr>
           <w:ilvl w:val="0"/>
@@ -3732,21 +3636,21 @@
           <w:color w:val="000000"/>
           <w:kern w:val="0"/>
           <w:lang w:eastAsia="es-PE"/>
-          <ns2:ligatures ns2:val="none"/>
-        </w:rPr>
-      </w:pPr>
-      <w:r>
-        <w:rPr>
-          <w:rFonts w:ascii="Arial Narrow" w:eastAsia="Arial Narrow" w:hAnsi="Arial Narrow" w:cs="Arial Narrow"/>
-          <w:color w:val="000000"/>
-          <w:kern w:val="0"/>
-          <w:lang w:eastAsia="es-PE"/>
-          <ns2:ligatures ns2:val="none"/>
+          <w14:ligatures w14:val="none"/>
+        </w:rPr>
+      </w:pPr>
+      <w:r>
+        <w:rPr>
+          <w:rFonts w:ascii="Arial Narrow" w:eastAsia="Arial Narrow" w:hAnsi="Arial Narrow" w:cs="Arial Narrow"/>
+          <w:color w:val="000000"/>
+          <w:kern w:val="0"/>
+          <w:lang w:eastAsia="es-PE"/>
+          <w14:ligatures w14:val="none"/>
         </w:rPr>
         <w:t xml:space="preserve">presentar documentos que acrediten su inscripción en [APELLIDO] Registros Públicos o una declaración jurada que indique que cuenta con dicha inscripción;</w:t>
       </w:r>
     </w:p>
-    <w:p ns2:paraId="2B29D59F" ns2:textId="77777777">
+    <w:p>
       <w:pPr>
         <w:numPr>
           <w:ilvl w:val="0"/>
@@ -3760,21 +3664,21 @@
           <w:color w:val="000000"/>
           <w:kern w:val="0"/>
           <w:lang w:eastAsia="es-PE"/>
-          <ns2:ligatures ns2:val="none"/>
-        </w:rPr>
-      </w:pPr>
-      <w:r>
-        <w:rPr>
-          <w:rFonts w:ascii="Arial Narrow" w:eastAsia="Arial Narrow" w:hAnsi="Arial Narrow" w:cs="Arial Narrow"/>
-          <w:color w:val="000000"/>
-          <w:kern w:val="0"/>
-          <w:lang w:eastAsia="es-PE"/>
-          <ns2:ligatures ns2:val="none"/>
+          <w14:ligatures w14:val="none"/>
+        </w:rPr>
+      </w:pPr>
+      <w:r>
+        <w:rPr>
+          <w:rFonts w:ascii="Arial Narrow" w:eastAsia="Arial Narrow" w:hAnsi="Arial Narrow" w:cs="Arial Narrow"/>
+          <w:color w:val="000000"/>
+          <w:kern w:val="0"/>
+          <w:lang w:eastAsia="es-PE"/>
+          <w14:ligatures w14:val="none"/>
         </w:rPr>
         <w:t>presentar copia simple de las facultades de representación de su representante legal en el presente procedimiento o la declaración jurada que indique que cuenta con dichas facultades y que estas se encuentran vigentes;</w:t>
       </w:r>
     </w:p>
-    <w:p ns2:paraId="7EF50C46" ns2:textId="77777777">
+    <w:p>
       <w:pPr>
         <w:numPr>
           <w:ilvl w:val="0"/>
@@ -3788,21 +3692,21 @@
           <w:color w:val="000000"/>
           <w:kern w:val="0"/>
           <w:lang w:eastAsia="es-PE"/>
-          <ns2:ligatures ns2:val="none"/>
-        </w:rPr>
-      </w:pPr>
-      <w:r>
-        <w:rPr>
-          <w:rFonts w:ascii="Arial Narrow" w:eastAsia="Arial Narrow" w:hAnsi="Arial Narrow" w:cs="Arial Narrow"/>
-          <w:color w:val="000000"/>
-          <w:kern w:val="0"/>
-          <w:lang w:eastAsia="es-PE"/>
-          <ns2:ligatures ns2:val="none"/>
+          <w14:ligatures w14:val="none"/>
+        </w:rPr>
+      </w:pPr>
+      <w:r>
+        <w:rPr>
+          <w:rFonts w:ascii="Arial Narrow" w:eastAsia="Arial Narrow" w:hAnsi="Arial Narrow" w:cs="Arial Narrow"/>
+          <w:color w:val="000000"/>
+          <w:kern w:val="0"/>
+          <w:lang w:eastAsia="es-PE"/>
+          <w14:ligatures w14:val="none"/>
         </w:rPr>
         <w:t>consignar el Número de Registro Único de Contribuyentes (RUC); y,</w:t>
       </w:r>
     </w:p>
-    <w:p ns2:paraId="19E4DFA1" ns2:textId="77777777">
+    <w:p>
       <w:pPr>
         <w:numPr>
           <w:ilvl w:val="0"/>
@@ -3814,16 +3718,16 @@
         <w:rPr>
           <w:rFonts w:ascii="Arial Narrow" w:eastAsia="Calibri" w:hAnsi="Arial Narrow" w:cs="Arial"/>
           <w:kern w:val="0"/>
-          <ns2:ligatures ns2:val="none"/>
-        </w:rPr>
-      </w:pPr>
-      <w:r>
-        <w:rPr>
-          <w:rFonts w:ascii="Arial Narrow" w:eastAsia="Arial Narrow" w:hAnsi="Arial Narrow" w:cs="Arial Narrow"/>
-          <w:color w:val="000000"/>
-          <w:kern w:val="0"/>
-          <w:lang w:eastAsia="es-PE"/>
-          <ns2:ligatures ns2:val="none"/>
+          <w14:ligatures w14:val="none"/>
+        </w:rPr>
+      </w:pPr>
+      <w:r>
+        <w:rPr>
+          <w:rFonts w:ascii="Arial Narrow" w:eastAsia="Arial Narrow" w:hAnsi="Arial Narrow" w:cs="Arial Narrow"/>
+          <w:color w:val="000000"/>
+          <w:kern w:val="0"/>
+          <w:lang w:eastAsia="es-PE"/>
+          <w14:ligatures w14:val="none"/>
         </w:rPr>
         <w:t>fijar domicilio procesal para el procedimiento, de conformidad con el numeral 1 del artículo 442</w:t>
       </w:r>
@@ -3833,7 +3737,7 @@
           <w:color w:val="000000"/>
           <w:kern w:val="0"/>
           <w:lang w:eastAsia="es-PE"/>
-          <ns2:ligatures ns2:val="none"/>
+          <w14:ligatures w14:val="none"/>
         </w:rPr>
         <w:t/>
       </w:r>
@@ -3843,7 +3747,7 @@
           <w:color w:val="000000"/>
           <w:kern w:val="0"/>
           <w:lang w:eastAsia="es-PE"/>
-          <ns2:ligatures ns2:val="none"/>
+          <w14:ligatures w14:val="none"/>
         </w:rPr>
         <w:t xml:space="preserve"> del Código Procesal Civil. </w:t>
       </w:r>
@@ -3851,7 +3755,7 @@
         <w:rPr>
           <w:rFonts w:ascii="Arial Narrow" w:eastAsia="Calibri" w:hAnsi="Arial Narrow" w:cs="Arial"/>
           <w:kern w:val="0"/>
-          <ns2:ligatures ns2:val="none"/>
+          <w14:ligatures w14:val="none"/>
         </w:rPr>
         <w:t>Para ello podrá señalar domicilio físico o una dirección electrónica a la que pueda remitirse las notificaciones</w:t>
       </w:r>
@@ -3860,12 +3764,12 @@
           <w:rFonts w:ascii="Arial Narrow" w:eastAsia="Arial" w:hAnsi="Arial Narrow" w:cs="Arial"/>
           <w:kern w:val="0"/>
           <w:lang w:val="es"/>
-          <ns2:ligatures ns2:val="none"/>
+          <w14:ligatures w14:val="none"/>
         </w:rPr>
         <w:t>;</w:t>
       </w:r>
     </w:p>
-    <w:p ns2:paraId="7C63E340" ns2:textId="77777777">
+    <w:p>
       <w:pPr>
         <w:numPr>
           <w:ilvl w:val="0"/>
@@ -3877,14 +3781,14 @@
         <w:rPr>
           <w:rFonts w:ascii="Arial Narrow" w:eastAsia="Calibri" w:hAnsi="Arial Narrow" w:cs="Arial"/>
           <w:kern w:val="0"/>
-          <ns2:ligatures ns2:val="none"/>
+          <w14:ligatures w14:val="none"/>
         </w:rPr>
       </w:pPr>
       <w:r>
         <w:rPr>
           <w:rFonts w:ascii="Arial Narrow" w:eastAsia="Calibri" w:hAnsi="Arial Narrow" w:cs="Arial"/>
           <w:kern w:val="0"/>
-          <ns2:ligatures ns2:val="none"/>
+          <w14:ligatures w14:val="none"/>
         </w:rPr>
         <w:t xml:space="preserve">en caso califique como micro empresa o pequeña empresa, presentar [APELLIDO] documentos que acrediten su volumen de ventas o ingresos brutos percibidos el año anterior relativo a todas sus actividades económicas y el número de trabajadores con el que cuenta. Ello, a fin de que la Comisión pueda meritar dicha documentación, conforme lo establece el artículo 110 del Código.</w:t>
       </w:r>
@@ -3894,7 +3798,7 @@
           <w:rFonts w:ascii="Arial Narrow" w:eastAsia="Calibri" w:hAnsi="Arial Narrow" w:cs="Arial"/>
           <w:kern w:val="0"/>
           <w:vertAlign w:val="superscript"/>
-          <ns2:ligatures ns2:val="none"/>
+          <w14:ligatures w14:val="none"/>
         </w:rPr>
         <w:footnoteReference w:id="6"/>
       </w:r>
@@ -3902,7 +3806,7 @@
         <w:rPr>
           <w:rFonts w:ascii="Arial Narrow" w:eastAsia="Calibri" w:hAnsi="Arial Narrow" w:cs="Arial"/>
           <w:kern w:val="0"/>
-          <ns2:ligatures ns2:val="none"/>
+          <w14:ligatures w14:val="none"/>
         </w:rPr>
         <w:t/>
       </w:r>
@@ -3912,7 +3816,7 @@
           <w:color w:val="000000"/>
           <w:kern w:val="0"/>
           <w:lang w:eastAsia="es-PE"/>
-          <ns2:ligatures ns2:val="none"/>
+          <w14:ligatures w14:val="none"/>
         </w:rPr>
         <w:t/>
       </w:r>
@@ -3920,7 +3824,7 @@
         <w:rPr>
           <w:rFonts w:ascii="Arial Narrow" w:eastAsia="Calibri" w:hAnsi="Arial Narrow" w:cs="Arial"/>
           <w:kern w:val="0"/>
-          <ns2:ligatures ns2:val="none"/>
+          <w14:ligatures w14:val="none"/>
         </w:rPr>
         <w:t xml:space="preserve"/>
       </w:r>
@@ -3929,7 +3833,7 @@
           <w:rFonts w:ascii="Arial Narrow" w:eastAsia="Calibri" w:hAnsi="Arial Narrow" w:cs="Arial"/>
           <w:spacing w:val="-2"/>
           <w:kern w:val="0"/>
-          <ns2:ligatures ns2:val="none"/>
+          <w14:ligatures w14:val="none"/>
         </w:rPr>
         <w:t/>
       </w:r>
@@ -3940,7 +3844,7 @@
           <w:spacing w:val="-2"/>
           <w:kern w:val="0"/>
           <w:vertAlign w:val="superscript"/>
-          <ns2:ligatures ns2:val="none"/>
+          <w14:ligatures w14:val="none"/>
         </w:rPr>
         <w:footnoteReference w:id="7"/>
       </w:r>
@@ -3949,12 +3853,12 @@
           <w:rFonts w:ascii="Arial Narrow" w:eastAsia="Calibri" w:hAnsi="Arial Narrow" w:cs="Arial"/>
           <w:spacing w:val="-2"/>
           <w:kern w:val="0"/>
-          <ns2:ligatures ns2:val="none"/>
+          <w14:ligatures w14:val="none"/>
         </w:rPr>
         <w:t/>
       </w:r>
     </w:p>
-    <w:p ns2:paraId="1F11FE32" ns2:textId="77777777">
+    <w:p>
       <w:pPr>
         <w:spacing w:after="0" w:line="240" w:lineRule="auto"/>
         <w:ind w:left="567"/>
@@ -3964,20 +3868,20 @@
           <w:color w:val="000000"/>
           <w:kern w:val="0"/>
           <w:lang w:eastAsia="es-PE"/>
-          <ns2:ligatures ns2:val="none"/>
-        </w:rPr>
-      </w:pPr>
-    </w:p>
-    <w:p>
-      <w:pPr>
-        <w:spacing w:after="0" w:line="240" w:lineRule="auto"/>
-        <w:jc w:val="both"/>
-        <w:rPr>
-          <w:rFonts w:ascii="Arial Narrow" w:eastAsia="Arial Narrow" w:hAnsi="Arial Narrow" w:cs="Arial Narrow"/>
-          <w:color w:val="000000"/>
-          <w:kern w:val="0"/>
-          <w:lang w:eastAsia="es-PE"/>
-          <ns2:ligatures ns2:val="none"/>
+          <w14:ligatures w14:val="none"/>
+        </w:rPr>
+      </w:pPr>
+    </w:p>
+    <w:p>
+      <w:pPr>
+        <w:spacing w:after="0" w:line="240" w:lineRule="auto"/>
+        <w:jc w:val="both"/>
+        <w:rPr>
+          <w:rFonts w:ascii="Arial Narrow" w:eastAsia="Arial Narrow" w:hAnsi="Arial Narrow" w:cs="Arial Narrow"/>
+          <w:color w:val="000000"/>
+          <w:kern w:val="0"/>
+          <w:lang w:eastAsia="es-PE"/>
+          <w14:ligatures w14:val="none"/>
         </w:rPr>
       </w:pPr>
       <w:r>
@@ -3996,42 +3900,82 @@
           <w:sz w:val="20"/>
           <w:szCs w:val="20"/>
         </w:rPr>
-        <w:t xml:space="preserve">correr traslado de la presente resolución a Quálitas Compañía de Seguros S.A. para que, de conformidad con lo dispuesto por el artículo 26 de la Ley sobre Facultades, Normas y Organización del Indecopi, aprobada por Decreto Legislativo 807, presente sus descargos sobre la imputación de cargos realizada en un plazo no mayor a cinco (5) días hábiles contado a partir del día siguiente de la notificación de la presente resolución, vencido el cual, el Secretario Técnico declarará en rebeldía al denunciado que no lo hubiera presentado. Debe precisarse que de conformidad con lo establecido por el artículo 223 del Texto Único Ordenado de la Ley 27444, Ley del Procedimiento Administrativo General, las alegaciones y los hechos relevantes de la reclamación, salvo que hayan sido específicamente negadas en la contestación, se tendrán por aceptadas o merituadas como ciertas.</w:t>
-      </w:r>
-    </w:p>
-    <w:p ns2:paraId="228F876C" ns2:textId="77777777">
-      <w:pPr>
-        <w:spacing w:after="0" w:line="240" w:lineRule="auto"/>
-        <w:jc w:val="both"/>
-        <w:rPr>
-          <w:rFonts w:ascii="Arial Narrow" w:eastAsia="Arial Narrow" w:hAnsi="Arial Narrow" w:cs="Arial Narrow"/>
-          <w:color w:val="000000"/>
-          <w:kern w:val="0"/>
-          <w:lang w:eastAsia="es-PE"/>
-          <ns2:ligatures ns2:val="none"/>
-        </w:rPr>
-      </w:pPr>
-    </w:p>
-    <w:p ns2:paraId="774AFBA5" ns2:textId="757BEC63">
-      <w:pPr>
-        <w:spacing w:after="0" w:line="240" w:lineRule="auto"/>
-        <w:jc w:val="both"/>
-        <w:rPr>
-          <w:rFonts w:ascii="Arial Narrow" w:eastAsia="Times New Roman" w:hAnsi="Arial Narrow" w:cs="Arial"/>
-          <w:color w:val="000000"/>
-          <w:kern w:val="0"/>
+        <w:t xml:space="preserve">correr traslado de la presente resolución a Quálitas Compañía de Seguros S.A. para que, de conformidad con lo dispuesto por el artículo 26 de la Ley sobre Facultades, Normas y Organización del Indecopi, aprobada por Decreto Legislativo 807</w:t>
+      </w:r>
+      <w:r>
+        <w:rPr>
+          <w:rStyle w:val="Refdenotaalpie"/>
+          <w:rFonts w:ascii="Arial Narrow" w:eastAsia="Times New Roman" w:hAnsi="Arial Narrow" w:cs="Times New Roman"/>
+          <w:color w:val="000000"/>
+          <w:kern w:val="0"/>
+          <w:vertAlign w:val="superscript"/>
           <w:lang w:val="es-ES" w:eastAsia="es-ES"/>
-          <ns2:ligatures ns2:val="none"/>
-        </w:rPr>
-      </w:pPr>
-      <w:r>
-        <w:rPr>
-          <w:rFonts w:ascii="Arial Narrow" w:eastAsia="Arial Narrow" w:hAnsi="Arial Narrow" w:cs="Arial Narrow"/>
-          <w:b/>
-          <w:color w:val="000000"/>
-          <w:kern w:val="0"/>
-          <w:lang w:eastAsia="es-PE"/>
-          <ns2:ligatures ns2:val="none"/>
+          <w14:ligatures w14:val="none"/>
+        </w:rPr>
+        <w:footnoteReference w:id="13"/>
+      </w:r>
+      <w:r>
+        <w:rPr>
+          <w:rFonts w:ascii="Arial Narrow" w:hAnsi="Arial Narrow" w:cs="Arial Narrow"/>
+          <w:sz w:val="20"/>
+          <w:szCs w:val="20"/>
+        </w:rPr>
+        <w:t xml:space="preserve">, presente sus descargos sobre la imputación de cargos realizada en un plazo no mayor a cinco (5) días hábiles contado a partir del día siguiente de la notificación de la presente resolución, vencido el cual, el Secretario Técnico declarará en rebeldía al denunciado que no lo hubiera presentado. Debe precisarse que de conformidad con lo establecido por el artículo 223 del Texto Único Ordenado de la Ley 27444, Ley del Procedimiento Administrativo General</w:t>
+      </w:r>
+      <w:r>
+        <w:rPr>
+          <w:rStyle w:val="Refdenotaalpie"/>
+          <w:rFonts w:ascii="Arial Narrow" w:eastAsia="Times New Roman" w:hAnsi="Arial Narrow" w:cs="Times New Roman"/>
+          <w:color w:val="000000"/>
+          <w:kern w:val="0"/>
+          <w:vertAlign w:val="superscript"/>
+          <w:lang w:val="es-ES" w:eastAsia="es-ES"/>
+          <w14:ligatures w14:val="none"/>
+        </w:rPr>
+        <w:footnoteReference w:id="14"/>
+      </w:r>
+      <w:r>
+        <w:rPr>
+          <w:rFonts w:ascii="Arial Narrow" w:hAnsi="Arial Narrow" w:cs="Arial Narrow"/>
+          <w:sz w:val="20"/>
+          <w:szCs w:val="20"/>
+        </w:rPr>
+        <w:t xml:space="preserve">, las alegaciones y los hechos relevantes de la reclamación, salvo que hayan sido específicamente negadas en la contestación, se tendrán por aceptadas o merituadas como ciertas.</w:t>
+      </w:r>
+    </w:p>
+    <w:p>
+      <w:pPr>
+        <w:spacing w:after="0" w:line="240" w:lineRule="auto"/>
+        <w:jc w:val="both"/>
+        <w:rPr>
+          <w:rFonts w:ascii="Arial Narrow" w:eastAsia="Arial Narrow" w:hAnsi="Arial Narrow" w:cs="Arial Narrow"/>
+          <w:color w:val="000000"/>
+          <w:kern w:val="0"/>
+          <w:lang w:eastAsia="es-PE"/>
+          <w14:ligatures w14:val="none"/>
+        </w:rPr>
+      </w:pPr>
+    </w:p>
+    <w:p>
+      <w:pPr>
+        <w:spacing w:after="0" w:line="240" w:lineRule="auto"/>
+        <w:jc w:val="both"/>
+        <w:rPr>
+          <w:rFonts w:ascii="Arial Narrow" w:eastAsia="Times New Roman" w:hAnsi="Arial Narrow" w:cs="Arial"/>
+          <w:color w:val="000000"/>
+          <w:kern w:val="0"/>
+          <w:lang w:val="es-ES" w:eastAsia="es-ES"/>
+          <w14:ligatures w14:val="none"/>
+        </w:rPr>
+      </w:pPr>
+      <w:r>
+        <w:rPr>
+          <w:rFonts w:ascii="Arial Narrow" w:eastAsia="Arial Narrow" w:hAnsi="Arial Narrow" w:cs="Arial Narrow"/>
+          <w:b/>
+          <w:color w:val="000000"/>
+          <w:kern w:val="0"/>
+          <w:lang w:eastAsia="es-PE"/>
+          <w14:ligatures w14:val="none"/>
         </w:rPr>
         <w:lastRenderedPageBreak/>
         <w:t xml:space="preserve">QUINTO: requerir que, en un plazo no mayor de cinco (5) días hábiles contado a partir del día siguiente de la notificación de la presente resolución, el proveedor denunciado cumpla con: (i) presentar una copia completa, legible y debidamente suscrita de la Póliza 0070241966 del Seguro Vehicular, así como el cargo de remisión de la póliza; (ii) presentar [APELLIDO] medios probatorios que acrediten que la negativa de otorgamiento de cobertura fue justificada; y, (iii) presentar todas las comunicaciones cursadas con la parte denunciante en virtud [APELLIDO] hechos materia de denuncia.</w:t>
@@ -4043,7 +3987,7 @@
           <w:color w:val="000000"/>
           <w:kern w:val="0"/>
           <w:lang w:eastAsia="es-ES"/>
-          <ns2:ligatures ns2:val="none"/>
+          <w14:ligatures w14:val="none"/>
         </w:rPr>
         <w:t xml:space="preserve"/>
       </w:r>
@@ -4053,7 +3997,7 @@
           <w:color w:val="000000"/>
           <w:kern w:val="0"/>
           <w:lang w:val="es-ES" w:eastAsia="es-ES"/>
-          <ns2:ligatures ns2:val="none"/>
+          <w14:ligatures w14:val="none"/>
         </w:rPr>
         <w:t xml:space="preserve"/>
       </w:r>
@@ -4063,7 +4007,7 @@
           <w:color w:val="000000"/>
           <w:kern w:val="0"/>
           <w:lang w:eastAsia="es-ES"/>
-          <ns2:ligatures ns2:val="none"/>
+          <w14:ligatures w14:val="none"/>
         </w:rPr>
         <w:t/>
       </w:r>
@@ -4074,7 +4018,7 @@
           <w:color w:val="000000"/>
           <w:kern w:val="0"/>
           <w:lang w:eastAsia="es-ES"/>
-          <ns2:ligatures ns2:val="none"/>
+          <w14:ligatures w14:val="none"/>
         </w:rPr>
         <w:t xml:space="preserve"/>
       </w:r>
@@ -4086,7 +4030,7 @@
           <w:kern w:val="0"/>
           <w:shd w:val="clear" w:color="auto" w:fill="FFFFFF"/>
           <w:lang w:eastAsia="es-PE"/>
-          <ns2:ligatures ns2:val="none"/>
+          <w14:ligatures w14:val="none"/>
         </w:rPr>
         <w:t/>
       </w:r>
@@ -4096,7 +4040,7 @@
           <w:color w:val="000000"/>
           <w:kern w:val="0"/>
           <w:lang w:eastAsia="es-ES"/>
-          <ns2:ligatures ns2:val="none"/>
+          <w14:ligatures w14:val="none"/>
         </w:rPr>
         <w:t xml:space="preserve"/>
       </w:r>
@@ -4107,7 +4051,7 @@
           <w:color w:val="000000"/>
           <w:kern w:val="0"/>
           <w:lang w:val="es-ES" w:eastAsia="es-ES"/>
-          <ns2:ligatures ns2:val="none"/>
+          <w14:ligatures w14:val="none"/>
         </w:rPr>
         <w:t xml:space="preserve"/>
       </w:r>
@@ -4117,7 +4061,7 @@
           <w:color w:val="000000"/>
           <w:kern w:val="0"/>
           <w:lang w:val="es-ES" w:eastAsia="es-ES"/>
-          <ns2:ligatures ns2:val="none"/>
+          <w14:ligatures w14:val="none"/>
         </w:rPr>
         <w:t/>
       </w:r>
@@ -4128,7 +4072,7 @@
           <w:color w:val="000000"/>
           <w:kern w:val="0"/>
           <w:lang w:val="es-ES" w:eastAsia="es-ES"/>
-          <ns2:ligatures ns2:val="none"/>
+          <w14:ligatures w14:val="none"/>
         </w:rPr>
         <w:t/>
       </w:r>
@@ -4139,7 +4083,7 @@
           <w:color w:val="000000"/>
           <w:kern w:val="0"/>
           <w:lang w:val="es-ES" w:eastAsia="es-ES"/>
-          <ns2:ligatures ns2:val="none"/>
+          <w14:ligatures w14:val="none"/>
         </w:rPr>
         <w:t/>
       </w:r>
@@ -4150,7 +4094,7 @@
           <w:color w:val="000000"/>
           <w:kern w:val="0"/>
           <w:lang w:val="es-ES" w:eastAsia="es-ES"/>
-          <ns2:ligatures ns2:val="none"/>
+          <w14:ligatures w14:val="none"/>
         </w:rPr>
         <w:t/>
       </w:r>
@@ -4161,7 +4105,7 @@
           <w:color w:val="000000"/>
           <w:kern w:val="0"/>
           <w:lang w:val="es-ES" w:eastAsia="es-ES"/>
-          <ns2:ligatures ns2:val="none"/>
+          <w14:ligatures w14:val="none"/>
         </w:rPr>
         <w:t/>
       </w:r>
@@ -4171,12 +4115,12 @@
           <w:color w:val="000000"/>
           <w:kern w:val="0"/>
           <w:lang w:val="es-ES" w:eastAsia="es-ES"/>
-          <ns2:ligatures ns2:val="none"/>
+          <w14:ligatures w14:val="none"/>
         </w:rPr>
         <w:t/>
       </w:r>
     </w:p>
-    <w:p ns2:paraId="12A4D8BD" ns2:textId="77777777">
+    <w:p>
       <w:pPr>
         <w:spacing w:after="0" w:line="240" w:lineRule="auto"/>
         <w:jc w:val="both"/>
@@ -4186,30 +4130,30 @@
           <w:color w:val="000000"/>
           <w:kern w:val="0"/>
           <w:lang w:val="es-ES" w:eastAsia="es-PE"/>
-          <ns2:ligatures ns2:val="none"/>
-        </w:rPr>
-      </w:pPr>
-    </w:p>
-    <w:p ns2:paraId="591B7E6F" ns2:textId="77777777">
-      <w:pPr>
-        <w:spacing w:after="0" w:line="240" w:lineRule="auto"/>
-        <w:jc w:val="both"/>
-        <w:rPr>
-          <w:rFonts w:ascii="Arial Narrow" w:eastAsia="Arial Narrow" w:hAnsi="Arial Narrow" w:cs="Arial Narrow"/>
-          <w:color w:val="000000"/>
-          <w:kern w:val="0"/>
-          <w:lang w:eastAsia="es-PE"/>
-          <ns2:ligatures ns2:val="none"/>
-        </w:rPr>
-      </w:pPr>
-      <w:r>
-        <w:rPr>
-          <w:rFonts w:ascii="Arial Narrow" w:eastAsia="Arial Narrow" w:hAnsi="Arial Narrow" w:cs="Arial Narrow"/>
-          <w:b/>
-          <w:color w:val="000000"/>
-          <w:kern w:val="0"/>
-          <w:lang w:eastAsia="es-PE"/>
-          <ns2:ligatures ns2:val="none"/>
+          <w14:ligatures w14:val="none"/>
+        </w:rPr>
+      </w:pPr>
+    </w:p>
+    <w:p>
+      <w:pPr>
+        <w:spacing w:after="0" w:line="240" w:lineRule="auto"/>
+        <w:jc w:val="both"/>
+        <w:rPr>
+          <w:rFonts w:ascii="Arial Narrow" w:eastAsia="Arial Narrow" w:hAnsi="Arial Narrow" w:cs="Arial Narrow"/>
+          <w:color w:val="000000"/>
+          <w:kern w:val="0"/>
+          <w:lang w:eastAsia="es-PE"/>
+          <w14:ligatures w14:val="none"/>
+        </w:rPr>
+      </w:pPr>
+      <w:r>
+        <w:rPr>
+          <w:rFonts w:ascii="Arial Narrow" w:eastAsia="Arial Narrow" w:hAnsi="Arial Narrow" w:cs="Arial Narrow"/>
+          <w:b/>
+          <w:color w:val="000000"/>
+          <w:kern w:val="0"/>
+          <w:lang w:eastAsia="es-PE"/>
+          <w14:ligatures w14:val="none"/>
         </w:rPr>
         <w:t xml:space="preserve">SEXTO: informar a las partes que el artículo 110 de la Ley 29571, Código de Protección y Defensa del Consumidor, faculta a la Comisión a calificar las infracciones de la referida norma como leves, graves o muy graves e imponer sanciones que van desde una amonestación hasta una multa por un máximo de 450 Unidades Impositivas Tributarias, sin perjuicio de las medidas correctivas, reparadoras y complementarias, que puedan ordenarse de acuerdo a lo estipulado en [APELLIDO] artículos 114, 115 y 116 de la referida norma. Asimismo, se consideran circunstancias atenuantes para la graduación de la sanción, el allanamiento de la denuncia o el reconocimiento de las pretensiones en ella contenidas, de acuerdo con el artículo 112 del Código.</w:t>
       </w:r>
@@ -4219,7 +4163,7 @@
           <w:color w:val="000000"/>
           <w:kern w:val="0"/>
           <w:lang w:eastAsia="es-PE"/>
-          <ns2:ligatures ns2:val="none"/>
+          <w14:ligatures w14:val="none"/>
         </w:rPr>
         <w:t xml:space="preserve"/>
       </w:r>
@@ -4230,7 +4174,7 @@
           <w:color w:val="000000"/>
           <w:kern w:val="0"/>
           <w:lang w:eastAsia="es-PE"/>
-          <ns2:ligatures ns2:val="none"/>
+          <w14:ligatures w14:val="none"/>
         </w:rPr>
         <w:t/>
       </w:r>
@@ -4240,7 +4184,7 @@
           <w:color w:val="000000"/>
           <w:kern w:val="0"/>
           <w:lang w:eastAsia="es-PE"/>
-          <ns2:ligatures ns2:val="none"/>
+          <w14:ligatures w14:val="none"/>
         </w:rPr>
         <w:t/>
       </w:r>
@@ -4250,7 +4194,7 @@
           <w:color w:val="000000"/>
           <w:kern w:val="0"/>
           <w:lang w:eastAsia="es-PE"/>
-          <ns2:ligatures ns2:val="none"/>
+          <w14:ligatures w14:val="none"/>
         </w:rPr>
         <w:t xml:space="preserve"/>
       </w:r>
@@ -4262,7 +4206,7 @@
           <w:kern w:val="0"/>
           <w:vertAlign w:val="superscript"/>
           <w:lang w:eastAsia="es-PE"/>
-          <ns2:ligatures ns2:val="none"/>
+          <w14:ligatures w14:val="none"/>
         </w:rPr>
         <w:footnoteReference w:id="8"/>
       </w:r>
@@ -4272,7 +4216,7 @@
           <w:color w:val="000000"/>
           <w:kern w:val="0"/>
           <w:lang w:eastAsia="es-PE"/>
-          <ns2:ligatures ns2:val="none"/>
+          <w14:ligatures w14:val="none"/>
         </w:rPr>
         <w:t/>
       </w:r>
@@ -4282,7 +4226,7 @@
           <w:color w:val="000000"/>
           <w:kern w:val="0"/>
           <w:lang w:eastAsia="es-PE"/>
-          <ns2:ligatures ns2:val="none"/>
+          <w14:ligatures w14:val="none"/>
         </w:rPr>
         <w:t/>
       </w:r>
@@ -4292,7 +4236,7 @@
           <w:color w:val="000000"/>
           <w:kern w:val="0"/>
           <w:lang w:eastAsia="es-PE"/>
-          <ns2:ligatures ns2:val="none"/>
+          <w14:ligatures w14:val="none"/>
         </w:rPr>
         <w:t/>
       </w:r>
@@ -4302,7 +4246,7 @@
           <w:color w:val="000000"/>
           <w:kern w:val="0"/>
           <w:lang w:eastAsia="es-PE"/>
-          <ns2:ligatures ns2:val="none"/>
+          <w14:ligatures w14:val="none"/>
         </w:rPr>
         <w:t/>
       </w:r>
@@ -4312,7 +4256,7 @@
           <w:color w:val="000000"/>
           <w:kern w:val="0"/>
           <w:lang w:eastAsia="es-PE"/>
-          <ns2:ligatures ns2:val="none"/>
+          <w14:ligatures w14:val="none"/>
         </w:rPr>
         <w:t xml:space="preserve"/>
       </w:r>
@@ -4322,7 +4266,7 @@
           <w:color w:val="000000"/>
           <w:kern w:val="0"/>
           <w:lang w:eastAsia="es-PE"/>
-          <ns2:ligatures ns2:val="none"/>
+          <w14:ligatures w14:val="none"/>
         </w:rPr>
         <w:t/>
       </w:r>
@@ -4332,7 +4276,7 @@
           <w:color w:val="000000"/>
           <w:kern w:val="0"/>
           <w:lang w:eastAsia="es-PE"/>
-          <ns2:ligatures ns2:val="none"/>
+          <w14:ligatures w14:val="none"/>
         </w:rPr>
         <w:t xml:space="preserve"/>
       </w:r>
@@ -4344,7 +4288,7 @@
           <w:kern w:val="0"/>
           <w:vertAlign w:val="superscript"/>
           <w:lang w:eastAsia="es-PE"/>
-          <ns2:ligatures ns2:val="none"/>
+          <w14:ligatures w14:val="none"/>
         </w:rPr>
         <w:footnoteReference w:id="9"/>
       </w:r>
@@ -4354,7 +4298,7 @@
           <w:color w:val="000000"/>
           <w:kern w:val="0"/>
           <w:lang w:eastAsia="es-PE"/>
-          <ns2:ligatures ns2:val="none"/>
+          <w14:ligatures w14:val="none"/>
         </w:rPr>
         <w:t xml:space="preserve"/>
       </w:r>
@@ -4365,7 +4309,7 @@
           <w:color w:val="000000"/>
           <w:kern w:val="0"/>
           <w:lang w:eastAsia="es-PE"/>
-          <ns2:ligatures ns2:val="none"/>
+          <w14:ligatures w14:val="none"/>
         </w:rPr>
         <w:lastRenderedPageBreak/>
         <w:t/>
@@ -4376,7 +4320,7 @@
           <w:color w:val="000000"/>
           <w:kern w:val="0"/>
           <w:lang w:eastAsia="es-PE"/>
-          <ns2:ligatures ns2:val="none"/>
+          <w14:ligatures w14:val="none"/>
         </w:rPr>
         <w:t/>
       </w:r>
@@ -4386,7 +4330,7 @@
           <w:color w:val="000000"/>
           <w:kern w:val="0"/>
           <w:lang w:eastAsia="es-PE"/>
-          <ns2:ligatures ns2:val="none"/>
+          <w14:ligatures w14:val="none"/>
         </w:rPr>
         <w:t xml:space="preserve"/>
       </w:r>
@@ -4398,7 +4342,7 @@
           <w:kern w:val="0"/>
           <w:vertAlign w:val="superscript"/>
           <w:lang w:eastAsia="es-PE"/>
-          <ns2:ligatures ns2:val="none"/>
+          <w14:ligatures w14:val="none"/>
         </w:rPr>
         <w:footnoteReference w:id="10"/>
       </w:r>
@@ -4408,12 +4352,12 @@
           <w:color w:val="000000"/>
           <w:kern w:val="0"/>
           <w:lang w:eastAsia="es-PE"/>
-          <ns2:ligatures ns2:val="none"/>
+          <w14:ligatures w14:val="none"/>
         </w:rPr>
         <w:t/>
       </w:r>
     </w:p>
-    <w:p ns2:paraId="0ECE55DF" ns2:textId="77777777">
+    <w:p>
       <w:pPr>
         <w:shd w:val="clear" w:color="auto" w:fill="FFFFFF"/>
         <w:spacing w:after="0" w:line="240" w:lineRule="auto"/>
@@ -4424,11 +4368,11 @@
           <w:color w:val="000000"/>
           <w:kern w:val="0"/>
           <w:lang w:eastAsia="es-PE"/>
-          <ns2:ligatures ns2:val="none"/>
-        </w:rPr>
-      </w:pPr>
-    </w:p>
-    <w:p ns2:paraId="1CC114EB" ns2:textId="77777777">
+          <w14:ligatures w14:val="none"/>
+        </w:rPr>
+      </w:pPr>
+    </w:p>
+    <w:p>
       <w:pPr>
         <w:shd w:val="clear" w:color="auto" w:fill="FFFFFF"/>
         <w:spacing w:after="0" w:line="240" w:lineRule="auto"/>
@@ -4438,17 +4382,17 @@
           <w:color w:val="000000"/>
           <w:kern w:val="0"/>
           <w:lang w:eastAsia="es-PE"/>
-          <ns2:ligatures ns2:val="none"/>
-        </w:rPr>
-      </w:pPr>
-      <w:r>
-        <w:rPr>
-          <w:rFonts w:ascii="Arial Narrow" w:eastAsia="Arial Narrow" w:hAnsi="Arial Narrow" w:cs="Arial Narrow"/>
-          <w:b/>
-          <w:color w:val="000000"/>
-          <w:kern w:val="0"/>
-          <w:lang w:eastAsia="es-PE"/>
-          <ns2:ligatures ns2:val="none"/>
+          <w14:ligatures w14:val="none"/>
+        </w:rPr>
+      </w:pPr>
+      <w:r>
+        <w:rPr>
+          <w:rFonts w:ascii="Arial Narrow" w:eastAsia="Arial Narrow" w:hAnsi="Arial Narrow" w:cs="Arial Narrow"/>
+          <w:b/>
+          <w:color w:val="000000"/>
+          <w:kern w:val="0"/>
+          <w:lang w:eastAsia="es-PE"/>
+          <w14:ligatures w14:val="none"/>
         </w:rPr>
         <w:t xml:space="preserve">SÉTIMO: informar a las partes que conforme a lo establecido en el artículo 39 de la Ley sobre Facultades, Normas y Organización del Indecopi, aprobada por Decreto Legislativo 807, [APELLIDO] gastos por [APELLIDO] peritajes realizados, actuación de pruebas, inspecciones y otros derivados de la tramitación del proceso serán de cargo de la parte que solicita la prueba, salvo pacto en contrario. En todos [APELLIDO] casos, la resolución final determinará si [APELLIDO] gastos deben ser asumidos por alguna de las partes, o reembolsados a la otra parte o al Indecopi, según sea el caso, de manera adicional a la sanción que haya podido imponerse. </w:t>
       </w:r>
@@ -4458,7 +4402,7 @@
           <w:color w:val="000000"/>
           <w:kern w:val="0"/>
           <w:lang w:eastAsia="es-PE"/>
-          <ns2:ligatures ns2:val="none"/>
+          <w14:ligatures w14:val="none"/>
         </w:rPr>
         <w:t xml:space="preserve"/>
       </w:r>
@@ -4468,7 +4412,7 @@
           <w:color w:val="000000"/>
           <w:kern w:val="0"/>
           <w:lang w:eastAsia="es-PE"/>
-          <ns2:ligatures ns2:val="none"/>
+          <w14:ligatures w14:val="none"/>
         </w:rPr>
         <w:t/>
       </w:r>
@@ -4478,12 +4422,12 @@
           <w:color w:val="000000"/>
           <w:kern w:val="0"/>
           <w:lang w:eastAsia="es-PE"/>
-          <ns2:ligatures ns2:val="none"/>
-        </w:rPr>
-        <w:t xml:space="preserve"/>
-      </w:r>
-    </w:p>
-    <w:p ns2:paraId="364C4B19" ns2:textId="77777777">
+          <w14:ligatures w14:val="none"/>
+        </w:rPr>
+        <w:t xml:space="preserve"/>
+      </w:r>
+    </w:p>
+    <w:p>
       <w:pPr>
         <w:shd w:val="clear" w:color="auto" w:fill="FFFFFF"/>
         <w:spacing w:after="0" w:line="240" w:lineRule="auto"/>
@@ -4493,11 +4437,11 @@
           <w:color w:val="000000"/>
           <w:kern w:val="0"/>
           <w:lang w:eastAsia="es-PE"/>
-          <ns2:ligatures ns2:val="none"/>
-        </w:rPr>
-      </w:pPr>
-    </w:p>
-    <w:p ns2:paraId="27E9BBC0" ns2:textId="77777777">
+          <w14:ligatures w14:val="none"/>
+        </w:rPr>
+      </w:pPr>
+    </w:p>
+    <w:p>
       <w:pPr>
         <w:suppressAutoHyphens/>
         <w:spacing w:after="0" w:line="240" w:lineRule="auto"/>
@@ -4506,7 +4450,7 @@
           <w:rFonts w:ascii="Arial Narrow" w:eastAsia="Calibri" w:hAnsi="Arial Narrow" w:cs="Arial"/>
           <w:kern w:val="0"/>
           <w:u w:val="single"/>
-          <ns2:ligatures ns2:val="none"/>
+          <w14:ligatures w14:val="none"/>
         </w:rPr>
       </w:pPr>
       <w:r>
@@ -4515,7 +4459,7 @@
           <w:b/>
           <w:bCs/>
           <w:kern w:val="0"/>
-          <ns2:ligatures ns2:val="none"/>
+          <w14:ligatures w14:val="none"/>
         </w:rPr>
         <w:t>OCTAVO</w:t>
       </w:r>
@@ -4524,7 +4468,7 @@
           <w:rFonts w:ascii="Arial Narrow" w:eastAsia="Calibri" w:hAnsi="Arial Narrow" w:cs="Arial"/>
           <w:b/>
           <w:kern w:val="0"/>
-          <ns2:ligatures ns2:val="none"/>
+          <w14:ligatures w14:val="none"/>
         </w:rPr>
         <w:t>:</w:t>
       </w:r>
@@ -4532,7 +4476,7 @@
         <w:rPr>
           <w:rFonts w:ascii="Arial Narrow" w:eastAsia="Calibri" w:hAnsi="Arial Narrow" w:cs="Arial"/>
           <w:kern w:val="0"/>
-          <ns2:ligatures ns2:val="none"/>
+          <w14:ligatures w14:val="none"/>
         </w:rPr>
         <w:t xml:space="preserve"> comunicar a las partes que, de acuerdo a lo señalado por el artículo 29</w:t>
       </w:r>
@@ -4542,7 +4486,7 @@
           <w:color w:val="000000"/>
           <w:kern w:val="0"/>
           <w:lang w:eastAsia="es-PE"/>
-          <ns2:ligatures ns2:val="none"/>
+          <w14:ligatures w14:val="none"/>
         </w:rPr>
         <w:t/>
       </w:r>
@@ -4550,7 +4494,7 @@
         <w:rPr>
           <w:rFonts w:ascii="Arial Narrow" w:eastAsia="Calibri" w:hAnsi="Arial Narrow" w:cs="Arial"/>
           <w:kern w:val="0"/>
-          <ns2:ligatures ns2:val="none"/>
+          <w14:ligatures w14:val="none"/>
         </w:rPr>
         <w:t xml:space="preserve"> del Decreto Legislativo 807</w:t>
       </w:r>
@@ -4560,7 +4504,7 @@
           <w:rFonts w:ascii="Arial Narrow" w:eastAsia="Calibri" w:hAnsi="Arial Narrow" w:cs="Arial"/>
           <w:kern w:val="0"/>
           <w:vertAlign w:val="superscript"/>
-          <ns2:ligatures ns2:val="none"/>
+          <w14:ligatures w14:val="none"/>
         </w:rPr>
         <w:footnoteReference w:id="11"/>
       </w:r>
@@ -4568,7 +4512,7 @@
         <w:rPr>
           <w:rFonts w:ascii="Arial Narrow" w:eastAsia="Calibri" w:hAnsi="Arial Narrow" w:cs="Arial"/>
           <w:kern w:val="0"/>
-          <ns2:ligatures ns2:val="none"/>
+          <w14:ligatures w14:val="none"/>
         </w:rPr>
         <w:t xml:space="preserve">, hasta antes de la emisión de la Resolución Final tienen la posibilidad de solicitar una audiencia </w:t>
       </w:r>
@@ -4576,7 +4520,7 @@
         <w:rPr>
           <w:rFonts w:ascii="Arial Narrow" w:eastAsia="Calibri" w:hAnsi="Arial Narrow" w:cs="Arial"/>
           <w:kern w:val="0"/>
-          <ns2:ligatures ns2:val="none"/>
+          <w14:ligatures w14:val="none"/>
         </w:rPr>
         <w:lastRenderedPageBreak/>
         <w:t xml:space="preserve">de conciliación. En caso deleguen a favor de una tercera persona su actuación en la diligencia programada, esta deberá presentar un poder especial con firma legalizada ante Notario Público, donde conste </w:t>
@@ -4586,7 +4530,7 @@
           <w:rFonts w:ascii="Arial Narrow" w:eastAsia="Calibri" w:hAnsi="Arial Narrow" w:cs="Arial"/>
           <w:kern w:val="0"/>
           <w:u w:val="single"/>
-          <ns2:ligatures ns2:val="none"/>
+          <w14:ligatures w14:val="none"/>
         </w:rPr>
         <w:t>expresamente su facultad para asistir y conciliar en su representación</w:t>
       </w:r>
@@ -4595,7 +4539,7 @@
           <w:rFonts w:ascii="Arial Narrow" w:eastAsia="Calibri" w:hAnsi="Arial Narrow" w:cs="Arial"/>
           <w:bCs/>
           <w:kern w:val="0"/>
-          <ns2:ligatures ns2:val="none"/>
+          <w14:ligatures w14:val="none"/>
         </w:rPr>
         <w:t>.</w:t>
       </w:r>
@@ -4605,7 +4549,7 @@
           <w:b/>
           <w:bCs/>
           <w:kern w:val="0"/>
-          <ns2:ligatures ns2:val="none"/>
+          <w14:ligatures w14:val="none"/>
         </w:rPr>
         <w:t xml:space="preserve"> </w:t>
       </w:r>
@@ -4614,12 +4558,12 @@
           <w:rFonts w:ascii="Arial Narrow" w:eastAsia="Calibri" w:hAnsi="Arial Narrow" w:cs="Arial"/>
           <w:kern w:val="0"/>
           <w:u w:val="single"/>
-          <ns2:ligatures ns2:val="none"/>
+          <w14:ligatures w14:val="none"/>
         </w:rPr>
         <w:t xml:space="preserve">Ello bajo apercibimiento de no realizar la audiencia de conciliación y levantar el acta de inasistencia correspondiente. </w:t>
       </w:r>
     </w:p>
-    <w:p ns2:paraId="4CD47B08" ns2:textId="77777777">
+    <w:p>
       <w:pPr>
         <w:suppressAutoHyphens/>
         <w:spacing w:after="0" w:line="240" w:lineRule="auto"/>
@@ -4628,11 +4572,11 @@
           <w:rFonts w:ascii="Arial Narrow" w:eastAsia="Calibri" w:hAnsi="Arial Narrow" w:cs="Arial"/>
           <w:kern w:val="0"/>
           <w:u w:val="single"/>
-          <ns2:ligatures ns2:val="none"/>
-        </w:rPr>
-      </w:pPr>
-    </w:p>
-    <w:p ns2:paraId="0E80CA49" ns2:textId="77777777">
+          <w14:ligatures w14:val="none"/>
+        </w:rPr>
+      </w:pPr>
+    </w:p>
+    <w:p>
       <w:pPr>
         <w:suppressAutoHyphens/>
         <w:spacing w:after="0" w:line="240" w:lineRule="auto"/>
@@ -4642,7 +4586,7 @@
           <w:color w:val="000000"/>
           <w:kern w:val="0"/>
           <w:lang w:eastAsia="es-PE"/>
-          <ns2:ligatures ns2:val="none"/>
+          <w14:ligatures w14:val="none"/>
         </w:rPr>
       </w:pPr>
       <w:r>
@@ -4652,7 +4596,7 @@
           <w:color w:val="000000"/>
           <w:kern w:val="0"/>
           <w:lang w:eastAsia="es-PE"/>
-          <ns2:ligatures ns2:val="none"/>
+          <w14:ligatures w14:val="none"/>
         </w:rPr>
         <w:t>NOVENO:</w:t>
       </w:r>
@@ -4662,14 +4606,14 @@
           <w:color w:val="000000"/>
           <w:kern w:val="0"/>
           <w:lang w:eastAsia="es-PE"/>
-          <ns2:ligatures ns2:val="none"/>
+          <w14:ligatures w14:val="none"/>
         </w:rPr>
         <w:t xml:space="preserve"> poner en conocimiento de las partes que, antes de la emisión de la Resolución Final, tienen la posibilidad de formular su desistimiento o presentar el acuerdo arribado mediante la conciliación, mediación, transacción o cualquier otro que, de forma indubitable, deje constancia que se ha solucionado la controversia materia de denuncia.</w:t>
       </w:r>
       <w:bookmarkStart w:id="22" w:name="h.gjdgxs" w:colFirst="0" w:colLast="0"/>
       <w:bookmarkEnd w:id="22"/>
     </w:p>
-    <w:p ns2:paraId="7DDD06F7" ns2:textId="77777777">
+    <w:p>
       <w:pPr>
         <w:suppressAutoHyphens/>
         <w:spacing w:after="0" w:line="240" w:lineRule="auto"/>
@@ -4679,11 +4623,11 @@
           <w:color w:val="000000"/>
           <w:kern w:val="0"/>
           <w:lang w:eastAsia="es-PE"/>
-          <ns2:ligatures ns2:val="none"/>
-        </w:rPr>
-      </w:pPr>
-    </w:p>
-    <w:p ns2:paraId="236137A1" ns2:textId="772EE957">
+          <w14:ligatures w14:val="none"/>
+        </w:rPr>
+      </w:pPr>
+    </w:p>
+    <w:p>
       <w:pPr>
         <w:suppressAutoHyphens/>
         <w:spacing w:after="0" w:line="240" w:lineRule="auto"/>
@@ -4706,7 +4650,7 @@
           <w:b/>
           <w:spacing w:val="-3"/>
           <w:kern w:val="0"/>
-          <ns2:ligatures ns2:val="none"/>
+          <w14:ligatures w14:val="none"/>
         </w:rPr>
         <w:t/>
       </w:r>
@@ -4716,7 +4660,7 @@
           <w:bCs/>
           <w:spacing w:val="-3"/>
           <w:kern w:val="0"/>
-          <ns2:ligatures ns2:val="none"/>
+          <w14:ligatures w14:val="none"/>
         </w:rPr>
         <w:t xml:space="preserve"/>
       </w:r>
@@ -4726,7 +4670,7 @@
           <w:bCs/>
           <w:spacing w:val="-3"/>
           <w:kern w:val="0"/>
-          <ns2:ligatures ns2:val="none"/>
+          <w14:ligatures w14:val="none"/>
         </w:rPr>
         <w:t xml:space="preserve"/>
       </w:r>
@@ -4736,7 +4680,7 @@
           <w:bCs/>
           <w:spacing w:val="-3"/>
           <w:kern w:val="0"/>
-          <ns2:ligatures ns2:val="none"/>
+          <w14:ligatures w14:val="none"/>
         </w:rPr>
         <w:t/>
       </w:r>
@@ -4746,7 +4690,7 @@
           <w:bCs/>
           <w:spacing w:val="-3"/>
           <w:kern w:val="0"/>
-          <ns2:ligatures ns2:val="none"/>
+          <w14:ligatures w14:val="none"/>
         </w:rPr>
         <w:t xml:space="preserve"/>
       </w:r>
@@ -4757,7 +4701,7 @@
           <w:kern w:val="0"/>
           <w:shd w:val="clear" w:color="auto" w:fill="FFFFFF"/>
           <w:lang w:eastAsia="es-PE"/>
-          <ns2:ligatures ns2:val="none"/>
+          <w14:ligatures w14:val="none"/>
         </w:rPr>
         <w:t xml:space="preserve"/>
       </w:r>
@@ -4768,7 +4712,7 @@
           <w:kern w:val="0"/>
           <w:shd w:val="clear" w:color="auto" w:fill="FFFFFF"/>
           <w:lang w:eastAsia="es-PE"/>
-          <ns2:ligatures ns2:val="none"/>
+          <w14:ligatures w14:val="none"/>
         </w:rPr>
         <w:t xml:space="preserve"/>
       </w:r>
@@ -4779,7 +4723,7 @@
           <w:kern w:val="0"/>
           <w:shd w:val="clear" w:color="auto" w:fill="FFFFFF"/>
           <w:lang w:eastAsia="es-PE"/>
-          <ns2:ligatures ns2:val="none"/>
+          <w14:ligatures w14:val="none"/>
         </w:rPr>
         <w:t xml:space="preserve"/>
       </w:r>
@@ -4803,7 +4747,7 @@
           <w:color w:val="000000"/>
           <w:kern w:val="0"/>
           <w:lang w:eastAsia="es-PE"/>
-          <ns2:ligatures ns2:val="none"/>
+          <w14:ligatures w14:val="none"/>
         </w:rPr>
         <w:t/>
       </w:r>
@@ -4820,7 +4764,7 @@
           <w:color w:val="000000"/>
           <w:kern w:val="0"/>
           <w:lang w:eastAsia="es-PE"/>
-          <ns2:ligatures ns2:val="none"/>
+          <w14:ligatures w14:val="none"/>
         </w:rPr>
         <w:t/>
       </w:r>
@@ -4855,7 +4799,7 @@
       </w:r>
     </w:p>
     <w:bookmarkEnd w:id="23"/>
-    <w:p ns2:paraId="639FE5BE" ns2:textId="77777777">
+    <w:p>
       <w:pPr>
         <w:suppressAutoHyphens/>
         <w:spacing w:after="0" w:line="240" w:lineRule="auto"/>
@@ -4865,7 +4809,7 @@
         </w:rPr>
       </w:pPr>
     </w:p>
-    <w:p ns2:paraId="083D8417" ns2:textId="145FBF7D">
+    <w:p>
       <w:pPr>
         <w:suppressAutoHyphens/>
         <w:spacing w:line="240" w:lineRule="auto"/>
@@ -4955,7 +4899,7 @@
       </w:r>
       <w:bookmarkStart w:id="24" w:name="_Hlk198890962"/>
     </w:p>
-    <w:p ns2:paraId="36317C11" ns2:textId="77777777">
+    <w:p>
       <w:pPr>
         <w:suppressAutoHyphens/>
         <w:spacing w:after="0" w:line="240" w:lineRule="auto"/>
@@ -4967,7 +4911,7 @@
       </w:pPr>
     </w:p>
     <w:bookmarkEnd w:id="24"/>
-    <w:p ns2:paraId="23716787" ns2:textId="77777777">
+    <w:p>
       <w:pPr>
         <w:suppressAutoHyphens/>
         <w:spacing w:after="0" w:line="240" w:lineRule="auto"/>
@@ -4977,22 +4921,22 @@
         </w:rPr>
       </w:pPr>
     </w:p>
-    <w:p ns2:paraId="418E1D52" ns2:textId="77777777">
-      <w:pPr>
-        <w:spacing w:after="0" w:line="240" w:lineRule="auto"/>
-        <w:jc w:val="both"/>
-        <w:rPr>
-          <w:rFonts w:ascii="Arial Narrow" w:eastAsia="Arial Narrow" w:hAnsi="Arial Narrow" w:cs="Arial Narrow"/>
-          <w:b/>
-          <w:color w:val="000000"/>
-          <w:kern w:val="0"/>
-          <w:lang w:eastAsia="es-PE"/>
-          <ns2:ligatures ns2:val="none"/>
+    <w:p>
+      <w:pPr>
+        <w:spacing w:after="0" w:line="240" w:lineRule="auto"/>
+        <w:jc w:val="both"/>
+        <w:rPr>
+          <w:rFonts w:ascii="Arial Narrow" w:eastAsia="Arial Narrow" w:hAnsi="Arial Narrow" w:cs="Arial Narrow"/>
+          <w:b/>
+          <w:color w:val="000000"/>
+          <w:kern w:val="0"/>
+          <w:lang w:eastAsia="es-PE"/>
+          <w14:ligatures w14:val="none"/>
         </w:rPr>
       </w:pPr>
     </w:p>
     <w:bookmarkEnd w:id="0"/>
-    <w:p ns2:paraId="2E71D930" ns2:textId="77777777">
+    <w:p>
       <w:pPr>
         <w:spacing w:after="0" w:line="240" w:lineRule="auto"/>
         <w:jc w:val="both"/>
@@ -5002,11 +4946,11 @@
           <w:color w:val="000000"/>
           <w:kern w:val="0"/>
           <w:lang w:val="es-ES" w:eastAsia="es-PE"/>
-          <ns2:ligatures ns2:val="none"/>
-        </w:rPr>
-      </w:pPr>
-    </w:p>
-    <w:p ns2:paraId="60A5D2B6" ns2:textId="77777777">
+          <w14:ligatures w14:val="none"/>
+        </w:rPr>
+      </w:pPr>
+    </w:p>
+    <w:p>
       <w:pPr>
         <w:spacing w:after="0" w:line="240" w:lineRule="auto"/>
         <w:jc w:val="center"/>
@@ -5016,22 +4960,22 @@
           <w:color w:val="000000"/>
           <w:kern w:val="0"/>
           <w:lang w:eastAsia="es-PE"/>
-          <ns2:ligatures ns2:val="none"/>
-        </w:rPr>
-      </w:pPr>
-      <w:r>
-        <w:rPr>
-          <w:rFonts w:ascii="Arial Narrow" w:eastAsia="Arial Narrow" w:hAnsi="Arial Narrow" w:cs="Arial Narrow"/>
-          <w:b/>
-          <w:color w:val="000000"/>
-          <w:kern w:val="0"/>
-          <w:lang w:eastAsia="es-PE"/>
-          <ns2:ligatures ns2:val="none"/>
+          <w14:ligatures w14:val="none"/>
+        </w:rPr>
+      </w:pPr>
+      <w:r>
+        <w:rPr>
+          <w:rFonts w:ascii="Arial Narrow" w:eastAsia="Arial Narrow" w:hAnsi="Arial Narrow" w:cs="Arial Narrow"/>
+          <w:b/>
+          <w:color w:val="000000"/>
+          <w:kern w:val="0"/>
+          <w:lang w:eastAsia="es-PE"/>
+          <w14:ligatures w14:val="none"/>
         </w:rPr>
         <w:t>Firmado digitalmente por</w:t>
       </w:r>
     </w:p>
-    <w:p ns2:paraId="54918CDF" ns2:textId="77777777">
+    <w:p>
       <w:pPr>
         <w:spacing w:after="0" w:line="240" w:lineRule="auto"/>
         <w:jc w:val="center"/>
@@ -5042,7 +4986,7 @@
           <w:color w:val="000000"/>
           <w:kern w:val="0"/>
           <w:lang w:eastAsia="es-PE"/>
-          <ns2:ligatures ns2:val="none"/>
+          <w14:ligatures w14:val="none"/>
         </w:rPr>
       </w:pPr>
       <w:r>
@@ -5053,12 +4997,12 @@
           <w:color w:val="000000"/>
           <w:kern w:val="0"/>
           <w:lang w:eastAsia="es-PE"/>
-          <ns2:ligatures ns2:val="none"/>
+          <w14:ligatures w14:val="none"/>
         </w:rPr>
         <w:t>EVELING ROA QUISPE</w:t>
       </w:r>
     </w:p>
-    <w:p ns2:paraId="6ED63168" ns2:textId="77777777">
+    <w:p>
       <w:pPr>
         <w:spacing w:after="0" w:line="240" w:lineRule="auto"/>
         <w:jc w:val="center"/>
@@ -5069,7 +5013,7 @@
           <w:color w:val="000000"/>
           <w:kern w:val="0"/>
           <w:lang w:eastAsia="es-PE"/>
-          <ns2:ligatures ns2:val="none"/>
+          <w14:ligatures w14:val="none"/>
         </w:rPr>
       </w:pPr>
       <w:r>
@@ -5080,12 +5024,12 @@
           <w:color w:val="000000"/>
           <w:kern w:val="0"/>
           <w:lang w:eastAsia="es-PE"/>
-          <ns2:ligatures ns2:val="none"/>
+          <w14:ligatures w14:val="none"/>
         </w:rPr>
         <w:t>Secretaria Técnica</w:t>
       </w:r>
     </w:p>
-    <w:p ns2:paraId="2A32604A" ns2:textId="77777777">
+    <w:p>
       <w:pPr>
         <w:spacing w:after="0" w:line="240" w:lineRule="auto"/>
         <w:jc w:val="center"/>
@@ -5096,7 +5040,7 @@
           <w:color w:val="000000"/>
           <w:kern w:val="0"/>
           <w:lang w:eastAsia="es-PE"/>
-          <ns2:ligatures ns2:val="none"/>
+          <w14:ligatures w14:val="none"/>
         </w:rPr>
       </w:pPr>
       <w:r>
@@ -5107,26 +5051,26 @@
           <w:color w:val="000000"/>
           <w:kern w:val="0"/>
           <w:lang w:eastAsia="es-PE"/>
-          <ns2:ligatures ns2:val="none"/>
+          <w14:ligatures w14:val="none"/>
         </w:rPr>
         <w:t>Comisión de Protección al Consumidor 1</w:t>
       </w:r>
     </w:p>
-    <w:p ns2:paraId="58BC73C9" ns2:textId="77777777">
-      <w:pPr>
-        <w:spacing w:after="0" w:line="240" w:lineRule="auto"/>
-        <w:jc w:val="both"/>
-        <w:rPr>
-          <w:rFonts w:ascii="Arial Narrow" w:eastAsia="Arial Narrow" w:hAnsi="Arial Narrow" w:cs="Arial Narrow"/>
-          <w:b/>
-          <w:color w:val="000000"/>
-          <w:kern w:val="0"/>
-          <w:lang w:eastAsia="es-PE"/>
-          <ns2:ligatures ns2:val="none"/>
-        </w:rPr>
-      </w:pPr>
-    </w:p>
-    <w:p ns2:paraId="4423ADE9" ns2:textId="227F9F48">
+    <w:p>
+      <w:pPr>
+        <w:spacing w:after="0" w:line="240" w:lineRule="auto"/>
+        <w:jc w:val="both"/>
+        <w:rPr>
+          <w:rFonts w:ascii="Arial Narrow" w:eastAsia="Arial Narrow" w:hAnsi="Arial Narrow" w:cs="Arial Narrow"/>
+          <w:b/>
+          <w:color w:val="000000"/>
+          <w:kern w:val="0"/>
+          <w:lang w:eastAsia="es-PE"/>
+          <w14:ligatures w14:val="none"/>
+        </w:rPr>
+      </w:pPr>
+    </w:p>
+    <w:p>
       <w:pPr>
         <w:spacing w:after="0" w:line="240" w:lineRule="auto"/>
         <w:jc w:val="both"/>
@@ -5144,23 +5088,23 @@
           <w:sz w:val="16"/>
           <w:szCs w:val="16"/>
           <w:lang w:eastAsia="es-PE"/>
-          <ns2:ligatures ns2:val="none"/>
+          <w14:ligatures w14:val="none"/>
         </w:rPr>
         <w:t>LSM/JCQ</w:t>
       </w:r>
     </w:p>
-    <w:p ns2:paraId="74AAB5F4" ns2:textId="77777777">
+    <w:p>
       <w:pPr>
         <w:spacing w:line="240" w:lineRule="auto"/>
       </w:pPr>
     </w:p>
     <w:sectPr>
-      <w:headerReference w:type="even" ns3:id="rId8"/>
-      <w:headerReference w:type="default" ns3:id="rId9"/>
-      <w:footerReference w:type="even" ns3:id="rId10"/>
-      <w:footerReference w:type="default" ns3:id="rId11"/>
-      <w:headerReference w:type="first" ns3:id="rId12"/>
-      <w:footerReference w:type="first" ns3:id="rId13"/>
+      <w:headerReference w:type="even" r:id="rId8"/>
+      <w:headerReference w:type="default" r:id="rId9"/>
+      <w:footerReference w:type="even" r:id="rId10"/>
+      <w:footerReference w:type="default" r:id="rId11"/>
+      <w:headerReference w:type="first" r:id="rId12"/>
+      <w:footerReference w:type="first" r:id="rId13"/>
       <w:pgSz w:w="11906" w:h="16838"/>
       <w:pgMar w:top="1417" w:right="1701" w:bottom="1417" w:left="1701" w:header="708" w:footer="708" w:gutter="0"/>
       <w:cols w:space="708"/>
@@ -5171,7 +5115,7 @@
 </file>
 
 <file path=word/endnotes.xml><?xml version="1.0" encoding="utf-8"?>
-<w:endnotes xmlns:wpc="http://schemas.microsoft.com/office/word/2010/wordprocessingCanvas" xmlns:cx="http://schemas.microsoft.com/office/drawing/2014/chartex" xmlns:cx1="http://schemas.microsoft.com/office/drawing/2015/9/8/chartex" xmlns:cx2="http://schemas.microsoft.com/office/drawing/2015/10/21/chartex" xmlns:cx3="http://schemas.microsoft.com/office/drawing/2016/5/9/chartex" xmlns:cx4="http://schemas.microsoft.com/office/drawing/2016/5/10/chartex" xmlns:cx5="http://schemas.microsoft.com/office/drawing/2016/5/11/chartex" xmlns:cx6="http://schemas.microsoft.com/office/drawing/2016/5/12/chartex" xmlns:cx7="http://schemas.microsoft.com/office/drawing/2016/5/13/chartex" xmlns:cx8="http://schemas.microsoft.com/office/drawing/2016/5/14/chartex" xmlns:mc="http://schemas.openxmlformats.org/markup-compatibility/2006" xmlns:aink="http://schemas.microsoft.com/office/drawing/2016/ink" xmlns:am3d="http://schemas.microsoft.com/office/drawing/2017/model3d" xmlns:o="urn:schemas-microsoft-com:office:office" xmlns:oel="http://schemas.microsoft.com/office/2019/extlst" xmlns:r="http://schemas.openxmlformats.org/officeDocument/2006/relationships" xmlns:m="http://schemas.openxmlformats.org/officeDocument/2006/math" xmlns:v="urn:schemas-microsoft-com:vml" xmlns:wp14="http://schemas.microsoft.com/office/word/2010/wordprocessingDrawing" xmlns:wp="http://schemas.openxmlformats.org/drawingml/2006/wordprocessingDrawing" xmlns:w10="urn:schemas-microsoft-com:office:word" xmlns:w="http://schemas.openxmlformats.org/wordprocessingml/2006/main" xmlns:w14="http://schemas.microsoft.com/office/word/2010/wordml" xmlns:w15="http://schemas.microsoft.com/office/word/2012/wordml" xmlns:w16cex="http://schemas.microsoft.com/office/word/2018/wordml/cex" xmlns:w16cid="http://schemas.microsoft.com/office/word/2016/wordml/cid" xmlns:w16="http://schemas.microsoft.com/office/word/2018/wordml" xmlns:w16du="http://schemas.microsoft.com/office/word/2023/wordml/word16du" xmlns:w16sdtdh="http://schemas.microsoft.com/office/word/2020/wordml/sdtdatahash" xmlns:w16sdtfl="http://schemas.microsoft.com/office/word/2024/wordml/sdtformatlock" xmlns:w16se="http://schemas.microsoft.com/office/word/2015/wordml/symex" xmlns:wpg="http://schemas.microsoft.com/office/word/2010/wordprocessingGroup" xmlns:wpi="http://schemas.microsoft.com/office/word/2010/wordprocessingInk" xmlns:wne="http://schemas.microsoft.com/office/word/2006/wordml" xmlns:wps="http://schemas.microsoft.com/office/word/2010/wordprocessingShape" mc:Ignorable="w14 w15 w16se w16cid w16 w16cex w16sdtdh w16sdtfl w16du wp14">
+<w:endnotes xmlns:mc="http://schemas.openxmlformats.org/markup-compatibility/2006" xmlns:r="http://schemas.openxmlformats.org/officeDocument/2006/relationships" xmlns:w="http://schemas.openxmlformats.org/wordprocessingml/2006/main" xmlns:w14="http://schemas.microsoft.com/office/word/2010/wordml" xmlns:w15="http://schemas.microsoft.com/office/word/2012/wordml" xmlns:w16="http://schemas.microsoft.com/office/word/2018/wordml" xmlns:w16cex="http://schemas.microsoft.com/office/word/2018/wordml/cex" xmlns:w16cid="http://schemas.microsoft.com/office/word/2016/wordml/cid" xmlns:w16du="http://schemas.microsoft.com/office/word/2023/wordml/word16du" xmlns:w16sdtdh="http://schemas.microsoft.com/office/word/2020/wordml/sdtdatahash" xmlns:w16se="http://schemas.microsoft.com/office/word/2015/wordml/symex" xmlns:wp14="http://schemas.microsoft.com/office/word/2010/wordprocessingDrawing" mc:Ignorable="w14 w15 w16se w16cid w16 w16cex w16sdtdh w16du wp14">
   <w:endnote w:type="separator" w:id="-1">
     <w:p>
       <w:pPr>
@@ -5196,7 +5140,7 @@
 </file>
 
 <file path=word/footer1.xml><?xml version="1.0" encoding="utf-8"?>
-<w:ftr xmlns:wpc="http://schemas.microsoft.com/office/word/2010/wordprocessingCanvas" xmlns:cx="http://schemas.microsoft.com/office/drawing/2014/chartex" xmlns:cx1="http://schemas.microsoft.com/office/drawing/2015/9/8/chartex" xmlns:cx2="http://schemas.microsoft.com/office/drawing/2015/10/21/chartex" xmlns:cx3="http://schemas.microsoft.com/office/drawing/2016/5/9/chartex" xmlns:cx4="http://schemas.microsoft.com/office/drawing/2016/5/10/chartex" xmlns:cx5="http://schemas.microsoft.com/office/drawing/2016/5/11/chartex" xmlns:cx6="http://schemas.microsoft.com/office/drawing/2016/5/12/chartex" xmlns:cx7="http://schemas.microsoft.com/office/drawing/2016/5/13/chartex" xmlns:cx8="http://schemas.microsoft.com/office/drawing/2016/5/14/chartex" xmlns:mc="http://schemas.openxmlformats.org/markup-compatibility/2006" xmlns:aink="http://schemas.microsoft.com/office/drawing/2016/ink" xmlns:am3d="http://schemas.microsoft.com/office/drawing/2017/model3d" xmlns:o="urn:schemas-microsoft-com:office:office" xmlns:oel="http://schemas.microsoft.com/office/2019/extlst" xmlns:r="http://schemas.openxmlformats.org/officeDocument/2006/relationships" xmlns:m="http://schemas.openxmlformats.org/officeDocument/2006/math" xmlns:v="urn:schemas-microsoft-com:vml" xmlns:wp14="http://schemas.microsoft.com/office/word/2010/wordprocessingDrawing" xmlns:wp="http://schemas.openxmlformats.org/drawingml/2006/wordprocessingDrawing" xmlns:w10="urn:schemas-microsoft-com:office:word" xmlns:w="http://schemas.openxmlformats.org/wordprocessingml/2006/main" xmlns:w14="http://schemas.microsoft.com/office/word/2010/wordml" xmlns:w15="http://schemas.microsoft.com/office/word/2012/wordml" xmlns:w16cex="http://schemas.microsoft.com/office/word/2018/wordml/cex" xmlns:w16cid="http://schemas.microsoft.com/office/word/2016/wordml/cid" xmlns:w16="http://schemas.microsoft.com/office/word/2018/wordml" xmlns:w16du="http://schemas.microsoft.com/office/word/2023/wordml/word16du" xmlns:w16sdtdh="http://schemas.microsoft.com/office/word/2020/wordml/sdtdatahash" xmlns:w16sdtfl="http://schemas.microsoft.com/office/word/2024/wordml/sdtformatlock" xmlns:w16se="http://schemas.microsoft.com/office/word/2015/wordml/symex" xmlns:wpg="http://schemas.microsoft.com/office/word/2010/wordprocessingGroup" xmlns:wpi="http://schemas.microsoft.com/office/word/2010/wordprocessingInk" xmlns:wne="http://schemas.microsoft.com/office/word/2006/wordml" xmlns:wps="http://schemas.microsoft.com/office/word/2010/wordprocessingShape" mc:Ignorable="w14 w15 w16se w16cid w16 w16cex w16sdtdh w16sdtfl w16du wp14">
+<w:ftr xmlns:mc="http://schemas.openxmlformats.org/markup-compatibility/2006" xmlns:r="http://schemas.openxmlformats.org/officeDocument/2006/relationships" xmlns:w="http://schemas.openxmlformats.org/wordprocessingml/2006/main" xmlns:w14="http://schemas.microsoft.com/office/word/2010/wordml" xmlns:w15="http://schemas.microsoft.com/office/word/2012/wordml" xmlns:w16="http://schemas.microsoft.com/office/word/2018/wordml" xmlns:w16cex="http://schemas.microsoft.com/office/word/2018/wordml/cex" xmlns:w16cid="http://schemas.microsoft.com/office/word/2016/wordml/cid" xmlns:w16du="http://schemas.microsoft.com/office/word/2023/wordml/word16du" xmlns:w16sdtdh="http://schemas.microsoft.com/office/word/2020/wordml/sdtdatahash" xmlns:w16se="http://schemas.microsoft.com/office/word/2015/wordml/symex" xmlns:wp14="http://schemas.microsoft.com/office/word/2010/wordprocessingDrawing" mc:Ignorable="w14 w15 w16se w16cid w16 w16cex w16sdtdh w16du wp14">
   <w:p>
     <w:pPr>
       <w:pStyle w:val="Piedepgina"/>
@@ -5295,7 +5239,7 @@
 </file>
 
 <file path=word/footnotes.xml><?xml version="1.0" encoding="utf-8"?>
-<w:footnotes xmlns:wpc="http://schemas.microsoft.com/office/word/2010/wordprocessingCanvas" xmlns:cx="http://schemas.microsoft.com/office/drawing/2014/chartex" xmlns:cx1="http://schemas.microsoft.com/office/drawing/2015/9/8/chartex" xmlns:cx2="http://schemas.microsoft.com/office/drawing/2015/10/21/chartex" xmlns:cx3="http://schemas.microsoft.com/office/drawing/2016/5/9/chartex" xmlns:cx4="http://schemas.microsoft.com/office/drawing/2016/5/10/chartex" xmlns:cx5="http://schemas.microsoft.com/office/drawing/2016/5/11/chartex" xmlns:cx6="http://schemas.microsoft.com/office/drawing/2016/5/12/chartex" xmlns:cx7="http://schemas.microsoft.com/office/drawing/2016/5/13/chartex" xmlns:cx8="http://schemas.microsoft.com/office/drawing/2016/5/14/chartex" xmlns:mc="http://schemas.openxmlformats.org/markup-compatibility/2006" xmlns:aink="http://schemas.microsoft.com/office/drawing/2016/ink" xmlns:am3d="http://schemas.microsoft.com/office/drawing/2017/model3d" xmlns:o="urn:schemas-microsoft-com:office:office" xmlns:oel="http://schemas.microsoft.com/office/2019/extlst" xmlns:r="http://schemas.openxmlformats.org/officeDocument/2006/relationships" xmlns:m="http://schemas.openxmlformats.org/officeDocument/2006/math" xmlns:v="urn:schemas-microsoft-com:vml" xmlns:wp14="http://schemas.microsoft.com/office/word/2010/wordprocessingDrawing" xmlns:wp="http://schemas.openxmlformats.org/drawingml/2006/wordprocessingDrawing" xmlns:w10="urn:schemas-microsoft-com:office:word" xmlns:w="http://schemas.openxmlformats.org/wordprocessingml/2006/main" xmlns:w14="http://schemas.microsoft.com/office/word/2010/wordml" xmlns:w15="http://schemas.microsoft.com/office/word/2012/wordml" xmlns:w16cex="http://schemas.microsoft.com/office/word/2018/wordml/cex" xmlns:w16cid="http://schemas.microsoft.com/office/word/2016/wordml/cid" xmlns:w16="http://schemas.microsoft.com/office/word/2018/wordml" xmlns:w16du="http://schemas.microsoft.com/office/word/2023/wordml/word16du" xmlns:w16sdtdh="http://schemas.microsoft.com/office/word/2020/wordml/sdtdatahash" xmlns:w16sdtfl="http://schemas.microsoft.com/office/word/2024/wordml/sdtformatlock" xmlns:w16se="http://schemas.microsoft.com/office/word/2015/wordml/symex" xmlns:wpg="http://schemas.microsoft.com/office/word/2010/wordprocessingGroup" xmlns:wpi="http://schemas.microsoft.com/office/word/2010/wordprocessingInk" xmlns:wne="http://schemas.microsoft.com/office/word/2006/wordml" xmlns:wps="http://schemas.microsoft.com/office/word/2010/wordprocessingShape" mc:Ignorable="w14 w15 w16se w16cid w16 w16cex w16sdtdh w16sdtfl w16du wp14">
+<w:footnotes xmlns:mc="http://schemas.openxmlformats.org/markup-compatibility/2006" xmlns:r="http://schemas.openxmlformats.org/officeDocument/2006/relationships" xmlns:w="http://schemas.openxmlformats.org/wordprocessingml/2006/main" xmlns:w14="http://schemas.microsoft.com/office/word/2010/wordml" xmlns:w15="http://schemas.microsoft.com/office/word/2012/wordml" xmlns:w16="http://schemas.microsoft.com/office/word/2018/wordml" xmlns:w16cex="http://schemas.microsoft.com/office/word/2018/wordml/cex" xmlns:w16cid="http://schemas.microsoft.com/office/word/2016/wordml/cid" xmlns:w16du="http://schemas.microsoft.com/office/word/2023/wordml/word16du" xmlns:w16sdtdh="http://schemas.microsoft.com/office/word/2020/wordml/sdtdatahash" xmlns:w16se="http://schemas.microsoft.com/office/word/2015/wordml/symex" xmlns:wp14="http://schemas.microsoft.com/office/word/2010/wordprocessingDrawing" mc:Ignorable="w14 w15 w16se w16cid w16 w16cex w16sdtdh w16du wp14">
   <w:footnote w:type="separator" w:id="-1">
     <w:p>
       <w:pPr>
@@ -6375,6 +6319,161 @@
       </w:pPr>
     </w:p>
   </w:footnote>
+  <w:footnote w:id="13">
+    <w:p>
+      <w:pPr>
+        <w:pStyle w:val="Textonotapie"/>
+        <w:ind w:left="567" w:hanging="567"/>
+        <w:jc w:val="both"/>
+      </w:pPr>
+      <w:r>
+        <w:rPr>
+          <w:rStyle w:val="Refdenotaalpie"/>
+          <w:rFonts w:ascii="Arial Narrow" w:hAnsi="Arial Narrow" w:cs="Arial"/>
+          <w:sz w:val="16"/>
+          <w:szCs w:val="16"/>
+          <w:vertAlign w:val="superscript"/>
+        </w:rPr>
+        <w:footnoteRef/>
+      </w:r>
+      <w:r>
+        <w:rPr>
+          <w:rFonts w:ascii="Arial Narrow" w:hAnsi="Arial Narrow" w:cs="Arial"/>
+          <w:sz w:val="16"/>
+          <w:szCs w:val="16"/>
+        </w:rPr>
+        <w:tab/>
+      </w:r>
+      <w:r>
+        <w:rPr>
+          <w:rFonts w:ascii="Arial Narrow" w:hAnsi="Arial Narrow" w:cs="Arial"/>
+          <w:b/>
+          <w:bCs/>
+          <w:sz w:val="16"/>
+          <w:szCs w:val="16"/>
+        </w:rPr>
+        <w:t xml:space="preserve">DECRETO LEGISLATIVO 807, LEY SOBRE FACULTADES, NORMAS Y ORGANIZACIÓN DEL INDECOPI, publicado el 18 de abril de 1996</w:t>
+      </w:r>
+    </w:p>
+    <w:p>
+      <w:pPr>
+        <w:pStyle w:val="Textonotapie"/>
+        <w:ind w:left="567" w:hanging="567"/>
+        <w:jc w:val="both"/>
+      </w:pPr>
+      <w:r>
+        <w:rPr>
+          <w:rFonts w:ascii="Arial Narrow" w:hAnsi="Arial Narrow" w:cs="Arial"/>
+          <w:sz w:val="16"/>
+          <w:szCs w:val="16"/>
+        </w:rPr>
+        <w:tab/>
+      </w:r>
+      <w:r>
+        <w:rPr>
+          <w:rFonts w:ascii="Arial Narrow" w:hAnsi="Arial Narrow" w:cs="Arial"/>
+          <w:b/>
+          <w:bCs/>
+          <w:sz w:val="16"/>
+          <w:szCs w:val="16"/>
+        </w:rPr>
+        <w:t xml:space="preserve">Artículo 26.-</w:t>
+      </w:r>
+      <w:r>
+        <w:rPr>
+          <w:rFonts w:ascii="Arial Narrow" w:hAnsi="Arial Narrow" w:cs="Arial"/>
+          <w:sz w:val="16"/>
+          <w:szCs w:val="16"/>
+        </w:rPr>
+        <w:t xml:space="preserve"> Una vez admitida a trámite la denuncia, se correrá traslado de la misma al denunciado, a fin de que éste presente su descargo. El plazo para la presentación del descargo será de cinco (5) días contados desde la notificación, vencido el cual, el Secretario Técnico declarará en rebeldía al denunciado que no lo hubiera presentado.</w:t>
+      </w:r>
+    </w:p>
+  </w:footnote>
+  <w:footnote w:id="14">
+    <w:p>
+      <w:pPr>
+        <w:pStyle w:val="Textonotapie"/>
+        <w:ind w:left="567" w:hanging="567"/>
+        <w:jc w:val="both"/>
+      </w:pPr>
+      <w:r>
+        <w:rPr>
+          <w:rStyle w:val="Refdenotaalpie"/>
+          <w:rFonts w:ascii="Arial Narrow" w:hAnsi="Arial Narrow" w:cs="Arial"/>
+          <w:sz w:val="16"/>
+          <w:szCs w:val="16"/>
+          <w:vertAlign w:val="superscript"/>
+        </w:rPr>
+        <w:footnoteRef/>
+      </w:r>
+      <w:r>
+        <w:rPr>
+          <w:rFonts w:ascii="Arial Narrow" w:hAnsi="Arial Narrow" w:cs="Arial"/>
+          <w:sz w:val="16"/>
+          <w:szCs w:val="16"/>
+        </w:rPr>
+        <w:tab/>
+      </w:r>
+      <w:r>
+        <w:rPr>
+          <w:rFonts w:ascii="Arial Narrow" w:hAnsi="Arial Narrow" w:cs="Arial"/>
+          <w:b/>
+          <w:bCs/>
+          <w:sz w:val="16"/>
+          <w:szCs w:val="16"/>
+        </w:rPr>
+        <w:t xml:space="preserve">DECRETO SUPREMO 006-2026-JUS, TEXTO ÚNICO ORDENADO DE LA LEY 27444, LEY DEL PROCEDIMIENTO ADMINISTRATIVO GENERAL, publicado el 30 de abril de 2026</w:t>
+      </w:r>
+    </w:p>
+    <w:p>
+      <w:pPr>
+        <w:pStyle w:val="Textonotapie"/>
+        <w:ind w:left="567" w:hanging="567"/>
+        <w:jc w:val="both"/>
+      </w:pPr>
+      <w:r>
+        <w:rPr>
+          <w:rFonts w:ascii="Arial Narrow" w:hAnsi="Arial Narrow" w:cs="Arial"/>
+          <w:sz w:val="16"/>
+          <w:szCs w:val="16"/>
+        </w:rPr>
+        <w:tab/>
+      </w:r>
+      <w:r>
+        <w:rPr>
+          <w:rFonts w:ascii="Arial Narrow" w:hAnsi="Arial Narrow" w:cs="Arial"/>
+          <w:b/>
+          <w:bCs/>
+          <w:sz w:val="16"/>
+          <w:szCs w:val="16"/>
+        </w:rPr>
+        <w:t xml:space="preserve">Artículo 223.- Contestación de la reclamación</w:t>
+      </w:r>
+    </w:p>
+    <w:p>
+      <w:pPr>
+        <w:pStyle w:val="Textonotapie"/>
+        <w:ind w:left="567" w:hanging="567"/>
+        <w:jc w:val="both"/>
+      </w:pPr>
+      <w:r>
+        <w:rPr>
+          <w:rFonts w:ascii="Arial Narrow" w:hAnsi="Arial Narrow" w:cs="Arial"/>
+          <w:sz w:val="16"/>
+          <w:szCs w:val="16"/>
+        </w:rPr>
+        <w:tab/>
+      </w:r>
+      <w:r>
+        <w:rPr>
+          <w:rFonts w:ascii="Arial Narrow" w:hAnsi="Arial Narrow" w:cs="Arial"/>
+          <w:sz w:val="16"/>
+          <w:szCs w:val="16"/>
+        </w:rPr>
+        <w:t xml:space="preserve">223.1 El reclamado deberá presentar la contestación de la reclamación dentro de los quince (15) días posteriores a la notificación de ésta; vencido este plazo, la Administración declarará en rebeldía al reclamado que no la hubiera presentado. La contestación deberá contener los requisitos de los escritos previstos en el artículo 113 de la presente Ley, así como la absolución de todos los asuntos controvertidos de hecho y de derecho, Las alegaciones y los hechos relevantes de la reclamación, salvo que hayan sido específicamente negadas en la contestación, se tendrán por aceptadas o merituadas como ciertas.</w:t>
+      </w:r>
+    </w:p>
+  </w:footnote>
   <w:footnote w:id="8">
     <w:p>
       <w:pPr>
@@ -7872,7 +7971,7 @@
 </file>
 
 <file path=word/header1.xml><?xml version="1.0" encoding="utf-8"?>
-<w:hdr xmlns:wpc="http://schemas.microsoft.com/office/word/2010/wordprocessingCanvas" xmlns:cx="http://schemas.microsoft.com/office/drawing/2014/chartex" xmlns:cx1="http://schemas.microsoft.com/office/drawing/2015/9/8/chartex" xmlns:cx2="http://schemas.microsoft.com/office/drawing/2015/10/21/chartex" xmlns:cx3="http://schemas.microsoft.com/office/drawing/2016/5/9/chartex" xmlns:cx4="http://schemas.microsoft.com/office/drawing/2016/5/10/chartex" xmlns:cx5="http://schemas.microsoft.com/office/drawing/2016/5/11/chartex" xmlns:cx6="http://schemas.microsoft.com/office/drawing/2016/5/12/chartex" xmlns:cx7="http://schemas.microsoft.com/office/drawing/2016/5/13/chartex" xmlns:cx8="http://schemas.microsoft.com/office/drawing/2016/5/14/chartex" xmlns:mc="http://schemas.openxmlformats.org/markup-compatibility/2006" xmlns:aink="http://schemas.microsoft.com/office/drawing/2016/ink" xmlns:am3d="http://schemas.microsoft.com/office/drawing/2017/model3d" xmlns:o="urn:schemas-microsoft-com:office:office" xmlns:oel="http://schemas.microsoft.com/office/2019/extlst" xmlns:r="http://schemas.openxmlformats.org/officeDocument/2006/relationships" xmlns:m="http://schemas.openxmlformats.org/officeDocument/2006/math" xmlns:v="urn:schemas-microsoft-com:vml" xmlns:wp14="http://schemas.microsoft.com/office/word/2010/wordprocessingDrawing" xmlns:wp="http://schemas.openxmlformats.org/drawingml/2006/wordprocessingDrawing" xmlns:w10="urn:schemas-microsoft-com:office:word" xmlns:w="http://schemas.openxmlformats.org/wordprocessingml/2006/main" xmlns:w14="http://schemas.microsoft.com/office/word/2010/wordml" xmlns:w15="http://schemas.microsoft.com/office/word/2012/wordml" xmlns:w16cex="http://schemas.microsoft.com/office/word/2018/wordml/cex" xmlns:w16cid="http://schemas.microsoft.com/office/word/2016/wordml/cid" xmlns:w16="http://schemas.microsoft.com/office/word/2018/wordml" xmlns:w16du="http://schemas.microsoft.com/office/word/2023/wordml/word16du" xmlns:w16sdtdh="http://schemas.microsoft.com/office/word/2020/wordml/sdtdatahash" xmlns:w16sdtfl="http://schemas.microsoft.com/office/word/2024/wordml/sdtformatlock" xmlns:w16se="http://schemas.microsoft.com/office/word/2015/wordml/symex" xmlns:wpg="http://schemas.microsoft.com/office/word/2010/wordprocessingGroup" xmlns:wpi="http://schemas.microsoft.com/office/word/2010/wordprocessingInk" xmlns:wne="http://schemas.microsoft.com/office/word/2006/wordml" xmlns:wps="http://schemas.microsoft.com/office/word/2010/wordprocessingShape" mc:Ignorable="w14 w15 w16se w16cid w16 w16cex w16sdtdh w16sdtfl w16du wp14">
+<w:hdr xmlns:mc="http://schemas.openxmlformats.org/markup-compatibility/2006" xmlns:r="http://schemas.openxmlformats.org/officeDocument/2006/relationships" xmlns:w="http://schemas.openxmlformats.org/wordprocessingml/2006/main" xmlns:w14="http://schemas.microsoft.com/office/word/2010/wordml" xmlns:w15="http://schemas.microsoft.com/office/word/2012/wordml" xmlns:w16="http://schemas.microsoft.com/office/word/2018/wordml" xmlns:w16cex="http://schemas.microsoft.com/office/word/2018/wordml/cex" xmlns:w16cid="http://schemas.microsoft.com/office/word/2016/wordml/cid" xmlns:w16du="http://schemas.microsoft.com/office/word/2023/wordml/word16du" xmlns:w16sdtdh="http://schemas.microsoft.com/office/word/2020/wordml/sdtdatahash" xmlns:w16se="http://schemas.microsoft.com/office/word/2015/wordml/symex" xmlns:wp14="http://schemas.microsoft.com/office/word/2010/wordprocessingDrawing" mc:Ignorable="w14 w15 w16se w16cid w16 w16cex w16sdtdh w16du wp14">
   <w:p>
     <w:pPr>
       <w:pStyle w:val="Encabezado"/>

--- a/plantillas_maestras/01_seguro_vehicular/materia_general_asegurativa/1_ddo_aseguradora/varon/TPL_266_2026_SEGURO_VEHICULAR_MATERIA_GENERAL_ASEGURATIVA_ASEGURADORA_VARON_R1.docx
+++ b/plantillas_maestras/01_seguro_vehicular/materia_general_asegurativa/1_ddo_aseguradora/varon/TPL_266_2026_SEGURO_VEHICULAR_MATERIA_GENERAL_ASEGURATIVA_ASEGURADORA_VARON_R1.docx
@@ -10,9 +10,11 @@
         <w:spacing w:after="0" w:line="240" w:lineRule="auto"/>
         <w:jc w:val="both"/>
         <w:rPr>
-          <w:rFonts w:ascii="Arial Narrow" w:eastAsia="Times New Roman" w:hAnsi="Arial Narrow" w:cs="Times New Roman"/>
-          <w:color w:val="000000"/>
-          <w:kern w:val="0"/>
+          <w:rFonts w:ascii="Arial Narrow" w:eastAsia="Arial Narrow" w:hAnsi="Arial Narrow" w:cs="Arial Narrow"/>
+          <w:color w:val="000000"/>
+          <w:kern w:val="0"/>
+          <w:sz w:val="22"/>
+          <w:szCs w:val="22"/>
           <w:lang w:eastAsia="es-PE"/>
           <w14:ligatures w14:val="none"/>
         </w:rPr>
@@ -24,6 +26,8 @@
           <w:b/>
           <w:color w:val="000000"/>
           <w:kern w:val="0"/>
+          <w:sz w:val="22"/>
+          <w:szCs w:val="22"/>
           <w:lang w:eastAsia="es-PE"/>
           <w14:ligatures w14:val="none"/>
         </w:rPr>
@@ -35,6 +39,8 @@
           <w:b/>
           <w:color w:val="000000"/>
           <w:kern w:val="0"/>
+          <w:sz w:val="22"/>
+          <w:szCs w:val="22"/>
           <w:lang w:eastAsia="es-PE"/>
           <w14:ligatures w14:val="none"/>
         </w:rPr>
@@ -47,6 +53,8 @@
           <w:b/>
           <w:color w:val="000000"/>
           <w:kern w:val="0"/>
+          <w:sz w:val="22"/>
+          <w:szCs w:val="22"/>
           <w:lang w:eastAsia="es-PE"/>
           <w14:ligatures w14:val="none"/>
         </w:rPr>
@@ -54,11 +62,13 @@
       </w:r>
       <w:r>
         <w:rPr>
-          <w:rFonts w:ascii="Arial Narrow" w:eastAsia="Times New Roman" w:hAnsi="Arial Narrow" w:cs="Times New Roman"/>
+          <w:rFonts w:ascii="Arial Narrow" w:eastAsia="Arial Narrow" w:hAnsi="Arial Narrow" w:cs="Arial Narrow"/>
           <w:b/>
           <w:bCs/>
           <w:color w:val="000000"/>
           <w:kern w:val="0"/>
+          <w:sz w:val="22"/>
+          <w:szCs w:val="22"/>
           <w:shd w:val="clear" w:color="auto" w:fill="FFFFFF"/>
           <w:lang w:eastAsia="es-PE"/>
           <w14:ligatures w14:val="none"/>
@@ -80,6 +90,8 @@
           <w:b/>
           <w:color w:val="000000"/>
           <w:kern w:val="0"/>
+          <w:sz w:val="22"/>
+          <w:szCs w:val="22"/>
           <w:lang w:eastAsia="es-PE"/>
           <w14:ligatures w14:val="none"/>
         </w:rPr>
@@ -90,6 +102,8 @@
           <w:b/>
           <w:color w:val="000000"/>
           <w:kern w:val="0"/>
+          <w:sz w:val="22"/>
+          <w:szCs w:val="22"/>
           <w:lang w:eastAsia="es-PE"/>
           <w14:ligatures w14:val="none"/>
         </w:rPr>
@@ -114,6 +128,8 @@
           <w:b/>
           <w:color w:val="000000"/>
           <w:kern w:val="0"/>
+          <w:sz w:val="22"/>
+          <w:szCs w:val="22"/>
           <w:lang w:eastAsia="es-PE"/>
           <w14:ligatures w14:val="none"/>
         </w:rPr>
@@ -124,6 +140,8 @@
           <w:b/>
           <w:color w:val="000000"/>
           <w:kern w:val="0"/>
+          <w:sz w:val="22"/>
+          <w:szCs w:val="22"/>
           <w:lang w:eastAsia="es-PE"/>
           <w14:ligatures w14:val="none"/>
         </w:rPr>
@@ -135,6 +153,8 @@
           <w:b/>
           <w:color w:val="000000"/>
           <w:kern w:val="0"/>
+          <w:sz w:val="22"/>
+          <w:szCs w:val="22"/>
           <w:lang w:eastAsia="es-PE"/>
           <w14:ligatures w14:val="none"/>
         </w:rPr>
@@ -147,6 +167,8 @@
           <w:b/>
           <w:color w:val="000000"/>
           <w:kern w:val="0"/>
+          <w:sz w:val="22"/>
+          <w:szCs w:val="22"/>
           <w:lang w:eastAsia="es-PE"/>
           <w14:ligatures w14:val="none"/>
         </w:rPr>
@@ -158,6 +180,8 @@
           <w:b/>
           <w:color w:val="000000"/>
           <w:kern w:val="0"/>
+          <w:sz w:val="22"/>
+          <w:szCs w:val="22"/>
           <w:lang w:eastAsia="es-PE"/>
           <w14:ligatures w14:val="none"/>
         </w:rPr>
@@ -169,6 +193,8 @@
           <w:b/>
           <w:color w:val="000000"/>
           <w:kern w:val="0"/>
+          <w:sz w:val="22"/>
+          <w:szCs w:val="22"/>
           <w:lang w:eastAsia="es-PE"/>
           <w14:ligatures w14:val="none"/>
         </w:rPr>
@@ -180,6 +206,8 @@
           <w:b/>
           <w:color w:val="000000"/>
           <w:kern w:val="0"/>
+          <w:sz w:val="22"/>
+          <w:szCs w:val="22"/>
           <w:lang w:eastAsia="es-PE"/>
           <w14:ligatures w14:val="none"/>
         </w:rPr>
@@ -191,6 +219,8 @@
           <w:b/>
           <w:color w:val="000000"/>
           <w:kern w:val="0"/>
+          <w:sz w:val="22"/>
+          <w:szCs w:val="22"/>
           <w:lang w:eastAsia="es-PE"/>
           <w14:ligatures w14:val="none"/>
         </w:rPr>
@@ -211,6 +241,8 @@
           <w:b/>
           <w:color w:val="000000"/>
           <w:kern w:val="0"/>
+          <w:sz w:val="22"/>
+          <w:szCs w:val="22"/>
           <w:lang w:eastAsia="es-PE"/>
           <w14:ligatures w14:val="none"/>
         </w:rPr>
@@ -221,6 +253,8 @@
           <w:b/>
           <w:color w:val="000000"/>
           <w:kern w:val="0"/>
+          <w:sz w:val="22"/>
+          <w:szCs w:val="22"/>
           <w:lang w:eastAsia="es-PE"/>
           <w14:ligatures w14:val="none"/>
         </w:rPr>
@@ -232,6 +266,8 @@
           <w:b/>
           <w:color w:val="000000"/>
           <w:kern w:val="0"/>
+          <w:sz w:val="22"/>
+          <w:szCs w:val="22"/>
           <w:lang w:eastAsia="es-PE"/>
           <w14:ligatures w14:val="none"/>
         </w:rPr>
@@ -244,6 +280,8 @@
           <w:b/>
           <w:color w:val="000000"/>
           <w:kern w:val="0"/>
+          <w:sz w:val="22"/>
+          <w:szCs w:val="22"/>
           <w:lang w:eastAsia="es-PE"/>
           <w14:ligatures w14:val="none"/>
         </w:rPr>
@@ -265,6 +303,8 @@
           <w:b/>
           <w:color w:val="000000"/>
           <w:kern w:val="0"/>
+          <w:sz w:val="22"/>
+          <w:szCs w:val="22"/>
           <w:lang w:eastAsia="es-PE"/>
           <w14:ligatures w14:val="none"/>
         </w:rPr>
@@ -275,6 +315,8 @@
           <w:b/>
           <w:color w:val="000000"/>
           <w:kern w:val="0"/>
+          <w:sz w:val="22"/>
+          <w:szCs w:val="22"/>
           <w:lang w:eastAsia="es-PE"/>
           <w14:ligatures w14:val="none"/>
         </w:rPr>
@@ -294,6 +336,8 @@
           <w:b/>
           <w:color w:val="000000"/>
           <w:kern w:val="0"/>
+          <w:sz w:val="22"/>
+          <w:szCs w:val="22"/>
           <w:lang w:eastAsia="es-PE"/>
           <w14:ligatures w14:val="none"/>
         </w:rPr>
@@ -304,6 +348,8 @@
           <w:b/>
           <w:color w:val="000000"/>
           <w:kern w:val="0"/>
+          <w:sz w:val="22"/>
+          <w:szCs w:val="22"/>
           <w:lang w:eastAsia="es-PE"/>
           <w14:ligatures w14:val="none"/>
         </w:rPr>
@@ -315,6 +361,8 @@
           <w:b/>
           <w:color w:val="000000"/>
           <w:kern w:val="0"/>
+          <w:sz w:val="22"/>
+          <w:szCs w:val="22"/>
           <w:lang w:eastAsia="es-PE"/>
           <w14:ligatures w14:val="none"/>
         </w:rPr>
@@ -327,6 +375,8 @@
           <w:b/>
           <w:color w:val="000000"/>
           <w:kern w:val="0"/>
+          <w:sz w:val="22"/>
+          <w:szCs w:val="22"/>
           <w:lang w:eastAsia="es-PE"/>
           <w14:ligatures w14:val="none"/>
         </w:rPr>
@@ -338,6 +388,8 @@
           <w:b/>
           <w:color w:val="000000"/>
           <w:kern w:val="0"/>
+          <w:sz w:val="22"/>
+          <w:szCs w:val="22"/>
           <w:lang w:eastAsia="es-PE"/>
           <w14:ligatures w14:val="none"/>
         </w:rPr>
@@ -352,9 +404,11 @@
         <w:spacing w:after="0" w:line="240" w:lineRule="auto"/>
         <w:jc w:val="both"/>
         <w:rPr>
-          <w:rFonts w:ascii="Arial Narrow" w:eastAsia="Times New Roman" w:hAnsi="Arial Narrow" w:cs="Times New Roman"/>
-          <w:color w:val="000000"/>
-          <w:kern w:val="0"/>
+          <w:rFonts w:ascii="Arial Narrow" w:eastAsia="Arial Narrow" w:hAnsi="Arial Narrow" w:cs="Arial Narrow"/>
+          <w:color w:val="000000"/>
+          <w:kern w:val="0"/>
+          <w:sz w:val="22"/>
+          <w:szCs w:val="22"/>
           <w:shd w:val="clear" w:color="auto" w:fill="FFFFFF"/>
           <w:lang w:eastAsia="es-PE"/>
           <w14:ligatures w14:val="none"/>
@@ -369,9 +423,11 @@
         <w:spacing w:after="0" w:line="240" w:lineRule="auto"/>
         <w:jc w:val="both"/>
         <w:rPr>
-          <w:rFonts w:ascii="Arial Narrow" w:eastAsia="Times New Roman" w:hAnsi="Arial Narrow" w:cs="Times New Roman"/>
-          <w:color w:val="000000"/>
-          <w:kern w:val="0"/>
+          <w:rFonts w:ascii="Arial Narrow" w:eastAsia="Arial Narrow" w:hAnsi="Arial Narrow" w:cs="Arial Narrow"/>
+          <w:color w:val="000000"/>
+          <w:kern w:val="0"/>
+          <w:sz w:val="22"/>
+          <w:szCs w:val="22"/>
           <w:shd w:val="clear" w:color="auto" w:fill="FFFFFF"/>
           <w:lang w:eastAsia="es-PE"/>
           <w14:ligatures w14:val="none"/>
@@ -379,9 +435,11 @@
       </w:pPr>
       <w:r>
         <w:rPr>
-          <w:rFonts w:ascii="Arial Narrow" w:eastAsia="Times New Roman" w:hAnsi="Arial Narrow" w:cs="Times New Roman"/>
-          <w:color w:val="000000"/>
-          <w:kern w:val="0"/>
+          <w:rFonts w:ascii="Arial Narrow" w:eastAsia="Arial Narrow" w:hAnsi="Arial Narrow" w:cs="Arial Narrow"/>
+          <w:color w:val="000000"/>
+          <w:kern w:val="0"/>
+          <w:sz w:val="22"/>
+          <w:szCs w:val="22"/>
           <w:shd w:val="clear" w:color="auto" w:fill="FFFFFF"/>
           <w:lang w:eastAsia="es-PE"/>
           <w14:ligatures w14:val="none"/>
@@ -390,9 +448,11 @@
       </w:r>
       <w:r>
         <w:rPr>
-          <w:rFonts w:ascii="Arial Narrow" w:eastAsia="Times New Roman" w:hAnsi="Arial Narrow" w:cs="Times New Roman"/>
-          <w:color w:val="000000"/>
-          <w:kern w:val="0"/>
+          <w:rFonts w:ascii="Arial Narrow" w:eastAsia="Arial Narrow" w:hAnsi="Arial Narrow" w:cs="Arial Narrow"/>
+          <w:color w:val="000000"/>
+          <w:kern w:val="0"/>
+          <w:sz w:val="22"/>
+          <w:szCs w:val="22"/>
           <w:shd w:val="clear" w:color="auto" w:fill="FFFFFF"/>
           <w:lang w:eastAsia="es-PE"/>
           <w14:ligatures w14:val="none"/>
@@ -401,9 +461,11 @@
       </w:r>
       <w:r>
         <w:rPr>
-          <w:rFonts w:ascii="Arial Narrow" w:eastAsia="Times New Roman" w:hAnsi="Arial Narrow" w:cs="Times New Roman"/>
-          <w:color w:val="000000"/>
-          <w:kern w:val="0"/>
+          <w:rFonts w:ascii="Arial Narrow" w:eastAsia="Arial Narrow" w:hAnsi="Arial Narrow" w:cs="Arial Narrow"/>
+          <w:color w:val="000000"/>
+          <w:kern w:val="0"/>
+          <w:sz w:val="22"/>
+          <w:szCs w:val="22"/>
           <w:shd w:val="clear" w:color="auto" w:fill="FFFFFF"/>
           <w:lang w:eastAsia="es-PE"/>
           <w14:ligatures w14:val="none"/>
@@ -412,9 +474,11 @@
       </w:r>
       <w:r>
         <w:rPr>
-          <w:rFonts w:ascii="Arial Narrow" w:eastAsia="Times New Roman" w:hAnsi="Arial Narrow" w:cs="Times New Roman"/>
-          <w:color w:val="000000"/>
-          <w:kern w:val="0"/>
+          <w:rFonts w:ascii="Arial Narrow" w:eastAsia="Arial Narrow" w:hAnsi="Arial Narrow" w:cs="Arial Narrow"/>
+          <w:color w:val="000000"/>
+          <w:kern w:val="0"/>
+          <w:sz w:val="22"/>
+          <w:szCs w:val="22"/>
           <w:shd w:val="clear" w:color="auto" w:fill="FFFFFF"/>
           <w:lang w:eastAsia="es-PE"/>
           <w14:ligatures w14:val="none"/>
@@ -423,9 +487,11 @@
       </w:r>
       <w:r>
         <w:rPr>
-          <w:rFonts w:ascii="Arial Narrow" w:eastAsia="Times New Roman" w:hAnsi="Arial Narrow" w:cs="Times New Roman"/>
-          <w:color w:val="000000"/>
-          <w:kern w:val="0"/>
+          <w:rFonts w:ascii="Arial Narrow" w:eastAsia="Arial Narrow" w:hAnsi="Arial Narrow" w:cs="Arial Narrow"/>
+          <w:color w:val="000000"/>
+          <w:kern w:val="0"/>
+          <w:sz w:val="22"/>
+          <w:szCs w:val="22"/>
           <w:shd w:val="clear" w:color="auto" w:fill="FFFFFF"/>
           <w:lang w:eastAsia="es-PE"/>
           <w14:ligatures w14:val="none"/>
@@ -441,9 +507,11 @@
         <w:spacing w:after="0" w:line="240" w:lineRule="auto"/>
         <w:jc w:val="both"/>
         <w:rPr>
-          <w:rFonts w:ascii="Arial Narrow" w:eastAsia="Times New Roman" w:hAnsi="Arial Narrow" w:cs="Times New Roman"/>
-          <w:color w:val="000000"/>
-          <w:kern w:val="0"/>
+          <w:rFonts w:ascii="Arial Narrow" w:eastAsia="Arial Narrow" w:hAnsi="Arial Narrow" w:cs="Arial Narrow"/>
+          <w:color w:val="000000"/>
+          <w:kern w:val="0"/>
+          <w:sz w:val="22"/>
+          <w:szCs w:val="22"/>
           <w:lang w:eastAsia="es-PE"/>
           <w14:ligatures w14:val="none"/>
         </w:rPr>
@@ -459,9 +527,11 @@
         <w:ind w:left="567" w:hanging="567"/>
         <w:jc w:val="both"/>
         <w:rPr>
-          <w:rFonts w:ascii="Arial Narrow" w:eastAsia="Times New Roman" w:hAnsi="Arial Narrow" w:cs="Times New Roman"/>
-          <w:color w:val="000000"/>
-          <w:kern w:val="0"/>
+          <w:rFonts w:ascii="Arial Narrow" w:eastAsia="Arial Narrow" w:hAnsi="Arial Narrow" w:cs="Arial Narrow"/>
+          <w:color w:val="000000"/>
+          <w:kern w:val="0"/>
+          <w:sz w:val="22"/>
+          <w:szCs w:val="22"/>
           <w:lang w:eastAsia="es-PE"/>
           <w14:ligatures w14:val="none"/>
         </w:rPr>
@@ -472,6 +542,8 @@
           <w:b/>
           <w:color w:val="000000"/>
           <w:kern w:val="0"/>
+          <w:sz w:val="22"/>
+          <w:szCs w:val="22"/>
           <w:lang w:eastAsia="es-PE"/>
           <w14:ligatures w14:val="none"/>
         </w:rPr>
@@ -483,9 +555,11 @@
         <w:spacing w:after="0" w:line="240" w:lineRule="auto"/>
         <w:jc w:val="both"/>
         <w:rPr>
-          <w:rFonts w:ascii="Arial Narrow" w:eastAsia="Times New Roman" w:hAnsi="Arial Narrow" w:cs="Times New Roman"/>
-          <w:color w:val="000000"/>
-          <w:kern w:val="0"/>
+          <w:rFonts w:ascii="Arial Narrow" w:eastAsia="Arial Narrow" w:hAnsi="Arial Narrow" w:cs="Arial Narrow"/>
+          <w:color w:val="000000"/>
+          <w:kern w:val="0"/>
+          <w:sz w:val="22"/>
+          <w:szCs w:val="22"/>
           <w:lang w:eastAsia="es-PE"/>
           <w14:ligatures w14:val="none"/>
         </w:rPr>
@@ -501,18 +575,22 @@
         <w:ind w:left="567" w:hanging="567"/>
         <w:jc w:val="both"/>
         <w:rPr>
-          <w:rFonts w:ascii="Arial Narrow" w:eastAsia="Times New Roman" w:hAnsi="Arial Narrow" w:cs="Arial"/>
-          <w:color w:val="000000"/>
-          <w:kern w:val="0"/>
+          <w:rFonts w:ascii="Arial Narrow" w:eastAsia="Arial Narrow" w:hAnsi="Arial Narrow" w:cs="Arial Narrow"/>
+          <w:color w:val="000000"/>
+          <w:kern w:val="0"/>
+          <w:sz w:val="22"/>
+          <w:szCs w:val="22"/>
           <w:lang w:val="es-ES" w:eastAsia="es-ES"/>
           <w14:ligatures w14:val="none"/>
         </w:rPr>
       </w:pPr>
       <w:r>
         <w:rPr>
-          <w:rFonts w:ascii="Arial Narrow" w:eastAsia="Times New Roman" w:hAnsi="Arial Narrow" w:cs="Arial"/>
-          <w:color w:val="000000"/>
-          <w:kern w:val="0"/>
+          <w:rFonts w:ascii="Arial Narrow" w:eastAsia="Arial Narrow" w:hAnsi="Arial Narrow" w:cs="Arial Narrow"/>
+          <w:color w:val="000000"/>
+          <w:kern w:val="0"/>
+          <w:sz w:val="22"/>
+          <w:szCs w:val="22"/>
           <w:lang w:val="es-ES" w:eastAsia="es-ES"/>
           <w14:ligatures w14:val="none"/>
         </w:rPr>
@@ -520,9 +598,11 @@
       </w:r>
       <w:r>
         <w:rPr>
-          <w:rFonts w:ascii="Arial Narrow" w:eastAsia="Times New Roman" w:hAnsi="Arial Narrow" w:cs="Arial"/>
-          <w:color w:val="000000"/>
-          <w:kern w:val="0"/>
+          <w:rFonts w:ascii="Arial Narrow" w:eastAsia="Arial Narrow" w:hAnsi="Arial Narrow" w:cs="Arial Narrow"/>
+          <w:color w:val="000000"/>
+          <w:kern w:val="0"/>
+          <w:sz w:val="22"/>
+          <w:szCs w:val="22"/>
           <w:lang w:val="es-ES" w:eastAsia="es-ES"/>
           <w14:ligatures w14:val="none"/>
         </w:rPr>
@@ -530,9 +610,11 @@
       </w:r>
       <w:r>
         <w:rPr>
-          <w:rFonts w:ascii="Arial Narrow" w:eastAsia="Times New Roman" w:hAnsi="Arial Narrow" w:cs="Arial"/>
-          <w:color w:val="000000"/>
-          <w:kern w:val="0"/>
+          <w:rFonts w:ascii="Arial Narrow" w:eastAsia="Arial Narrow" w:hAnsi="Arial Narrow" w:cs="Arial Narrow"/>
+          <w:color w:val="000000"/>
+          <w:kern w:val="0"/>
+          <w:sz w:val="22"/>
+          <w:szCs w:val="22"/>
           <w:lang w:val="es-ES" w:eastAsia="es-ES"/>
           <w14:ligatures w14:val="none"/>
         </w:rPr>
@@ -540,9 +622,11 @@
       </w:r>
       <w:r>
         <w:rPr>
-          <w:rFonts w:ascii="Arial Narrow" w:eastAsia="Times New Roman" w:hAnsi="Arial Narrow" w:cs="Arial"/>
-          <w:color w:val="000000"/>
-          <w:kern w:val="0"/>
+          <w:rFonts w:ascii="Arial Narrow" w:eastAsia="Arial Narrow" w:hAnsi="Arial Narrow" w:cs="Arial Narrow"/>
+          <w:color w:val="000000"/>
+          <w:kern w:val="0"/>
+          <w:sz w:val="22"/>
+          <w:szCs w:val="22"/>
           <w:lang w:val="es-ES" w:eastAsia="es-ES"/>
           <w14:ligatures w14:val="none"/>
         </w:rPr>
@@ -550,9 +634,11 @@
       </w:r>
       <w:r>
         <w:rPr>
-          <w:rFonts w:ascii="Arial Narrow" w:eastAsia="Times New Roman" w:hAnsi="Arial Narrow" w:cs="Arial"/>
-          <w:color w:val="000000"/>
-          <w:kern w:val="0"/>
+          <w:rFonts w:ascii="Arial Narrow" w:eastAsia="Arial Narrow" w:hAnsi="Arial Narrow" w:cs="Arial Narrow"/>
+          <w:color w:val="000000"/>
+          <w:kern w:val="0"/>
+          <w:sz w:val="22"/>
+          <w:szCs w:val="22"/>
           <w:lang w:val="es-ES" w:eastAsia="es-ES"/>
           <w14:ligatures w14:val="none"/>
         </w:rPr>
@@ -560,9 +646,11 @@
       </w:r>
       <w:r>
         <w:rPr>
-          <w:rFonts w:ascii="Arial Narrow" w:eastAsia="Times New Roman" w:hAnsi="Arial Narrow" w:cs="Arial"/>
-          <w:color w:val="000000"/>
-          <w:kern w:val="0"/>
+          <w:rFonts w:ascii="Arial Narrow" w:eastAsia="Arial Narrow" w:hAnsi="Arial Narrow" w:cs="Arial Narrow"/>
+          <w:color w:val="000000"/>
+          <w:kern w:val="0"/>
+          <w:sz w:val="22"/>
+          <w:szCs w:val="22"/>
           <w:lang w:val="es-ES" w:eastAsia="es-ES"/>
           <w14:ligatures w14:val="none"/>
         </w:rPr>
@@ -571,9 +659,11 @@
       <w:r>
         <w:rPr>
           <w:rStyle w:val="Refdenotaalpie"/>
-          <w:rFonts w:ascii="Arial Narrow" w:eastAsia="Times New Roman" w:hAnsi="Arial Narrow" w:cs="Times New Roman"/>
-          <w:color w:val="000000"/>
-          <w:kern w:val="0"/>
+          <w:rFonts w:ascii="Arial Narrow" w:eastAsia="Arial Narrow" w:hAnsi="Arial Narrow" w:cs="Arial Narrow"/>
+          <w:color w:val="000000"/>
+          <w:kern w:val="0"/>
+          <w:sz w:val="22"/>
+          <w:szCs w:val="22"/>
           <w:vertAlign w:val="superscript"/>
           <w:lang w:val="es-ES" w:eastAsia="es-ES"/>
           <w14:ligatures w14:val="none"/>
@@ -582,57 +672,71 @@
       </w:r>
       <w:r>
         <w:rPr>
-          <w:rFonts w:ascii="Arial Narrow" w:eastAsia="Calibri" w:hAnsi="Arial Narrow" w:cs="Arial"/>
-          <w:kern w:val="0"/>
-          <w14:ligatures w14:val="none"/>
+          <w:rFonts w:ascii="Arial Narrow" w:eastAsia="Arial Narrow" w:hAnsi="Arial Narrow" w:cs="Arial Narrow"/>
+          <w:kern w:val="0"/>
+          <w14:ligatures w14:val="none"/>
+          <w:sz w:val="22"/>
+          <w:szCs w:val="22"/>
         </w:rPr>
         <w:t/>
       </w:r>
       <w:r>
         <w:rPr>
-          <w:rFonts w:ascii="Arial Narrow" w:eastAsia="Calibri" w:hAnsi="Arial Narrow" w:cs="Arial"/>
-          <w:kern w:val="0"/>
-          <w14:ligatures w14:val="none"/>
-        </w:rPr>
-        <w:t xml:space="preserve"/>
-      </w:r>
-      <w:r>
-        <w:rPr>
-          <w:rFonts w:ascii="Arial Narrow" w:eastAsia="Calibri" w:hAnsi="Arial Narrow" w:cs="Arial"/>
-          <w:kern w:val="0"/>
-          <w14:ligatures w14:val="none"/>
+          <w:rFonts w:ascii="Arial Narrow" w:eastAsia="Arial Narrow" w:hAnsi="Arial Narrow" w:cs="Arial Narrow"/>
+          <w:kern w:val="0"/>
+          <w14:ligatures w14:val="none"/>
+          <w:sz w:val="22"/>
+          <w:szCs w:val="22"/>
+        </w:rPr>
+        <w:t xml:space="preserve"/>
+      </w:r>
+      <w:r>
+        <w:rPr>
+          <w:rFonts w:ascii="Arial Narrow" w:eastAsia="Arial Narrow" w:hAnsi="Arial Narrow" w:cs="Arial Narrow"/>
+          <w:kern w:val="0"/>
+          <w14:ligatures w14:val="none"/>
+          <w:sz w:val="22"/>
+          <w:szCs w:val="22"/>
         </w:rPr>
         <w:t/>
       </w:r>
       <w:r>
         <w:rPr>
-          <w:rFonts w:ascii="Arial Narrow" w:eastAsia="Calibri" w:hAnsi="Arial Narrow" w:cs="Arial"/>
-          <w:kern w:val="0"/>
-          <w14:ligatures w14:val="none"/>
-        </w:rPr>
-        <w:t xml:space="preserve"/>
-      </w:r>
-      <w:r>
-        <w:rPr>
-          <w:rFonts w:ascii="Arial Narrow" w:eastAsia="Calibri" w:hAnsi="Arial Narrow" w:cs="Arial"/>
-          <w:kern w:val="0"/>
-          <w14:ligatures w14:val="none"/>
-        </w:rPr>
-        <w:t xml:space="preserve"/>
-      </w:r>
-      <w:r>
-        <w:rPr>
-          <w:rFonts w:ascii="Arial Narrow" w:eastAsia="Calibri" w:hAnsi="Arial Narrow" w:cs="Arial"/>
-          <w:kern w:val="0"/>
-          <w14:ligatures w14:val="none"/>
+          <w:rFonts w:ascii="Arial Narrow" w:eastAsia="Arial Narrow" w:hAnsi="Arial Narrow" w:cs="Arial Narrow"/>
+          <w:kern w:val="0"/>
+          <w14:ligatures w14:val="none"/>
+          <w:sz w:val="22"/>
+          <w:szCs w:val="22"/>
+        </w:rPr>
+        <w:t xml:space="preserve"/>
+      </w:r>
+      <w:r>
+        <w:rPr>
+          <w:rFonts w:ascii="Arial Narrow" w:eastAsia="Arial Narrow" w:hAnsi="Arial Narrow" w:cs="Arial Narrow"/>
+          <w:kern w:val="0"/>
+          <w14:ligatures w14:val="none"/>
+          <w:sz w:val="22"/>
+          <w:szCs w:val="22"/>
+        </w:rPr>
+        <w:t xml:space="preserve"/>
+      </w:r>
+      <w:r>
+        <w:rPr>
+          <w:rFonts w:ascii="Arial Narrow" w:eastAsia="Arial Narrow" w:hAnsi="Arial Narrow" w:cs="Arial Narrow"/>
+          <w:kern w:val="0"/>
+          <w14:ligatures w14:val="none"/>
+          <w:sz w:val="22"/>
+          <w:szCs w:val="22"/>
         </w:rPr>
         <w:t/>
       </w:r>
       <w:r>
         <w:rPr>
-          <w:rFonts w:ascii="Arial Narrow" w:eastAsia="Times New Roman" w:hAnsi="Arial Narrow" w:cs="Arial"/>
-          <w:color w:val="000000"/>
-          <w:kern w:val="0"/>
+          <w:rFonts w:ascii="Arial Narrow" w:eastAsia="Arial Narrow" w:hAnsi="Arial Narrow" w:cs="Arial Narrow"/>
+          <w:color w:val="000000"/>
+          <w:kern w:val="0"/>
+          <w:sz w:val="22"/>
+          <w:szCs w:val="22"/>
           <w:lang w:val="es-ES" w:eastAsia="es-ES"/>
           <w14:ligatures w14:val="none"/>
         </w:rPr>
@@ -641,9 +745,11 @@
       <w:proofErr w:type="spellStart"/>
       <w:r>
         <w:rPr>
-          <w:rFonts w:ascii="Arial Narrow" w:eastAsia="Times New Roman" w:hAnsi="Arial Narrow" w:cs="Arial"/>
-          <w:color w:val="000000"/>
-          <w:kern w:val="0"/>
+          <w:rFonts w:ascii="Arial Narrow" w:eastAsia="Arial Narrow" w:hAnsi="Arial Narrow" w:cs="Arial Narrow"/>
+          <w:color w:val="000000"/>
+          <w:kern w:val="0"/>
+          <w:sz w:val="22"/>
+          <w:szCs w:val="22"/>
           <w:lang w:val="es-ES" w:eastAsia="es-ES"/>
           <w14:ligatures w14:val="none"/>
         </w:rPr>
@@ -652,9 +758,11 @@
       <w:proofErr w:type="spellEnd"/>
       <w:r>
         <w:rPr>
-          <w:rFonts w:ascii="Arial Narrow" w:eastAsia="Times New Roman" w:hAnsi="Arial Narrow" w:cs="Arial"/>
-          <w:color w:val="000000"/>
-          <w:kern w:val="0"/>
+          <w:rFonts w:ascii="Arial Narrow" w:eastAsia="Arial Narrow" w:hAnsi="Arial Narrow" w:cs="Arial Narrow"/>
+          <w:color w:val="000000"/>
+          <w:kern w:val="0"/>
+          <w:sz w:val="22"/>
+          <w:szCs w:val="22"/>
           <w:lang w:val="es-ES" w:eastAsia="es-ES"/>
           <w14:ligatures w14:val="none"/>
         </w:rPr>
@@ -662,9 +770,11 @@
       </w:r>
       <w:r>
         <w:rPr>
-          <w:rFonts w:ascii="Arial Narrow" w:eastAsia="Times New Roman" w:hAnsi="Arial Narrow" w:cs="Arial"/>
-          <w:color w:val="000000"/>
-          <w:kern w:val="0"/>
+          <w:rFonts w:ascii="Arial Narrow" w:eastAsia="Arial Narrow" w:hAnsi="Arial Narrow" w:cs="Arial Narrow"/>
+          <w:color w:val="000000"/>
+          <w:kern w:val="0"/>
+          <w:sz w:val="22"/>
+          <w:szCs w:val="22"/>
           <w:lang w:val="es-ES" w:eastAsia="es-ES"/>
           <w14:ligatures w14:val="none"/>
         </w:rPr>
@@ -672,9 +782,11 @@
       </w:r>
       <w:r>
         <w:rPr>
-          <w:rFonts w:ascii="Arial Narrow" w:eastAsia="Times New Roman" w:hAnsi="Arial Narrow" w:cs="Arial"/>
-          <w:color w:val="000000"/>
-          <w:kern w:val="0"/>
+          <w:rFonts w:ascii="Arial Narrow" w:eastAsia="Arial Narrow" w:hAnsi="Arial Narrow" w:cs="Arial Narrow"/>
+          <w:color w:val="000000"/>
+          <w:kern w:val="0"/>
+          <w:sz w:val="22"/>
+          <w:szCs w:val="22"/>
           <w:lang w:val="es-ES" w:eastAsia="es-ES"/>
           <w14:ligatures w14:val="none"/>
         </w:rPr>
@@ -683,9 +795,11 @@
       <w:r>
         <w:rPr>
           <w:rStyle w:val="Refdenotaalpie"/>
-          <w:rFonts w:ascii="Arial Narrow" w:eastAsia="Times New Roman" w:hAnsi="Arial Narrow" w:cs="Times New Roman"/>
-          <w:color w:val="000000"/>
-          <w:kern w:val="0"/>
+          <w:rFonts w:ascii="Arial Narrow" w:eastAsia="Arial Narrow" w:hAnsi="Arial Narrow" w:cs="Arial Narrow"/>
+          <w:color w:val="000000"/>
+          <w:kern w:val="0"/>
+          <w:sz w:val="22"/>
+          <w:szCs w:val="22"/>
           <w:vertAlign w:val="superscript"/>
           <w:lang w:val="es-ES" w:eastAsia="es-ES"/>
           <w14:ligatures w14:val="none"/>
@@ -694,9 +808,11 @@
       </w:r>
       <w:r>
         <w:rPr>
-          <w:rFonts w:ascii="Arial Narrow" w:eastAsia="Times New Roman" w:hAnsi="Arial Narrow" w:cs="Arial"/>
-          <w:color w:val="000000"/>
-          <w:kern w:val="0"/>
+          <w:rFonts w:ascii="Arial Narrow" w:eastAsia="Arial Narrow" w:hAnsi="Arial Narrow" w:cs="Arial Narrow"/>
+          <w:color w:val="000000"/>
+          <w:kern w:val="0"/>
+          <w:sz w:val="22"/>
+          <w:szCs w:val="22"/>
           <w:lang w:val="es-ES" w:eastAsia="es-ES"/>
           <w14:ligatures w14:val="none"/>
         </w:rPr>
@@ -704,10 +820,12 @@
       </w:r>
       <w:r>
         <w:rPr>
-          <w:rFonts w:ascii="Arial Narrow" w:eastAsia="Times New Roman" w:hAnsi="Arial Narrow" w:cs="Arial"/>
+          <w:rFonts w:ascii="Arial Narrow" w:eastAsia="Arial Narrow" w:hAnsi="Arial Narrow" w:cs="Arial Narrow"/>
           <w:bCs/>
           <w:color w:val="000000"/>
           <w:kern w:val="0"/>
+          <w:sz w:val="22"/>
+          <w:szCs w:val="22"/>
           <w:lang w:val="es-ES" w:eastAsia="es-ES"/>
           <w14:ligatures w14:val="none"/>
         </w:rPr>
@@ -719,9 +837,11 @@
         <w:spacing w:after="0" w:line="240" w:lineRule="auto"/>
         <w:jc w:val="both"/>
         <w:rPr>
-          <w:rFonts w:ascii="Arial Narrow" w:eastAsia="Times New Roman" w:hAnsi="Arial Narrow" w:cs="Arial"/>
-          <w:color w:val="000000"/>
-          <w:kern w:val="0"/>
+          <w:rFonts w:ascii="Arial Narrow" w:eastAsia="Arial Narrow" w:hAnsi="Arial Narrow" w:cs="Arial Narrow"/>
+          <w:color w:val="000000"/>
+          <w:kern w:val="0"/>
+          <w:sz w:val="22"/>
+          <w:szCs w:val="22"/>
           <w:lang w:eastAsia="es-ES"/>
           <w14:ligatures w14:val="none"/>
         </w:rPr>
@@ -742,18 +862,22 @@
         <w:ind w:left="1134" w:hanging="567"/>
         <w:jc w:val="both"/>
         <w:rPr>
-          <w:rFonts w:ascii="Arial Narrow" w:eastAsia="Times New Roman" w:hAnsi="Arial Narrow" w:cs="Arial"/>
-          <w:color w:val="000000"/>
-          <w:kern w:val="0"/>
+          <w:rFonts w:ascii="Arial Narrow" w:eastAsia="Arial Narrow" w:hAnsi="Arial Narrow" w:cs="Arial Narrow"/>
+          <w:color w:val="000000"/>
+          <w:kern w:val="0"/>
+          <w:sz w:val="22"/>
+          <w:szCs w:val="22"/>
           <w:lang w:eastAsia="es-ES"/>
           <w14:ligatures w14:val="none"/>
         </w:rPr>
       </w:pPr>
       <w:r>
         <w:rPr>
-          <w:rFonts w:ascii="Arial Narrow" w:eastAsia="Times New Roman" w:hAnsi="Arial Narrow" w:cs="Arial"/>
-          <w:color w:val="000000"/>
-          <w:kern w:val="0"/>
+          <w:rFonts w:ascii="Arial Narrow" w:eastAsia="Arial Narrow" w:hAnsi="Arial Narrow" w:cs="Arial Narrow"/>
+          <w:color w:val="000000"/>
+          <w:kern w:val="0"/>
+          <w:sz w:val="22"/>
+          <w:szCs w:val="22"/>
           <w:lang w:eastAsia="es-ES"/>
           <w14:ligatures w14:val="none"/>
         </w:rPr>
@@ -762,9 +886,11 @@
       <w:proofErr w:type="spellStart"/>
       <w:r>
         <w:rPr>
-          <w:rFonts w:ascii="Arial Narrow" w:eastAsia="Times New Roman" w:hAnsi="Arial Narrow" w:cs="Arial"/>
-          <w:color w:val="000000"/>
-          <w:kern w:val="0"/>
+          <w:rFonts w:ascii="Arial Narrow" w:eastAsia="Arial Narrow" w:hAnsi="Arial Narrow" w:cs="Arial Narrow"/>
+          <w:color w:val="000000"/>
+          <w:kern w:val="0"/>
+          <w:sz w:val="22"/>
+          <w:szCs w:val="22"/>
           <w:lang w:val="es-ES" w:eastAsia="es-ES"/>
           <w14:ligatures w14:val="none"/>
         </w:rPr>
@@ -773,9 +899,11 @@
       <w:proofErr w:type="spellEnd"/>
       <w:r>
         <w:rPr>
-          <w:rFonts w:ascii="Arial Narrow" w:eastAsia="Times New Roman" w:hAnsi="Arial Narrow" w:cs="Arial"/>
-          <w:color w:val="000000"/>
-          <w:kern w:val="0"/>
+          <w:rFonts w:ascii="Arial Narrow" w:eastAsia="Arial Narrow" w:hAnsi="Arial Narrow" w:cs="Arial Narrow"/>
+          <w:color w:val="000000"/>
+          <w:kern w:val="0"/>
+          <w:sz w:val="22"/>
+          <w:szCs w:val="22"/>
           <w:lang w:eastAsia="es-ES"/>
           <w14:ligatures w14:val="none"/>
         </w:rPr>
@@ -783,9 +911,11 @@
       </w:r>
       <w:r>
         <w:rPr>
-          <w:rFonts w:ascii="Arial Narrow" w:eastAsia="Times New Roman" w:hAnsi="Arial Narrow" w:cs="Arial"/>
-          <w:color w:val="000000"/>
-          <w:kern w:val="0"/>
+          <w:rFonts w:ascii="Arial Narrow" w:eastAsia="Arial Narrow" w:hAnsi="Arial Narrow" w:cs="Arial Narrow"/>
+          <w:color w:val="000000"/>
+          <w:kern w:val="0"/>
+          <w:sz w:val="22"/>
+          <w:szCs w:val="22"/>
           <w:lang w:eastAsia="es-ES"/>
           <w14:ligatures w14:val="none"/>
         </w:rPr>
@@ -793,9 +923,11 @@
       </w:r>
       <w:r>
         <w:rPr>
-          <w:rFonts w:ascii="Arial Narrow" w:eastAsia="Times New Roman" w:hAnsi="Arial Narrow" w:cs="Arial"/>
-          <w:color w:val="000000"/>
-          <w:kern w:val="0"/>
+          <w:rFonts w:ascii="Arial Narrow" w:eastAsia="Arial Narrow" w:hAnsi="Arial Narrow" w:cs="Arial Narrow"/>
+          <w:color w:val="000000"/>
+          <w:kern w:val="0"/>
+          <w:sz w:val="22"/>
+          <w:szCs w:val="22"/>
           <w:lang w:eastAsia="es-ES"/>
           <w14:ligatures w14:val="none"/>
         </w:rPr>
@@ -803,9 +935,11 @@
       </w:r>
       <w:r>
         <w:rPr>
-          <w:rFonts w:ascii="Arial Narrow" w:eastAsia="Times New Roman" w:hAnsi="Arial Narrow" w:cs="Arial"/>
-          <w:color w:val="000000"/>
-          <w:kern w:val="0"/>
+          <w:rFonts w:ascii="Arial Narrow" w:eastAsia="Arial Narrow" w:hAnsi="Arial Narrow" w:cs="Arial Narrow"/>
+          <w:color w:val="000000"/>
+          <w:kern w:val="0"/>
+          <w:sz w:val="22"/>
+          <w:szCs w:val="22"/>
           <w:lang w:eastAsia="es-ES"/>
           <w14:ligatures w14:val="none"/>
         </w:rPr>
@@ -819,9 +953,11 @@
         <w:ind w:left="1134"/>
         <w:jc w:val="both"/>
         <w:rPr>
-          <w:rFonts w:ascii="Arial Narrow" w:eastAsia="Times New Roman" w:hAnsi="Arial Narrow" w:cs="Arial"/>
-          <w:color w:val="000000"/>
-          <w:kern w:val="0"/>
+          <w:rFonts w:ascii="Arial Narrow" w:eastAsia="Arial Narrow" w:hAnsi="Arial Narrow" w:cs="Arial Narrow"/>
+          <w:color w:val="000000"/>
+          <w:kern w:val="0"/>
+          <w:sz w:val="22"/>
+          <w:szCs w:val="22"/>
           <w:lang w:eastAsia="es-ES"/>
           <w14:ligatures w14:val="none"/>
         </w:rPr>
@@ -842,18 +978,22 @@
         <w:ind w:left="1134" w:hanging="567"/>
         <w:jc w:val="both"/>
         <w:rPr>
-          <w:rFonts w:ascii="Arial Narrow" w:eastAsia="Times New Roman" w:hAnsi="Arial Narrow" w:cs="Arial"/>
-          <w:color w:val="000000"/>
-          <w:kern w:val="0"/>
+          <w:rFonts w:ascii="Arial Narrow" w:eastAsia="Arial Narrow" w:hAnsi="Arial Narrow" w:cs="Arial Narrow"/>
+          <w:color w:val="000000"/>
+          <w:kern w:val="0"/>
+          <w:sz w:val="22"/>
+          <w:szCs w:val="22"/>
           <w:lang w:eastAsia="es-ES"/>
           <w14:ligatures w14:val="none"/>
         </w:rPr>
       </w:pPr>
       <w:r>
         <w:rPr>
-          <w:rFonts w:ascii="Arial Narrow" w:eastAsia="Times New Roman" w:hAnsi="Arial Narrow" w:cs="Arial"/>
-          <w:color w:val="000000"/>
-          <w:kern w:val="0"/>
+          <w:rFonts w:ascii="Arial Narrow" w:eastAsia="Arial Narrow" w:hAnsi="Arial Narrow" w:cs="Arial Narrow"/>
+          <w:color w:val="000000"/>
+          <w:kern w:val="0"/>
+          <w:sz w:val="22"/>
+          <w:szCs w:val="22"/>
           <w:lang w:eastAsia="es-ES"/>
           <w14:ligatures w14:val="none"/>
         </w:rPr>
@@ -861,9 +1001,11 @@
       </w:r>
       <w:r>
         <w:rPr>
-          <w:rFonts w:ascii="Arial Narrow" w:eastAsia="Times New Roman" w:hAnsi="Arial Narrow" w:cs="Arial"/>
-          <w:color w:val="000000"/>
-          <w:kern w:val="0"/>
+          <w:rFonts w:ascii="Arial Narrow" w:eastAsia="Arial Narrow" w:hAnsi="Arial Narrow" w:cs="Arial Narrow"/>
+          <w:color w:val="000000"/>
+          <w:kern w:val="0"/>
+          <w:sz w:val="22"/>
+          <w:szCs w:val="22"/>
           <w:lang w:eastAsia="es-ES"/>
           <w14:ligatures w14:val="none"/>
         </w:rPr>
@@ -871,9 +1013,11 @@
       </w:r>
       <w:r>
         <w:rPr>
-          <w:rFonts w:ascii="Arial Narrow" w:eastAsia="Times New Roman" w:hAnsi="Arial Narrow" w:cs="Arial"/>
-          <w:color w:val="000000"/>
-          <w:kern w:val="0"/>
+          <w:rFonts w:ascii="Arial Narrow" w:eastAsia="Arial Narrow" w:hAnsi="Arial Narrow" w:cs="Arial Narrow"/>
+          <w:color w:val="000000"/>
+          <w:kern w:val="0"/>
+          <w:sz w:val="22"/>
+          <w:szCs w:val="22"/>
           <w:lang w:eastAsia="es-ES"/>
           <w14:ligatures w14:val="none"/>
         </w:rPr>
@@ -881,9 +1025,11 @@
       </w:r>
       <w:r>
         <w:rPr>
-          <w:rFonts w:ascii="Arial Narrow" w:eastAsia="Times New Roman" w:hAnsi="Arial Narrow" w:cs="Arial"/>
-          <w:color w:val="000000"/>
-          <w:kern w:val="0"/>
+          <w:rFonts w:ascii="Arial Narrow" w:eastAsia="Arial Narrow" w:hAnsi="Arial Narrow" w:cs="Arial Narrow"/>
+          <w:color w:val="000000"/>
+          <w:kern w:val="0"/>
+          <w:sz w:val="22"/>
+          <w:szCs w:val="22"/>
           <w:lang w:eastAsia="es-ES"/>
           <w14:ligatures w14:val="none"/>
         </w:rPr>
@@ -891,9 +1037,11 @@
       </w:r>
       <w:r>
         <w:rPr>
-          <w:rFonts w:ascii="Arial Narrow" w:eastAsia="Times New Roman" w:hAnsi="Arial Narrow" w:cs="Arial"/>
-          <w:color w:val="000000"/>
-          <w:kern w:val="0"/>
+          <w:rFonts w:ascii="Arial Narrow" w:eastAsia="Arial Narrow" w:hAnsi="Arial Narrow" w:cs="Arial Narrow"/>
+          <w:color w:val="000000"/>
+          <w:kern w:val="0"/>
+          <w:sz w:val="22"/>
+          <w:szCs w:val="22"/>
           <w:lang w:eastAsia="es-ES"/>
           <w14:ligatures w14:val="none"/>
         </w:rPr>
@@ -901,9 +1049,11 @@
       </w:r>
       <w:r>
         <w:rPr>
-          <w:rFonts w:ascii="Arial Narrow" w:eastAsia="Times New Roman" w:hAnsi="Arial Narrow" w:cs="Arial"/>
-          <w:color w:val="000000"/>
-          <w:kern w:val="0"/>
+          <w:rFonts w:ascii="Arial Narrow" w:eastAsia="Arial Narrow" w:hAnsi="Arial Narrow" w:cs="Arial Narrow"/>
+          <w:color w:val="000000"/>
+          <w:kern w:val="0"/>
+          <w:sz w:val="22"/>
+          <w:szCs w:val="22"/>
           <w:lang w:eastAsia="es-ES"/>
           <w14:ligatures w14:val="none"/>
         </w:rPr>
@@ -911,9 +1061,11 @@
       </w:r>
       <w:r>
         <w:rPr>
-          <w:rFonts w:ascii="Arial Narrow" w:eastAsia="Times New Roman" w:hAnsi="Arial Narrow" w:cs="Arial"/>
-          <w:color w:val="000000"/>
-          <w:kern w:val="0"/>
+          <w:rFonts w:ascii="Arial Narrow" w:eastAsia="Arial Narrow" w:hAnsi="Arial Narrow" w:cs="Arial Narrow"/>
+          <w:color w:val="000000"/>
+          <w:kern w:val="0"/>
+          <w:sz w:val="22"/>
+          <w:szCs w:val="22"/>
           <w:lang w:eastAsia="es-ES"/>
           <w14:ligatures w14:val="none"/>
         </w:rPr>
@@ -921,9 +1073,11 @@
       </w:r>
       <w:r>
         <w:rPr>
-          <w:rFonts w:ascii="Arial Narrow" w:eastAsia="Times New Roman" w:hAnsi="Arial Narrow" w:cs="Arial"/>
-          <w:color w:val="000000"/>
-          <w:kern w:val="0"/>
+          <w:rFonts w:ascii="Arial Narrow" w:eastAsia="Arial Narrow" w:hAnsi="Arial Narrow" w:cs="Arial Narrow"/>
+          <w:color w:val="000000"/>
+          <w:kern w:val="0"/>
+          <w:sz w:val="22"/>
+          <w:szCs w:val="22"/>
           <w:lang w:eastAsia="es-ES"/>
           <w14:ligatures w14:val="none"/>
         </w:rPr>
@@ -931,9 +1085,11 @@
       </w:r>
       <w:r>
         <w:rPr>
-          <w:rFonts w:ascii="Arial Narrow" w:eastAsia="Times New Roman" w:hAnsi="Arial Narrow" w:cs="Arial"/>
-          <w:color w:val="000000"/>
-          <w:kern w:val="0"/>
+          <w:rFonts w:ascii="Arial Narrow" w:eastAsia="Arial Narrow" w:hAnsi="Arial Narrow" w:cs="Arial Narrow"/>
+          <w:color w:val="000000"/>
+          <w:kern w:val="0"/>
+          <w:sz w:val="22"/>
+          <w:szCs w:val="22"/>
           <w:lang w:eastAsia="es-ES"/>
           <w14:ligatures w14:val="none"/>
         </w:rPr>
@@ -941,9 +1097,11 @@
       </w:r>
       <w:r>
         <w:rPr>
-          <w:rFonts w:ascii="Arial Narrow" w:eastAsia="Times New Roman" w:hAnsi="Arial Narrow" w:cs="Arial"/>
-          <w:color w:val="000000"/>
-          <w:kern w:val="0"/>
+          <w:rFonts w:ascii="Arial Narrow" w:eastAsia="Arial Narrow" w:hAnsi="Arial Narrow" w:cs="Arial Narrow"/>
+          <w:color w:val="000000"/>
+          <w:kern w:val="0"/>
+          <w:sz w:val="22"/>
+          <w:szCs w:val="22"/>
           <w:lang w:eastAsia="es-ES"/>
           <w14:ligatures w14:val="none"/>
         </w:rPr>
@@ -951,9 +1109,11 @@
       </w:r>
       <w:r>
         <w:rPr>
-          <w:rFonts w:ascii="Arial Narrow" w:eastAsia="Times New Roman" w:hAnsi="Arial Narrow" w:cs="Arial"/>
-          <w:color w:val="000000"/>
-          <w:kern w:val="0"/>
+          <w:rFonts w:ascii="Arial Narrow" w:eastAsia="Arial Narrow" w:hAnsi="Arial Narrow" w:cs="Arial Narrow"/>
+          <w:color w:val="000000"/>
+          <w:kern w:val="0"/>
+          <w:sz w:val="22"/>
+          <w:szCs w:val="22"/>
           <w:lang w:eastAsia="es-ES"/>
           <w14:ligatures w14:val="none"/>
         </w:rPr>
@@ -961,9 +1121,11 @@
       </w:r>
       <w:r>
         <w:rPr>
-          <w:rFonts w:ascii="Arial Narrow" w:eastAsia="Times New Roman" w:hAnsi="Arial Narrow" w:cs="Arial"/>
-          <w:color w:val="000000"/>
-          <w:kern w:val="0"/>
+          <w:rFonts w:ascii="Arial Narrow" w:eastAsia="Arial Narrow" w:hAnsi="Arial Narrow" w:cs="Arial Narrow"/>
+          <w:color w:val="000000"/>
+          <w:kern w:val="0"/>
+          <w:sz w:val="22"/>
+          <w:szCs w:val="22"/>
           <w:lang w:eastAsia="es-ES"/>
           <w14:ligatures w14:val="none"/>
         </w:rPr>
@@ -971,9 +1133,11 @@
       </w:r>
       <w:r>
         <w:rPr>
-          <w:rFonts w:ascii="Arial Narrow" w:eastAsia="Times New Roman" w:hAnsi="Arial Narrow" w:cs="Arial"/>
-          <w:color w:val="000000"/>
-          <w:kern w:val="0"/>
+          <w:rFonts w:ascii="Arial Narrow" w:eastAsia="Arial Narrow" w:hAnsi="Arial Narrow" w:cs="Arial Narrow"/>
+          <w:color w:val="000000"/>
+          <w:kern w:val="0"/>
+          <w:sz w:val="22"/>
+          <w:szCs w:val="22"/>
           <w:lang w:eastAsia="es-ES"/>
           <w14:ligatures w14:val="none"/>
         </w:rPr>
@@ -981,9 +1145,11 @@
       </w:r>
       <w:r>
         <w:rPr>
-          <w:rFonts w:ascii="Arial Narrow" w:eastAsia="Times New Roman" w:hAnsi="Arial Narrow" w:cs="Arial"/>
-          <w:color w:val="000000"/>
-          <w:kern w:val="0"/>
+          <w:rFonts w:ascii="Arial Narrow" w:eastAsia="Arial Narrow" w:hAnsi="Arial Narrow" w:cs="Arial Narrow"/>
+          <w:color w:val="000000"/>
+          <w:kern w:val="0"/>
+          <w:sz w:val="22"/>
+          <w:szCs w:val="22"/>
           <w:lang w:eastAsia="es-ES"/>
           <w14:ligatures w14:val="none"/>
         </w:rPr>
@@ -991,9 +1157,11 @@
       </w:r>
       <w:r>
         <w:rPr>
-          <w:rFonts w:ascii="Arial Narrow" w:eastAsia="Times New Roman" w:hAnsi="Arial Narrow" w:cs="Arial"/>
-          <w:color w:val="000000"/>
-          <w:kern w:val="0"/>
+          <w:rFonts w:ascii="Arial Narrow" w:eastAsia="Arial Narrow" w:hAnsi="Arial Narrow" w:cs="Arial Narrow"/>
+          <w:color w:val="000000"/>
+          <w:kern w:val="0"/>
+          <w:sz w:val="22"/>
+          <w:szCs w:val="22"/>
           <w:lang w:eastAsia="es-ES"/>
           <w14:ligatures w14:val="none"/>
         </w:rPr>
@@ -1007,9 +1175,11 @@
         <w:ind w:left="1134"/>
         <w:jc w:val="both"/>
         <w:rPr>
-          <w:rFonts w:ascii="Arial Narrow" w:eastAsia="Times New Roman" w:hAnsi="Arial Narrow" w:cs="Arial"/>
-          <w:color w:val="000000"/>
-          <w:kern w:val="0"/>
+          <w:rFonts w:ascii="Arial Narrow" w:eastAsia="Arial Narrow" w:hAnsi="Arial Narrow" w:cs="Arial Narrow"/>
+          <w:color w:val="000000"/>
+          <w:kern w:val="0"/>
+          <w:sz w:val="22"/>
+          <w:szCs w:val="22"/>
           <w:lang w:eastAsia="es-ES"/>
           <w14:ligatures w14:val="none"/>
         </w:rPr>
@@ -1030,18 +1200,22 @@
         <w:ind w:left="1134" w:hanging="567"/>
         <w:jc w:val="both"/>
         <w:rPr>
-          <w:rFonts w:ascii="Arial Narrow" w:eastAsia="Times New Roman" w:hAnsi="Arial Narrow" w:cs="Arial"/>
-          <w:color w:val="000000"/>
-          <w:kern w:val="0"/>
+          <w:rFonts w:ascii="Arial Narrow" w:eastAsia="Arial Narrow" w:hAnsi="Arial Narrow" w:cs="Arial Narrow"/>
+          <w:color w:val="000000"/>
+          <w:kern w:val="0"/>
+          <w:sz w:val="22"/>
+          <w:szCs w:val="22"/>
           <w:lang w:eastAsia="es-ES"/>
           <w14:ligatures w14:val="none"/>
         </w:rPr>
       </w:pPr>
       <w:r>
         <w:rPr>
-          <w:rFonts w:ascii="Arial Narrow" w:eastAsia="Times New Roman" w:hAnsi="Arial Narrow" w:cs="Arial"/>
-          <w:color w:val="000000"/>
-          <w:kern w:val="0"/>
+          <w:rFonts w:ascii="Arial Narrow" w:eastAsia="Arial Narrow" w:hAnsi="Arial Narrow" w:cs="Arial Narrow"/>
+          <w:color w:val="000000"/>
+          <w:kern w:val="0"/>
+          <w:sz w:val="22"/>
+          <w:szCs w:val="22"/>
           <w:lang w:eastAsia="es-ES"/>
           <w14:ligatures w14:val="none"/>
         </w:rPr>
@@ -1049,9 +1223,11 @@
       </w:r>
       <w:r>
         <w:rPr>
-          <w:rFonts w:ascii="Arial Narrow" w:eastAsia="Times New Roman" w:hAnsi="Arial Narrow" w:cs="Arial"/>
-          <w:color w:val="000000"/>
-          <w:kern w:val="0"/>
+          <w:rFonts w:ascii="Arial Narrow" w:eastAsia="Arial Narrow" w:hAnsi="Arial Narrow" w:cs="Arial Narrow"/>
+          <w:color w:val="000000"/>
+          <w:kern w:val="0"/>
+          <w:sz w:val="22"/>
+          <w:szCs w:val="22"/>
           <w:lang w:eastAsia="es-ES"/>
           <w14:ligatures w14:val="none"/>
         </w:rPr>
@@ -1059,9 +1235,11 @@
       </w:r>
       <w:r>
         <w:rPr>
-          <w:rFonts w:ascii="Arial Narrow" w:eastAsia="Times New Roman" w:hAnsi="Arial Narrow" w:cs="Arial"/>
-          <w:color w:val="000000"/>
-          <w:kern w:val="0"/>
+          <w:rFonts w:ascii="Arial Narrow" w:eastAsia="Arial Narrow" w:hAnsi="Arial Narrow" w:cs="Arial Narrow"/>
+          <w:color w:val="000000"/>
+          <w:kern w:val="0"/>
+          <w:sz w:val="22"/>
+          <w:szCs w:val="22"/>
           <w:lang w:eastAsia="es-ES"/>
           <w14:ligatures w14:val="none"/>
         </w:rPr>
@@ -1069,9 +1247,11 @@
       </w:r>
       <w:r>
         <w:rPr>
-          <w:rFonts w:ascii="Arial Narrow" w:eastAsia="Times New Roman" w:hAnsi="Arial Narrow" w:cs="Arial"/>
-          <w:color w:val="000000"/>
-          <w:kern w:val="0"/>
+          <w:rFonts w:ascii="Arial Narrow" w:eastAsia="Arial Narrow" w:hAnsi="Arial Narrow" w:cs="Arial Narrow"/>
+          <w:color w:val="000000"/>
+          <w:kern w:val="0"/>
+          <w:sz w:val="22"/>
+          <w:szCs w:val="22"/>
           <w:lang w:eastAsia="es-ES"/>
           <w14:ligatures w14:val="none"/>
         </w:rPr>
@@ -1079,9 +1259,11 @@
       </w:r>
       <w:r>
         <w:rPr>
-          <w:rFonts w:ascii="Arial Narrow" w:eastAsia="Times New Roman" w:hAnsi="Arial Narrow" w:cs="Arial"/>
-          <w:color w:val="000000"/>
-          <w:kern w:val="0"/>
+          <w:rFonts w:ascii="Arial Narrow" w:eastAsia="Arial Narrow" w:hAnsi="Arial Narrow" w:cs="Arial Narrow"/>
+          <w:color w:val="000000"/>
+          <w:kern w:val="0"/>
+          <w:sz w:val="22"/>
+          <w:szCs w:val="22"/>
           <w:lang w:eastAsia="es-ES"/>
           <w14:ligatures w14:val="none"/>
         </w:rPr>
@@ -1089,9 +1271,11 @@
       </w:r>
       <w:r>
         <w:rPr>
-          <w:rFonts w:ascii="Arial Narrow" w:eastAsia="Times New Roman" w:hAnsi="Arial Narrow" w:cs="Arial"/>
-          <w:color w:val="000000"/>
-          <w:kern w:val="0"/>
+          <w:rFonts w:ascii="Arial Narrow" w:eastAsia="Arial Narrow" w:hAnsi="Arial Narrow" w:cs="Arial Narrow"/>
+          <w:color w:val="000000"/>
+          <w:kern w:val="0"/>
+          <w:sz w:val="22"/>
+          <w:szCs w:val="22"/>
           <w:lang w:eastAsia="es-ES"/>
           <w14:ligatures w14:val="none"/>
         </w:rPr>
@@ -1099,9 +1283,11 @@
       </w:r>
       <w:r>
         <w:rPr>
-          <w:rFonts w:ascii="Arial Narrow" w:eastAsia="Times New Roman" w:hAnsi="Arial Narrow" w:cs="Arial"/>
-          <w:color w:val="000000"/>
-          <w:kern w:val="0"/>
+          <w:rFonts w:ascii="Arial Narrow" w:eastAsia="Arial Narrow" w:hAnsi="Arial Narrow" w:cs="Arial Narrow"/>
+          <w:color w:val="000000"/>
+          <w:kern w:val="0"/>
+          <w:sz w:val="22"/>
+          <w:szCs w:val="22"/>
           <w:lang w:eastAsia="es-ES"/>
           <w14:ligatures w14:val="none"/>
         </w:rPr>
@@ -1109,9 +1295,11 @@
       </w:r>
       <w:r>
         <w:rPr>
-          <w:rFonts w:ascii="Arial Narrow" w:eastAsia="Times New Roman" w:hAnsi="Arial Narrow" w:cs="Arial"/>
-          <w:color w:val="000000"/>
-          <w:kern w:val="0"/>
+          <w:rFonts w:ascii="Arial Narrow" w:eastAsia="Arial Narrow" w:hAnsi="Arial Narrow" w:cs="Arial Narrow"/>
+          <w:color w:val="000000"/>
+          <w:kern w:val="0"/>
+          <w:sz w:val="22"/>
+          <w:szCs w:val="22"/>
           <w:lang w:eastAsia="es-ES"/>
           <w14:ligatures w14:val="none"/>
         </w:rPr>
@@ -1119,9 +1307,11 @@
       </w:r>
       <w:r>
         <w:rPr>
-          <w:rFonts w:ascii="Arial Narrow" w:eastAsia="Times New Roman" w:hAnsi="Arial Narrow" w:cs="Arial"/>
-          <w:color w:val="000000"/>
-          <w:kern w:val="0"/>
+          <w:rFonts w:ascii="Arial Narrow" w:eastAsia="Arial Narrow" w:hAnsi="Arial Narrow" w:cs="Arial Narrow"/>
+          <w:color w:val="000000"/>
+          <w:kern w:val="0"/>
+          <w:sz w:val="22"/>
+          <w:szCs w:val="22"/>
           <w:lang w:eastAsia="es-ES"/>
           <w14:ligatures w14:val="none"/>
         </w:rPr>
@@ -1129,9 +1319,11 @@
       </w:r>
       <w:r>
         <w:rPr>
-          <w:rFonts w:ascii="Arial Narrow" w:eastAsia="Times New Roman" w:hAnsi="Arial Narrow" w:cs="Arial"/>
-          <w:color w:val="000000"/>
-          <w:kern w:val="0"/>
+          <w:rFonts w:ascii="Arial Narrow" w:eastAsia="Arial Narrow" w:hAnsi="Arial Narrow" w:cs="Arial Narrow"/>
+          <w:color w:val="000000"/>
+          <w:kern w:val="0"/>
+          <w:sz w:val="22"/>
+          <w:szCs w:val="22"/>
           <w:lang w:eastAsia="es-ES"/>
           <w14:ligatures w14:val="none"/>
         </w:rPr>
@@ -1139,9 +1331,11 @@
       </w:r>
       <w:r>
         <w:rPr>
-          <w:rFonts w:ascii="Arial Narrow" w:eastAsia="Times New Roman" w:hAnsi="Arial Narrow" w:cs="Arial"/>
-          <w:color w:val="000000"/>
-          <w:kern w:val="0"/>
+          <w:rFonts w:ascii="Arial Narrow" w:eastAsia="Arial Narrow" w:hAnsi="Arial Narrow" w:cs="Arial Narrow"/>
+          <w:color w:val="000000"/>
+          <w:kern w:val="0"/>
+          <w:sz w:val="22"/>
+          <w:szCs w:val="22"/>
           <w:lang w:eastAsia="es-ES"/>
           <w14:ligatures w14:val="none"/>
         </w:rPr>
@@ -1149,9 +1343,11 @@
       </w:r>
       <w:r>
         <w:rPr>
-          <w:rFonts w:ascii="Arial Narrow" w:eastAsia="Times New Roman" w:hAnsi="Arial Narrow" w:cs="Arial"/>
-          <w:color w:val="000000"/>
-          <w:kern w:val="0"/>
+          <w:rFonts w:ascii="Arial Narrow" w:eastAsia="Arial Narrow" w:hAnsi="Arial Narrow" w:cs="Arial Narrow"/>
+          <w:color w:val="000000"/>
+          <w:kern w:val="0"/>
+          <w:sz w:val="22"/>
+          <w:szCs w:val="22"/>
           <w:lang w:eastAsia="es-ES"/>
           <w14:ligatures w14:val="none"/>
         </w:rPr>
@@ -1159,9 +1355,11 @@
       </w:r>
       <w:r>
         <w:rPr>
-          <w:rFonts w:ascii="Arial Narrow" w:eastAsia="Times New Roman" w:hAnsi="Arial Narrow" w:cs="Arial"/>
-          <w:color w:val="000000"/>
-          <w:kern w:val="0"/>
+          <w:rFonts w:ascii="Arial Narrow" w:eastAsia="Arial Narrow" w:hAnsi="Arial Narrow" w:cs="Arial Narrow"/>
+          <w:color w:val="000000"/>
+          <w:kern w:val="0"/>
+          <w:sz w:val="22"/>
+          <w:szCs w:val="22"/>
           <w:lang w:eastAsia="es-ES"/>
           <w14:ligatures w14:val="none"/>
         </w:rPr>
@@ -1169,9 +1367,11 @@
       </w:r>
       <w:r>
         <w:rPr>
-          <w:rFonts w:ascii="Arial Narrow" w:eastAsia="Times New Roman" w:hAnsi="Arial Narrow" w:cs="Arial"/>
-          <w:color w:val="000000"/>
-          <w:kern w:val="0"/>
+          <w:rFonts w:ascii="Arial Narrow" w:eastAsia="Arial Narrow" w:hAnsi="Arial Narrow" w:cs="Arial Narrow"/>
+          <w:color w:val="000000"/>
+          <w:kern w:val="0"/>
+          <w:sz w:val="22"/>
+          <w:szCs w:val="22"/>
           <w:lang w:eastAsia="es-ES"/>
           <w14:ligatures w14:val="none"/>
         </w:rPr>
@@ -1179,9 +1379,11 @@
       </w:r>
       <w:r>
         <w:rPr>
-          <w:rFonts w:ascii="Arial Narrow" w:eastAsia="Times New Roman" w:hAnsi="Arial Narrow" w:cs="Arial"/>
-          <w:color w:val="000000"/>
-          <w:kern w:val="0"/>
+          <w:rFonts w:ascii="Arial Narrow" w:eastAsia="Arial Narrow" w:hAnsi="Arial Narrow" w:cs="Arial Narrow"/>
+          <w:color w:val="000000"/>
+          <w:kern w:val="0"/>
+          <w:sz w:val="22"/>
+          <w:szCs w:val="22"/>
           <w:lang w:eastAsia="es-ES"/>
           <w14:ligatures w14:val="none"/>
         </w:rPr>
@@ -1189,9 +1391,11 @@
       </w:r>
       <w:r>
         <w:rPr>
-          <w:rFonts w:ascii="Arial Narrow" w:eastAsia="Times New Roman" w:hAnsi="Arial Narrow" w:cs="Arial"/>
-          <w:color w:val="000000"/>
-          <w:kern w:val="0"/>
+          <w:rFonts w:ascii="Arial Narrow" w:eastAsia="Arial Narrow" w:hAnsi="Arial Narrow" w:cs="Arial Narrow"/>
+          <w:color w:val="000000"/>
+          <w:kern w:val="0"/>
+          <w:sz w:val="22"/>
+          <w:szCs w:val="22"/>
           <w:lang w:eastAsia="es-ES"/>
           <w14:ligatures w14:val="none"/>
         </w:rPr>
@@ -1200,9 +1404,11 @@
       <w:proofErr w:type="spellStart"/>
       <w:r>
         <w:rPr>
-          <w:rFonts w:ascii="Arial Narrow" w:eastAsia="Times New Roman" w:hAnsi="Arial Narrow" w:cs="Arial"/>
-          <w:color w:val="000000"/>
-          <w:kern w:val="0"/>
+          <w:rFonts w:ascii="Arial Narrow" w:eastAsia="Arial Narrow" w:hAnsi="Arial Narrow" w:cs="Arial Narrow"/>
+          <w:color w:val="000000"/>
+          <w:kern w:val="0"/>
+          <w:sz w:val="22"/>
+          <w:szCs w:val="22"/>
           <w:lang w:val="es-ES" w:eastAsia="es-ES"/>
           <w14:ligatures w14:val="none"/>
         </w:rPr>
@@ -1211,9 +1417,11 @@
       <w:proofErr w:type="spellEnd"/>
       <w:r>
         <w:rPr>
-          <w:rFonts w:ascii="Arial Narrow" w:eastAsia="Times New Roman" w:hAnsi="Arial Narrow" w:cs="Arial"/>
-          <w:color w:val="000000"/>
-          <w:kern w:val="0"/>
+          <w:rFonts w:ascii="Arial Narrow" w:eastAsia="Arial Narrow" w:hAnsi="Arial Narrow" w:cs="Arial Narrow"/>
+          <w:color w:val="000000"/>
+          <w:kern w:val="0"/>
+          <w:sz w:val="22"/>
+          <w:szCs w:val="22"/>
           <w:lang w:eastAsia="es-ES"/>
           <w14:ligatures w14:val="none"/>
         </w:rPr>
@@ -1221,9 +1429,11 @@
       </w:r>
       <w:r>
         <w:rPr>
-          <w:rFonts w:ascii="Arial Narrow" w:eastAsia="Times New Roman" w:hAnsi="Arial Narrow" w:cs="Arial"/>
-          <w:color w:val="000000"/>
-          <w:kern w:val="0"/>
+          <w:rFonts w:ascii="Arial Narrow" w:eastAsia="Arial Narrow" w:hAnsi="Arial Narrow" w:cs="Arial Narrow"/>
+          <w:color w:val="000000"/>
+          <w:kern w:val="0"/>
+          <w:sz w:val="22"/>
+          <w:szCs w:val="22"/>
           <w:lang w:eastAsia="es-ES"/>
           <w14:ligatures w14:val="none"/>
         </w:rPr>
@@ -1231,9 +1441,11 @@
       </w:r>
       <w:r>
         <w:rPr>
-          <w:rFonts w:ascii="Arial Narrow" w:eastAsia="Times New Roman" w:hAnsi="Arial Narrow" w:cs="Arial"/>
-          <w:color w:val="000000"/>
-          <w:kern w:val="0"/>
+          <w:rFonts w:ascii="Arial Narrow" w:eastAsia="Arial Narrow" w:hAnsi="Arial Narrow" w:cs="Arial Narrow"/>
+          <w:color w:val="000000"/>
+          <w:kern w:val="0"/>
+          <w:sz w:val="22"/>
+          <w:szCs w:val="22"/>
           <w:lang w:eastAsia="es-ES"/>
           <w14:ligatures w14:val="none"/>
         </w:rPr>
@@ -1241,9 +1453,11 @@
       </w:r>
       <w:r>
         <w:rPr>
-          <w:rFonts w:ascii="Arial Narrow" w:eastAsia="Times New Roman" w:hAnsi="Arial Narrow" w:cs="Arial"/>
-          <w:color w:val="000000"/>
-          <w:kern w:val="0"/>
+          <w:rFonts w:ascii="Arial Narrow" w:eastAsia="Arial Narrow" w:hAnsi="Arial Narrow" w:cs="Arial Narrow"/>
+          <w:color w:val="000000"/>
+          <w:kern w:val="0"/>
+          <w:sz w:val="22"/>
+          <w:szCs w:val="22"/>
           <w:lang w:eastAsia="es-ES"/>
           <w14:ligatures w14:val="none"/>
         </w:rPr>
@@ -1257,9 +1471,11 @@
         <w:ind w:left="1134"/>
         <w:jc w:val="both"/>
         <w:rPr>
-          <w:rFonts w:ascii="Arial Narrow" w:eastAsia="Times New Roman" w:hAnsi="Arial Narrow" w:cs="Arial"/>
-          <w:color w:val="000000"/>
-          <w:kern w:val="0"/>
+          <w:rFonts w:ascii="Arial Narrow" w:eastAsia="Arial Narrow" w:hAnsi="Arial Narrow" w:cs="Arial Narrow"/>
+          <w:color w:val="000000"/>
+          <w:kern w:val="0"/>
+          <w:sz w:val="22"/>
+          <w:szCs w:val="22"/>
           <w:lang w:eastAsia="es-ES"/>
           <w14:ligatures w14:val="none"/>
         </w:rPr>
@@ -1280,18 +1496,22 @@
         <w:ind w:left="1134" w:hanging="567"/>
         <w:jc w:val="both"/>
         <w:rPr>
-          <w:rFonts w:ascii="Arial Narrow" w:eastAsia="Times New Roman" w:hAnsi="Arial Narrow" w:cs="Arial"/>
-          <w:color w:val="000000"/>
-          <w:kern w:val="0"/>
+          <w:rFonts w:ascii="Arial Narrow" w:eastAsia="Arial Narrow" w:hAnsi="Arial Narrow" w:cs="Arial Narrow"/>
+          <w:color w:val="000000"/>
+          <w:kern w:val="0"/>
+          <w:sz w:val="22"/>
+          <w:szCs w:val="22"/>
           <w:lang w:eastAsia="es-ES"/>
           <w14:ligatures w14:val="none"/>
         </w:rPr>
       </w:pPr>
       <w:r>
         <w:rPr>
-          <w:rFonts w:ascii="Arial Narrow" w:eastAsia="Times New Roman" w:hAnsi="Arial Narrow" w:cs="Arial"/>
-          <w:color w:val="000000"/>
-          <w:kern w:val="0"/>
+          <w:rFonts w:ascii="Arial Narrow" w:eastAsia="Arial Narrow" w:hAnsi="Arial Narrow" w:cs="Arial Narrow"/>
+          <w:color w:val="000000"/>
+          <w:kern w:val="0"/>
+          <w:sz w:val="22"/>
+          <w:szCs w:val="22"/>
           <w:lang w:eastAsia="es-ES"/>
           <w14:ligatures w14:val="none"/>
         </w:rPr>
@@ -1299,9 +1519,11 @@
       </w:r>
       <w:r>
         <w:rPr>
-          <w:rFonts w:ascii="Arial Narrow" w:eastAsia="Times New Roman" w:hAnsi="Arial Narrow" w:cs="Arial"/>
-          <w:color w:val="000000"/>
-          <w:kern w:val="0"/>
+          <w:rFonts w:ascii="Arial Narrow" w:eastAsia="Arial Narrow" w:hAnsi="Arial Narrow" w:cs="Arial Narrow"/>
+          <w:color w:val="000000"/>
+          <w:kern w:val="0"/>
+          <w:sz w:val="22"/>
+          <w:szCs w:val="22"/>
           <w:lang w:eastAsia="es-ES"/>
           <w14:ligatures w14:val="none"/>
         </w:rPr>
@@ -1310,9 +1532,11 @@
       <w:proofErr w:type="spellStart"/>
       <w:r>
         <w:rPr>
-          <w:rFonts w:ascii="Arial Narrow" w:eastAsia="Times New Roman" w:hAnsi="Arial Narrow" w:cs="Arial"/>
-          <w:color w:val="000000"/>
-          <w:kern w:val="0"/>
+          <w:rFonts w:ascii="Arial Narrow" w:eastAsia="Arial Narrow" w:hAnsi="Arial Narrow" w:cs="Arial Narrow"/>
+          <w:color w:val="000000"/>
+          <w:kern w:val="0"/>
+          <w:sz w:val="22"/>
+          <w:szCs w:val="22"/>
           <w:lang w:val="es-ES" w:eastAsia="es-ES"/>
           <w14:ligatures w14:val="none"/>
         </w:rPr>
@@ -1321,9 +1545,11 @@
       <w:proofErr w:type="spellEnd"/>
       <w:r>
         <w:rPr>
-          <w:rFonts w:ascii="Arial Narrow" w:eastAsia="Times New Roman" w:hAnsi="Arial Narrow" w:cs="Arial"/>
-          <w:color w:val="000000"/>
-          <w:kern w:val="0"/>
+          <w:rFonts w:ascii="Arial Narrow" w:eastAsia="Arial Narrow" w:hAnsi="Arial Narrow" w:cs="Arial Narrow"/>
+          <w:color w:val="000000"/>
+          <w:kern w:val="0"/>
+          <w:sz w:val="22"/>
+          <w:szCs w:val="22"/>
           <w:lang w:eastAsia="es-ES"/>
           <w14:ligatures w14:val="none"/>
         </w:rPr>
@@ -1331,9 +1557,11 @@
       </w:r>
       <w:r>
         <w:rPr>
-          <w:rFonts w:ascii="Arial Narrow" w:eastAsia="Times New Roman" w:hAnsi="Arial Narrow" w:cs="Arial"/>
-          <w:color w:val="000000"/>
-          <w:kern w:val="0"/>
+          <w:rFonts w:ascii="Arial Narrow" w:eastAsia="Arial Narrow" w:hAnsi="Arial Narrow" w:cs="Arial Narrow"/>
+          <w:color w:val="000000"/>
+          <w:kern w:val="0"/>
+          <w:sz w:val="22"/>
+          <w:szCs w:val="22"/>
           <w:lang w:eastAsia="es-ES"/>
           <w14:ligatures w14:val="none"/>
         </w:rPr>
@@ -1341,9 +1569,11 @@
       </w:r>
       <w:r>
         <w:rPr>
-          <w:rFonts w:ascii="Arial Narrow" w:eastAsia="Times New Roman" w:hAnsi="Arial Narrow" w:cs="Arial"/>
-          <w:color w:val="000000"/>
-          <w:kern w:val="0"/>
+          <w:rFonts w:ascii="Arial Narrow" w:eastAsia="Arial Narrow" w:hAnsi="Arial Narrow" w:cs="Arial Narrow"/>
+          <w:color w:val="000000"/>
+          <w:kern w:val="0"/>
+          <w:sz w:val="22"/>
+          <w:szCs w:val="22"/>
           <w:lang w:eastAsia="es-ES"/>
           <w14:ligatures w14:val="none"/>
         </w:rPr>
@@ -1357,9 +1587,11 @@
         <w:ind w:left="1134"/>
         <w:jc w:val="both"/>
         <w:rPr>
-          <w:rFonts w:ascii="Arial Narrow" w:eastAsia="Times New Roman" w:hAnsi="Arial Narrow" w:cs="Arial"/>
-          <w:color w:val="000000"/>
-          <w:kern w:val="0"/>
+          <w:rFonts w:ascii="Arial Narrow" w:eastAsia="Arial Narrow" w:hAnsi="Arial Narrow" w:cs="Arial Narrow"/>
+          <w:color w:val="000000"/>
+          <w:kern w:val="0"/>
+          <w:sz w:val="22"/>
+          <w:szCs w:val="22"/>
           <w:lang w:eastAsia="es-ES"/>
           <w14:ligatures w14:val="none"/>
         </w:rPr>
@@ -1380,18 +1612,22 @@
         <w:ind w:left="1134" w:hanging="567"/>
         <w:jc w:val="both"/>
         <w:rPr>
-          <w:rFonts w:ascii="Arial Narrow" w:eastAsia="Times New Roman" w:hAnsi="Arial Narrow" w:cs="Arial"/>
-          <w:color w:val="000000"/>
-          <w:kern w:val="0"/>
+          <w:rFonts w:ascii="Arial Narrow" w:eastAsia="Arial Narrow" w:hAnsi="Arial Narrow" w:cs="Arial Narrow"/>
+          <w:color w:val="000000"/>
+          <w:kern w:val="0"/>
+          <w:sz w:val="22"/>
+          <w:szCs w:val="22"/>
           <w:lang w:eastAsia="es-ES"/>
           <w14:ligatures w14:val="none"/>
         </w:rPr>
       </w:pPr>
       <w:r>
         <w:rPr>
-          <w:rFonts w:ascii="Arial Narrow" w:eastAsia="Times New Roman" w:hAnsi="Arial Narrow" w:cs="Arial"/>
-          <w:color w:val="000000"/>
-          <w:kern w:val="0"/>
+          <w:rFonts w:ascii="Arial Narrow" w:eastAsia="Arial Narrow" w:hAnsi="Arial Narrow" w:cs="Arial Narrow"/>
+          <w:color w:val="000000"/>
+          <w:kern w:val="0"/>
+          <w:sz w:val="22"/>
+          <w:szCs w:val="22"/>
           <w:lang w:eastAsia="es-ES"/>
           <w14:ligatures w14:val="none"/>
         </w:rPr>
@@ -1399,9 +1635,11 @@
       </w:r>
       <w:r>
         <w:rPr>
-          <w:rFonts w:ascii="Arial Narrow" w:eastAsia="Times New Roman" w:hAnsi="Arial Narrow" w:cs="Arial"/>
-          <w:color w:val="000000"/>
-          <w:kern w:val="0"/>
+          <w:rFonts w:ascii="Arial Narrow" w:eastAsia="Arial Narrow" w:hAnsi="Arial Narrow" w:cs="Arial Narrow"/>
+          <w:color w:val="000000"/>
+          <w:kern w:val="0"/>
+          <w:sz w:val="22"/>
+          <w:szCs w:val="22"/>
           <w:lang w:eastAsia="es-ES"/>
           <w14:ligatures w14:val="none"/>
         </w:rPr>
@@ -1409,9 +1647,11 @@
       </w:r>
       <w:r>
         <w:rPr>
-          <w:rFonts w:ascii="Arial Narrow" w:eastAsia="Times New Roman" w:hAnsi="Arial Narrow" w:cs="Arial"/>
-          <w:color w:val="000000"/>
-          <w:kern w:val="0"/>
+          <w:rFonts w:ascii="Arial Narrow" w:eastAsia="Arial Narrow" w:hAnsi="Arial Narrow" w:cs="Arial Narrow"/>
+          <w:color w:val="000000"/>
+          <w:kern w:val="0"/>
+          <w:sz w:val="22"/>
+          <w:szCs w:val="22"/>
           <w:lang w:eastAsia="es-ES"/>
           <w14:ligatures w14:val="none"/>
         </w:rPr>
@@ -1419,9 +1659,11 @@
       </w:r>
       <w:r>
         <w:rPr>
-          <w:rFonts w:ascii="Arial Narrow" w:eastAsia="Times New Roman" w:hAnsi="Arial Narrow" w:cs="Arial"/>
-          <w:color w:val="000000"/>
-          <w:kern w:val="0"/>
+          <w:rFonts w:ascii="Arial Narrow" w:eastAsia="Arial Narrow" w:hAnsi="Arial Narrow" w:cs="Arial Narrow"/>
+          <w:color w:val="000000"/>
+          <w:kern w:val="0"/>
+          <w:sz w:val="22"/>
+          <w:szCs w:val="22"/>
           <w:lang w:eastAsia="es-ES"/>
           <w14:ligatures w14:val="none"/>
         </w:rPr>
@@ -1430,9 +1672,11 @@
       <w:proofErr w:type="spellStart"/>
       <w:r>
         <w:rPr>
-          <w:rFonts w:ascii="Arial Narrow" w:eastAsia="Times New Roman" w:hAnsi="Arial Narrow" w:cs="Arial"/>
-          <w:color w:val="000000"/>
-          <w:kern w:val="0"/>
+          <w:rFonts w:ascii="Arial Narrow" w:eastAsia="Arial Narrow" w:hAnsi="Arial Narrow" w:cs="Arial Narrow"/>
+          <w:color w:val="000000"/>
+          <w:kern w:val="0"/>
+          <w:sz w:val="22"/>
+          <w:szCs w:val="22"/>
           <w:lang w:val="es-ES" w:eastAsia="es-ES"/>
           <w14:ligatures w14:val="none"/>
         </w:rPr>
@@ -1441,9 +1685,11 @@
       <w:proofErr w:type="spellEnd"/>
       <w:r>
         <w:rPr>
-          <w:rFonts w:ascii="Arial Narrow" w:eastAsia="Times New Roman" w:hAnsi="Arial Narrow" w:cs="Arial"/>
-          <w:color w:val="000000"/>
-          <w:kern w:val="0"/>
+          <w:rFonts w:ascii="Arial Narrow" w:eastAsia="Arial Narrow" w:hAnsi="Arial Narrow" w:cs="Arial Narrow"/>
+          <w:color w:val="000000"/>
+          <w:kern w:val="0"/>
+          <w:sz w:val="22"/>
+          <w:szCs w:val="22"/>
           <w:lang w:eastAsia="es-ES"/>
           <w14:ligatures w14:val="none"/>
         </w:rPr>
@@ -1457,9 +1703,11 @@
         <w:ind w:left="1134"/>
         <w:jc w:val="both"/>
         <w:rPr>
-          <w:rFonts w:ascii="Arial Narrow" w:eastAsia="Times New Roman" w:hAnsi="Arial Narrow" w:cs="Arial"/>
-          <w:color w:val="000000"/>
-          <w:kern w:val="0"/>
+          <w:rFonts w:ascii="Arial Narrow" w:eastAsia="Arial Narrow" w:hAnsi="Arial Narrow" w:cs="Arial Narrow"/>
+          <w:color w:val="000000"/>
+          <w:kern w:val="0"/>
+          <w:sz w:val="22"/>
+          <w:szCs w:val="22"/>
           <w:lang w:eastAsia="es-ES"/>
           <w14:ligatures w14:val="none"/>
         </w:rPr>
@@ -1480,18 +1728,22 @@
         <w:ind w:left="1134" w:hanging="567"/>
         <w:jc w:val="both"/>
         <w:rPr>
-          <w:rFonts w:ascii="Arial Narrow" w:eastAsia="Times New Roman" w:hAnsi="Arial Narrow" w:cs="Arial"/>
-          <w:color w:val="000000"/>
-          <w:kern w:val="0"/>
+          <w:rFonts w:ascii="Arial Narrow" w:eastAsia="Arial Narrow" w:hAnsi="Arial Narrow" w:cs="Arial Narrow"/>
+          <w:color w:val="000000"/>
+          <w:kern w:val="0"/>
+          <w:sz w:val="22"/>
+          <w:szCs w:val="22"/>
           <w:lang w:eastAsia="es-ES"/>
           <w14:ligatures w14:val="none"/>
         </w:rPr>
       </w:pPr>
       <w:r>
         <w:rPr>
-          <w:rFonts w:ascii="Arial Narrow" w:eastAsia="Times New Roman" w:hAnsi="Arial Narrow" w:cs="Arial"/>
-          <w:color w:val="000000"/>
-          <w:kern w:val="0"/>
+          <w:rFonts w:ascii="Arial Narrow" w:eastAsia="Arial Narrow" w:hAnsi="Arial Narrow" w:cs="Arial Narrow"/>
+          <w:color w:val="000000"/>
+          <w:kern w:val="0"/>
+          <w:sz w:val="22"/>
+          <w:szCs w:val="22"/>
           <w:lang w:eastAsia="es-ES"/>
           <w14:ligatures w14:val="none"/>
         </w:rPr>
@@ -1500,9 +1752,11 @@
       <w:proofErr w:type="spellStart"/>
       <w:r>
         <w:rPr>
-          <w:rFonts w:ascii="Arial Narrow" w:eastAsia="Times New Roman" w:hAnsi="Arial Narrow" w:cs="Arial"/>
-          <w:color w:val="000000"/>
-          <w:kern w:val="0"/>
+          <w:rFonts w:ascii="Arial Narrow" w:eastAsia="Arial Narrow" w:hAnsi="Arial Narrow" w:cs="Arial Narrow"/>
+          <w:color w:val="000000"/>
+          <w:kern w:val="0"/>
+          <w:sz w:val="22"/>
+          <w:szCs w:val="22"/>
           <w:lang w:val="es-ES" w:eastAsia="es-ES"/>
           <w14:ligatures w14:val="none"/>
         </w:rPr>
@@ -1511,9 +1765,11 @@
       <w:proofErr w:type="spellEnd"/>
       <w:r>
         <w:rPr>
-          <w:rFonts w:ascii="Arial Narrow" w:eastAsia="Times New Roman" w:hAnsi="Arial Narrow" w:cs="Arial"/>
-          <w:color w:val="000000"/>
-          <w:kern w:val="0"/>
+          <w:rFonts w:ascii="Arial Narrow" w:eastAsia="Arial Narrow" w:hAnsi="Arial Narrow" w:cs="Arial Narrow"/>
+          <w:color w:val="000000"/>
+          <w:kern w:val="0"/>
+          <w:sz w:val="22"/>
+          <w:szCs w:val="22"/>
           <w:lang w:eastAsia="es-ES"/>
           <w14:ligatures w14:val="none"/>
         </w:rPr>
@@ -1521,9 +1777,11 @@
       </w:r>
       <w:r>
         <w:rPr>
-          <w:rFonts w:ascii="Arial Narrow" w:eastAsia="Times New Roman" w:hAnsi="Arial Narrow" w:cs="Arial"/>
-          <w:color w:val="000000"/>
-          <w:kern w:val="0"/>
+          <w:rFonts w:ascii="Arial Narrow" w:eastAsia="Arial Narrow" w:hAnsi="Arial Narrow" w:cs="Arial Narrow"/>
+          <w:color w:val="000000"/>
+          <w:kern w:val="0"/>
+          <w:sz w:val="22"/>
+          <w:szCs w:val="22"/>
           <w:lang w:eastAsia="es-ES"/>
           <w14:ligatures w14:val="none"/>
         </w:rPr>
@@ -1531,9 +1789,11 @@
       </w:r>
       <w:r>
         <w:rPr>
-          <w:rFonts w:ascii="Arial Narrow" w:eastAsia="Times New Roman" w:hAnsi="Arial Narrow" w:cs="Arial"/>
-          <w:color w:val="000000"/>
-          <w:kern w:val="0"/>
+          <w:rFonts w:ascii="Arial Narrow" w:eastAsia="Arial Narrow" w:hAnsi="Arial Narrow" w:cs="Arial Narrow"/>
+          <w:color w:val="000000"/>
+          <w:kern w:val="0"/>
+          <w:sz w:val="22"/>
+          <w:szCs w:val="22"/>
           <w:lang w:eastAsia="es-ES"/>
           <w14:ligatures w14:val="none"/>
         </w:rPr>
@@ -1541,9 +1801,11 @@
       </w:r>
       <w:r>
         <w:rPr>
-          <w:rFonts w:ascii="Arial Narrow" w:eastAsia="Times New Roman" w:hAnsi="Arial Narrow" w:cs="Arial"/>
-          <w:color w:val="000000"/>
-          <w:kern w:val="0"/>
+          <w:rFonts w:ascii="Arial Narrow" w:eastAsia="Arial Narrow" w:hAnsi="Arial Narrow" w:cs="Arial Narrow"/>
+          <w:color w:val="000000"/>
+          <w:kern w:val="0"/>
+          <w:sz w:val="22"/>
+          <w:szCs w:val="22"/>
           <w:lang w:eastAsia="es-ES"/>
           <w14:ligatures w14:val="none"/>
         </w:rPr>
@@ -1551,9 +1813,11 @@
       </w:r>
       <w:r>
         <w:rPr>
-          <w:rFonts w:ascii="Arial Narrow" w:eastAsia="Times New Roman" w:hAnsi="Arial Narrow" w:cs="Arial"/>
-          <w:color w:val="000000"/>
-          <w:kern w:val="0"/>
+          <w:rFonts w:ascii="Arial Narrow" w:eastAsia="Arial Narrow" w:hAnsi="Arial Narrow" w:cs="Arial Narrow"/>
+          <w:color w:val="000000"/>
+          <w:kern w:val="0"/>
+          <w:sz w:val="22"/>
+          <w:szCs w:val="22"/>
           <w:lang w:eastAsia="es-ES"/>
           <w14:ligatures w14:val="none"/>
         </w:rPr>
@@ -1561,9 +1825,11 @@
       </w:r>
       <w:r>
         <w:rPr>
-          <w:rFonts w:ascii="Arial Narrow" w:eastAsia="Times New Roman" w:hAnsi="Arial Narrow" w:cs="Arial"/>
-          <w:color w:val="000000"/>
-          <w:kern w:val="0"/>
+          <w:rFonts w:ascii="Arial Narrow" w:eastAsia="Arial Narrow" w:hAnsi="Arial Narrow" w:cs="Arial Narrow"/>
+          <w:color w:val="000000"/>
+          <w:kern w:val="0"/>
+          <w:sz w:val="22"/>
+          <w:szCs w:val="22"/>
           <w:lang w:eastAsia="es-ES"/>
           <w14:ligatures w14:val="none"/>
         </w:rPr>
@@ -1571,9 +1837,11 @@
       </w:r>
       <w:r>
         <w:rPr>
-          <w:rFonts w:ascii="Arial Narrow" w:eastAsia="Times New Roman" w:hAnsi="Arial Narrow" w:cs="Arial"/>
-          <w:color w:val="000000"/>
-          <w:kern w:val="0"/>
+          <w:rFonts w:ascii="Arial Narrow" w:eastAsia="Arial Narrow" w:hAnsi="Arial Narrow" w:cs="Arial Narrow"/>
+          <w:color w:val="000000"/>
+          <w:kern w:val="0"/>
+          <w:sz w:val="22"/>
+          <w:szCs w:val="22"/>
           <w:lang w:eastAsia="es-ES"/>
           <w14:ligatures w14:val="none"/>
         </w:rPr>
@@ -1581,9 +1849,11 @@
       </w:r>
       <w:r>
         <w:rPr>
-          <w:rFonts w:ascii="Arial Narrow" w:eastAsia="Times New Roman" w:hAnsi="Arial Narrow" w:cs="Arial"/>
-          <w:color w:val="000000"/>
-          <w:kern w:val="0"/>
+          <w:rFonts w:ascii="Arial Narrow" w:eastAsia="Arial Narrow" w:hAnsi="Arial Narrow" w:cs="Arial Narrow"/>
+          <w:color w:val="000000"/>
+          <w:kern w:val="0"/>
+          <w:sz w:val="22"/>
+          <w:szCs w:val="22"/>
           <w:lang w:eastAsia="es-ES"/>
           <w14:ligatures w14:val="none"/>
         </w:rPr>
@@ -1591,9 +1861,11 @@
       </w:r>
       <w:r>
         <w:rPr>
-          <w:rFonts w:ascii="Arial Narrow" w:eastAsia="Times New Roman" w:hAnsi="Arial Narrow" w:cs="Arial"/>
-          <w:color w:val="000000"/>
-          <w:kern w:val="0"/>
+          <w:rFonts w:ascii="Arial Narrow" w:eastAsia="Arial Narrow" w:hAnsi="Arial Narrow" w:cs="Arial Narrow"/>
+          <w:color w:val="000000"/>
+          <w:kern w:val="0"/>
+          <w:sz w:val="22"/>
+          <w:szCs w:val="22"/>
           <w:lang w:eastAsia="es-ES"/>
           <w14:ligatures w14:val="none"/>
         </w:rPr>
@@ -1602,9 +1874,11 @@
       </w:r>
       <w:r>
         <w:rPr>
-          <w:rFonts w:ascii="Arial Narrow" w:eastAsia="Times New Roman" w:hAnsi="Arial Narrow" w:cs="Arial"/>
-          <w:color w:val="000000"/>
-          <w:kern w:val="0"/>
+          <w:rFonts w:ascii="Arial Narrow" w:eastAsia="Arial Narrow" w:hAnsi="Arial Narrow" w:cs="Arial Narrow"/>
+          <w:color w:val="000000"/>
+          <w:kern w:val="0"/>
+          <w:sz w:val="22"/>
+          <w:szCs w:val="22"/>
           <w:lang w:eastAsia="es-ES"/>
           <w14:ligatures w14:val="none"/>
         </w:rPr>
@@ -1612,9 +1886,11 @@
       </w:r>
       <w:r>
         <w:rPr>
-          <w:rFonts w:ascii="Arial Narrow" w:eastAsia="Times New Roman" w:hAnsi="Arial Narrow" w:cs="Arial"/>
-          <w:color w:val="000000"/>
-          <w:kern w:val="0"/>
+          <w:rFonts w:ascii="Arial Narrow" w:eastAsia="Arial Narrow" w:hAnsi="Arial Narrow" w:cs="Arial Narrow"/>
+          <w:color w:val="000000"/>
+          <w:kern w:val="0"/>
+          <w:sz w:val="22"/>
+          <w:szCs w:val="22"/>
           <w:lang w:eastAsia="es-ES"/>
           <w14:ligatures w14:val="none"/>
         </w:rPr>
@@ -1622,9 +1898,11 @@
       </w:r>
       <w:r>
         <w:rPr>
-          <w:rFonts w:ascii="Arial Narrow" w:eastAsia="Times New Roman" w:hAnsi="Arial Narrow" w:cs="Arial"/>
-          <w:color w:val="000000"/>
-          <w:kern w:val="0"/>
+          <w:rFonts w:ascii="Arial Narrow" w:eastAsia="Arial Narrow" w:hAnsi="Arial Narrow" w:cs="Arial Narrow"/>
+          <w:color w:val="000000"/>
+          <w:kern w:val="0"/>
+          <w:sz w:val="22"/>
+          <w:szCs w:val="22"/>
           <w:lang w:eastAsia="es-ES"/>
           <w14:ligatures w14:val="none"/>
         </w:rPr>
@@ -1632,9 +1910,11 @@
       </w:r>
       <w:r>
         <w:rPr>
-          <w:rFonts w:ascii="Arial Narrow" w:eastAsia="Times New Roman" w:hAnsi="Arial Narrow" w:cs="Arial"/>
-          <w:color w:val="000000"/>
-          <w:kern w:val="0"/>
+          <w:rFonts w:ascii="Arial Narrow" w:eastAsia="Arial Narrow" w:hAnsi="Arial Narrow" w:cs="Arial Narrow"/>
+          <w:color w:val="000000"/>
+          <w:kern w:val="0"/>
+          <w:sz w:val="22"/>
+          <w:szCs w:val="22"/>
           <w:lang w:eastAsia="es-ES"/>
           <w14:ligatures w14:val="none"/>
         </w:rPr>
@@ -1648,9 +1928,11 @@
         <w:ind w:left="1134"/>
         <w:jc w:val="both"/>
         <w:rPr>
-          <w:rFonts w:ascii="Arial Narrow" w:eastAsia="Times New Roman" w:hAnsi="Arial Narrow" w:cs="Arial"/>
-          <w:color w:val="000000"/>
-          <w:kern w:val="0"/>
+          <w:rFonts w:ascii="Arial Narrow" w:eastAsia="Arial Narrow" w:hAnsi="Arial Narrow" w:cs="Arial Narrow"/>
+          <w:color w:val="000000"/>
+          <w:kern w:val="0"/>
+          <w:sz w:val="22"/>
+          <w:szCs w:val="22"/>
           <w:lang w:eastAsia="es-ES"/>
           <w14:ligatures w14:val="none"/>
         </w:rPr>
@@ -1671,18 +1953,22 @@
         <w:ind w:left="1134" w:hanging="567"/>
         <w:jc w:val="both"/>
         <w:rPr>
-          <w:rFonts w:ascii="Arial Narrow" w:eastAsia="Times New Roman" w:hAnsi="Arial Narrow" w:cs="Arial"/>
-          <w:color w:val="000000"/>
-          <w:kern w:val="0"/>
+          <w:rFonts w:ascii="Arial Narrow" w:eastAsia="Arial Narrow" w:hAnsi="Arial Narrow" w:cs="Arial Narrow"/>
+          <w:color w:val="000000"/>
+          <w:kern w:val="0"/>
+          <w:sz w:val="22"/>
+          <w:szCs w:val="22"/>
           <w:lang w:eastAsia="es-ES"/>
           <w14:ligatures w14:val="none"/>
         </w:rPr>
       </w:pPr>
       <w:r>
         <w:rPr>
-          <w:rFonts w:ascii="Arial Narrow" w:eastAsia="Times New Roman" w:hAnsi="Arial Narrow" w:cs="Arial"/>
-          <w:color w:val="000000"/>
-          <w:kern w:val="0"/>
+          <w:rFonts w:ascii="Arial Narrow" w:eastAsia="Arial Narrow" w:hAnsi="Arial Narrow" w:cs="Arial Narrow"/>
+          <w:color w:val="000000"/>
+          <w:kern w:val="0"/>
+          <w:sz w:val="22"/>
+          <w:szCs w:val="22"/>
           <w:lang w:eastAsia="es-ES"/>
           <w14:ligatures w14:val="none"/>
         </w:rPr>
@@ -1690,9 +1976,11 @@
       </w:r>
       <w:r>
         <w:rPr>
-          <w:rFonts w:ascii="Arial Narrow" w:eastAsia="Times New Roman" w:hAnsi="Arial Narrow" w:cs="Arial"/>
-          <w:color w:val="000000"/>
-          <w:kern w:val="0"/>
+          <w:rFonts w:ascii="Arial Narrow" w:eastAsia="Arial Narrow" w:hAnsi="Arial Narrow" w:cs="Arial Narrow"/>
+          <w:color w:val="000000"/>
+          <w:kern w:val="0"/>
+          <w:sz w:val="22"/>
+          <w:szCs w:val="22"/>
           <w:lang w:eastAsia="es-ES"/>
           <w14:ligatures w14:val="none"/>
         </w:rPr>
@@ -1701,9 +1989,11 @@
       <w:proofErr w:type="spellStart"/>
       <w:r>
         <w:rPr>
-          <w:rFonts w:ascii="Arial Narrow" w:eastAsia="Times New Roman" w:hAnsi="Arial Narrow" w:cs="Arial"/>
-          <w:color w:val="000000"/>
-          <w:kern w:val="0"/>
+          <w:rFonts w:ascii="Arial Narrow" w:eastAsia="Arial Narrow" w:hAnsi="Arial Narrow" w:cs="Arial Narrow"/>
+          <w:color w:val="000000"/>
+          <w:kern w:val="0"/>
+          <w:sz w:val="22"/>
+          <w:szCs w:val="22"/>
           <w:lang w:val="es-ES" w:eastAsia="es-ES"/>
           <w14:ligatures w14:val="none"/>
         </w:rPr>
@@ -1712,9 +2002,11 @@
       <w:proofErr w:type="spellEnd"/>
       <w:r>
         <w:rPr>
-          <w:rFonts w:ascii="Arial Narrow" w:eastAsia="Times New Roman" w:hAnsi="Arial Narrow" w:cs="Arial"/>
-          <w:color w:val="000000"/>
-          <w:kern w:val="0"/>
+          <w:rFonts w:ascii="Arial Narrow" w:eastAsia="Arial Narrow" w:hAnsi="Arial Narrow" w:cs="Arial Narrow"/>
+          <w:color w:val="000000"/>
+          <w:kern w:val="0"/>
+          <w:sz w:val="22"/>
+          <w:szCs w:val="22"/>
           <w:lang w:eastAsia="es-ES"/>
           <w14:ligatures w14:val="none"/>
         </w:rPr>
@@ -1722,9 +2014,11 @@
       </w:r>
       <w:r>
         <w:rPr>
-          <w:rFonts w:ascii="Arial Narrow" w:eastAsia="Times New Roman" w:hAnsi="Arial Narrow" w:cs="Arial"/>
-          <w:color w:val="000000"/>
-          <w:kern w:val="0"/>
+          <w:rFonts w:ascii="Arial Narrow" w:eastAsia="Arial Narrow" w:hAnsi="Arial Narrow" w:cs="Arial Narrow"/>
+          <w:color w:val="000000"/>
+          <w:kern w:val="0"/>
+          <w:sz w:val="22"/>
+          <w:szCs w:val="22"/>
           <w:lang w:eastAsia="es-ES"/>
           <w14:ligatures w14:val="none"/>
         </w:rPr>
@@ -1732,9 +2026,11 @@
       </w:r>
       <w:r>
         <w:rPr>
-          <w:rFonts w:ascii="Arial Narrow" w:eastAsia="Times New Roman" w:hAnsi="Arial Narrow" w:cs="Arial"/>
-          <w:color w:val="000000"/>
-          <w:kern w:val="0"/>
+          <w:rFonts w:ascii="Arial Narrow" w:eastAsia="Arial Narrow" w:hAnsi="Arial Narrow" w:cs="Arial Narrow"/>
+          <w:color w:val="000000"/>
+          <w:kern w:val="0"/>
+          <w:sz w:val="22"/>
+          <w:szCs w:val="22"/>
           <w:lang w:eastAsia="es-ES"/>
           <w14:ligatures w14:val="none"/>
         </w:rPr>
@@ -1742,9 +2038,11 @@
       </w:r>
       <w:r>
         <w:rPr>
-          <w:rFonts w:ascii="Arial Narrow" w:eastAsia="Times New Roman" w:hAnsi="Arial Narrow" w:cs="Arial"/>
-          <w:color w:val="000000"/>
-          <w:kern w:val="0"/>
+          <w:rFonts w:ascii="Arial Narrow" w:eastAsia="Arial Narrow" w:hAnsi="Arial Narrow" w:cs="Arial Narrow"/>
+          <w:color w:val="000000"/>
+          <w:kern w:val="0"/>
+          <w:sz w:val="22"/>
+          <w:szCs w:val="22"/>
           <w:lang w:eastAsia="es-ES"/>
           <w14:ligatures w14:val="none"/>
         </w:rPr>
@@ -1752,9 +2050,11 @@
       </w:r>
       <w:r>
         <w:rPr>
-          <w:rFonts w:ascii="Arial Narrow" w:eastAsia="Times New Roman" w:hAnsi="Arial Narrow" w:cs="Arial"/>
-          <w:color w:val="000000"/>
-          <w:kern w:val="0"/>
+          <w:rFonts w:ascii="Arial Narrow" w:eastAsia="Arial Narrow" w:hAnsi="Arial Narrow" w:cs="Arial Narrow"/>
+          <w:color w:val="000000"/>
+          <w:kern w:val="0"/>
+          <w:sz w:val="22"/>
+          <w:szCs w:val="22"/>
           <w:lang w:eastAsia="es-ES"/>
           <w14:ligatures w14:val="none"/>
         </w:rPr>
@@ -1769,9 +2069,11 @@
         <w:spacing w:after="0" w:line="240" w:lineRule="auto"/>
         <w:jc w:val="both"/>
         <w:rPr>
-          <w:rFonts w:ascii="Arial Narrow" w:eastAsia="Times New Roman" w:hAnsi="Arial Narrow" w:cs="Arial"/>
-          <w:color w:val="000000"/>
-          <w:kern w:val="0"/>
+          <w:rFonts w:ascii="Arial Narrow" w:eastAsia="Arial Narrow" w:hAnsi="Arial Narrow" w:cs="Arial Narrow"/>
+          <w:color w:val="000000"/>
+          <w:kern w:val="0"/>
+          <w:sz w:val="22"/>
+          <w:szCs w:val="22"/>
           <w:lang w:eastAsia="es-ES"/>
           <w14:ligatures w14:val="none"/>
         </w:rPr>
@@ -1791,18 +2093,22 @@
         <w:contextualSpacing/>
         <w:jc w:val="both"/>
         <w:rPr>
-          <w:rFonts w:ascii="Arial Narrow" w:eastAsia="Times New Roman" w:hAnsi="Arial Narrow" w:cs="Arial"/>
-          <w:color w:val="000000"/>
-          <w:kern w:val="0"/>
+          <w:rFonts w:ascii="Arial Narrow" w:eastAsia="Arial Narrow" w:hAnsi="Arial Narrow" w:cs="Arial Narrow"/>
+          <w:color w:val="000000"/>
+          <w:kern w:val="0"/>
+          <w:sz w:val="22"/>
+          <w:szCs w:val="22"/>
           <w:lang w:val="es-ES" w:eastAsia="es-ES"/>
           <w14:ligatures w14:val="none"/>
         </w:rPr>
       </w:pPr>
       <w:r>
         <w:rPr>
-          <w:rFonts w:ascii="Arial Narrow" w:eastAsia="Times New Roman" w:hAnsi="Arial Narrow" w:cs="Arial"/>
-          <w:color w:val="000000"/>
-          <w:kern w:val="0"/>
+          <w:rFonts w:ascii="Arial Narrow" w:eastAsia="Arial Narrow" w:hAnsi="Arial Narrow" w:cs="Arial Narrow"/>
+          <w:color w:val="000000"/>
+          <w:kern w:val="0"/>
+          <w:sz w:val="22"/>
+          <w:szCs w:val="22"/>
           <w:lang w:val="es-ES" w:eastAsia="es-ES"/>
           <w14:ligatures w14:val="none"/>
         </w:rPr>
@@ -1810,9 +2116,11 @@
       </w:r>
       <w:r>
         <w:rPr>
-          <w:rFonts w:ascii="Arial Narrow" w:eastAsia="Times New Roman" w:hAnsi="Arial Narrow" w:cs="Arial"/>
-          <w:color w:val="000000"/>
-          <w:kern w:val="0"/>
+          <w:rFonts w:ascii="Arial Narrow" w:eastAsia="Arial Narrow" w:hAnsi="Arial Narrow" w:cs="Arial Narrow"/>
+          <w:color w:val="000000"/>
+          <w:kern w:val="0"/>
+          <w:sz w:val="22"/>
+          <w:szCs w:val="22"/>
           <w:lang w:val="es-ES" w:eastAsia="es-ES"/>
           <w14:ligatures w14:val="none"/>
         </w:rPr>
@@ -1820,17 +2128,21 @@
       </w:r>
       <w:r>
         <w:rPr>
-          <w:rFonts w:ascii="Arial Narrow" w:eastAsia="Calibri" w:hAnsi="Arial Narrow" w:cs="Arial"/>
-          <w:kern w:val="0"/>
-          <w14:ligatures w14:val="none"/>
-        </w:rPr>
-        <w:t xml:space="preserve"/>
-      </w:r>
-      <w:r>
-        <w:rPr>
-          <w:rFonts w:ascii="Arial Narrow" w:eastAsia="Times New Roman" w:hAnsi="Arial Narrow" w:cs="Arial"/>
-          <w:color w:val="000000"/>
-          <w:kern w:val="0"/>
+          <w:rFonts w:ascii="Arial Narrow" w:eastAsia="Arial Narrow" w:hAnsi="Arial Narrow" w:cs="Arial Narrow"/>
+          <w:kern w:val="0"/>
+          <w14:ligatures w14:val="none"/>
+          <w:sz w:val="22"/>
+          <w:szCs w:val="22"/>
+        </w:rPr>
+        <w:t xml:space="preserve"/>
+      </w:r>
+      <w:r>
+        <w:rPr>
+          <w:rFonts w:ascii="Arial Narrow" w:eastAsia="Arial Narrow" w:hAnsi="Arial Narrow" w:cs="Arial Narrow"/>
+          <w:color w:val="000000"/>
+          <w:kern w:val="0"/>
+          <w:sz w:val="22"/>
+          <w:szCs w:val="22"/>
           <w:lang w:val="es-ES" w:eastAsia="es-ES"/>
           <w14:ligatures w14:val="none"/>
         </w:rPr>
@@ -1839,9 +2151,11 @@
       <w:proofErr w:type="spellStart"/>
       <w:r>
         <w:rPr>
-          <w:rFonts w:ascii="Arial Narrow" w:eastAsia="Times New Roman" w:hAnsi="Arial Narrow" w:cs="Arial"/>
-          <w:color w:val="000000"/>
-          <w:kern w:val="0"/>
+          <w:rFonts w:ascii="Arial Narrow" w:eastAsia="Arial Narrow" w:hAnsi="Arial Narrow" w:cs="Arial Narrow"/>
+          <w:color w:val="000000"/>
+          <w:kern w:val="0"/>
+          <w:sz w:val="22"/>
+          <w:szCs w:val="22"/>
           <w:lang w:val="es-ES" w:eastAsia="es-ES"/>
           <w14:ligatures w14:val="none"/>
         </w:rPr>
@@ -1850,9 +2164,11 @@
       <w:proofErr w:type="spellEnd"/>
       <w:r>
         <w:rPr>
-          <w:rFonts w:ascii="Arial Narrow" w:eastAsia="Times New Roman" w:hAnsi="Arial Narrow" w:cs="Arial"/>
-          <w:color w:val="000000"/>
-          <w:kern w:val="0"/>
+          <w:rFonts w:ascii="Arial Narrow" w:eastAsia="Arial Narrow" w:hAnsi="Arial Narrow" w:cs="Arial Narrow"/>
+          <w:color w:val="000000"/>
+          <w:kern w:val="0"/>
+          <w:sz w:val="22"/>
+          <w:szCs w:val="22"/>
           <w:lang w:val="es-ES" w:eastAsia="es-ES"/>
           <w14:ligatures w14:val="none"/>
         </w:rPr>
@@ -1860,9 +2176,11 @@
       </w:r>
       <w:r>
         <w:rPr>
-          <w:rFonts w:ascii="Arial Narrow" w:eastAsia="Times New Roman" w:hAnsi="Arial Narrow" w:cs="Arial"/>
-          <w:color w:val="000000"/>
-          <w:kern w:val="0"/>
+          <w:rFonts w:ascii="Arial Narrow" w:eastAsia="Arial Narrow" w:hAnsi="Arial Narrow" w:cs="Arial Narrow"/>
+          <w:color w:val="000000"/>
+          <w:kern w:val="0"/>
+          <w:sz w:val="22"/>
+          <w:szCs w:val="22"/>
           <w:lang w:val="es-ES" w:eastAsia="es-ES"/>
           <w14:ligatures w14:val="none"/>
         </w:rPr>
@@ -1870,9 +2188,11 @@
       </w:r>
       <w:r>
         <w:rPr>
-          <w:rFonts w:ascii="Arial Narrow" w:eastAsia="Times New Roman" w:hAnsi="Arial Narrow" w:cs="Arial"/>
-          <w:color w:val="000000"/>
-          <w:kern w:val="0"/>
+          <w:rFonts w:ascii="Arial Narrow" w:eastAsia="Arial Narrow" w:hAnsi="Arial Narrow" w:cs="Arial Narrow"/>
+          <w:color w:val="000000"/>
+          <w:kern w:val="0"/>
+          <w:sz w:val="22"/>
+          <w:szCs w:val="22"/>
           <w:lang w:val="es-ES" w:eastAsia="es-ES"/>
           <w14:ligatures w14:val="none"/>
         </w:rPr>
@@ -1880,9 +2200,11 @@
       </w:r>
       <w:r>
         <w:rPr>
-          <w:rFonts w:ascii="Arial Narrow" w:eastAsia="Times New Roman" w:hAnsi="Arial Narrow" w:cs="Arial"/>
-          <w:color w:val="000000"/>
-          <w:kern w:val="0"/>
+          <w:rFonts w:ascii="Arial Narrow" w:eastAsia="Arial Narrow" w:hAnsi="Arial Narrow" w:cs="Arial Narrow"/>
+          <w:color w:val="000000"/>
+          <w:kern w:val="0"/>
+          <w:sz w:val="22"/>
+          <w:szCs w:val="22"/>
           <w:lang w:eastAsia="es-ES"/>
           <w14:ligatures w14:val="none"/>
         </w:rPr>
@@ -1890,9 +2212,11 @@
       </w:r>
       <w:r>
         <w:rPr>
-          <w:rFonts w:ascii="Arial Narrow" w:eastAsia="Times New Roman" w:hAnsi="Arial Narrow" w:cs="Arial"/>
-          <w:color w:val="000000"/>
-          <w:kern w:val="0"/>
+          <w:rFonts w:ascii="Arial Narrow" w:eastAsia="Arial Narrow" w:hAnsi="Arial Narrow" w:cs="Arial Narrow"/>
+          <w:color w:val="000000"/>
+          <w:kern w:val="0"/>
+          <w:sz w:val="22"/>
+          <w:szCs w:val="22"/>
           <w:lang w:val="es-ES" w:eastAsia="es-ES"/>
           <w14:ligatures w14:val="none"/>
         </w:rPr>
@@ -1900,9 +2224,11 @@
       </w:r>
       <w:r>
         <w:rPr>
-          <w:rFonts w:ascii="Arial Narrow" w:eastAsia="Times New Roman" w:hAnsi="Arial Narrow" w:cs="Arial"/>
-          <w:color w:val="000000"/>
-          <w:kern w:val="0"/>
+          <w:rFonts w:ascii="Arial Narrow" w:eastAsia="Arial Narrow" w:hAnsi="Arial Narrow" w:cs="Arial Narrow"/>
+          <w:color w:val="000000"/>
+          <w:kern w:val="0"/>
+          <w:sz w:val="22"/>
+          <w:szCs w:val="22"/>
           <w:lang w:val="es-ES" w:eastAsia="es-ES"/>
           <w14:ligatures w14:val="none"/>
         </w:rPr>
@@ -1910,9 +2236,11 @@
       </w:r>
       <w:r>
         <w:rPr>
-          <w:rFonts w:ascii="Arial Narrow" w:eastAsia="Times New Roman" w:hAnsi="Arial Narrow" w:cs="Arial"/>
-          <w:color w:val="000000"/>
-          <w:kern w:val="0"/>
+          <w:rFonts w:ascii="Arial Narrow" w:eastAsia="Arial Narrow" w:hAnsi="Arial Narrow" w:cs="Arial Narrow"/>
+          <w:color w:val="000000"/>
+          <w:kern w:val="0"/>
+          <w:sz w:val="22"/>
+          <w:szCs w:val="22"/>
           <w:lang w:val="es-ES" w:eastAsia="es-ES"/>
           <w14:ligatures w14:val="none"/>
         </w:rPr>
@@ -1920,9 +2248,11 @@
       </w:r>
       <w:r>
         <w:rPr>
-          <w:rFonts w:ascii="Arial Narrow" w:eastAsia="Times New Roman" w:hAnsi="Arial Narrow" w:cs="Arial"/>
-          <w:color w:val="000000"/>
-          <w:kern w:val="0"/>
+          <w:rFonts w:ascii="Arial Narrow" w:eastAsia="Arial Narrow" w:hAnsi="Arial Narrow" w:cs="Arial Narrow"/>
+          <w:color w:val="000000"/>
+          <w:kern w:val="0"/>
+          <w:sz w:val="22"/>
+          <w:szCs w:val="22"/>
           <w:lang w:val="es-ES" w:eastAsia="es-ES"/>
           <w14:ligatures w14:val="none"/>
         </w:rPr>
@@ -1939,6 +2269,8 @@
           <w:b/>
           <w:color w:val="000000"/>
           <w:kern w:val="0"/>
+          <w:sz w:val="22"/>
+          <w:szCs w:val="22"/>
           <w:lang w:eastAsia="es-PE"/>
           <w14:ligatures w14:val="none"/>
         </w:rPr>
@@ -1963,6 +2295,8 @@
           <w:b/>
           <w:color w:val="000000"/>
           <w:kern w:val="0"/>
+          <w:sz w:val="22"/>
+          <w:szCs w:val="22"/>
           <w:lang w:eastAsia="es-PE"/>
           <w14:ligatures w14:val="none"/>
         </w:rPr>
@@ -1973,6 +2307,8 @@
           <w:b/>
           <w:color w:val="000000"/>
           <w:kern w:val="0"/>
+          <w:sz w:val="22"/>
+          <w:szCs w:val="22"/>
           <w:lang w:eastAsia="es-PE"/>
           <w14:ligatures w14:val="none"/>
         </w:rPr>
@@ -1989,6 +2325,8 @@
           <w:b/>
           <w:color w:val="000000"/>
           <w:kern w:val="0"/>
+          <w:sz w:val="22"/>
+          <w:szCs w:val="22"/>
           <w:lang w:eastAsia="es-PE"/>
           <w14:ligatures w14:val="none"/>
         </w:rPr>
@@ -2010,6 +2348,8 @@
           <w:rFonts w:ascii="Arial Narrow" w:eastAsia="Arial Narrow" w:hAnsi="Arial Narrow" w:cs="Arial Narrow"/>
           <w:kern w:val="0"/>
           <w14:ligatures w14:val="none"/>
+          <w:sz w:val="22"/>
+          <w:szCs w:val="22"/>
         </w:rPr>
       </w:pPr>
       <w:bookmarkStart w:id="3" w:name="_Hlk140755208"/>
@@ -2017,9 +2357,11 @@
       <w:bookmarkStart w:id="5" w:name="_Hlk155944687"/>
       <w:r>
         <w:rPr>
-          <w:rFonts w:ascii="Arial Narrow" w:eastAsia="Times New Roman" w:hAnsi="Arial Narrow" w:cs="Segoe UI"/>
-          <w:color w:val="000000"/>
-          <w:kern w:val="0"/>
+          <w:rFonts w:ascii="Arial Narrow" w:eastAsia="Arial Narrow" w:hAnsi="Arial Narrow" w:cs="Arial Narrow"/>
+          <w:color w:val="000000"/>
+          <w:kern w:val="0"/>
+          <w:sz w:val="22"/>
+          <w:szCs w:val="22"/>
           <w:lang w:eastAsia="es-PE"/>
           <w14:ligatures w14:val="none"/>
         </w:rPr>
@@ -2033,6 +2375,8 @@
           <w:rStyle w:val="Refdenotaalpie"/>
           <w:rFonts w:ascii="Arial Narrow" w:eastAsia="Arial Narrow" w:hAnsi="Arial Narrow" w:cs="Arial Narrow"/>
           <w:kern w:val="0"/>
+          <w:sz w:val="22"/>
+          <w:szCs w:val="22"/>
           <w:vertAlign w:val="superscript"/>
           <w14:ligatures w14:val="none"/>
         </w:rPr>
@@ -2040,29 +2384,35 @@
       </w:r>
       <w:r>
         <w:rPr>
-          <w:rFonts w:ascii="Arial Narrow" w:eastAsia="Times New Roman" w:hAnsi="Arial Narrow" w:cs="Segoe UI"/>
-          <w:color w:val="000000"/>
-          <w:kern w:val="0"/>
-          <w:lang w:eastAsia="es-PE"/>
-          <w14:ligatures w14:val="none"/>
-        </w:rPr>
-        <w:t xml:space="preserve"/>
-      </w:r>
-      <w:r>
-        <w:rPr>
-          <w:rFonts w:ascii="Arial Narrow" w:eastAsia="Times New Roman" w:hAnsi="Arial Narrow" w:cs="Segoe UI"/>
-          <w:color w:val="000000"/>
-          <w:kern w:val="0"/>
-          <w:lang w:eastAsia="es-PE"/>
-          <w14:ligatures w14:val="none"/>
-        </w:rPr>
-        <w:t xml:space="preserve"/>
-      </w:r>
-      <w:r>
-        <w:rPr>
-          <w:rFonts w:ascii="Arial Narrow" w:eastAsia="Arial Narrow" w:hAnsi="Arial Narrow" w:cs="Arial Narrow"/>
-          <w:kern w:val="0"/>
-          <w14:ligatures w14:val="none"/>
+          <w:rFonts w:ascii="Arial Narrow" w:eastAsia="Arial Narrow" w:hAnsi="Arial Narrow" w:cs="Arial Narrow"/>
+          <w:color w:val="000000"/>
+          <w:kern w:val="0"/>
+          <w:sz w:val="22"/>
+          <w:szCs w:val="22"/>
+          <w:lang w:eastAsia="es-PE"/>
+          <w14:ligatures w14:val="none"/>
+        </w:rPr>
+        <w:t xml:space="preserve"/>
+      </w:r>
+      <w:r>
+        <w:rPr>
+          <w:rFonts w:ascii="Arial Narrow" w:eastAsia="Arial Narrow" w:hAnsi="Arial Narrow" w:cs="Arial Narrow"/>
+          <w:color w:val="000000"/>
+          <w:kern w:val="0"/>
+          <w:sz w:val="22"/>
+          <w:szCs w:val="22"/>
+          <w:lang w:eastAsia="es-PE"/>
+          <w14:ligatures w14:val="none"/>
+        </w:rPr>
+        <w:t xml:space="preserve"/>
+      </w:r>
+      <w:r>
+        <w:rPr>
+          <w:rFonts w:ascii="Arial Narrow" w:eastAsia="Arial Narrow" w:hAnsi="Arial Narrow" w:cs="Arial Narrow"/>
+          <w:kern w:val="0"/>
+          <w14:ligatures w14:val="none"/>
+          <w:sz w:val="22"/>
+          <w:szCs w:val="22"/>
         </w:rPr>
         <w:t xml:space="preserve"/>
       </w:r>
@@ -2072,6 +2422,8 @@
           <w:rFonts w:ascii="Arial Narrow" w:eastAsia="Arial Narrow" w:hAnsi="Arial Narrow" w:cs="Arial Narrow"/>
           <w:kern w:val="0"/>
           <w14:ligatures w14:val="none"/>
+          <w:sz w:val="22"/>
+          <w:szCs w:val="22"/>
         </w:rPr>
         <w:t xml:space="preserve"/>
       </w:r>
@@ -2080,9 +2432,11 @@
       <w:bookmarkStart w:id="9" w:name="_Hlk215061838"/>
       <w:r>
         <w:rPr>
-          <w:rFonts w:ascii="Arial Narrow" w:eastAsia="Times New Roman" w:hAnsi="Arial Narrow" w:cs="Times New Roman"/>
-          <w:color w:val="000000"/>
-          <w:kern w:val="0"/>
+          <w:rFonts w:ascii="Arial Narrow" w:eastAsia="Arial Narrow" w:hAnsi="Arial Narrow" w:cs="Arial Narrow"/>
+          <w:color w:val="000000"/>
+          <w:kern w:val="0"/>
+          <w:sz w:val="22"/>
+          <w:szCs w:val="22"/>
           <w:shd w:val="clear" w:color="auto" w:fill="FFFFFF"/>
           <w:lang w:eastAsia="es-PE"/>
           <w14:ligatures w14:val="none"/>
@@ -2094,14 +2448,18 @@
           <w:rFonts w:ascii="Arial Narrow" w:eastAsia="Arial Narrow" w:hAnsi="Arial Narrow" w:cs="Arial Narrow"/>
           <w:kern w:val="0"/>
           <w14:ligatures w14:val="none"/>
+          <w:sz w:val="22"/>
+          <w:szCs w:val="22"/>
         </w:rPr>
         <w:t/>
       </w:r>
       <w:r>
         <w:rPr>
-          <w:rFonts w:ascii="Arial Narrow" w:eastAsia="Times New Roman" w:hAnsi="Arial Narrow" w:cs="Segoe UI"/>
-          <w:color w:val="000000"/>
-          <w:kern w:val="0"/>
+          <w:rFonts w:ascii="Arial Narrow" w:eastAsia="Arial Narrow" w:hAnsi="Arial Narrow" w:cs="Arial Narrow"/>
+          <w:color w:val="000000"/>
+          <w:kern w:val="0"/>
+          <w:sz w:val="22"/>
+          <w:szCs w:val="22"/>
           <w:lang w:eastAsia="es-PE"/>
           <w14:ligatures w14:val="none"/>
         </w:rPr>
@@ -2112,14 +2470,18 @@
           <w:rFonts w:ascii="Arial Narrow" w:eastAsia="Arial Narrow" w:hAnsi="Arial Narrow" w:cs="Arial Narrow"/>
           <w:kern w:val="0"/>
           <w14:ligatures w14:val="none"/>
-        </w:rPr>
-        <w:t xml:space="preserve"/>
-      </w:r>
-      <w:r>
-        <w:rPr>
-          <w:rFonts w:ascii="Arial Narrow" w:eastAsia="Times New Roman" w:hAnsi="Arial Narrow" w:cs="Segoe UI"/>
-          <w:color w:val="000000"/>
-          <w:kern w:val="0"/>
+          <w:sz w:val="22"/>
+          <w:szCs w:val="22"/>
+        </w:rPr>
+        <w:t xml:space="preserve"/>
+      </w:r>
+      <w:r>
+        <w:rPr>
+          <w:rFonts w:ascii="Arial Narrow" w:eastAsia="Arial Narrow" w:hAnsi="Arial Narrow" w:cs="Arial Narrow"/>
+          <w:color w:val="000000"/>
+          <w:kern w:val="0"/>
+          <w:sz w:val="22"/>
+          <w:szCs w:val="22"/>
           <w:lang w:eastAsia="es-PE"/>
           <w14:ligatures w14:val="none"/>
         </w:rPr>
@@ -2130,6 +2492,8 @@
           <w:rFonts w:ascii="Arial Narrow" w:eastAsia="Arial Narrow" w:hAnsi="Arial Narrow" w:cs="Arial Narrow"/>
           <w:kern w:val="0"/>
           <w14:ligatures w14:val="none"/>
+          <w:sz w:val="22"/>
+          <w:szCs w:val="22"/>
         </w:rPr>
         <w:t xml:space="preserve"/>
       </w:r>
@@ -2138,8 +2502,10 @@
       <w:r>
         <w:rPr>
           <w:rStyle w:val="Refdenotaalpie"/>
-          <w:rFonts w:ascii="Arial Narrow" w:eastAsia="Arial Narrow" w:hAnsi="Arial Narrow" w:cs="Arial"/>
-          <w:kern w:val="0"/>
+          <w:rFonts w:ascii="Arial Narrow" w:eastAsia="Arial Narrow" w:hAnsi="Arial Narrow" w:cs="Arial Narrow"/>
+          <w:kern w:val="0"/>
+          <w:sz w:val="22"/>
+          <w:szCs w:val="22"/>
           <w:vertAlign w:val="superscript"/>
           <w14:ligatures w14:val="none"/>
         </w:rPr>
@@ -2151,6 +2517,8 @@
           <w:rFonts w:ascii="Arial Narrow" w:eastAsia="Arial Narrow" w:hAnsi="Arial Narrow" w:cs="Arial Narrow"/>
           <w:kern w:val="0"/>
           <w14:ligatures w14:val="none"/>
+          <w:sz w:val="22"/>
+          <w:szCs w:val="22"/>
         </w:rPr>
         <w:t/>
       </w:r>
@@ -2166,6 +2534,8 @@
           <w:rFonts w:ascii="Arial Narrow" w:eastAsia="Arial Narrow" w:hAnsi="Arial Narrow" w:cs="Arial Narrow"/>
           <w:kern w:val="0"/>
           <w14:ligatures w14:val="none"/>
+          <w:sz w:val="22"/>
+          <w:szCs w:val="22"/>
         </w:rPr>
       </w:pPr>
     </w:p>
@@ -2183,6 +2553,8 @@
           <w:rFonts w:ascii="Arial Narrow" w:eastAsia="Arial Narrow" w:hAnsi="Arial Narrow" w:cs="Arial Narrow"/>
           <w:kern w:val="0"/>
           <w14:ligatures w14:val="none"/>
+          <w:sz w:val="22"/>
+          <w:szCs w:val="22"/>
         </w:rPr>
       </w:pPr>
       <w:bookmarkStart w:id="11" w:name="_Hlk213150180"/>
@@ -2191,34 +2563,42 @@
           <w:rFonts w:ascii="Arial Narrow" w:eastAsia="Arial Narrow" w:hAnsi="Arial Narrow" w:cs="Arial Narrow"/>
           <w:kern w:val="0"/>
           <w14:ligatures w14:val="none"/>
+          <w:sz w:val="22"/>
+          <w:szCs w:val="22"/>
         </w:rPr>
         <w:lastRenderedPageBreak/>
         <w:t xml:space="preserve">Así también, la Secretaría Técnica, en ejercicio de sus facultades, considera que el hecho denunciado, consistente en que la compañía aseguradora no habría cumplido con asignar al denunciante un asesor que lo orientara respecto del procedimiento para la activación y evaluación de cobertura de la Póliza 0070241966 del Seguro Vehicular; involucraría una presunta afectación a sus expectativas, quien no habría encontrado una correspondencia entre lo que esperaba recibir de parte del proveedor y lo que realmente recibió. Por consiguiente, corresponde calificar el hecho materia de denuncia como una presunta infracción al deber de idoneidad, tipificado en [APELLIDO] artículos 18 y 19 del Código. </w:t>
       </w:r>
       <w:r>
         <w:rPr>
-          <w:rFonts w:ascii="Arial Narrow" w:eastAsia="Times New Roman" w:hAnsi="Arial Narrow" w:cs="Segoe UI"/>
-          <w:color w:val="000000"/>
-          <w:kern w:val="0"/>
-          <w:lang w:eastAsia="es-PE"/>
-          <w14:ligatures w14:val="none"/>
-        </w:rPr>
-        <w:t xml:space="preserve"/>
-      </w:r>
-      <w:r>
-        <w:rPr>
-          <w:rFonts w:ascii="Arial Narrow" w:eastAsia="Arial Narrow" w:hAnsi="Arial Narrow" w:cs="Arial Narrow"/>
-          <w:kern w:val="0"/>
-          <w14:ligatures w14:val="none"/>
+          <w:rFonts w:ascii="Arial Narrow" w:eastAsia="Arial Narrow" w:hAnsi="Arial Narrow" w:cs="Arial Narrow"/>
+          <w:color w:val="000000"/>
+          <w:kern w:val="0"/>
+          <w:sz w:val="22"/>
+          <w:szCs w:val="22"/>
+          <w:lang w:eastAsia="es-PE"/>
+          <w14:ligatures w14:val="none"/>
+        </w:rPr>
+        <w:t xml:space="preserve"/>
+      </w:r>
+      <w:r>
+        <w:rPr>
+          <w:rFonts w:ascii="Arial Narrow" w:eastAsia="Arial Narrow" w:hAnsi="Arial Narrow" w:cs="Arial Narrow"/>
+          <w:kern w:val="0"/>
+          <w14:ligatures w14:val="none"/>
+          <w:sz w:val="22"/>
+          <w:szCs w:val="22"/>
         </w:rPr>
         <w:t xml:space="preserve"/>
       </w:r>
       <w:bookmarkEnd w:id="11"/>
       <w:r>
         <w:rPr>
-          <w:rFonts w:ascii="Arial Narrow" w:eastAsia="Times New Roman" w:hAnsi="Arial Narrow" w:cs="Times New Roman"/>
-          <w:color w:val="000000"/>
-          <w:kern w:val="0"/>
+          <w:rFonts w:ascii="Arial Narrow" w:eastAsia="Arial Narrow" w:hAnsi="Arial Narrow" w:cs="Arial Narrow"/>
+          <w:color w:val="000000"/>
+          <w:kern w:val="0"/>
+          <w:sz w:val="22"/>
+          <w:szCs w:val="22"/>
           <w:shd w:val="clear" w:color="auto" w:fill="FFFFFF"/>
           <w:lang w:eastAsia="es-PE"/>
           <w14:ligatures w14:val="none"/>
@@ -2230,14 +2610,18 @@
           <w:rFonts w:ascii="Arial Narrow" w:eastAsia="Arial Narrow" w:hAnsi="Arial Narrow" w:cs="Arial Narrow"/>
           <w:kern w:val="0"/>
           <w14:ligatures w14:val="none"/>
+          <w:sz w:val="22"/>
+          <w:szCs w:val="22"/>
         </w:rPr>
         <w:t/>
       </w:r>
       <w:r>
         <w:rPr>
-          <w:rFonts w:ascii="Arial Narrow" w:eastAsia="Times New Roman" w:hAnsi="Arial Narrow" w:cs="Segoe UI"/>
-          <w:color w:val="000000"/>
-          <w:kern w:val="0"/>
+          <w:rFonts w:ascii="Arial Narrow" w:eastAsia="Arial Narrow" w:hAnsi="Arial Narrow" w:cs="Arial Narrow"/>
+          <w:color w:val="000000"/>
+          <w:kern w:val="0"/>
+          <w:sz w:val="22"/>
+          <w:szCs w:val="22"/>
           <w:lang w:eastAsia="es-PE"/>
           <w14:ligatures w14:val="none"/>
         </w:rPr>
@@ -2248,14 +2632,18 @@
           <w:rFonts w:ascii="Arial Narrow" w:eastAsia="Arial Narrow" w:hAnsi="Arial Narrow" w:cs="Arial Narrow"/>
           <w:kern w:val="0"/>
           <w14:ligatures w14:val="none"/>
-        </w:rPr>
-        <w:t xml:space="preserve"/>
-      </w:r>
-      <w:r>
-        <w:rPr>
-          <w:rFonts w:ascii="Arial Narrow" w:eastAsia="Times New Roman" w:hAnsi="Arial Narrow" w:cs="Segoe UI"/>
-          <w:color w:val="000000"/>
-          <w:kern w:val="0"/>
+          <w:sz w:val="22"/>
+          <w:szCs w:val="22"/>
+        </w:rPr>
+        <w:t xml:space="preserve"/>
+      </w:r>
+      <w:r>
+        <w:rPr>
+          <w:rFonts w:ascii="Arial Narrow" w:eastAsia="Arial Narrow" w:hAnsi="Arial Narrow" w:cs="Arial Narrow"/>
+          <w:color w:val="000000"/>
+          <w:kern w:val="0"/>
+          <w:sz w:val="22"/>
+          <w:szCs w:val="22"/>
           <w:lang w:eastAsia="es-PE"/>
           <w14:ligatures w14:val="none"/>
         </w:rPr>
@@ -2266,15 +2654,19 @@
           <w:rFonts w:ascii="Arial Narrow" w:eastAsia="Arial Narrow" w:hAnsi="Arial Narrow" w:cs="Arial Narrow"/>
           <w:kern w:val="0"/>
           <w14:ligatures w14:val="none"/>
-        </w:rPr>
-        <w:t xml:space="preserve"/>
-      </w:r>
-      <w:r>
-        <w:rPr>
-          <w:rFonts w:ascii="Arial Narrow" w:eastAsia="Arial Narrow" w:hAnsi="Arial Narrow" w:cs="Arial"/>
+          <w:sz w:val="22"/>
+          <w:szCs w:val="22"/>
+        </w:rPr>
+        <w:t xml:space="preserve"/>
+      </w:r>
+      <w:r>
+        <w:rPr>
+          <w:rFonts w:ascii="Arial Narrow" w:eastAsia="Arial Narrow" w:hAnsi="Arial Narrow" w:cs="Arial Narrow"/>
           <w:bCs/>
           <w:color w:val="000000"/>
           <w:kern w:val="0"/>
+          <w:sz w:val="22"/>
+          <w:szCs w:val="22"/>
           <w:lang w:eastAsia="es-PE"/>
           <w14:ligatures w14:val="none"/>
         </w:rPr>
@@ -2290,6 +2682,8 @@
           <w:rFonts w:ascii="Arial Narrow" w:eastAsia="Arial Narrow" w:hAnsi="Arial Narrow" w:cs="Arial Narrow"/>
           <w:kern w:val="0"/>
           <w14:ligatures w14:val="none"/>
+          <w:sz w:val="22"/>
+          <w:szCs w:val="22"/>
         </w:rPr>
       </w:pPr>
     </w:p>
@@ -2307,40 +2701,50 @@
           <w:rFonts w:ascii="Arial Narrow" w:eastAsia="Arial Narrow" w:hAnsi="Arial Narrow" w:cs="Arial Narrow"/>
           <w:kern w:val="0"/>
           <w14:ligatures w14:val="none"/>
-        </w:rPr>
-      </w:pPr>
-      <w:r>
-        <w:rPr>
-          <w:rFonts w:ascii="Arial Narrow" w:eastAsia="Arial Narrow" w:hAnsi="Arial Narrow" w:cs="Arial Narrow"/>
-          <w:kern w:val="0"/>
-          <w14:ligatures w14:val="none"/>
+          <w:sz w:val="22"/>
+          <w:szCs w:val="22"/>
+        </w:rPr>
+      </w:pPr>
+      <w:r>
+        <w:rPr>
+          <w:rFonts w:ascii="Arial Narrow" w:eastAsia="Arial Narrow" w:hAnsi="Arial Narrow" w:cs="Arial Narrow"/>
+          <w:kern w:val="0"/>
+          <w14:ligatures w14:val="none"/>
+          <w:sz w:val="22"/>
+          <w:szCs w:val="22"/>
         </w:rPr>
         <w:t xml:space="preserve">Asimismo, la Secretaría Técnica, en ejercicio de sus facultades, considera que el hecho denunciado, consistente en que la compañía aseguradora habría mantenido inmovilizado el vehículo asegurado con Placa de Rodaje T8C558 por más de 32 días en la concesionaria designada, sin emitir pronunciamiento oportuno sobre la solicitud de cobertura de la Póliza 0070241966 por el siniestro del 5 de octubre de 2025; involucraría una presunta afectación a sus expectativas, quien no habría encontrado una correspondencia entre lo que esperaba recibir de parte del proveedor y lo que realmente recibió. Por consiguiente, corresponde calificar el hecho materia de denuncia como una presunta infracción al deber de idoneidad, tipificado en [APELLIDO] artículos 18 y 19 del Código.</w:t>
       </w:r>
       <w:r>
         <w:rPr>
-          <w:rFonts w:ascii="Arial Narrow" w:eastAsia="Times New Roman" w:hAnsi="Arial Narrow" w:cs="Arial"/>
-          <w:color w:val="000000"/>
-          <w:kern w:val="0"/>
-          <w:lang w:eastAsia="es-PE"/>
-          <w14:ligatures w14:val="none"/>
-        </w:rPr>
-        <w:t xml:space="preserve"/>
-      </w:r>
-      <w:r>
-        <w:rPr>
-          <w:rFonts w:ascii="Arial Narrow" w:eastAsia="Arial Narrow" w:hAnsi="Arial Narrow" w:cs="Arial"/>
-          <w:kern w:val="0"/>
-          <w14:ligatures w14:val="none"/>
+          <w:rFonts w:ascii="Arial Narrow" w:eastAsia="Arial Narrow" w:hAnsi="Arial Narrow" w:cs="Arial Narrow"/>
+          <w:color w:val="000000"/>
+          <w:kern w:val="0"/>
+          <w:sz w:val="22"/>
+          <w:szCs w:val="22"/>
+          <w:lang w:eastAsia="es-PE"/>
+          <w14:ligatures w14:val="none"/>
+        </w:rPr>
+        <w:t xml:space="preserve"/>
+      </w:r>
+      <w:r>
+        <w:rPr>
+          <w:rFonts w:ascii="Arial Narrow" w:eastAsia="Arial Narrow" w:hAnsi="Arial Narrow" w:cs="Arial Narrow"/>
+          <w:kern w:val="0"/>
+          <w14:ligatures w14:val="none"/>
+          <w:sz w:val="22"/>
+          <w:szCs w:val="22"/>
         </w:rPr>
         <w:t xml:space="preserve"/>
       </w:r>
       <w:bookmarkStart w:id="12" w:name="_Hlk213173539"/>
       <w:r>
         <w:rPr>
-          <w:rFonts w:ascii="Arial Narrow" w:eastAsia="Times New Roman" w:hAnsi="Arial Narrow" w:cs="Times New Roman"/>
-          <w:color w:val="000000"/>
-          <w:kern w:val="0"/>
+          <w:rFonts w:ascii="Arial Narrow" w:eastAsia="Arial Narrow" w:hAnsi="Arial Narrow" w:cs="Arial Narrow"/>
+          <w:color w:val="000000"/>
+          <w:kern w:val="0"/>
+          <w:sz w:val="22"/>
+          <w:szCs w:val="22"/>
           <w:shd w:val="clear" w:color="auto" w:fill="FFFFFF"/>
           <w:lang w:eastAsia="es-PE"/>
           <w14:ligatures w14:val="none"/>
@@ -2352,14 +2756,18 @@
           <w:rFonts w:ascii="Arial Narrow" w:eastAsia="Arial Narrow" w:hAnsi="Arial Narrow" w:cs="Arial Narrow"/>
           <w:kern w:val="0"/>
           <w14:ligatures w14:val="none"/>
+          <w:sz w:val="22"/>
+          <w:szCs w:val="22"/>
         </w:rPr>
         <w:t/>
       </w:r>
       <w:r>
         <w:rPr>
-          <w:rFonts w:ascii="Arial Narrow" w:eastAsia="Times New Roman" w:hAnsi="Arial Narrow" w:cs="Segoe UI"/>
-          <w:color w:val="000000"/>
-          <w:kern w:val="0"/>
+          <w:rFonts w:ascii="Arial Narrow" w:eastAsia="Arial Narrow" w:hAnsi="Arial Narrow" w:cs="Arial Narrow"/>
+          <w:color w:val="000000"/>
+          <w:kern w:val="0"/>
+          <w:sz w:val="22"/>
+          <w:szCs w:val="22"/>
           <w:lang w:eastAsia="es-PE"/>
           <w14:ligatures w14:val="none"/>
         </w:rPr>
@@ -2370,14 +2778,18 @@
           <w:rFonts w:ascii="Arial Narrow" w:eastAsia="Arial Narrow" w:hAnsi="Arial Narrow" w:cs="Arial Narrow"/>
           <w:kern w:val="0"/>
           <w14:ligatures w14:val="none"/>
-        </w:rPr>
-        <w:t xml:space="preserve"/>
-      </w:r>
-      <w:r>
-        <w:rPr>
-          <w:rFonts w:ascii="Arial Narrow" w:eastAsia="Times New Roman" w:hAnsi="Arial Narrow" w:cs="Segoe UI"/>
-          <w:color w:val="000000"/>
-          <w:kern w:val="0"/>
+          <w:sz w:val="22"/>
+          <w:szCs w:val="22"/>
+        </w:rPr>
+        <w:t xml:space="preserve"/>
+      </w:r>
+      <w:r>
+        <w:rPr>
+          <w:rFonts w:ascii="Arial Narrow" w:eastAsia="Arial Narrow" w:hAnsi="Arial Narrow" w:cs="Arial Narrow"/>
+          <w:color w:val="000000"/>
+          <w:kern w:val="0"/>
+          <w:sz w:val="22"/>
+          <w:szCs w:val="22"/>
           <w:lang w:eastAsia="es-PE"/>
           <w14:ligatures w14:val="none"/>
         </w:rPr>
@@ -2388,14 +2800,18 @@
           <w:rFonts w:ascii="Arial Narrow" w:eastAsia="Arial Narrow" w:hAnsi="Arial Narrow" w:cs="Arial Narrow"/>
           <w:kern w:val="0"/>
           <w14:ligatures w14:val="none"/>
-        </w:rPr>
-        <w:t xml:space="preserve"/>
-      </w:r>
-      <w:r>
-        <w:rPr>
-          <w:rFonts w:ascii="Arial Narrow" w:eastAsia="Arial Narrow" w:hAnsi="Arial Narrow" w:cs="Arial"/>
-          <w:kern w:val="0"/>
-          <w14:ligatures w14:val="none"/>
+          <w:sz w:val="22"/>
+          <w:szCs w:val="22"/>
+        </w:rPr>
+        <w:t xml:space="preserve"/>
+      </w:r>
+      <w:r>
+        <w:rPr>
+          <w:rFonts w:ascii="Arial Narrow" w:eastAsia="Arial Narrow" w:hAnsi="Arial Narrow" w:cs="Arial Narrow"/>
+          <w:kern w:val="0"/>
+          <w14:ligatures w14:val="none"/>
+          <w:sz w:val="22"/>
+          <w:szCs w:val="22"/>
         </w:rPr>
         <w:t/>
       </w:r>
@@ -2410,8 +2826,10 @@
         <w:spacing w:after="0" w:line="240" w:lineRule="auto"/>
         <w:jc w:val="both"/>
         <w:rPr>
-          <w:rFonts w:ascii="Arial Narrow" w:eastAsia="Calibri" w:hAnsi="Arial Narrow" w:cs="Arial Narrow"/>
-          <w:kern w:val="0"/>
+          <w:rFonts w:ascii="Arial Narrow" w:eastAsia="Arial Narrow" w:hAnsi="Arial Narrow" w:cs="Arial Narrow"/>
+          <w:kern w:val="0"/>
+          <w:sz w:val="22"/>
+          <w:szCs w:val="22"/>
           <w:lang w:eastAsia="es-PE"/>
           <w14:ligatures w14:val="none"/>
         </w:rPr>
@@ -2429,17 +2847,21 @@
         <w:ind w:left="567" w:hanging="567"/>
         <w:jc w:val="both"/>
         <w:rPr>
-          <w:rFonts w:ascii="Arial Narrow" w:eastAsia="Calibri" w:hAnsi="Arial Narrow" w:cs="Arial Narrow"/>
-          <w:kern w:val="0"/>
-          <w:lang w:eastAsia="es-PE"/>
-          <w14:ligatures w14:val="none"/>
-        </w:rPr>
-      </w:pPr>
-      <w:r>
-        <w:rPr>
-          <w:rFonts w:ascii="Arial Narrow" w:eastAsia="Arial" w:hAnsi="Arial Narrow" w:cs="Arial"/>
-          <w:color w:val="000000"/>
-          <w:kern w:val="0"/>
+          <w:rFonts w:ascii="Arial Narrow" w:eastAsia="Arial Narrow" w:hAnsi="Arial Narrow" w:cs="Arial Narrow"/>
+          <w:kern w:val="0"/>
+          <w:sz w:val="22"/>
+          <w:szCs w:val="22"/>
+          <w:lang w:eastAsia="es-PE"/>
+          <w14:ligatures w14:val="none"/>
+        </w:rPr>
+      </w:pPr>
+      <w:r>
+        <w:rPr>
+          <w:rFonts w:ascii="Arial Narrow" w:eastAsia="Arial Narrow" w:hAnsi="Arial Narrow" w:cs="Arial Narrow"/>
+          <w:color w:val="000000"/>
+          <w:kern w:val="0"/>
+          <w:sz w:val="22"/>
+          <w:szCs w:val="22"/>
           <w:lang w:eastAsia="es-PE"/>
           <w14:ligatures w14:val="none"/>
         </w:rPr>
@@ -2447,9 +2869,11 @@
       </w:r>
       <w:r>
         <w:rPr>
-          <w:rFonts w:ascii="Arial Narrow" w:eastAsia="Arial" w:hAnsi="Arial Narrow" w:cs="Arial"/>
-          <w:color w:val="000000"/>
-          <w:kern w:val="0"/>
+          <w:rFonts w:ascii="Arial Narrow" w:eastAsia="Arial Narrow" w:hAnsi="Arial Narrow" w:cs="Arial Narrow"/>
+          <w:color w:val="000000"/>
+          <w:kern w:val="0"/>
+          <w:sz w:val="22"/>
+          <w:szCs w:val="22"/>
           <w:lang w:eastAsia="es-PE"/>
           <w14:ligatures w14:val="none"/>
         </w:rPr>
@@ -2460,6 +2884,8 @@
           <w:rStyle w:val="Refdenotaalpie"/>
           <w:rFonts w:ascii="Arial Narrow" w:eastAsia="Arial Narrow" w:hAnsi="Arial Narrow" w:cs="Arial Narrow"/>
           <w:kern w:val="0"/>
+          <w:sz w:val="22"/>
+          <w:szCs w:val="22"/>
           <w:vertAlign w:val="superscript"/>
           <w14:ligatures w14:val="none"/>
         </w:rPr>
@@ -2467,9 +2893,11 @@
       </w:r>
       <w:r>
         <w:rPr>
-          <w:rFonts w:ascii="Arial Narrow" w:eastAsia="Arial" w:hAnsi="Arial Narrow" w:cs="Arial"/>
-          <w:color w:val="000000"/>
-          <w:kern w:val="0"/>
+          <w:rFonts w:ascii="Arial Narrow" w:eastAsia="Arial Narrow" w:hAnsi="Arial Narrow" w:cs="Arial Narrow"/>
+          <w:color w:val="000000"/>
+          <w:kern w:val="0"/>
+          <w:sz w:val="22"/>
+          <w:szCs w:val="22"/>
           <w:lang w:eastAsia="es-PE"/>
           <w14:ligatures w14:val="none"/>
         </w:rPr>
@@ -2487,6 +2915,8 @@
           <w:rFonts w:ascii="Arial Narrow" w:eastAsia="Arial Narrow" w:hAnsi="Arial Narrow" w:cs="Arial Narrow"/>
           <w:color w:val="000000"/>
           <w:kern w:val="0"/>
+          <w:sz w:val="22"/>
+          <w:szCs w:val="22"/>
           <w:lang w:eastAsia="es-PE"/>
           <w14:ligatures w14:val="none"/>
         </w:rPr>
@@ -2512,6 +2942,8 @@
           <w:b/>
           <w:color w:val="000000"/>
           <w:kern w:val="0"/>
+          <w:sz w:val="22"/>
+          <w:szCs w:val="22"/>
           <w:lang w:eastAsia="es-PE"/>
           <w14:ligatures w14:val="none"/>
         </w:rPr>
@@ -2522,6 +2954,8 @@
           <w:b/>
           <w:color w:val="000000"/>
           <w:kern w:val="0"/>
+          <w:sz w:val="22"/>
+          <w:szCs w:val="22"/>
           <w:lang w:eastAsia="es-PE"/>
           <w14:ligatures w14:val="none"/>
         </w:rPr>
@@ -2533,6 +2967,8 @@
           <w:b/>
           <w:color w:val="000000"/>
           <w:kern w:val="0"/>
+          <w:sz w:val="22"/>
+          <w:szCs w:val="22"/>
           <w:lang w:eastAsia="es-PE"/>
           <w14:ligatures w14:val="none"/>
         </w:rPr>
@@ -2544,6 +2980,8 @@
           <w:b/>
           <w:color w:val="000000"/>
           <w:kern w:val="0"/>
+          <w:sz w:val="22"/>
+          <w:szCs w:val="22"/>
           <w:lang w:eastAsia="es-PE"/>
           <w14:ligatures w14:val="none"/>
         </w:rPr>
@@ -2555,9 +2993,11 @@
         <w:spacing w:after="0" w:line="240" w:lineRule="auto"/>
         <w:jc w:val="both"/>
         <w:rPr>
-          <w:rFonts w:ascii="Arial Narrow" w:eastAsia="Times New Roman" w:hAnsi="Arial Narrow" w:cs="Arial"/>
-          <w:color w:val="000000"/>
-          <w:kern w:val="0"/>
+          <w:rFonts w:ascii="Arial Narrow" w:eastAsia="Arial Narrow" w:hAnsi="Arial Narrow" w:cs="Arial Narrow"/>
+          <w:color w:val="000000"/>
+          <w:kern w:val="0"/>
+          <w:sz w:val="22"/>
+          <w:szCs w:val="22"/>
           <w:lang w:val="es-ES" w:eastAsia="es-ES"/>
           <w14:ligatures w14:val="none"/>
         </w:rPr>
@@ -2574,18 +3014,22 @@
         <w:ind w:left="567" w:hanging="567"/>
         <w:jc w:val="both"/>
         <w:rPr>
-          <w:rFonts w:ascii="Arial Narrow" w:eastAsia="Times New Roman" w:hAnsi="Arial Narrow" w:cs="Arial"/>
-          <w:color w:val="000000"/>
-          <w:kern w:val="0"/>
+          <w:rFonts w:ascii="Arial Narrow" w:eastAsia="Arial Narrow" w:hAnsi="Arial Narrow" w:cs="Arial Narrow"/>
+          <w:color w:val="000000"/>
+          <w:kern w:val="0"/>
+          <w:sz w:val="22"/>
+          <w:szCs w:val="22"/>
           <w:lang w:val="es-ES" w:eastAsia="es-ES"/>
           <w14:ligatures w14:val="none"/>
         </w:rPr>
       </w:pPr>
       <w:r>
         <w:rPr>
-          <w:rFonts w:ascii="Arial Narrow" w:eastAsia="Times New Roman" w:hAnsi="Arial Narrow" w:cs="Arial"/>
-          <w:color w:val="000000"/>
-          <w:kern w:val="0"/>
+          <w:rFonts w:ascii="Arial Narrow" w:eastAsia="Arial Narrow" w:hAnsi="Arial Narrow" w:cs="Arial Narrow"/>
+          <w:color w:val="000000"/>
+          <w:kern w:val="0"/>
+          <w:sz w:val="22"/>
+          <w:szCs w:val="22"/>
           <w:lang w:val="es-ES" w:eastAsia="es-ES"/>
           <w14:ligatures w14:val="none"/>
         </w:rPr>
@@ -2594,9 +3038,11 @@
       <w:bookmarkEnd w:id="14"/>
       <w:r>
         <w:rPr>
-          <w:rFonts w:ascii="Arial Narrow" w:eastAsia="Times New Roman" w:hAnsi="Arial Narrow" w:cs="Arial"/>
-          <w:color w:val="000000"/>
-          <w:kern w:val="0"/>
+          <w:rFonts w:ascii="Arial Narrow" w:eastAsia="Arial Narrow" w:hAnsi="Arial Narrow" w:cs="Arial Narrow"/>
+          <w:color w:val="000000"/>
+          <w:kern w:val="0"/>
+          <w:sz w:val="22"/>
+          <w:szCs w:val="22"/>
           <w:lang w:val="es-ES" w:eastAsia="es-ES"/>
           <w14:ligatures w14:val="none"/>
         </w:rPr>
@@ -2604,9 +3050,11 @@
       </w:r>
       <w:r>
         <w:rPr>
-          <w:rFonts w:ascii="Arial Narrow" w:eastAsia="Times New Roman" w:hAnsi="Arial Narrow" w:cs="Arial"/>
-          <w:color w:val="000000"/>
-          <w:kern w:val="0"/>
+          <w:rFonts w:ascii="Arial Narrow" w:eastAsia="Arial Narrow" w:hAnsi="Arial Narrow" w:cs="Arial Narrow"/>
+          <w:color w:val="000000"/>
+          <w:kern w:val="0"/>
+          <w:sz w:val="22"/>
+          <w:szCs w:val="22"/>
           <w:lang w:val="es-ES" w:eastAsia="es-ES"/>
           <w14:ligatures w14:val="none"/>
         </w:rPr>
@@ -2614,9 +3062,11 @@
       </w:r>
       <w:r>
         <w:rPr>
-          <w:rFonts w:ascii="Arial Narrow" w:eastAsia="Times New Roman" w:hAnsi="Arial Narrow" w:cs="Arial"/>
-          <w:color w:val="000000"/>
-          <w:kern w:val="0"/>
+          <w:rFonts w:ascii="Arial Narrow" w:eastAsia="Arial Narrow" w:hAnsi="Arial Narrow" w:cs="Arial Narrow"/>
+          <w:color w:val="000000"/>
+          <w:kern w:val="0"/>
+          <w:sz w:val="22"/>
+          <w:szCs w:val="22"/>
           <w:lang w:val="es-ES" w:eastAsia="es-ES"/>
           <w14:ligatures w14:val="none"/>
         </w:rPr>
@@ -2624,9 +3074,11 @@
       </w:r>
       <w:r>
         <w:rPr>
-          <w:rFonts w:ascii="Arial Narrow" w:eastAsia="Times New Roman" w:hAnsi="Arial Narrow" w:cs="Arial"/>
-          <w:color w:val="000000"/>
-          <w:kern w:val="0"/>
+          <w:rFonts w:ascii="Arial Narrow" w:eastAsia="Arial Narrow" w:hAnsi="Arial Narrow" w:cs="Arial Narrow"/>
+          <w:color w:val="000000"/>
+          <w:kern w:val="0"/>
+          <w:sz w:val="22"/>
+          <w:szCs w:val="22"/>
           <w:lang w:val="es-ES" w:eastAsia="es-ES"/>
           <w14:ligatures w14:val="none"/>
         </w:rPr>
@@ -2634,9 +3086,11 @@
       </w:r>
       <w:r>
         <w:rPr>
-          <w:rFonts w:ascii="Arial Narrow" w:eastAsia="Times New Roman" w:hAnsi="Arial Narrow" w:cs="Arial"/>
-          <w:color w:val="000000"/>
-          <w:kern w:val="0"/>
+          <w:rFonts w:ascii="Arial Narrow" w:eastAsia="Arial Narrow" w:hAnsi="Arial Narrow" w:cs="Arial Narrow"/>
+          <w:color w:val="000000"/>
+          <w:kern w:val="0"/>
+          <w:sz w:val="22"/>
+          <w:szCs w:val="22"/>
           <w:lang w:val="es-ES" w:eastAsia="es-ES"/>
           <w14:ligatures w14:val="none"/>
         </w:rPr>
@@ -2644,9 +3098,11 @@
       </w:r>
       <w:r>
         <w:rPr>
-          <w:rFonts w:ascii="Arial Narrow" w:eastAsia="Times New Roman" w:hAnsi="Arial Narrow" w:cs="Arial"/>
-          <w:color w:val="000000"/>
-          <w:kern w:val="0"/>
+          <w:rFonts w:ascii="Arial Narrow" w:eastAsia="Arial Narrow" w:hAnsi="Arial Narrow" w:cs="Arial Narrow"/>
+          <w:color w:val="000000"/>
+          <w:kern w:val="0"/>
+          <w:sz w:val="22"/>
+          <w:szCs w:val="22"/>
           <w:lang w:val="es-ES" w:eastAsia="es-ES"/>
           <w14:ligatures w14:val="none"/>
         </w:rPr>
@@ -2654,9 +3110,11 @@
       </w:r>
       <w:r>
         <w:rPr>
-          <w:rFonts w:ascii="Arial Narrow" w:eastAsia="Times New Roman" w:hAnsi="Arial Narrow" w:cs="Arial"/>
-          <w:color w:val="000000"/>
-          <w:kern w:val="0"/>
+          <w:rFonts w:ascii="Arial Narrow" w:eastAsia="Arial Narrow" w:hAnsi="Arial Narrow" w:cs="Arial Narrow"/>
+          <w:color w:val="000000"/>
+          <w:kern w:val="0"/>
+          <w:sz w:val="22"/>
+          <w:szCs w:val="22"/>
           <w:lang w:val="es-ES" w:eastAsia="es-ES"/>
           <w14:ligatures w14:val="none"/>
         </w:rPr>
@@ -2665,9 +3123,11 @@
       <w:proofErr w:type="spellStart"/>
       <w:r>
         <w:rPr>
-          <w:rFonts w:ascii="Arial Narrow" w:eastAsia="Times New Roman" w:hAnsi="Arial Narrow" w:cs="Arial"/>
-          <w:color w:val="000000"/>
-          <w:kern w:val="0"/>
+          <w:rFonts w:ascii="Arial Narrow" w:eastAsia="Arial Narrow" w:hAnsi="Arial Narrow" w:cs="Arial Narrow"/>
+          <w:color w:val="000000"/>
+          <w:kern w:val="0"/>
+          <w:sz w:val="22"/>
+          <w:szCs w:val="22"/>
           <w:lang w:val="es-ES" w:eastAsia="es-ES"/>
           <w14:ligatures w14:val="none"/>
         </w:rPr>
@@ -2676,9 +3136,11 @@
       <w:proofErr w:type="spellEnd"/>
       <w:r>
         <w:rPr>
-          <w:rFonts w:ascii="Arial Narrow" w:eastAsia="Times New Roman" w:hAnsi="Arial Narrow" w:cs="Arial"/>
-          <w:color w:val="000000"/>
-          <w:kern w:val="0"/>
+          <w:rFonts w:ascii="Arial Narrow" w:eastAsia="Arial Narrow" w:hAnsi="Arial Narrow" w:cs="Arial Narrow"/>
+          <w:color w:val="000000"/>
+          <w:kern w:val="0"/>
+          <w:sz w:val="22"/>
+          <w:szCs w:val="22"/>
           <w:lang w:val="es-ES" w:eastAsia="es-ES"/>
           <w14:ligatures w14:val="none"/>
         </w:rPr>
@@ -2687,9 +3149,11 @@
       <w:proofErr w:type="spellStart"/>
       <w:r>
         <w:rPr>
-          <w:rFonts w:ascii="Arial Narrow" w:eastAsia="Times New Roman" w:hAnsi="Arial Narrow" w:cs="Arial"/>
-          <w:color w:val="000000"/>
-          <w:kern w:val="0"/>
+          <w:rFonts w:ascii="Arial Narrow" w:eastAsia="Arial Narrow" w:hAnsi="Arial Narrow" w:cs="Arial Narrow"/>
+          <w:color w:val="000000"/>
+          <w:kern w:val="0"/>
+          <w:sz w:val="22"/>
+          <w:szCs w:val="22"/>
           <w:lang w:val="es-ES" w:eastAsia="es-ES"/>
           <w14:ligatures w14:val="none"/>
         </w:rPr>
@@ -2698,9 +3162,11 @@
       <w:proofErr w:type="spellEnd"/>
       <w:r>
         <w:rPr>
-          <w:rFonts w:ascii="Arial Narrow" w:eastAsia="Times New Roman" w:hAnsi="Arial Narrow" w:cs="Arial"/>
-          <w:color w:val="000000"/>
-          <w:kern w:val="0"/>
+          <w:rFonts w:ascii="Arial Narrow" w:eastAsia="Arial Narrow" w:hAnsi="Arial Narrow" w:cs="Arial Narrow"/>
+          <w:color w:val="000000"/>
+          <w:kern w:val="0"/>
+          <w:sz w:val="22"/>
+          <w:szCs w:val="22"/>
           <w:lang w:val="es-ES" w:eastAsia="es-ES"/>
           <w14:ligatures w14:val="none"/>
         </w:rPr>
@@ -2708,9 +3174,11 @@
       </w:r>
       <w:r>
         <w:rPr>
-          <w:rFonts w:ascii="Arial Narrow" w:eastAsia="Times New Roman" w:hAnsi="Arial Narrow" w:cs="Arial"/>
-          <w:color w:val="000000"/>
-          <w:kern w:val="0"/>
+          <w:rFonts w:ascii="Arial Narrow" w:eastAsia="Arial Narrow" w:hAnsi="Arial Narrow" w:cs="Arial Narrow"/>
+          <w:color w:val="000000"/>
+          <w:kern w:val="0"/>
+          <w:sz w:val="22"/>
+          <w:szCs w:val="22"/>
           <w:lang w:val="es-ES" w:eastAsia="es-ES"/>
           <w14:ligatures w14:val="none"/>
         </w:rPr>
@@ -2718,9 +3186,11 @@
       </w:r>
       <w:r>
         <w:rPr>
-          <w:rFonts w:ascii="Arial Narrow" w:eastAsia="Times New Roman" w:hAnsi="Arial Narrow" w:cs="Arial"/>
-          <w:color w:val="000000"/>
-          <w:kern w:val="0"/>
+          <w:rFonts w:ascii="Arial Narrow" w:eastAsia="Arial Narrow" w:hAnsi="Arial Narrow" w:cs="Arial Narrow"/>
+          <w:color w:val="000000"/>
+          <w:kern w:val="0"/>
+          <w:sz w:val="22"/>
+          <w:szCs w:val="22"/>
           <w:lang w:eastAsia="es-ES"/>
           <w14:ligatures w14:val="none"/>
         </w:rPr>
@@ -2735,9 +3205,11 @@
         <w:ind w:left="567"/>
         <w:jc w:val="both"/>
         <w:rPr>
-          <w:rFonts w:ascii="Arial Narrow" w:eastAsia="Times New Roman" w:hAnsi="Arial Narrow" w:cs="Arial"/>
-          <w:color w:val="000000"/>
-          <w:kern w:val="0"/>
+          <w:rFonts w:ascii="Arial Narrow" w:eastAsia="Arial Narrow" w:hAnsi="Arial Narrow" w:cs="Arial Narrow"/>
+          <w:color w:val="000000"/>
+          <w:kern w:val="0"/>
+          <w:sz w:val="22"/>
+          <w:szCs w:val="22"/>
           <w:lang w:val="es-ES" w:eastAsia="es-ES"/>
           <w14:ligatures w14:val="none"/>
         </w:rPr>
@@ -2762,6 +3234,8 @@
           <w:b/>
           <w:color w:val="000000"/>
           <w:kern w:val="0"/>
+          <w:sz w:val="22"/>
+          <w:szCs w:val="22"/>
           <w:lang w:eastAsia="es-PE"/>
           <w14:ligatures w14:val="none"/>
         </w:rPr>
@@ -2772,6 +3246,8 @@
           <w:b/>
           <w:color w:val="000000"/>
           <w:kern w:val="0"/>
+          <w:sz w:val="22"/>
+          <w:szCs w:val="22"/>
           <w:lang w:eastAsia="es-PE"/>
           <w14:ligatures w14:val="none"/>
         </w:rPr>
@@ -2787,19 +3263,23 @@
           <w:b/>
           <w:color w:val="000000"/>
           <w:kern w:val="0"/>
-          <w:lang w:eastAsia="es-PE"/>
-          <w14:ligatures w14:val="none"/>
-        </w:rPr>
-      </w:pPr>
-    </w:p>
-    <w:p>
-      <w:pPr>
-        <w:spacing w:after="0" w:line="240" w:lineRule="auto"/>
-        <w:jc w:val="both"/>
-        <w:rPr>
-          <w:rFonts w:ascii="Arial Narrow" w:eastAsia="Calibri" w:hAnsi="Arial Narrow" w:cs="Arial Narrow"/>
-          <w:color w:val="000000"/>
-          <w:kern w:val="0"/>
+          <w:sz w:val="22"/>
+          <w:szCs w:val="22"/>
+          <w:lang w:eastAsia="es-PE"/>
+          <w14:ligatures w14:val="none"/>
+        </w:rPr>
+      </w:pPr>
+    </w:p>
+    <w:p>
+      <w:pPr>
+        <w:spacing w:after="0" w:line="240" w:lineRule="auto"/>
+        <w:jc w:val="both"/>
+        <w:rPr>
+          <w:rFonts w:ascii="Arial Narrow" w:eastAsia="Arial Narrow" w:hAnsi="Arial Narrow" w:cs="Arial Narrow"/>
+          <w:color w:val="000000"/>
+          <w:kern w:val="0"/>
+          <w:sz w:val="22"/>
+          <w:szCs w:val="22"/>
           <w:lang w:eastAsia="es-PE"/>
           <w14:ligatures w14:val="none"/>
         </w:rPr>
@@ -2810,6 +3290,8 @@
           <w:b/>
           <w:color w:val="000000"/>
           <w:kern w:val="0"/>
+          <w:sz w:val="22"/>
+          <w:szCs w:val="22"/>
           <w:lang w:eastAsia="es-PE"/>
           <w14:ligatures w14:val="none"/>
         </w:rPr>
@@ -2817,9 +3299,11 @@
       </w:r>
       <w:r>
         <w:rPr>
-          <w:rFonts w:ascii="Arial Narrow" w:eastAsia="Times New Roman" w:hAnsi="Arial Narrow" w:cs="Times New Roman"/>
-          <w:color w:val="000000"/>
-          <w:kern w:val="0"/>
+          <w:rFonts w:ascii="Arial Narrow" w:eastAsia="Arial Narrow" w:hAnsi="Arial Narrow" w:cs="Arial Narrow"/>
+          <w:color w:val="000000"/>
+          <w:kern w:val="0"/>
+          <w:sz w:val="22"/>
+          <w:szCs w:val="22"/>
           <w:shd w:val="clear" w:color="auto" w:fill="FFFFFF"/>
           <w:lang w:eastAsia="es-PE"/>
           <w14:ligatures w14:val="none"/>
@@ -2828,9 +3312,11 @@
       </w:r>
       <w:r>
         <w:rPr>
-          <w:rFonts w:ascii="Arial Narrow" w:eastAsia="Times New Roman" w:hAnsi="Arial Narrow" w:cs="Times New Roman"/>
-          <w:color w:val="000000"/>
-          <w:kern w:val="0"/>
+          <w:rFonts w:ascii="Arial Narrow" w:eastAsia="Arial Narrow" w:hAnsi="Arial Narrow" w:cs="Arial Narrow"/>
+          <w:color w:val="000000"/>
+          <w:kern w:val="0"/>
+          <w:sz w:val="22"/>
+          <w:szCs w:val="22"/>
           <w:shd w:val="clear" w:color="auto" w:fill="FFFFFF"/>
           <w:lang w:eastAsia="es-PE"/>
           <w14:ligatures w14:val="none"/>
@@ -2839,9 +3325,11 @@
       </w:r>
       <w:r>
         <w:rPr>
-          <w:rFonts w:ascii="Arial Narrow" w:eastAsia="Times New Roman" w:hAnsi="Arial Narrow" w:cs="Times New Roman"/>
-          <w:color w:val="000000"/>
-          <w:kern w:val="0"/>
+          <w:rFonts w:ascii="Arial Narrow" w:eastAsia="Arial Narrow" w:hAnsi="Arial Narrow" w:cs="Arial Narrow"/>
+          <w:color w:val="000000"/>
+          <w:kern w:val="0"/>
+          <w:sz w:val="22"/>
+          <w:szCs w:val="22"/>
           <w:shd w:val="clear" w:color="auto" w:fill="FFFFFF"/>
           <w:lang w:eastAsia="es-PE"/>
           <w14:ligatures w14:val="none"/>
@@ -2850,9 +3338,11 @@
       </w:r>
       <w:r>
         <w:rPr>
-          <w:rFonts w:ascii="Arial Narrow" w:eastAsia="Times New Roman" w:hAnsi="Arial Narrow" w:cs="Times New Roman"/>
-          <w:color w:val="000000"/>
-          <w:kern w:val="0"/>
+          <w:rFonts w:ascii="Arial Narrow" w:eastAsia="Arial Narrow" w:hAnsi="Arial Narrow" w:cs="Arial Narrow"/>
+          <w:color w:val="000000"/>
+          <w:kern w:val="0"/>
+          <w:sz w:val="22"/>
+          <w:szCs w:val="22"/>
           <w:shd w:val="clear" w:color="auto" w:fill="FFFFFF"/>
           <w:lang w:eastAsia="es-PE"/>
           <w14:ligatures w14:val="none"/>
@@ -2861,9 +3351,11 @@
       </w:r>
       <w:r>
         <w:rPr>
-          <w:rFonts w:ascii="Arial Narrow" w:eastAsia="Times New Roman" w:hAnsi="Arial Narrow" w:cs="Times New Roman"/>
-          <w:color w:val="000000"/>
-          <w:kern w:val="0"/>
+          <w:rFonts w:ascii="Arial Narrow" w:eastAsia="Arial Narrow" w:hAnsi="Arial Narrow" w:cs="Arial Narrow"/>
+          <w:color w:val="000000"/>
+          <w:kern w:val="0"/>
+          <w:sz w:val="22"/>
+          <w:szCs w:val="22"/>
           <w:shd w:val="clear" w:color="auto" w:fill="FFFFFF"/>
           <w:lang w:eastAsia="es-PE"/>
           <w14:ligatures w14:val="none"/>
@@ -2872,9 +3364,11 @@
       </w:r>
       <w:r>
         <w:rPr>
-          <w:rFonts w:ascii="Arial Narrow" w:eastAsia="Times New Roman" w:hAnsi="Arial Narrow" w:cs="Times New Roman"/>
-          <w:color w:val="000000"/>
-          <w:kern w:val="0"/>
+          <w:rFonts w:ascii="Arial Narrow" w:eastAsia="Arial Narrow" w:hAnsi="Arial Narrow" w:cs="Arial Narrow"/>
+          <w:color w:val="000000"/>
+          <w:kern w:val="0"/>
+          <w:sz w:val="22"/>
+          <w:szCs w:val="22"/>
           <w:shd w:val="clear" w:color="auto" w:fill="FFFFFF"/>
           <w:lang w:eastAsia="es-PE"/>
           <w14:ligatures w14:val="none"/>
@@ -2883,9 +3377,11 @@
       </w:r>
       <w:r>
         <w:rPr>
-          <w:rFonts w:ascii="Arial Narrow" w:eastAsia="Times New Roman" w:hAnsi="Arial Narrow" w:cs="Times New Roman"/>
-          <w:color w:val="000000"/>
-          <w:kern w:val="0"/>
+          <w:rFonts w:ascii="Arial Narrow" w:eastAsia="Arial Narrow" w:hAnsi="Arial Narrow" w:cs="Arial Narrow"/>
+          <w:color w:val="000000"/>
+          <w:kern w:val="0"/>
+          <w:sz w:val="22"/>
+          <w:szCs w:val="22"/>
           <w:shd w:val="clear" w:color="auto" w:fill="FFFFFF"/>
           <w:lang w:eastAsia="es-PE"/>
           <w14:ligatures w14:val="none"/>
@@ -2894,9 +3390,11 @@
       </w:r>
       <w:r>
         <w:rPr>
-          <w:rFonts w:ascii="Arial Narrow" w:eastAsia="Times New Roman" w:hAnsi="Arial Narrow" w:cs="Times New Roman"/>
-          <w:color w:val="000000"/>
-          <w:kern w:val="0"/>
+          <w:rFonts w:ascii="Arial Narrow" w:eastAsia="Arial Narrow" w:hAnsi="Arial Narrow" w:cs="Arial Narrow"/>
+          <w:color w:val="000000"/>
+          <w:kern w:val="0"/>
+          <w:sz w:val="22"/>
+          <w:szCs w:val="22"/>
           <w:shd w:val="clear" w:color="auto" w:fill="FFFFFF"/>
           <w:lang w:eastAsia="es-PE"/>
           <w14:ligatures w14:val="none"/>
@@ -2906,9 +3404,11 @@
       <w:proofErr w:type="spellStart"/>
       <w:r>
         <w:rPr>
-          <w:rFonts w:ascii="Arial Narrow" w:eastAsia="Times New Roman" w:hAnsi="Arial Narrow" w:cs="Times New Roman"/>
-          <w:color w:val="000000"/>
-          <w:kern w:val="0"/>
+          <w:rFonts w:ascii="Arial Narrow" w:eastAsia="Arial Narrow" w:hAnsi="Arial Narrow" w:cs="Arial Narrow"/>
+          <w:color w:val="000000"/>
+          <w:kern w:val="0"/>
+          <w:sz w:val="22"/>
+          <w:szCs w:val="22"/>
           <w:shd w:val="clear" w:color="auto" w:fill="FFFFFF"/>
           <w:lang w:eastAsia="es-PE"/>
           <w14:ligatures w14:val="none"/>
@@ -2918,9 +3418,11 @@
       <w:proofErr w:type="spellEnd"/>
       <w:r>
         <w:rPr>
-          <w:rFonts w:ascii="Arial Narrow" w:eastAsia="Times New Roman" w:hAnsi="Arial Narrow" w:cs="Times New Roman"/>
-          <w:color w:val="000000"/>
-          <w:kern w:val="0"/>
+          <w:rFonts w:ascii="Arial Narrow" w:eastAsia="Arial Narrow" w:hAnsi="Arial Narrow" w:cs="Arial Narrow"/>
+          <w:color w:val="000000"/>
+          <w:kern w:val="0"/>
+          <w:sz w:val="22"/>
+          <w:szCs w:val="22"/>
           <w:shd w:val="clear" w:color="auto" w:fill="FFFFFF"/>
           <w:lang w:eastAsia="es-PE"/>
           <w14:ligatures w14:val="none"/>
@@ -2929,9 +3431,11 @@
       </w:r>
       <w:r>
         <w:rPr>
-          <w:rFonts w:ascii="Arial Narrow" w:eastAsia="Times New Roman" w:hAnsi="Arial Narrow" w:cs="Times New Roman"/>
-          <w:color w:val="000000"/>
-          <w:kern w:val="0"/>
+          <w:rFonts w:ascii="Arial Narrow" w:eastAsia="Arial Narrow" w:hAnsi="Arial Narrow" w:cs="Arial Narrow"/>
+          <w:color w:val="000000"/>
+          <w:kern w:val="0"/>
+          <w:sz w:val="22"/>
+          <w:szCs w:val="22"/>
           <w:shd w:val="clear" w:color="auto" w:fill="FFFFFF"/>
           <w:lang w:eastAsia="es-PE"/>
           <w14:ligatures w14:val="none"/>
@@ -2941,9 +3445,11 @@
       <w:bookmarkStart w:id="16" w:name="_Hlk215062067"/>
       <w:r>
         <w:rPr>
-          <w:rFonts w:ascii="Arial Narrow" w:eastAsia="Times New Roman" w:hAnsi="Arial Narrow" w:cs="Times New Roman"/>
-          <w:color w:val="000000"/>
-          <w:kern w:val="0"/>
+          <w:rFonts w:ascii="Arial Narrow" w:eastAsia="Arial Narrow" w:hAnsi="Arial Narrow" w:cs="Arial Narrow"/>
+          <w:color w:val="000000"/>
+          <w:kern w:val="0"/>
+          <w:sz w:val="22"/>
+          <w:szCs w:val="22"/>
           <w:shd w:val="clear" w:color="auto" w:fill="FFFFFF"/>
           <w:lang w:eastAsia="es-PE"/>
           <w14:ligatures w14:val="none"/>
@@ -2956,9 +3462,11 @@
         <w:spacing w:after="0" w:line="240" w:lineRule="auto"/>
         <w:jc w:val="both"/>
         <w:rPr>
-          <w:rFonts w:ascii="Arial Narrow" w:eastAsia="Calibri" w:hAnsi="Arial Narrow" w:cs="Arial Narrow"/>
-          <w:color w:val="000000"/>
-          <w:kern w:val="0"/>
+          <w:rFonts w:ascii="Arial Narrow" w:eastAsia="Arial Narrow" w:hAnsi="Arial Narrow" w:cs="Arial Narrow"/>
+          <w:color w:val="000000"/>
+          <w:kern w:val="0"/>
+          <w:sz w:val="22"/>
+          <w:szCs w:val="22"/>
           <w:lang w:eastAsia="es-PE"/>
           <w14:ligatures w14:val="none"/>
         </w:rPr>
@@ -2979,17 +3487,21 @@
         <w:ind w:left="567" w:hanging="567"/>
         <w:jc w:val="both"/>
         <w:rPr>
-          <w:rFonts w:ascii="Arial Narrow" w:eastAsia="Calibri" w:hAnsi="Arial Narrow" w:cs="Arial Narrow"/>
-          <w:kern w:val="0"/>
-          <w:lang w:eastAsia="es-PE"/>
-          <w14:ligatures w14:val="none"/>
-        </w:rPr>
-      </w:pPr>
-      <w:r>
-        <w:rPr>
-          <w:rFonts w:ascii="Arial Narrow" w:eastAsia="Calibri" w:hAnsi="Arial Narrow" w:cs="Arial Narrow"/>
-          <w:color w:val="000000"/>
-          <w:kern w:val="0"/>
+          <w:rFonts w:ascii="Arial Narrow" w:eastAsia="Arial Narrow" w:hAnsi="Arial Narrow" w:cs="Arial Narrow"/>
+          <w:kern w:val="0"/>
+          <w:sz w:val="22"/>
+          <w:szCs w:val="22"/>
+          <w:lang w:eastAsia="es-PE"/>
+          <w14:ligatures w14:val="none"/>
+        </w:rPr>
+      </w:pPr>
+      <w:r>
+        <w:rPr>
+          <w:rFonts w:ascii="Arial Narrow" w:eastAsia="Arial Narrow" w:hAnsi="Arial Narrow" w:cs="Arial Narrow"/>
+          <w:color w:val="000000"/>
+          <w:kern w:val="0"/>
+          <w:sz w:val="22"/>
+          <w:szCs w:val="22"/>
           <w:lang w:eastAsia="es-PE"/>
           <w14:ligatures w14:val="none"/>
         </w:rPr>
@@ -2997,8 +3509,10 @@
       </w:r>
       <w:r>
         <w:rPr>
-          <w:rFonts w:ascii="Arial Narrow" w:eastAsia="Times New Roman" w:hAnsi="Arial Narrow" w:cs="Times New Roman"/>
-          <w:kern w:val="0"/>
+          <w:rFonts w:ascii="Arial Narrow" w:eastAsia="Arial Narrow" w:hAnsi="Arial Narrow" w:cs="Arial Narrow"/>
+          <w:kern w:val="0"/>
+          <w:sz w:val="22"/>
+          <w:szCs w:val="22"/>
           <w:shd w:val="clear" w:color="auto" w:fill="FFFFFF"/>
           <w:lang w:eastAsia="es-PE"/>
           <w14:ligatures w14:val="none"/>
@@ -3007,17 +3521,21 @@
       </w:r>
       <w:r>
         <w:rPr>
-          <w:rFonts w:ascii="Arial Narrow" w:eastAsia="Calibri" w:hAnsi="Arial Narrow" w:cs="Arial Narrow"/>
-          <w:kern w:val="0"/>
-          <w:lang w:eastAsia="es-PE"/>
-          <w14:ligatures w14:val="none"/>
-        </w:rPr>
-        <w:t xml:space="preserve"/>
-      </w:r>
-      <w:r>
-        <w:rPr>
-          <w:rFonts w:ascii="Arial Narrow" w:eastAsia="Times New Roman" w:hAnsi="Arial Narrow" w:cs="Times New Roman"/>
-          <w:kern w:val="0"/>
+          <w:rFonts w:ascii="Arial Narrow" w:eastAsia="Arial Narrow" w:hAnsi="Arial Narrow" w:cs="Arial Narrow"/>
+          <w:kern w:val="0"/>
+          <w:sz w:val="22"/>
+          <w:szCs w:val="22"/>
+          <w:lang w:eastAsia="es-PE"/>
+          <w14:ligatures w14:val="none"/>
+        </w:rPr>
+        <w:t xml:space="preserve"/>
+      </w:r>
+      <w:r>
+        <w:rPr>
+          <w:rFonts w:ascii="Arial Narrow" w:eastAsia="Arial Narrow" w:hAnsi="Arial Narrow" w:cs="Arial Narrow"/>
+          <w:kern w:val="0"/>
+          <w:sz w:val="22"/>
+          <w:szCs w:val="22"/>
           <w:shd w:val="clear" w:color="auto" w:fill="FFFFFF"/>
           <w:lang w:eastAsia="es-PE"/>
           <w14:ligatures w14:val="none"/>
@@ -3026,8 +3544,10 @@
       </w:r>
       <w:r>
         <w:rPr>
-          <w:rFonts w:ascii="Arial Narrow" w:eastAsia="Times New Roman" w:hAnsi="Arial Narrow" w:cs="Times New Roman"/>
-          <w:kern w:val="0"/>
+          <w:rFonts w:ascii="Arial Narrow" w:eastAsia="Arial Narrow" w:hAnsi="Arial Narrow" w:cs="Arial Narrow"/>
+          <w:kern w:val="0"/>
+          <w:sz w:val="22"/>
+          <w:szCs w:val="22"/>
           <w:shd w:val="clear" w:color="auto" w:fill="FFFFFF"/>
           <w:lang w:eastAsia="es-PE"/>
           <w14:ligatures w14:val="none"/>
@@ -3036,8 +3556,10 @@
       </w:r>
       <w:r>
         <w:rPr>
-          <w:rFonts w:ascii="Arial Narrow" w:eastAsia="Times New Roman" w:hAnsi="Arial Narrow" w:cs="Times New Roman"/>
-          <w:kern w:val="0"/>
+          <w:rFonts w:ascii="Arial Narrow" w:eastAsia="Arial Narrow" w:hAnsi="Arial Narrow" w:cs="Arial Narrow"/>
+          <w:kern w:val="0"/>
+          <w:sz w:val="22"/>
+          <w:szCs w:val="22"/>
           <w:shd w:val="clear" w:color="auto" w:fill="FFFFFF"/>
           <w:lang w:eastAsia="es-PE"/>
           <w14:ligatures w14:val="none"/>
@@ -3046,8 +3568,10 @@
       </w:r>
       <w:r>
         <w:rPr>
-          <w:rFonts w:ascii="Arial Narrow" w:eastAsia="Times New Roman" w:hAnsi="Arial Narrow" w:cs="Times New Roman"/>
-          <w:kern w:val="0"/>
+          <w:rFonts w:ascii="Arial Narrow" w:eastAsia="Arial Narrow" w:hAnsi="Arial Narrow" w:cs="Arial Narrow"/>
+          <w:kern w:val="0"/>
+          <w:sz w:val="22"/>
+          <w:szCs w:val="22"/>
           <w:shd w:val="clear" w:color="auto" w:fill="FFFFFF"/>
           <w:lang w:eastAsia="es-PE"/>
           <w14:ligatures w14:val="none"/>
@@ -3056,8 +3580,10 @@
       </w:r>
       <w:r>
         <w:rPr>
-          <w:rFonts w:ascii="Arial Narrow" w:eastAsia="Times New Roman" w:hAnsi="Arial Narrow" w:cs="Times New Roman"/>
-          <w:kern w:val="0"/>
+          <w:rFonts w:ascii="Arial Narrow" w:eastAsia="Arial Narrow" w:hAnsi="Arial Narrow" w:cs="Arial Narrow"/>
+          <w:kern w:val="0"/>
+          <w:sz w:val="22"/>
+          <w:szCs w:val="22"/>
           <w:shd w:val="clear" w:color="auto" w:fill="FFFFFF"/>
           <w:lang w:eastAsia="es-PE"/>
           <w14:ligatures w14:val="none"/>
@@ -3066,8 +3592,10 @@
       </w:r>
       <w:r>
         <w:rPr>
-          <w:rFonts w:ascii="Arial Narrow" w:eastAsia="Times New Roman" w:hAnsi="Arial Narrow" w:cs="Times New Roman"/>
-          <w:kern w:val="0"/>
+          <w:rFonts w:ascii="Arial Narrow" w:eastAsia="Arial Narrow" w:hAnsi="Arial Narrow" w:cs="Arial Narrow"/>
+          <w:kern w:val="0"/>
+          <w:sz w:val="22"/>
+          <w:szCs w:val="22"/>
           <w:shd w:val="clear" w:color="auto" w:fill="FFFFFF"/>
           <w:lang w:eastAsia="es-PE"/>
           <w14:ligatures w14:val="none"/>
@@ -3076,9 +3604,11 @@
       </w:r>
       <w:r>
         <w:rPr>
-          <w:rFonts w:ascii="Arial Narrow" w:eastAsia="Times New Roman" w:hAnsi="Arial Narrow" w:cs="Arial"/>
-          <w:color w:val="000000"/>
-          <w:kern w:val="0"/>
+          <w:rFonts w:ascii="Arial Narrow" w:eastAsia="Arial Narrow" w:hAnsi="Arial Narrow" w:cs="Arial Narrow"/>
+          <w:color w:val="000000"/>
+          <w:kern w:val="0"/>
+          <w:sz w:val="22"/>
+          <w:szCs w:val="22"/>
           <w:lang w:eastAsia="es-ES"/>
           <w14:ligatures w14:val="none"/>
         </w:rPr>
@@ -3089,6 +3619,8 @@
           <w:rFonts w:ascii="Arial Narrow" w:eastAsia="Arial Narrow" w:hAnsi="Arial Narrow" w:cs="Arial Narrow"/>
           <w:kern w:val="0"/>
           <w14:ligatures w14:val="none"/>
+          <w:sz w:val="22"/>
+          <w:szCs w:val="22"/>
         </w:rPr>
         <w:t/>
       </w:r>
@@ -3098,8 +3630,10 @@
         <w:spacing w:after="0" w:line="240" w:lineRule="auto"/>
         <w:jc w:val="both"/>
         <w:rPr>
-          <w:rFonts w:ascii="Arial Narrow" w:eastAsia="Calibri" w:hAnsi="Arial Narrow" w:cs="Arial Narrow"/>
-          <w:kern w:val="0"/>
+          <w:rFonts w:ascii="Arial Narrow" w:eastAsia="Arial Narrow" w:hAnsi="Arial Narrow" w:cs="Arial Narrow"/>
+          <w:kern w:val="0"/>
+          <w:sz w:val="22"/>
+          <w:szCs w:val="22"/>
           <w:lang w:eastAsia="es-PE"/>
           <w14:ligatures w14:val="none"/>
         </w:rPr>
@@ -3124,6 +3658,8 @@
           <w:rFonts w:ascii="Arial Narrow" w:eastAsia="Arial Narrow" w:hAnsi="Arial Narrow" w:cs="Arial Narrow"/>
           <w:kern w:val="0"/>
           <w14:ligatures w14:val="none"/>
+          <w:sz w:val="22"/>
+          <w:szCs w:val="22"/>
         </w:rPr>
       </w:pPr>
       <w:bookmarkStart w:id="18" w:name="_Hlk212534295"/>
@@ -3132,6 +3668,8 @@
           <w:rFonts w:ascii="Arial Narrow" w:eastAsia="Arial Narrow" w:hAnsi="Arial Narrow" w:cs="Arial Narrow"/>
           <w:kern w:val="0"/>
           <w14:ligatures w14:val="none"/>
+          <w:sz w:val="22"/>
+          <w:szCs w:val="22"/>
         </w:rPr>
         <w:lastRenderedPageBreak/>
         <w:t xml:space="preserve">Presunta infracción a [APELLIDO] artículos 18 y 19 de la Ley 29571, Código de Protección y Defensa del Consumidor, en tanto la compañía aseguradora no habría cumplido con asignar al denunciante un asesor que lo orientara respecto del procedimiento para la activación y evaluación de cobertura de la Póliza 0070241966 del Seguro Vehicular.</w:t>
@@ -3139,8 +3677,10 @@
       <w:bookmarkEnd w:id="18"/>
       <w:r>
         <w:rPr>
-          <w:rFonts w:ascii="Arial Narrow" w:eastAsia="Times New Roman" w:hAnsi="Arial Narrow" w:cs="Times New Roman"/>
-          <w:kern w:val="0"/>
+          <w:rFonts w:ascii="Arial Narrow" w:eastAsia="Arial Narrow" w:hAnsi="Arial Narrow" w:cs="Arial Narrow"/>
+          <w:kern w:val="0"/>
+          <w:sz w:val="22"/>
+          <w:szCs w:val="22"/>
           <w:shd w:val="clear" w:color="auto" w:fill="FFFFFF"/>
           <w:lang w:eastAsia="es-PE"/>
           <w14:ligatures w14:val="none"/>
@@ -3149,17 +3689,21 @@
       </w:r>
       <w:r>
         <w:rPr>
-          <w:rFonts w:ascii="Arial Narrow" w:eastAsia="Calibri" w:hAnsi="Arial Narrow" w:cs="Arial Narrow"/>
-          <w:kern w:val="0"/>
-          <w:lang w:eastAsia="es-PE"/>
-          <w14:ligatures w14:val="none"/>
-        </w:rPr>
-        <w:t xml:space="preserve"/>
-      </w:r>
-      <w:r>
-        <w:rPr>
-          <w:rFonts w:ascii="Arial Narrow" w:eastAsia="Times New Roman" w:hAnsi="Arial Narrow" w:cs="Times New Roman"/>
-          <w:kern w:val="0"/>
+          <w:rFonts w:ascii="Arial Narrow" w:eastAsia="Arial Narrow" w:hAnsi="Arial Narrow" w:cs="Arial Narrow"/>
+          <w:kern w:val="0"/>
+          <w:sz w:val="22"/>
+          <w:szCs w:val="22"/>
+          <w:lang w:eastAsia="es-PE"/>
+          <w14:ligatures w14:val="none"/>
+        </w:rPr>
+        <w:t xml:space="preserve"/>
+      </w:r>
+      <w:r>
+        <w:rPr>
+          <w:rFonts w:ascii="Arial Narrow" w:eastAsia="Arial Narrow" w:hAnsi="Arial Narrow" w:cs="Arial Narrow"/>
+          <w:kern w:val="0"/>
+          <w:sz w:val="22"/>
+          <w:szCs w:val="22"/>
           <w:shd w:val="clear" w:color="auto" w:fill="FFFFFF"/>
           <w:lang w:eastAsia="es-PE"/>
           <w14:ligatures w14:val="none"/>
@@ -3171,13 +3715,17 @@
           <w:rFonts w:ascii="Arial Narrow" w:eastAsia="Arial Narrow" w:hAnsi="Arial Narrow" w:cs="Arial Narrow"/>
           <w:kern w:val="0"/>
           <w14:ligatures w14:val="none"/>
-        </w:rPr>
-        <w:t xml:space="preserve"/>
-      </w:r>
-      <w:r>
-        <w:rPr>
-          <w:rFonts w:ascii="Arial Narrow" w:eastAsia="Times New Roman" w:hAnsi="Arial Narrow" w:cs="Times New Roman"/>
-          <w:kern w:val="0"/>
+          <w:sz w:val="22"/>
+          <w:szCs w:val="22"/>
+        </w:rPr>
+        <w:t xml:space="preserve"/>
+      </w:r>
+      <w:r>
+        <w:rPr>
+          <w:rFonts w:ascii="Arial Narrow" w:eastAsia="Arial Narrow" w:hAnsi="Arial Narrow" w:cs="Arial Narrow"/>
+          <w:kern w:val="0"/>
+          <w:sz w:val="22"/>
+          <w:szCs w:val="22"/>
           <w:shd w:val="clear" w:color="auto" w:fill="FFFFFF"/>
           <w:lang w:eastAsia="es-PE"/>
           <w14:ligatures w14:val="none"/>
@@ -3186,8 +3734,10 @@
       </w:r>
       <w:r>
         <w:rPr>
-          <w:rFonts w:ascii="Arial Narrow" w:eastAsia="Times New Roman" w:hAnsi="Arial Narrow" w:cs="Times New Roman"/>
-          <w:kern w:val="0"/>
+          <w:rFonts w:ascii="Arial Narrow" w:eastAsia="Arial Narrow" w:hAnsi="Arial Narrow" w:cs="Arial Narrow"/>
+          <w:kern w:val="0"/>
+          <w:sz w:val="22"/>
+          <w:szCs w:val="22"/>
           <w:shd w:val="clear" w:color="auto" w:fill="FFFFFF"/>
           <w:lang w:eastAsia="es-PE"/>
           <w14:ligatures w14:val="none"/>
@@ -3199,29 +3749,37 @@
           <w:rFonts w:ascii="Arial Narrow" w:eastAsia="Arial Narrow" w:hAnsi="Arial Narrow" w:cs="Arial Narrow"/>
           <w:kern w:val="0"/>
           <w14:ligatures w14:val="none"/>
-        </w:rPr>
-        <w:t xml:space="preserve"/>
-      </w:r>
-      <w:r>
-        <w:rPr>
-          <w:rFonts w:ascii="Arial Narrow" w:eastAsia="Arial Narrow" w:hAnsi="Arial Narrow" w:cs="Arial Narrow"/>
-          <w:kern w:val="0"/>
-          <w14:ligatures w14:val="none"/>
-        </w:rPr>
-        <w:t xml:space="preserve"/>
-      </w:r>
-      <w:r>
-        <w:rPr>
-          <w:rFonts w:ascii="Arial Narrow" w:eastAsia="Arial Narrow" w:hAnsi="Arial Narrow" w:cs="Arial Narrow"/>
-          <w:kern w:val="0"/>
-          <w14:ligatures w14:val="none"/>
-        </w:rPr>
-        <w:t xml:space="preserve"/>
-      </w:r>
-      <w:r>
-        <w:rPr>
-          <w:rFonts w:ascii="Arial Narrow" w:eastAsia="Times New Roman" w:hAnsi="Arial Narrow" w:cs="Times New Roman"/>
-          <w:kern w:val="0"/>
+          <w:sz w:val="22"/>
+          <w:szCs w:val="22"/>
+        </w:rPr>
+        <w:t xml:space="preserve"/>
+      </w:r>
+      <w:r>
+        <w:rPr>
+          <w:rFonts w:ascii="Arial Narrow" w:eastAsia="Arial Narrow" w:hAnsi="Arial Narrow" w:cs="Arial Narrow"/>
+          <w:kern w:val="0"/>
+          <w14:ligatures w14:val="none"/>
+          <w:sz w:val="22"/>
+          <w:szCs w:val="22"/>
+        </w:rPr>
+        <w:t xml:space="preserve"/>
+      </w:r>
+      <w:r>
+        <w:rPr>
+          <w:rFonts w:ascii="Arial Narrow" w:eastAsia="Arial Narrow" w:hAnsi="Arial Narrow" w:cs="Arial Narrow"/>
+          <w:kern w:val="0"/>
+          <w14:ligatures w14:val="none"/>
+          <w:sz w:val="22"/>
+          <w:szCs w:val="22"/>
+        </w:rPr>
+        <w:t xml:space="preserve"/>
+      </w:r>
+      <w:r>
+        <w:rPr>
+          <w:rFonts w:ascii="Arial Narrow" w:eastAsia="Arial Narrow" w:hAnsi="Arial Narrow" w:cs="Arial Narrow"/>
+          <w:kern w:val="0"/>
+          <w:sz w:val="22"/>
+          <w:szCs w:val="22"/>
           <w:shd w:val="clear" w:color="auto" w:fill="FFFFFF"/>
           <w:lang w:eastAsia="es-PE"/>
           <w14:ligatures w14:val="none"/>
@@ -3230,9 +3788,11 @@
       </w:r>
       <w:r>
         <w:rPr>
-          <w:rFonts w:ascii="Arial Narrow" w:eastAsia="Times New Roman" w:hAnsi="Arial Narrow" w:cs="Arial"/>
-          <w:color w:val="000000"/>
-          <w:kern w:val="0"/>
+          <w:rFonts w:ascii="Arial Narrow" w:eastAsia="Arial Narrow" w:hAnsi="Arial Narrow" w:cs="Arial Narrow"/>
+          <w:color w:val="000000"/>
+          <w:kern w:val="0"/>
+          <w:sz w:val="22"/>
+          <w:szCs w:val="22"/>
           <w:lang w:val="es-ES" w:eastAsia="es-ES"/>
           <w14:ligatures w14:val="none"/>
         </w:rPr>
@@ -3243,6 +3803,8 @@
           <w:rFonts w:ascii="Arial Narrow" w:eastAsia="Arial Narrow" w:hAnsi="Arial Narrow" w:cs="Arial Narrow"/>
           <w:kern w:val="0"/>
           <w14:ligatures w14:val="none"/>
+          <w:sz w:val="22"/>
+          <w:szCs w:val="22"/>
         </w:rPr>
         <w:t/>
       </w:r>
@@ -3254,8 +3816,10 @@
         <w:spacing w:after="0" w:line="240" w:lineRule="auto"/>
         <w:jc w:val="both"/>
         <w:rPr>
-          <w:rFonts w:ascii="Arial Narrow" w:eastAsia="Calibri" w:hAnsi="Arial Narrow" w:cs="Arial Narrow"/>
-          <w:kern w:val="0"/>
+          <w:rFonts w:ascii="Arial Narrow" w:eastAsia="Arial Narrow" w:hAnsi="Arial Narrow" w:cs="Arial Narrow"/>
+          <w:kern w:val="0"/>
+          <w:sz w:val="22"/>
+          <w:szCs w:val="22"/>
           <w:lang w:eastAsia="es-PE"/>
           <w14:ligatures w14:val="none"/>
         </w:rPr>
@@ -3279,20 +3843,26 @@
           <w:rFonts w:ascii="Arial Narrow" w:eastAsia="Arial Narrow" w:hAnsi="Arial Narrow" w:cs="Arial Narrow"/>
           <w:kern w:val="0"/>
           <w14:ligatures w14:val="none"/>
-        </w:rPr>
-      </w:pPr>
-      <w:r>
-        <w:rPr>
-          <w:rFonts w:ascii="Arial Narrow" w:eastAsia="Arial Narrow" w:hAnsi="Arial Narrow" w:cs="Arial Narrow"/>
-          <w:kern w:val="0"/>
-          <w14:ligatures w14:val="none"/>
+          <w:sz w:val="22"/>
+          <w:szCs w:val="22"/>
+        </w:rPr>
+      </w:pPr>
+      <w:r>
+        <w:rPr>
+          <w:rFonts w:ascii="Arial Narrow" w:eastAsia="Arial Narrow" w:hAnsi="Arial Narrow" w:cs="Arial Narrow"/>
+          <w:kern w:val="0"/>
+          <w14:ligatures w14:val="none"/>
+          <w:sz w:val="22"/>
+          <w:szCs w:val="22"/>
         </w:rPr>
         <w:t xml:space="preserve">Presunta infracción a [APELLIDO] artículos 18 y 19 de la Ley 29571, Código de Protección y Defensa del Consumidor, en tanto la compañía aseguradora habría mantenido inmovilizado el vehículo asegurado con Placa de Rodaje T8C558 por más de 32 días en la concesionaria designada, sin emitir pronunciamiento oportuno sobre la solicitud de cobertura de la Póliza 0070241966 por el siniestro del 5 de octubre de 2025.</w:t>
       </w:r>
       <w:r>
         <w:rPr>
-          <w:rFonts w:ascii="Arial Narrow" w:eastAsia="Times New Roman" w:hAnsi="Arial Narrow" w:cs="Times New Roman"/>
-          <w:kern w:val="0"/>
+          <w:rFonts w:ascii="Arial Narrow" w:eastAsia="Arial Narrow" w:hAnsi="Arial Narrow" w:cs="Arial Narrow"/>
+          <w:kern w:val="0"/>
+          <w:sz w:val="22"/>
+          <w:szCs w:val="22"/>
           <w:shd w:val="clear" w:color="auto" w:fill="FFFFFF"/>
           <w:lang w:eastAsia="es-PE"/>
           <w14:ligatures w14:val="none"/>
@@ -3301,17 +3871,21 @@
       </w:r>
       <w:r>
         <w:rPr>
-          <w:rFonts w:ascii="Arial Narrow" w:eastAsia="Calibri" w:hAnsi="Arial Narrow" w:cs="Arial Narrow"/>
-          <w:kern w:val="0"/>
-          <w:lang w:eastAsia="es-PE"/>
-          <w14:ligatures w14:val="none"/>
-        </w:rPr>
-        <w:t xml:space="preserve"/>
-      </w:r>
-      <w:r>
-        <w:rPr>
-          <w:rFonts w:ascii="Arial Narrow" w:eastAsia="Times New Roman" w:hAnsi="Arial Narrow" w:cs="Times New Roman"/>
-          <w:kern w:val="0"/>
+          <w:rFonts w:ascii="Arial Narrow" w:eastAsia="Arial Narrow" w:hAnsi="Arial Narrow" w:cs="Arial Narrow"/>
+          <w:kern w:val="0"/>
+          <w:sz w:val="22"/>
+          <w:szCs w:val="22"/>
+          <w:lang w:eastAsia="es-PE"/>
+          <w14:ligatures w14:val="none"/>
+        </w:rPr>
+        <w:t xml:space="preserve"/>
+      </w:r>
+      <w:r>
+        <w:rPr>
+          <w:rFonts w:ascii="Arial Narrow" w:eastAsia="Arial Narrow" w:hAnsi="Arial Narrow" w:cs="Arial Narrow"/>
+          <w:kern w:val="0"/>
+          <w:sz w:val="22"/>
+          <w:szCs w:val="22"/>
           <w:shd w:val="clear" w:color="auto" w:fill="FFFFFF"/>
           <w:lang w:eastAsia="es-PE"/>
           <w14:ligatures w14:val="none"/>
@@ -3323,13 +3897,17 @@
           <w:rFonts w:ascii="Arial Narrow" w:eastAsia="Arial Narrow" w:hAnsi="Arial Narrow" w:cs="Arial Narrow"/>
           <w:kern w:val="0"/>
           <w14:ligatures w14:val="none"/>
-        </w:rPr>
-        <w:t xml:space="preserve"/>
-      </w:r>
-      <w:r>
-        <w:rPr>
-          <w:rFonts w:ascii="Arial Narrow" w:eastAsia="Times New Roman" w:hAnsi="Arial Narrow" w:cs="Times New Roman"/>
-          <w:kern w:val="0"/>
+          <w:sz w:val="22"/>
+          <w:szCs w:val="22"/>
+        </w:rPr>
+        <w:t xml:space="preserve"/>
+      </w:r>
+      <w:r>
+        <w:rPr>
+          <w:rFonts w:ascii="Arial Narrow" w:eastAsia="Arial Narrow" w:hAnsi="Arial Narrow" w:cs="Arial Narrow"/>
+          <w:kern w:val="0"/>
+          <w:sz w:val="22"/>
+          <w:szCs w:val="22"/>
           <w:shd w:val="clear" w:color="auto" w:fill="FFFFFF"/>
           <w:lang w:eastAsia="es-PE"/>
           <w14:ligatures w14:val="none"/>
@@ -3338,8 +3916,10 @@
       </w:r>
       <w:r>
         <w:rPr>
-          <w:rFonts w:ascii="Arial Narrow" w:eastAsia="Times New Roman" w:hAnsi="Arial Narrow" w:cs="Times New Roman"/>
-          <w:kern w:val="0"/>
+          <w:rFonts w:ascii="Arial Narrow" w:eastAsia="Arial Narrow" w:hAnsi="Arial Narrow" w:cs="Arial Narrow"/>
+          <w:kern w:val="0"/>
+          <w:sz w:val="22"/>
+          <w:szCs w:val="22"/>
           <w:shd w:val="clear" w:color="auto" w:fill="FFFFFF"/>
           <w:lang w:eastAsia="es-PE"/>
           <w14:ligatures w14:val="none"/>
@@ -3348,8 +3928,10 @@
       </w:r>
       <w:r>
         <w:rPr>
-          <w:rFonts w:ascii="Arial Narrow" w:eastAsia="Times New Roman" w:hAnsi="Arial Narrow" w:cs="Times New Roman"/>
-          <w:kern w:val="0"/>
+          <w:rFonts w:ascii="Arial Narrow" w:eastAsia="Arial Narrow" w:hAnsi="Arial Narrow" w:cs="Arial Narrow"/>
+          <w:kern w:val="0"/>
+          <w:sz w:val="22"/>
+          <w:szCs w:val="22"/>
           <w:shd w:val="clear" w:color="auto" w:fill="FFFFFF"/>
           <w:lang w:eastAsia="es-PE"/>
           <w14:ligatures w14:val="none"/>
@@ -3358,8 +3940,10 @@
       </w:r>
       <w:r>
         <w:rPr>
-          <w:rFonts w:ascii="Arial Narrow" w:eastAsia="Times New Roman" w:hAnsi="Arial Narrow" w:cs="Times New Roman"/>
-          <w:kern w:val="0"/>
+          <w:rFonts w:ascii="Arial Narrow" w:eastAsia="Arial Narrow" w:hAnsi="Arial Narrow" w:cs="Arial Narrow"/>
+          <w:kern w:val="0"/>
+          <w:sz w:val="22"/>
+          <w:szCs w:val="22"/>
           <w:shd w:val="clear" w:color="auto" w:fill="FFFFFF"/>
           <w:lang w:eastAsia="es-PE"/>
           <w14:ligatures w14:val="none"/>
@@ -3368,8 +3952,10 @@
       </w:r>
       <w:r>
         <w:rPr>
-          <w:rFonts w:ascii="Arial Narrow" w:eastAsia="Times New Roman" w:hAnsi="Arial Narrow" w:cs="Times New Roman"/>
-          <w:kern w:val="0"/>
+          <w:rFonts w:ascii="Arial Narrow" w:eastAsia="Arial Narrow" w:hAnsi="Arial Narrow" w:cs="Arial Narrow"/>
+          <w:kern w:val="0"/>
+          <w:sz w:val="22"/>
+          <w:szCs w:val="22"/>
           <w:shd w:val="clear" w:color="auto" w:fill="FFFFFF"/>
           <w:lang w:eastAsia="es-PE"/>
           <w14:ligatures w14:val="none"/>
@@ -3378,8 +3964,10 @@
       </w:r>
       <w:r>
         <w:rPr>
-          <w:rFonts w:ascii="Arial Narrow" w:eastAsia="Times New Roman" w:hAnsi="Arial Narrow" w:cs="Times New Roman"/>
-          <w:kern w:val="0"/>
+          <w:rFonts w:ascii="Arial Narrow" w:eastAsia="Arial Narrow" w:hAnsi="Arial Narrow" w:cs="Arial Narrow"/>
+          <w:kern w:val="0"/>
+          <w:sz w:val="22"/>
+          <w:szCs w:val="22"/>
           <w:shd w:val="clear" w:color="auto" w:fill="FFFFFF"/>
           <w:lang w:eastAsia="es-PE"/>
           <w14:ligatures w14:val="none"/>
@@ -3388,9 +3976,11 @@
       </w:r>
       <w:r>
         <w:rPr>
-          <w:rFonts w:ascii="Arial Narrow" w:eastAsia="Times New Roman" w:hAnsi="Arial Narrow" w:cs="Arial"/>
-          <w:color w:val="000000"/>
-          <w:kern w:val="0"/>
+          <w:rFonts w:ascii="Arial Narrow" w:eastAsia="Arial Narrow" w:hAnsi="Arial Narrow" w:cs="Arial Narrow"/>
+          <w:color w:val="000000"/>
+          <w:kern w:val="0"/>
+          <w:sz w:val="22"/>
+          <w:szCs w:val="22"/>
           <w:lang w:val="es-ES" w:eastAsia="es-ES"/>
           <w14:ligatures w14:val="none"/>
         </w:rPr>
@@ -3398,9 +3988,11 @@
       </w:r>
       <w:r>
         <w:rPr>
-          <w:rFonts w:ascii="Arial Narrow" w:eastAsia="Times New Roman" w:hAnsi="Arial Narrow" w:cs="Arial"/>
-          <w:color w:val="000000"/>
-          <w:kern w:val="0"/>
+          <w:rFonts w:ascii="Arial Narrow" w:eastAsia="Arial Narrow" w:hAnsi="Arial Narrow" w:cs="Arial Narrow"/>
+          <w:color w:val="000000"/>
+          <w:kern w:val="0"/>
+          <w:sz w:val="22"/>
+          <w:szCs w:val="22"/>
           <w:lang w:val="es-ES" w:eastAsia="es-ES"/>
           <w14:ligatures w14:val="none"/>
         </w:rPr>
@@ -3408,8 +4000,10 @@
       </w:r>
       <w:r>
         <w:rPr>
-          <w:rFonts w:ascii="Arial Narrow" w:eastAsia="Times New Roman" w:hAnsi="Arial Narrow" w:cs="Times New Roman"/>
-          <w:kern w:val="0"/>
+          <w:rFonts w:ascii="Arial Narrow" w:eastAsia="Arial Narrow" w:hAnsi="Arial Narrow" w:cs="Arial Narrow"/>
+          <w:kern w:val="0"/>
+          <w:sz w:val="22"/>
+          <w:szCs w:val="22"/>
           <w:shd w:val="clear" w:color="auto" w:fill="FFFFFF"/>
           <w:lang w:eastAsia="es-PE"/>
           <w14:ligatures w14:val="none"/>
@@ -3418,8 +4012,10 @@
       </w:r>
       <w:r>
         <w:rPr>
-          <w:rFonts w:ascii="Arial Narrow" w:eastAsia="Times New Roman" w:hAnsi="Arial Narrow" w:cs="Times New Roman"/>
-          <w:kern w:val="0"/>
+          <w:rFonts w:ascii="Arial Narrow" w:eastAsia="Arial Narrow" w:hAnsi="Arial Narrow" w:cs="Arial Narrow"/>
+          <w:kern w:val="0"/>
+          <w:sz w:val="22"/>
+          <w:szCs w:val="22"/>
           <w:shd w:val="clear" w:color="auto" w:fill="FFFFFF"/>
           <w:lang w:eastAsia="es-PE"/>
           <w14:ligatures w14:val="none"/>
@@ -3428,8 +4024,10 @@
       </w:r>
       <w:r>
         <w:rPr>
-          <w:rFonts w:ascii="Arial Narrow" w:eastAsia="Times New Roman" w:hAnsi="Arial Narrow" w:cs="Times New Roman"/>
-          <w:kern w:val="0"/>
+          <w:rFonts w:ascii="Arial Narrow" w:eastAsia="Arial Narrow" w:hAnsi="Arial Narrow" w:cs="Arial Narrow"/>
+          <w:kern w:val="0"/>
+          <w:sz w:val="22"/>
+          <w:szCs w:val="22"/>
           <w:shd w:val="clear" w:color="auto" w:fill="FFFFFF"/>
           <w:lang w:eastAsia="es-PE"/>
           <w14:ligatures w14:val="none"/>
@@ -3438,8 +4036,10 @@
       </w:r>
       <w:r>
         <w:rPr>
-          <w:rFonts w:ascii="Arial Narrow" w:eastAsia="Times New Roman" w:hAnsi="Arial Narrow" w:cs="Times New Roman"/>
-          <w:kern w:val="0"/>
+          <w:rFonts w:ascii="Arial Narrow" w:eastAsia="Arial Narrow" w:hAnsi="Arial Narrow" w:cs="Arial Narrow"/>
+          <w:kern w:val="0"/>
+          <w:sz w:val="22"/>
+          <w:szCs w:val="22"/>
           <w:shd w:val="clear" w:color="auto" w:fill="FFFFFF"/>
           <w:lang w:eastAsia="es-PE"/>
           <w14:ligatures w14:val="none"/>
@@ -3455,6 +4055,8 @@
           <w:rFonts w:ascii="Arial Narrow" w:eastAsia="Arial Narrow" w:hAnsi="Arial Narrow" w:cs="Arial Narrow"/>
           <w:kern w:val="0"/>
           <w14:ligatures w14:val="none"/>
+          <w:sz w:val="22"/>
+          <w:szCs w:val="22"/>
         </w:rPr>
       </w:pPr>
     </w:p>
@@ -3464,9 +4066,11 @@
         <w:contextualSpacing/>
         <w:jc w:val="both"/>
         <w:rPr>
-          <w:rFonts w:ascii="Arial Narrow" w:eastAsia="Calibri" w:hAnsi="Arial Narrow" w:cs="Arial"/>
-          <w:kern w:val="0"/>
-          <w14:ligatures w14:val="none"/>
+          <w:rFonts w:ascii="Arial Narrow" w:eastAsia="Arial Narrow" w:hAnsi="Arial Narrow" w:cs="Arial Narrow"/>
+          <w:kern w:val="0"/>
+          <w14:ligatures w14:val="none"/>
+          <w:sz w:val="22"/>
+          <w:szCs w:val="22"/>
         </w:rPr>
       </w:pPr>
       <w:r>
@@ -3475,6 +4079,8 @@
           <w:b/>
           <w:color w:val="000000"/>
           <w:kern w:val="0"/>
+          <w:sz w:val="22"/>
+          <w:szCs w:val="22"/>
           <w:lang w:eastAsia="es-PE"/>
           <w14:ligatures w14:val="none"/>
         </w:rPr>
@@ -3485,26 +4091,32 @@
           <w:rFonts w:ascii="Arial Narrow" w:eastAsia="Arial Narrow" w:hAnsi="Arial Narrow" w:cs="Arial Narrow"/>
           <w:color w:val="000000"/>
           <w:kern w:val="0"/>
-          <w:lang w:eastAsia="es-PE"/>
-          <w14:ligatures w14:val="none"/>
-        </w:rPr>
-        <w:t xml:space="preserve"/>
-      </w:r>
-      <w:r>
-        <w:rPr>
-          <w:rFonts w:ascii="Arial Narrow" w:eastAsia="Arial Narrow" w:hAnsi="Arial Narrow" w:cs="Arial Narrow"/>
-          <w:color w:val="000000"/>
-          <w:kern w:val="0"/>
-          <w:lang w:eastAsia="es-PE"/>
-          <w14:ligatures w14:val="none"/>
-        </w:rPr>
-        <w:t xml:space="preserve"/>
-      </w:r>
-      <w:r>
-        <w:rPr>
-          <w:rFonts w:ascii="Arial Narrow" w:eastAsia="Times New Roman" w:hAnsi="Arial Narrow" w:cs="Arial"/>
-          <w:color w:val="000000"/>
-          <w:kern w:val="0"/>
+          <w:sz w:val="22"/>
+          <w:szCs w:val="22"/>
+          <w:lang w:eastAsia="es-PE"/>
+          <w14:ligatures w14:val="none"/>
+        </w:rPr>
+        <w:t xml:space="preserve"/>
+      </w:r>
+      <w:r>
+        <w:rPr>
+          <w:rFonts w:ascii="Arial Narrow" w:eastAsia="Arial Narrow" w:hAnsi="Arial Narrow" w:cs="Arial Narrow"/>
+          <w:color w:val="000000"/>
+          <w:kern w:val="0"/>
+          <w:sz w:val="22"/>
+          <w:szCs w:val="22"/>
+          <w:lang w:eastAsia="es-PE"/>
+          <w14:ligatures w14:val="none"/>
+        </w:rPr>
+        <w:t xml:space="preserve"/>
+      </w:r>
+      <w:r>
+        <w:rPr>
+          <w:rFonts w:ascii="Arial Narrow" w:eastAsia="Arial Narrow" w:hAnsi="Arial Narrow" w:cs="Arial Narrow"/>
+          <w:color w:val="000000"/>
+          <w:kern w:val="0"/>
+          <w:sz w:val="22"/>
+          <w:szCs w:val="22"/>
           <w:lang w:val="es-ES" w:eastAsia="es-ES"/>
           <w14:ligatures w14:val="none"/>
         </w:rPr>
@@ -3512,9 +4124,11 @@
       </w:r>
       <w:r>
         <w:rPr>
-          <w:rFonts w:ascii="Arial Narrow" w:eastAsia="Times New Roman" w:hAnsi="Arial Narrow" w:cs="Arial"/>
-          <w:color w:val="000000"/>
-          <w:kern w:val="0"/>
+          <w:rFonts w:ascii="Arial Narrow" w:eastAsia="Arial Narrow" w:hAnsi="Arial Narrow" w:cs="Arial Narrow"/>
+          <w:color w:val="000000"/>
+          <w:kern w:val="0"/>
+          <w:sz w:val="22"/>
+          <w:szCs w:val="22"/>
           <w:lang w:val="es-ES" w:eastAsia="es-ES"/>
           <w14:ligatures w14:val="none"/>
         </w:rPr>
@@ -3522,9 +4136,11 @@
       </w:r>
       <w:r>
         <w:rPr>
-          <w:rFonts w:ascii="Arial Narrow" w:eastAsia="Calibri" w:hAnsi="Arial Narrow" w:cs="Arial"/>
-          <w:kern w:val="0"/>
-          <w14:ligatures w14:val="none"/>
+          <w:rFonts w:ascii="Arial Narrow" w:eastAsia="Arial Narrow" w:hAnsi="Arial Narrow" w:cs="Arial Narrow"/>
+          <w:kern w:val="0"/>
+          <w14:ligatures w14:val="none"/>
+          <w:sz w:val="22"/>
+          <w:szCs w:val="22"/>
         </w:rPr>
         <w:t/>
       </w:r>
@@ -3535,22 +4151,26 @@
         <w:contextualSpacing/>
         <w:jc w:val="both"/>
         <w:rPr>
-          <w:rFonts w:ascii="Arial Narrow" w:eastAsia="Times New Roman" w:hAnsi="Arial Narrow" w:cs="Times New Roman"/>
-          <w:color w:val="000000"/>
-          <w:kern w:val="0"/>
-          <w:lang w:eastAsia="es-PE"/>
-          <w14:ligatures w14:val="none"/>
-        </w:rPr>
-      </w:pPr>
-    </w:p>
-    <w:p>
-      <w:pPr>
-        <w:spacing w:after="0" w:line="240" w:lineRule="auto"/>
-        <w:jc w:val="both"/>
-        <w:rPr>
-          <w:rFonts w:ascii="Arial Narrow" w:eastAsia="Arial Narrow" w:hAnsi="Arial Narrow" w:cs="Arial Narrow"/>
-          <w:color w:val="000000"/>
-          <w:kern w:val="0"/>
+          <w:rFonts w:ascii="Arial Narrow" w:eastAsia="Arial Narrow" w:hAnsi="Arial Narrow" w:cs="Arial Narrow"/>
+          <w:color w:val="000000"/>
+          <w:kern w:val="0"/>
+          <w:sz w:val="22"/>
+          <w:szCs w:val="22"/>
+          <w:lang w:eastAsia="es-PE"/>
+          <w14:ligatures w14:val="none"/>
+        </w:rPr>
+      </w:pPr>
+    </w:p>
+    <w:p>
+      <w:pPr>
+        <w:spacing w:after="0" w:line="240" w:lineRule="auto"/>
+        <w:jc w:val="both"/>
+        <w:rPr>
+          <w:rFonts w:ascii="Arial Narrow" w:eastAsia="Arial Narrow" w:hAnsi="Arial Narrow" w:cs="Arial Narrow"/>
+          <w:color w:val="000000"/>
+          <w:kern w:val="0"/>
+          <w:sz w:val="22"/>
+          <w:szCs w:val="22"/>
           <w:lang w:eastAsia="es-PE"/>
           <w14:ligatures w14:val="none"/>
         </w:rPr>
@@ -3561,6 +4181,8 @@
           <w:b/>
           <w:color w:val="000000"/>
           <w:kern w:val="0"/>
+          <w:sz w:val="22"/>
+          <w:szCs w:val="22"/>
           <w:lang w:eastAsia="es-PE"/>
           <w14:ligatures w14:val="none"/>
         </w:rPr>
@@ -3571,6 +4193,8 @@
           <w:rFonts w:ascii="Arial Narrow" w:eastAsia="Arial Narrow" w:hAnsi="Arial Narrow" w:cs="Arial Narrow"/>
           <w:color w:val="000000"/>
           <w:kern w:val="0"/>
+          <w:sz w:val="22"/>
+          <w:szCs w:val="22"/>
           <w:lang w:eastAsia="es-PE"/>
           <w14:ligatures w14:val="none"/>
         </w:rPr>
@@ -3582,6 +4206,8 @@
           <w:rFonts w:ascii="Arial Narrow" w:eastAsia="Arial Narrow" w:hAnsi="Arial Narrow" w:cs="Arial Narrow"/>
           <w:color w:val="000000"/>
           <w:kern w:val="0"/>
+          <w:sz w:val="22"/>
+          <w:szCs w:val="22"/>
           <w:lang w:eastAsia="es-PE"/>
           <w14:ligatures w14:val="none"/>
         </w:rPr>
@@ -3593,6 +4219,8 @@
           <w:rFonts w:ascii="Arial Narrow" w:eastAsia="Arial Narrow" w:hAnsi="Arial Narrow" w:cs="Arial Narrow"/>
           <w:color w:val="000000"/>
           <w:kern w:val="0"/>
+          <w:sz w:val="22"/>
+          <w:szCs w:val="22"/>
           <w:lang w:eastAsia="es-PE"/>
           <w14:ligatures w14:val="none"/>
         </w:rPr>
@@ -3603,6 +4231,8 @@
           <w:rFonts w:ascii="Arial Narrow" w:eastAsia="Arial Narrow" w:hAnsi="Arial Narrow" w:cs="Arial Narrow"/>
           <w:color w:val="000000"/>
           <w:kern w:val="0"/>
+          <w:sz w:val="22"/>
+          <w:szCs w:val="22"/>
           <w:lang w:eastAsia="es-PE"/>
           <w14:ligatures w14:val="none"/>
         </w:rPr>
@@ -3614,9 +4244,11 @@
         <w:spacing w:after="0" w:line="240" w:lineRule="auto"/>
         <w:jc w:val="both"/>
         <w:rPr>
-          <w:rFonts w:ascii="Arial Narrow" w:eastAsia="Times New Roman" w:hAnsi="Arial Narrow" w:cs="Times New Roman"/>
-          <w:color w:val="000000"/>
-          <w:kern w:val="0"/>
+          <w:rFonts w:ascii="Arial Narrow" w:eastAsia="Arial Narrow" w:hAnsi="Arial Narrow" w:cs="Arial Narrow"/>
+          <w:color w:val="000000"/>
+          <w:kern w:val="0"/>
+          <w:sz w:val="22"/>
+          <w:szCs w:val="22"/>
           <w:lang w:eastAsia="es-PE"/>
           <w14:ligatures w14:val="none"/>
         </w:rPr>
@@ -3635,15 +4267,19 @@
           <w:rFonts w:ascii="Arial Narrow" w:eastAsia="Arial Narrow" w:hAnsi="Arial Narrow" w:cs="Arial Narrow"/>
           <w:color w:val="000000"/>
           <w:kern w:val="0"/>
-          <w:lang w:eastAsia="es-PE"/>
-          <w14:ligatures w14:val="none"/>
-        </w:rPr>
-      </w:pPr>
-      <w:r>
-        <w:rPr>
-          <w:rFonts w:ascii="Arial Narrow" w:eastAsia="Arial Narrow" w:hAnsi="Arial Narrow" w:cs="Arial Narrow"/>
-          <w:color w:val="000000"/>
-          <w:kern w:val="0"/>
+          <w:sz w:val="22"/>
+          <w:szCs w:val="22"/>
+          <w:lang w:eastAsia="es-PE"/>
+          <w14:ligatures w14:val="none"/>
+        </w:rPr>
+      </w:pPr>
+      <w:r>
+        <w:rPr>
+          <w:rFonts w:ascii="Arial Narrow" w:eastAsia="Arial Narrow" w:hAnsi="Arial Narrow" w:cs="Arial Narrow"/>
+          <w:color w:val="000000"/>
+          <w:kern w:val="0"/>
+          <w:sz w:val="22"/>
+          <w:szCs w:val="22"/>
           <w:lang w:eastAsia="es-PE"/>
           <w14:ligatures w14:val="none"/>
         </w:rPr>
@@ -3663,15 +4299,19 @@
           <w:rFonts w:ascii="Arial Narrow" w:eastAsia="Arial Narrow" w:hAnsi="Arial Narrow" w:cs="Arial Narrow"/>
           <w:color w:val="000000"/>
           <w:kern w:val="0"/>
-          <w:lang w:eastAsia="es-PE"/>
-          <w14:ligatures w14:val="none"/>
-        </w:rPr>
-      </w:pPr>
-      <w:r>
-        <w:rPr>
-          <w:rFonts w:ascii="Arial Narrow" w:eastAsia="Arial Narrow" w:hAnsi="Arial Narrow" w:cs="Arial Narrow"/>
-          <w:color w:val="000000"/>
-          <w:kern w:val="0"/>
+          <w:sz w:val="22"/>
+          <w:szCs w:val="22"/>
+          <w:lang w:eastAsia="es-PE"/>
+          <w14:ligatures w14:val="none"/>
+        </w:rPr>
+      </w:pPr>
+      <w:r>
+        <w:rPr>
+          <w:rFonts w:ascii="Arial Narrow" w:eastAsia="Arial Narrow" w:hAnsi="Arial Narrow" w:cs="Arial Narrow"/>
+          <w:color w:val="000000"/>
+          <w:kern w:val="0"/>
+          <w:sz w:val="22"/>
+          <w:szCs w:val="22"/>
           <w:lang w:eastAsia="es-PE"/>
           <w14:ligatures w14:val="none"/>
         </w:rPr>
@@ -3691,15 +4331,19 @@
           <w:rFonts w:ascii="Arial Narrow" w:eastAsia="Arial Narrow" w:hAnsi="Arial Narrow" w:cs="Arial Narrow"/>
           <w:color w:val="000000"/>
           <w:kern w:val="0"/>
-          <w:lang w:eastAsia="es-PE"/>
-          <w14:ligatures w14:val="none"/>
-        </w:rPr>
-      </w:pPr>
-      <w:r>
-        <w:rPr>
-          <w:rFonts w:ascii="Arial Narrow" w:eastAsia="Arial Narrow" w:hAnsi="Arial Narrow" w:cs="Arial Narrow"/>
-          <w:color w:val="000000"/>
-          <w:kern w:val="0"/>
+          <w:sz w:val="22"/>
+          <w:szCs w:val="22"/>
+          <w:lang w:eastAsia="es-PE"/>
+          <w14:ligatures w14:val="none"/>
+        </w:rPr>
+      </w:pPr>
+      <w:r>
+        <w:rPr>
+          <w:rFonts w:ascii="Arial Narrow" w:eastAsia="Arial Narrow" w:hAnsi="Arial Narrow" w:cs="Arial Narrow"/>
+          <w:color w:val="000000"/>
+          <w:kern w:val="0"/>
+          <w:sz w:val="22"/>
+          <w:szCs w:val="22"/>
           <w:lang w:eastAsia="es-PE"/>
           <w14:ligatures w14:val="none"/>
         </w:rPr>
@@ -3716,16 +4360,20 @@
         <w:ind w:left="567" w:hanging="567"/>
         <w:jc w:val="both"/>
         <w:rPr>
-          <w:rFonts w:ascii="Arial Narrow" w:eastAsia="Calibri" w:hAnsi="Arial Narrow" w:cs="Arial"/>
-          <w:kern w:val="0"/>
-          <w14:ligatures w14:val="none"/>
-        </w:rPr>
-      </w:pPr>
-      <w:r>
-        <w:rPr>
-          <w:rFonts w:ascii="Arial Narrow" w:eastAsia="Arial Narrow" w:hAnsi="Arial Narrow" w:cs="Arial Narrow"/>
-          <w:color w:val="000000"/>
-          <w:kern w:val="0"/>
+          <w:rFonts w:ascii="Arial Narrow" w:eastAsia="Arial Narrow" w:hAnsi="Arial Narrow" w:cs="Arial Narrow"/>
+          <w:kern w:val="0"/>
+          <w14:ligatures w14:val="none"/>
+          <w:sz w:val="22"/>
+          <w:szCs w:val="22"/>
+        </w:rPr>
+      </w:pPr>
+      <w:r>
+        <w:rPr>
+          <w:rFonts w:ascii="Arial Narrow" w:eastAsia="Arial Narrow" w:hAnsi="Arial Narrow" w:cs="Arial Narrow"/>
+          <w:color w:val="000000"/>
+          <w:kern w:val="0"/>
+          <w:sz w:val="22"/>
+          <w:szCs w:val="22"/>
           <w:lang w:eastAsia="es-PE"/>
           <w14:ligatures w14:val="none"/>
         </w:rPr>
@@ -3733,9 +4381,11 @@
       </w:r>
       <w:r>
         <w:rPr>
-          <w:rFonts w:ascii="Arial Narrow" w:eastAsia="Times New Roman" w:hAnsi="Arial Narrow" w:cs="Segoe UI"/>
-          <w:color w:val="000000"/>
-          <w:kern w:val="0"/>
+          <w:rFonts w:ascii="Arial Narrow" w:eastAsia="Arial Narrow" w:hAnsi="Arial Narrow" w:cs="Arial Narrow"/>
+          <w:color w:val="000000"/>
+          <w:kern w:val="0"/>
+          <w:sz w:val="22"/>
+          <w:szCs w:val="22"/>
           <w:lang w:eastAsia="es-PE"/>
           <w14:ligatures w14:val="none"/>
         </w:rPr>
@@ -3746,6 +4396,8 @@
           <w:rFonts w:ascii="Arial Narrow" w:eastAsia="Arial Narrow" w:hAnsi="Arial Narrow" w:cs="Arial Narrow"/>
           <w:color w:val="000000"/>
           <w:kern w:val="0"/>
+          <w:sz w:val="22"/>
+          <w:szCs w:val="22"/>
           <w:lang w:eastAsia="es-PE"/>
           <w14:ligatures w14:val="none"/>
         </w:rPr>
@@ -3753,16 +4405,20 @@
       </w:r>
       <w:r>
         <w:rPr>
-          <w:rFonts w:ascii="Arial Narrow" w:eastAsia="Calibri" w:hAnsi="Arial Narrow" w:cs="Arial"/>
-          <w:kern w:val="0"/>
-          <w14:ligatures w14:val="none"/>
+          <w:rFonts w:ascii="Arial Narrow" w:eastAsia="Arial Narrow" w:hAnsi="Arial Narrow" w:cs="Arial Narrow"/>
+          <w:kern w:val="0"/>
+          <w14:ligatures w14:val="none"/>
+          <w:sz w:val="22"/>
+          <w:szCs w:val="22"/>
         </w:rPr>
         <w:t>Para ello podrá señalar domicilio físico o una dirección electrónica a la que pueda remitirse las notificaciones</w:t>
       </w:r>
       <w:r>
         <w:rPr>
-          <w:rFonts w:ascii="Arial Narrow" w:eastAsia="Arial" w:hAnsi="Arial Narrow" w:cs="Arial"/>
-          <w:kern w:val="0"/>
+          <w:rFonts w:ascii="Arial Narrow" w:eastAsia="Arial Narrow" w:hAnsi="Arial Narrow" w:cs="Arial Narrow"/>
+          <w:kern w:val="0"/>
+          <w:sz w:val="22"/>
+          <w:szCs w:val="22"/>
           <w:lang w:val="es"/>
           <w14:ligatures w14:val="none"/>
         </w:rPr>
@@ -3779,24 +4435,30 @@
         <w:ind w:left="567" w:hanging="567"/>
         <w:jc w:val="both"/>
         <w:rPr>
-          <w:rFonts w:ascii="Arial Narrow" w:eastAsia="Calibri" w:hAnsi="Arial Narrow" w:cs="Arial"/>
-          <w:kern w:val="0"/>
-          <w14:ligatures w14:val="none"/>
-        </w:rPr>
-      </w:pPr>
-      <w:r>
-        <w:rPr>
-          <w:rFonts w:ascii="Arial Narrow" w:eastAsia="Calibri" w:hAnsi="Arial Narrow" w:cs="Arial"/>
-          <w:kern w:val="0"/>
-          <w14:ligatures w14:val="none"/>
+          <w:rFonts w:ascii="Arial Narrow" w:eastAsia="Arial Narrow" w:hAnsi="Arial Narrow" w:cs="Arial Narrow"/>
+          <w:kern w:val="0"/>
+          <w14:ligatures w14:val="none"/>
+          <w:sz w:val="22"/>
+          <w:szCs w:val="22"/>
+        </w:rPr>
+      </w:pPr>
+      <w:r>
+        <w:rPr>
+          <w:rFonts w:ascii="Arial Narrow" w:eastAsia="Arial Narrow" w:hAnsi="Arial Narrow" w:cs="Arial Narrow"/>
+          <w:kern w:val="0"/>
+          <w14:ligatures w14:val="none"/>
+          <w:sz w:val="22"/>
+          <w:szCs w:val="22"/>
         </w:rPr>
         <w:t xml:space="preserve">en caso califique como micro empresa o pequeña empresa, presentar [APELLIDO] documentos que acrediten su volumen de ventas o ingresos brutos percibidos el año anterior relativo a todas sus actividades económicas y el número de trabajadores con el que cuenta. Ello, a fin de que la Comisión pueda meritar dicha documentación, conforme lo establece el artículo 110 del Código.</w:t>
       </w:r>
       <w:r>
         <w:rPr>
           <w:rStyle w:val="Refdenotaalpie"/>
-          <w:rFonts w:ascii="Arial Narrow" w:eastAsia="Calibri" w:hAnsi="Arial Narrow" w:cs="Arial"/>
-          <w:kern w:val="0"/>
+          <w:rFonts w:ascii="Arial Narrow" w:eastAsia="Arial Narrow" w:hAnsi="Arial Narrow" w:cs="Arial Narrow"/>
+          <w:kern w:val="0"/>
+          <w:sz w:val="22"/>
+          <w:szCs w:val="22"/>
           <w:vertAlign w:val="superscript"/>
           <w14:ligatures w14:val="none"/>
         </w:rPr>
@@ -3804,17 +4466,21 @@
       </w:r>
       <w:r>
         <w:rPr>
-          <w:rFonts w:ascii="Arial Narrow" w:eastAsia="Calibri" w:hAnsi="Arial Narrow" w:cs="Arial"/>
-          <w:kern w:val="0"/>
-          <w14:ligatures w14:val="none"/>
+          <w:rFonts w:ascii="Arial Narrow" w:eastAsia="Arial Narrow" w:hAnsi="Arial Narrow" w:cs="Arial Narrow"/>
+          <w:kern w:val="0"/>
+          <w14:ligatures w14:val="none"/>
+          <w:sz w:val="22"/>
+          <w:szCs w:val="22"/>
         </w:rPr>
         <w:t/>
       </w:r>
       <w:r>
         <w:rPr>
-          <w:rFonts w:ascii="Arial Narrow" w:eastAsia="Times New Roman" w:hAnsi="Arial Narrow" w:cs="Segoe UI"/>
-          <w:color w:val="000000"/>
-          <w:kern w:val="0"/>
+          <w:rFonts w:ascii="Arial Narrow" w:eastAsia="Arial Narrow" w:hAnsi="Arial Narrow" w:cs="Arial Narrow"/>
+          <w:color w:val="000000"/>
+          <w:kern w:val="0"/>
+          <w:sz w:val="22"/>
+          <w:szCs w:val="22"/>
           <w:lang w:eastAsia="es-PE"/>
           <w14:ligatures w14:val="none"/>
         </w:rPr>
@@ -3822,27 +4488,33 @@
       </w:r>
       <w:r>
         <w:rPr>
-          <w:rFonts w:ascii="Arial Narrow" w:eastAsia="Calibri" w:hAnsi="Arial Narrow" w:cs="Arial"/>
-          <w:kern w:val="0"/>
-          <w14:ligatures w14:val="none"/>
-        </w:rPr>
-        <w:t xml:space="preserve"/>
-      </w:r>
-      <w:r>
-        <w:rPr>
-          <w:rFonts w:ascii="Arial Narrow" w:eastAsia="Calibri" w:hAnsi="Arial Narrow" w:cs="Arial"/>
+          <w:rFonts w:ascii="Arial Narrow" w:eastAsia="Arial Narrow" w:hAnsi="Arial Narrow" w:cs="Arial Narrow"/>
+          <w:kern w:val="0"/>
+          <w14:ligatures w14:val="none"/>
+          <w:sz w:val="22"/>
+          <w:szCs w:val="22"/>
+        </w:rPr>
+        <w:t xml:space="preserve"/>
+      </w:r>
+      <w:r>
+        <w:rPr>
+          <w:rFonts w:ascii="Arial Narrow" w:eastAsia="Arial Narrow" w:hAnsi="Arial Narrow" w:cs="Arial Narrow"/>
           <w:spacing w:val="-2"/>
           <w:kern w:val="0"/>
           <w14:ligatures w14:val="none"/>
+          <w:sz w:val="22"/>
+          <w:szCs w:val="22"/>
         </w:rPr>
         <w:t/>
       </w:r>
       <w:r>
         <w:rPr>
           <w:rStyle w:val="Refdenotaalpie"/>
-          <w:rFonts w:ascii="Arial Narrow" w:eastAsia="Calibri" w:hAnsi="Arial Narrow" w:cs="Arial"/>
+          <w:rFonts w:ascii="Arial Narrow" w:eastAsia="Arial Narrow" w:hAnsi="Arial Narrow" w:cs="Arial Narrow"/>
           <w:spacing w:val="-2"/>
           <w:kern w:val="0"/>
+          <w:sz w:val="22"/>
+          <w:szCs w:val="22"/>
           <w:vertAlign w:val="superscript"/>
           <w14:ligatures w14:val="none"/>
         </w:rPr>
@@ -3850,10 +4522,12 @@
       </w:r>
       <w:r>
         <w:rPr>
-          <w:rFonts w:ascii="Arial Narrow" w:eastAsia="Calibri" w:hAnsi="Arial Narrow" w:cs="Arial"/>
+          <w:rFonts w:ascii="Arial Narrow" w:eastAsia="Arial Narrow" w:hAnsi="Arial Narrow" w:cs="Arial Narrow"/>
           <w:spacing w:val="-2"/>
           <w:kern w:val="0"/>
           <w14:ligatures w14:val="none"/>
+          <w:sz w:val="22"/>
+          <w:szCs w:val="22"/>
         </w:rPr>
         <w:t/>
       </w:r>
@@ -3867,47 +4541,53 @@
           <w:rFonts w:ascii="Arial Narrow" w:eastAsia="Arial Narrow" w:hAnsi="Arial Narrow" w:cs="Arial Narrow"/>
           <w:color w:val="000000"/>
           <w:kern w:val="0"/>
-          <w:lang w:eastAsia="es-PE"/>
-          <w14:ligatures w14:val="none"/>
-        </w:rPr>
-      </w:pPr>
-    </w:p>
-    <w:p>
-      <w:pPr>
-        <w:spacing w:after="0" w:line="240" w:lineRule="auto"/>
-        <w:jc w:val="both"/>
-        <w:rPr>
-          <w:rFonts w:ascii="Arial Narrow" w:eastAsia="Arial Narrow" w:hAnsi="Arial Narrow" w:cs="Arial Narrow"/>
-          <w:color w:val="000000"/>
-          <w:kern w:val="0"/>
-          <w:lang w:eastAsia="es-PE"/>
-          <w14:ligatures w14:val="none"/>
-        </w:rPr>
-      </w:pPr>
-      <w:r>
-        <w:rPr>
-          <w:rFonts w:ascii="Arial Narrow" w:hAnsi="Arial Narrow" w:cs="Arial Narrow"/>
+          <w:sz w:val="22"/>
+          <w:szCs w:val="22"/>
+          <w:lang w:eastAsia="es-PE"/>
+          <w14:ligatures w14:val="none"/>
+        </w:rPr>
+      </w:pPr>
+    </w:p>
+    <w:p>
+      <w:pPr>
+        <w:spacing w:after="0" w:line="240" w:lineRule="auto"/>
+        <w:jc w:val="both"/>
+        <w:rPr>
+          <w:rFonts w:ascii="Arial Narrow" w:eastAsia="Arial Narrow" w:hAnsi="Arial Narrow" w:cs="Arial Narrow"/>
+          <w:color w:val="000000"/>
+          <w:kern w:val="0"/>
+          <w:sz w:val="22"/>
+          <w:szCs w:val="22"/>
+          <w:lang w:eastAsia="es-PE"/>
+          <w14:ligatures w14:val="none"/>
+        </w:rPr>
+      </w:pPr>
+      <w:r>
+        <w:rPr>
+          <w:rFonts w:ascii="Arial Narrow" w:eastAsia="Arial Narrow" w:hAnsi="Arial Narrow" w:cs="Arial Narrow"/>
           <w:b w:val="1"/>
           <w:bCs w:val="1"/>
-          <w:sz w:val="20"/>
-          <w:szCs w:val="20"/>
+          <w:sz w:val="22"/>
+          <w:szCs w:val="22"/>
         </w:rPr>
         <w:t xml:space="preserve">CUARTO: </w:t>
       </w:r>
       <w:r>
         <w:rPr>
-          <w:rFonts w:ascii="Arial Narrow" w:hAnsi="Arial Narrow" w:cs="Arial Narrow"/>
-          <w:sz w:val="20"/>
-          <w:szCs w:val="20"/>
+          <w:rFonts w:ascii="Arial Narrow" w:eastAsia="Arial Narrow" w:hAnsi="Arial Narrow" w:cs="Arial Narrow"/>
+          <w:sz w:val="22"/>
+          <w:szCs w:val="22"/>
         </w:rPr>
         <w:t xml:space="preserve">correr traslado de la presente resolución a Quálitas Compañía de Seguros S.A. para que, de conformidad con lo dispuesto por el artículo 26 de la Ley sobre Facultades, Normas y Organización del Indecopi, aprobada por Decreto Legislativo 807</w:t>
       </w:r>
       <w:r>
         <w:rPr>
           <w:rStyle w:val="Refdenotaalpie"/>
-          <w:rFonts w:ascii="Arial Narrow" w:eastAsia="Times New Roman" w:hAnsi="Arial Narrow" w:cs="Times New Roman"/>
-          <w:color w:val="000000"/>
-          <w:kern w:val="0"/>
+          <w:rFonts w:ascii="Arial Narrow" w:eastAsia="Arial Narrow" w:hAnsi="Arial Narrow" w:cs="Arial Narrow"/>
+          <w:color w:val="000000"/>
+          <w:kern w:val="0"/>
+          <w:sz w:val="22"/>
+          <w:szCs w:val="22"/>
           <w:vertAlign w:val="superscript"/>
           <w:lang w:val="es-ES" w:eastAsia="es-ES"/>
           <w14:ligatures w14:val="none"/>
@@ -3916,18 +4596,20 @@
       </w:r>
       <w:r>
         <w:rPr>
-          <w:rFonts w:ascii="Arial Narrow" w:hAnsi="Arial Narrow" w:cs="Arial Narrow"/>
-          <w:sz w:val="20"/>
-          <w:szCs w:val="20"/>
+          <w:rFonts w:ascii="Arial Narrow" w:eastAsia="Arial Narrow" w:hAnsi="Arial Narrow" w:cs="Arial Narrow"/>
+          <w:sz w:val="22"/>
+          <w:szCs w:val="22"/>
         </w:rPr>
         <w:t xml:space="preserve">, presente sus descargos sobre la imputación de cargos realizada en un plazo no mayor a cinco (5) días hábiles contado a partir del día siguiente de la notificación de la presente resolución, vencido el cual, el Secretario Técnico declarará en rebeldía al denunciado que no lo hubiera presentado. Debe precisarse que de conformidad con lo establecido por el artículo 223 del Texto Único Ordenado de la Ley 27444, Ley del Procedimiento Administrativo General</w:t>
       </w:r>
       <w:r>
         <w:rPr>
           <w:rStyle w:val="Refdenotaalpie"/>
-          <w:rFonts w:ascii="Arial Narrow" w:eastAsia="Times New Roman" w:hAnsi="Arial Narrow" w:cs="Times New Roman"/>
-          <w:color w:val="000000"/>
-          <w:kern w:val="0"/>
+          <w:rFonts w:ascii="Arial Narrow" w:eastAsia="Arial Narrow" w:hAnsi="Arial Narrow" w:cs="Arial Narrow"/>
+          <w:color w:val="000000"/>
+          <w:kern w:val="0"/>
+          <w:sz w:val="22"/>
+          <w:szCs w:val="22"/>
           <w:vertAlign w:val="superscript"/>
           <w:lang w:val="es-ES" w:eastAsia="es-ES"/>
           <w14:ligatures w14:val="none"/>
@@ -3936,9 +4618,9 @@
       </w:r>
       <w:r>
         <w:rPr>
-          <w:rFonts w:ascii="Arial Narrow" w:hAnsi="Arial Narrow" w:cs="Arial Narrow"/>
-          <w:sz w:val="20"/>
-          <w:szCs w:val="20"/>
+          <w:rFonts w:ascii="Arial Narrow" w:eastAsia="Arial Narrow" w:hAnsi="Arial Narrow" w:cs="Arial Narrow"/>
+          <w:sz w:val="22"/>
+          <w:szCs w:val="22"/>
         </w:rPr>
         <w:t xml:space="preserve">, las alegaciones y los hechos relevantes de la reclamación, salvo que hayan sido específicamente negadas en la contestación, se tendrán por aceptadas o merituadas como ciertas.</w:t>
       </w:r>
@@ -3951,19 +4633,23 @@
           <w:rFonts w:ascii="Arial Narrow" w:eastAsia="Arial Narrow" w:hAnsi="Arial Narrow" w:cs="Arial Narrow"/>
           <w:color w:val="000000"/>
           <w:kern w:val="0"/>
-          <w:lang w:eastAsia="es-PE"/>
-          <w14:ligatures w14:val="none"/>
-        </w:rPr>
-      </w:pPr>
-    </w:p>
-    <w:p>
-      <w:pPr>
-        <w:spacing w:after="0" w:line="240" w:lineRule="auto"/>
-        <w:jc w:val="both"/>
-        <w:rPr>
-          <w:rFonts w:ascii="Arial Narrow" w:eastAsia="Times New Roman" w:hAnsi="Arial Narrow" w:cs="Arial"/>
-          <w:color w:val="000000"/>
-          <w:kern w:val="0"/>
+          <w:sz w:val="22"/>
+          <w:szCs w:val="22"/>
+          <w:lang w:eastAsia="es-PE"/>
+          <w14:ligatures w14:val="none"/>
+        </w:rPr>
+      </w:pPr>
+    </w:p>
+    <w:p>
+      <w:pPr>
+        <w:spacing w:after="0" w:line="240" w:lineRule="auto"/>
+        <w:jc w:val="both"/>
+        <w:rPr>
+          <w:rFonts w:ascii="Arial Narrow" w:eastAsia="Arial Narrow" w:hAnsi="Arial Narrow" w:cs="Arial Narrow"/>
+          <w:color w:val="000000"/>
+          <w:kern w:val="0"/>
+          <w:sz w:val="22"/>
+          <w:szCs w:val="22"/>
           <w:lang w:val="es-ES" w:eastAsia="es-ES"/>
           <w14:ligatures w14:val="none"/>
         </w:rPr>
@@ -3974,6 +4660,8 @@
           <w:b/>
           <w:color w:val="000000"/>
           <w:kern w:val="0"/>
+          <w:sz w:val="22"/>
+          <w:szCs w:val="22"/>
           <w:lang w:eastAsia="es-PE"/>
           <w14:ligatures w14:val="none"/>
         </w:rPr>
@@ -3983,9 +4671,11 @@
       <w:bookmarkStart w:id="19" w:name="_Hlk188286813"/>
       <w:r>
         <w:rPr>
-          <w:rFonts w:ascii="Arial Narrow" w:eastAsia="Times New Roman" w:hAnsi="Arial Narrow" w:cs="Arial"/>
-          <w:color w:val="000000"/>
-          <w:kern w:val="0"/>
+          <w:rFonts w:ascii="Arial Narrow" w:eastAsia="Arial Narrow" w:hAnsi="Arial Narrow" w:cs="Arial Narrow"/>
+          <w:color w:val="000000"/>
+          <w:kern w:val="0"/>
+          <w:sz w:val="22"/>
+          <w:szCs w:val="22"/>
           <w:lang w:eastAsia="es-ES"/>
           <w14:ligatures w14:val="none"/>
         </w:rPr>
@@ -3993,9 +4683,11 @@
       </w:r>
       <w:r>
         <w:rPr>
-          <w:rFonts w:ascii="Arial Narrow" w:eastAsia="Times New Roman" w:hAnsi="Arial Narrow" w:cs="Arial"/>
-          <w:color w:val="000000"/>
-          <w:kern w:val="0"/>
+          <w:rFonts w:ascii="Arial Narrow" w:eastAsia="Arial Narrow" w:hAnsi="Arial Narrow" w:cs="Arial Narrow"/>
+          <w:color w:val="000000"/>
+          <w:kern w:val="0"/>
+          <w:sz w:val="22"/>
+          <w:szCs w:val="22"/>
           <w:lang w:val="es-ES" w:eastAsia="es-ES"/>
           <w14:ligatures w14:val="none"/>
         </w:rPr>
@@ -4003,9 +4695,11 @@
       </w:r>
       <w:r>
         <w:rPr>
-          <w:rFonts w:ascii="Arial Narrow" w:eastAsia="Times New Roman" w:hAnsi="Arial Narrow" w:cs="Arial"/>
-          <w:color w:val="000000"/>
-          <w:kern w:val="0"/>
+          <w:rFonts w:ascii="Arial Narrow" w:eastAsia="Arial Narrow" w:hAnsi="Arial Narrow" w:cs="Arial Narrow"/>
+          <w:color w:val="000000"/>
+          <w:kern w:val="0"/>
+          <w:sz w:val="22"/>
+          <w:szCs w:val="22"/>
           <w:lang w:eastAsia="es-ES"/>
           <w14:ligatures w14:val="none"/>
         </w:rPr>
@@ -4014,9 +4708,11 @@
       <w:bookmarkEnd w:id="19"/>
       <w:r>
         <w:rPr>
-          <w:rFonts w:ascii="Arial Narrow" w:eastAsia="Times New Roman" w:hAnsi="Arial Narrow" w:cs="Arial"/>
-          <w:color w:val="000000"/>
-          <w:kern w:val="0"/>
+          <w:rFonts w:ascii="Arial Narrow" w:eastAsia="Arial Narrow" w:hAnsi="Arial Narrow" w:cs="Arial Narrow"/>
+          <w:color w:val="000000"/>
+          <w:kern w:val="0"/>
+          <w:sz w:val="22"/>
+          <w:szCs w:val="22"/>
           <w:lang w:eastAsia="es-ES"/>
           <w14:ligatures w14:val="none"/>
         </w:rPr>
@@ -4025,9 +4721,11 @@
       <w:bookmarkStart w:id="20" w:name="_Hlk188286828"/>
       <w:r>
         <w:rPr>
-          <w:rFonts w:ascii="Arial Narrow" w:eastAsia="Times New Roman" w:hAnsi="Arial Narrow" w:cs="Times New Roman"/>
-          <w:color w:val="000000"/>
-          <w:kern w:val="0"/>
+          <w:rFonts w:ascii="Arial Narrow" w:eastAsia="Arial Narrow" w:hAnsi="Arial Narrow" w:cs="Arial Narrow"/>
+          <w:color w:val="000000"/>
+          <w:kern w:val="0"/>
+          <w:sz w:val="22"/>
+          <w:szCs w:val="22"/>
           <w:shd w:val="clear" w:color="auto" w:fill="FFFFFF"/>
           <w:lang w:eastAsia="es-PE"/>
           <w14:ligatures w14:val="none"/>
@@ -4036,9 +4734,11 @@
       </w:r>
       <w:r>
         <w:rPr>
-          <w:rFonts w:ascii="Arial Narrow" w:eastAsia="Times New Roman" w:hAnsi="Arial Narrow" w:cs="Arial"/>
-          <w:color w:val="000000"/>
-          <w:kern w:val="0"/>
+          <w:rFonts w:ascii="Arial Narrow" w:eastAsia="Arial Narrow" w:hAnsi="Arial Narrow" w:cs="Arial Narrow"/>
+          <w:color w:val="000000"/>
+          <w:kern w:val="0"/>
+          <w:sz w:val="22"/>
+          <w:szCs w:val="22"/>
           <w:lang w:eastAsia="es-ES"/>
           <w14:ligatures w14:val="none"/>
         </w:rPr>
@@ -4047,9 +4747,11 @@
       <w:bookmarkEnd w:id="20"/>
       <w:r>
         <w:rPr>
-          <w:rFonts w:ascii="Arial Narrow" w:eastAsia="Times New Roman" w:hAnsi="Arial Narrow" w:cs="Arial"/>
-          <w:color w:val="000000"/>
-          <w:kern w:val="0"/>
+          <w:rFonts w:ascii="Arial Narrow" w:eastAsia="Arial Narrow" w:hAnsi="Arial Narrow" w:cs="Arial Narrow"/>
+          <w:color w:val="000000"/>
+          <w:kern w:val="0"/>
+          <w:sz w:val="22"/>
+          <w:szCs w:val="22"/>
           <w:lang w:val="es-ES" w:eastAsia="es-ES"/>
           <w14:ligatures w14:val="none"/>
         </w:rPr>
@@ -4057,9 +4759,11 @@
       </w:r>
       <w:r>
         <w:rPr>
-          <w:rFonts w:ascii="Arial Narrow" w:eastAsia="Times New Roman" w:hAnsi="Arial Narrow" w:cs="Arial"/>
-          <w:color w:val="000000"/>
-          <w:kern w:val="0"/>
+          <w:rFonts w:ascii="Arial Narrow" w:eastAsia="Arial Narrow" w:hAnsi="Arial Narrow" w:cs="Arial Narrow"/>
+          <w:color w:val="000000"/>
+          <w:kern w:val="0"/>
+          <w:sz w:val="22"/>
+          <w:szCs w:val="22"/>
           <w:lang w:val="es-ES" w:eastAsia="es-ES"/>
           <w14:ligatures w14:val="none"/>
         </w:rPr>
@@ -4068,9 +4772,11 @@
       <w:proofErr w:type="spellStart"/>
       <w:r>
         <w:rPr>
-          <w:rFonts w:ascii="Arial Narrow" w:eastAsia="Times New Roman" w:hAnsi="Arial Narrow" w:cs="Arial"/>
-          <w:color w:val="000000"/>
-          <w:kern w:val="0"/>
+          <w:rFonts w:ascii="Arial Narrow" w:eastAsia="Arial Narrow" w:hAnsi="Arial Narrow" w:cs="Arial Narrow"/>
+          <w:color w:val="000000"/>
+          <w:kern w:val="0"/>
+          <w:sz w:val="22"/>
+          <w:szCs w:val="22"/>
           <w:lang w:val="es-ES" w:eastAsia="es-ES"/>
           <w14:ligatures w14:val="none"/>
         </w:rPr>
@@ -4079,9 +4785,11 @@
       <w:proofErr w:type="spellEnd"/>
       <w:r>
         <w:rPr>
-          <w:rFonts w:ascii="Arial Narrow" w:eastAsia="Times New Roman" w:hAnsi="Arial Narrow" w:cs="Arial"/>
-          <w:color w:val="000000"/>
-          <w:kern w:val="0"/>
+          <w:rFonts w:ascii="Arial Narrow" w:eastAsia="Arial Narrow" w:hAnsi="Arial Narrow" w:cs="Arial Narrow"/>
+          <w:color w:val="000000"/>
+          <w:kern w:val="0"/>
+          <w:sz w:val="22"/>
+          <w:szCs w:val="22"/>
           <w:lang w:val="es-ES" w:eastAsia="es-ES"/>
           <w14:ligatures w14:val="none"/>
         </w:rPr>
@@ -4090,9 +4798,11 @@
       <w:proofErr w:type="spellStart"/>
       <w:r>
         <w:rPr>
-          <w:rFonts w:ascii="Arial Narrow" w:eastAsia="Times New Roman" w:hAnsi="Arial Narrow" w:cs="Arial"/>
-          <w:color w:val="000000"/>
-          <w:kern w:val="0"/>
+          <w:rFonts w:ascii="Arial Narrow" w:eastAsia="Arial Narrow" w:hAnsi="Arial Narrow" w:cs="Arial Narrow"/>
+          <w:color w:val="000000"/>
+          <w:kern w:val="0"/>
+          <w:sz w:val="22"/>
+          <w:szCs w:val="22"/>
           <w:lang w:val="es-ES" w:eastAsia="es-ES"/>
           <w14:ligatures w14:val="none"/>
         </w:rPr>
@@ -4101,9 +4811,11 @@
       <w:proofErr w:type="spellEnd"/>
       <w:r>
         <w:rPr>
-          <w:rFonts w:ascii="Arial Narrow" w:eastAsia="Times New Roman" w:hAnsi="Arial Narrow" w:cs="Arial"/>
-          <w:color w:val="000000"/>
-          <w:kern w:val="0"/>
+          <w:rFonts w:ascii="Arial Narrow" w:eastAsia="Arial Narrow" w:hAnsi="Arial Narrow" w:cs="Arial Narrow"/>
+          <w:color w:val="000000"/>
+          <w:kern w:val="0"/>
+          <w:sz w:val="22"/>
+          <w:szCs w:val="22"/>
           <w:lang w:val="es-ES" w:eastAsia="es-ES"/>
           <w14:ligatures w14:val="none"/>
         </w:rPr>
@@ -4111,9 +4823,11 @@
       </w:r>
       <w:r>
         <w:rPr>
-          <w:rFonts w:ascii="Arial Narrow" w:eastAsia="Times New Roman" w:hAnsi="Arial Narrow" w:cs="Arial"/>
-          <w:color w:val="000000"/>
-          <w:kern w:val="0"/>
+          <w:rFonts w:ascii="Arial Narrow" w:eastAsia="Arial Narrow" w:hAnsi="Arial Narrow" w:cs="Arial Narrow"/>
+          <w:color w:val="000000"/>
+          <w:kern w:val="0"/>
+          <w:sz w:val="22"/>
+          <w:szCs w:val="22"/>
           <w:lang w:val="es-ES" w:eastAsia="es-ES"/>
           <w14:ligatures w14:val="none"/>
         </w:rPr>
@@ -4129,6 +4843,8 @@
           <w:b/>
           <w:color w:val="000000"/>
           <w:kern w:val="0"/>
+          <w:sz w:val="22"/>
+          <w:szCs w:val="22"/>
           <w:lang w:val="es-ES" w:eastAsia="es-PE"/>
           <w14:ligatures w14:val="none"/>
         </w:rPr>
@@ -4142,6 +4858,8 @@
           <w:rFonts w:ascii="Arial Narrow" w:eastAsia="Arial Narrow" w:hAnsi="Arial Narrow" w:cs="Arial Narrow"/>
           <w:color w:val="000000"/>
           <w:kern w:val="0"/>
+          <w:sz w:val="22"/>
+          <w:szCs w:val="22"/>
           <w:lang w:eastAsia="es-PE"/>
           <w14:ligatures w14:val="none"/>
         </w:rPr>
@@ -4152,6 +4870,8 @@
           <w:b/>
           <w:color w:val="000000"/>
           <w:kern w:val="0"/>
+          <w:sz w:val="22"/>
+          <w:szCs w:val="22"/>
           <w:lang w:eastAsia="es-PE"/>
           <w14:ligatures w14:val="none"/>
         </w:rPr>
@@ -4162,6 +4882,8 @@
           <w:rFonts w:ascii="Arial Narrow" w:eastAsia="Arial Narrow" w:hAnsi="Arial Narrow" w:cs="Arial Narrow"/>
           <w:color w:val="000000"/>
           <w:kern w:val="0"/>
+          <w:sz w:val="22"/>
+          <w:szCs w:val="22"/>
           <w:lang w:eastAsia="es-PE"/>
           <w14:ligatures w14:val="none"/>
         </w:rPr>
@@ -4173,6 +4895,8 @@
           <w:rFonts w:ascii="Arial Narrow" w:eastAsia="Arial Narrow" w:hAnsi="Arial Narrow" w:cs="Arial Narrow"/>
           <w:color w:val="000000"/>
           <w:kern w:val="0"/>
+          <w:sz w:val="22"/>
+          <w:szCs w:val="22"/>
           <w:lang w:eastAsia="es-PE"/>
           <w14:ligatures w14:val="none"/>
         </w:rPr>
@@ -4180,9 +4904,11 @@
       </w:r>
       <w:r>
         <w:rPr>
-          <w:rFonts w:ascii="Arial Narrow" w:eastAsia="Times New Roman" w:hAnsi="Arial Narrow" w:cs="Segoe UI"/>
-          <w:color w:val="000000"/>
-          <w:kern w:val="0"/>
+          <w:rFonts w:ascii="Arial Narrow" w:eastAsia="Arial Narrow" w:hAnsi="Arial Narrow" w:cs="Arial Narrow"/>
+          <w:color w:val="000000"/>
+          <w:kern w:val="0"/>
+          <w:sz w:val="22"/>
+          <w:szCs w:val="22"/>
           <w:lang w:eastAsia="es-PE"/>
           <w14:ligatures w14:val="none"/>
         </w:rPr>
@@ -4193,6 +4919,8 @@
           <w:rFonts w:ascii="Arial Narrow" w:eastAsia="Arial Narrow" w:hAnsi="Arial Narrow" w:cs="Arial Narrow"/>
           <w:color w:val="000000"/>
           <w:kern w:val="0"/>
+          <w:sz w:val="22"/>
+          <w:szCs w:val="22"/>
           <w:lang w:eastAsia="es-PE"/>
           <w14:ligatures w14:val="none"/>
         </w:rPr>
@@ -4201,9 +4929,11 @@
       <w:r>
         <w:rPr>
           <w:rStyle w:val="Refdenotaalpie"/>
-          <w:rFonts w:ascii="Arial Narrow" w:eastAsia="Arial Narrow" w:hAnsi="Arial Narrow" w:cs="Times New Roman"/>
-          <w:color w:val="000000"/>
-          <w:kern w:val="0"/>
+          <w:rFonts w:ascii="Arial Narrow" w:eastAsia="Arial Narrow" w:hAnsi="Arial Narrow" w:cs="Arial Narrow"/>
+          <w:color w:val="000000"/>
+          <w:kern w:val="0"/>
+          <w:sz w:val="22"/>
+          <w:szCs w:val="22"/>
           <w:vertAlign w:val="superscript"/>
           <w:lang w:eastAsia="es-PE"/>
           <w14:ligatures w14:val="none"/>
@@ -4215,6 +4945,8 @@
           <w:rFonts w:ascii="Arial Narrow" w:eastAsia="Arial Narrow" w:hAnsi="Arial Narrow" w:cs="Arial Narrow"/>
           <w:color w:val="000000"/>
           <w:kern w:val="0"/>
+          <w:sz w:val="22"/>
+          <w:szCs w:val="22"/>
           <w:lang w:eastAsia="es-PE"/>
           <w14:ligatures w14:val="none"/>
         </w:rPr>
@@ -4222,9 +4954,11 @@
       </w:r>
       <w:r>
         <w:rPr>
-          <w:rFonts w:ascii="Arial Narrow" w:eastAsia="Times New Roman" w:hAnsi="Arial Narrow" w:cs="Segoe UI"/>
-          <w:color w:val="000000"/>
-          <w:kern w:val="0"/>
+          <w:rFonts w:ascii="Arial Narrow" w:eastAsia="Arial Narrow" w:hAnsi="Arial Narrow" w:cs="Arial Narrow"/>
+          <w:color w:val="000000"/>
+          <w:kern w:val="0"/>
+          <w:sz w:val="22"/>
+          <w:szCs w:val="22"/>
           <w:lang w:eastAsia="es-PE"/>
           <w14:ligatures w14:val="none"/>
         </w:rPr>
@@ -4235,6 +4969,8 @@
           <w:rFonts w:ascii="Arial Narrow" w:eastAsia="Arial Narrow" w:hAnsi="Arial Narrow" w:cs="Arial Narrow"/>
           <w:color w:val="000000"/>
           <w:kern w:val="0"/>
+          <w:sz w:val="22"/>
+          <w:szCs w:val="22"/>
           <w:lang w:eastAsia="es-PE"/>
           <w14:ligatures w14:val="none"/>
         </w:rPr>
@@ -4242,9 +4978,11 @@
       </w:r>
       <w:r>
         <w:rPr>
-          <w:rFonts w:ascii="Arial Narrow" w:eastAsia="Times New Roman" w:hAnsi="Arial Narrow" w:cs="Segoe UI"/>
-          <w:color w:val="000000"/>
-          <w:kern w:val="0"/>
+          <w:rFonts w:ascii="Arial Narrow" w:eastAsia="Arial Narrow" w:hAnsi="Arial Narrow" w:cs="Arial Narrow"/>
+          <w:color w:val="000000"/>
+          <w:kern w:val="0"/>
+          <w:sz w:val="22"/>
+          <w:szCs w:val="22"/>
           <w:lang w:eastAsia="es-PE"/>
           <w14:ligatures w14:val="none"/>
         </w:rPr>
@@ -4255,16 +4993,20 @@
           <w:rFonts w:ascii="Arial Narrow" w:eastAsia="Arial Narrow" w:hAnsi="Arial Narrow" w:cs="Arial Narrow"/>
           <w:color w:val="000000"/>
           <w:kern w:val="0"/>
-          <w:lang w:eastAsia="es-PE"/>
-          <w14:ligatures w14:val="none"/>
-        </w:rPr>
-        <w:t xml:space="preserve"/>
-      </w:r>
-      <w:r>
-        <w:rPr>
-          <w:rFonts w:ascii="Arial Narrow" w:eastAsia="Times New Roman" w:hAnsi="Arial Narrow" w:cs="Segoe UI"/>
-          <w:color w:val="000000"/>
-          <w:kern w:val="0"/>
+          <w:sz w:val="22"/>
+          <w:szCs w:val="22"/>
+          <w:lang w:eastAsia="es-PE"/>
+          <w14:ligatures w14:val="none"/>
+        </w:rPr>
+        <w:t xml:space="preserve"/>
+      </w:r>
+      <w:r>
+        <w:rPr>
+          <w:rFonts w:ascii="Arial Narrow" w:eastAsia="Arial Narrow" w:hAnsi="Arial Narrow" w:cs="Arial Narrow"/>
+          <w:color w:val="000000"/>
+          <w:kern w:val="0"/>
+          <w:sz w:val="22"/>
+          <w:szCs w:val="22"/>
           <w:lang w:eastAsia="es-PE"/>
           <w14:ligatures w14:val="none"/>
         </w:rPr>
@@ -4275,6 +5017,8 @@
           <w:rFonts w:ascii="Arial Narrow" w:eastAsia="Arial Narrow" w:hAnsi="Arial Narrow" w:cs="Arial Narrow"/>
           <w:color w:val="000000"/>
           <w:kern w:val="0"/>
+          <w:sz w:val="22"/>
+          <w:szCs w:val="22"/>
           <w:lang w:eastAsia="es-PE"/>
           <w14:ligatures w14:val="none"/>
         </w:rPr>
@@ -4283,9 +5027,11 @@
       <w:r>
         <w:rPr>
           <w:rStyle w:val="Refdenotaalpie"/>
-          <w:rFonts w:ascii="Arial Narrow" w:eastAsia="Arial Narrow" w:hAnsi="Arial Narrow" w:cs="Times New Roman"/>
-          <w:color w:val="000000"/>
-          <w:kern w:val="0"/>
+          <w:rFonts w:ascii="Arial Narrow" w:eastAsia="Arial Narrow" w:hAnsi="Arial Narrow" w:cs="Arial Narrow"/>
+          <w:color w:val="000000"/>
+          <w:kern w:val="0"/>
+          <w:sz w:val="22"/>
+          <w:szCs w:val="22"/>
           <w:vertAlign w:val="superscript"/>
           <w:lang w:eastAsia="es-PE"/>
           <w14:ligatures w14:val="none"/>
@@ -4297,6 +5043,8 @@
           <w:rFonts w:ascii="Arial Narrow" w:eastAsia="Arial Narrow" w:hAnsi="Arial Narrow" w:cs="Arial Narrow"/>
           <w:color w:val="000000"/>
           <w:kern w:val="0"/>
+          <w:sz w:val="22"/>
+          <w:szCs w:val="22"/>
           <w:lang w:eastAsia="es-PE"/>
           <w14:ligatures w14:val="none"/>
         </w:rPr>
@@ -4308,6 +5056,8 @@
           <w:rFonts w:ascii="Arial Narrow" w:eastAsia="Arial Narrow" w:hAnsi="Arial Narrow" w:cs="Arial Narrow"/>
           <w:color w:val="000000"/>
           <w:kern w:val="0"/>
+          <w:sz w:val="22"/>
+          <w:szCs w:val="22"/>
           <w:lang w:eastAsia="es-PE"/>
           <w14:ligatures w14:val="none"/>
         </w:rPr>
@@ -4316,9 +5066,11 @@
       </w:r>
       <w:r>
         <w:rPr>
-          <w:rFonts w:ascii="Arial Narrow" w:eastAsia="Times New Roman" w:hAnsi="Arial Narrow" w:cs="Segoe UI"/>
-          <w:color w:val="000000"/>
-          <w:kern w:val="0"/>
+          <w:rFonts w:ascii="Arial Narrow" w:eastAsia="Arial Narrow" w:hAnsi="Arial Narrow" w:cs="Arial Narrow"/>
+          <w:color w:val="000000"/>
+          <w:kern w:val="0"/>
+          <w:sz w:val="22"/>
+          <w:szCs w:val="22"/>
           <w:lang w:eastAsia="es-PE"/>
           <w14:ligatures w14:val="none"/>
         </w:rPr>
@@ -4329,6 +5081,8 @@
           <w:rFonts w:ascii="Arial Narrow" w:eastAsia="Arial Narrow" w:hAnsi="Arial Narrow" w:cs="Arial Narrow"/>
           <w:color w:val="000000"/>
           <w:kern w:val="0"/>
+          <w:sz w:val="22"/>
+          <w:szCs w:val="22"/>
           <w:lang w:eastAsia="es-PE"/>
           <w14:ligatures w14:val="none"/>
         </w:rPr>
@@ -4337,9 +5091,11 @@
       <w:r>
         <w:rPr>
           <w:rStyle w:val="Refdenotaalpie"/>
-          <w:rFonts w:ascii="Arial Narrow" w:eastAsia="Arial Narrow" w:hAnsi="Arial Narrow" w:cs="Times New Roman"/>
-          <w:color w:val="000000"/>
-          <w:kern w:val="0"/>
+          <w:rFonts w:ascii="Arial Narrow" w:eastAsia="Arial Narrow" w:hAnsi="Arial Narrow" w:cs="Arial Narrow"/>
+          <w:color w:val="000000"/>
+          <w:kern w:val="0"/>
+          <w:sz w:val="22"/>
+          <w:szCs w:val="22"/>
           <w:vertAlign w:val="superscript"/>
           <w:lang w:eastAsia="es-PE"/>
           <w14:ligatures w14:val="none"/>
@@ -4351,6 +5107,8 @@
           <w:rFonts w:ascii="Arial Narrow" w:eastAsia="Arial Narrow" w:hAnsi="Arial Narrow" w:cs="Arial Narrow"/>
           <w:color w:val="000000"/>
           <w:kern w:val="0"/>
+          <w:sz w:val="22"/>
+          <w:szCs w:val="22"/>
           <w:lang w:eastAsia="es-PE"/>
           <w14:ligatures w14:val="none"/>
         </w:rPr>
@@ -4367,6 +5125,8 @@
           <w:b/>
           <w:color w:val="000000"/>
           <w:kern w:val="0"/>
+          <w:sz w:val="22"/>
+          <w:szCs w:val="22"/>
           <w:lang w:eastAsia="es-PE"/>
           <w14:ligatures w14:val="none"/>
         </w:rPr>
@@ -4381,6 +5141,8 @@
           <w:rFonts w:ascii="Arial Narrow" w:eastAsia="Arial Narrow" w:hAnsi="Arial Narrow" w:cs="Arial Narrow"/>
           <w:color w:val="000000"/>
           <w:kern w:val="0"/>
+          <w:sz w:val="22"/>
+          <w:szCs w:val="22"/>
           <w:lang w:eastAsia="es-PE"/>
           <w14:ligatures w14:val="none"/>
         </w:rPr>
@@ -4391,6 +5153,8 @@
           <w:b/>
           <w:color w:val="000000"/>
           <w:kern w:val="0"/>
+          <w:sz w:val="22"/>
+          <w:szCs w:val="22"/>
           <w:lang w:eastAsia="es-PE"/>
           <w14:ligatures w14:val="none"/>
         </w:rPr>
@@ -4401,16 +5165,20 @@
           <w:rFonts w:ascii="Arial Narrow" w:eastAsia="Arial Narrow" w:hAnsi="Arial Narrow" w:cs="Arial Narrow"/>
           <w:color w:val="000000"/>
           <w:kern w:val="0"/>
-          <w:lang w:eastAsia="es-PE"/>
-          <w14:ligatures w14:val="none"/>
-        </w:rPr>
-        <w:t xml:space="preserve"/>
-      </w:r>
-      <w:r>
-        <w:rPr>
-          <w:rFonts w:ascii="Arial Narrow" w:eastAsia="Times New Roman" w:hAnsi="Arial Narrow" w:cs="Segoe UI"/>
-          <w:color w:val="000000"/>
-          <w:kern w:val="0"/>
+          <w:sz w:val="22"/>
+          <w:szCs w:val="22"/>
+          <w:lang w:eastAsia="es-PE"/>
+          <w14:ligatures w14:val="none"/>
+        </w:rPr>
+        <w:t xml:space="preserve"/>
+      </w:r>
+      <w:r>
+        <w:rPr>
+          <w:rFonts w:ascii="Arial Narrow" w:eastAsia="Arial Narrow" w:hAnsi="Arial Narrow" w:cs="Arial Narrow"/>
+          <w:color w:val="000000"/>
+          <w:kern w:val="0"/>
+          <w:sz w:val="22"/>
+          <w:szCs w:val="22"/>
           <w:lang w:eastAsia="es-PE"/>
           <w14:ligatures w14:val="none"/>
         </w:rPr>
@@ -4421,6 +5189,8 @@
           <w:rFonts w:ascii="Arial Narrow" w:eastAsia="Arial Narrow" w:hAnsi="Arial Narrow" w:cs="Arial Narrow"/>
           <w:color w:val="000000"/>
           <w:kern w:val="0"/>
+          <w:sz w:val="22"/>
+          <w:szCs w:val="22"/>
           <w:lang w:eastAsia="es-PE"/>
           <w14:ligatures w14:val="none"/>
         </w:rPr>
@@ -4436,6 +5206,8 @@
           <w:rFonts w:ascii="Arial Narrow" w:eastAsia="Arial Narrow" w:hAnsi="Arial Narrow" w:cs="Arial Narrow"/>
           <w:color w:val="000000"/>
           <w:kern w:val="0"/>
+          <w:sz w:val="22"/>
+          <w:szCs w:val="22"/>
           <w:lang w:eastAsia="es-PE"/>
           <w14:ligatures w14:val="none"/>
         </w:rPr>
@@ -4447,44 +5219,54 @@
         <w:spacing w:after="0" w:line="240" w:lineRule="auto"/>
         <w:jc w:val="both"/>
         <w:rPr>
-          <w:rFonts w:ascii="Arial Narrow" w:eastAsia="Calibri" w:hAnsi="Arial Narrow" w:cs="Arial"/>
-          <w:kern w:val="0"/>
+          <w:rFonts w:ascii="Arial Narrow" w:eastAsia="Arial Narrow" w:hAnsi="Arial Narrow" w:cs="Arial Narrow"/>
+          <w:kern w:val="0"/>
+          <w:sz w:val="22"/>
+          <w:szCs w:val="22"/>
           <w:u w:val="single"/>
           <w14:ligatures w14:val="none"/>
         </w:rPr>
       </w:pPr>
       <w:r>
         <w:rPr>
-          <w:rFonts w:ascii="Arial Narrow" w:eastAsia="Calibri" w:hAnsi="Arial Narrow" w:cs="Arial"/>
+          <w:rFonts w:ascii="Arial Narrow" w:eastAsia="Arial Narrow" w:hAnsi="Arial Narrow" w:cs="Arial Narrow"/>
           <w:b/>
           <w:bCs/>
           <w:kern w:val="0"/>
           <w14:ligatures w14:val="none"/>
+          <w:sz w:val="22"/>
+          <w:szCs w:val="22"/>
         </w:rPr>
         <w:t>OCTAVO</w:t>
       </w:r>
       <w:r>
         <w:rPr>
-          <w:rFonts w:ascii="Arial Narrow" w:eastAsia="Calibri" w:hAnsi="Arial Narrow" w:cs="Arial"/>
+          <w:rFonts w:ascii="Arial Narrow" w:eastAsia="Arial Narrow" w:hAnsi="Arial Narrow" w:cs="Arial Narrow"/>
           <w:b/>
           <w:kern w:val="0"/>
           <w14:ligatures w14:val="none"/>
+          <w:sz w:val="22"/>
+          <w:szCs w:val="22"/>
         </w:rPr>
         <w:t>:</w:t>
       </w:r>
       <w:r>
         <w:rPr>
-          <w:rFonts w:ascii="Arial Narrow" w:eastAsia="Calibri" w:hAnsi="Arial Narrow" w:cs="Arial"/>
-          <w:kern w:val="0"/>
-          <w14:ligatures w14:val="none"/>
+          <w:rFonts w:ascii="Arial Narrow" w:eastAsia="Arial Narrow" w:hAnsi="Arial Narrow" w:cs="Arial Narrow"/>
+          <w:kern w:val="0"/>
+          <w14:ligatures w14:val="none"/>
+          <w:sz w:val="22"/>
+          <w:szCs w:val="22"/>
         </w:rPr>
         <w:t xml:space="preserve"> comunicar a las partes que, de acuerdo a lo señalado por el artículo 29</w:t>
       </w:r>
       <w:r>
         <w:rPr>
-          <w:rFonts w:ascii="Arial Narrow" w:eastAsia="Times New Roman" w:hAnsi="Arial Narrow" w:cs="Segoe UI"/>
-          <w:color w:val="000000"/>
-          <w:kern w:val="0"/>
+          <w:rFonts w:ascii="Arial Narrow" w:eastAsia="Arial Narrow" w:hAnsi="Arial Narrow" w:cs="Arial Narrow"/>
+          <w:color w:val="000000"/>
+          <w:kern w:val="0"/>
+          <w:sz w:val="22"/>
+          <w:szCs w:val="22"/>
           <w:lang w:eastAsia="es-PE"/>
           <w14:ligatures w14:val="none"/>
         </w:rPr>
@@ -4492,17 +5274,21 @@
       </w:r>
       <w:r>
         <w:rPr>
-          <w:rFonts w:ascii="Arial Narrow" w:eastAsia="Calibri" w:hAnsi="Arial Narrow" w:cs="Arial"/>
-          <w:kern w:val="0"/>
-          <w14:ligatures w14:val="none"/>
+          <w:rFonts w:ascii="Arial Narrow" w:eastAsia="Arial Narrow" w:hAnsi="Arial Narrow" w:cs="Arial Narrow"/>
+          <w:kern w:val="0"/>
+          <w14:ligatures w14:val="none"/>
+          <w:sz w:val="22"/>
+          <w:szCs w:val="22"/>
         </w:rPr>
         <w:t xml:space="preserve"> del Decreto Legislativo 807</w:t>
       </w:r>
       <w:r>
         <w:rPr>
           <w:rStyle w:val="Refdenotaalpie"/>
-          <w:rFonts w:ascii="Arial Narrow" w:eastAsia="Calibri" w:hAnsi="Arial Narrow" w:cs="Arial"/>
-          <w:kern w:val="0"/>
+          <w:rFonts w:ascii="Arial Narrow" w:eastAsia="Arial Narrow" w:hAnsi="Arial Narrow" w:cs="Arial Narrow"/>
+          <w:kern w:val="0"/>
+          <w:sz w:val="22"/>
+          <w:szCs w:val="22"/>
           <w:vertAlign w:val="superscript"/>
           <w14:ligatures w14:val="none"/>
         </w:rPr>
@@ -4510,25 +5296,31 @@
       </w:r>
       <w:r>
         <w:rPr>
-          <w:rFonts w:ascii="Arial Narrow" w:eastAsia="Calibri" w:hAnsi="Arial Narrow" w:cs="Arial"/>
-          <w:kern w:val="0"/>
-          <w14:ligatures w14:val="none"/>
+          <w:rFonts w:ascii="Arial Narrow" w:eastAsia="Arial Narrow" w:hAnsi="Arial Narrow" w:cs="Arial Narrow"/>
+          <w:kern w:val="0"/>
+          <w14:ligatures w14:val="none"/>
+          <w:sz w:val="22"/>
+          <w:szCs w:val="22"/>
         </w:rPr>
         <w:t xml:space="preserve">, hasta antes de la emisión de la Resolución Final tienen la posibilidad de solicitar una audiencia </w:t>
       </w:r>
       <w:r>
         <w:rPr>
-          <w:rFonts w:ascii="Arial Narrow" w:eastAsia="Calibri" w:hAnsi="Arial Narrow" w:cs="Arial"/>
-          <w:kern w:val="0"/>
-          <w14:ligatures w14:val="none"/>
+          <w:rFonts w:ascii="Arial Narrow" w:eastAsia="Arial Narrow" w:hAnsi="Arial Narrow" w:cs="Arial Narrow"/>
+          <w:kern w:val="0"/>
+          <w14:ligatures w14:val="none"/>
+          <w:sz w:val="22"/>
+          <w:szCs w:val="22"/>
         </w:rPr>
         <w:lastRenderedPageBreak/>
         <w:t xml:space="preserve">de conciliación. En caso deleguen a favor de una tercera persona su actuación en la diligencia programada, esta deberá presentar un poder especial con firma legalizada ante Notario Público, donde conste </w:t>
       </w:r>
       <w:r>
         <w:rPr>
-          <w:rFonts w:ascii="Arial Narrow" w:eastAsia="Calibri" w:hAnsi="Arial Narrow" w:cs="Arial"/>
-          <w:kern w:val="0"/>
+          <w:rFonts w:ascii="Arial Narrow" w:eastAsia="Arial Narrow" w:hAnsi="Arial Narrow" w:cs="Arial Narrow"/>
+          <w:kern w:val="0"/>
+          <w:sz w:val="22"/>
+          <w:szCs w:val="22"/>
           <w:u w:val="single"/>
           <w14:ligatures w14:val="none"/>
         </w:rPr>
@@ -4536,27 +5328,33 @@
       </w:r>
       <w:r>
         <w:rPr>
-          <w:rFonts w:ascii="Arial Narrow" w:eastAsia="Calibri" w:hAnsi="Arial Narrow" w:cs="Arial"/>
+          <w:rFonts w:ascii="Arial Narrow" w:eastAsia="Arial Narrow" w:hAnsi="Arial Narrow" w:cs="Arial Narrow"/>
           <w:bCs/>
           <w:kern w:val="0"/>
           <w14:ligatures w14:val="none"/>
+          <w:sz w:val="22"/>
+          <w:szCs w:val="22"/>
         </w:rPr>
         <w:t>.</w:t>
       </w:r>
       <w:r>
         <w:rPr>
-          <w:rFonts w:ascii="Arial Narrow" w:eastAsia="Calibri" w:hAnsi="Arial Narrow" w:cs="Arial"/>
+          <w:rFonts w:ascii="Arial Narrow" w:eastAsia="Arial Narrow" w:hAnsi="Arial Narrow" w:cs="Arial Narrow"/>
           <w:b/>
           <w:bCs/>
           <w:kern w:val="0"/>
           <w14:ligatures w14:val="none"/>
+          <w:sz w:val="22"/>
+          <w:szCs w:val="22"/>
         </w:rPr>
         <w:t xml:space="preserve"> </w:t>
       </w:r>
       <w:r>
         <w:rPr>
-          <w:rFonts w:ascii="Arial Narrow" w:eastAsia="Calibri" w:hAnsi="Arial Narrow" w:cs="Arial"/>
-          <w:kern w:val="0"/>
+          <w:rFonts w:ascii="Arial Narrow" w:eastAsia="Arial Narrow" w:hAnsi="Arial Narrow" w:cs="Arial Narrow"/>
+          <w:kern w:val="0"/>
+          <w:sz w:val="22"/>
+          <w:szCs w:val="22"/>
           <w:u w:val="single"/>
           <w14:ligatures w14:val="none"/>
         </w:rPr>
@@ -4569,8 +5367,10 @@
         <w:spacing w:after="0" w:line="240" w:lineRule="auto"/>
         <w:jc w:val="both"/>
         <w:rPr>
-          <w:rFonts w:ascii="Arial Narrow" w:eastAsia="Calibri" w:hAnsi="Arial Narrow" w:cs="Arial"/>
-          <w:kern w:val="0"/>
+          <w:rFonts w:ascii="Arial Narrow" w:eastAsia="Arial Narrow" w:hAnsi="Arial Narrow" w:cs="Arial Narrow"/>
+          <w:kern w:val="0"/>
+          <w:sz w:val="22"/>
+          <w:szCs w:val="22"/>
           <w:u w:val="single"/>
           <w14:ligatures w14:val="none"/>
         </w:rPr>
@@ -4582,19 +5382,23 @@
         <w:spacing w:after="0" w:line="240" w:lineRule="auto"/>
         <w:jc w:val="both"/>
         <w:rPr>
-          <w:rFonts w:ascii="Arial Narrow" w:eastAsia="Times New Roman" w:hAnsi="Arial Narrow" w:cs="Times New Roman"/>
-          <w:color w:val="000000"/>
-          <w:kern w:val="0"/>
-          <w:lang w:eastAsia="es-PE"/>
-          <w14:ligatures w14:val="none"/>
-        </w:rPr>
-      </w:pPr>
-      <w:r>
-        <w:rPr>
-          <w:rFonts w:ascii="Arial Narrow" w:eastAsia="Times New Roman" w:hAnsi="Arial Narrow" w:cs="Times New Roman"/>
+          <w:rFonts w:ascii="Arial Narrow" w:eastAsia="Arial Narrow" w:hAnsi="Arial Narrow" w:cs="Arial Narrow"/>
+          <w:color w:val="000000"/>
+          <w:kern w:val="0"/>
+          <w:sz w:val="22"/>
+          <w:szCs w:val="22"/>
+          <w:lang w:eastAsia="es-PE"/>
+          <w14:ligatures w14:val="none"/>
+        </w:rPr>
+      </w:pPr>
+      <w:r>
+        <w:rPr>
+          <w:rFonts w:ascii="Arial Narrow" w:eastAsia="Arial Narrow" w:hAnsi="Arial Narrow" w:cs="Arial Narrow"/>
           <w:b/>
           <w:color w:val="000000"/>
           <w:kern w:val="0"/>
+          <w:sz w:val="22"/>
+          <w:szCs w:val="22"/>
           <w:lang w:eastAsia="es-PE"/>
           <w14:ligatures w14:val="none"/>
         </w:rPr>
@@ -4602,9 +5406,11 @@
       </w:r>
       <w:r>
         <w:rPr>
-          <w:rFonts w:ascii="Arial Narrow" w:eastAsia="Times New Roman" w:hAnsi="Arial Narrow" w:cs="Times New Roman"/>
-          <w:color w:val="000000"/>
-          <w:kern w:val="0"/>
+          <w:rFonts w:ascii="Arial Narrow" w:eastAsia="Arial Narrow" w:hAnsi="Arial Narrow" w:cs="Arial Narrow"/>
+          <w:color w:val="000000"/>
+          <w:kern w:val="0"/>
+          <w:sz w:val="22"/>
+          <w:szCs w:val="22"/>
           <w:lang w:eastAsia="es-PE"/>
           <w14:ligatures w14:val="none"/>
         </w:rPr>
@@ -4619,9 +5425,11 @@
         <w:spacing w:after="0" w:line="240" w:lineRule="auto"/>
         <w:jc w:val="both"/>
         <w:rPr>
-          <w:rFonts w:ascii="Arial Narrow" w:eastAsia="Times New Roman" w:hAnsi="Arial Narrow" w:cs="Times New Roman"/>
-          <w:color w:val="000000"/>
-          <w:kern w:val="0"/>
+          <w:rFonts w:ascii="Arial Narrow" w:eastAsia="Arial Narrow" w:hAnsi="Arial Narrow" w:cs="Arial Narrow"/>
+          <w:color w:val="000000"/>
+          <w:kern w:val="0"/>
+          <w:sz w:val="22"/>
+          <w:szCs w:val="22"/>
           <w:lang w:eastAsia="es-PE"/>
           <w14:ligatures w14:val="none"/>
         </w:rPr>
@@ -4633,7 +5441,9 @@
         <w:spacing w:after="0" w:line="240" w:lineRule="auto"/>
         <w:jc w:val="both"/>
         <w:rPr>
-          <w:rFonts w:ascii="Arial Narrow" w:hAnsi="Arial Narrow" w:cs="Arial"/>
+          <w:rFonts w:ascii="Arial Narrow" w:eastAsia="Arial Narrow" w:hAnsi="Arial Narrow" w:cs="Arial Narrow"/>
+          <w:sz w:val="22"/>
+          <w:szCs w:val="22"/>
         </w:rPr>
       </w:pPr>
       <w:r>
@@ -4641,64 +5451,81 @@
           <w:rFonts w:ascii="Arial Narrow" w:eastAsia="Arial Narrow" w:hAnsi="Arial Narrow" w:cs="Arial Narrow"/>
           <w:b/>
           <w:bCs/>
-        </w:rPr>
-        <w:t xml:space="preserve">DÉCIMO: requerir al señor [DENUNCIANTE] para que, dentro del plazo de dos (2) días hábiles siguientes a la fecha en que reciba la notificación en su bandeja de correo electrónico, efectúe la confirmación de recepción de la notificación remitida por este despacho a su correo electrónico, de conformidad con el segundo párrafo del numeral 4 del artículo 20 del Texto Único Ordenado de la Ley del Procedimiento Administrativo General, aprobado mediante Decreto Supremo 006-2026-JUS, bajo apercibimiento de rehacer el acto de notificación y notificarle conforme al numeral 1 del artículo 20 del citado cuerpo normativo.</w:t>
-      </w:r>
-      <w:r>
-        <w:rPr>
-          <w:rFonts w:ascii="Arial Narrow" w:hAnsi="Arial Narrow" w:cs="Arial"/>
-          <w:b/>
+          <w:sz w:val="22"/>
+          <w:szCs w:val="22"/>
+        </w:rPr>
+        <w:t xml:space="preserve">DÉCIMO: </w:t>
+      </w:r>
+      <w:r>
+        <w:rPr>
+          <w:rFonts w:ascii="Arial Narrow" w:eastAsia="Arial Narrow" w:hAnsi="Arial Narrow" w:cs="Arial Narrow"/>
+          <w:sz w:val="22"/>
+          <w:szCs w:val="22"/>
+        </w:rPr>
+        <w:t xml:space="preserve">requerir al señor [DENUNCIANTE] para que, dentro del plazo de dos (2) días hábiles siguientes a la fecha en que reciba la notificación en su bandeja de correo electrónico, efectúe la confirmación de recepción de la notificación remitida por este despacho a su correo electrónico, de conformidad con el segundo párrafo del numeral 4 del artículo 20 del Texto Único Ordenado de la Ley del Procedimiento Administrativo General, aprobado mediante Decreto Supremo 006-2026-JUS, bajo apercibimiento de rehacer el acto de notificación y notificarle conforme al numeral 1 del artículo 20 del citado cuerpo normativo.</w:t>
+      </w:r>
+      <w:r>
+        <w:rPr>
+          <w:rFonts w:ascii="Arial Narrow" w:eastAsia="Arial Narrow" w:hAnsi="Arial Narrow" w:cs="Arial Narrow"/>
           <w:spacing w:val="-3"/>
           <w:kern w:val="0"/>
           <w14:ligatures w14:val="none"/>
+          <w:sz w:val="22"/>
+          <w:szCs w:val="22"/>
         </w:rPr>
         <w:t/>
       </w:r>
       <w:r>
         <w:rPr>
-          <w:rFonts w:ascii="Arial Narrow" w:hAnsi="Arial Narrow" w:cs="Arial"/>
-          <w:bCs/>
+          <w:rFonts w:ascii="Arial Narrow" w:eastAsia="Arial Narrow" w:hAnsi="Arial Narrow" w:cs="Arial Narrow"/>
           <w:spacing w:val="-3"/>
           <w:kern w:val="0"/>
           <w14:ligatures w14:val="none"/>
-        </w:rPr>
-        <w:t xml:space="preserve"/>
-      </w:r>
-      <w:r>
-        <w:rPr>
-          <w:rFonts w:ascii="Arial Narrow" w:hAnsi="Arial Narrow" w:cs="Arial"/>
-          <w:bCs/>
+          <w:sz w:val="22"/>
+          <w:szCs w:val="22"/>
+        </w:rPr>
+        <w:t xml:space="preserve"/>
+      </w:r>
+      <w:r>
+        <w:rPr>
+          <w:rFonts w:ascii="Arial Narrow" w:eastAsia="Arial Narrow" w:hAnsi="Arial Narrow" w:cs="Arial Narrow"/>
           <w:spacing w:val="-3"/>
           <w:kern w:val="0"/>
           <w14:ligatures w14:val="none"/>
-        </w:rPr>
-        <w:t xml:space="preserve"/>
-      </w:r>
-      <w:r>
-        <w:rPr>
-          <w:rFonts w:ascii="Arial Narrow" w:hAnsi="Arial Narrow" w:cs="Arial"/>
-          <w:bCs/>
+          <w:sz w:val="22"/>
+          <w:szCs w:val="22"/>
+        </w:rPr>
+        <w:t xml:space="preserve"/>
+      </w:r>
+      <w:r>
+        <w:rPr>
+          <w:rFonts w:ascii="Arial Narrow" w:eastAsia="Arial Narrow" w:hAnsi="Arial Narrow" w:cs="Arial Narrow"/>
           <w:spacing w:val="-3"/>
           <w:kern w:val="0"/>
           <w14:ligatures w14:val="none"/>
+          <w:sz w:val="22"/>
+          <w:szCs w:val="22"/>
         </w:rPr>
         <w:t/>
       </w:r>
       <w:r>
         <w:rPr>
-          <w:rFonts w:ascii="Arial Narrow" w:hAnsi="Arial Narrow" w:cs="Arial"/>
-          <w:bCs/>
+          <w:rFonts w:ascii="Arial Narrow" w:eastAsia="Arial Narrow" w:hAnsi="Arial Narrow" w:cs="Arial Narrow"/>
           <w:spacing w:val="-3"/>
           <w:kern w:val="0"/>
           <w14:ligatures w14:val="none"/>
-        </w:rPr>
-        <w:t xml:space="preserve"/>
-      </w:r>
-      <w:r>
-        <w:rPr>
-          <w:rFonts w:ascii="Arial Narrow" w:eastAsia="Times New Roman" w:hAnsi="Arial Narrow" w:cs="Times New Roman"/>
-          <w:color w:val="000000"/>
-          <w:kern w:val="0"/>
+          <w:sz w:val="22"/>
+          <w:szCs w:val="22"/>
+        </w:rPr>
+        <w:t xml:space="preserve"/>
+      </w:r>
+      <w:r>
+        <w:rPr>
+          <w:rFonts w:ascii="Arial Narrow" w:eastAsia="Arial Narrow" w:hAnsi="Arial Narrow" w:cs="Arial Narrow"/>
+          <w:color w:val="000000"/>
+          <w:kern w:val="0"/>
+          <w:sz w:val="22"/>
+          <w:szCs w:val="22"/>
           <w:shd w:val="clear" w:color="auto" w:fill="FFFFFF"/>
           <w:lang w:eastAsia="es-PE"/>
           <w14:ligatures w14:val="none"/>
@@ -4707,9 +5534,11 @@
       </w:r>
       <w:r>
         <w:rPr>
-          <w:rFonts w:ascii="Arial Narrow" w:eastAsia="Times New Roman" w:hAnsi="Arial Narrow" w:cs="Times New Roman"/>
-          <w:color w:val="000000"/>
-          <w:kern w:val="0"/>
+          <w:rFonts w:ascii="Arial Narrow" w:eastAsia="Arial Narrow" w:hAnsi="Arial Narrow" w:cs="Arial Narrow"/>
+          <w:color w:val="000000"/>
+          <w:kern w:val="0"/>
+          <w:sz w:val="22"/>
+          <w:szCs w:val="22"/>
           <w:shd w:val="clear" w:color="auto" w:fill="FFFFFF"/>
           <w:lang w:eastAsia="es-PE"/>
           <w14:ligatures w14:val="none"/>
@@ -4718,9 +5547,11 @@
       </w:r>
       <w:r>
         <w:rPr>
-          <w:rFonts w:ascii="Arial Narrow" w:eastAsia="Times New Roman" w:hAnsi="Arial Narrow" w:cs="Times New Roman"/>
-          <w:color w:val="000000"/>
-          <w:kern w:val="0"/>
+          <w:rFonts w:ascii="Arial Narrow" w:eastAsia="Arial Narrow" w:hAnsi="Arial Narrow" w:cs="Arial Narrow"/>
+          <w:color w:val="000000"/>
+          <w:kern w:val="0"/>
+          <w:sz w:val="22"/>
+          <w:szCs w:val="22"/>
           <w:shd w:val="clear" w:color="auto" w:fill="FFFFFF"/>
           <w:lang w:eastAsia="es-PE"/>
           <w14:ligatures w14:val="none"/>
@@ -4729,23 +5560,29 @@
       </w:r>
       <w:r>
         <w:rPr>
-          <w:rFonts w:ascii="Arial Narrow" w:hAnsi="Arial Narrow"/>
-          <w:color w:val="000000"/>
+          <w:rFonts w:ascii="Arial Narrow" w:eastAsia="Arial Narrow" w:hAnsi="Arial Narrow" w:cs="Arial Narrow"/>
+          <w:color w:val="000000"/>
+          <w:sz w:val="22"/>
+          <w:szCs w:val="22"/>
         </w:rPr>
         <w:t/>
       </w:r>
       <w:r>
         <w:rPr>
-          <w:rFonts w:ascii="Arial Narrow" w:hAnsi="Arial Narrow"/>
-          <w:color w:val="000000"/>
-        </w:rPr>
-        <w:t xml:space="preserve"/>
-      </w:r>
-      <w:r>
-        <w:rPr>
-          <w:rFonts w:ascii="Arial Narrow" w:eastAsia="Times New Roman" w:hAnsi="Arial Narrow" w:cs="Segoe UI"/>
-          <w:color w:val="000000"/>
-          <w:kern w:val="0"/>
+          <w:rFonts w:ascii="Arial Narrow" w:eastAsia="Arial Narrow" w:hAnsi="Arial Narrow" w:cs="Arial Narrow"/>
+          <w:color w:val="000000"/>
+          <w:sz w:val="22"/>
+          <w:szCs w:val="22"/>
+        </w:rPr>
+        <w:t xml:space="preserve"/>
+      </w:r>
+      <w:r>
+        <w:rPr>
+          <w:rFonts w:ascii="Arial Narrow" w:eastAsia="Arial Narrow" w:hAnsi="Arial Narrow" w:cs="Arial Narrow"/>
+          <w:color w:val="000000"/>
+          <w:kern w:val="0"/>
+          <w:sz w:val="22"/>
+          <w:szCs w:val="22"/>
           <w:lang w:eastAsia="es-PE"/>
           <w14:ligatures w14:val="none"/>
         </w:rPr>
@@ -4753,16 +5590,20 @@
       </w:r>
       <w:r>
         <w:rPr>
-          <w:rFonts w:ascii="Arial Narrow" w:hAnsi="Arial Narrow"/>
-          <w:color w:val="000000"/>
-        </w:rPr>
-        <w:t xml:space="preserve"/>
-      </w:r>
-      <w:r>
-        <w:rPr>
-          <w:rFonts w:ascii="Arial Narrow" w:eastAsia="Times New Roman" w:hAnsi="Arial Narrow" w:cs="Segoe UI"/>
-          <w:color w:val="000000"/>
-          <w:kern w:val="0"/>
+          <w:rFonts w:ascii="Arial Narrow" w:eastAsia="Arial Narrow" w:hAnsi="Arial Narrow" w:cs="Arial Narrow"/>
+          <w:color w:val="000000"/>
+          <w:sz w:val="22"/>
+          <w:szCs w:val="22"/>
+        </w:rPr>
+        <w:t xml:space="preserve"/>
+      </w:r>
+      <w:r>
+        <w:rPr>
+          <w:rFonts w:ascii="Arial Narrow" w:eastAsia="Arial Narrow" w:hAnsi="Arial Narrow" w:cs="Arial Narrow"/>
+          <w:color w:val="000000"/>
+          <w:kern w:val="0"/>
+          <w:sz w:val="22"/>
+          <w:szCs w:val="22"/>
           <w:lang w:eastAsia="es-PE"/>
           <w14:ligatures w14:val="none"/>
         </w:rPr>
@@ -4770,30 +5611,38 @@
       </w:r>
       <w:r>
         <w:rPr>
-          <w:rFonts w:ascii="Arial Narrow" w:hAnsi="Arial Narrow"/>
-          <w:color w:val="000000"/>
+          <w:rFonts w:ascii="Arial Narrow" w:eastAsia="Arial Narrow" w:hAnsi="Arial Narrow" w:cs="Arial Narrow"/>
+          <w:color w:val="000000"/>
+          <w:sz w:val="22"/>
+          <w:szCs w:val="22"/>
         </w:rPr>
         <w:t xml:space="preserve"/>
       </w:r>
       <w:bookmarkStart w:id="23" w:name="_Hlk214964186"/>
       <w:r>
         <w:rPr>
-          <w:rFonts w:ascii="Arial Narrow" w:hAnsi="Arial Narrow"/>
-          <w:color w:val="000000"/>
+          <w:rFonts w:ascii="Arial Narrow" w:eastAsia="Arial Narrow" w:hAnsi="Arial Narrow" w:cs="Arial Narrow"/>
+          <w:color w:val="000000"/>
+          <w:sz w:val="22"/>
+          <w:szCs w:val="22"/>
         </w:rPr>
         <w:t/>
       </w:r>
       <w:r>
         <w:rPr>
           <w:rStyle w:val="Refdenotaalpie"/>
-          <w:rFonts w:ascii="Arial Narrow" w:hAnsi="Arial Narrow"/>
+          <w:rFonts w:ascii="Arial Narrow" w:eastAsia="Arial Narrow" w:hAnsi="Arial Narrow" w:cs="Arial Narrow"/>
+          <w:sz w:val="22"/>
+          <w:szCs w:val="22"/>
           <w:vertAlign w:val="superscript"/>
         </w:rPr>
         <w:footnoteReference w:id="12"/>
       </w:r>
       <w:r>
         <w:rPr>
-          <w:rFonts w:ascii="Arial Narrow" w:hAnsi="Arial Narrow" w:cs="Arial"/>
+          <w:rFonts w:ascii="Arial Narrow" w:eastAsia="Arial Narrow" w:hAnsi="Arial Narrow" w:cs="Arial Narrow"/>
+          <w:sz w:val="22"/>
+          <w:szCs w:val="22"/>
         </w:rPr>
         <w:t/>
       </w:r>
@@ -4805,7 +5654,9 @@
         <w:spacing w:after="0" w:line="240" w:lineRule="auto"/>
         <w:jc w:val="both"/>
         <w:rPr>
-          <w:rFonts w:ascii="Arial Narrow" w:hAnsi="Arial Narrow" w:cs="Arial"/>
+          <w:rFonts w:ascii="Arial Narrow" w:eastAsia="Arial Narrow" w:hAnsi="Arial Narrow" w:cs="Arial Narrow"/>
+          <w:sz w:val="22"/>
+          <w:szCs w:val="22"/>
         </w:rPr>
       </w:pPr>
     </w:p>
@@ -4815,7 +5666,9 @@
         <w:spacing w:line="240" w:lineRule="auto"/>
         <w:jc w:val="both"/>
         <w:rPr>
-          <w:rFonts w:ascii="Arial Narrow" w:hAnsi="Arial Narrow" w:cs="Arial"/>
+          <w:rFonts w:ascii="Arial Narrow" w:eastAsia="Arial Narrow" w:hAnsi="Arial Narrow" w:cs="Arial Narrow"/>
+          <w:sz w:val="22"/>
+          <w:szCs w:val="22"/>
         </w:rPr>
       </w:pPr>
       <w:r>
@@ -4823,156 +5676,223 @@
           <w:rFonts w:ascii="Arial Narrow" w:eastAsia="Arial Narrow" w:hAnsi="Arial Narrow" w:cs="Arial Narrow"/>
           <w:b/>
           <w:bCs/>
-        </w:rPr>
-        <w:t xml:space="preserve">DÉCIMO PRIMERO: requerir a Quálitas Compañía de Seguros S.A. para que efectúe el acuse de recibo mediante la confirmación de recepción de la notificación remitida por este despacho a su Casilla Electrónica, dentro [APELLIDO] cinco (5) primeros días hábiles siguientes a la fecha en que recibe la notificación.</w:t>
-      </w:r>
-      <w:r>
+          <w:sz w:val="22"/>
+          <w:szCs w:val="22"/>
+        </w:rPr>
+        <w:t xml:space="preserve">DÉCIMO PRIMERO: </w:t>
+      </w:r>
+      <w:r>
+        <w:rPr>
+          <w:rFonts w:ascii="Arial Narrow" w:eastAsia="Arial Narrow" w:hAnsi="Arial Narrow" w:cs="Arial Narrow"/>
+          <w:sz w:val="22"/>
+          <w:szCs w:val="22"/>
+        </w:rPr>
+        <w:t xml:space="preserve">requerir a Quálitas Compañía de Seguros S.A. para que efectúe el acuse de recibo mediante la confirmación de recepción de la notificación remitida por este despacho a su Casilla Electrónica, dentro [APELLIDO] cinco (5) primeros días hábiles siguientes a la fecha en que recibe la notificación.</w:t>
+      </w:r>
+      <w:r>
+        <w:rPr>
+          <w:rFonts w:ascii="Arial Narrow" w:eastAsia="Arial Narrow" w:hAnsi="Arial Narrow" w:cs="Arial Narrow"/>
+          <w:sz w:val="22"/>
+          <w:szCs w:val="22"/>
+        </w:rPr>
+        <w:t/>
+      </w:r>
+      <w:r>
+        <w:rPr>
+          <w:rFonts w:ascii="Arial Narrow" w:eastAsia="Arial Narrow" w:hAnsi="Arial Narrow" w:cs="Arial Narrow"/>
+          <w:sz w:val="22"/>
+          <w:szCs w:val="22"/>
+        </w:rPr>
+        <w:t/>
+      </w:r>
+      <w:r>
+        <w:rPr>
+          <w:rFonts w:ascii="Arial Narrow" w:eastAsia="Arial Narrow" w:hAnsi="Arial Narrow" w:cs="Arial Narrow"/>
+          <w:sz w:val="22"/>
+          <w:szCs w:val="22"/>
+        </w:rPr>
+        <w:t xml:space="preserve"/>
+      </w:r>
+      <w:r>
+        <w:rPr>
+          <w:rFonts w:ascii="Arial Narrow" w:eastAsia="Arial Narrow" w:hAnsi="Arial Narrow" w:cs="Arial Narrow"/>
+          <w:color w:val="000000"/>
+          <w:sz w:val="22"/>
+          <w:szCs w:val="22"/>
+        </w:rPr>
+        <w:t xml:space="preserve"/>
+      </w:r>
+      <w:proofErr w:type="spellStart"/>
+      <w:r>
+        <w:rPr>
+          <w:rFonts w:ascii="Arial Narrow" w:eastAsia="Arial Narrow" w:hAnsi="Arial Narrow" w:cs="Arial Narrow"/>
+          <w:sz w:val="22"/>
+          <w:szCs w:val="22"/>
+        </w:rPr>
+        <w:t/>
+      </w:r>
+      <w:proofErr w:type="spellEnd"/>
+      <w:r>
+        <w:rPr>
+          <w:rFonts w:ascii="Arial Narrow" w:eastAsia="Arial Narrow" w:hAnsi="Arial Narrow" w:cs="Arial Narrow"/>
+          <w:sz w:val="22"/>
+          <w:szCs w:val="22"/>
+        </w:rPr>
+        <w:t xml:space="preserve"/>
+      </w:r>
+      <w:r>
+        <w:rPr>
+          <w:rFonts w:ascii="Arial Narrow" w:eastAsia="Arial Narrow" w:hAnsi="Arial Narrow" w:cs="Arial Narrow"/>
+          <w:sz w:val="22"/>
+          <w:szCs w:val="22"/>
+          <w:shd w:val="clear" w:color="auto" w:fill="FFFFFF"/>
+        </w:rPr>
+        <w:t xml:space="preserve"/>
+      </w:r>
+      <w:r>
+        <w:rPr>
+          <w:rFonts w:ascii="Arial Narrow" w:eastAsia="Arial Narrow" w:hAnsi="Arial Narrow" w:cs="Arial Narrow"/>
+          <w:sz w:val="22"/>
+          <w:szCs w:val="22"/>
+          <w:shd w:val="clear" w:color="auto" w:fill="FFFFFF"/>
+        </w:rPr>
+        <w:t xml:space="preserve"/>
+      </w:r>
+      <w:r>
+        <w:rPr>
+          <w:rFonts w:ascii="Arial Narrow" w:eastAsia="Arial Narrow" w:hAnsi="Arial Narrow" w:cs="Arial Narrow"/>
+          <w:sz w:val="22"/>
+          <w:szCs w:val="22"/>
+        </w:rPr>
+        <w:t/>
+      </w:r>
+      <w:r>
+        <w:rPr>
+          <w:rFonts w:ascii="Arial Narrow" w:eastAsia="Arial Narrow" w:hAnsi="Arial Narrow" w:cs="Arial Narrow"/>
+          <w:sz w:val="22"/>
+          <w:szCs w:val="22"/>
+        </w:rPr>
+        <w:t xml:space="preserve"/>
+      </w:r>
+      <w:bookmarkStart w:id="24" w:name="_Hlk198890962"/>
+    </w:p>
+    <w:p>
+      <w:pPr>
+        <w:suppressAutoHyphens/>
+        <w:spacing w:after="0" w:line="240" w:lineRule="auto"/>
+        <w:jc w:val="both"/>
+        <w:rPr>
+          <w:rFonts w:ascii="Arial Narrow" w:eastAsia="Arial Narrow" w:hAnsi="Arial Narrow" w:cs="Arial Narrow"/>
+          <w:bCs/>
+          <w:sz w:val="22"/>
+          <w:szCs w:val="22"/>
+        </w:rPr>
+      </w:pPr>
+    </w:p>
+    <w:bookmarkEnd w:id="24"/>
+    <w:p>
+      <w:pPr>
+        <w:suppressAutoHyphens/>
+        <w:spacing w:after="0" w:line="240" w:lineRule="auto"/>
+        <w:jc w:val="both"/>
+        <w:rPr>
+          <w:rFonts w:ascii="Arial Narrow" w:eastAsia="Arial Narrow" w:hAnsi="Arial Narrow" w:cs="Arial Narrow"/>
+          <w:sz w:val="22"/>
+          <w:szCs w:val="22"/>
+        </w:rPr>
+      </w:pPr>
+    </w:p>
+    <w:p>
+      <w:pPr>
+        <w:spacing w:after="0" w:line="240" w:lineRule="auto"/>
+        <w:jc w:val="both"/>
+        <w:rPr>
+          <w:rFonts w:ascii="Arial Narrow" w:eastAsia="Arial Narrow" w:hAnsi="Arial Narrow" w:cs="Arial Narrow"/>
+          <w:b/>
+          <w:color w:val="000000"/>
+          <w:kern w:val="0"/>
+          <w:sz w:val="22"/>
+          <w:szCs w:val="22"/>
+          <w:lang w:eastAsia="es-PE"/>
+          <w14:ligatures w14:val="none"/>
+        </w:rPr>
+      </w:pPr>
+    </w:p>
+    <w:bookmarkEnd w:id="0"/>
+    <w:p>
+      <w:pPr>
+        <w:spacing w:after="0" w:line="240" w:lineRule="auto"/>
+        <w:jc w:val="both"/>
+        <w:rPr>
+          <w:rFonts w:ascii="Arial Narrow" w:eastAsia="Arial Narrow" w:hAnsi="Arial Narrow" w:cs="Arial Narrow"/>
+          <w:b/>
+          <w:color w:val="000000"/>
+          <w:kern w:val="0"/>
+          <w:sz w:val="22"/>
+          <w:szCs w:val="22"/>
+          <w:lang w:val="es-ES" w:eastAsia="es-PE"/>
+          <w14:ligatures w14:val="none"/>
+        </w:rPr>
+      </w:pPr>
+    </w:p>
+    <w:p>
+      <w:pPr>
+        <w:spacing w:after="0" w:line="240" w:lineRule="auto"/>
+        <w:jc w:val="center"/>
+        <w:rPr>
+          <w:rFonts w:ascii="Arial Narrow" w:eastAsia="Arial Narrow" w:hAnsi="Arial Narrow" w:cs="Arial Narrow"/>
+          <w:b/>
+          <w:color w:val="000000"/>
+          <w:kern w:val="0"/>
+          <w:sz w:val="22"/>
+          <w:szCs w:val="22"/>
+          <w:lang w:eastAsia="es-PE"/>
+          <w14:ligatures w14:val="none"/>
+        </w:rPr>
+      </w:pPr>
+      <w:r>
+        <w:rPr>
+          <w:rFonts w:ascii="Arial Narrow" w:eastAsia="Arial Narrow" w:hAnsi="Arial Narrow" w:cs="Arial Narrow"/>
+          <w:b/>
+          <w:color w:val="000000"/>
+          <w:kern w:val="0"/>
+          <w:sz w:val="22"/>
+          <w:szCs w:val="22"/>
+          <w:lang w:eastAsia="es-PE"/>
+          <w14:ligatures w14:val="none"/>
+        </w:rPr>
+        <w:t>Firmado digitalmente por</w:t>
+      </w:r>
+    </w:p>
+    <w:p>
+      <w:pPr>
+        <w:spacing w:after="0" w:line="240" w:lineRule="auto"/>
+        <w:jc w:val="center"/>
         <w:rPr>
           <w:rFonts w:ascii="Arial Narrow" w:eastAsia="Arial Narrow" w:hAnsi="Arial Narrow" w:cs="Arial Narrow"/>
           <w:b/>
           <w:bCs/>
-        </w:rPr>
-        <w:t/>
-      </w:r>
+          <w:color w:val="000000"/>
+          <w:kern w:val="0"/>
+          <w:sz w:val="22"/>
+          <w:szCs w:val="22"/>
+          <w:lang w:eastAsia="es-PE"/>
+          <w14:ligatures w14:val="none"/>
+        </w:rPr>
+      </w:pPr>
       <w:r>
         <w:rPr>
           <w:rFonts w:ascii="Arial Narrow" w:eastAsia="Arial Narrow" w:hAnsi="Arial Narrow" w:cs="Arial Narrow"/>
           <w:b/>
           <w:bCs/>
-        </w:rPr>
-        <w:t/>
-      </w:r>
-      <w:r>
-        <w:rPr>
-          <w:rFonts w:ascii="Arial Narrow" w:eastAsia="Arial Narrow" w:hAnsi="Arial Narrow" w:cs="Arial Narrow"/>
-        </w:rPr>
-        <w:t xml:space="preserve"/>
-      </w:r>
-      <w:r>
-        <w:rPr>
-          <w:rFonts w:ascii="Arial Narrow" w:hAnsi="Arial Narrow"/>
-          <w:color w:val="000000"/>
-        </w:rPr>
-        <w:t xml:space="preserve"/>
-      </w:r>
-      <w:proofErr w:type="spellStart"/>
-      <w:r>
-        <w:rPr>
-          <w:rFonts w:ascii="Arial Narrow" w:eastAsia="Arial Narrow" w:hAnsi="Arial Narrow" w:cs="Arial Narrow"/>
-          <w:bCs/>
-        </w:rPr>
-        <w:t/>
-      </w:r>
-      <w:proofErr w:type="spellEnd"/>
-      <w:r>
-        <w:rPr>
-          <w:rFonts w:ascii="Arial Narrow" w:eastAsia="Arial Narrow" w:hAnsi="Arial Narrow" w:cs="Arial Narrow"/>
-          <w:bCs/>
-        </w:rPr>
-        <w:t xml:space="preserve"/>
-      </w:r>
-      <w:r>
-        <w:rPr>
-          <w:rFonts w:ascii="Arial Narrow" w:hAnsi="Arial Narrow"/>
-          <w:shd w:val="clear" w:color="auto" w:fill="FFFFFF"/>
-        </w:rPr>
-        <w:t xml:space="preserve"/>
-      </w:r>
-      <w:r>
-        <w:rPr>
-          <w:rFonts w:ascii="Arial Narrow" w:hAnsi="Arial Narrow"/>
-          <w:shd w:val="clear" w:color="auto" w:fill="FFFFFF"/>
-        </w:rPr>
-        <w:t xml:space="preserve"/>
-      </w:r>
-      <w:r>
-        <w:rPr>
-          <w:rFonts w:ascii="Arial Narrow" w:eastAsia="Calibri" w:hAnsi="Arial Narrow"/>
-        </w:rPr>
-        <w:t/>
-      </w:r>
-      <w:r>
-        <w:rPr>
-          <w:rFonts w:ascii="Arial Narrow" w:eastAsia="Calibri" w:hAnsi="Arial Narrow"/>
-        </w:rPr>
-        <w:t xml:space="preserve"/>
-      </w:r>
-      <w:bookmarkStart w:id="24" w:name="_Hlk198890962"/>
-    </w:p>
-    <w:p>
-      <w:pPr>
-        <w:suppressAutoHyphens/>
-        <w:spacing w:after="0" w:line="240" w:lineRule="auto"/>
-        <w:jc w:val="both"/>
-        <w:rPr>
-          <w:rFonts w:ascii="Arial Narrow" w:hAnsi="Arial Narrow" w:cs="Arial"/>
-          <w:bCs/>
-        </w:rPr>
-      </w:pPr>
-    </w:p>
-    <w:bookmarkEnd w:id="24"/>
-    <w:p>
-      <w:pPr>
-        <w:suppressAutoHyphens/>
-        <w:spacing w:after="0" w:line="240" w:lineRule="auto"/>
-        <w:jc w:val="both"/>
-        <w:rPr>
-          <w:rFonts w:ascii="Arial Narrow" w:hAnsi="Arial Narrow" w:cs="Arial"/>
-        </w:rPr>
-      </w:pPr>
-    </w:p>
-    <w:p>
-      <w:pPr>
-        <w:spacing w:after="0" w:line="240" w:lineRule="auto"/>
-        <w:jc w:val="both"/>
-        <w:rPr>
-          <w:rFonts w:ascii="Arial Narrow" w:eastAsia="Arial Narrow" w:hAnsi="Arial Narrow" w:cs="Arial Narrow"/>
-          <w:b/>
-          <w:color w:val="000000"/>
-          <w:kern w:val="0"/>
-          <w:lang w:eastAsia="es-PE"/>
-          <w14:ligatures w14:val="none"/>
-        </w:rPr>
-      </w:pPr>
-    </w:p>
-    <w:bookmarkEnd w:id="0"/>
-    <w:p>
-      <w:pPr>
-        <w:spacing w:after="0" w:line="240" w:lineRule="auto"/>
-        <w:jc w:val="both"/>
-        <w:rPr>
-          <w:rFonts w:ascii="Arial Narrow" w:eastAsia="Arial Narrow" w:hAnsi="Arial Narrow" w:cs="Arial Narrow"/>
-          <w:b/>
-          <w:color w:val="000000"/>
-          <w:kern w:val="0"/>
-          <w:lang w:val="es-ES" w:eastAsia="es-PE"/>
-          <w14:ligatures w14:val="none"/>
-        </w:rPr>
-      </w:pPr>
-    </w:p>
-    <w:p>
-      <w:pPr>
-        <w:spacing w:after="0" w:line="240" w:lineRule="auto"/>
-        <w:jc w:val="center"/>
-        <w:rPr>
-          <w:rFonts w:ascii="Arial Narrow" w:eastAsia="Arial Narrow" w:hAnsi="Arial Narrow" w:cs="Arial Narrow"/>
-          <w:b/>
-          <w:color w:val="000000"/>
-          <w:kern w:val="0"/>
-          <w:lang w:eastAsia="es-PE"/>
-          <w14:ligatures w14:val="none"/>
-        </w:rPr>
-      </w:pPr>
-      <w:r>
-        <w:rPr>
-          <w:rFonts w:ascii="Arial Narrow" w:eastAsia="Arial Narrow" w:hAnsi="Arial Narrow" w:cs="Arial Narrow"/>
-          <w:b/>
-          <w:color w:val="000000"/>
-          <w:kern w:val="0"/>
-          <w:lang w:eastAsia="es-PE"/>
-          <w14:ligatures w14:val="none"/>
-        </w:rPr>
-        <w:t>Firmado digitalmente por</w:t>
+          <w:color w:val="000000"/>
+          <w:kern w:val="0"/>
+          <w:sz w:val="22"/>
+          <w:szCs w:val="22"/>
+          <w:lang w:eastAsia="es-PE"/>
+          <w14:ligatures w14:val="none"/>
+        </w:rPr>
+        <w:t>EVELING ROA QUISPE</w:t>
       </w:r>
     </w:p>
     <w:p>
@@ -4985,6 +5905,8 @@
           <w:bCs/>
           <w:color w:val="000000"/>
           <w:kern w:val="0"/>
+          <w:sz w:val="22"/>
+          <w:szCs w:val="22"/>
           <w:lang w:eastAsia="es-PE"/>
           <w14:ligatures w14:val="none"/>
         </w:rPr>
@@ -4996,10 +5918,12 @@
           <w:bCs/>
           <w:color w:val="000000"/>
           <w:kern w:val="0"/>
-          <w:lang w:eastAsia="es-PE"/>
-          <w14:ligatures w14:val="none"/>
-        </w:rPr>
-        <w:t>EVELING ROA QUISPE</w:t>
+          <w:sz w:val="22"/>
+          <w:szCs w:val="22"/>
+          <w:lang w:eastAsia="es-PE"/>
+          <w14:ligatures w14:val="none"/>
+        </w:rPr>
+        <w:t>Secretaria Técnica</w:t>
       </w:r>
     </w:p>
     <w:p>
@@ -5012,6 +5936,8 @@
           <w:bCs/>
           <w:color w:val="000000"/>
           <w:kern w:val="0"/>
+          <w:sz w:val="22"/>
+          <w:szCs w:val="22"/>
           <w:lang w:eastAsia="es-PE"/>
           <w14:ligatures w14:val="none"/>
         </w:rPr>
@@ -5023,66 +5949,43 @@
           <w:bCs/>
           <w:color w:val="000000"/>
           <w:kern w:val="0"/>
-          <w:lang w:eastAsia="es-PE"/>
-          <w14:ligatures w14:val="none"/>
-        </w:rPr>
-        <w:t>Secretaria Técnica</w:t>
-      </w:r>
-    </w:p>
-    <w:p>
-      <w:pPr>
-        <w:spacing w:after="0" w:line="240" w:lineRule="auto"/>
-        <w:jc w:val="center"/>
+          <w:sz w:val="22"/>
+          <w:szCs w:val="22"/>
+          <w:lang w:eastAsia="es-PE"/>
+          <w14:ligatures w14:val="none"/>
+        </w:rPr>
+        <w:t>Comisión de Protección al Consumidor 1</w:t>
+      </w:r>
+    </w:p>
+    <w:p>
+      <w:pPr>
+        <w:spacing w:after="0" w:line="240" w:lineRule="auto"/>
+        <w:jc w:val="both"/>
         <w:rPr>
           <w:rFonts w:ascii="Arial Narrow" w:eastAsia="Arial Narrow" w:hAnsi="Arial Narrow" w:cs="Arial Narrow"/>
           <w:b/>
-          <w:bCs/>
-          <w:color w:val="000000"/>
-          <w:kern w:val="0"/>
-          <w:lang w:eastAsia="es-PE"/>
-          <w14:ligatures w14:val="none"/>
-        </w:rPr>
-      </w:pPr>
-      <w:r>
-        <w:rPr>
-          <w:rFonts w:ascii="Arial Narrow" w:eastAsia="Arial Narrow" w:hAnsi="Arial Narrow" w:cs="Arial Narrow"/>
-          <w:b/>
-          <w:bCs/>
-          <w:color w:val="000000"/>
-          <w:kern w:val="0"/>
-          <w:lang w:eastAsia="es-PE"/>
-          <w14:ligatures w14:val="none"/>
-        </w:rPr>
-        <w:t>Comisión de Protección al Consumidor 1</w:t>
-      </w:r>
-    </w:p>
-    <w:p>
-      <w:pPr>
-        <w:spacing w:after="0" w:line="240" w:lineRule="auto"/>
-        <w:jc w:val="both"/>
-        <w:rPr>
-          <w:rFonts w:ascii="Arial Narrow" w:eastAsia="Arial Narrow" w:hAnsi="Arial Narrow" w:cs="Arial Narrow"/>
-          <w:b/>
-          <w:color w:val="000000"/>
-          <w:kern w:val="0"/>
-          <w:lang w:eastAsia="es-PE"/>
-          <w14:ligatures w14:val="none"/>
-        </w:rPr>
-      </w:pPr>
-    </w:p>
-    <w:p>
-      <w:pPr>
-        <w:spacing w:after="0" w:line="240" w:lineRule="auto"/>
-        <w:jc w:val="both"/>
-        <w:rPr>
-          <w:rFonts w:ascii="Arial Narrow" w:hAnsi="Arial Narrow"/>
-          <w:sz w:val="16"/>
-          <w:szCs w:val="16"/>
-        </w:rPr>
-      </w:pPr>
-      <w:r>
-        <w:rPr>
-          <w:rFonts w:ascii="Arial Narrow" w:eastAsia="Arial Narrow" w:hAnsi="Arial Narrow" w:cs="Arial"/>
+          <w:color w:val="000000"/>
+          <w:kern w:val="0"/>
+          <w:sz w:val="22"/>
+          <w:szCs w:val="22"/>
+          <w:lang w:eastAsia="es-PE"/>
+          <w14:ligatures w14:val="none"/>
+        </w:rPr>
+      </w:pPr>
+    </w:p>
+    <w:p>
+      <w:pPr>
+        <w:spacing w:after="0" w:line="240" w:lineRule="auto"/>
+        <w:jc w:val="both"/>
+        <w:rPr>
+          <w:rFonts w:ascii="Arial Narrow" w:eastAsia="Arial Narrow" w:hAnsi="Arial Narrow" w:cs="Arial Narrow"/>
+          <w:sz w:val="16"/>
+          <w:szCs w:val="16"/>
+        </w:rPr>
+      </w:pPr>
+      <w:r>
+        <w:rPr>
+          <w:rFonts w:ascii="Arial Narrow" w:eastAsia="Arial Narrow" w:hAnsi="Arial Narrow" w:cs="Arial Narrow"/>
           <w:color w:val="000000"/>
           <w:kern w:val="0"/>
           <w:sz w:val="16"/>
@@ -5096,6 +5999,11 @@
     <w:p>
       <w:pPr>
         <w:spacing w:line="240" w:lineRule="auto"/>
+        <w:rPr>
+          <w:rFonts w:ascii="Arial Narrow" w:eastAsia="Arial Narrow" w:hAnsi="Arial Narrow" w:cs="Arial Narrow"/>
+          <w:sz w:val="22"/>
+          <w:szCs w:val="22"/>
+        </w:rPr>
       </w:pPr>
     </w:p>
     <w:sectPr>
@@ -5267,7 +6175,7 @@
         <w:ind w:left="567" w:hanging="567"/>
         <w:jc w:val="both"/>
         <w:rPr>
-          <w:rFonts w:ascii="Arial Narrow" w:hAnsi="Arial Narrow" w:cs="Arial"/>
+          <w:rFonts w:ascii="Arial Narrow" w:eastAsia="Arial Narrow" w:hAnsi="Arial Narrow" w:cs="Arial Narrow"/>
           <w:sz w:val="16"/>
           <w:szCs w:val="16"/>
         </w:rPr>
@@ -5275,7 +6183,7 @@
       <w:r>
         <w:rPr>
           <w:rStyle w:val="Refdenotaalpie"/>
-          <w:rFonts w:ascii="Arial Narrow" w:hAnsi="Arial Narrow" w:cs="Arial"/>
+          <w:rFonts w:ascii="Arial Narrow" w:eastAsia="Arial Narrow" w:hAnsi="Arial Narrow" w:cs="Arial Narrow"/>
           <w:sz w:val="16"/>
           <w:szCs w:val="16"/>
           <w:vertAlign w:val="superscript"/>
@@ -5284,7 +6192,7 @@
       </w:r>
       <w:r>
         <w:rPr>
-          <w:rFonts w:ascii="Arial Narrow" w:hAnsi="Arial Narrow" w:cs="Arial"/>
+          <w:rFonts w:ascii="Arial Narrow" w:eastAsia="Arial Narrow" w:hAnsi="Arial Narrow" w:cs="Arial Narrow"/>
           <w:sz w:val="16"/>
           <w:szCs w:val="16"/>
         </w:rPr>
@@ -5292,7 +6200,7 @@
       </w:r>
       <w:r>
         <w:rPr>
-          <w:rFonts w:ascii="Arial Narrow" w:hAnsi="Arial Narrow" w:cs="Arial"/>
+          <w:rFonts w:ascii="Arial Narrow" w:eastAsia="Arial Narrow" w:hAnsi="Arial Narrow" w:cs="Arial Narrow"/>
           <w:sz w:val="16"/>
           <w:szCs w:val="16"/>
         </w:rPr>
@@ -5301,7 +6209,7 @@
       </w:r>
       <w:r>
         <w:rPr>
-          <w:rFonts w:ascii="Arial Narrow" w:hAnsi="Arial Narrow" w:cs="Arial"/>
+          <w:rFonts w:ascii="Arial Narrow" w:eastAsia="Arial Narrow" w:hAnsi="Arial Narrow" w:cs="Arial Narrow"/>
           <w:sz w:val="16"/>
           <w:szCs w:val="16"/>
         </w:rPr>
@@ -5309,7 +6217,7 @@
       </w:r>
       <w:r>
         <w:rPr>
-          <w:rFonts w:ascii="Arial Narrow" w:hAnsi="Arial Narrow" w:cs="Arial"/>
+          <w:rFonts w:ascii="Arial Narrow" w:eastAsia="Arial Narrow" w:hAnsi="Arial Narrow" w:cs="Arial Narrow"/>
           <w:sz w:val="16"/>
           <w:szCs w:val="16"/>
         </w:rPr>
@@ -5317,7 +6225,7 @@
       </w:r>
       <w:r>
         <w:rPr>
-          <w:rFonts w:ascii="Arial Narrow" w:hAnsi="Arial Narrow" w:cs="Arial"/>
+          <w:rFonts w:ascii="Arial Narrow" w:eastAsia="Arial Narrow" w:hAnsi="Arial Narrow" w:cs="Arial Narrow"/>
           <w:sz w:val="16"/>
           <w:szCs w:val="16"/>
         </w:rPr>
@@ -5325,7 +6233,7 @@
       </w:r>
       <w:r>
         <w:rPr>
-          <w:rFonts w:ascii="Arial Narrow" w:hAnsi="Arial Narrow" w:cs="Arial"/>
+          <w:rFonts w:ascii="Arial Narrow" w:eastAsia="Arial Narrow" w:hAnsi="Arial Narrow" w:cs="Arial Narrow"/>
           <w:sz w:val="16"/>
           <w:szCs w:val="16"/>
         </w:rPr>
@@ -5333,7 +6241,7 @@
       </w:r>
       <w:r>
         <w:rPr>
-          <w:rFonts w:ascii="Arial Narrow" w:hAnsi="Arial Narrow" w:cs="Arial"/>
+          <w:rFonts w:ascii="Arial Narrow" w:eastAsia="Arial Narrow" w:hAnsi="Arial Narrow" w:cs="Arial Narrow"/>
           <w:sz w:val="16"/>
           <w:szCs w:val="16"/>
         </w:rPr>
@@ -5341,7 +6249,7 @@
       </w:r>
       <w:r>
         <w:rPr>
-          <w:rFonts w:ascii="Arial Narrow" w:hAnsi="Arial Narrow" w:cs="Arial"/>
+          <w:rFonts w:ascii="Arial Narrow" w:eastAsia="Arial Narrow" w:hAnsi="Arial Narrow" w:cs="Arial Narrow"/>
           <w:sz w:val="16"/>
           <w:szCs w:val="16"/>
         </w:rPr>
@@ -5349,7 +6257,7 @@
       </w:r>
       <w:r>
         <w:rPr>
-          <w:rFonts w:ascii="Arial Narrow" w:hAnsi="Arial Narrow" w:cs="Arial"/>
+          <w:rFonts w:ascii="Arial Narrow" w:eastAsia="Arial Narrow" w:hAnsi="Arial Narrow" w:cs="Arial Narrow"/>
           <w:sz w:val="16"/>
           <w:szCs w:val="16"/>
         </w:rPr>
@@ -5357,7 +6265,7 @@
       </w:r>
       <w:r>
         <w:rPr>
-          <w:rFonts w:ascii="Arial Narrow" w:hAnsi="Arial Narrow" w:cs="Arial"/>
+          <w:rFonts w:ascii="Arial Narrow" w:eastAsia="Arial Narrow" w:hAnsi="Arial Narrow" w:cs="Arial Narrow"/>
           <w:sz w:val="16"/>
           <w:szCs w:val="16"/>
         </w:rPr>
@@ -5370,7 +6278,7 @@
         <w:ind w:left="567" w:hanging="567"/>
         <w:jc w:val="both"/>
         <w:rPr>
-          <w:rFonts w:ascii="Arial Narrow" w:hAnsi="Arial Narrow" w:cs="Arial"/>
+          <w:rFonts w:ascii="Arial Narrow" w:eastAsia="Arial Narrow" w:hAnsi="Arial Narrow" w:cs="Arial Narrow"/>
           <w:sz w:val="16"/>
           <w:szCs w:val="16"/>
         </w:rPr>
@@ -5384,7 +6292,7 @@
         <w:ind w:left="567" w:hanging="567"/>
         <w:jc w:val="both"/>
         <w:rPr>
-          <w:rFonts w:ascii="Arial Narrow" w:hAnsi="Arial Narrow" w:cs="Arial"/>
+          <w:rFonts w:ascii="Arial Narrow" w:eastAsia="Arial Narrow" w:hAnsi="Arial Narrow" w:cs="Arial Narrow"/>
           <w:sz w:val="16"/>
           <w:szCs w:val="16"/>
         </w:rPr>
@@ -5392,7 +6300,7 @@
       <w:r>
         <w:rPr>
           <w:rStyle w:val="Refdenotaalpie"/>
-          <w:rFonts w:ascii="Arial Narrow" w:hAnsi="Arial Narrow" w:cs="Arial"/>
+          <w:rFonts w:ascii="Arial Narrow" w:eastAsia="Arial Narrow" w:hAnsi="Arial Narrow" w:cs="Arial Narrow"/>
           <w:sz w:val="16"/>
           <w:szCs w:val="16"/>
           <w:vertAlign w:val="superscript"/>
@@ -5401,7 +6309,7 @@
       </w:r>
       <w:r>
         <w:rPr>
-          <w:rFonts w:ascii="Arial Narrow" w:hAnsi="Arial Narrow" w:cs="Arial"/>
+          <w:rFonts w:ascii="Arial Narrow" w:eastAsia="Arial Narrow" w:hAnsi="Arial Narrow" w:cs="Arial Narrow"/>
           <w:sz w:val="16"/>
           <w:szCs w:val="16"/>
         </w:rPr>
@@ -5409,7 +6317,7 @@
       </w:r>
       <w:r>
         <w:rPr>
-          <w:rFonts w:ascii="Arial Narrow" w:hAnsi="Arial Narrow" w:cs="Arial"/>
+          <w:rFonts w:ascii="Arial Narrow" w:eastAsia="Arial Narrow" w:hAnsi="Arial Narrow" w:cs="Arial Narrow"/>
           <w:sz w:val="16"/>
           <w:szCs w:val="16"/>
         </w:rPr>
@@ -5418,7 +6326,7 @@
       </w:r>
       <w:r>
         <w:rPr>
-          <w:rFonts w:ascii="Arial Narrow" w:hAnsi="Arial Narrow" w:cs="Arial"/>
+          <w:rFonts w:ascii="Arial Narrow" w:eastAsia="Arial Narrow" w:hAnsi="Arial Narrow" w:cs="Arial Narrow"/>
           <w:b/>
           <w:sz w:val="16"/>
           <w:szCs w:val="16"/>
@@ -5427,7 +6335,7 @@
       </w:r>
       <w:r>
         <w:rPr>
-          <w:rFonts w:ascii="Arial Narrow" w:hAnsi="Arial Narrow" w:cs="Arial"/>
+          <w:rFonts w:ascii="Arial Narrow" w:eastAsia="Arial Narrow" w:hAnsi="Arial Narrow" w:cs="Arial Narrow"/>
           <w:sz w:val="16"/>
           <w:szCs w:val="16"/>
         </w:rPr>
@@ -5440,7 +6348,7 @@
         <w:ind w:left="567" w:hanging="567"/>
         <w:jc w:val="both"/>
         <w:rPr>
-          <w:rFonts w:ascii="Arial Narrow" w:hAnsi="Arial Narrow" w:cs="Arial"/>
+          <w:rFonts w:ascii="Arial Narrow" w:eastAsia="Arial Narrow" w:hAnsi="Arial Narrow" w:cs="Arial Narrow"/>
           <w:sz w:val="16"/>
           <w:szCs w:val="16"/>
         </w:rPr>
@@ -5457,7 +6365,7 @@
         <w:ind w:left="567" w:right="-1" w:hanging="567"/>
         <w:jc w:val="both"/>
         <w:rPr>
-          <w:rFonts w:ascii="Arial Narrow" w:eastAsia="Arial Narrow" w:hAnsi="Arial Narrow" w:cs="Arial"/>
+          <w:rFonts w:ascii="Arial Narrow" w:eastAsia="Arial Narrow" w:hAnsi="Arial Narrow" w:cs="Arial Narrow"/>
           <w:b/>
           <w:bCs/>
           <w:sz w:val="16"/>
@@ -5467,7 +6375,7 @@
       <w:r>
         <w:rPr>
           <w:rStyle w:val="Refdenotaalpie"/>
-          <w:rFonts w:ascii="Arial Narrow" w:hAnsi="Arial Narrow" w:cs="Arial"/>
+          <w:rFonts w:ascii="Arial Narrow" w:eastAsia="Arial Narrow" w:hAnsi="Arial Narrow" w:cs="Arial Narrow"/>
           <w:sz w:val="16"/>
           <w:szCs w:val="16"/>
           <w:vertAlign w:val="superscript"/>
@@ -5476,7 +6384,7 @@
       </w:r>
       <w:r>
         <w:rPr>
-          <w:rFonts w:ascii="Arial Narrow" w:hAnsi="Arial Narrow" w:cs="Arial"/>
+          <w:rFonts w:ascii="Arial Narrow" w:eastAsia="Arial Narrow" w:hAnsi="Arial Narrow" w:cs="Arial Narrow"/>
           <w:sz w:val="16"/>
           <w:szCs w:val="16"/>
         </w:rPr>
@@ -5484,7 +6392,7 @@
       </w:r>
       <w:r>
         <w:rPr>
-          <w:rFonts w:ascii="Arial Narrow" w:hAnsi="Arial Narrow" w:cs="Arial"/>
+          <w:rFonts w:ascii="Arial Narrow" w:eastAsia="Arial Narrow" w:hAnsi="Arial Narrow" w:cs="Arial Narrow"/>
           <w:sz w:val="16"/>
           <w:szCs w:val="16"/>
         </w:rPr>
@@ -5492,7 +6400,7 @@
       </w:r>
       <w:r>
         <w:rPr>
-          <w:rFonts w:ascii="Arial Narrow" w:eastAsia="Arial Narrow" w:hAnsi="Arial Narrow" w:cs="Arial"/>
+          <w:rFonts w:ascii="Arial Narrow" w:eastAsia="Arial Narrow" w:hAnsi="Arial Narrow" w:cs="Arial Narrow"/>
           <w:b/>
           <w:bCs/>
           <w:sz w:val="16"/>
@@ -5510,7 +6418,7 @@
         <w:ind w:left="567" w:right="-1" w:hanging="567"/>
         <w:jc w:val="both"/>
         <w:rPr>
-          <w:rFonts w:ascii="Arial Narrow" w:eastAsia="Arial Narrow" w:hAnsi="Arial Narrow" w:cs="Arial"/>
+          <w:rFonts w:ascii="Arial Narrow" w:eastAsia="Arial Narrow" w:hAnsi="Arial Narrow" w:cs="Arial Narrow"/>
           <w:b/>
           <w:bCs/>
           <w:sz w:val="16"/>
@@ -5519,7 +6427,7 @@
       </w:pPr>
       <w:r>
         <w:rPr>
-          <w:rFonts w:ascii="Arial Narrow" w:eastAsia="Arial Narrow" w:hAnsi="Arial Narrow" w:cs="Arial"/>
+          <w:rFonts w:ascii="Arial Narrow" w:eastAsia="Arial Narrow" w:hAnsi="Arial Narrow" w:cs="Arial Narrow"/>
           <w:b/>
           <w:bCs/>
           <w:sz w:val="16"/>
@@ -5538,14 +6446,14 @@
         <w:ind w:left="567" w:right="-1" w:hanging="567"/>
         <w:jc w:val="both"/>
         <w:rPr>
-          <w:rFonts w:ascii="Arial Narrow" w:eastAsia="Arial Narrow" w:hAnsi="Arial Narrow" w:cs="Arial"/>
-          <w:sz w:val="16"/>
-          <w:szCs w:val="16"/>
-        </w:rPr>
-      </w:pPr>
-      <w:r>
-        <w:rPr>
-          <w:rFonts w:ascii="Arial Narrow" w:eastAsia="Arial Narrow" w:hAnsi="Arial Narrow" w:cs="Arial"/>
+          <w:rFonts w:ascii="Arial Narrow" w:eastAsia="Arial Narrow" w:hAnsi="Arial Narrow" w:cs="Arial Narrow"/>
+          <w:sz w:val="16"/>
+          <w:szCs w:val="16"/>
+        </w:rPr>
+      </w:pPr>
+      <w:r>
+        <w:rPr>
+          <w:rFonts w:ascii="Arial Narrow" w:eastAsia="Arial Narrow" w:hAnsi="Arial Narrow" w:cs="Arial Narrow"/>
           <w:sz w:val="16"/>
           <w:szCs w:val="16"/>
         </w:rPr>
@@ -5562,14 +6470,14 @@
         <w:ind w:left="567" w:right="-1" w:hanging="567"/>
         <w:jc w:val="both"/>
         <w:rPr>
-          <w:rFonts w:ascii="Arial Narrow" w:eastAsia="Arial Narrow" w:hAnsi="Arial Narrow" w:cs="Arial"/>
-          <w:sz w:val="16"/>
-          <w:szCs w:val="16"/>
-        </w:rPr>
-      </w:pPr>
-      <w:r>
-        <w:rPr>
-          <w:rFonts w:ascii="Arial Narrow" w:eastAsia="Arial Narrow" w:hAnsi="Arial Narrow" w:cs="Arial"/>
+          <w:rFonts w:ascii="Arial Narrow" w:eastAsia="Arial Narrow" w:hAnsi="Arial Narrow" w:cs="Arial Narrow"/>
+          <w:sz w:val="16"/>
+          <w:szCs w:val="16"/>
+        </w:rPr>
+      </w:pPr>
+      <w:r>
+        <w:rPr>
+          <w:rFonts w:ascii="Arial Narrow" w:eastAsia="Arial Narrow" w:hAnsi="Arial Narrow" w:cs="Arial Narrow"/>
           <w:sz w:val="16"/>
           <w:szCs w:val="16"/>
         </w:rPr>
@@ -5586,7 +6494,7 @@
         <w:ind w:left="567" w:right="-1" w:hanging="567"/>
         <w:jc w:val="both"/>
         <w:rPr>
-          <w:rFonts w:ascii="Arial Narrow" w:eastAsia="Arial Narrow" w:hAnsi="Arial Narrow" w:cs="Arial"/>
+          <w:rFonts w:ascii="Arial Narrow" w:eastAsia="Arial Narrow" w:hAnsi="Arial Narrow" w:cs="Arial Narrow"/>
           <w:sz w:val="16"/>
           <w:szCs w:val="16"/>
         </w:rPr>
@@ -5601,7 +6509,7 @@
         <w:ind w:left="567" w:right="-1" w:hanging="567"/>
         <w:jc w:val="both"/>
         <w:rPr>
-          <w:rFonts w:ascii="Arial Narrow" w:eastAsia="Arial Narrow" w:hAnsi="Arial Narrow" w:cs="Arial"/>
+          <w:rFonts w:ascii="Arial Narrow" w:eastAsia="Arial Narrow" w:hAnsi="Arial Narrow" w:cs="Arial Narrow"/>
           <w:b/>
           <w:bCs/>
           <w:sz w:val="16"/>
@@ -5610,7 +6518,7 @@
       </w:pPr>
       <w:r>
         <w:rPr>
-          <w:rFonts w:ascii="Arial Narrow" w:eastAsia="Arial Narrow" w:hAnsi="Arial Narrow" w:cs="Arial"/>
+          <w:rFonts w:ascii="Arial Narrow" w:eastAsia="Arial Narrow" w:hAnsi="Arial Narrow" w:cs="Arial Narrow"/>
           <w:sz w:val="16"/>
           <w:szCs w:val="16"/>
         </w:rPr>
@@ -5618,7 +6526,7 @@
       </w:r>
       <w:r>
         <w:rPr>
-          <w:rFonts w:ascii="Arial Narrow" w:eastAsia="Arial Narrow" w:hAnsi="Arial Narrow" w:cs="Arial"/>
+          <w:rFonts w:ascii="Arial Narrow" w:eastAsia="Arial Narrow" w:hAnsi="Arial Narrow" w:cs="Arial Narrow"/>
           <w:b/>
           <w:bCs/>
           <w:sz w:val="16"/>
@@ -5636,14 +6544,14 @@
         <w:ind w:left="567" w:right="-1" w:hanging="567"/>
         <w:jc w:val="both"/>
         <w:rPr>
-          <w:rFonts w:ascii="Arial Narrow" w:eastAsia="Arial Narrow" w:hAnsi="Arial Narrow" w:cs="Arial"/>
-          <w:sz w:val="16"/>
-          <w:szCs w:val="16"/>
-        </w:rPr>
-      </w:pPr>
-      <w:r>
-        <w:rPr>
-          <w:rFonts w:ascii="Arial Narrow" w:eastAsia="Arial Narrow" w:hAnsi="Arial Narrow" w:cs="Arial"/>
+          <w:rFonts w:ascii="Arial Narrow" w:eastAsia="Arial Narrow" w:hAnsi="Arial Narrow" w:cs="Arial Narrow"/>
+          <w:sz w:val="16"/>
+          <w:szCs w:val="16"/>
+        </w:rPr>
+      </w:pPr>
+      <w:r>
+        <w:rPr>
+          <w:rFonts w:ascii="Arial Narrow" w:eastAsia="Arial Narrow" w:hAnsi="Arial Narrow" w:cs="Arial Narrow"/>
           <w:b/>
           <w:bCs/>
           <w:sz w:val="16"/>
@@ -5654,7 +6562,7 @@
       </w:r>
       <w:r>
         <w:rPr>
-          <w:rFonts w:ascii="Arial Narrow" w:eastAsia="Arial Narrow" w:hAnsi="Arial Narrow" w:cs="Arial"/>
+          <w:rFonts w:ascii="Arial Narrow" w:eastAsia="Arial Narrow" w:hAnsi="Arial Narrow" w:cs="Arial Narrow"/>
           <w:sz w:val="16"/>
           <w:szCs w:val="16"/>
         </w:rPr>
@@ -5670,14 +6578,14 @@
         <w:ind w:left="567" w:right="-1" w:hanging="567"/>
         <w:jc w:val="both"/>
         <w:rPr>
-          <w:rFonts w:ascii="Arial Narrow" w:eastAsia="Arial Narrow" w:hAnsi="Arial Narrow" w:cs="Arial"/>
-          <w:sz w:val="16"/>
-          <w:szCs w:val="16"/>
-        </w:rPr>
-      </w:pPr>
-      <w:r>
-        <w:rPr>
-          <w:rFonts w:ascii="Arial Narrow" w:eastAsia="Arial Narrow" w:hAnsi="Arial Narrow" w:cs="Arial"/>
+          <w:rFonts w:ascii="Arial Narrow" w:eastAsia="Arial Narrow" w:hAnsi="Arial Narrow" w:cs="Arial Narrow"/>
+          <w:sz w:val="16"/>
+          <w:szCs w:val="16"/>
+        </w:rPr>
+      </w:pPr>
+      <w:r>
+        <w:rPr>
+          <w:rFonts w:ascii="Arial Narrow" w:eastAsia="Arial Narrow" w:hAnsi="Arial Narrow" w:cs="Arial Narrow"/>
           <w:sz w:val="16"/>
           <w:szCs w:val="16"/>
         </w:rPr>
@@ -5685,23 +6593,6 @@
         <w:t>Corresponde a la Comisión de Protección al Consumidor velar por el cumplimiento de la Ley de Protección al Consumidor y de las leyes que, en general, protegen a los consumidores de la falta de idoneidad de los bienes y servicios en función de la información brindada, de las omisiones de información y de la discriminación en el consumo, así como de aquellas que complementen o sustituyan a las anteriores.</w:t>
       </w:r>
     </w:p>
-    <w:p>
-      <w:pPr>
-        <w:pStyle w:val="Textonotapie"/>
-        <w:tabs>
-          <w:tab w:val="left" w:pos="567"/>
-        </w:tabs>
-        <w:ind w:right="-1"/>
-        <w:jc w:val="both"/>
-        <w:rPr>
-          <w:rFonts w:ascii="Arial Narrow" w:eastAsia="Arial Narrow" w:hAnsi="Arial Narrow" w:cs="Arial"/>
-          <w:sz w:val="16"/>
-          <w:szCs w:val="16"/>
-        </w:rPr>
-      </w:pPr>
-    </w:p>
-  </w:footnote>
-  <w:footnote w:id="4">
     <w:p>
       <w:pPr>
         <w:pStyle w:val="Textonotapie"/>
@@ -5718,174 +6609,9 @@
           <w:szCs w:val="16"/>
         </w:rPr>
       </w:pPr>
-      <w:r>
-        <w:rPr>
-          <w:rStyle w:val="Refdenotaalpie"/>
-          <w:rFonts w:ascii="Arial Narrow" w:hAnsi="Arial Narrow"/>
-          <w:sz w:val="16"/>
-          <w:szCs w:val="16"/>
-          <w:vertAlign w:val="superscript"/>
-        </w:rPr>
-        <w:footnoteRef/>
-      </w:r>
-      <w:r>
-        <w:rPr>
-          <w:rFonts w:ascii="Arial Narrow" w:hAnsi="Arial Narrow"/>
-          <w:sz w:val="16"/>
-          <w:szCs w:val="16"/>
-        </w:rPr>
-        <w:t xml:space="preserve"> </w:t>
-      </w:r>
-      <w:r>
-        <w:rPr>
-          <w:rFonts w:ascii="Arial Narrow" w:hAnsi="Arial Narrow"/>
-          <w:sz w:val="16"/>
-          <w:szCs w:val="16"/>
-        </w:rPr>
-        <w:tab/>
-      </w:r>
-      <w:r>
-        <w:rPr>
-          <w:rFonts w:ascii="Arial Narrow" w:eastAsia="Arial Narrow" w:hAnsi="Arial Narrow" w:cs="Arial Narrow"/>
-          <w:b/>
-          <w:bCs/>
-          <w:sz w:val="16"/>
-          <w:szCs w:val="16"/>
-        </w:rPr>
-        <w:t xml:space="preserve">LEY 29571, CÓDIGO DE PROTECCIÓN Y DEFENSA DEL CONSUMIDOR, publicado el 2 de setiembre de 2010 y modificado por Decreto Legislativo 1308 </w:t>
-      </w:r>
-    </w:p>
-    <w:p>
-      <w:pPr>
-        <w:pStyle w:val="Textonotapie"/>
-        <w:ind w:left="567" w:right="-1"/>
-        <w:jc w:val="both"/>
-        <w:rPr>
-          <w:rFonts w:ascii="Arial Narrow" w:eastAsia="Arial Narrow" w:hAnsi="Arial Narrow" w:cs="Arial Narrow"/>
-          <w:b/>
-          <w:bCs/>
-          <w:sz w:val="16"/>
-          <w:szCs w:val="16"/>
-        </w:rPr>
-      </w:pPr>
-      <w:r>
-        <w:rPr>
-          <w:rFonts w:ascii="Arial Narrow" w:eastAsia="Arial Narrow" w:hAnsi="Arial Narrow" w:cs="Arial Narrow"/>
-          <w:b/>
-          <w:bCs/>
-          <w:sz w:val="16"/>
-          <w:szCs w:val="16"/>
-        </w:rPr>
-        <w:t xml:space="preserve">Artículo 18.- Idoneidad </w:t>
-      </w:r>
-    </w:p>
-    <w:p>
-      <w:pPr>
-        <w:pStyle w:val="Textonotapie"/>
-        <w:ind w:left="567" w:right="-1"/>
-        <w:jc w:val="both"/>
-        <w:rPr>
-          <w:rFonts w:ascii="Arial Narrow" w:eastAsia="Arial Narrow" w:hAnsi="Arial Narrow" w:cs="Arial Narrow"/>
-          <w:sz w:val="16"/>
-          <w:szCs w:val="16"/>
-        </w:rPr>
-      </w:pPr>
-      <w:r>
-        <w:rPr>
-          <w:rFonts w:ascii="Arial Narrow" w:eastAsia="Arial Narrow" w:hAnsi="Arial Narrow" w:cs="Arial Narrow"/>
-          <w:sz w:val="16"/>
-          <w:szCs w:val="16"/>
-        </w:rPr>
-        <w:t xml:space="preserve">Se entiende por idoneidad la correspondencia entre lo que un consumidor espera y lo que efectivamente recibe, en función a lo que se le hubiera ofrecido, la publicidad e información transmitida, las condiciones y circunstancias de la transacción, las características y naturaleza del producto o servicio, el precio, entre otros factores, atendiendo a las circunstancias del caso. </w:t>
-      </w:r>
-    </w:p>
-    <w:p>
-      <w:pPr>
-        <w:pStyle w:val="Textonotapie"/>
-        <w:ind w:left="567" w:right="-1"/>
-        <w:jc w:val="both"/>
-        <w:rPr>
-          <w:rFonts w:ascii="Arial Narrow" w:eastAsia="Arial Narrow" w:hAnsi="Arial Narrow" w:cs="Arial Narrow"/>
-          <w:sz w:val="16"/>
-          <w:szCs w:val="16"/>
-        </w:rPr>
-      </w:pPr>
-      <w:r>
-        <w:rPr>
-          <w:rFonts w:ascii="Arial Narrow" w:eastAsia="Arial Narrow" w:hAnsi="Arial Narrow" w:cs="Arial Narrow"/>
-          <w:sz w:val="16"/>
-          <w:szCs w:val="16"/>
-        </w:rPr>
-        <w:t xml:space="preserve">La idoneidad es evaluada en función a la propia naturaleza del producto o servicio y a su aptitud para satisfacer la finalidad para la cual ha sido puesto en el mercado. Las autorizaciones por parte de los organismos del Estado para la fabricación de un producto o la prestación de un servicio, en los casos que sea necesario, no eximen de responsabilidad al proveedor frente al consumidor. </w:t>
-      </w:r>
-    </w:p>
-    <w:p>
-      <w:pPr>
-        <w:pStyle w:val="Textonotapie"/>
-        <w:ind w:left="567" w:right="-1"/>
-        <w:jc w:val="both"/>
-        <w:rPr>
-          <w:rFonts w:ascii="Arial Narrow" w:eastAsia="Arial Narrow" w:hAnsi="Arial Narrow" w:cs="Arial Narrow"/>
-          <w:sz w:val="16"/>
-          <w:szCs w:val="16"/>
-        </w:rPr>
-      </w:pPr>
-    </w:p>
-    <w:p>
-      <w:pPr>
-        <w:pStyle w:val="Textonotapie"/>
-        <w:ind w:left="567" w:right="-1"/>
-        <w:jc w:val="both"/>
-        <w:rPr>
-          <w:rFonts w:ascii="Arial Narrow" w:eastAsia="Arial Narrow" w:hAnsi="Arial Narrow" w:cs="Arial Narrow"/>
-          <w:sz w:val="16"/>
-          <w:szCs w:val="16"/>
-        </w:rPr>
-      </w:pPr>
-      <w:r>
-        <w:rPr>
-          <w:rFonts w:ascii="Arial Narrow" w:eastAsia="Arial Narrow" w:hAnsi="Arial Narrow" w:cs="Arial Narrow"/>
-          <w:b/>
-          <w:bCs/>
-          <w:sz w:val="16"/>
-          <w:szCs w:val="16"/>
-        </w:rPr>
-        <w:t xml:space="preserve">Artículo 19.- Obligación de los proveedores </w:t>
-      </w:r>
-    </w:p>
-    <w:p>
-      <w:pPr>
-        <w:pStyle w:val="Textonotapie"/>
-        <w:ind w:left="567" w:right="-1"/>
-        <w:jc w:val="both"/>
-        <w:rPr>
-          <w:rFonts w:ascii="Arial Narrow" w:eastAsia="Arial Narrow" w:hAnsi="Arial Narrow" w:cs="Arial Narrow"/>
-          <w:sz w:val="16"/>
-          <w:szCs w:val="16"/>
-        </w:rPr>
-      </w:pPr>
-      <w:r>
-        <w:rPr>
-          <w:rFonts w:ascii="Arial Narrow" w:eastAsia="Arial Narrow" w:hAnsi="Arial Narrow" w:cs="Arial Narrow"/>
-          <w:sz w:val="16"/>
-          <w:szCs w:val="16"/>
-        </w:rPr>
-        <w:t>El proveedor responde por la idoneidad y calidad de los productos y servicios ofrecidos; por la autenticidad de las marcas y leyendas que exhiben sus productos o del signo que respalda al prestador del servicio, por la falta de conformidad entre la publicidad comercial de los productos y servicios y estos, así como por el contenido y la vida útil del producto indicado en el envase, en lo que corresponda.</w:t>
-      </w:r>
-    </w:p>
-    <w:p>
-      <w:pPr>
-        <w:pStyle w:val="Textonotapie"/>
-        <w:jc w:val="both"/>
-        <w:rPr>
-          <w:rFonts w:ascii="Arial Narrow" w:hAnsi="Arial Narrow"/>
-          <w:sz w:val="16"/>
-          <w:szCs w:val="16"/>
-        </w:rPr>
-      </w:pPr>
     </w:p>
   </w:footnote>
-  <w:footnote w:id="5">
+  <w:footnote w:id="4">
     <w:p>
       <w:pPr>
         <w:pStyle w:val="Textonotapie"/>
@@ -5895,54 +6621,166 @@
         <w:ind w:left="567" w:right="-1" w:hanging="567"/>
         <w:jc w:val="both"/>
         <w:rPr>
-          <w:rFonts w:ascii="Arial Narrow" w:eastAsia="Arial Narrow" w:hAnsi="Arial Narrow" w:cs="Arial"/>
-          <w:sz w:val="16"/>
-          <w:szCs w:val="16"/>
-        </w:rPr>
-      </w:pPr>
-      <w:r>
-        <w:rPr>
-          <w:rStyle w:val="Refdenotaalpie"/>
-          <w:rFonts w:ascii="Arial Narrow" w:hAnsi="Arial Narrow" w:cs="Arial"/>
-          <w:sz w:val="16"/>
-          <w:szCs w:val="16"/>
-          <w:vertAlign w:val="superscript"/>
-        </w:rPr>
-        <w:footnoteRef/>
-      </w:r>
-      <w:r>
-        <w:rPr>
-          <w:rFonts w:ascii="Arial Narrow" w:hAnsi="Arial Narrow" w:cs="Arial"/>
-          <w:sz w:val="16"/>
-          <w:szCs w:val="16"/>
-        </w:rPr>
-        <w:t xml:space="preserve"> </w:t>
-      </w:r>
-      <w:r>
-        <w:rPr>
-          <w:rFonts w:ascii="Arial Narrow" w:hAnsi="Arial Narrow" w:cs="Arial"/>
-          <w:sz w:val="16"/>
-          <w:szCs w:val="16"/>
-        </w:rPr>
-        <w:tab/>
-      </w:r>
-      <w:r>
-        <w:rPr>
-          <w:rFonts w:ascii="Arial Narrow" w:eastAsia="Arial Narrow" w:hAnsi="Arial Narrow" w:cs="Arial"/>
+          <w:rFonts w:ascii="Arial Narrow" w:eastAsia="Arial Narrow" w:hAnsi="Arial Narrow" w:cs="Arial Narrow"/>
           <w:b/>
           <w:bCs/>
           <w:sz w:val="16"/>
           <w:szCs w:val="16"/>
         </w:rPr>
-        <w:t>LEY SOBRE FACULTADES, NORMAS Y ORGANIZACIÓN DEL INDECOPI, APROBADA POR DECRETO LEGISLATIVO 807 Artículo 24.-</w:t>
-      </w:r>
-      <w:r>
-        <w:rPr>
-          <w:rFonts w:ascii="Arial Narrow" w:eastAsia="Arial Narrow" w:hAnsi="Arial Narrow" w:cs="Arial"/>
-          <w:sz w:val="16"/>
-          <w:szCs w:val="16"/>
-        </w:rPr>
-        <w:t xml:space="preserve"> El Secretario Técnico se encargará de la tramitación del procedimiento. Para ello, cuenta con las siguientes facultades:</w:t>
+      </w:pPr>
+      <w:r>
+        <w:rPr>
+          <w:rStyle w:val="Refdenotaalpie"/>
+          <w:rFonts w:ascii="Arial Narrow" w:eastAsia="Arial Narrow" w:hAnsi="Arial Narrow" w:cs="Arial Narrow"/>
+          <w:sz w:val="16"/>
+          <w:szCs w:val="16"/>
+          <w:vertAlign w:val="superscript"/>
+        </w:rPr>
+        <w:footnoteRef/>
+      </w:r>
+      <w:r>
+        <w:rPr>
+          <w:rFonts w:ascii="Arial Narrow" w:eastAsia="Arial Narrow" w:hAnsi="Arial Narrow" w:cs="Arial Narrow"/>
+          <w:sz w:val="16"/>
+          <w:szCs w:val="16"/>
+        </w:rPr>
+        <w:t xml:space="preserve"> </w:t>
+      </w:r>
+      <w:r>
+        <w:rPr>
+          <w:rFonts w:ascii="Arial Narrow" w:eastAsia="Arial Narrow" w:hAnsi="Arial Narrow" w:cs="Arial Narrow"/>
+          <w:sz w:val="16"/>
+          <w:szCs w:val="16"/>
+        </w:rPr>
+        <w:tab/>
+      </w:r>
+      <w:r>
+        <w:rPr>
+          <w:rFonts w:ascii="Arial Narrow" w:eastAsia="Arial Narrow" w:hAnsi="Arial Narrow" w:cs="Arial Narrow"/>
+          <w:b/>
+          <w:bCs/>
+          <w:sz w:val="16"/>
+          <w:szCs w:val="16"/>
+        </w:rPr>
+        <w:t xml:space="preserve">LEY 29571, CÓDIGO DE PROTECCIÓN Y DEFENSA DEL CONSUMIDOR, publicado el 2 de setiembre de 2010 y modificado por Decreto Legislativo 1308 </w:t>
+      </w:r>
+    </w:p>
+    <w:p>
+      <w:pPr>
+        <w:pStyle w:val="Textonotapie"/>
+        <w:ind w:left="567" w:right="-1"/>
+        <w:jc w:val="both"/>
+        <w:rPr>
+          <w:rFonts w:ascii="Arial Narrow" w:eastAsia="Arial Narrow" w:hAnsi="Arial Narrow" w:cs="Arial Narrow"/>
+          <w:b/>
+          <w:bCs/>
+          <w:sz w:val="16"/>
+          <w:szCs w:val="16"/>
+        </w:rPr>
+      </w:pPr>
+      <w:r>
+        <w:rPr>
+          <w:rFonts w:ascii="Arial Narrow" w:eastAsia="Arial Narrow" w:hAnsi="Arial Narrow" w:cs="Arial Narrow"/>
+          <w:b/>
+          <w:bCs/>
+          <w:sz w:val="16"/>
+          <w:szCs w:val="16"/>
+        </w:rPr>
+        <w:t xml:space="preserve">Artículo 18.- Idoneidad </w:t>
+      </w:r>
+    </w:p>
+    <w:p>
+      <w:pPr>
+        <w:pStyle w:val="Textonotapie"/>
+        <w:ind w:left="567" w:right="-1"/>
+        <w:jc w:val="both"/>
+        <w:rPr>
+          <w:rFonts w:ascii="Arial Narrow" w:eastAsia="Arial Narrow" w:hAnsi="Arial Narrow" w:cs="Arial Narrow"/>
+          <w:sz w:val="16"/>
+          <w:szCs w:val="16"/>
+        </w:rPr>
+      </w:pPr>
+      <w:r>
+        <w:rPr>
+          <w:rFonts w:ascii="Arial Narrow" w:eastAsia="Arial Narrow" w:hAnsi="Arial Narrow" w:cs="Arial Narrow"/>
+          <w:sz w:val="16"/>
+          <w:szCs w:val="16"/>
+        </w:rPr>
+        <w:t xml:space="preserve">Se entiende por idoneidad la correspondencia entre lo que un consumidor espera y lo que efectivamente recibe, en función a lo que se le hubiera ofrecido, la publicidad e información transmitida, las condiciones y circunstancias de la transacción, las características y naturaleza del producto o servicio, el precio, entre otros factores, atendiendo a las circunstancias del caso. </w:t>
+      </w:r>
+    </w:p>
+    <w:p>
+      <w:pPr>
+        <w:pStyle w:val="Textonotapie"/>
+        <w:ind w:left="567" w:right="-1"/>
+        <w:jc w:val="both"/>
+        <w:rPr>
+          <w:rFonts w:ascii="Arial Narrow" w:eastAsia="Arial Narrow" w:hAnsi="Arial Narrow" w:cs="Arial Narrow"/>
+          <w:sz w:val="16"/>
+          <w:szCs w:val="16"/>
+        </w:rPr>
+      </w:pPr>
+      <w:r>
+        <w:rPr>
+          <w:rFonts w:ascii="Arial Narrow" w:eastAsia="Arial Narrow" w:hAnsi="Arial Narrow" w:cs="Arial Narrow"/>
+          <w:sz w:val="16"/>
+          <w:szCs w:val="16"/>
+        </w:rPr>
+        <w:t xml:space="preserve">La idoneidad es evaluada en función a la propia naturaleza del producto o servicio y a su aptitud para satisfacer la finalidad para la cual ha sido puesto en el mercado. Las autorizaciones por parte de los organismos del Estado para la fabricación de un producto o la prestación de un servicio, en los casos que sea necesario, no eximen de responsabilidad al proveedor frente al consumidor. </w:t>
+      </w:r>
+    </w:p>
+    <w:p>
+      <w:pPr>
+        <w:pStyle w:val="Textonotapie"/>
+        <w:ind w:left="567" w:right="-1"/>
+        <w:jc w:val="both"/>
+        <w:rPr>
+          <w:rFonts w:ascii="Arial Narrow" w:eastAsia="Arial Narrow" w:hAnsi="Arial Narrow" w:cs="Arial Narrow"/>
+          <w:sz w:val="16"/>
+          <w:szCs w:val="16"/>
+        </w:rPr>
+      </w:pPr>
+    </w:p>
+    <w:p>
+      <w:pPr>
+        <w:pStyle w:val="Textonotapie"/>
+        <w:ind w:left="567" w:right="-1"/>
+        <w:jc w:val="both"/>
+        <w:rPr>
+          <w:rFonts w:ascii="Arial Narrow" w:eastAsia="Arial Narrow" w:hAnsi="Arial Narrow" w:cs="Arial Narrow"/>
+          <w:sz w:val="16"/>
+          <w:szCs w:val="16"/>
+        </w:rPr>
+      </w:pPr>
+      <w:r>
+        <w:rPr>
+          <w:rFonts w:ascii="Arial Narrow" w:eastAsia="Arial Narrow" w:hAnsi="Arial Narrow" w:cs="Arial Narrow"/>
+          <w:b/>
+          <w:bCs/>
+          <w:sz w:val="16"/>
+          <w:szCs w:val="16"/>
+        </w:rPr>
+        <w:t xml:space="preserve">Artículo 19.- Obligación de los proveedores </w:t>
+      </w:r>
+    </w:p>
+    <w:p>
+      <w:pPr>
+        <w:pStyle w:val="Textonotapie"/>
+        <w:ind w:left="567" w:right="-1"/>
+        <w:jc w:val="both"/>
+        <w:rPr>
+          <w:rFonts w:ascii="Arial Narrow" w:eastAsia="Arial Narrow" w:hAnsi="Arial Narrow" w:cs="Arial Narrow"/>
+          <w:sz w:val="16"/>
+          <w:szCs w:val="16"/>
+        </w:rPr>
+      </w:pPr>
+      <w:r>
+        <w:rPr>
+          <w:rFonts w:ascii="Arial Narrow" w:eastAsia="Arial Narrow" w:hAnsi="Arial Narrow" w:cs="Arial Narrow"/>
+          <w:sz w:val="16"/>
+          <w:szCs w:val="16"/>
+        </w:rPr>
+        <w:t>El proveedor responde por la idoneidad y calidad de los productos y servicios ofrecidos; por la autenticidad de las marcas y leyendas que exhiben sus productos o del signo que respalda al prestador del servicio, por la falta de conformidad entre la publicidad comercial de los productos y servicios y estos, así como por el contenido y la vida útil del producto indicado en el envase, en lo que corresponda.</w:t>
       </w:r>
     </w:p>
     <w:p>
@@ -5954,21 +6792,16 @@
         <w:ind w:left="567" w:right="-1" w:hanging="567"/>
         <w:jc w:val="both"/>
         <w:rPr>
-          <w:rFonts w:ascii="Arial Narrow" w:eastAsia="Arial Narrow" w:hAnsi="Arial Narrow" w:cs="Arial"/>
-          <w:sz w:val="16"/>
-          <w:szCs w:val="16"/>
-        </w:rPr>
-      </w:pPr>
-      <w:r>
-        <w:rPr>
-          <w:rFonts w:ascii="Arial Narrow" w:eastAsia="Arial Narrow" w:hAnsi="Arial Narrow" w:cs="Arial"/>
-          <w:sz w:val="16"/>
-          <w:szCs w:val="16"/>
-        </w:rPr>
-        <w:tab/>
-        <w:t xml:space="preserve">(...) </w:t>
-      </w:r>
-    </w:p>
+          <w:rFonts w:ascii="Arial Narrow" w:eastAsia="Arial Narrow" w:hAnsi="Arial Narrow" w:cs="Arial Narrow"/>
+          <w:b/>
+          <w:bCs/>
+          <w:sz w:val="16"/>
+          <w:szCs w:val="16"/>
+        </w:rPr>
+      </w:pPr>
+    </w:p>
+  </w:footnote>
+  <w:footnote w:id="5">
     <w:p>
       <w:pPr>
         <w:pStyle w:val="Textonotapie"/>
@@ -5978,19 +6811,54 @@
         <w:ind w:left="567" w:right="-1" w:hanging="567"/>
         <w:jc w:val="both"/>
         <w:rPr>
-          <w:rFonts w:ascii="Arial Narrow" w:eastAsia="Arial Narrow" w:hAnsi="Arial Narrow" w:cs="Arial"/>
-          <w:sz w:val="16"/>
-          <w:szCs w:val="16"/>
-        </w:rPr>
-      </w:pPr>
-      <w:r>
-        <w:rPr>
-          <w:rFonts w:ascii="Arial Narrow" w:eastAsia="Arial Narrow" w:hAnsi="Arial Narrow" w:cs="Arial"/>
+          <w:rFonts w:ascii="Arial Narrow" w:eastAsia="Arial Narrow" w:hAnsi="Arial Narrow" w:cs="Arial Narrow"/>
+          <w:sz w:val="16"/>
+          <w:szCs w:val="16"/>
+        </w:rPr>
+      </w:pPr>
+      <w:r>
+        <w:rPr>
+          <w:rStyle w:val="Refdenotaalpie"/>
+          <w:rFonts w:ascii="Arial Narrow" w:eastAsia="Arial Narrow" w:hAnsi="Arial Narrow" w:cs="Arial Narrow"/>
+          <w:sz w:val="16"/>
+          <w:szCs w:val="16"/>
+          <w:vertAlign w:val="superscript"/>
+        </w:rPr>
+        <w:footnoteRef/>
+      </w:r>
+      <w:r>
+        <w:rPr>
+          <w:rFonts w:ascii="Arial Narrow" w:eastAsia="Arial Narrow" w:hAnsi="Arial Narrow" w:cs="Arial Narrow"/>
+          <w:sz w:val="16"/>
+          <w:szCs w:val="16"/>
+        </w:rPr>
+        <w:t xml:space="preserve"> </w:t>
+      </w:r>
+      <w:r>
+        <w:rPr>
+          <w:rFonts w:ascii="Arial Narrow" w:eastAsia="Arial Narrow" w:hAnsi="Arial Narrow" w:cs="Arial Narrow"/>
           <w:sz w:val="16"/>
           <w:szCs w:val="16"/>
         </w:rPr>
         <w:tab/>
-        <w:t xml:space="preserve">c) Admitir denuncias a trámite, en aquellos casos en que la Comisión le haya delegado esta facultad. </w:t>
+      </w:r>
+      <w:r>
+        <w:rPr>
+          <w:rFonts w:ascii="Arial Narrow" w:eastAsia="Arial Narrow" w:hAnsi="Arial Narrow" w:cs="Arial Narrow"/>
+          <w:b/>
+          <w:bCs/>
+          <w:sz w:val="16"/>
+          <w:szCs w:val="16"/>
+        </w:rPr>
+        <w:t>LEY SOBRE FACULTADES, NORMAS Y ORGANIZACIÓN DEL INDECOPI, APROBADA POR DECRETO LEGISLATIVO 807 Artículo 24.-</w:t>
+      </w:r>
+      <w:r>
+        <w:rPr>
+          <w:rFonts w:ascii="Arial Narrow" w:eastAsia="Arial Narrow" w:hAnsi="Arial Narrow" w:cs="Arial Narrow"/>
+          <w:sz w:val="16"/>
+          <w:szCs w:val="16"/>
+        </w:rPr>
+        <w:t xml:space="preserve"> El Secretario Técnico se encargará de la tramitación del procedimiento. Para ello, cuenta con las siguientes facultades:</w:t>
       </w:r>
     </w:p>
     <w:p>
@@ -6002,19 +6870,19 @@
         <w:ind w:left="567" w:right="-1" w:hanging="567"/>
         <w:jc w:val="both"/>
         <w:rPr>
-          <w:rFonts w:ascii="Arial Narrow" w:eastAsia="Arial Narrow" w:hAnsi="Arial Narrow" w:cs="Arial"/>
-          <w:sz w:val="16"/>
-          <w:szCs w:val="16"/>
-        </w:rPr>
-      </w:pPr>
-      <w:r>
-        <w:rPr>
-          <w:rFonts w:ascii="Arial Narrow" w:eastAsia="Arial Narrow" w:hAnsi="Arial Narrow" w:cs="Arial"/>
+          <w:rFonts w:ascii="Arial Narrow" w:eastAsia="Arial Narrow" w:hAnsi="Arial Narrow" w:cs="Arial Narrow"/>
+          <w:sz w:val="16"/>
+          <w:szCs w:val="16"/>
+        </w:rPr>
+      </w:pPr>
+      <w:r>
+        <w:rPr>
+          <w:rFonts w:ascii="Arial Narrow" w:eastAsia="Arial Narrow" w:hAnsi="Arial Narrow" w:cs="Arial Narrow"/>
           <w:sz w:val="16"/>
           <w:szCs w:val="16"/>
         </w:rPr>
         <w:tab/>
-        <w:t>(...).</w:t>
+        <w:t xml:space="preserve">(...) </w:t>
       </w:r>
     </w:p>
     <w:p>
@@ -6026,18 +6894,19 @@
         <w:ind w:left="567" w:right="-1" w:hanging="567"/>
         <w:jc w:val="both"/>
         <w:rPr>
-          <w:rFonts w:ascii="Arial Narrow" w:eastAsia="Arial Narrow" w:hAnsi="Arial Narrow" w:cs="Arial"/>
-          <w:sz w:val="16"/>
-          <w:szCs w:val="16"/>
-        </w:rPr>
-      </w:pPr>
-      <w:r>
-        <w:rPr>
-          <w:rFonts w:ascii="Arial Narrow" w:eastAsia="Arial Narrow" w:hAnsi="Arial Narrow" w:cs="Arial"/>
-          <w:sz w:val="16"/>
-          <w:szCs w:val="16"/>
-        </w:rPr>
-        <w:t xml:space="preserve">. </w:t>
+          <w:rFonts w:ascii="Arial Narrow" w:eastAsia="Arial Narrow" w:hAnsi="Arial Narrow" w:cs="Arial Narrow"/>
+          <w:sz w:val="16"/>
+          <w:szCs w:val="16"/>
+        </w:rPr>
+      </w:pPr>
+      <w:r>
+        <w:rPr>
+          <w:rFonts w:ascii="Arial Narrow" w:eastAsia="Arial Narrow" w:hAnsi="Arial Narrow" w:cs="Arial Narrow"/>
+          <w:sz w:val="16"/>
+          <w:szCs w:val="16"/>
+        </w:rPr>
+        <w:tab/>
+        <w:t xml:space="preserve">c) Admitir denuncias a trámite, en aquellos casos en que la Comisión le haya delegado esta facultad. </w:t>
       </w:r>
     </w:p>
     <w:p>
@@ -6049,7 +6918,54 @@
         <w:ind w:left="567" w:right="-1" w:hanging="567"/>
         <w:jc w:val="both"/>
         <w:rPr>
-          <w:rFonts w:ascii="Arial Narrow" w:eastAsia="Arial Narrow" w:hAnsi="Arial Narrow" w:cs="Arial"/>
+          <w:rFonts w:ascii="Arial Narrow" w:eastAsia="Arial Narrow" w:hAnsi="Arial Narrow" w:cs="Arial Narrow"/>
+          <w:sz w:val="16"/>
+          <w:szCs w:val="16"/>
+        </w:rPr>
+      </w:pPr>
+      <w:r>
+        <w:rPr>
+          <w:rFonts w:ascii="Arial Narrow" w:eastAsia="Arial Narrow" w:hAnsi="Arial Narrow" w:cs="Arial Narrow"/>
+          <w:sz w:val="16"/>
+          <w:szCs w:val="16"/>
+        </w:rPr>
+        <w:tab/>
+        <w:t>(...).</w:t>
+      </w:r>
+    </w:p>
+    <w:p>
+      <w:pPr>
+        <w:pStyle w:val="Textonotapie"/>
+        <w:tabs>
+          <w:tab w:val="left" w:pos="567"/>
+        </w:tabs>
+        <w:ind w:left="567" w:right="-1" w:hanging="567"/>
+        <w:jc w:val="both"/>
+        <w:rPr>
+          <w:rFonts w:ascii="Arial Narrow" w:eastAsia="Arial Narrow" w:hAnsi="Arial Narrow" w:cs="Arial Narrow"/>
+          <w:sz w:val="16"/>
+          <w:szCs w:val="16"/>
+        </w:rPr>
+      </w:pPr>
+      <w:r>
+        <w:rPr>
+          <w:rFonts w:ascii="Arial Narrow" w:eastAsia="Arial Narrow" w:hAnsi="Arial Narrow" w:cs="Arial Narrow"/>
+          <w:sz w:val="16"/>
+          <w:szCs w:val="16"/>
+        </w:rPr>
+        <w:t xml:space="preserve">. </w:t>
+      </w:r>
+    </w:p>
+    <w:p>
+      <w:pPr>
+        <w:pStyle w:val="Textonotapie"/>
+        <w:tabs>
+          <w:tab w:val="left" w:pos="567"/>
+        </w:tabs>
+        <w:ind w:left="567" w:right="-1" w:hanging="567"/>
+        <w:jc w:val="both"/>
+        <w:rPr>
+          <w:rFonts w:ascii="Arial Narrow" w:eastAsia="Arial Narrow" w:hAnsi="Arial Narrow" w:cs="Arial Narrow"/>
           <w:sz w:val="16"/>
           <w:szCs w:val="16"/>
         </w:rPr>
@@ -6063,7 +6979,7 @@
         <w:ind w:left="567" w:hanging="567"/>
         <w:jc w:val="both"/>
         <w:rPr>
-          <w:rFonts w:ascii="Arial Narrow" w:hAnsi="Arial Narrow" w:cs="Arial"/>
+          <w:rFonts w:ascii="Arial Narrow" w:eastAsia="Arial Narrow" w:hAnsi="Arial Narrow" w:cs="Arial Narrow"/>
           <w:sz w:val="16"/>
           <w:szCs w:val="16"/>
         </w:rPr>
@@ -6071,7 +6987,7 @@
       <w:r>
         <w:rPr>
           <w:rStyle w:val="Refdenotaalpie"/>
-          <w:rFonts w:ascii="Arial Narrow" w:hAnsi="Arial Narrow" w:cs="Arial"/>
+          <w:rFonts w:ascii="Arial Narrow" w:eastAsia="Arial Narrow" w:hAnsi="Arial Narrow" w:cs="Arial Narrow"/>
           <w:sz w:val="16"/>
           <w:szCs w:val="16"/>
           <w:vertAlign w:val="superscript"/>
@@ -6080,7 +6996,7 @@
       </w:r>
       <w:r>
         <w:rPr>
-          <w:rFonts w:ascii="Arial Narrow" w:hAnsi="Arial Narrow" w:cs="Arial"/>
+          <w:rFonts w:ascii="Arial Narrow" w:eastAsia="Arial Narrow" w:hAnsi="Arial Narrow" w:cs="Arial Narrow"/>
           <w:sz w:val="16"/>
           <w:szCs w:val="16"/>
         </w:rPr>
@@ -6088,7 +7004,7 @@
       </w:r>
       <w:r>
         <w:rPr>
-          <w:rFonts w:ascii="Arial Narrow" w:hAnsi="Arial Narrow" w:cs="Arial"/>
+          <w:rFonts w:ascii="Arial Narrow" w:eastAsia="Arial Narrow" w:hAnsi="Arial Narrow" w:cs="Arial Narrow"/>
           <w:sz w:val="16"/>
           <w:szCs w:val="16"/>
         </w:rPr>
@@ -6098,7 +7014,7 @@
       <w:proofErr w:type="spellStart"/>
       <w:r>
         <w:rPr>
-          <w:rFonts w:ascii="Arial Narrow" w:hAnsi="Arial Narrow" w:cs="Arial"/>
+          <w:rFonts w:ascii="Arial Narrow" w:eastAsia="Arial Narrow" w:hAnsi="Arial Narrow" w:cs="Arial Narrow"/>
           <w:sz w:val="16"/>
           <w:szCs w:val="16"/>
         </w:rPr>
@@ -6107,7 +7023,7 @@
       <w:proofErr w:type="spellEnd"/>
       <w:r>
         <w:rPr>
-          <w:rFonts w:ascii="Arial Narrow" w:hAnsi="Arial Narrow" w:cs="Arial"/>
+          <w:rFonts w:ascii="Arial Narrow" w:eastAsia="Arial Narrow" w:hAnsi="Arial Narrow" w:cs="Arial Narrow"/>
           <w:sz w:val="16"/>
           <w:szCs w:val="16"/>
         </w:rPr>
@@ -6120,7 +7036,7 @@
         <w:ind w:left="567" w:hanging="567"/>
         <w:jc w:val="both"/>
         <w:rPr>
-          <w:rFonts w:ascii="Arial Narrow" w:hAnsi="Arial Narrow" w:cs="Arial"/>
+          <w:rFonts w:ascii="Arial Narrow" w:eastAsia="Arial Narrow" w:hAnsi="Arial Narrow" w:cs="Arial Narrow"/>
           <w:sz w:val="16"/>
           <w:szCs w:val="16"/>
         </w:rPr>
@@ -6134,7 +7050,7 @@
         <w:ind w:left="567" w:hanging="567"/>
         <w:jc w:val="both"/>
         <w:rPr>
-          <w:rFonts w:ascii="Arial Narrow" w:hAnsi="Arial Narrow" w:cs="Arial"/>
+          <w:rFonts w:ascii="Arial Narrow" w:eastAsia="Arial Narrow" w:hAnsi="Arial Narrow" w:cs="Arial Narrow"/>
           <w:sz w:val="16"/>
           <w:szCs w:val="16"/>
         </w:rPr>
@@ -6142,7 +7058,7 @@
       <w:r>
         <w:rPr>
           <w:rStyle w:val="Refdenotaalpie"/>
-          <w:rFonts w:ascii="Arial Narrow" w:hAnsi="Arial Narrow" w:cs="Arial"/>
+          <w:rFonts w:ascii="Arial Narrow" w:eastAsia="Arial Narrow" w:hAnsi="Arial Narrow" w:cs="Arial Narrow"/>
           <w:sz w:val="16"/>
           <w:szCs w:val="16"/>
           <w:vertAlign w:val="superscript"/>
@@ -6151,7 +7067,7 @@
       </w:r>
       <w:r>
         <w:rPr>
-          <w:rFonts w:ascii="Arial Narrow" w:hAnsi="Arial Narrow" w:cs="Arial"/>
+          <w:rFonts w:ascii="Arial Narrow" w:eastAsia="Arial Narrow" w:hAnsi="Arial Narrow" w:cs="Arial Narrow"/>
           <w:sz w:val="16"/>
           <w:szCs w:val="16"/>
         </w:rPr>
@@ -6159,7 +7075,7 @@
       </w:r>
       <w:r>
         <w:rPr>
-          <w:rFonts w:ascii="Arial Narrow" w:hAnsi="Arial Narrow" w:cs="Arial"/>
+          <w:rFonts w:ascii="Arial Narrow" w:eastAsia="Arial Narrow" w:hAnsi="Arial Narrow" w:cs="Arial Narrow"/>
           <w:sz w:val="16"/>
           <w:szCs w:val="16"/>
         </w:rPr>
@@ -6167,7 +7083,7 @@
       </w:r>
       <w:r>
         <w:rPr>
-          <w:rFonts w:ascii="Arial Narrow" w:eastAsia="Arial Narrow" w:hAnsi="Arial Narrow" w:cs="Arial"/>
+          <w:rFonts w:ascii="Arial Narrow" w:eastAsia="Arial Narrow" w:hAnsi="Arial Narrow" w:cs="Arial Narrow"/>
           <w:b/>
           <w:sz w:val="16"/>
           <w:szCs w:val="16"/>
@@ -6176,7 +7092,7 @@
       </w:r>
       <w:r>
         <w:rPr>
-          <w:rFonts w:ascii="Arial Narrow" w:hAnsi="Arial Narrow" w:cs="Arial"/>
+          <w:rFonts w:ascii="Arial Narrow" w:eastAsia="Arial Narrow" w:hAnsi="Arial Narrow" w:cs="Arial Narrow"/>
           <w:b/>
           <w:bCs/>
           <w:sz w:val="16"/>
@@ -6186,7 +7102,7 @@
       </w:r>
       <w:r>
         <w:rPr>
-          <w:rFonts w:ascii="Arial Narrow" w:hAnsi="Arial Narrow" w:cs="Arial"/>
+          <w:rFonts w:ascii="Arial Narrow" w:eastAsia="Arial Narrow" w:hAnsi="Arial Narrow" w:cs="Arial Narrow"/>
           <w:b/>
           <w:sz w:val="16"/>
           <w:szCs w:val="16"/>
@@ -6200,7 +7116,7 @@
         <w:ind w:left="567" w:hanging="567"/>
         <w:jc w:val="both"/>
         <w:rPr>
-          <w:rFonts w:ascii="Arial Narrow" w:hAnsi="Arial Narrow" w:cs="Arial"/>
+          <w:rFonts w:ascii="Arial Narrow" w:eastAsia="Arial Narrow" w:hAnsi="Arial Narrow" w:cs="Arial Narrow"/>
           <w:b/>
           <w:bCs/>
           <w:sz w:val="16"/>
@@ -6209,7 +7125,7 @@
       </w:pPr>
       <w:r>
         <w:rPr>
-          <w:rFonts w:ascii="Arial Narrow" w:hAnsi="Arial Narrow" w:cs="Arial"/>
+          <w:rFonts w:ascii="Arial Narrow" w:eastAsia="Arial Narrow" w:hAnsi="Arial Narrow" w:cs="Arial Narrow"/>
           <w:sz w:val="16"/>
           <w:szCs w:val="16"/>
         </w:rPr>
@@ -6217,7 +7133,7 @@
       </w:r>
       <w:r>
         <w:rPr>
-          <w:rFonts w:ascii="Arial Narrow" w:hAnsi="Arial Narrow" w:cs="Arial"/>
+          <w:rFonts w:ascii="Arial Narrow" w:eastAsia="Arial Narrow" w:hAnsi="Arial Narrow" w:cs="Arial Narrow"/>
           <w:b/>
           <w:bCs/>
           <w:sz w:val="16"/>
@@ -6235,15 +7151,15 @@
         <w:ind w:left="567"/>
         <w:jc w:val="both"/>
         <w:rPr>
-          <w:rFonts w:ascii="Arial Narrow" w:hAnsi="Arial Narrow" w:cs="Arial"/>
-          <w:sz w:val="16"/>
-          <w:szCs w:val="16"/>
-          <w:lang w:eastAsia="es-PE"/>
-        </w:rPr>
-      </w:pPr>
-      <w:r>
-        <w:rPr>
-          <w:rFonts w:ascii="Arial Narrow" w:hAnsi="Arial Narrow" w:cs="Arial"/>
+          <w:rFonts w:ascii="Arial Narrow" w:eastAsia="Arial Narrow" w:hAnsi="Arial Narrow" w:cs="Arial Narrow"/>
+          <w:sz w:val="16"/>
+          <w:szCs w:val="16"/>
+          <w:lang w:eastAsia="es-PE"/>
+        </w:rPr>
+      </w:pPr>
+      <w:r>
+        <w:rPr>
+          <w:rFonts w:ascii="Arial Narrow" w:eastAsia="Arial Narrow" w:hAnsi="Arial Narrow" w:cs="Arial Narrow"/>
           <w:sz w:val="16"/>
           <w:szCs w:val="16"/>
           <w:lang w:eastAsia="es-PE"/>
@@ -6260,15 +7176,15 @@
         <w:ind w:left="567"/>
         <w:jc w:val="both"/>
         <w:rPr>
-          <w:rFonts w:ascii="Arial Narrow" w:hAnsi="Arial Narrow" w:cs="Arial"/>
-          <w:sz w:val="16"/>
-          <w:szCs w:val="16"/>
-          <w:lang w:eastAsia="es-PE"/>
-        </w:rPr>
-      </w:pPr>
-      <w:r>
-        <w:rPr>
-          <w:rFonts w:ascii="Arial Narrow" w:hAnsi="Arial Narrow" w:cs="Arial"/>
+          <w:rFonts w:ascii="Arial Narrow" w:eastAsia="Arial Narrow" w:hAnsi="Arial Narrow" w:cs="Arial Narrow"/>
+          <w:sz w:val="16"/>
+          <w:szCs w:val="16"/>
+          <w:lang w:eastAsia="es-PE"/>
+        </w:rPr>
+      </w:pPr>
+      <w:r>
+        <w:rPr>
+          <w:rFonts w:ascii="Arial Narrow" w:eastAsia="Arial Narrow" w:hAnsi="Arial Narrow" w:cs="Arial Narrow"/>
           <w:sz w:val="16"/>
           <w:szCs w:val="16"/>
           <w:lang w:eastAsia="es-PE"/>
@@ -6285,15 +7201,15 @@
         <w:ind w:left="567"/>
         <w:jc w:val="both"/>
         <w:rPr>
-          <w:rFonts w:ascii="Arial Narrow" w:hAnsi="Arial Narrow" w:cs="Arial"/>
-          <w:sz w:val="16"/>
-          <w:szCs w:val="16"/>
-          <w:lang w:eastAsia="es-PE"/>
-        </w:rPr>
-      </w:pPr>
-      <w:r>
-        <w:rPr>
-          <w:rFonts w:ascii="Arial Narrow" w:hAnsi="Arial Narrow" w:cs="Arial"/>
+          <w:rFonts w:ascii="Arial Narrow" w:eastAsia="Arial Narrow" w:hAnsi="Arial Narrow" w:cs="Arial Narrow"/>
+          <w:sz w:val="16"/>
+          <w:szCs w:val="16"/>
+          <w:lang w:eastAsia="es-PE"/>
+        </w:rPr>
+      </w:pPr>
+      <w:r>
+        <w:rPr>
+          <w:rFonts w:ascii="Arial Narrow" w:eastAsia="Arial Narrow" w:hAnsi="Arial Narrow" w:cs="Arial Narrow"/>
           <w:sz w:val="16"/>
           <w:szCs w:val="16"/>
           <w:lang w:eastAsia="es-PE"/>
@@ -6304,41 +7220,71 @@
     <w:p>
       <w:pPr>
         <w:pStyle w:val="Textonotapie"/>
-        <w:tabs>
-          <w:tab w:val="left" w:pos="284"/>
-        </w:tabs>
         <w:ind w:left="567" w:hanging="567"/>
         <w:jc w:val="both"/>
         <w:rPr>
-          <w:rFonts w:ascii="Arial Narrow" w:hAnsi="Arial Narrow" w:cs="Arial"/>
+          <w:rFonts w:ascii="Arial Narrow" w:eastAsia="Arial Narrow" w:hAnsi="Arial Narrow" w:cs="Arial Narrow"/>
+          <w:sz w:val="16"/>
+          <w:szCs w:val="16"/>
+        </w:rPr>
+      </w:pPr>
+    </w:p>
+  </w:footnote>
+  <w:footnote w:id="13">
+    <w:p>
+      <w:pPr>
+        <w:pStyle w:val="Textonotapie"/>
+        <w:ind w:left="567" w:hanging="567"/>
+        <w:jc w:val="both"/>
+        <w:rPr>
+          <w:rFonts w:ascii="Arial Narrow" w:eastAsia="Arial Narrow" w:hAnsi="Arial Narrow" w:cs="Arial Narrow"/>
+          <w:sz w:val="16"/>
+          <w:szCs w:val="16"/>
+        </w:rPr>
+      </w:pPr>
+      <w:r>
+        <w:rPr>
+          <w:rStyle w:val="Refdenotaalpie"/>
+          <w:rFonts w:ascii="Arial Narrow" w:eastAsia="Arial Narrow" w:hAnsi="Arial Narrow" w:cs="Arial Narrow"/>
+          <w:sz w:val="16"/>
+          <w:szCs w:val="16"/>
+          <w:vertAlign w:val="superscript"/>
+        </w:rPr>
+        <w:footnoteRef/>
+      </w:r>
+      <w:r>
+        <w:rPr>
+          <w:rFonts w:ascii="Arial Narrow" w:eastAsia="Arial Narrow" w:hAnsi="Arial Narrow" w:cs="Arial Narrow"/>
+          <w:sz w:val="16"/>
+          <w:szCs w:val="16"/>
+        </w:rPr>
+        <w:tab/>
+      </w:r>
+      <w:r>
+        <w:rPr>
+          <w:rFonts w:ascii="Arial Narrow" w:eastAsia="Arial Narrow" w:hAnsi="Arial Narrow" w:cs="Arial Narrow"/>
           <w:b/>
           <w:bCs/>
           <w:sz w:val="16"/>
           <w:szCs w:val="16"/>
         </w:rPr>
-      </w:pPr>
-    </w:p>
-  </w:footnote>
-  <w:footnote w:id="13">
+        <w:t xml:space="preserve">DECRETO LEGISLATIVO 807, LEY SOBRE FACULTADES, NORMAS Y ORGANIZACIÓN DEL INDECOPI, publicado el 18 de abril de 1996</w:t>
+      </w:r>
+    </w:p>
     <w:p>
       <w:pPr>
         <w:pStyle w:val="Textonotapie"/>
         <w:ind w:left="567" w:hanging="567"/>
         <w:jc w:val="both"/>
-      </w:pPr>
-      <w:r>
-        <w:rPr>
-          <w:rStyle w:val="Refdenotaalpie"/>
-          <w:rFonts w:ascii="Arial Narrow" w:hAnsi="Arial Narrow" w:cs="Arial"/>
-          <w:sz w:val="16"/>
-          <w:szCs w:val="16"/>
-          <w:vertAlign w:val="superscript"/>
-        </w:rPr>
-        <w:footnoteRef/>
-      </w:r>
-      <w:r>
-        <w:rPr>
-          <w:rFonts w:ascii="Arial Narrow" w:hAnsi="Arial Narrow" w:cs="Arial"/>
+        <w:rPr>
+          <w:rFonts w:ascii="Arial Narrow" w:eastAsia="Arial Narrow" w:hAnsi="Arial Narrow" w:cs="Arial Narrow"/>
+          <w:sz w:val="16"/>
+          <w:szCs w:val="16"/>
+        </w:rPr>
+      </w:pPr>
+      <w:r>
+        <w:rPr>
+          <w:rFonts w:ascii="Arial Narrow" w:eastAsia="Arial Narrow" w:hAnsi="Arial Narrow" w:cs="Arial Narrow"/>
           <w:sz w:val="16"/>
           <w:szCs w:val="16"/>
         </w:rPr>
@@ -6346,13 +7292,21 @@
       </w:r>
       <w:r>
         <w:rPr>
-          <w:rFonts w:ascii="Arial Narrow" w:hAnsi="Arial Narrow" w:cs="Arial"/>
+          <w:rFonts w:ascii="Arial Narrow" w:eastAsia="Arial Narrow" w:hAnsi="Arial Narrow" w:cs="Arial Narrow"/>
           <w:b/>
           <w:bCs/>
           <w:sz w:val="16"/>
           <w:szCs w:val="16"/>
         </w:rPr>
-        <w:t xml:space="preserve">DECRETO LEGISLATIVO 807, LEY SOBRE FACULTADES, NORMAS Y ORGANIZACIÓN DEL INDECOPI, publicado el 18 de abril de 1996</w:t>
+        <w:t xml:space="preserve">Artículo 26.-</w:t>
+      </w:r>
+      <w:r>
+        <w:rPr>
+          <w:rFonts w:ascii="Arial Narrow" w:eastAsia="Arial Narrow" w:hAnsi="Arial Narrow" w:cs="Arial Narrow"/>
+          <w:sz w:val="16"/>
+          <w:szCs w:val="16"/>
+        </w:rPr>
+        <w:t xml:space="preserve"> Una vez admitida a trámite la denuncia, se correrá traslado de la misma al denunciado, a fin de que éste presente su descargo. El plazo para la presentación del descargo será de cinco (5) días contados desde la notificación, vencido el cual, el Secretario Técnico declarará en rebeldía al denunciado que no lo hubiera presentado.</w:t>
       </w:r>
     </w:p>
     <w:p>
@@ -6360,10 +7314,39 @@
         <w:pStyle w:val="Textonotapie"/>
         <w:ind w:left="567" w:hanging="567"/>
         <w:jc w:val="both"/>
-      </w:pPr>
-      <w:r>
-        <w:rPr>
-          <w:rFonts w:ascii="Arial Narrow" w:hAnsi="Arial Narrow" w:cs="Arial"/>
+        <w:rPr>
+          <w:rFonts w:ascii="Arial Narrow" w:eastAsia="Arial Narrow" w:hAnsi="Arial Narrow" w:cs="Arial Narrow"/>
+          <w:sz w:val="16"/>
+          <w:szCs w:val="16"/>
+        </w:rPr>
+      </w:pPr>
+    </w:p>
+  </w:footnote>
+  <w:footnote w:id="14">
+    <w:p>
+      <w:pPr>
+        <w:pStyle w:val="Textonotapie"/>
+        <w:ind w:left="567" w:hanging="567"/>
+        <w:jc w:val="both"/>
+        <w:rPr>
+          <w:rFonts w:ascii="Arial Narrow" w:eastAsia="Arial Narrow" w:hAnsi="Arial Narrow" w:cs="Arial Narrow"/>
+          <w:sz w:val="16"/>
+          <w:szCs w:val="16"/>
+        </w:rPr>
+      </w:pPr>
+      <w:r>
+        <w:rPr>
+          <w:rStyle w:val="Refdenotaalpie"/>
+          <w:rFonts w:ascii="Arial Narrow" w:eastAsia="Arial Narrow" w:hAnsi="Arial Narrow" w:cs="Arial Narrow"/>
+          <w:sz w:val="16"/>
+          <w:szCs w:val="16"/>
+          <w:vertAlign w:val="superscript"/>
+        </w:rPr>
+        <w:footnoteRef/>
+      </w:r>
+      <w:r>
+        <w:rPr>
+          <w:rFonts w:ascii="Arial Narrow" w:eastAsia="Arial Narrow" w:hAnsi="Arial Narrow" w:cs="Arial Narrow"/>
           <w:sz w:val="16"/>
           <w:szCs w:val="16"/>
         </w:rPr>
@@ -6371,44 +7354,29 @@
       </w:r>
       <w:r>
         <w:rPr>
-          <w:rFonts w:ascii="Arial Narrow" w:hAnsi="Arial Narrow" w:cs="Arial"/>
+          <w:rFonts w:ascii="Arial Narrow" w:eastAsia="Arial Narrow" w:hAnsi="Arial Narrow" w:cs="Arial Narrow"/>
           <w:b/>
           <w:bCs/>
           <w:sz w:val="16"/>
           <w:szCs w:val="16"/>
         </w:rPr>
-        <w:t xml:space="preserve">Artículo 26.-</w:t>
-      </w:r>
-      <w:r>
-        <w:rPr>
-          <w:rFonts w:ascii="Arial Narrow" w:hAnsi="Arial Narrow" w:cs="Arial"/>
-          <w:sz w:val="16"/>
-          <w:szCs w:val="16"/>
-        </w:rPr>
-        <w:t xml:space="preserve"> Una vez admitida a trámite la denuncia, se correrá traslado de la misma al denunciado, a fin de que éste presente su descargo. El plazo para la presentación del descargo será de cinco (5) días contados desde la notificación, vencido el cual, el Secretario Técnico declarará en rebeldía al denunciado que no lo hubiera presentado.</w:t>
-      </w:r>
-    </w:p>
-  </w:footnote>
-  <w:footnote w:id="14">
+        <w:t xml:space="preserve">DECRETO SUPREMO 006-2026-JUS, TEXTO ÚNICO ORDENADO DE LA LEY 27444, LEY DEL PROCEDIMIENTO ADMINISTRATIVO GENERAL, publicado el 30 de abril de 2026</w:t>
+      </w:r>
+    </w:p>
     <w:p>
       <w:pPr>
         <w:pStyle w:val="Textonotapie"/>
         <w:ind w:left="567" w:hanging="567"/>
         <w:jc w:val="both"/>
-      </w:pPr>
-      <w:r>
-        <w:rPr>
-          <w:rStyle w:val="Refdenotaalpie"/>
-          <w:rFonts w:ascii="Arial Narrow" w:hAnsi="Arial Narrow" w:cs="Arial"/>
-          <w:sz w:val="16"/>
-          <w:szCs w:val="16"/>
-          <w:vertAlign w:val="superscript"/>
-        </w:rPr>
-        <w:footnoteRef/>
-      </w:r>
-      <w:r>
-        <w:rPr>
-          <w:rFonts w:ascii="Arial Narrow" w:hAnsi="Arial Narrow" w:cs="Arial"/>
+        <w:rPr>
+          <w:rFonts w:ascii="Arial Narrow" w:eastAsia="Arial Narrow" w:hAnsi="Arial Narrow" w:cs="Arial Narrow"/>
+          <w:sz w:val="16"/>
+          <w:szCs w:val="16"/>
+        </w:rPr>
+      </w:pPr>
+      <w:r>
+        <w:rPr>
+          <w:rFonts w:ascii="Arial Narrow" w:eastAsia="Arial Narrow" w:hAnsi="Arial Narrow" w:cs="Arial Narrow"/>
           <w:sz w:val="16"/>
           <w:szCs w:val="16"/>
         </w:rPr>
@@ -6416,13 +7384,13 @@
       </w:r>
       <w:r>
         <w:rPr>
-          <w:rFonts w:ascii="Arial Narrow" w:hAnsi="Arial Narrow" w:cs="Arial"/>
+          <w:rFonts w:ascii="Arial Narrow" w:eastAsia="Arial Narrow" w:hAnsi="Arial Narrow" w:cs="Arial Narrow"/>
           <w:b/>
           <w:bCs/>
           <w:sz w:val="16"/>
           <w:szCs w:val="16"/>
         </w:rPr>
-        <w:t xml:space="preserve">DECRETO SUPREMO 006-2026-JUS, TEXTO ÚNICO ORDENADO DE LA LEY 27444, LEY DEL PROCEDIMIENTO ADMINISTRATIVO GENERAL, publicado el 30 de abril de 2026</w:t>
+        <w:t xml:space="preserve">Artículo 223.- Contestación de la reclamación</w:t>
       </w:r>
     </w:p>
     <w:p>
@@ -6430,10 +7398,15 @@
         <w:pStyle w:val="Textonotapie"/>
         <w:ind w:left="567" w:hanging="567"/>
         <w:jc w:val="both"/>
-      </w:pPr>
-      <w:r>
-        <w:rPr>
-          <w:rFonts w:ascii="Arial Narrow" w:hAnsi="Arial Narrow" w:cs="Arial"/>
+        <w:rPr>
+          <w:rFonts w:ascii="Arial Narrow" w:eastAsia="Arial Narrow" w:hAnsi="Arial Narrow" w:cs="Arial Narrow"/>
+          <w:sz w:val="16"/>
+          <w:szCs w:val="16"/>
+        </w:rPr>
+      </w:pPr>
+      <w:r>
+        <w:rPr>
+          <w:rFonts w:ascii="Arial Narrow" w:eastAsia="Arial Narrow" w:hAnsi="Arial Narrow" w:cs="Arial Narrow"/>
           <w:sz w:val="16"/>
           <w:szCs w:val="16"/>
         </w:rPr>
@@ -6441,130 +7414,117 @@
       </w:r>
       <w:r>
         <w:rPr>
-          <w:rFonts w:ascii="Arial Narrow" w:hAnsi="Arial Narrow" w:cs="Arial"/>
+          <w:rFonts w:ascii="Arial Narrow" w:eastAsia="Arial Narrow" w:hAnsi="Arial Narrow" w:cs="Arial Narrow"/>
+          <w:sz w:val="16"/>
+          <w:szCs w:val="16"/>
+        </w:rPr>
+        <w:t xml:space="preserve">223.1 El reclamado deberá presentar la contestación de la reclamación dentro de los quince (15) días posteriores a la notificación de ésta; vencido este plazo, la Administración declarará en rebeldía al reclamado que no la hubiera presentado. La contestación deberá contener los requisitos de los escritos previstos en el artículo 113 de la presente Ley, así como la absolución de todos los asuntos controvertidos de hecho y de derecho, Las alegaciones y los hechos relevantes de la reclamación, salvo que hayan sido específicamente negadas en la contestación, se tendrán por aceptadas o merituadas como ciertas.</w:t>
+      </w:r>
+    </w:p>
+    <w:p>
+      <w:pPr>
+        <w:pStyle w:val="Textonotapie"/>
+        <w:ind w:left="567" w:hanging="567"/>
+        <w:jc w:val="both"/>
+        <w:rPr>
+          <w:rFonts w:ascii="Arial Narrow" w:eastAsia="Arial Narrow" w:hAnsi="Arial Narrow" w:cs="Arial Narrow"/>
+          <w:sz w:val="16"/>
+          <w:szCs w:val="16"/>
+        </w:rPr>
+      </w:pPr>
+    </w:p>
+  </w:footnote>
+  <w:footnote w:id="8">
+    <w:p>
+      <w:pPr>
+        <w:spacing w:after="0" w:line="240" w:lineRule="auto"/>
+        <w:ind w:left="567" w:hanging="567"/>
+        <w:jc w:val="both"/>
+        <w:rPr>
+          <w:rFonts w:ascii="Arial Narrow" w:eastAsia="Arial Narrow" w:hAnsi="Arial Narrow" w:cs="Arial Narrow"/>
+          <w:sz w:val="16"/>
+          <w:szCs w:val="16"/>
+        </w:rPr>
+      </w:pPr>
+      <w:r>
+        <w:rPr>
+          <w:rStyle w:val="Refdenotaalpie"/>
+          <w:rFonts w:ascii="Arial Narrow" w:eastAsia="Arial Narrow" w:hAnsi="Arial Narrow" w:cs="Arial Narrow"/>
+          <w:sz w:val="16"/>
+          <w:szCs w:val="16"/>
+          <w:vertAlign w:val="superscript"/>
+        </w:rPr>
+        <w:footnoteRef/>
+      </w:r>
+      <w:r>
+        <w:rPr>
+          <w:rFonts w:ascii="Arial Narrow" w:eastAsia="Arial Narrow" w:hAnsi="Arial Narrow" w:cs="Arial Narrow"/>
+          <w:sz w:val="16"/>
+          <w:szCs w:val="16"/>
+          <w:vertAlign w:val="superscript"/>
+        </w:rPr>
+        <w:t xml:space="preserve"> </w:t>
+      </w:r>
+      <w:r>
+        <w:rPr>
+          <w:rFonts w:ascii="Arial Narrow" w:eastAsia="Arial Narrow" w:hAnsi="Arial Narrow" w:cs="Arial Narrow"/>
+          <w:sz w:val="16"/>
+          <w:szCs w:val="16"/>
+        </w:rPr>
+        <w:t xml:space="preserve"> </w:t>
+      </w:r>
+      <w:r>
+        <w:rPr>
+          <w:rFonts w:ascii="Arial Narrow" w:eastAsia="Arial Narrow" w:hAnsi="Arial Narrow" w:cs="Arial Narrow"/>
+          <w:sz w:val="16"/>
+          <w:szCs w:val="16"/>
+        </w:rPr>
+        <w:tab/>
+      </w:r>
+      <w:r>
+        <w:rPr>
+          <w:rFonts w:ascii="Arial Narrow" w:eastAsia="Arial Narrow" w:hAnsi="Arial Narrow" w:cs="Arial Narrow"/>
+          <w:b/>
+          <w:sz w:val="16"/>
+          <w:szCs w:val="16"/>
+        </w:rPr>
+        <w:t>LEY 29571, CÓDIGO DE PROTECCIÓN Y DEFENSA DEL CONSUMIDOR</w:t>
+      </w:r>
+      <w:r>
+        <w:rPr>
+          <w:rFonts w:ascii="Arial Narrow" w:eastAsia="Arial Narrow" w:hAnsi="Arial Narrow" w:cs="Arial Narrow"/>
           <w:b/>
           <w:bCs/>
           <w:sz w:val="16"/>
           <w:szCs w:val="16"/>
         </w:rPr>
-        <w:t xml:space="preserve">Artículo 223.- Contestación de la reclamación</w:t>
-      </w:r>
-    </w:p>
-    <w:p>
-      <w:pPr>
-        <w:pStyle w:val="Textonotapie"/>
+        <w:t xml:space="preserve">, </w:t>
+      </w:r>
+      <w:r>
+        <w:rPr>
+          <w:rFonts w:ascii="Arial Narrow" w:eastAsia="Arial Narrow" w:hAnsi="Arial Narrow" w:cs="Arial Narrow"/>
+          <w:b/>
+          <w:sz w:val="16"/>
+          <w:szCs w:val="16"/>
+        </w:rPr>
+        <w:t>publicado el 2 de setiembre de 2010 y modificado por Decreto Legislativo 1308</w:t>
+      </w:r>
+    </w:p>
+    <w:p>
+      <w:pPr>
+        <w:spacing w:after="0" w:line="240" w:lineRule="auto"/>
         <w:ind w:left="567" w:hanging="567"/>
         <w:jc w:val="both"/>
-      </w:pPr>
-      <w:r>
-        <w:rPr>
-          <w:rFonts w:ascii="Arial Narrow" w:hAnsi="Arial Narrow" w:cs="Arial"/>
-          <w:sz w:val="16"/>
-          <w:szCs w:val="16"/>
-        </w:rPr>
-        <w:tab/>
-      </w:r>
-      <w:r>
-        <w:rPr>
-          <w:rFonts w:ascii="Arial Narrow" w:hAnsi="Arial Narrow" w:cs="Arial"/>
-          <w:sz w:val="16"/>
-          <w:szCs w:val="16"/>
-        </w:rPr>
-        <w:t xml:space="preserve">223.1 El reclamado deberá presentar la contestación de la reclamación dentro de los quince (15) días posteriores a la notificación de ésta; vencido este plazo, la Administración declarará en rebeldía al reclamado que no la hubiera presentado. La contestación deberá contener los requisitos de los escritos previstos en el artículo 113 de la presente Ley, así como la absolución de todos los asuntos controvertidos de hecho y de derecho, Las alegaciones y los hechos relevantes de la reclamación, salvo que hayan sido específicamente negadas en la contestación, se tendrán por aceptadas o merituadas como ciertas.</w:t>
-      </w:r>
-    </w:p>
-  </w:footnote>
-  <w:footnote w:id="8">
-    <w:p>
-      <w:pPr>
-        <w:spacing w:after="0" w:line="240" w:lineRule="auto"/>
-        <w:ind w:left="567" w:hanging="567"/>
-        <w:jc w:val="both"/>
-        <w:rPr>
-          <w:rFonts w:ascii="Arial Narrow" w:hAnsi="Arial Narrow" w:cs="Arial"/>
-          <w:sz w:val="16"/>
-          <w:szCs w:val="16"/>
-        </w:rPr>
-      </w:pPr>
-      <w:r>
-        <w:rPr>
-          <w:rStyle w:val="Refdenotaalpie"/>
-          <w:rFonts w:ascii="Arial Narrow" w:hAnsi="Arial Narrow" w:cs="Arial"/>
-          <w:sz w:val="16"/>
-          <w:szCs w:val="16"/>
-          <w:vertAlign w:val="superscript"/>
-        </w:rPr>
-        <w:footnoteRef/>
-      </w:r>
-      <w:r>
-        <w:rPr>
-          <w:rFonts w:ascii="Arial Narrow" w:hAnsi="Arial Narrow" w:cs="Arial"/>
-          <w:sz w:val="16"/>
-          <w:szCs w:val="16"/>
-          <w:vertAlign w:val="superscript"/>
-        </w:rPr>
-        <w:t xml:space="preserve"> </w:t>
-      </w:r>
-      <w:r>
-        <w:rPr>
-          <w:rFonts w:ascii="Arial Narrow" w:hAnsi="Arial Narrow" w:cs="Arial"/>
-          <w:sz w:val="16"/>
-          <w:szCs w:val="16"/>
-        </w:rPr>
-        <w:t xml:space="preserve"> </w:t>
-      </w:r>
-      <w:r>
-        <w:rPr>
-          <w:rFonts w:ascii="Arial Narrow" w:hAnsi="Arial Narrow" w:cs="Arial"/>
-          <w:sz w:val="16"/>
-          <w:szCs w:val="16"/>
-        </w:rPr>
-        <w:tab/>
-      </w:r>
-      <w:r>
-        <w:rPr>
-          <w:rFonts w:ascii="Arial Narrow" w:eastAsia="Arial Narrow" w:hAnsi="Arial Narrow" w:cs="Arial"/>
+        <w:rPr>
+          <w:rFonts w:ascii="Arial Narrow" w:eastAsia="Arial Narrow" w:hAnsi="Arial Narrow" w:cs="Arial Narrow"/>
           <w:b/>
           <w:sz w:val="16"/>
           <w:szCs w:val="16"/>
         </w:rPr>
-        <w:t>LEY 29571, CÓDIGO DE PROTECCIÓN Y DEFENSA DEL CONSUMIDOR</w:t>
-      </w:r>
-      <w:r>
-        <w:rPr>
-          <w:rFonts w:ascii="Arial Narrow" w:hAnsi="Arial Narrow" w:cs="Arial"/>
-          <w:b/>
-          <w:bCs/>
-          <w:sz w:val="16"/>
-          <w:szCs w:val="16"/>
-        </w:rPr>
-        <w:t xml:space="preserve">, </w:t>
-      </w:r>
-      <w:r>
-        <w:rPr>
-          <w:rFonts w:ascii="Arial Narrow" w:hAnsi="Arial Narrow" w:cs="Arial"/>
-          <w:b/>
-          <w:sz w:val="16"/>
-          <w:szCs w:val="16"/>
-        </w:rPr>
-        <w:t>publicado el 2 de setiembre de 2010 y modificado por Decreto Legislativo 1308</w:t>
-      </w:r>
-    </w:p>
-    <w:p>
-      <w:pPr>
-        <w:spacing w:after="0" w:line="240" w:lineRule="auto"/>
-        <w:ind w:left="567" w:hanging="567"/>
-        <w:jc w:val="both"/>
-        <w:rPr>
-          <w:rFonts w:ascii="Arial Narrow" w:eastAsia="Arial Narrow" w:hAnsi="Arial Narrow" w:cs="Arial"/>
-          <w:b/>
-          <w:sz w:val="16"/>
-          <w:szCs w:val="16"/>
-        </w:rPr>
-      </w:pPr>
-      <w:r>
-        <w:rPr>
-          <w:rFonts w:ascii="Arial Narrow" w:eastAsia="Arial Narrow" w:hAnsi="Arial Narrow" w:cs="Arial"/>
+      </w:pPr>
+      <w:r>
+        <w:rPr>
+          <w:rFonts w:ascii="Arial Narrow" w:eastAsia="Arial Narrow" w:hAnsi="Arial Narrow" w:cs="Arial Narrow"/>
           <w:b/>
           <w:sz w:val="16"/>
           <w:szCs w:val="16"/>
@@ -6579,14 +7539,14 @@
         <w:ind w:left="567"/>
         <w:jc w:val="both"/>
         <w:rPr>
-          <w:rFonts w:ascii="Arial Narrow" w:hAnsi="Arial Narrow" w:cs="Arial"/>
-          <w:sz w:val="16"/>
-          <w:szCs w:val="16"/>
-        </w:rPr>
-      </w:pPr>
-      <w:r>
-        <w:rPr>
-          <w:rFonts w:ascii="Arial Narrow" w:eastAsia="Arial Narrow" w:hAnsi="Arial Narrow" w:cs="Arial"/>
+          <w:rFonts w:ascii="Arial Narrow" w:eastAsia="Arial Narrow" w:hAnsi="Arial Narrow" w:cs="Arial Narrow"/>
+          <w:sz w:val="16"/>
+          <w:szCs w:val="16"/>
+        </w:rPr>
+      </w:pPr>
+      <w:r>
+        <w:rPr>
+          <w:rFonts w:ascii="Arial Narrow" w:eastAsia="Arial Narrow" w:hAnsi="Arial Narrow" w:cs="Arial Narrow"/>
           <w:sz w:val="16"/>
           <w:szCs w:val="16"/>
         </w:rPr>
@@ -6603,14 +7563,14 @@
         <w:ind w:left="426" w:firstLine="141"/>
         <w:jc w:val="both"/>
         <w:rPr>
-          <w:rFonts w:ascii="Arial Narrow" w:eastAsia="Arial Narrow" w:hAnsi="Arial Narrow" w:cs="Arial"/>
-          <w:sz w:val="16"/>
-          <w:szCs w:val="16"/>
-        </w:rPr>
-      </w:pPr>
-      <w:r>
-        <w:rPr>
-          <w:rFonts w:ascii="Arial Narrow" w:eastAsia="Arial Narrow" w:hAnsi="Arial Narrow" w:cs="Arial"/>
+          <w:rFonts w:ascii="Arial Narrow" w:eastAsia="Arial Narrow" w:hAnsi="Arial Narrow" w:cs="Arial Narrow"/>
+          <w:sz w:val="16"/>
+          <w:szCs w:val="16"/>
+        </w:rPr>
+      </w:pPr>
+      <w:r>
+        <w:rPr>
+          <w:rFonts w:ascii="Arial Narrow" w:eastAsia="Arial Narrow" w:hAnsi="Arial Narrow" w:cs="Arial Narrow"/>
           <w:sz w:val="16"/>
           <w:szCs w:val="16"/>
         </w:rPr>
@@ -6627,14 +7587,14 @@
         <w:ind w:left="426" w:firstLine="141"/>
         <w:jc w:val="both"/>
         <w:rPr>
-          <w:rFonts w:ascii="Arial Narrow" w:eastAsia="Arial Narrow" w:hAnsi="Arial Narrow" w:cs="Arial"/>
-          <w:sz w:val="16"/>
-          <w:szCs w:val="16"/>
-        </w:rPr>
-      </w:pPr>
-      <w:r>
-        <w:rPr>
-          <w:rFonts w:ascii="Arial Narrow" w:eastAsia="Arial Narrow" w:hAnsi="Arial Narrow" w:cs="Arial"/>
+          <w:rFonts w:ascii="Arial Narrow" w:eastAsia="Arial Narrow" w:hAnsi="Arial Narrow" w:cs="Arial Narrow"/>
+          <w:sz w:val="16"/>
+          <w:szCs w:val="16"/>
+        </w:rPr>
+      </w:pPr>
+      <w:r>
+        <w:rPr>
+          <w:rFonts w:ascii="Arial Narrow" w:eastAsia="Arial Narrow" w:hAnsi="Arial Narrow" w:cs="Arial Narrow"/>
           <w:sz w:val="16"/>
           <w:szCs w:val="16"/>
         </w:rPr>
@@ -6651,14 +7611,14 @@
         <w:ind w:left="426" w:firstLine="141"/>
         <w:jc w:val="both"/>
         <w:rPr>
-          <w:rFonts w:ascii="Arial Narrow" w:eastAsia="Arial Narrow" w:hAnsi="Arial Narrow" w:cs="Arial"/>
-          <w:sz w:val="16"/>
-          <w:szCs w:val="16"/>
-        </w:rPr>
-      </w:pPr>
-      <w:r>
-        <w:rPr>
-          <w:rFonts w:ascii="Arial Narrow" w:eastAsia="Arial Narrow" w:hAnsi="Arial Narrow" w:cs="Arial"/>
+          <w:rFonts w:ascii="Arial Narrow" w:eastAsia="Arial Narrow" w:hAnsi="Arial Narrow" w:cs="Arial Narrow"/>
+          <w:sz w:val="16"/>
+          <w:szCs w:val="16"/>
+        </w:rPr>
+      </w:pPr>
+      <w:r>
+        <w:rPr>
+          <w:rFonts w:ascii="Arial Narrow" w:eastAsia="Arial Narrow" w:hAnsi="Arial Narrow" w:cs="Arial Narrow"/>
           <w:sz w:val="16"/>
           <w:szCs w:val="16"/>
         </w:rPr>
@@ -6671,19 +7631,31 @@
         <w:ind w:left="567"/>
         <w:jc w:val="both"/>
         <w:rPr>
-          <w:rFonts w:ascii="Arial Narrow" w:eastAsia="Arial Narrow" w:hAnsi="Arial Narrow" w:cs="Arial"/>
-          <w:sz w:val="16"/>
-          <w:szCs w:val="16"/>
-        </w:rPr>
-      </w:pPr>
-      <w:r>
-        <w:rPr>
-          <w:rFonts w:ascii="Arial Narrow" w:eastAsia="Arial Narrow" w:hAnsi="Arial Narrow" w:cs="Arial"/>
+          <w:rFonts w:ascii="Arial Narrow" w:eastAsia="Arial Narrow" w:hAnsi="Arial Narrow" w:cs="Arial Narrow"/>
+          <w:sz w:val="16"/>
+          <w:szCs w:val="16"/>
+        </w:rPr>
+      </w:pPr>
+      <w:r>
+        <w:rPr>
+          <w:rFonts w:ascii="Arial Narrow" w:eastAsia="Arial Narrow" w:hAnsi="Arial Narrow" w:cs="Arial Narrow"/>
           <w:sz w:val="16"/>
           <w:szCs w:val="16"/>
         </w:rPr>
         <w:t>(…).</w:t>
       </w:r>
+    </w:p>
+    <w:p>
+      <w:pPr>
+        <w:spacing w:after="0" w:line="240" w:lineRule="auto"/>
+        <w:ind w:left="567" w:hanging="567"/>
+        <w:jc w:val="both"/>
+        <w:rPr>
+          <w:rFonts w:ascii="Arial Narrow" w:eastAsia="Arial Narrow" w:hAnsi="Arial Narrow" w:cs="Arial Narrow"/>
+          <w:sz w:val="16"/>
+          <w:szCs w:val="16"/>
+        </w:rPr>
+      </w:pPr>
     </w:p>
   </w:footnote>
   <w:footnote w:id="9">
@@ -6693,7 +7665,7 @@
         <w:ind w:left="567" w:hanging="567"/>
         <w:jc w:val="both"/>
         <w:rPr>
-          <w:rFonts w:ascii="Arial Narrow" w:eastAsia="Arial Narrow" w:hAnsi="Arial Narrow" w:cs="Arial"/>
+          <w:rFonts w:ascii="Arial Narrow" w:eastAsia="Arial Narrow" w:hAnsi="Arial Narrow" w:cs="Arial Narrow"/>
           <w:sz w:val="16"/>
           <w:szCs w:val="16"/>
         </w:rPr>
@@ -6701,7 +7673,7 @@
       <w:r>
         <w:rPr>
           <w:rStyle w:val="Refdenotaalpie"/>
-          <w:rFonts w:ascii="Arial Narrow" w:hAnsi="Arial Narrow" w:cs="Arial"/>
+          <w:rFonts w:ascii="Arial Narrow" w:eastAsia="Arial Narrow" w:hAnsi="Arial Narrow" w:cs="Arial Narrow"/>
           <w:sz w:val="16"/>
           <w:szCs w:val="16"/>
           <w:vertAlign w:val="superscript"/>
@@ -6710,7 +7682,7 @@
       </w:r>
       <w:r>
         <w:rPr>
-          <w:rFonts w:ascii="Arial Narrow" w:hAnsi="Arial Narrow" w:cs="Arial"/>
+          <w:rFonts w:ascii="Arial Narrow" w:eastAsia="Arial Narrow" w:hAnsi="Arial Narrow" w:cs="Arial Narrow"/>
           <w:sz w:val="16"/>
           <w:szCs w:val="16"/>
         </w:rPr>
@@ -6718,7 +7690,7 @@
       </w:r>
       <w:r>
         <w:rPr>
-          <w:rFonts w:ascii="Arial Narrow" w:hAnsi="Arial Narrow" w:cs="Arial"/>
+          <w:rFonts w:ascii="Arial Narrow" w:eastAsia="Arial Narrow" w:hAnsi="Arial Narrow" w:cs="Arial Narrow"/>
           <w:sz w:val="16"/>
           <w:szCs w:val="16"/>
         </w:rPr>
@@ -6726,7 +7698,7 @@
       </w:r>
       <w:r>
         <w:rPr>
-          <w:rFonts w:ascii="Arial Narrow" w:eastAsia="Arial Narrow" w:hAnsi="Arial Narrow" w:cs="Arial"/>
+          <w:rFonts w:ascii="Arial Narrow" w:eastAsia="Arial Narrow" w:hAnsi="Arial Narrow" w:cs="Arial Narrow"/>
           <w:b/>
           <w:sz w:val="16"/>
           <w:szCs w:val="16"/>
@@ -6740,14 +7712,14 @@
         <w:ind w:left="567"/>
         <w:jc w:val="both"/>
         <w:rPr>
-          <w:rFonts w:ascii="Arial Narrow" w:eastAsia="Arial Narrow" w:hAnsi="Arial Narrow" w:cs="Arial"/>
-          <w:sz w:val="16"/>
-          <w:szCs w:val="16"/>
-        </w:rPr>
-      </w:pPr>
-      <w:r>
-        <w:rPr>
-          <w:rFonts w:ascii="Arial Narrow" w:eastAsia="Arial Narrow" w:hAnsi="Arial Narrow" w:cs="Arial"/>
+          <w:rFonts w:ascii="Arial Narrow" w:eastAsia="Arial Narrow" w:hAnsi="Arial Narrow" w:cs="Arial Narrow"/>
+          <w:sz w:val="16"/>
+          <w:szCs w:val="16"/>
+        </w:rPr>
+      </w:pPr>
+      <w:r>
+        <w:rPr>
+          <w:rFonts w:ascii="Arial Narrow" w:eastAsia="Arial Narrow" w:hAnsi="Arial Narrow" w:cs="Arial Narrow"/>
           <w:sz w:val="16"/>
           <w:szCs w:val="16"/>
         </w:rPr>
@@ -6760,14 +7732,14 @@
         <w:ind w:left="567" w:hanging="567"/>
         <w:jc w:val="both"/>
         <w:rPr>
-          <w:rFonts w:ascii="Arial Narrow" w:eastAsia="Arial Narrow" w:hAnsi="Arial Narrow" w:cs="Arial"/>
-          <w:sz w:val="16"/>
-          <w:szCs w:val="16"/>
-        </w:rPr>
-      </w:pPr>
-      <w:r>
-        <w:rPr>
-          <w:rFonts w:ascii="Arial Narrow" w:eastAsia="Arial Narrow" w:hAnsi="Arial Narrow" w:cs="Arial"/>
+          <w:rFonts w:ascii="Arial Narrow" w:eastAsia="Arial Narrow" w:hAnsi="Arial Narrow" w:cs="Arial Narrow"/>
+          <w:sz w:val="16"/>
+          <w:szCs w:val="16"/>
+        </w:rPr>
+      </w:pPr>
+      <w:r>
+        <w:rPr>
+          <w:rFonts w:ascii="Arial Narrow" w:eastAsia="Arial Narrow" w:hAnsi="Arial Narrow" w:cs="Arial Narrow"/>
           <w:sz w:val="16"/>
           <w:szCs w:val="16"/>
         </w:rPr>
@@ -6781,14 +7753,14 @@
         <w:ind w:left="567" w:hanging="567"/>
         <w:jc w:val="both"/>
         <w:rPr>
-          <w:rFonts w:ascii="Arial Narrow" w:eastAsia="Arial Narrow" w:hAnsi="Arial Narrow" w:cs="Arial"/>
-          <w:sz w:val="16"/>
-          <w:szCs w:val="16"/>
-        </w:rPr>
-      </w:pPr>
-      <w:r>
-        <w:rPr>
-          <w:rFonts w:ascii="Arial Narrow" w:eastAsia="Arial Narrow" w:hAnsi="Arial Narrow" w:cs="Arial"/>
+          <w:rFonts w:ascii="Arial Narrow" w:eastAsia="Arial Narrow" w:hAnsi="Arial Narrow" w:cs="Arial Narrow"/>
+          <w:sz w:val="16"/>
+          <w:szCs w:val="16"/>
+        </w:rPr>
+      </w:pPr>
+      <w:r>
+        <w:rPr>
+          <w:rFonts w:ascii="Arial Narrow" w:eastAsia="Arial Narrow" w:hAnsi="Arial Narrow" w:cs="Arial Narrow"/>
           <w:sz w:val="16"/>
           <w:szCs w:val="16"/>
         </w:rPr>
@@ -6802,7 +7774,7 @@
         <w:ind w:left="567" w:hanging="567"/>
         <w:jc w:val="both"/>
         <w:rPr>
-          <w:rFonts w:ascii="Arial Narrow" w:hAnsi="Arial Narrow" w:cs="Arial"/>
+          <w:rFonts w:ascii="Arial Narrow" w:eastAsia="Arial Narrow" w:hAnsi="Arial Narrow" w:cs="Arial Narrow"/>
           <w:sz w:val="16"/>
           <w:szCs w:val="16"/>
         </w:rPr>
@@ -6814,14 +7786,14 @@
         <w:ind w:left="567" w:hanging="567"/>
         <w:jc w:val="both"/>
         <w:rPr>
-          <w:rFonts w:ascii="Arial Narrow" w:hAnsi="Arial Narrow" w:cs="Arial"/>
-          <w:sz w:val="16"/>
-          <w:szCs w:val="16"/>
-        </w:rPr>
-      </w:pPr>
-      <w:r>
-        <w:rPr>
-          <w:rFonts w:ascii="Arial Narrow" w:eastAsia="Arial Narrow" w:hAnsi="Arial Narrow" w:cs="Arial"/>
+          <w:rFonts w:ascii="Arial Narrow" w:eastAsia="Arial Narrow" w:hAnsi="Arial Narrow" w:cs="Arial Narrow"/>
+          <w:sz w:val="16"/>
+          <w:szCs w:val="16"/>
+        </w:rPr>
+      </w:pPr>
+      <w:r>
+        <w:rPr>
+          <w:rFonts w:ascii="Arial Narrow" w:eastAsia="Arial Narrow" w:hAnsi="Arial Narrow" w:cs="Arial Narrow"/>
           <w:b/>
           <w:sz w:val="16"/>
           <w:szCs w:val="16"/>
@@ -6836,14 +7808,14 @@
         <w:ind w:left="567" w:hanging="283"/>
         <w:jc w:val="both"/>
         <w:rPr>
-          <w:rFonts w:ascii="Arial Narrow" w:eastAsia="Arial Narrow" w:hAnsi="Arial Narrow" w:cs="Arial"/>
-          <w:sz w:val="16"/>
-          <w:szCs w:val="16"/>
-        </w:rPr>
-      </w:pPr>
-      <w:r>
-        <w:rPr>
-          <w:rFonts w:ascii="Arial Narrow" w:eastAsia="Arial Narrow" w:hAnsi="Arial Narrow" w:cs="Arial"/>
+          <w:rFonts w:ascii="Arial Narrow" w:eastAsia="Arial Narrow" w:hAnsi="Arial Narrow" w:cs="Arial Narrow"/>
+          <w:sz w:val="16"/>
+          <w:szCs w:val="16"/>
+        </w:rPr>
+      </w:pPr>
+      <w:r>
+        <w:rPr>
+          <w:rFonts w:ascii="Arial Narrow" w:eastAsia="Arial Narrow" w:hAnsi="Arial Narrow" w:cs="Arial Narrow"/>
           <w:sz w:val="16"/>
           <w:szCs w:val="16"/>
         </w:rPr>
@@ -6861,14 +7833,14 @@
         <w:ind w:left="567" w:firstLine="0"/>
         <w:jc w:val="both"/>
         <w:rPr>
-          <w:rFonts w:ascii="Arial Narrow" w:eastAsia="Arial Narrow" w:hAnsi="Arial Narrow" w:cs="Arial"/>
-          <w:sz w:val="16"/>
-          <w:szCs w:val="16"/>
-        </w:rPr>
-      </w:pPr>
-      <w:r>
-        <w:rPr>
-          <w:rFonts w:ascii="Arial Narrow" w:eastAsia="Arial Narrow" w:hAnsi="Arial Narrow" w:cs="Arial"/>
+          <w:rFonts w:ascii="Arial Narrow" w:eastAsia="Arial Narrow" w:hAnsi="Arial Narrow" w:cs="Arial Narrow"/>
+          <w:sz w:val="16"/>
+          <w:szCs w:val="16"/>
+        </w:rPr>
+      </w:pPr>
+      <w:r>
+        <w:rPr>
+          <w:rFonts w:ascii="Arial Narrow" w:eastAsia="Arial Narrow" w:hAnsi="Arial Narrow" w:cs="Arial Narrow"/>
           <w:sz w:val="16"/>
           <w:szCs w:val="16"/>
         </w:rPr>
@@ -6885,14 +7857,14 @@
         <w:ind w:left="567" w:firstLine="0"/>
         <w:jc w:val="both"/>
         <w:rPr>
-          <w:rFonts w:ascii="Arial Narrow" w:eastAsia="Arial Narrow" w:hAnsi="Arial Narrow" w:cs="Arial"/>
-          <w:sz w:val="16"/>
-          <w:szCs w:val="16"/>
-        </w:rPr>
-      </w:pPr>
-      <w:r>
-        <w:rPr>
-          <w:rFonts w:ascii="Arial Narrow" w:eastAsia="Arial Narrow" w:hAnsi="Arial Narrow" w:cs="Arial"/>
+          <w:rFonts w:ascii="Arial Narrow" w:eastAsia="Arial Narrow" w:hAnsi="Arial Narrow" w:cs="Arial Narrow"/>
+          <w:sz w:val="16"/>
+          <w:szCs w:val="16"/>
+        </w:rPr>
+      </w:pPr>
+      <w:r>
+        <w:rPr>
+          <w:rFonts w:ascii="Arial Narrow" w:eastAsia="Arial Narrow" w:hAnsi="Arial Narrow" w:cs="Arial Narrow"/>
           <w:sz w:val="16"/>
           <w:szCs w:val="16"/>
         </w:rPr>
@@ -6909,14 +7881,14 @@
         <w:ind w:left="567" w:firstLine="0"/>
         <w:jc w:val="both"/>
         <w:rPr>
-          <w:rFonts w:ascii="Arial Narrow" w:eastAsia="Arial Narrow" w:hAnsi="Arial Narrow" w:cs="Arial"/>
-          <w:sz w:val="16"/>
-          <w:szCs w:val="16"/>
-        </w:rPr>
-      </w:pPr>
-      <w:r>
-        <w:rPr>
-          <w:rFonts w:ascii="Arial Narrow" w:eastAsia="Arial Narrow" w:hAnsi="Arial Narrow" w:cs="Arial"/>
+          <w:rFonts w:ascii="Arial Narrow" w:eastAsia="Arial Narrow" w:hAnsi="Arial Narrow" w:cs="Arial Narrow"/>
+          <w:sz w:val="16"/>
+          <w:szCs w:val="16"/>
+        </w:rPr>
+      </w:pPr>
+      <w:r>
+        <w:rPr>
+          <w:rFonts w:ascii="Arial Narrow" w:eastAsia="Arial Narrow" w:hAnsi="Arial Narrow" w:cs="Arial Narrow"/>
           <w:sz w:val="16"/>
           <w:szCs w:val="16"/>
         </w:rPr>
@@ -6933,14 +7905,14 @@
         <w:ind w:left="567" w:firstLine="0"/>
         <w:jc w:val="both"/>
         <w:rPr>
-          <w:rFonts w:ascii="Arial Narrow" w:eastAsia="Arial Narrow" w:hAnsi="Arial Narrow" w:cs="Arial"/>
-          <w:sz w:val="16"/>
-          <w:szCs w:val="16"/>
-        </w:rPr>
-      </w:pPr>
-      <w:r>
-        <w:rPr>
-          <w:rFonts w:ascii="Arial Narrow" w:eastAsia="Arial Narrow" w:hAnsi="Arial Narrow" w:cs="Arial"/>
+          <w:rFonts w:ascii="Arial Narrow" w:eastAsia="Arial Narrow" w:hAnsi="Arial Narrow" w:cs="Arial Narrow"/>
+          <w:sz w:val="16"/>
+          <w:szCs w:val="16"/>
+        </w:rPr>
+      </w:pPr>
+      <w:r>
+        <w:rPr>
+          <w:rFonts w:ascii="Arial Narrow" w:eastAsia="Arial Narrow" w:hAnsi="Arial Narrow" w:cs="Arial Narrow"/>
           <w:sz w:val="16"/>
           <w:szCs w:val="16"/>
         </w:rPr>
@@ -6957,14 +7929,14 @@
         <w:ind w:left="567" w:firstLine="0"/>
         <w:jc w:val="both"/>
         <w:rPr>
-          <w:rFonts w:ascii="Arial Narrow" w:eastAsia="Arial Narrow" w:hAnsi="Arial Narrow" w:cs="Arial"/>
-          <w:sz w:val="16"/>
-          <w:szCs w:val="16"/>
-        </w:rPr>
-      </w:pPr>
-      <w:r>
-        <w:rPr>
-          <w:rFonts w:ascii="Arial Narrow" w:eastAsia="Arial Narrow" w:hAnsi="Arial Narrow" w:cs="Arial"/>
+          <w:rFonts w:ascii="Arial Narrow" w:eastAsia="Arial Narrow" w:hAnsi="Arial Narrow" w:cs="Arial Narrow"/>
+          <w:sz w:val="16"/>
+          <w:szCs w:val="16"/>
+        </w:rPr>
+      </w:pPr>
+      <w:r>
+        <w:rPr>
+          <w:rFonts w:ascii="Arial Narrow" w:eastAsia="Arial Narrow" w:hAnsi="Arial Narrow" w:cs="Arial Narrow"/>
           <w:sz w:val="16"/>
           <w:szCs w:val="16"/>
         </w:rPr>
@@ -6981,14 +7953,14 @@
         <w:ind w:left="567" w:firstLine="0"/>
         <w:jc w:val="both"/>
         <w:rPr>
-          <w:rFonts w:ascii="Arial Narrow" w:eastAsia="Arial Narrow" w:hAnsi="Arial Narrow" w:cs="Arial"/>
-          <w:sz w:val="16"/>
-          <w:szCs w:val="16"/>
-        </w:rPr>
-      </w:pPr>
-      <w:r>
-        <w:rPr>
-          <w:rFonts w:ascii="Arial Narrow" w:eastAsia="Arial Narrow" w:hAnsi="Arial Narrow" w:cs="Arial"/>
+          <w:rFonts w:ascii="Arial Narrow" w:eastAsia="Arial Narrow" w:hAnsi="Arial Narrow" w:cs="Arial Narrow"/>
+          <w:sz w:val="16"/>
+          <w:szCs w:val="16"/>
+        </w:rPr>
+      </w:pPr>
+      <w:r>
+        <w:rPr>
+          <w:rFonts w:ascii="Arial Narrow" w:eastAsia="Arial Narrow" w:hAnsi="Arial Narrow" w:cs="Arial Narrow"/>
           <w:sz w:val="16"/>
           <w:szCs w:val="16"/>
         </w:rPr>
@@ -7005,14 +7977,14 @@
         <w:ind w:left="567" w:firstLine="0"/>
         <w:jc w:val="both"/>
         <w:rPr>
-          <w:rFonts w:ascii="Arial Narrow" w:eastAsia="Arial Narrow" w:hAnsi="Arial Narrow" w:cs="Arial"/>
-          <w:sz w:val="16"/>
-          <w:szCs w:val="16"/>
-        </w:rPr>
-      </w:pPr>
-      <w:r>
-        <w:rPr>
-          <w:rFonts w:ascii="Arial Narrow" w:eastAsia="Arial Narrow" w:hAnsi="Arial Narrow" w:cs="Arial"/>
+          <w:rFonts w:ascii="Arial Narrow" w:eastAsia="Arial Narrow" w:hAnsi="Arial Narrow" w:cs="Arial Narrow"/>
+          <w:sz w:val="16"/>
+          <w:szCs w:val="16"/>
+        </w:rPr>
+      </w:pPr>
+      <w:r>
+        <w:rPr>
+          <w:rFonts w:ascii="Arial Narrow" w:eastAsia="Arial Narrow" w:hAnsi="Arial Narrow" w:cs="Arial Narrow"/>
           <w:sz w:val="16"/>
           <w:szCs w:val="16"/>
         </w:rPr>
@@ -7025,14 +7997,14 @@
         <w:ind w:firstLine="567"/>
         <w:jc w:val="both"/>
         <w:rPr>
-          <w:rFonts w:ascii="Arial Narrow" w:hAnsi="Arial Narrow" w:cs="Arial"/>
-          <w:sz w:val="16"/>
-          <w:szCs w:val="16"/>
-        </w:rPr>
-      </w:pPr>
-      <w:r>
-        <w:rPr>
-          <w:rFonts w:ascii="Arial Narrow" w:hAnsi="Arial Narrow" w:cs="Arial"/>
+          <w:rFonts w:ascii="Arial Narrow" w:eastAsia="Arial Narrow" w:hAnsi="Arial Narrow" w:cs="Arial Narrow"/>
+          <w:sz w:val="16"/>
+          <w:szCs w:val="16"/>
+        </w:rPr>
+      </w:pPr>
+      <w:r>
+        <w:rPr>
+          <w:rFonts w:ascii="Arial Narrow" w:eastAsia="Arial Narrow" w:hAnsi="Arial Narrow" w:cs="Arial Narrow"/>
           <w:sz w:val="16"/>
           <w:szCs w:val="16"/>
         </w:rPr>
@@ -7045,14 +8017,14 @@
         <w:ind w:firstLine="567"/>
         <w:jc w:val="both"/>
         <w:rPr>
-          <w:rFonts w:ascii="Arial Narrow" w:hAnsi="Arial Narrow" w:cs="Arial"/>
-          <w:sz w:val="16"/>
-          <w:szCs w:val="16"/>
-        </w:rPr>
-      </w:pPr>
-      <w:r>
-        <w:rPr>
-          <w:rFonts w:ascii="Arial Narrow" w:hAnsi="Arial Narrow" w:cs="Arial"/>
+          <w:rFonts w:ascii="Arial Narrow" w:eastAsia="Arial Narrow" w:hAnsi="Arial Narrow" w:cs="Arial Narrow"/>
+          <w:sz w:val="16"/>
+          <w:szCs w:val="16"/>
+        </w:rPr>
+      </w:pPr>
+      <w:r>
+        <w:rPr>
+          <w:rFonts w:ascii="Arial Narrow" w:eastAsia="Arial Narrow" w:hAnsi="Arial Narrow" w:cs="Arial Narrow"/>
           <w:sz w:val="16"/>
           <w:szCs w:val="16"/>
         </w:rPr>
@@ -7065,14 +8037,14 @@
         <w:ind w:left="567"/>
         <w:jc w:val="both"/>
         <w:rPr>
-          <w:rFonts w:ascii="Arial Narrow" w:hAnsi="Arial Narrow" w:cs="Arial"/>
-          <w:sz w:val="16"/>
-          <w:szCs w:val="16"/>
-        </w:rPr>
-      </w:pPr>
-      <w:r>
-        <w:rPr>
-          <w:rFonts w:ascii="Arial Narrow" w:hAnsi="Arial Narrow" w:cs="Arial"/>
+          <w:rFonts w:ascii="Arial Narrow" w:eastAsia="Arial Narrow" w:hAnsi="Arial Narrow" w:cs="Arial Narrow"/>
+          <w:sz w:val="16"/>
+          <w:szCs w:val="16"/>
+        </w:rPr>
+      </w:pPr>
+      <w:r>
+        <w:rPr>
+          <w:rFonts w:ascii="Arial Narrow" w:eastAsia="Arial Narrow" w:hAnsi="Arial Narrow" w:cs="Arial Narrow"/>
           <w:sz w:val="16"/>
           <w:szCs w:val="16"/>
         </w:rPr>
@@ -7085,14 +8057,14 @@
         <w:ind w:left="567"/>
         <w:jc w:val="both"/>
         <w:rPr>
-          <w:rFonts w:ascii="Arial Narrow" w:hAnsi="Arial Narrow" w:cs="Arial"/>
-          <w:sz w:val="16"/>
-          <w:szCs w:val="16"/>
-        </w:rPr>
-      </w:pPr>
-      <w:r>
-        <w:rPr>
-          <w:rFonts w:ascii="Arial Narrow" w:eastAsia="Arial Narrow" w:hAnsi="Arial Narrow" w:cs="Arial"/>
+          <w:rFonts w:ascii="Arial Narrow" w:eastAsia="Arial Narrow" w:hAnsi="Arial Narrow" w:cs="Arial Narrow"/>
+          <w:sz w:val="16"/>
+          <w:szCs w:val="16"/>
+        </w:rPr>
+      </w:pPr>
+      <w:r>
+        <w:rPr>
+          <w:rFonts w:ascii="Arial Narrow" w:eastAsia="Arial Narrow" w:hAnsi="Arial Narrow" w:cs="Arial Narrow"/>
           <w:sz w:val="16"/>
           <w:szCs w:val="16"/>
         </w:rPr>
@@ -7105,14 +8077,14 @@
         <w:ind w:left="567"/>
         <w:jc w:val="both"/>
         <w:rPr>
-          <w:rFonts w:ascii="Arial Narrow" w:hAnsi="Arial Narrow" w:cs="Arial"/>
-          <w:sz w:val="16"/>
-          <w:szCs w:val="16"/>
-        </w:rPr>
-      </w:pPr>
-      <w:r>
-        <w:rPr>
-          <w:rFonts w:ascii="Arial Narrow" w:eastAsia="Arial Narrow" w:hAnsi="Arial Narrow" w:cs="Arial"/>
+          <w:rFonts w:ascii="Arial Narrow" w:eastAsia="Arial Narrow" w:hAnsi="Arial Narrow" w:cs="Arial Narrow"/>
+          <w:sz w:val="16"/>
+          <w:szCs w:val="16"/>
+        </w:rPr>
+      </w:pPr>
+      <w:r>
+        <w:rPr>
+          <w:rFonts w:ascii="Arial Narrow" w:eastAsia="Arial Narrow" w:hAnsi="Arial Narrow" w:cs="Arial Narrow"/>
           <w:sz w:val="16"/>
           <w:szCs w:val="16"/>
         </w:rPr>
@@ -7125,14 +8097,14 @@
         <w:ind w:left="567"/>
         <w:jc w:val="both"/>
         <w:rPr>
-          <w:rFonts w:ascii="Arial Narrow" w:eastAsia="Arial Narrow" w:hAnsi="Arial Narrow" w:cs="Arial"/>
-          <w:sz w:val="16"/>
-          <w:szCs w:val="16"/>
-        </w:rPr>
-      </w:pPr>
-      <w:r>
-        <w:rPr>
-          <w:rFonts w:ascii="Arial Narrow" w:eastAsia="Arial Narrow" w:hAnsi="Arial Narrow" w:cs="Arial"/>
+          <w:rFonts w:ascii="Arial Narrow" w:eastAsia="Arial Narrow" w:hAnsi="Arial Narrow" w:cs="Arial Narrow"/>
+          <w:sz w:val="16"/>
+          <w:szCs w:val="16"/>
+        </w:rPr>
+      </w:pPr>
+      <w:r>
+        <w:rPr>
+          <w:rFonts w:ascii="Arial Narrow" w:eastAsia="Arial Narrow" w:hAnsi="Arial Narrow" w:cs="Arial Narrow"/>
           <w:sz w:val="16"/>
           <w:szCs w:val="16"/>
         </w:rPr>
@@ -7145,14 +8117,14 @@
         <w:ind w:left="567"/>
         <w:jc w:val="both"/>
         <w:rPr>
-          <w:rFonts w:ascii="Arial Narrow" w:eastAsia="Arial Narrow" w:hAnsi="Arial Narrow" w:cs="Arial"/>
-          <w:sz w:val="16"/>
-          <w:szCs w:val="16"/>
-        </w:rPr>
-      </w:pPr>
-      <w:r>
-        <w:rPr>
-          <w:rFonts w:ascii="Arial Narrow" w:eastAsia="Arial Narrow" w:hAnsi="Arial Narrow" w:cs="Arial"/>
+          <w:rFonts w:ascii="Arial Narrow" w:eastAsia="Arial Narrow" w:hAnsi="Arial Narrow" w:cs="Arial Narrow"/>
+          <w:sz w:val="16"/>
+          <w:szCs w:val="16"/>
+        </w:rPr>
+      </w:pPr>
+      <w:r>
+        <w:rPr>
+          <w:rFonts w:ascii="Arial Narrow" w:eastAsia="Arial Narrow" w:hAnsi="Arial Narrow" w:cs="Arial Narrow"/>
           <w:sz w:val="16"/>
           <w:szCs w:val="16"/>
         </w:rPr>
@@ -7165,14 +8137,14 @@
         <w:ind w:left="567"/>
         <w:jc w:val="both"/>
         <w:rPr>
-          <w:rFonts w:ascii="Arial Narrow" w:eastAsia="Arial Narrow" w:hAnsi="Arial Narrow" w:cs="Arial"/>
-          <w:sz w:val="16"/>
-          <w:szCs w:val="16"/>
-        </w:rPr>
-      </w:pPr>
-      <w:r>
-        <w:rPr>
-          <w:rFonts w:ascii="Arial Narrow" w:eastAsia="Arial Narrow" w:hAnsi="Arial Narrow" w:cs="Arial"/>
+          <w:rFonts w:ascii="Arial Narrow" w:eastAsia="Arial Narrow" w:hAnsi="Arial Narrow" w:cs="Arial Narrow"/>
+          <w:sz w:val="16"/>
+          <w:szCs w:val="16"/>
+        </w:rPr>
+      </w:pPr>
+      <w:r>
+        <w:rPr>
+          <w:rFonts w:ascii="Arial Narrow" w:eastAsia="Arial Narrow" w:hAnsi="Arial Narrow" w:cs="Arial Narrow"/>
           <w:sz w:val="16"/>
           <w:szCs w:val="16"/>
         </w:rPr>
@@ -7185,7 +8157,7 @@
         <w:ind w:left="567"/>
         <w:jc w:val="both"/>
         <w:rPr>
-          <w:rFonts w:ascii="Arial Narrow" w:eastAsia="Arial Narrow" w:hAnsi="Arial Narrow" w:cs="Arial"/>
+          <w:rFonts w:ascii="Arial Narrow" w:eastAsia="Arial Narrow" w:hAnsi="Arial Narrow" w:cs="Arial Narrow"/>
           <w:sz w:val="16"/>
           <w:szCs w:val="16"/>
         </w:rPr>
@@ -7197,7 +8169,7 @@
         <w:ind w:left="567"/>
         <w:jc w:val="both"/>
         <w:rPr>
-          <w:rFonts w:ascii="Arial Narrow" w:eastAsia="Arial Narrow" w:hAnsi="Arial Narrow" w:cs="Arial"/>
+          <w:rFonts w:ascii="Arial Narrow" w:eastAsia="Arial Narrow" w:hAnsi="Arial Narrow" w:cs="Arial Narrow"/>
           <w:b/>
           <w:bCs/>
           <w:sz w:val="16"/>
@@ -7206,7 +8178,7 @@
       </w:pPr>
       <w:r>
         <w:rPr>
-          <w:rFonts w:ascii="Arial Narrow" w:eastAsia="Arial Narrow" w:hAnsi="Arial Narrow" w:cs="Arial"/>
+          <w:rFonts w:ascii="Arial Narrow" w:eastAsia="Arial Narrow" w:hAnsi="Arial Narrow" w:cs="Arial Narrow"/>
           <w:b/>
           <w:bCs/>
           <w:sz w:val="16"/>
@@ -7221,14 +8193,14 @@
         <w:ind w:left="567"/>
         <w:jc w:val="both"/>
         <w:rPr>
-          <w:rFonts w:ascii="Arial Narrow" w:eastAsia="Arial Narrow" w:hAnsi="Arial Narrow" w:cs="Arial"/>
-          <w:sz w:val="16"/>
-          <w:szCs w:val="16"/>
-        </w:rPr>
-      </w:pPr>
-      <w:r>
-        <w:rPr>
-          <w:rFonts w:ascii="Arial Narrow" w:eastAsia="Arial Narrow" w:hAnsi="Arial Narrow" w:cs="Arial"/>
+          <w:rFonts w:ascii="Arial Narrow" w:eastAsia="Arial Narrow" w:hAnsi="Arial Narrow" w:cs="Arial Narrow"/>
+          <w:sz w:val="16"/>
+          <w:szCs w:val="16"/>
+        </w:rPr>
+      </w:pPr>
+      <w:r>
+        <w:rPr>
+          <w:rFonts w:ascii="Arial Narrow" w:eastAsia="Arial Narrow" w:hAnsi="Arial Narrow" w:cs="Arial Narrow"/>
           <w:sz w:val="16"/>
           <w:szCs w:val="16"/>
         </w:rPr>
@@ -7241,14 +8213,14 @@
         <w:ind w:left="567"/>
         <w:jc w:val="both"/>
         <w:rPr>
-          <w:rFonts w:ascii="Arial Narrow" w:eastAsia="Arial Narrow" w:hAnsi="Arial Narrow" w:cs="Arial"/>
-          <w:sz w:val="16"/>
-          <w:szCs w:val="16"/>
-        </w:rPr>
-      </w:pPr>
-      <w:r>
-        <w:rPr>
-          <w:rFonts w:ascii="Arial Narrow" w:eastAsia="Arial Narrow" w:hAnsi="Arial Narrow" w:cs="Arial"/>
+          <w:rFonts w:ascii="Arial Narrow" w:eastAsia="Arial Narrow" w:hAnsi="Arial Narrow" w:cs="Arial Narrow"/>
+          <w:sz w:val="16"/>
+          <w:szCs w:val="16"/>
+        </w:rPr>
+      </w:pPr>
+      <w:r>
+        <w:rPr>
+          <w:rFonts w:ascii="Arial Narrow" w:eastAsia="Arial Narrow" w:hAnsi="Arial Narrow" w:cs="Arial Narrow"/>
           <w:sz w:val="16"/>
           <w:szCs w:val="16"/>
         </w:rPr>
@@ -7261,14 +8233,14 @@
         <w:ind w:left="567"/>
         <w:jc w:val="both"/>
         <w:rPr>
-          <w:rFonts w:ascii="Arial Narrow" w:eastAsia="Arial Narrow" w:hAnsi="Arial Narrow" w:cs="Arial"/>
-          <w:sz w:val="16"/>
-          <w:szCs w:val="16"/>
-        </w:rPr>
-      </w:pPr>
-      <w:r>
-        <w:rPr>
-          <w:rFonts w:ascii="Arial Narrow" w:eastAsia="Arial Narrow" w:hAnsi="Arial Narrow" w:cs="Arial"/>
+          <w:rFonts w:ascii="Arial Narrow" w:eastAsia="Arial Narrow" w:hAnsi="Arial Narrow" w:cs="Arial Narrow"/>
+          <w:sz w:val="16"/>
+          <w:szCs w:val="16"/>
+        </w:rPr>
+      </w:pPr>
+      <w:r>
+        <w:rPr>
+          <w:rFonts w:ascii="Arial Narrow" w:eastAsia="Arial Narrow" w:hAnsi="Arial Narrow" w:cs="Arial Narrow"/>
           <w:sz w:val="16"/>
           <w:szCs w:val="16"/>
         </w:rPr>
@@ -7281,14 +8253,14 @@
         <w:ind w:left="567"/>
         <w:jc w:val="both"/>
         <w:rPr>
-          <w:rFonts w:ascii="Arial Narrow" w:eastAsia="Arial Narrow" w:hAnsi="Arial Narrow" w:cs="Arial"/>
-          <w:sz w:val="16"/>
-          <w:szCs w:val="16"/>
-        </w:rPr>
-      </w:pPr>
-      <w:r>
-        <w:rPr>
-          <w:rFonts w:ascii="Arial Narrow" w:eastAsia="Arial Narrow" w:hAnsi="Arial Narrow" w:cs="Arial"/>
+          <w:rFonts w:ascii="Arial Narrow" w:eastAsia="Arial Narrow" w:hAnsi="Arial Narrow" w:cs="Arial Narrow"/>
+          <w:sz w:val="16"/>
+          <w:szCs w:val="16"/>
+        </w:rPr>
+      </w:pPr>
+      <w:r>
+        <w:rPr>
+          <w:rFonts w:ascii="Arial Narrow" w:eastAsia="Arial Narrow" w:hAnsi="Arial Narrow" w:cs="Arial Narrow"/>
           <w:sz w:val="16"/>
           <w:szCs w:val="16"/>
         </w:rPr>
@@ -7301,14 +8273,14 @@
         <w:ind w:left="567"/>
         <w:jc w:val="both"/>
         <w:rPr>
-          <w:rFonts w:ascii="Arial Narrow" w:eastAsia="Arial Narrow" w:hAnsi="Arial Narrow" w:cs="Arial"/>
-          <w:sz w:val="16"/>
-          <w:szCs w:val="16"/>
-        </w:rPr>
-      </w:pPr>
-      <w:r>
-        <w:rPr>
-          <w:rFonts w:ascii="Arial Narrow" w:eastAsia="Arial Narrow" w:hAnsi="Arial Narrow" w:cs="Arial"/>
+          <w:rFonts w:ascii="Arial Narrow" w:eastAsia="Arial Narrow" w:hAnsi="Arial Narrow" w:cs="Arial Narrow"/>
+          <w:sz w:val="16"/>
+          <w:szCs w:val="16"/>
+        </w:rPr>
+      </w:pPr>
+      <w:r>
+        <w:rPr>
+          <w:rFonts w:ascii="Arial Narrow" w:eastAsia="Arial Narrow" w:hAnsi="Arial Narrow" w:cs="Arial Narrow"/>
           <w:sz w:val="16"/>
           <w:szCs w:val="16"/>
         </w:rPr>
@@ -7317,7 +8289,7 @@
       <w:proofErr w:type="spellStart"/>
       <w:r>
         <w:rPr>
-          <w:rFonts w:ascii="Arial Narrow" w:eastAsia="Arial Narrow" w:hAnsi="Arial Narrow" w:cs="Arial"/>
+          <w:rFonts w:ascii="Arial Narrow" w:eastAsia="Arial Narrow" w:hAnsi="Arial Narrow" w:cs="Arial Narrow"/>
           <w:sz w:val="16"/>
           <w:szCs w:val="16"/>
         </w:rPr>
@@ -7326,7 +8298,7 @@
       <w:proofErr w:type="spellEnd"/>
       <w:r>
         <w:rPr>
-          <w:rFonts w:ascii="Arial Narrow" w:eastAsia="Arial Narrow" w:hAnsi="Arial Narrow" w:cs="Arial"/>
+          <w:rFonts w:ascii="Arial Narrow" w:eastAsia="Arial Narrow" w:hAnsi="Arial Narrow" w:cs="Arial Narrow"/>
           <w:sz w:val="16"/>
           <w:szCs w:val="16"/>
         </w:rPr>
@@ -7339,14 +8311,14 @@
         <w:ind w:left="567"/>
         <w:jc w:val="both"/>
         <w:rPr>
-          <w:rFonts w:ascii="Arial Narrow" w:eastAsia="Arial Narrow" w:hAnsi="Arial Narrow" w:cs="Arial"/>
-          <w:sz w:val="16"/>
-          <w:szCs w:val="16"/>
-        </w:rPr>
-      </w:pPr>
-      <w:r>
-        <w:rPr>
-          <w:rFonts w:ascii="Arial Narrow" w:eastAsia="Arial Narrow" w:hAnsi="Arial Narrow" w:cs="Arial"/>
+          <w:rFonts w:ascii="Arial Narrow" w:eastAsia="Arial Narrow" w:hAnsi="Arial Narrow" w:cs="Arial Narrow"/>
+          <w:sz w:val="16"/>
+          <w:szCs w:val="16"/>
+        </w:rPr>
+      </w:pPr>
+      <w:r>
+        <w:rPr>
+          <w:rFonts w:ascii="Arial Narrow" w:eastAsia="Arial Narrow" w:hAnsi="Arial Narrow" w:cs="Arial Narrow"/>
           <w:sz w:val="16"/>
           <w:szCs w:val="16"/>
         </w:rPr>
@@ -7359,14 +8331,14 @@
         <w:ind w:left="567"/>
         <w:jc w:val="both"/>
         <w:rPr>
-          <w:rFonts w:ascii="Arial Narrow" w:eastAsia="Arial Narrow" w:hAnsi="Arial Narrow" w:cs="Arial"/>
-          <w:sz w:val="16"/>
-          <w:szCs w:val="16"/>
-        </w:rPr>
-      </w:pPr>
-      <w:r>
-        <w:rPr>
-          <w:rFonts w:ascii="Arial Narrow" w:eastAsia="Arial Narrow" w:hAnsi="Arial Narrow" w:cs="Arial"/>
+          <w:rFonts w:ascii="Arial Narrow" w:eastAsia="Arial Narrow" w:hAnsi="Arial Narrow" w:cs="Arial Narrow"/>
+          <w:sz w:val="16"/>
+          <w:szCs w:val="16"/>
+        </w:rPr>
+      </w:pPr>
+      <w:r>
+        <w:rPr>
+          <w:rFonts w:ascii="Arial Narrow" w:eastAsia="Arial Narrow" w:hAnsi="Arial Narrow" w:cs="Arial Narrow"/>
           <w:sz w:val="16"/>
           <w:szCs w:val="16"/>
         </w:rPr>
@@ -7375,7 +8347,7 @@
       <w:proofErr w:type="spellStart"/>
       <w:r>
         <w:rPr>
-          <w:rFonts w:ascii="Arial Narrow" w:eastAsia="Arial Narrow" w:hAnsi="Arial Narrow" w:cs="Arial"/>
+          <w:rFonts w:ascii="Arial Narrow" w:eastAsia="Arial Narrow" w:hAnsi="Arial Narrow" w:cs="Arial Narrow"/>
           <w:sz w:val="16"/>
           <w:szCs w:val="16"/>
         </w:rPr>
@@ -7384,7 +8356,7 @@
       <w:proofErr w:type="spellEnd"/>
       <w:r>
         <w:rPr>
-          <w:rFonts w:ascii="Arial Narrow" w:eastAsia="Arial Narrow" w:hAnsi="Arial Narrow" w:cs="Arial"/>
+          <w:rFonts w:ascii="Arial Narrow" w:eastAsia="Arial Narrow" w:hAnsi="Arial Narrow" w:cs="Arial Narrow"/>
           <w:sz w:val="16"/>
           <w:szCs w:val="16"/>
         </w:rPr>
@@ -7397,14 +8369,14 @@
         <w:ind w:left="567"/>
         <w:jc w:val="both"/>
         <w:rPr>
-          <w:rFonts w:ascii="Arial Narrow" w:eastAsia="Arial Narrow" w:hAnsi="Arial Narrow" w:cs="Arial"/>
-          <w:sz w:val="16"/>
-          <w:szCs w:val="16"/>
-        </w:rPr>
-      </w:pPr>
-      <w:r>
-        <w:rPr>
-          <w:rFonts w:ascii="Arial Narrow" w:eastAsia="Arial Narrow" w:hAnsi="Arial Narrow" w:cs="Arial"/>
+          <w:rFonts w:ascii="Arial Narrow" w:eastAsia="Arial Narrow" w:hAnsi="Arial Narrow" w:cs="Arial Narrow"/>
+          <w:sz w:val="16"/>
+          <w:szCs w:val="16"/>
+        </w:rPr>
+      </w:pPr>
+      <w:r>
+        <w:rPr>
+          <w:rFonts w:ascii="Arial Narrow" w:eastAsia="Arial Narrow" w:hAnsi="Arial Narrow" w:cs="Arial Narrow"/>
           <w:sz w:val="16"/>
           <w:szCs w:val="16"/>
         </w:rPr>
@@ -7413,7 +8385,7 @@
       <w:proofErr w:type="spellStart"/>
       <w:r>
         <w:rPr>
-          <w:rFonts w:ascii="Arial Narrow" w:eastAsia="Arial Narrow" w:hAnsi="Arial Narrow" w:cs="Arial"/>
+          <w:rFonts w:ascii="Arial Narrow" w:eastAsia="Arial Narrow" w:hAnsi="Arial Narrow" w:cs="Arial Narrow"/>
           <w:sz w:val="16"/>
           <w:szCs w:val="16"/>
         </w:rPr>
@@ -7422,7 +8394,7 @@
       <w:proofErr w:type="spellEnd"/>
       <w:r>
         <w:rPr>
-          <w:rFonts w:ascii="Arial Narrow" w:eastAsia="Arial Narrow" w:hAnsi="Arial Narrow" w:cs="Arial"/>
+          <w:rFonts w:ascii="Arial Narrow" w:eastAsia="Arial Narrow" w:hAnsi="Arial Narrow" w:cs="Arial Narrow"/>
           <w:sz w:val="16"/>
           <w:szCs w:val="16"/>
         </w:rPr>
@@ -7435,14 +8407,14 @@
         <w:ind w:left="567"/>
         <w:jc w:val="both"/>
         <w:rPr>
-          <w:rFonts w:ascii="Arial Narrow" w:eastAsia="Arial Narrow" w:hAnsi="Arial Narrow" w:cs="Arial"/>
-          <w:sz w:val="16"/>
-          <w:szCs w:val="16"/>
-        </w:rPr>
-      </w:pPr>
-      <w:r>
-        <w:rPr>
-          <w:rFonts w:ascii="Arial Narrow" w:eastAsia="Arial Narrow" w:hAnsi="Arial Narrow" w:cs="Arial"/>
+          <w:rFonts w:ascii="Arial Narrow" w:eastAsia="Arial Narrow" w:hAnsi="Arial Narrow" w:cs="Arial Narrow"/>
+          <w:sz w:val="16"/>
+          <w:szCs w:val="16"/>
+        </w:rPr>
+      </w:pPr>
+      <w:r>
+        <w:rPr>
+          <w:rFonts w:ascii="Arial Narrow" w:eastAsia="Arial Narrow" w:hAnsi="Arial Narrow" w:cs="Arial Narrow"/>
           <w:sz w:val="16"/>
           <w:szCs w:val="16"/>
         </w:rPr>
@@ -7455,14 +8427,14 @@
         <w:ind w:left="567"/>
         <w:jc w:val="both"/>
         <w:rPr>
-          <w:rFonts w:ascii="Arial Narrow" w:eastAsia="Arial Narrow" w:hAnsi="Arial Narrow" w:cs="Arial"/>
-          <w:sz w:val="16"/>
-          <w:szCs w:val="16"/>
-        </w:rPr>
-      </w:pPr>
-      <w:r>
-        <w:rPr>
-          <w:rFonts w:ascii="Arial Narrow" w:eastAsia="Arial Narrow" w:hAnsi="Arial Narrow" w:cs="Arial"/>
+          <w:rFonts w:ascii="Arial Narrow" w:eastAsia="Arial Narrow" w:hAnsi="Arial Narrow" w:cs="Arial Narrow"/>
+          <w:sz w:val="16"/>
+          <w:szCs w:val="16"/>
+        </w:rPr>
+      </w:pPr>
+      <w:r>
+        <w:rPr>
+          <w:rFonts w:ascii="Arial Narrow" w:eastAsia="Arial Narrow" w:hAnsi="Arial Narrow" w:cs="Arial Narrow"/>
           <w:sz w:val="16"/>
           <w:szCs w:val="16"/>
         </w:rPr>
@@ -7472,10 +8444,10 @@
     <w:p>
       <w:pPr>
         <w:spacing w:after="0" w:line="240" w:lineRule="auto"/>
-        <w:ind w:left="567"/>
-        <w:jc w:val="both"/>
-        <w:rPr>
-          <w:rFonts w:ascii="Arial Narrow" w:eastAsia="Arial Narrow" w:hAnsi="Arial Narrow" w:cs="Arial"/>
+        <w:ind w:left="567" w:hanging="567"/>
+        <w:jc w:val="both"/>
+        <w:rPr>
+          <w:rFonts w:ascii="Arial Narrow" w:eastAsia="Arial Narrow" w:hAnsi="Arial Narrow" w:cs="Arial Narrow"/>
           <w:sz w:val="16"/>
           <w:szCs w:val="16"/>
         </w:rPr>
@@ -7492,7 +8464,7 @@
         <w:ind w:left="567" w:hanging="567"/>
         <w:jc w:val="both"/>
         <w:rPr>
-          <w:rFonts w:ascii="Arial Narrow" w:hAnsi="Arial Narrow" w:cs="Arial"/>
+          <w:rFonts w:ascii="Arial Narrow" w:eastAsia="Arial Narrow" w:hAnsi="Arial Narrow" w:cs="Arial Narrow"/>
           <w:b/>
           <w:sz w:val="16"/>
           <w:szCs w:val="16"/>
@@ -7501,7 +8473,7 @@
       <w:r>
         <w:rPr>
           <w:rStyle w:val="Refdenotaalpie"/>
-          <w:rFonts w:ascii="Arial Narrow" w:hAnsi="Arial Narrow" w:cs="Arial"/>
+          <w:rFonts w:ascii="Arial Narrow" w:eastAsia="Arial Narrow" w:hAnsi="Arial Narrow" w:cs="Arial Narrow"/>
           <w:sz w:val="16"/>
           <w:szCs w:val="16"/>
           <w:vertAlign w:val="superscript"/>
@@ -7510,7 +8482,7 @@
       </w:r>
       <w:r>
         <w:rPr>
-          <w:rFonts w:ascii="Arial Narrow" w:hAnsi="Arial Narrow" w:cs="Arial"/>
+          <w:rFonts w:ascii="Arial Narrow" w:eastAsia="Arial Narrow" w:hAnsi="Arial Narrow" w:cs="Arial Narrow"/>
           <w:sz w:val="16"/>
           <w:szCs w:val="16"/>
         </w:rPr>
@@ -7518,7 +8490,7 @@
       </w:r>
       <w:r>
         <w:rPr>
-          <w:rFonts w:ascii="Arial Narrow" w:hAnsi="Arial Narrow" w:cs="Arial"/>
+          <w:rFonts w:ascii="Arial Narrow" w:eastAsia="Arial Narrow" w:hAnsi="Arial Narrow" w:cs="Arial Narrow"/>
           <w:sz w:val="16"/>
           <w:szCs w:val="16"/>
         </w:rPr>
@@ -7526,7 +8498,7 @@
       </w:r>
       <w:r>
         <w:rPr>
-          <w:rFonts w:ascii="Arial Narrow" w:eastAsia="Arial Narrow" w:hAnsi="Arial Narrow" w:cs="Arial"/>
+          <w:rFonts w:ascii="Arial Narrow" w:eastAsia="Arial Narrow" w:hAnsi="Arial Narrow" w:cs="Arial Narrow"/>
           <w:b/>
           <w:sz w:val="16"/>
           <w:szCs w:val="16"/>
@@ -7535,7 +8507,7 @@
       </w:r>
       <w:r>
         <w:rPr>
-          <w:rFonts w:ascii="Arial Narrow" w:hAnsi="Arial Narrow" w:cs="Arial"/>
+          <w:rFonts w:ascii="Arial Narrow" w:eastAsia="Arial Narrow" w:hAnsi="Arial Narrow" w:cs="Arial Narrow"/>
           <w:b/>
           <w:bCs/>
           <w:sz w:val="16"/>
@@ -7545,7 +8517,7 @@
       </w:r>
       <w:r>
         <w:rPr>
-          <w:rFonts w:ascii="Arial Narrow" w:hAnsi="Arial Narrow" w:cs="Arial"/>
+          <w:rFonts w:ascii="Arial Narrow" w:eastAsia="Arial Narrow" w:hAnsi="Arial Narrow" w:cs="Arial Narrow"/>
           <w:b/>
           <w:sz w:val="16"/>
           <w:szCs w:val="16"/>
@@ -7561,7 +8533,7 @@
         </w:tabs>
         <w:jc w:val="both"/>
         <w:rPr>
-          <w:rFonts w:ascii="Arial Narrow" w:eastAsia="Arial Narrow" w:hAnsi="Arial Narrow" w:cs="Arial"/>
+          <w:rFonts w:ascii="Arial Narrow" w:eastAsia="Arial Narrow" w:hAnsi="Arial Narrow" w:cs="Arial Narrow"/>
           <w:b/>
           <w:sz w:val="16"/>
           <w:szCs w:val="16"/>
@@ -7569,7 +8541,7 @@
       </w:pPr>
       <w:r>
         <w:rPr>
-          <w:rFonts w:ascii="Arial Narrow" w:eastAsia="Arial Narrow" w:hAnsi="Arial Narrow" w:cs="Arial"/>
+          <w:rFonts w:ascii="Arial Narrow" w:eastAsia="Arial Narrow" w:hAnsi="Arial Narrow" w:cs="Arial Narrow"/>
           <w:b/>
           <w:sz w:val="16"/>
           <w:szCs w:val="16"/>
@@ -7586,14 +8558,14 @@
         </w:tabs>
         <w:jc w:val="both"/>
         <w:rPr>
-          <w:rFonts w:ascii="Arial Narrow" w:eastAsia="Arial Narrow" w:hAnsi="Arial Narrow" w:cs="Arial"/>
-          <w:sz w:val="16"/>
-          <w:szCs w:val="16"/>
-        </w:rPr>
-      </w:pPr>
-      <w:r>
-        <w:rPr>
-          <w:rFonts w:ascii="Arial Narrow" w:eastAsia="Arial Narrow" w:hAnsi="Arial Narrow" w:cs="Arial"/>
+          <w:rFonts w:ascii="Arial Narrow" w:eastAsia="Arial Narrow" w:hAnsi="Arial Narrow" w:cs="Arial Narrow"/>
+          <w:sz w:val="16"/>
+          <w:szCs w:val="16"/>
+        </w:rPr>
+      </w:pPr>
+      <w:r>
+        <w:rPr>
+          <w:rFonts w:ascii="Arial Narrow" w:eastAsia="Arial Narrow" w:hAnsi="Arial Narrow" w:cs="Arial Narrow"/>
           <w:sz w:val="16"/>
           <w:szCs w:val="16"/>
         </w:rPr>
@@ -7609,14 +8581,14 @@
         </w:tabs>
         <w:jc w:val="both"/>
         <w:rPr>
-          <w:rFonts w:ascii="Arial Narrow" w:eastAsia="Arial Narrow" w:hAnsi="Arial Narrow" w:cs="Arial"/>
-          <w:sz w:val="16"/>
-          <w:szCs w:val="16"/>
-        </w:rPr>
-      </w:pPr>
-      <w:r>
-        <w:rPr>
-          <w:rFonts w:ascii="Arial Narrow" w:eastAsia="Arial Narrow" w:hAnsi="Arial Narrow" w:cs="Arial"/>
+          <w:rFonts w:ascii="Arial Narrow" w:eastAsia="Arial Narrow" w:hAnsi="Arial Narrow" w:cs="Arial Narrow"/>
+          <w:sz w:val="16"/>
+          <w:szCs w:val="16"/>
+        </w:rPr>
+      </w:pPr>
+      <w:r>
+        <w:rPr>
+          <w:rFonts w:ascii="Arial Narrow" w:eastAsia="Arial Narrow" w:hAnsi="Arial Narrow" w:cs="Arial Narrow"/>
           <w:sz w:val="16"/>
           <w:szCs w:val="16"/>
         </w:rPr>
@@ -7632,14 +8604,14 @@
         </w:tabs>
         <w:jc w:val="both"/>
         <w:rPr>
-          <w:rFonts w:ascii="Arial Narrow" w:eastAsia="Arial Narrow" w:hAnsi="Arial Narrow" w:cs="Arial"/>
-          <w:sz w:val="16"/>
-          <w:szCs w:val="16"/>
-        </w:rPr>
-      </w:pPr>
-      <w:r>
-        <w:rPr>
-          <w:rFonts w:ascii="Arial Narrow" w:eastAsia="Arial Narrow" w:hAnsi="Arial Narrow" w:cs="Arial"/>
+          <w:rFonts w:ascii="Arial Narrow" w:eastAsia="Arial Narrow" w:hAnsi="Arial Narrow" w:cs="Arial Narrow"/>
+          <w:sz w:val="16"/>
+          <w:szCs w:val="16"/>
+        </w:rPr>
+      </w:pPr>
+      <w:r>
+        <w:rPr>
+          <w:rFonts w:ascii="Arial Narrow" w:eastAsia="Arial Narrow" w:hAnsi="Arial Narrow" w:cs="Arial Narrow"/>
           <w:sz w:val="16"/>
           <w:szCs w:val="16"/>
         </w:rPr>
@@ -7656,14 +8628,14 @@
         <w:ind w:left="567"/>
         <w:jc w:val="both"/>
         <w:rPr>
-          <w:rFonts w:ascii="Arial Narrow" w:eastAsia="Arial Narrow" w:hAnsi="Arial Narrow" w:cs="Arial"/>
-          <w:sz w:val="16"/>
-          <w:szCs w:val="16"/>
-        </w:rPr>
-      </w:pPr>
-      <w:r>
-        <w:rPr>
-          <w:rFonts w:ascii="Arial Narrow" w:eastAsia="Arial Narrow" w:hAnsi="Arial Narrow" w:cs="Arial"/>
+          <w:rFonts w:ascii="Arial Narrow" w:eastAsia="Arial Narrow" w:hAnsi="Arial Narrow" w:cs="Arial Narrow"/>
+          <w:sz w:val="16"/>
+          <w:szCs w:val="16"/>
+        </w:rPr>
+      </w:pPr>
+      <w:r>
+        <w:rPr>
+          <w:rFonts w:ascii="Arial Narrow" w:eastAsia="Arial Narrow" w:hAnsi="Arial Narrow" w:cs="Arial Narrow"/>
           <w:sz w:val="16"/>
           <w:szCs w:val="16"/>
         </w:rPr>
@@ -7672,7 +8644,7 @@
       <w:proofErr w:type="spellStart"/>
       <w:r>
         <w:rPr>
-          <w:rFonts w:ascii="Arial Narrow" w:eastAsia="Arial Narrow" w:hAnsi="Arial Narrow" w:cs="Arial"/>
+          <w:rFonts w:ascii="Arial Narrow" w:eastAsia="Arial Narrow" w:hAnsi="Arial Narrow" w:cs="Arial Narrow"/>
           <w:sz w:val="16"/>
           <w:szCs w:val="16"/>
         </w:rPr>
@@ -7681,7 +8653,7 @@
       <w:proofErr w:type="spellEnd"/>
       <w:r>
         <w:rPr>
-          <w:rFonts w:ascii="Arial Narrow" w:eastAsia="Arial Narrow" w:hAnsi="Arial Narrow" w:cs="Arial"/>
+          <w:rFonts w:ascii="Arial Narrow" w:eastAsia="Arial Narrow" w:hAnsi="Arial Narrow" w:cs="Arial Narrow"/>
           <w:sz w:val="16"/>
           <w:szCs w:val="16"/>
         </w:rPr>
@@ -7691,9 +8663,14 @@
     <w:p>
       <w:pPr>
         <w:pStyle w:val="Textonotapie"/>
-        <w:jc w:val="both"/>
-        <w:rPr>
-          <w:rFonts w:ascii="Arial Narrow" w:hAnsi="Arial Narrow" w:cs="Arial"/>
+        <w:tabs>
+          <w:tab w:val="left" w:pos="567"/>
+        </w:tabs>
+        <w:ind w:left="567" w:hanging="567"/>
+        <w:jc w:val="both"/>
+        <w:rPr>
+          <w:rFonts w:ascii="Arial Narrow" w:eastAsia="Arial Narrow" w:hAnsi="Arial Narrow" w:cs="Arial Narrow"/>
+          <w:b/>
           <w:sz w:val="16"/>
           <w:szCs w:val="16"/>
         </w:rPr>
@@ -7710,7 +8687,7 @@
         <w:ind w:left="567" w:hanging="567"/>
         <w:jc w:val="both"/>
         <w:rPr>
-          <w:rFonts w:ascii="Arial Narrow" w:hAnsi="Arial Narrow" w:cs="Arial"/>
+          <w:rFonts w:ascii="Arial Narrow" w:eastAsia="Arial Narrow" w:hAnsi="Arial Narrow" w:cs="Arial Narrow"/>
           <w:b/>
           <w:bCs/>
           <w:sz w:val="16"/>
@@ -7720,7 +8697,7 @@
       <w:r>
         <w:rPr>
           <w:rStyle w:val="Refdenotaalpie"/>
-          <w:rFonts w:ascii="Arial Narrow" w:hAnsi="Arial Narrow" w:cs="Arial"/>
+          <w:rFonts w:ascii="Arial Narrow" w:eastAsia="Arial Narrow" w:hAnsi="Arial Narrow" w:cs="Arial Narrow"/>
           <w:b/>
           <w:bCs/>
           <w:sz w:val="16"/>
@@ -7731,7 +8708,7 @@
       </w:r>
       <w:r>
         <w:rPr>
-          <w:rFonts w:ascii="Arial Narrow" w:hAnsi="Arial Narrow" w:cs="Arial"/>
+          <w:rFonts w:ascii="Arial Narrow" w:eastAsia="Arial Narrow" w:hAnsi="Arial Narrow" w:cs="Arial Narrow"/>
           <w:b/>
           <w:bCs/>
           <w:sz w:val="16"/>
@@ -7741,7 +8718,7 @@
       </w:r>
       <w:r>
         <w:rPr>
-          <w:rFonts w:ascii="Arial Narrow" w:hAnsi="Arial Narrow" w:cs="Arial"/>
+          <w:rFonts w:ascii="Arial Narrow" w:eastAsia="Arial Narrow" w:hAnsi="Arial Narrow" w:cs="Arial Narrow"/>
           <w:b/>
           <w:bCs/>
           <w:sz w:val="16"/>
@@ -7753,7 +8730,7 @@
       <w:proofErr w:type="spellStart"/>
       <w:r>
         <w:rPr>
-          <w:rFonts w:ascii="Arial Narrow" w:hAnsi="Arial Narrow" w:cs="Arial"/>
+          <w:rFonts w:ascii="Arial Narrow" w:eastAsia="Arial Narrow" w:hAnsi="Arial Narrow" w:cs="Arial Narrow"/>
           <w:b/>
           <w:bCs/>
           <w:sz w:val="16"/>
@@ -7764,7 +8741,7 @@
       <w:proofErr w:type="spellEnd"/>
       <w:r>
         <w:rPr>
-          <w:rFonts w:ascii="Arial Narrow" w:hAnsi="Arial Narrow" w:cs="Arial"/>
+          <w:rFonts w:ascii="Arial Narrow" w:eastAsia="Arial Narrow" w:hAnsi="Arial Narrow" w:cs="Arial Narrow"/>
           <w:b/>
           <w:bCs/>
           <w:sz w:val="16"/>
@@ -7780,7 +8757,7 @@
         <w:ind w:left="567"/>
         <w:jc w:val="both"/>
         <w:rPr>
-          <w:rFonts w:ascii="Arial Narrow" w:hAnsi="Arial Narrow" w:cs="Arial"/>
+          <w:rFonts w:ascii="Arial Narrow" w:eastAsia="Arial Narrow" w:hAnsi="Arial Narrow" w:cs="Arial Narrow"/>
           <w:bCs/>
           <w:sz w:val="16"/>
           <w:szCs w:val="16"/>
@@ -7788,7 +8765,7 @@
       </w:pPr>
       <w:r>
         <w:rPr>
-          <w:rFonts w:ascii="Arial Narrow" w:hAnsi="Arial Narrow" w:cs="Arial"/>
+          <w:rFonts w:ascii="Arial Narrow" w:eastAsia="Arial Narrow" w:hAnsi="Arial Narrow" w:cs="Arial Narrow"/>
           <w:b/>
           <w:sz w:val="16"/>
           <w:szCs w:val="16"/>
@@ -7797,7 +8774,7 @@
       </w:r>
       <w:r>
         <w:rPr>
-          <w:rFonts w:ascii="Arial Narrow" w:hAnsi="Arial Narrow" w:cs="Arial"/>
+          <w:rFonts w:ascii="Arial Narrow" w:eastAsia="Arial Narrow" w:hAnsi="Arial Narrow" w:cs="Arial Narrow"/>
           <w:bCs/>
           <w:sz w:val="16"/>
           <w:szCs w:val="16"/>
@@ -7807,12 +8784,16 @@
     </w:p>
     <w:p>
       <w:pPr>
-        <w:pStyle w:val="NormalWeb"/>
-        <w:spacing w:after="0" w:line="240" w:lineRule="auto"/>
-        <w:ind w:left="567"/>
-        <w:jc w:val="both"/>
-        <w:rPr>
-          <w:rFonts w:ascii="Arial Narrow" w:hAnsi="Arial Narrow" w:cs="Arial"/>
+        <w:autoSpaceDE w:val="0"/>
+        <w:autoSpaceDN w:val="0"/>
+        <w:adjustRightInd w:val="0"/>
+        <w:spacing w:after="0" w:line="240" w:lineRule="auto"/>
+        <w:ind w:left="567" w:hanging="567"/>
+        <w:jc w:val="both"/>
+        <w:rPr>
+          <w:rFonts w:ascii="Arial Narrow" w:eastAsia="Arial Narrow" w:hAnsi="Arial Narrow" w:cs="Arial Narrow"/>
+          <w:b/>
+          <w:bCs/>
           <w:sz w:val="16"/>
           <w:szCs w:val="16"/>
         </w:rPr>
@@ -7826,7 +8807,7 @@
         <w:ind w:left="567" w:hanging="567"/>
         <w:jc w:val="both"/>
         <w:rPr>
-          <w:rFonts w:ascii="Arial Narrow" w:hAnsi="Arial Narrow" w:cs="Arial"/>
+          <w:rFonts w:ascii="Arial Narrow" w:eastAsia="Arial Narrow" w:hAnsi="Arial Narrow" w:cs="Arial Narrow"/>
           <w:sz w:val="16"/>
           <w:szCs w:val="16"/>
         </w:rPr>
@@ -7834,7 +8815,7 @@
       <w:r>
         <w:rPr>
           <w:rStyle w:val="Refdenotaalpie"/>
-          <w:rFonts w:ascii="Arial Narrow" w:hAnsi="Arial Narrow" w:cs="Arial"/>
+          <w:rFonts w:ascii="Arial Narrow" w:eastAsia="Arial Narrow" w:hAnsi="Arial Narrow" w:cs="Arial Narrow"/>
           <w:sz w:val="16"/>
           <w:szCs w:val="16"/>
           <w:vertAlign w:val="superscript"/>
@@ -7843,7 +8824,7 @@
       </w:r>
       <w:r>
         <w:rPr>
-          <w:rFonts w:ascii="Arial Narrow" w:hAnsi="Arial Narrow" w:cs="Arial"/>
+          <w:rFonts w:ascii="Arial Narrow" w:eastAsia="Arial Narrow" w:hAnsi="Arial Narrow" w:cs="Arial Narrow"/>
           <w:sz w:val="16"/>
           <w:szCs w:val="16"/>
         </w:rPr>
@@ -7851,7 +8832,7 @@
       </w:r>
       <w:r>
         <w:rPr>
-          <w:rFonts w:ascii="Arial Narrow" w:hAnsi="Arial Narrow" w:cs="Arial"/>
+          <w:rFonts w:ascii="Arial Narrow" w:eastAsia="Arial Narrow" w:hAnsi="Arial Narrow" w:cs="Arial Narrow"/>
           <w:sz w:val="16"/>
           <w:szCs w:val="16"/>
         </w:rPr>
@@ -7859,7 +8840,7 @@
       </w:r>
       <w:r>
         <w:rPr>
-          <w:rFonts w:ascii="Arial Narrow" w:eastAsia="Arial" w:hAnsi="Arial Narrow" w:cs="Arial"/>
+          <w:rFonts w:ascii="Arial Narrow" w:eastAsia="Arial Narrow" w:hAnsi="Arial Narrow" w:cs="Arial Narrow"/>
           <w:b/>
           <w:sz w:val="16"/>
           <w:szCs w:val="16"/>
@@ -7873,7 +8854,7 @@
         <w:ind w:left="1134" w:hanging="567"/>
         <w:jc w:val="both"/>
         <w:rPr>
-          <w:rFonts w:ascii="Arial Narrow" w:hAnsi="Arial Narrow" w:cs="Arial"/>
+          <w:rFonts w:ascii="Arial Narrow" w:eastAsia="Arial Narrow" w:hAnsi="Arial Narrow" w:cs="Arial Narrow"/>
           <w:b/>
           <w:bCs/>
           <w:sz w:val="16"/>
@@ -7882,7 +8863,7 @@
       </w:pPr>
       <w:r>
         <w:rPr>
-          <w:rFonts w:ascii="Arial Narrow" w:hAnsi="Arial Narrow" w:cs="Arial"/>
+          <w:rFonts w:ascii="Arial Narrow" w:eastAsia="Arial Narrow" w:hAnsi="Arial Narrow" w:cs="Arial Narrow"/>
           <w:b/>
           <w:bCs/>
           <w:sz w:val="16"/>
@@ -7897,7 +8878,7 @@
         <w:ind w:left="567"/>
         <w:jc w:val="both"/>
         <w:rPr>
-          <w:rFonts w:ascii="Arial Narrow" w:hAnsi="Arial Narrow" w:cs="Arial"/>
+          <w:rFonts w:ascii="Arial Narrow" w:eastAsia="Arial Narrow" w:hAnsi="Arial Narrow" w:cs="Arial Narrow"/>
           <w:sz w:val="16"/>
           <w:szCs w:val="16"/>
           <w:lang w:val="es-ES"/>
@@ -7905,7 +8886,7 @@
       </w:pPr>
       <w:r>
         <w:rPr>
-          <w:rFonts w:ascii="Arial Narrow" w:hAnsi="Arial Narrow" w:cs="Arial"/>
+          <w:rFonts w:ascii="Arial Narrow" w:eastAsia="Arial Narrow" w:hAnsi="Arial Narrow" w:cs="Arial Narrow"/>
           <w:sz w:val="16"/>
           <w:szCs w:val="16"/>
           <w:lang w:val="es-ES"/>
@@ -7914,7 +8895,7 @@
       </w:r>
       <w:r>
         <w:rPr>
-          <w:rFonts w:ascii="Arial Narrow" w:hAnsi="Arial Narrow" w:cs="Arial"/>
+          <w:rFonts w:ascii="Arial Narrow" w:eastAsia="Arial Narrow" w:hAnsi="Arial Narrow" w:cs="Arial Narrow"/>
           <w:sz w:val="16"/>
           <w:szCs w:val="16"/>
           <w:lang w:val="es-ES"/>
@@ -7928,7 +8909,7 @@
         <w:ind w:left="567"/>
         <w:jc w:val="both"/>
         <w:rPr>
-          <w:rFonts w:ascii="Arial Narrow" w:hAnsi="Arial Narrow" w:cs="Arial"/>
+          <w:rFonts w:ascii="Arial Narrow" w:eastAsia="Arial Narrow" w:hAnsi="Arial Narrow" w:cs="Arial Narrow"/>
           <w:sz w:val="16"/>
           <w:szCs w:val="16"/>
           <w:lang w:val="es-ES"/>
@@ -7936,7 +8917,7 @@
       </w:pPr>
       <w:r>
         <w:rPr>
-          <w:rFonts w:ascii="Arial Narrow" w:hAnsi="Arial Narrow" w:cs="Arial"/>
+          <w:rFonts w:ascii="Arial Narrow" w:eastAsia="Arial Narrow" w:hAnsi="Arial Narrow" w:cs="Arial Narrow"/>
           <w:sz w:val="16"/>
           <w:szCs w:val="16"/>
           <w:lang w:val="es-ES"/>
@@ -7950,7 +8931,7 @@
         <w:ind w:left="567"/>
         <w:jc w:val="both"/>
         <w:rPr>
-          <w:rFonts w:ascii="Arial Narrow" w:hAnsi="Arial Narrow" w:cs="Arial"/>
+          <w:rFonts w:ascii="Arial Narrow" w:eastAsia="Arial Narrow" w:hAnsi="Arial Narrow" w:cs="Arial Narrow"/>
           <w:sz w:val="16"/>
           <w:szCs w:val="16"/>
           <w:lang w:val="es-ES"/>
@@ -7958,13 +8939,25 @@
       </w:pPr>
       <w:r>
         <w:rPr>
-          <w:rFonts w:ascii="Arial Narrow" w:hAnsi="Arial Narrow" w:cs="Arial"/>
+          <w:rFonts w:ascii="Arial Narrow" w:eastAsia="Arial Narrow" w:hAnsi="Arial Narrow" w:cs="Arial Narrow"/>
           <w:sz w:val="16"/>
           <w:szCs w:val="16"/>
           <w:lang w:val="es-ES"/>
         </w:rPr>
         <w:t>En caso de no recibirse respuesta automática de recepción en un plazo máximo de dos (2) días hábiles contados desde el día siguiente de efectuado el acto de notificación vía correo electrónico, se procede a notificar por cédula conforme al inciso 20.1.1, volviéndose a computar el plazo establecido en el numeral 24.1 del artículo 24.</w:t>
       </w:r>
+    </w:p>
+    <w:p>
+      <w:pPr>
+        <w:pStyle w:val="Textonotapie"/>
+        <w:ind w:left="567" w:hanging="567"/>
+        <w:jc w:val="both"/>
+        <w:rPr>
+          <w:rFonts w:ascii="Arial Narrow" w:eastAsia="Arial Narrow" w:hAnsi="Arial Narrow" w:cs="Arial Narrow"/>
+          <w:sz w:val="16"/>
+          <w:szCs w:val="16"/>
+        </w:rPr>
+      </w:pPr>
     </w:p>
   </w:footnote>
 </w:footnotes>

--- a/plantillas_maestras/01_seguro_vehicular/materia_general_asegurativa/1_ddo_aseguradora/varon/TPL_266_2026_SEGURO_VEHICULAR_MATERIA_GENERAL_ASEGURATIVA_ASEGURADORA_VARON_R1.docx
+++ b/plantillas_maestras/01_seguro_vehicular/materia_general_asegurativa/1_ddo_aseguradora/varon/TPL_266_2026_SEGURO_VEHICULAR_MATERIA_GENERAL_ASEGURATIVA_ASEGURADORA_VARON_R1.docx
@@ -594,67 +594,7 @@
           <w:lang w:val="es-ES" w:eastAsia="es-ES"/>
           <w14:ligatures w14:val="none"/>
         </w:rPr>
-        <w:t xml:space="preserve">Mediante el escrito del 20 de noviembre de 2025, el señor [APELLIDO] denunció a Quálitas por presuntas infracciones a la Ley 29571, Código de Protección y Defensa del Consumidor (en adelante, Código), señalando lo siguiente:</w:t>
-      </w:r>
-      <w:r>
-        <w:rPr>
-          <w:rFonts w:ascii="Arial Narrow" w:eastAsia="Arial Narrow" w:hAnsi="Arial Narrow" w:cs="Arial Narrow"/>
-          <w:color w:val="000000"/>
-          <w:kern w:val="0"/>
-          <w:sz w:val="22"/>
-          <w:szCs w:val="22"/>
-          <w:lang w:val="es-ES" w:eastAsia="es-ES"/>
-          <w14:ligatures w14:val="none"/>
-        </w:rPr>
-        <w:t xml:space="preserve"/>
-      </w:r>
-      <w:r>
-        <w:rPr>
-          <w:rFonts w:ascii="Arial Narrow" w:eastAsia="Arial Narrow" w:hAnsi="Arial Narrow" w:cs="Arial Narrow"/>
-          <w:color w:val="000000"/>
-          <w:kern w:val="0"/>
-          <w:sz w:val="22"/>
-          <w:szCs w:val="22"/>
-          <w:lang w:val="es-ES" w:eastAsia="es-ES"/>
-          <w14:ligatures w14:val="none"/>
-        </w:rPr>
-        <w:t/>
-      </w:r>
-      <w:r>
-        <w:rPr>
-          <w:rFonts w:ascii="Arial Narrow" w:eastAsia="Arial Narrow" w:hAnsi="Arial Narrow" w:cs="Arial Narrow"/>
-          <w:color w:val="000000"/>
-          <w:kern w:val="0"/>
-          <w:sz w:val="22"/>
-          <w:szCs w:val="22"/>
-          <w:lang w:val="es-ES" w:eastAsia="es-ES"/>
-          <w14:ligatures w14:val="none"/>
-        </w:rPr>
-        <w:t xml:space="preserve"/>
-      </w:r>
-      <w:r>
-        <w:rPr>
-          <w:rFonts w:ascii="Arial Narrow" w:eastAsia="Arial Narrow" w:hAnsi="Arial Narrow" w:cs="Arial Narrow"/>
-          <w:color w:val="000000"/>
-          <w:kern w:val="0"/>
-          <w:sz w:val="22"/>
-          <w:szCs w:val="22"/>
-          <w:lang w:val="es-ES" w:eastAsia="es-ES"/>
-          <w14:ligatures w14:val="none"/>
-        </w:rPr>
-        <w:t/>
-      </w:r>
-      <w:r>
-        <w:rPr>
-          <w:rFonts w:ascii="Arial Narrow" w:eastAsia="Arial Narrow" w:hAnsi="Arial Narrow" w:cs="Arial Narrow"/>
-          <w:color w:val="000000"/>
-          <w:kern w:val="0"/>
-          <w:sz w:val="22"/>
-          <w:szCs w:val="22"/>
-          <w:lang w:val="es-ES" w:eastAsia="es-ES"/>
-          <w14:ligatures w14:val="none"/>
-        </w:rPr>
-        <w:t xml:space="preserve"/>
+        <w:t xml:space="preserve">Mediante el escrito del 20 de noviembre de 2025, el señor [APELLIDO] denunció a Quálitas por presuntas infracciones a la Ley 29571, Código de Protección y Defensa del Consumidor</w:t>
       </w:r>
       <w:r>
         <w:rPr>
@@ -673,66 +613,66 @@
       <w:r>
         <w:rPr>
           <w:rFonts w:ascii="Arial Narrow" w:eastAsia="Arial Narrow" w:hAnsi="Arial Narrow" w:cs="Arial Narrow"/>
-          <w:kern w:val="0"/>
-          <w14:ligatures w14:val="none"/>
-          <w:sz w:val="22"/>
-          <w:szCs w:val="22"/>
+          <w:color w:val="000000"/>
+          <w:kern w:val="0"/>
+          <w:sz w:val="22"/>
+          <w:szCs w:val="22"/>
+          <w:lang w:val="es-ES" w:eastAsia="es-ES"/>
+          <w14:ligatures w14:val="none"/>
+        </w:rPr>
+        <w:t xml:space="preserve"> (en adelante, Código), señalando lo siguiente:</w:t>
+      </w:r>
+      <w:r>
+        <w:rPr>
+          <w:rFonts w:ascii="Arial Narrow" w:eastAsia="Arial Narrow" w:hAnsi="Arial Narrow" w:cs="Arial Narrow"/>
+          <w:color w:val="000000"/>
+          <w:kern w:val="0"/>
+          <w:sz w:val="22"/>
+          <w:szCs w:val="22"/>
+          <w:lang w:val="es-ES" w:eastAsia="es-ES"/>
+          <w14:ligatures w14:val="none"/>
+        </w:rPr>
+        <w:t xml:space="preserve"/>
+      </w:r>
+      <w:r>
+        <w:rPr>
+          <w:rFonts w:ascii="Arial Narrow" w:eastAsia="Arial Narrow" w:hAnsi="Arial Narrow" w:cs="Arial Narrow"/>
+          <w:color w:val="000000"/>
+          <w:kern w:val="0"/>
+          <w:sz w:val="22"/>
+          <w:szCs w:val="22"/>
+          <w:lang w:val="es-ES" w:eastAsia="es-ES"/>
+          <w14:ligatures w14:val="none"/>
         </w:rPr>
         <w:t/>
       </w:r>
       <w:r>
         <w:rPr>
           <w:rFonts w:ascii="Arial Narrow" w:eastAsia="Arial Narrow" w:hAnsi="Arial Narrow" w:cs="Arial Narrow"/>
-          <w:kern w:val="0"/>
-          <w14:ligatures w14:val="none"/>
-          <w:sz w:val="22"/>
-          <w:szCs w:val="22"/>
-        </w:rPr>
-        <w:t xml:space="preserve"/>
-      </w:r>
-      <w:r>
-        <w:rPr>
-          <w:rFonts w:ascii="Arial Narrow" w:eastAsia="Arial Narrow" w:hAnsi="Arial Narrow" w:cs="Arial Narrow"/>
-          <w:kern w:val="0"/>
-          <w14:ligatures w14:val="none"/>
-          <w:sz w:val="22"/>
-          <w:szCs w:val="22"/>
+          <w:color w:val="000000"/>
+          <w:kern w:val="0"/>
+          <w:sz w:val="22"/>
+          <w:szCs w:val="22"/>
+          <w:lang w:val="es-ES" w:eastAsia="es-ES"/>
+          <w14:ligatures w14:val="none"/>
+        </w:rPr>
+        <w:t xml:space="preserve"/>
+      </w:r>
+      <w:r>
+        <w:rPr>
+          <w:rFonts w:ascii="Arial Narrow" w:eastAsia="Arial Narrow" w:hAnsi="Arial Narrow" w:cs="Arial Narrow"/>
+          <w:color w:val="000000"/>
+          <w:kern w:val="0"/>
+          <w:sz w:val="22"/>
+          <w:szCs w:val="22"/>
+          <w:lang w:val="es-ES" w:eastAsia="es-ES"/>
+          <w14:ligatures w14:val="none"/>
         </w:rPr>
         <w:t/>
       </w:r>
       <w:r>
         <w:rPr>
           <w:rFonts w:ascii="Arial Narrow" w:eastAsia="Arial Narrow" w:hAnsi="Arial Narrow" w:cs="Arial Narrow"/>
-          <w:kern w:val="0"/>
-          <w14:ligatures w14:val="none"/>
-          <w:sz w:val="22"/>
-          <w:szCs w:val="22"/>
-        </w:rPr>
-        <w:t xml:space="preserve"/>
-      </w:r>
-      <w:r>
-        <w:rPr>
-          <w:rFonts w:ascii="Arial Narrow" w:eastAsia="Arial Narrow" w:hAnsi="Arial Narrow" w:cs="Arial Narrow"/>
-          <w:kern w:val="0"/>
-          <w14:ligatures w14:val="none"/>
-          <w:sz w:val="22"/>
-          <w:szCs w:val="22"/>
-        </w:rPr>
-        <w:t xml:space="preserve"/>
-      </w:r>
-      <w:r>
-        <w:rPr>
-          <w:rFonts w:ascii="Arial Narrow" w:eastAsia="Arial Narrow" w:hAnsi="Arial Narrow" w:cs="Arial Narrow"/>
-          <w:kern w:val="0"/>
-          <w14:ligatures w14:val="none"/>
-          <w:sz w:val="22"/>
-          <w:szCs w:val="22"/>
-        </w:rPr>
-        <w:t/>
-      </w:r>
-      <w:r>
-        <w:rPr>
-          <w:rFonts w:ascii="Arial Narrow" w:eastAsia="Arial Narrow" w:hAnsi="Arial Narrow" w:cs="Arial Narrow"/>
           <w:color w:val="000000"/>
           <w:kern w:val="0"/>
           <w:sz w:val="22"/>
@@ -741,56 +681,6 @@
           <w14:ligatures w14:val="none"/>
         </w:rPr>
         <w:t xml:space="preserve"/>
-      </w:r>
-      <w:proofErr w:type="spellStart"/>
-      <w:r>
-        <w:rPr>
-          <w:rFonts w:ascii="Arial Narrow" w:eastAsia="Arial Narrow" w:hAnsi="Arial Narrow" w:cs="Arial Narrow"/>
-          <w:color w:val="000000"/>
-          <w:kern w:val="0"/>
-          <w:sz w:val="22"/>
-          <w:szCs w:val="22"/>
-          <w:lang w:val="es-ES" w:eastAsia="es-ES"/>
-          <w14:ligatures w14:val="none"/>
-        </w:rPr>
-        <w:t/>
-      </w:r>
-      <w:proofErr w:type="spellEnd"/>
-      <w:r>
-        <w:rPr>
-          <w:rFonts w:ascii="Arial Narrow" w:eastAsia="Arial Narrow" w:hAnsi="Arial Narrow" w:cs="Arial Narrow"/>
-          <w:color w:val="000000"/>
-          <w:kern w:val="0"/>
-          <w:sz w:val="22"/>
-          <w:szCs w:val="22"/>
-          <w:lang w:val="es-ES" w:eastAsia="es-ES"/>
-          <w14:ligatures w14:val="none"/>
-        </w:rPr>
-        <w:t xml:space="preserve"/>
-      </w:r>
-      <w:r>
-        <w:rPr>
-          <w:rFonts w:ascii="Arial Narrow" w:eastAsia="Arial Narrow" w:hAnsi="Arial Narrow" w:cs="Arial Narrow"/>
-          <w:color w:val="000000"/>
-          <w:kern w:val="0"/>
-          <w:sz w:val="22"/>
-          <w:szCs w:val="22"/>
-          <w:lang w:val="es-ES" w:eastAsia="es-ES"/>
-          <w14:ligatures w14:val="none"/>
-        </w:rPr>
-        <w:t xml:space="preserve"/>
-      </w:r>
-      <w:r>
-        <w:rPr>
-          <w:rFonts w:ascii="Arial Narrow" w:eastAsia="Arial Narrow" w:hAnsi="Arial Narrow" w:cs="Arial Narrow"/>
-          <w:color w:val="000000"/>
-          <w:kern w:val="0"/>
-          <w:sz w:val="22"/>
-          <w:szCs w:val="22"/>
-          <w:lang w:val="es-ES" w:eastAsia="es-ES"/>
-          <w14:ligatures w14:val="none"/>
-        </w:rPr>
-        <w:t/>
       </w:r>
       <w:r>
         <w:rPr>
@@ -805,6 +695,128 @@
           <w14:ligatures w14:val="none"/>
         </w:rPr>
         <w:footnoteReference w:id="2"/>
+      </w:r>
+      <w:r>
+        <w:rPr>
+          <w:rFonts w:ascii="Arial Narrow" w:eastAsia="Arial Narrow" w:hAnsi="Arial Narrow" w:cs="Arial Narrow"/>
+          <w:kern w:val="0"/>
+          <w14:ligatures w14:val="none"/>
+          <w:sz w:val="22"/>
+          <w:szCs w:val="22"/>
+        </w:rPr>
+        <w:t/>
+      </w:r>
+      <w:r>
+        <w:rPr>
+          <w:rFonts w:ascii="Arial Narrow" w:eastAsia="Arial Narrow" w:hAnsi="Arial Narrow" w:cs="Arial Narrow"/>
+          <w:kern w:val="0"/>
+          <w14:ligatures w14:val="none"/>
+          <w:sz w:val="22"/>
+          <w:szCs w:val="22"/>
+        </w:rPr>
+        <w:t xml:space="preserve"/>
+      </w:r>
+      <w:r>
+        <w:rPr>
+          <w:rFonts w:ascii="Arial Narrow" w:eastAsia="Arial Narrow" w:hAnsi="Arial Narrow" w:cs="Arial Narrow"/>
+          <w:kern w:val="0"/>
+          <w14:ligatures w14:val="none"/>
+          <w:sz w:val="22"/>
+          <w:szCs w:val="22"/>
+        </w:rPr>
+        <w:t/>
+      </w:r>
+      <w:r>
+        <w:rPr>
+          <w:rFonts w:ascii="Arial Narrow" w:eastAsia="Arial Narrow" w:hAnsi="Arial Narrow" w:cs="Arial Narrow"/>
+          <w:kern w:val="0"/>
+          <w14:ligatures w14:val="none"/>
+          <w:sz w:val="22"/>
+          <w:szCs w:val="22"/>
+        </w:rPr>
+        <w:t xml:space="preserve"/>
+      </w:r>
+      <w:r>
+        <w:rPr>
+          <w:rFonts w:ascii="Arial Narrow" w:eastAsia="Arial Narrow" w:hAnsi="Arial Narrow" w:cs="Arial Narrow"/>
+          <w:kern w:val="0"/>
+          <w14:ligatures w14:val="none"/>
+          <w:sz w:val="22"/>
+          <w:szCs w:val="22"/>
+        </w:rPr>
+        <w:t xml:space="preserve"/>
+      </w:r>
+      <w:r>
+        <w:rPr>
+          <w:rFonts w:ascii="Arial Narrow" w:eastAsia="Arial Narrow" w:hAnsi="Arial Narrow" w:cs="Arial Narrow"/>
+          <w:kern w:val="0"/>
+          <w14:ligatures w14:val="none"/>
+          <w:sz w:val="22"/>
+          <w:szCs w:val="22"/>
+        </w:rPr>
+        <w:t/>
+      </w:r>
+      <w:r>
+        <w:rPr>
+          <w:rFonts w:ascii="Arial Narrow" w:eastAsia="Arial Narrow" w:hAnsi="Arial Narrow" w:cs="Arial Narrow"/>
+          <w:color w:val="000000"/>
+          <w:kern w:val="0"/>
+          <w:sz w:val="22"/>
+          <w:szCs w:val="22"/>
+          <w:lang w:val="es-ES" w:eastAsia="es-ES"/>
+          <w14:ligatures w14:val="none"/>
+        </w:rPr>
+        <w:t xml:space="preserve"/>
+      </w:r>
+      <w:proofErr w:type="spellStart"/>
+      <w:r>
+        <w:rPr>
+          <w:rFonts w:ascii="Arial Narrow" w:eastAsia="Arial Narrow" w:hAnsi="Arial Narrow" w:cs="Arial Narrow"/>
+          <w:color w:val="000000"/>
+          <w:kern w:val="0"/>
+          <w:sz w:val="22"/>
+          <w:szCs w:val="22"/>
+          <w:lang w:val="es-ES" w:eastAsia="es-ES"/>
+          <w14:ligatures w14:val="none"/>
+        </w:rPr>
+        <w:t/>
+      </w:r>
+      <w:proofErr w:type="spellEnd"/>
+      <w:r>
+        <w:rPr>
+          <w:rFonts w:ascii="Arial Narrow" w:eastAsia="Arial Narrow" w:hAnsi="Arial Narrow" w:cs="Arial Narrow"/>
+          <w:color w:val="000000"/>
+          <w:kern w:val="0"/>
+          <w:sz w:val="22"/>
+          <w:szCs w:val="22"/>
+          <w:lang w:val="es-ES" w:eastAsia="es-ES"/>
+          <w14:ligatures w14:val="none"/>
+        </w:rPr>
+        <w:t xml:space="preserve"/>
+      </w:r>
+      <w:r>
+        <w:rPr>
+          <w:rFonts w:ascii="Arial Narrow" w:eastAsia="Arial Narrow" w:hAnsi="Arial Narrow" w:cs="Arial Narrow"/>
+          <w:color w:val="000000"/>
+          <w:kern w:val="0"/>
+          <w:sz w:val="22"/>
+          <w:szCs w:val="22"/>
+          <w:lang w:val="es-ES" w:eastAsia="es-ES"/>
+          <w14:ligatures w14:val="none"/>
+        </w:rPr>
+        <w:t xml:space="preserve"/>
+      </w:r>
+      <w:r>
+        <w:rPr>
+          <w:rFonts w:ascii="Arial Narrow" w:eastAsia="Arial Narrow" w:hAnsi="Arial Narrow" w:cs="Arial Narrow"/>
+          <w:color w:val="000000"/>
+          <w:kern w:val="0"/>
+          <w:sz w:val="22"/>
+          <w:szCs w:val="22"/>
+          <w:lang w:val="es-ES" w:eastAsia="es-ES"/>
+          <w14:ligatures w14:val="none"/>
+        </w:rPr>
+        <w:t/>
       </w:r>
       <w:r>
         <w:rPr>
@@ -2365,23 +2377,35 @@
           <w:lang w:eastAsia="es-PE"/>
           <w14:ligatures w14:val="none"/>
         </w:rPr>
-        <w:t xml:space="preserve">La Secretaría Técnica de la Comisión de Protección al Consumidor 1 (en adelante, la Secretaría Técnica), en ejercicio de sus facultades, considera que el hecho denunciado, consistente en que la compañía aseguradora habría negado injustificadamente al denunciante la cobertura de la Póliza 0070241966 del Seguro Vehicular por el accidente vehicular ocurrido el 5 de octubre de 2025; involucraría una presunta afectación a sus expectativas, quien no habría encontrado una correspondencia entre lo que esperaba recibir de parte del proveedor y lo que realmente recibió. Por consiguiente, corresponde calificar el hecho materia de denuncia como una presunta infracción al deber de idoneidad, tipificado en [APELLIDO] artículos 18 y 19 del Código.</w:t>
+        <w:t xml:space="preserve">La Secretaría Técnica de la Comisión de Protección al Consumidor 1 (en adelante, la Secretaría Técnica), en ejercicio de sus facultades</w:t>
+      </w:r>
+      <w:r>
+        <w:rPr>
+          <w:rStyle w:val="Refdenotaalpie"/>
+          <w:rFonts w:ascii="Arial Narrow" w:eastAsia="Arial Narrow" w:hAnsi="Arial Narrow" w:cs="Arial Narrow"/>
+          <w:kern w:val="0"/>
+          <w:sz w:val="22"/>
+          <w:szCs w:val="22"/>
+          <w:vertAlign w:val="superscript"/>
+          <w14:ligatures w14:val="none"/>
+        </w:rPr>
+        <w:footnoteReference w:id="3"/>
+      </w:r>
+      <w:r>
+        <w:rPr>
+          <w:rFonts w:ascii="Arial Narrow" w:eastAsia="Arial Narrow" w:hAnsi="Arial Narrow" w:cs="Arial Narrow"/>
+          <w:color w:val="000000"/>
+          <w:kern w:val="0"/>
+          <w:sz w:val="22"/>
+          <w:szCs w:val="22"/>
+          <w:lang w:eastAsia="es-PE"/>
+          <w14:ligatures w14:val="none"/>
+        </w:rPr>
+        <w:t xml:space="preserve">, considera que el hecho denunciado, consistente en que la compañía aseguradora habría negado injustificadamente al denunciante la cobertura de la Póliza 0070241966 del Seguro Vehicular por el accidente vehicular ocurrido el 5 de octubre de 2025; involucraría una presunta afectación a sus expectativas, quien no habría encontrado una correspondencia entre lo que esperaba recibir de parte del proveedor y lo que realmente recibió. Por consiguiente, corresponde calificar el hecho materia de denuncia como una presunta infracción al deber de idoneidad, tipificado en [APELLIDO] artículos 18 y 19 del Código.</w:t>
       </w:r>
       <w:bookmarkEnd w:id="3"/>
       <w:bookmarkEnd w:id="4"/>
       <w:bookmarkEnd w:id="5"/>
-      <w:r>
-        <w:rPr>
-          <w:rStyle w:val="Refdenotaalpie"/>
-          <w:rFonts w:ascii="Arial Narrow" w:eastAsia="Arial Narrow" w:hAnsi="Arial Narrow" w:cs="Arial Narrow"/>
-          <w:kern w:val="0"/>
-          <w:sz w:val="22"/>
-          <w:szCs w:val="22"/>
-          <w:vertAlign w:val="superscript"/>
-          <w14:ligatures w14:val="none"/>
-        </w:rPr>
-        <w:footnoteReference w:id="3"/>
-      </w:r>
       <w:r>
         <w:rPr>
           <w:rFonts w:ascii="Arial Narrow" w:eastAsia="Arial Narrow" w:hAnsi="Arial Narrow" w:cs="Arial Narrow"/>
@@ -3295,7 +3319,19 @@
           <w:lang w:eastAsia="es-PE"/>
           <w14:ligatures w14:val="none"/>
         </w:rPr>
-        <w:t xml:space="preserve">PRIMERO: admitir a trámite la denuncia del 20 de noviembre de 2025 interpuesta por el señor [DENUNCIANTE] contra Quálitas Compañía de Seguros S.A., por lo siguiente:</w:t>
+        <w:t xml:space="preserve">PRIMERO:</w:t>
+      </w:r>
+      <w:r>
+        <w:rPr>
+          <w:rFonts w:ascii="Arial Narrow" w:eastAsia="Arial Narrow" w:hAnsi="Arial Narrow" w:cs="Arial Narrow"/>
+          <w:color w:val="000000"/>
+          <w:kern w:val="0"/>
+          <w:sz w:val="22"/>
+          <w:szCs w:val="22"/>
+          <w:lang w:eastAsia="es-PE"/>
+          <w14:ligatures w14:val="none"/>
+        </w:rPr>
+        <w:t xml:space="preserve"> admitir a trámite la denuncia del 20 de noviembre de 2025 interpuesta por el señor [DENUNCIANTE] contra Quálitas Compañía de Seguros S.A., por lo siguiente:</w:t>
       </w:r>
       <w:r>
         <w:rPr>
@@ -4084,7 +4120,19 @@
           <w:lang w:eastAsia="es-PE"/>
           <w14:ligatures w14:val="none"/>
         </w:rPr>
-        <w:t xml:space="preserve">SEGUNDO: tener por ofrecidos [APELLIDO] medios probatorios presentados en el escrito de denuncia del 20 de noviembre de 2025.</w:t>
+        <w:t xml:space="preserve">SEGUNDO:</w:t>
+      </w:r>
+      <w:r>
+        <w:rPr>
+          <w:rFonts w:ascii="Arial Narrow" w:eastAsia="Arial Narrow" w:hAnsi="Arial Narrow" w:cs="Arial Narrow"/>
+          <w:color w:val="000000"/>
+          <w:kern w:val="0"/>
+          <w:sz w:val="22"/>
+          <w:szCs w:val="22"/>
+          <w:lang w:eastAsia="es-PE"/>
+          <w14:ligatures w14:val="none"/>
+        </w:rPr>
+        <w:t xml:space="preserve"> tener por ofrecidos [APELLIDO] medios probatorios presentados en el escrito de denuncia del 20 de noviembre de 2025.</w:t>
       </w:r>
       <w:r>
         <w:rPr>
@@ -4186,7 +4234,19 @@
           <w:lang w:eastAsia="es-PE"/>
           <w14:ligatures w14:val="none"/>
         </w:rPr>
-        <w:t xml:space="preserve">TERCERO: </w:t>
+        <w:t xml:space="preserve">TERCERO:</w:t>
+      </w:r>
+      <w:r>
+        <w:rPr>
+          <w:rFonts w:ascii="Arial Narrow" w:eastAsia="Arial Narrow" w:hAnsi="Arial Narrow" w:cs="Arial Narrow"/>
+          <w:color w:val="000000"/>
+          <w:kern w:val="0"/>
+          <w:sz w:val="22"/>
+          <w:szCs w:val="22"/>
+          <w:lang w:eastAsia="es-PE"/>
+          <w14:ligatures w14:val="none"/>
+        </w:rPr>
+        <w:t xml:space="preserve"> </w:t>
       </w:r>
       <w:r>
         <w:rPr>
@@ -4570,7 +4630,15 @@
           <w:sz w:val="22"/>
           <w:szCs w:val="22"/>
         </w:rPr>
-        <w:t xml:space="preserve">CUARTO: </w:t>
+        <w:t xml:space="preserve">CUARTO:</w:t>
+      </w:r>
+      <w:r>
+        <w:rPr>
+          <w:rFonts w:ascii="Arial Narrow" w:eastAsia="Arial Narrow" w:hAnsi="Arial Narrow" w:cs="Arial Narrow"/>
+          <w:sz w:val="22"/>
+          <w:szCs w:val="22"/>
+        </w:rPr>
+        <w:t xml:space="preserve"> </w:t>
       </w:r>
       <w:r>
         <w:rPr>
@@ -4592,7 +4660,7 @@
           <w:lang w:val="es-ES" w:eastAsia="es-ES"/>
           <w14:ligatures w14:val="none"/>
         </w:rPr>
-        <w:footnoteReference w:id="13"/>
+        <w:footnoteReference w:id="8"/>
       </w:r>
       <w:r>
         <w:rPr>
@@ -4614,7 +4682,7 @@
           <w:lang w:val="es-ES" w:eastAsia="es-ES"/>
           <w14:ligatures w14:val="none"/>
         </w:rPr>
-        <w:footnoteReference w:id="14"/>
+        <w:footnoteReference w:id="9"/>
       </w:r>
       <w:r>
         <w:rPr>
@@ -4666,7 +4734,19 @@
           <w14:ligatures w14:val="none"/>
         </w:rPr>
         <w:lastRenderedPageBreak/>
-        <w:t xml:space="preserve">QUINTO: requerir que, en un plazo no mayor de cinco (5) días hábiles contado a partir del día siguiente de la notificación de la presente resolución, el proveedor denunciado cumpla con: (i) presentar una copia completa, legible y debidamente suscrita de la Póliza 0070241966 del Seguro Vehicular, así como el cargo de remisión de la póliza; (ii) presentar [APELLIDO] medios probatorios que acrediten que la negativa de otorgamiento de cobertura fue justificada; y, (iii) presentar todas las comunicaciones cursadas con la parte denunciante en virtud [APELLIDO] hechos materia de denuncia.</w:t>
+        <w:t xml:space="preserve">QUINTO:</w:t>
+      </w:r>
+      <w:r>
+        <w:rPr>
+          <w:rFonts w:ascii="Arial Narrow" w:eastAsia="Arial Narrow" w:hAnsi="Arial Narrow" w:cs="Arial Narrow"/>
+          <w:color w:val="000000"/>
+          <w:kern w:val="0"/>
+          <w:sz w:val="22"/>
+          <w:szCs w:val="22"/>
+          <w:lang w:eastAsia="es-PE"/>
+          <w14:ligatures w14:val="none"/>
+        </w:rPr>
+        <w:t xml:space="preserve"> requerir que, en un plazo no mayor de cinco (5) días hábiles contado a partir del día siguiente de la notificación de la presente resolución, el proveedor denunciado cumpla con: (i) presentar una copia completa, legible y debidamente suscrita de la Póliza 0070241966 del Seguro Vehicular, así como el cargo de remisión de la póliza; (ii) presentar [APELLIDO] medios probatorios que acrediten que la negativa de otorgamiento de cobertura fue justificada; y, (iii) presentar todas las comunicaciones cursadas con la parte denunciante en virtud [APELLIDO] hechos materia de denuncia.</w:t>
       </w:r>
       <w:bookmarkStart w:id="19" w:name="_Hlk188286813"/>
       <w:r>
@@ -4875,7 +4955,97 @@
           <w:lang w:eastAsia="es-PE"/>
           <w14:ligatures w14:val="none"/>
         </w:rPr>
-        <w:t xml:space="preserve">SEXTO: informar a las partes que el artículo 110 de la Ley 29571, Código de Protección y Defensa del Consumidor, faculta a la Comisión a calificar las infracciones de la referida norma como leves, graves o muy graves e imponer sanciones que van desde una amonestación hasta una multa por un máximo de 450 Unidades Impositivas Tributarias, sin perjuicio de las medidas correctivas, reparadoras y complementarias, que puedan ordenarse de acuerdo a lo estipulado en [APELLIDO] artículos 114, 115 y 116 de la referida norma. Asimismo, se consideran circunstancias atenuantes para la graduación de la sanción, el allanamiento de la denuncia o el reconocimiento de las pretensiones en ella contenidas, de acuerdo con el artículo 112 del Código.</w:t>
+        <w:t xml:space="preserve">SEXTO:</w:t>
+      </w:r>
+      <w:r>
+        <w:rPr>
+          <w:rFonts w:ascii="Arial Narrow" w:eastAsia="Arial Narrow" w:hAnsi="Arial Narrow" w:cs="Arial Narrow"/>
+          <w:color w:val="000000"/>
+          <w:kern w:val="0"/>
+          <w:sz w:val="22"/>
+          <w:szCs w:val="22"/>
+          <w:lang w:eastAsia="es-PE"/>
+          <w14:ligatures w14:val="none"/>
+        </w:rPr>
+        <w:t xml:space="preserve"> informar a las partes que el artículo 110 de la Ley 29571, Código de Protección y Defensa del Consumidor</w:t>
+      </w:r>
+      <w:r>
+        <w:rPr>
+          <w:rStyle w:val="Refdenotaalpie"/>
+          <w:rFonts w:ascii="Arial Narrow" w:eastAsia="Arial Narrow" w:hAnsi="Arial Narrow" w:cs="Arial Narrow"/>
+          <w:color w:val="000000"/>
+          <w:kern w:val="0"/>
+          <w:sz w:val="22"/>
+          <w:szCs w:val="22"/>
+          <w:vertAlign w:val="superscript"/>
+          <w:lang w:eastAsia="es-PE"/>
+          <w14:ligatures w14:val="none"/>
+        </w:rPr>
+        <w:footnoteReference w:id="10"/>
+      </w:r>
+      <w:r>
+        <w:rPr>
+          <w:rFonts w:ascii="Arial Narrow" w:eastAsia="Arial Narrow" w:hAnsi="Arial Narrow" w:cs="Arial Narrow"/>
+          <w:color w:val="000000"/>
+          <w:kern w:val="0"/>
+          <w:sz w:val="22"/>
+          <w:szCs w:val="22"/>
+          <w:lang w:eastAsia="es-PE"/>
+          <w14:ligatures w14:val="none"/>
+        </w:rPr>
+        <w:t xml:space="preserve">, faculta a la Comisión a calificar las infracciones de la referida norma como leves, graves o muy graves e imponer sanciones que van desde una amonestación hasta una multa por un máximo de 450 Unidades Impositivas Tributarias, sin perjuicio de las medidas correctivas, reparadoras y complementarias, que puedan ordenarse de acuerdo a lo estipulado en [APELLIDO] artículos 114, 115 y 116 de la referida norma</w:t>
+      </w:r>
+      <w:r>
+        <w:rPr>
+          <w:rStyle w:val="Refdenotaalpie"/>
+          <w:rFonts w:ascii="Arial Narrow" w:eastAsia="Arial Narrow" w:hAnsi="Arial Narrow" w:cs="Arial Narrow"/>
+          <w:color w:val="000000"/>
+          <w:kern w:val="0"/>
+          <w:sz w:val="22"/>
+          <w:szCs w:val="22"/>
+          <w:vertAlign w:val="superscript"/>
+          <w:lang w:eastAsia="es-PE"/>
+          <w14:ligatures w14:val="none"/>
+        </w:rPr>
+        <w:footnoteReference w:id="11"/>
+      </w:r>
+      <w:r>
+        <w:rPr>
+          <w:rFonts w:ascii="Arial Narrow" w:eastAsia="Arial Narrow" w:hAnsi="Arial Narrow" w:cs="Arial Narrow"/>
+          <w:color w:val="000000"/>
+          <w:kern w:val="0"/>
+          <w:sz w:val="22"/>
+          <w:szCs w:val="22"/>
+          <w:lang w:eastAsia="es-PE"/>
+          <w14:ligatures w14:val="none"/>
+        </w:rPr>
+        <w:t xml:space="preserve">. Asimismo, se consideran circunstancias atenuantes para la graduación de la sanción, el allanamiento de la denuncia o el reconocimiento de las pretensiones en ella contenidas, de acuerdo con el artículo 112 del Código</w:t>
+      </w:r>
+      <w:r>
+        <w:rPr>
+          <w:rStyle w:val="Refdenotaalpie"/>
+          <w:rFonts w:ascii="Arial Narrow" w:eastAsia="Arial Narrow" w:hAnsi="Arial Narrow" w:cs="Arial Narrow"/>
+          <w:color w:val="000000"/>
+          <w:kern w:val="0"/>
+          <w:sz w:val="22"/>
+          <w:szCs w:val="22"/>
+          <w:vertAlign w:val="superscript"/>
+          <w:lang w:eastAsia="es-PE"/>
+          <w14:ligatures w14:val="none"/>
+        </w:rPr>
+        <w:footnoteReference w:id="12"/>
+      </w:r>
+      <w:r>
+        <w:rPr>
+          <w:rFonts w:ascii="Arial Narrow" w:eastAsia="Arial Narrow" w:hAnsi="Arial Narrow" w:cs="Arial Narrow"/>
+          <w:color w:val="000000"/>
+          <w:kern w:val="0"/>
+          <w:sz w:val="22"/>
+          <w:szCs w:val="22"/>
+          <w:lang w:eastAsia="es-PE"/>
+          <w14:ligatures w14:val="none"/>
+        </w:rPr>
+        <w:t xml:space="preserve">.</w:t>
       </w:r>
       <w:r>
         <w:rPr>
@@ -4928,20 +5098,6 @@
       </w:r>
       <w:r>
         <w:rPr>
-          <w:rStyle w:val="Refdenotaalpie"/>
-          <w:rFonts w:ascii="Arial Narrow" w:eastAsia="Arial Narrow" w:hAnsi="Arial Narrow" w:cs="Arial Narrow"/>
-          <w:color w:val="000000"/>
-          <w:kern w:val="0"/>
-          <w:sz w:val="22"/>
-          <w:szCs w:val="22"/>
-          <w:vertAlign w:val="superscript"/>
-          <w:lang w:eastAsia="es-PE"/>
-          <w14:ligatures w14:val="none"/>
-        </w:rPr>
-        <w:footnoteReference w:id="8"/>
-      </w:r>
-      <w:r>
-        <w:rPr>
           <w:rFonts w:ascii="Arial Narrow" w:eastAsia="Arial Narrow" w:hAnsi="Arial Narrow" w:cs="Arial Narrow"/>
           <w:color w:val="000000"/>
           <w:kern w:val="0"/>
@@ -5023,20 +5179,6 @@
           <w14:ligatures w14:val="none"/>
         </w:rPr>
         <w:t xml:space="preserve"/>
-      </w:r>
-      <w:r>
-        <w:rPr>
-          <w:rStyle w:val="Refdenotaalpie"/>
-          <w:rFonts w:ascii="Arial Narrow" w:eastAsia="Arial Narrow" w:hAnsi="Arial Narrow" w:cs="Arial Narrow"/>
-          <w:color w:val="000000"/>
-          <w:kern w:val="0"/>
-          <w:sz w:val="22"/>
-          <w:szCs w:val="22"/>
-          <w:vertAlign w:val="superscript"/>
-          <w:lang w:eastAsia="es-PE"/>
-          <w14:ligatures w14:val="none"/>
-        </w:rPr>
-        <w:footnoteReference w:id="9"/>
       </w:r>
       <w:r>
         <w:rPr>
@@ -5090,20 +5232,6 @@
       </w:r>
       <w:r>
         <w:rPr>
-          <w:rStyle w:val="Refdenotaalpie"/>
-          <w:rFonts w:ascii="Arial Narrow" w:eastAsia="Arial Narrow" w:hAnsi="Arial Narrow" w:cs="Arial Narrow"/>
-          <w:color w:val="000000"/>
-          <w:kern w:val="0"/>
-          <w:sz w:val="22"/>
-          <w:szCs w:val="22"/>
-          <w:vertAlign w:val="superscript"/>
-          <w:lang w:eastAsia="es-PE"/>
-          <w14:ligatures w14:val="none"/>
-        </w:rPr>
-        <w:footnoteReference w:id="10"/>
-      </w:r>
-      <w:r>
-        <w:rPr>
           <w:rFonts w:ascii="Arial Narrow" w:eastAsia="Arial Narrow" w:hAnsi="Arial Narrow" w:cs="Arial Narrow"/>
           <w:color w:val="000000"/>
           <w:kern w:val="0"/>
@@ -5158,7 +5286,19 @@
           <w:lang w:eastAsia="es-PE"/>
           <w14:ligatures w14:val="none"/>
         </w:rPr>
-        <w:t xml:space="preserve">SÉTIMO: informar a las partes que conforme a lo establecido en el artículo 39 de la Ley sobre Facultades, Normas y Organización del Indecopi, aprobada por Decreto Legislativo 807, [APELLIDO] gastos por [APELLIDO] peritajes realizados, actuación de pruebas, inspecciones y otros derivados de la tramitación del proceso serán de cargo de la parte que solicita la prueba, salvo pacto en contrario. En todos [APELLIDO] casos, la resolución final determinará si [APELLIDO] gastos deben ser asumidos por alguna de las partes, o reembolsados a la otra parte o al Indecopi, según sea el caso, de manera adicional a la sanción que haya podido imponerse. </w:t>
+        <w:t xml:space="preserve">SÉTIMO:</w:t>
+      </w:r>
+      <w:r>
+        <w:rPr>
+          <w:rFonts w:ascii="Arial Narrow" w:eastAsia="Arial Narrow" w:hAnsi="Arial Narrow" w:cs="Arial Narrow"/>
+          <w:color w:val="000000"/>
+          <w:kern w:val="0"/>
+          <w:sz w:val="22"/>
+          <w:szCs w:val="22"/>
+          <w:lang w:eastAsia="es-PE"/>
+          <w14:ligatures w14:val="none"/>
+        </w:rPr>
+        <w:t xml:space="preserve"> informar a las partes que conforme a lo establecido en el artículo 39 de la Ley sobre Facultades, Normas y Organización del Indecopi, aprobada por Decreto Legislativo 807, [APELLIDO] gastos por [APELLIDO] peritajes realizados, actuación de pruebas, inspecciones y otros derivados de la tramitación del proceso serán de cargo de la parte que solicita la prueba, salvo pacto en contrario. En todos [APELLIDO] casos, la resolución final determinará si [APELLIDO] gastos deben ser asumidos por alguna de las partes, o reembolsados a la otra parte o al Indecopi, según sea el caso, de manera adicional a la sanción que haya podido imponerse. </w:t>
       </w:r>
       <w:r>
         <w:rPr>
@@ -5292,7 +5432,7 @@
           <w:vertAlign w:val="superscript"/>
           <w14:ligatures w14:val="none"/>
         </w:rPr>
-        <w:footnoteReference w:id="11"/>
+        <w:footnoteReference w:id="13"/>
       </w:r>
       <w:r>
         <w:rPr>
@@ -5321,29 +5461,139 @@
           <w:kern w:val="0"/>
           <w:sz w:val="22"/>
           <w:szCs w:val="22"/>
+          <w14:ligatures w14:val="none"/>
+        </w:rPr>
+        <w:t>expresamente su facultad para asistir y conciliar en su representación</w:t>
+      </w:r>
+      <w:r>
+        <w:rPr>
+          <w:rFonts w:ascii="Arial Narrow" w:eastAsia="Arial Narrow" w:hAnsi="Arial Narrow" w:cs="Arial Narrow"/>
+          <w:kern w:val="0"/>
+          <w14:ligatures w14:val="none"/>
+          <w:sz w:val="22"/>
+          <w:szCs w:val="22"/>
+        </w:rPr>
+        <w:t>.</w:t>
+      </w:r>
+      <w:r>
+        <w:rPr>
+          <w:rFonts w:ascii="Arial Narrow" w:eastAsia="Arial Narrow" w:hAnsi="Arial Narrow" w:cs="Arial Narrow"/>
+          <w:kern w:val="0"/>
+          <w14:ligatures w14:val="none"/>
+          <w:sz w:val="22"/>
+          <w:szCs w:val="22"/>
+        </w:rPr>
+        <w:t xml:space="preserve"> </w:t>
+      </w:r>
+      <w:r>
+        <w:rPr>
+          <w:rFonts w:ascii="Arial Narrow" w:eastAsia="Arial Narrow" w:hAnsi="Arial Narrow" w:cs="Arial Narrow"/>
+          <w:kern w:val="0"/>
+          <w:sz w:val="22"/>
+          <w:szCs w:val="22"/>
+          <w14:ligatures w14:val="none"/>
+        </w:rPr>
+        <w:t xml:space="preserve">Ello bajo apercibimiento de no realizar la audiencia de conciliación y levantar el acta de inasistencia correspondiente. </w:t>
+      </w:r>
+    </w:p>
+    <w:p>
+      <w:pPr>
+        <w:suppressAutoHyphens/>
+        <w:spacing w:after="0" w:line="240" w:lineRule="auto"/>
+        <w:jc w:val="both"/>
+        <w:rPr>
+          <w:rFonts w:ascii="Arial Narrow" w:eastAsia="Arial Narrow" w:hAnsi="Arial Narrow" w:cs="Arial Narrow"/>
+          <w:kern w:val="0"/>
+          <w:sz w:val="22"/>
+          <w:szCs w:val="22"/>
           <w:u w:val="single"/>
           <w14:ligatures w14:val="none"/>
         </w:rPr>
-        <w:t>expresamente su facultad para asistir y conciliar en su representación</w:t>
-      </w:r>
-      <w:r>
-        <w:rPr>
-          <w:rFonts w:ascii="Arial Narrow" w:eastAsia="Arial Narrow" w:hAnsi="Arial Narrow" w:cs="Arial Narrow"/>
-          <w:bCs/>
-          <w:kern w:val="0"/>
-          <w14:ligatures w14:val="none"/>
-          <w:sz w:val="22"/>
-          <w:szCs w:val="22"/>
-        </w:rPr>
-        <w:t>.</w:t>
-      </w:r>
+      </w:pPr>
+    </w:p>
+    <w:p>
+      <w:pPr>
+        <w:suppressAutoHyphens/>
+        <w:spacing w:after="0" w:line="240" w:lineRule="auto"/>
+        <w:jc w:val="both"/>
+        <w:rPr>
+          <w:rFonts w:ascii="Arial Narrow" w:eastAsia="Arial Narrow" w:hAnsi="Arial Narrow" w:cs="Arial Narrow"/>
+          <w:color w:val="000000"/>
+          <w:kern w:val="0"/>
+          <w:sz w:val="22"/>
+          <w:szCs w:val="22"/>
+          <w:lang w:eastAsia="es-PE"/>
+          <w14:ligatures w14:val="none"/>
+        </w:rPr>
+      </w:pPr>
+      <w:r>
+        <w:rPr>
+          <w:rFonts w:ascii="Arial Narrow" w:eastAsia="Arial Narrow" w:hAnsi="Arial Narrow" w:cs="Arial Narrow"/>
+          <w:b/>
+          <w:color w:val="000000"/>
+          <w:kern w:val="0"/>
+          <w:sz w:val="22"/>
+          <w:szCs w:val="22"/>
+          <w:lang w:eastAsia="es-PE"/>
+          <w14:ligatures w14:val="none"/>
+        </w:rPr>
+        <w:t>NOVENO:</w:t>
+      </w:r>
+      <w:r>
+        <w:rPr>
+          <w:rFonts w:ascii="Arial Narrow" w:eastAsia="Arial Narrow" w:hAnsi="Arial Narrow" w:cs="Arial Narrow"/>
+          <w:color w:val="000000"/>
+          <w:kern w:val="0"/>
+          <w:sz w:val="22"/>
+          <w:szCs w:val="22"/>
+          <w:lang w:eastAsia="es-PE"/>
+          <w14:ligatures w14:val="none"/>
+        </w:rPr>
+        <w:t xml:space="preserve"> poner en conocimiento de las partes que, antes de la emisión de la Resolución Final, tienen la posibilidad de formular su desistimiento o presentar el acuerdo arribado mediante la conciliación, mediación, transacción o cualquier otro que, de forma indubitable, deje constancia que se ha solucionado la controversia materia de denuncia.</w:t>
+      </w:r>
+      <w:bookmarkStart w:id="22" w:name="h.gjdgxs" w:colFirst="0" w:colLast="0"/>
+      <w:bookmarkEnd w:id="22"/>
+    </w:p>
+    <w:p>
+      <w:pPr>
+        <w:suppressAutoHyphens/>
+        <w:spacing w:after="0" w:line="240" w:lineRule="auto"/>
+        <w:jc w:val="both"/>
+        <w:rPr>
+          <w:rFonts w:ascii="Arial Narrow" w:eastAsia="Arial Narrow" w:hAnsi="Arial Narrow" w:cs="Arial Narrow"/>
+          <w:color w:val="000000"/>
+          <w:kern w:val="0"/>
+          <w:sz w:val="22"/>
+          <w:szCs w:val="22"/>
+          <w:lang w:eastAsia="es-PE"/>
+          <w14:ligatures w14:val="none"/>
+        </w:rPr>
+      </w:pPr>
+    </w:p>
+    <w:p>
+      <w:pPr>
+        <w:suppressAutoHyphens/>
+        <w:spacing w:after="0" w:line="240" w:lineRule="auto"/>
+        <w:jc w:val="both"/>
+        <w:rPr>
+          <w:rFonts w:ascii="Arial Narrow" w:eastAsia="Arial Narrow" w:hAnsi="Arial Narrow" w:cs="Arial Narrow"/>
+          <w:sz w:val="22"/>
+          <w:szCs w:val="22"/>
+        </w:rPr>
+      </w:pPr>
       <w:r>
         <w:rPr>
           <w:rFonts w:ascii="Arial Narrow" w:eastAsia="Arial Narrow" w:hAnsi="Arial Narrow" w:cs="Arial Narrow"/>
           <w:b/>
           <w:bCs/>
-          <w:kern w:val="0"/>
-          <w14:ligatures w14:val="none"/>
+          <w:sz w:val="22"/>
+          <w:szCs w:val="22"/>
+        </w:rPr>
+        <w:t xml:space="preserve">DÉCIMO:</w:t>
+      </w:r>
+      <w:r>
+        <w:rPr>
+          <w:rFonts w:ascii="Arial Narrow" w:eastAsia="Arial Narrow" w:hAnsi="Arial Narrow" w:cs="Arial Narrow"/>
           <w:sz w:val="22"/>
           <w:szCs w:val="22"/>
         </w:rPr>
@@ -5352,15 +5602,195 @@
       <w:r>
         <w:rPr>
           <w:rFonts w:ascii="Arial Narrow" w:eastAsia="Arial Narrow" w:hAnsi="Arial Narrow" w:cs="Arial Narrow"/>
-          <w:kern w:val="0"/>
-          <w:sz w:val="22"/>
-          <w:szCs w:val="22"/>
-          <w:u w:val="single"/>
-          <w14:ligatures w14:val="none"/>
-        </w:rPr>
-        <w:t xml:space="preserve">Ello bajo apercibimiento de no realizar la audiencia de conciliación y levantar el acta de inasistencia correspondiente. </w:t>
-      </w:r>
-    </w:p>
+          <w:sz w:val="22"/>
+          <w:szCs w:val="22"/>
+        </w:rPr>
+        <w:t xml:space="preserve">requerir al señor [DENUNCIANTE] para que, dentro del plazo de dos (2) días hábiles siguientes a la fecha en que reciba la notificación en su bandeja de correo electrónico, efectúe la confirmación de recepción de la notificación remitida por este despacho a su correo electrónico, de conformidad con el segundo párrafo del numeral 4 del artículo 20 del Texto Único Ordenado de la Ley del Procedimiento Administrativo General, aprobado mediante Decreto Supremo 006-2026-JUS, bajo apercibimiento de rehacer el acto de notificación y notificarle conforme al numeral 1 del artículo 20 del citado cuerpo normativo.</w:t>
+      </w:r>
+      <w:r>
+        <w:rPr>
+          <w:rFonts w:ascii="Arial Narrow" w:eastAsia="Arial Narrow" w:hAnsi="Arial Narrow" w:cs="Arial Narrow"/>
+          <w:spacing w:val="-3"/>
+          <w:kern w:val="0"/>
+          <w14:ligatures w14:val="none"/>
+          <w:sz w:val="22"/>
+          <w:szCs w:val="22"/>
+        </w:rPr>
+        <w:t/>
+      </w:r>
+      <w:r>
+        <w:rPr>
+          <w:rFonts w:ascii="Arial Narrow" w:eastAsia="Arial Narrow" w:hAnsi="Arial Narrow" w:cs="Arial Narrow"/>
+          <w:spacing w:val="-3"/>
+          <w:kern w:val="0"/>
+          <w14:ligatures w14:val="none"/>
+          <w:sz w:val="22"/>
+          <w:szCs w:val="22"/>
+        </w:rPr>
+        <w:t xml:space="preserve"/>
+      </w:r>
+      <w:r>
+        <w:rPr>
+          <w:rFonts w:ascii="Arial Narrow" w:eastAsia="Arial Narrow" w:hAnsi="Arial Narrow" w:cs="Arial Narrow"/>
+          <w:spacing w:val="-3"/>
+          <w:kern w:val="0"/>
+          <w14:ligatures w14:val="none"/>
+          <w:sz w:val="22"/>
+          <w:szCs w:val="22"/>
+        </w:rPr>
+        <w:t xml:space="preserve"/>
+      </w:r>
+      <w:r>
+        <w:rPr>
+          <w:rFonts w:ascii="Arial Narrow" w:eastAsia="Arial Narrow" w:hAnsi="Arial Narrow" w:cs="Arial Narrow"/>
+          <w:spacing w:val="-3"/>
+          <w:kern w:val="0"/>
+          <w14:ligatures w14:val="none"/>
+          <w:sz w:val="22"/>
+          <w:szCs w:val="22"/>
+        </w:rPr>
+        <w:t/>
+      </w:r>
+      <w:r>
+        <w:rPr>
+          <w:rFonts w:ascii="Arial Narrow" w:eastAsia="Arial Narrow" w:hAnsi="Arial Narrow" w:cs="Arial Narrow"/>
+          <w:spacing w:val="-3"/>
+          <w:kern w:val="0"/>
+          <w14:ligatures w14:val="none"/>
+          <w:sz w:val="22"/>
+          <w:szCs w:val="22"/>
+        </w:rPr>
+        <w:t xml:space="preserve"/>
+      </w:r>
+      <w:r>
+        <w:rPr>
+          <w:rFonts w:ascii="Arial Narrow" w:eastAsia="Arial Narrow" w:hAnsi="Arial Narrow" w:cs="Arial Narrow"/>
+          <w:color w:val="000000"/>
+          <w:kern w:val="0"/>
+          <w:sz w:val="22"/>
+          <w:szCs w:val="22"/>
+          <w:shd w:val="clear" w:color="auto" w:fill="FFFFFF"/>
+          <w:lang w:eastAsia="es-PE"/>
+          <w14:ligatures w14:val="none"/>
+        </w:rPr>
+        <w:t xml:space="preserve"/>
+      </w:r>
+      <w:r>
+        <w:rPr>
+          <w:rFonts w:ascii="Arial Narrow" w:eastAsia="Arial Narrow" w:hAnsi="Arial Narrow" w:cs="Arial Narrow"/>
+          <w:color w:val="000000"/>
+          <w:kern w:val="0"/>
+          <w:sz w:val="22"/>
+          <w:szCs w:val="22"/>
+          <w:shd w:val="clear" w:color="auto" w:fill="FFFFFF"/>
+          <w:lang w:eastAsia="es-PE"/>
+          <w14:ligatures w14:val="none"/>
+        </w:rPr>
+        <w:t xml:space="preserve"/>
+      </w:r>
+      <w:r>
+        <w:rPr>
+          <w:rFonts w:ascii="Arial Narrow" w:eastAsia="Arial Narrow" w:hAnsi="Arial Narrow" w:cs="Arial Narrow"/>
+          <w:color w:val="000000"/>
+          <w:kern w:val="0"/>
+          <w:sz w:val="22"/>
+          <w:szCs w:val="22"/>
+          <w:shd w:val="clear" w:color="auto" w:fill="FFFFFF"/>
+          <w:lang w:eastAsia="es-PE"/>
+          <w14:ligatures w14:val="none"/>
+        </w:rPr>
+        <w:t xml:space="preserve"/>
+      </w:r>
+      <w:r>
+        <w:rPr>
+          <w:rFonts w:ascii="Arial Narrow" w:eastAsia="Arial Narrow" w:hAnsi="Arial Narrow" w:cs="Arial Narrow"/>
+          <w:color w:val="000000"/>
+          <w:sz w:val="22"/>
+          <w:szCs w:val="22"/>
+        </w:rPr>
+        <w:t/>
+      </w:r>
+      <w:r>
+        <w:rPr>
+          <w:rFonts w:ascii="Arial Narrow" w:eastAsia="Arial Narrow" w:hAnsi="Arial Narrow" w:cs="Arial Narrow"/>
+          <w:color w:val="000000"/>
+          <w:sz w:val="22"/>
+          <w:szCs w:val="22"/>
+        </w:rPr>
+        <w:t xml:space="preserve"/>
+      </w:r>
+      <w:r>
+        <w:rPr>
+          <w:rFonts w:ascii="Arial Narrow" w:eastAsia="Arial Narrow" w:hAnsi="Arial Narrow" w:cs="Arial Narrow"/>
+          <w:color w:val="000000"/>
+          <w:kern w:val="0"/>
+          <w:sz w:val="22"/>
+          <w:szCs w:val="22"/>
+          <w:lang w:eastAsia="es-PE"/>
+          <w14:ligatures w14:val="none"/>
+        </w:rPr>
+        <w:t/>
+      </w:r>
+      <w:r>
+        <w:rPr>
+          <w:rFonts w:ascii="Arial Narrow" w:eastAsia="Arial Narrow" w:hAnsi="Arial Narrow" w:cs="Arial Narrow"/>
+          <w:color w:val="000000"/>
+          <w:sz w:val="22"/>
+          <w:szCs w:val="22"/>
+        </w:rPr>
+        <w:t xml:space="preserve"/>
+      </w:r>
+      <w:r>
+        <w:rPr>
+          <w:rFonts w:ascii="Arial Narrow" w:eastAsia="Arial Narrow" w:hAnsi="Arial Narrow" w:cs="Arial Narrow"/>
+          <w:color w:val="000000"/>
+          <w:kern w:val="0"/>
+          <w:sz w:val="22"/>
+          <w:szCs w:val="22"/>
+          <w:lang w:eastAsia="es-PE"/>
+          <w14:ligatures w14:val="none"/>
+        </w:rPr>
+        <w:t/>
+      </w:r>
+      <w:r>
+        <w:rPr>
+          <w:rFonts w:ascii="Arial Narrow" w:eastAsia="Arial Narrow" w:hAnsi="Arial Narrow" w:cs="Arial Narrow"/>
+          <w:color w:val="000000"/>
+          <w:sz w:val="22"/>
+          <w:szCs w:val="22"/>
+        </w:rPr>
+        <w:t xml:space="preserve"/>
+      </w:r>
+      <w:bookmarkStart w:id="23" w:name="_Hlk214964186"/>
+      <w:r>
+        <w:rPr>
+          <w:rFonts w:ascii="Arial Narrow" w:eastAsia="Arial Narrow" w:hAnsi="Arial Narrow" w:cs="Arial Narrow"/>
+          <w:color w:val="000000"/>
+          <w:sz w:val="22"/>
+          <w:szCs w:val="22"/>
+        </w:rPr>
+        <w:t/>
+      </w:r>
+      <w:r>
+        <w:rPr>
+          <w:rStyle w:val="Refdenotaalpie"/>
+          <w:rFonts w:ascii="Arial Narrow" w:eastAsia="Arial Narrow" w:hAnsi="Arial Narrow" w:cs="Arial Narrow"/>
+          <w:sz w:val="22"/>
+          <w:szCs w:val="22"/>
+          <w:vertAlign w:val="superscript"/>
+        </w:rPr>
+        <w:footnoteReference w:id="14"/>
+      </w:r>
+      <w:r>
+        <w:rPr>
+          <w:rFonts w:ascii="Arial Narrow" w:eastAsia="Arial Narrow" w:hAnsi="Arial Narrow" w:cs="Arial Narrow"/>
+          <w:sz w:val="22"/>
+          <w:szCs w:val="22"/>
+        </w:rPr>
+        <w:t/>
+      </w:r>
+    </w:p>
+    <w:bookmarkEnd w:id="23"/>
     <w:p>
       <w:pPr>
         <w:suppressAutoHyphens/>
@@ -5368,77 +5798,15 @@
         <w:jc w:val="both"/>
         <w:rPr>
           <w:rFonts w:ascii="Arial Narrow" w:eastAsia="Arial Narrow" w:hAnsi="Arial Narrow" w:cs="Arial Narrow"/>
-          <w:kern w:val="0"/>
-          <w:sz w:val="22"/>
-          <w:szCs w:val="22"/>
-          <w:u w:val="single"/>
-          <w14:ligatures w14:val="none"/>
+          <w:sz w:val="22"/>
+          <w:szCs w:val="22"/>
         </w:rPr>
       </w:pPr>
     </w:p>
     <w:p>
       <w:pPr>
         <w:suppressAutoHyphens/>
-        <w:spacing w:after="0" w:line="240" w:lineRule="auto"/>
-        <w:jc w:val="both"/>
-        <w:rPr>
-          <w:rFonts w:ascii="Arial Narrow" w:eastAsia="Arial Narrow" w:hAnsi="Arial Narrow" w:cs="Arial Narrow"/>
-          <w:color w:val="000000"/>
-          <w:kern w:val="0"/>
-          <w:sz w:val="22"/>
-          <w:szCs w:val="22"/>
-          <w:lang w:eastAsia="es-PE"/>
-          <w14:ligatures w14:val="none"/>
-        </w:rPr>
-      </w:pPr>
-      <w:r>
-        <w:rPr>
-          <w:rFonts w:ascii="Arial Narrow" w:eastAsia="Arial Narrow" w:hAnsi="Arial Narrow" w:cs="Arial Narrow"/>
-          <w:b/>
-          <w:color w:val="000000"/>
-          <w:kern w:val="0"/>
-          <w:sz w:val="22"/>
-          <w:szCs w:val="22"/>
-          <w:lang w:eastAsia="es-PE"/>
-          <w14:ligatures w14:val="none"/>
-        </w:rPr>
-        <w:t>NOVENO:</w:t>
-      </w:r>
-      <w:r>
-        <w:rPr>
-          <w:rFonts w:ascii="Arial Narrow" w:eastAsia="Arial Narrow" w:hAnsi="Arial Narrow" w:cs="Arial Narrow"/>
-          <w:color w:val="000000"/>
-          <w:kern w:val="0"/>
-          <w:sz w:val="22"/>
-          <w:szCs w:val="22"/>
-          <w:lang w:eastAsia="es-PE"/>
-          <w14:ligatures w14:val="none"/>
-        </w:rPr>
-        <w:t xml:space="preserve"> poner en conocimiento de las partes que, antes de la emisión de la Resolución Final, tienen la posibilidad de formular su desistimiento o presentar el acuerdo arribado mediante la conciliación, mediación, transacción o cualquier otro que, de forma indubitable, deje constancia que se ha solucionado la controversia materia de denuncia.</w:t>
-      </w:r>
-      <w:bookmarkStart w:id="22" w:name="h.gjdgxs" w:colFirst="0" w:colLast="0"/>
-      <w:bookmarkEnd w:id="22"/>
-    </w:p>
-    <w:p>
-      <w:pPr>
-        <w:suppressAutoHyphens/>
-        <w:spacing w:after="0" w:line="240" w:lineRule="auto"/>
-        <w:jc w:val="both"/>
-        <w:rPr>
-          <w:rFonts w:ascii="Arial Narrow" w:eastAsia="Arial Narrow" w:hAnsi="Arial Narrow" w:cs="Arial Narrow"/>
-          <w:color w:val="000000"/>
-          <w:kern w:val="0"/>
-          <w:sz w:val="22"/>
-          <w:szCs w:val="22"/>
-          <w:lang w:eastAsia="es-PE"/>
-          <w14:ligatures w14:val="none"/>
-        </w:rPr>
-      </w:pPr>
-    </w:p>
-    <w:p>
-      <w:pPr>
-        <w:suppressAutoHyphens/>
-        <w:spacing w:after="0" w:line="240" w:lineRule="auto"/>
+        <w:spacing w:line="240" w:lineRule="auto"/>
         <w:jc w:val="both"/>
         <w:rPr>
           <w:rFonts w:ascii="Arial Narrow" w:eastAsia="Arial Narrow" w:hAnsi="Arial Narrow" w:cs="Arial Narrow"/>
@@ -5454,232 +5822,15 @@
           <w:sz w:val="22"/>
           <w:szCs w:val="22"/>
         </w:rPr>
-        <w:t xml:space="preserve">DÉCIMO: </w:t>
-      </w:r>
-      <w:r>
-        <w:rPr>
-          <w:rFonts w:ascii="Arial Narrow" w:eastAsia="Arial Narrow" w:hAnsi="Arial Narrow" w:cs="Arial Narrow"/>
-          <w:sz w:val="22"/>
-          <w:szCs w:val="22"/>
-        </w:rPr>
-        <w:t xml:space="preserve">requerir al señor [DENUNCIANTE] para que, dentro del plazo de dos (2) días hábiles siguientes a la fecha en que reciba la notificación en su bandeja de correo electrónico, efectúe la confirmación de recepción de la notificación remitida por este despacho a su correo electrónico, de conformidad con el segundo párrafo del numeral 4 del artículo 20 del Texto Único Ordenado de la Ley del Procedimiento Administrativo General, aprobado mediante Decreto Supremo 006-2026-JUS, bajo apercibimiento de rehacer el acto de notificación y notificarle conforme al numeral 1 del artículo 20 del citado cuerpo normativo.</w:t>
-      </w:r>
-      <w:r>
-        <w:rPr>
-          <w:rFonts w:ascii="Arial Narrow" w:eastAsia="Arial Narrow" w:hAnsi="Arial Narrow" w:cs="Arial Narrow"/>
-          <w:spacing w:val="-3"/>
-          <w:kern w:val="0"/>
-          <w14:ligatures w14:val="none"/>
-          <w:sz w:val="22"/>
-          <w:szCs w:val="22"/>
-        </w:rPr>
-        <w:t/>
-      </w:r>
-      <w:r>
-        <w:rPr>
-          <w:rFonts w:ascii="Arial Narrow" w:eastAsia="Arial Narrow" w:hAnsi="Arial Narrow" w:cs="Arial Narrow"/>
-          <w:spacing w:val="-3"/>
-          <w:kern w:val="0"/>
-          <w14:ligatures w14:val="none"/>
-          <w:sz w:val="22"/>
-          <w:szCs w:val="22"/>
-        </w:rPr>
-        <w:t xml:space="preserve"/>
-      </w:r>
-      <w:r>
-        <w:rPr>
-          <w:rFonts w:ascii="Arial Narrow" w:eastAsia="Arial Narrow" w:hAnsi="Arial Narrow" w:cs="Arial Narrow"/>
-          <w:spacing w:val="-3"/>
-          <w:kern w:val="0"/>
-          <w14:ligatures w14:val="none"/>
-          <w:sz w:val="22"/>
-          <w:szCs w:val="22"/>
-        </w:rPr>
-        <w:t xml:space="preserve"/>
-      </w:r>
-      <w:r>
-        <w:rPr>
-          <w:rFonts w:ascii="Arial Narrow" w:eastAsia="Arial Narrow" w:hAnsi="Arial Narrow" w:cs="Arial Narrow"/>
-          <w:spacing w:val="-3"/>
-          <w:kern w:val="0"/>
-          <w14:ligatures w14:val="none"/>
-          <w:sz w:val="22"/>
-          <w:szCs w:val="22"/>
-        </w:rPr>
-        <w:t/>
-      </w:r>
-      <w:r>
-        <w:rPr>
-          <w:rFonts w:ascii="Arial Narrow" w:eastAsia="Arial Narrow" w:hAnsi="Arial Narrow" w:cs="Arial Narrow"/>
-          <w:spacing w:val="-3"/>
-          <w:kern w:val="0"/>
-          <w14:ligatures w14:val="none"/>
-          <w:sz w:val="22"/>
-          <w:szCs w:val="22"/>
-        </w:rPr>
-        <w:t xml:space="preserve"/>
-      </w:r>
-      <w:r>
-        <w:rPr>
-          <w:rFonts w:ascii="Arial Narrow" w:eastAsia="Arial Narrow" w:hAnsi="Arial Narrow" w:cs="Arial Narrow"/>
-          <w:color w:val="000000"/>
-          <w:kern w:val="0"/>
-          <w:sz w:val="22"/>
-          <w:szCs w:val="22"/>
-          <w:shd w:val="clear" w:color="auto" w:fill="FFFFFF"/>
-          <w:lang w:eastAsia="es-PE"/>
-          <w14:ligatures w14:val="none"/>
-        </w:rPr>
-        <w:t xml:space="preserve"/>
-      </w:r>
-      <w:r>
-        <w:rPr>
-          <w:rFonts w:ascii="Arial Narrow" w:eastAsia="Arial Narrow" w:hAnsi="Arial Narrow" w:cs="Arial Narrow"/>
-          <w:color w:val="000000"/>
-          <w:kern w:val="0"/>
-          <w:sz w:val="22"/>
-          <w:szCs w:val="22"/>
-          <w:shd w:val="clear" w:color="auto" w:fill="FFFFFF"/>
-          <w:lang w:eastAsia="es-PE"/>
-          <w14:ligatures w14:val="none"/>
-        </w:rPr>
-        <w:t xml:space="preserve"/>
-      </w:r>
-      <w:r>
-        <w:rPr>
-          <w:rFonts w:ascii="Arial Narrow" w:eastAsia="Arial Narrow" w:hAnsi="Arial Narrow" w:cs="Arial Narrow"/>
-          <w:color w:val="000000"/>
-          <w:kern w:val="0"/>
-          <w:sz w:val="22"/>
-          <w:szCs w:val="22"/>
-          <w:shd w:val="clear" w:color="auto" w:fill="FFFFFF"/>
-          <w:lang w:eastAsia="es-PE"/>
-          <w14:ligatures w14:val="none"/>
-        </w:rPr>
-        <w:t xml:space="preserve"/>
-      </w:r>
-      <w:r>
-        <w:rPr>
-          <w:rFonts w:ascii="Arial Narrow" w:eastAsia="Arial Narrow" w:hAnsi="Arial Narrow" w:cs="Arial Narrow"/>
-          <w:color w:val="000000"/>
-          <w:sz w:val="22"/>
-          <w:szCs w:val="22"/>
-        </w:rPr>
-        <w:t/>
-      </w:r>
-      <w:r>
-        <w:rPr>
-          <w:rFonts w:ascii="Arial Narrow" w:eastAsia="Arial Narrow" w:hAnsi="Arial Narrow" w:cs="Arial Narrow"/>
-          <w:color w:val="000000"/>
-          <w:sz w:val="22"/>
-          <w:szCs w:val="22"/>
-        </w:rPr>
-        <w:t xml:space="preserve"/>
-      </w:r>
-      <w:r>
-        <w:rPr>
-          <w:rFonts w:ascii="Arial Narrow" w:eastAsia="Arial Narrow" w:hAnsi="Arial Narrow" w:cs="Arial Narrow"/>
-          <w:color w:val="000000"/>
-          <w:kern w:val="0"/>
-          <w:sz w:val="22"/>
-          <w:szCs w:val="22"/>
-          <w:lang w:eastAsia="es-PE"/>
-          <w14:ligatures w14:val="none"/>
-        </w:rPr>
-        <w:t/>
-      </w:r>
-      <w:r>
-        <w:rPr>
-          <w:rFonts w:ascii="Arial Narrow" w:eastAsia="Arial Narrow" w:hAnsi="Arial Narrow" w:cs="Arial Narrow"/>
-          <w:color w:val="000000"/>
-          <w:sz w:val="22"/>
-          <w:szCs w:val="22"/>
-        </w:rPr>
-        <w:t xml:space="preserve"/>
-      </w:r>
-      <w:r>
-        <w:rPr>
-          <w:rFonts w:ascii="Arial Narrow" w:eastAsia="Arial Narrow" w:hAnsi="Arial Narrow" w:cs="Arial Narrow"/>
-          <w:color w:val="000000"/>
-          <w:kern w:val="0"/>
-          <w:sz w:val="22"/>
-          <w:szCs w:val="22"/>
-          <w:lang w:eastAsia="es-PE"/>
-          <w14:ligatures w14:val="none"/>
-        </w:rPr>
-        <w:t/>
-      </w:r>
-      <w:r>
-        <w:rPr>
-          <w:rFonts w:ascii="Arial Narrow" w:eastAsia="Arial Narrow" w:hAnsi="Arial Narrow" w:cs="Arial Narrow"/>
-          <w:color w:val="000000"/>
-          <w:sz w:val="22"/>
-          <w:szCs w:val="22"/>
-        </w:rPr>
-        <w:t xml:space="preserve"/>
-      </w:r>
-      <w:bookmarkStart w:id="23" w:name="_Hlk214964186"/>
-      <w:r>
-        <w:rPr>
-          <w:rFonts w:ascii="Arial Narrow" w:eastAsia="Arial Narrow" w:hAnsi="Arial Narrow" w:cs="Arial Narrow"/>
-          <w:color w:val="000000"/>
-          <w:sz w:val="22"/>
-          <w:szCs w:val="22"/>
-        </w:rPr>
-        <w:t/>
-      </w:r>
-      <w:r>
-        <w:rPr>
-          <w:rStyle w:val="Refdenotaalpie"/>
-          <w:rFonts w:ascii="Arial Narrow" w:eastAsia="Arial Narrow" w:hAnsi="Arial Narrow" w:cs="Arial Narrow"/>
-          <w:sz w:val="22"/>
-          <w:szCs w:val="22"/>
-          <w:vertAlign w:val="superscript"/>
-        </w:rPr>
-        <w:footnoteReference w:id="12"/>
-      </w:r>
-      <w:r>
-        <w:rPr>
-          <w:rFonts w:ascii="Arial Narrow" w:eastAsia="Arial Narrow" w:hAnsi="Arial Narrow" w:cs="Arial Narrow"/>
-          <w:sz w:val="22"/>
-          <w:szCs w:val="22"/>
-        </w:rPr>
-        <w:t/>
-      </w:r>
-    </w:p>
-    <w:bookmarkEnd w:id="23"/>
-    <w:p>
-      <w:pPr>
-        <w:suppressAutoHyphens/>
-        <w:spacing w:after="0" w:line="240" w:lineRule="auto"/>
-        <w:jc w:val="both"/>
-        <w:rPr>
-          <w:rFonts w:ascii="Arial Narrow" w:eastAsia="Arial Narrow" w:hAnsi="Arial Narrow" w:cs="Arial Narrow"/>
-          <w:sz w:val="22"/>
-          <w:szCs w:val="22"/>
-        </w:rPr>
-      </w:pPr>
-    </w:p>
-    <w:p>
-      <w:pPr>
-        <w:suppressAutoHyphens/>
-        <w:spacing w:line="240" w:lineRule="auto"/>
-        <w:jc w:val="both"/>
-        <w:rPr>
-          <w:rFonts w:ascii="Arial Narrow" w:eastAsia="Arial Narrow" w:hAnsi="Arial Narrow" w:cs="Arial Narrow"/>
-          <w:sz w:val="22"/>
-          <w:szCs w:val="22"/>
-        </w:rPr>
-      </w:pPr>
-      <w:r>
-        <w:rPr>
-          <w:rFonts w:ascii="Arial Narrow" w:eastAsia="Arial Narrow" w:hAnsi="Arial Narrow" w:cs="Arial Narrow"/>
-          <w:b/>
-          <w:bCs/>
-          <w:sz w:val="22"/>
-          <w:szCs w:val="22"/>
-        </w:rPr>
-        <w:t xml:space="preserve">DÉCIMO PRIMERO: </w:t>
+        <w:t xml:space="preserve">DÉCIMO PRIMERO:</w:t>
+      </w:r>
+      <w:r>
+        <w:rPr>
+          <w:rFonts w:ascii="Arial Narrow" w:eastAsia="Arial Narrow" w:hAnsi="Arial Narrow" w:cs="Arial Narrow"/>
+          <w:sz w:val="22"/>
+          <w:szCs w:val="22"/>
+        </w:rPr>
+        <w:t xml:space="preserve"> </w:t>
       </w:r>
       <w:r>
         <w:rPr>
@@ -6172,6 +6323,9 @@
     <w:p>
       <w:pPr>
         <w:pStyle w:val="Textonotapie"/>
+        <w:tabs>
+          <w:tab w:val="left" w:pos="567"/>
+        </w:tabs>
         <w:ind w:left="567" w:hanging="567"/>
         <w:jc w:val="both"/>
         <w:rPr>
@@ -6196,7 +6350,82 @@
           <w:sz w:val="16"/>
           <w:szCs w:val="16"/>
         </w:rPr>
+        <w:tab/>
+        <w:t xml:space="preserve"/>
+      </w:r>
+      <w:r>
+        <w:rPr>
+          <w:rFonts w:ascii="Arial Narrow" w:eastAsia="Arial Narrow" w:hAnsi="Arial Narrow" w:cs="Arial Narrow"/>
+          <w:sz w:val="16"/>
+          <w:szCs w:val="16"/>
+        </w:rPr>
+        <w:tab/>
+        <w:t>Publicado</w:t>
+      </w:r>
+      <w:r>
+        <w:rPr>
+          <w:rFonts w:ascii="Arial Narrow" w:eastAsia="Arial Narrow" w:hAnsi="Arial Narrow" w:cs="Arial Narrow"/>
+          <w:b/>
+          <w:sz w:val="16"/>
+          <w:szCs w:val="16"/>
+        </w:rPr>
         <w:t xml:space="preserve"> </w:t>
+      </w:r>
+      <w:r>
+        <w:rPr>
+          <w:rFonts w:ascii="Arial Narrow" w:eastAsia="Arial Narrow" w:hAnsi="Arial Narrow" w:cs="Arial Narrow"/>
+          <w:sz w:val="16"/>
+          <w:szCs w:val="16"/>
+        </w:rPr>
+        <w:t xml:space="preserve">el 2 de setiembre de 2010 en el Diario Oficial El Peruano, vigente desde el 2 de octubre de 2010 y modificado por Decreto Legislativo 1308.</w:t>
+      </w:r>
+    </w:p>
+    <w:p>
+      <w:pPr>
+        <w:pStyle w:val="Textonotapie"/>
+        <w:ind w:left="567" w:hanging="567"/>
+        <w:jc w:val="both"/>
+        <w:rPr>
+          <w:rFonts w:ascii="Arial Narrow" w:eastAsia="Arial Narrow" w:hAnsi="Arial Narrow" w:cs="Arial Narrow"/>
+          <w:sz w:val="16"/>
+          <w:szCs w:val="16"/>
+        </w:rPr>
+      </w:pPr>
+    </w:p>
+  </w:footnote>
+  <w:footnote w:id="2">
+    <w:p>
+      <w:pPr>
+        <w:pStyle w:val="Textonotapie"/>
+        <w:tabs>
+          <w:tab w:val="left" w:pos="567"/>
+        </w:tabs>
+        <w:ind w:left="567" w:hanging="567"/>
+        <w:jc w:val="both"/>
+        <w:rPr>
+          <w:rFonts w:ascii="Arial Narrow" w:eastAsia="Arial Narrow" w:hAnsi="Arial Narrow" w:cs="Arial Narrow"/>
+          <w:sz w:val="16"/>
+          <w:szCs w:val="16"/>
+        </w:rPr>
+      </w:pPr>
+      <w:r>
+        <w:rPr>
+          <w:rStyle w:val="Refdenotaalpie"/>
+          <w:rFonts w:ascii="Arial Narrow" w:eastAsia="Arial Narrow" w:hAnsi="Arial Narrow" w:cs="Arial Narrow"/>
+          <w:sz w:val="16"/>
+          <w:szCs w:val="16"/>
+          <w:vertAlign w:val="superscript"/>
+        </w:rPr>
+        <w:footnoteRef/>
+      </w:r>
+      <w:r>
+        <w:rPr>
+          <w:rFonts w:ascii="Arial Narrow" w:eastAsia="Arial Narrow" w:hAnsi="Arial Narrow" w:cs="Arial Narrow"/>
+          <w:sz w:val="16"/>
+          <w:szCs w:val="16"/>
+        </w:rPr>
+        <w:tab/>
+        <w:t xml:space="preserve"/>
       </w:r>
       <w:r>
         <w:rPr>
@@ -6270,76 +6499,6 @@
           <w:szCs w:val="16"/>
         </w:rPr>
         <w:t>.</w:t>
-      </w:r>
-    </w:p>
-    <w:p>
-      <w:pPr>
-        <w:pStyle w:val="Textonotapie"/>
-        <w:ind w:left="567" w:hanging="567"/>
-        <w:jc w:val="both"/>
-        <w:rPr>
-          <w:rFonts w:ascii="Arial Narrow" w:eastAsia="Arial Narrow" w:hAnsi="Arial Narrow" w:cs="Arial Narrow"/>
-          <w:sz w:val="16"/>
-          <w:szCs w:val="16"/>
-        </w:rPr>
-      </w:pPr>
-    </w:p>
-  </w:footnote>
-  <w:footnote w:id="2">
-    <w:p>
-      <w:pPr>
-        <w:pStyle w:val="Textonotapie"/>
-        <w:ind w:left="567" w:hanging="567"/>
-        <w:jc w:val="both"/>
-        <w:rPr>
-          <w:rFonts w:ascii="Arial Narrow" w:eastAsia="Arial Narrow" w:hAnsi="Arial Narrow" w:cs="Arial Narrow"/>
-          <w:sz w:val="16"/>
-          <w:szCs w:val="16"/>
-        </w:rPr>
-      </w:pPr>
-      <w:r>
-        <w:rPr>
-          <w:rStyle w:val="Refdenotaalpie"/>
-          <w:rFonts w:ascii="Arial Narrow" w:eastAsia="Arial Narrow" w:hAnsi="Arial Narrow" w:cs="Arial Narrow"/>
-          <w:sz w:val="16"/>
-          <w:szCs w:val="16"/>
-          <w:vertAlign w:val="superscript"/>
-        </w:rPr>
-        <w:footnoteRef/>
-      </w:r>
-      <w:r>
-        <w:rPr>
-          <w:rFonts w:ascii="Arial Narrow" w:eastAsia="Arial Narrow" w:hAnsi="Arial Narrow" w:cs="Arial Narrow"/>
-          <w:sz w:val="16"/>
-          <w:szCs w:val="16"/>
-        </w:rPr>
-        <w:t xml:space="preserve"> </w:t>
-      </w:r>
-      <w:r>
-        <w:rPr>
-          <w:rFonts w:ascii="Arial Narrow" w:eastAsia="Arial Narrow" w:hAnsi="Arial Narrow" w:cs="Arial Narrow"/>
-          <w:sz w:val="16"/>
-          <w:szCs w:val="16"/>
-        </w:rPr>
-        <w:tab/>
-        <w:t>Publicado</w:t>
-      </w:r>
-      <w:r>
-        <w:rPr>
-          <w:rFonts w:ascii="Arial Narrow" w:eastAsia="Arial Narrow" w:hAnsi="Arial Narrow" w:cs="Arial Narrow"/>
-          <w:b/>
-          <w:sz w:val="16"/>
-          <w:szCs w:val="16"/>
-        </w:rPr>
-        <w:t xml:space="preserve"> </w:t>
-      </w:r>
-      <w:r>
-        <w:rPr>
-          <w:rFonts w:ascii="Arial Narrow" w:eastAsia="Arial Narrow" w:hAnsi="Arial Narrow" w:cs="Arial Narrow"/>
-          <w:sz w:val="16"/>
-          <w:szCs w:val="16"/>
-        </w:rPr>
-        <w:t xml:space="preserve">el 2 de setiembre de 2010 en el Diario Oficial El Peruano, vigente desde el 2 de octubre de 2010 y modificado por Decreto Legislativo 1308.</w:t>
       </w:r>
     </w:p>
     <w:p>
@@ -6388,7 +6547,8 @@
           <w:sz w:val="16"/>
           <w:szCs w:val="16"/>
         </w:rPr>
-        <w:t xml:space="preserve"> </w:t>
+        <w:tab/>
+        <w:t xml:space="preserve"/>
       </w:r>
       <w:r>
         <w:rPr>
@@ -6495,10 +6655,30 @@
         <w:jc w:val="both"/>
         <w:rPr>
           <w:rFonts w:ascii="Arial Narrow" w:eastAsia="Arial Narrow" w:hAnsi="Arial Narrow" w:cs="Arial Narrow"/>
-          <w:sz w:val="16"/>
-          <w:szCs w:val="16"/>
-        </w:rPr>
-      </w:pPr>
+          <w:b/>
+          <w:bCs/>
+          <w:sz w:val="16"/>
+          <w:szCs w:val="16"/>
+        </w:rPr>
+      </w:pPr>
+      <w:r>
+        <w:rPr>
+          <w:rFonts w:ascii="Arial Narrow" w:eastAsia="Arial Narrow" w:hAnsi="Arial Narrow" w:cs="Arial Narrow"/>
+          <w:sz w:val="16"/>
+          <w:szCs w:val="16"/>
+        </w:rPr>
+        <w:tab/>
+      </w:r>
+      <w:r>
+        <w:rPr>
+          <w:rFonts w:ascii="Arial Narrow" w:eastAsia="Arial Narrow" w:hAnsi="Arial Narrow" w:cs="Arial Narrow"/>
+          <w:b/>
+          <w:bCs/>
+          <w:sz w:val="16"/>
+          <w:szCs w:val="16"/>
+        </w:rPr>
+        <w:t xml:space="preserve">LEY DE ORGANIZACIÓN Y FUNCIONES DEL INDECOPI, APROBADA POR DECRETO LEGISLATIVO 1033 </w:t>
+      </w:r>
     </w:p>
     <w:p>
       <w:pPr>
@@ -6510,29 +6690,28 @@
         <w:jc w:val="both"/>
         <w:rPr>
           <w:rFonts w:ascii="Arial Narrow" w:eastAsia="Arial Narrow" w:hAnsi="Arial Narrow" w:cs="Arial Narrow"/>
+          <w:sz w:val="16"/>
+          <w:szCs w:val="16"/>
+        </w:rPr>
+      </w:pPr>
+      <w:r>
+        <w:rPr>
+          <w:rFonts w:ascii="Arial Narrow" w:eastAsia="Arial Narrow" w:hAnsi="Arial Narrow" w:cs="Arial Narrow"/>
           <w:b/>
           <w:bCs/>
           <w:sz w:val="16"/>
           <w:szCs w:val="16"/>
         </w:rPr>
-      </w:pPr>
-      <w:r>
-        <w:rPr>
-          <w:rFonts w:ascii="Arial Narrow" w:eastAsia="Arial Narrow" w:hAnsi="Arial Narrow" w:cs="Arial Narrow"/>
-          <w:sz w:val="16"/>
-          <w:szCs w:val="16"/>
-        </w:rPr>
         <w:tab/>
-      </w:r>
-      <w:r>
-        <w:rPr>
-          <w:rFonts w:ascii="Arial Narrow" w:eastAsia="Arial Narrow" w:hAnsi="Arial Narrow" w:cs="Arial Narrow"/>
-          <w:b/>
-          <w:bCs/>
-          <w:sz w:val="16"/>
-          <w:szCs w:val="16"/>
-        </w:rPr>
-        <w:t xml:space="preserve">LEY DE ORGANIZACIÓN Y FUNCIONES DEL INDECOPI, APROBADA POR DECRETO LEGISLATIVO 1033 </w:t>
+        <w:t>Artículo 27.-</w:t>
+      </w:r>
+      <w:r>
+        <w:rPr>
+          <w:rFonts w:ascii="Arial Narrow" w:eastAsia="Arial Narrow" w:hAnsi="Arial Narrow" w:cs="Arial Narrow"/>
+          <w:sz w:val="16"/>
+          <w:szCs w:val="16"/>
+        </w:rPr>
+        <w:t xml:space="preserve"> De la Comisión de Protección al Consumidor.- </w:t>
       </w:r>
     </w:p>
     <w:p>
@@ -6552,21 +6731,11 @@
       <w:r>
         <w:rPr>
           <w:rFonts w:ascii="Arial Narrow" w:eastAsia="Arial Narrow" w:hAnsi="Arial Narrow" w:cs="Arial Narrow"/>
-          <w:b/>
-          <w:bCs/>
           <w:sz w:val="16"/>
           <w:szCs w:val="16"/>
         </w:rPr>
         <w:tab/>
-        <w:t>Artículo 27.-</w:t>
-      </w:r>
-      <w:r>
-        <w:rPr>
-          <w:rFonts w:ascii="Arial Narrow" w:eastAsia="Arial Narrow" w:hAnsi="Arial Narrow" w:cs="Arial Narrow"/>
-          <w:sz w:val="16"/>
-          <w:szCs w:val="16"/>
-        </w:rPr>
-        <w:t xml:space="preserve"> De la Comisión de Protección al Consumidor.- </w:t>
+        <w:t>Corresponde a la Comisión de Protección al Consumidor velar por el cumplimiento de la Ley de Protección al Consumidor y de las leyes que, en general, protegen a los consumidores de la falta de idoneidad de los bienes y servicios en función de la información brindada, de las omisiones de información y de la discriminación en el consumo, así como de aquellas que complementen o sustituyan a las anteriores.</w:t>
       </w:r>
     </w:p>
     <w:p>
@@ -6579,20 +6748,15 @@
         <w:jc w:val="both"/>
         <w:rPr>
           <w:rFonts w:ascii="Arial Narrow" w:eastAsia="Arial Narrow" w:hAnsi="Arial Narrow" w:cs="Arial Narrow"/>
-          <w:sz w:val="16"/>
-          <w:szCs w:val="16"/>
-        </w:rPr>
-      </w:pPr>
-      <w:r>
-        <w:rPr>
-          <w:rFonts w:ascii="Arial Narrow" w:eastAsia="Arial Narrow" w:hAnsi="Arial Narrow" w:cs="Arial Narrow"/>
-          <w:sz w:val="16"/>
-          <w:szCs w:val="16"/>
-        </w:rPr>
-        <w:tab/>
-        <w:t>Corresponde a la Comisión de Protección al Consumidor velar por el cumplimiento de la Ley de Protección al Consumidor y de las leyes que, en general, protegen a los consumidores de la falta de idoneidad de los bienes y servicios en función de la información brindada, de las omisiones de información y de la discriminación en el consumo, así como de aquellas que complementen o sustituyan a las anteriores.</w:t>
-      </w:r>
-    </w:p>
+          <w:b/>
+          <w:bCs/>
+          <w:sz w:val="16"/>
+          <w:szCs w:val="16"/>
+        </w:rPr>
+      </w:pPr>
+    </w:p>
+  </w:footnote>
+  <w:footnote w:id="4">
     <w:p>
       <w:pPr>
         <w:pStyle w:val="Textonotapie"/>
@@ -6609,9 +6773,150 @@
           <w:szCs w:val="16"/>
         </w:rPr>
       </w:pPr>
-    </w:p>
-  </w:footnote>
-  <w:footnote w:id="4">
+      <w:r>
+        <w:rPr>
+          <w:rStyle w:val="Refdenotaalpie"/>
+          <w:rFonts w:ascii="Arial Narrow" w:eastAsia="Arial Narrow" w:hAnsi="Arial Narrow" w:cs="Arial Narrow"/>
+          <w:sz w:val="16"/>
+          <w:szCs w:val="16"/>
+          <w:vertAlign w:val="superscript"/>
+        </w:rPr>
+        <w:footnoteRef/>
+      </w:r>
+      <w:r>
+        <w:rPr>
+          <w:rFonts w:ascii="Arial Narrow" w:eastAsia="Arial Narrow" w:hAnsi="Arial Narrow" w:cs="Arial Narrow"/>
+          <w:sz w:val="16"/>
+          <w:szCs w:val="16"/>
+        </w:rPr>
+        <w:tab/>
+        <w:t xml:space="preserve"/>
+      </w:r>
+      <w:r>
+        <w:rPr>
+          <w:rFonts w:ascii="Arial Narrow" w:eastAsia="Arial Narrow" w:hAnsi="Arial Narrow" w:cs="Arial Narrow"/>
+          <w:sz w:val="16"/>
+          <w:szCs w:val="16"/>
+        </w:rPr>
+        <w:tab/>
+      </w:r>
+      <w:r>
+        <w:rPr>
+          <w:rFonts w:ascii="Arial Narrow" w:eastAsia="Arial Narrow" w:hAnsi="Arial Narrow" w:cs="Arial Narrow"/>
+          <w:b/>
+          <w:bCs/>
+          <w:sz w:val="16"/>
+          <w:szCs w:val="16"/>
+        </w:rPr>
+        <w:t xml:space="preserve">LEY 29571, CÓDIGO DE PROTECCIÓN Y DEFENSA DEL CONSUMIDOR, publicado el 2 de setiembre de 2010 y modificado por Decreto Legislativo 1308 </w:t>
+      </w:r>
+    </w:p>
+    <w:p>
+      <w:pPr>
+        <w:pStyle w:val="Textonotapie"/>
+        <w:ind w:left="567" w:right="-1"/>
+        <w:jc w:val="both"/>
+        <w:rPr>
+          <w:rFonts w:ascii="Arial Narrow" w:eastAsia="Arial Narrow" w:hAnsi="Arial Narrow" w:cs="Arial Narrow"/>
+          <w:b/>
+          <w:bCs/>
+          <w:sz w:val="16"/>
+          <w:szCs w:val="16"/>
+        </w:rPr>
+      </w:pPr>
+      <w:r>
+        <w:rPr>
+          <w:rFonts w:ascii="Arial Narrow" w:eastAsia="Arial Narrow" w:hAnsi="Arial Narrow" w:cs="Arial Narrow"/>
+          <w:b/>
+          <w:bCs/>
+          <w:sz w:val="16"/>
+          <w:szCs w:val="16"/>
+        </w:rPr>
+        <w:t xml:space="preserve">Artículo 18.- Idoneidad </w:t>
+      </w:r>
+    </w:p>
+    <w:p>
+      <w:pPr>
+        <w:pStyle w:val="Textonotapie"/>
+        <w:ind w:left="567" w:right="-1"/>
+        <w:jc w:val="both"/>
+        <w:rPr>
+          <w:rFonts w:ascii="Arial Narrow" w:eastAsia="Arial Narrow" w:hAnsi="Arial Narrow" w:cs="Arial Narrow"/>
+          <w:sz w:val="16"/>
+          <w:szCs w:val="16"/>
+        </w:rPr>
+      </w:pPr>
+      <w:r>
+        <w:rPr>
+          <w:rFonts w:ascii="Arial Narrow" w:eastAsia="Arial Narrow" w:hAnsi="Arial Narrow" w:cs="Arial Narrow"/>
+          <w:sz w:val="16"/>
+          <w:szCs w:val="16"/>
+        </w:rPr>
+        <w:t xml:space="preserve">Se entiende por idoneidad la correspondencia entre lo que un consumidor espera y lo que efectivamente recibe, en función a lo que se le hubiera ofrecido, la publicidad e información transmitida, las condiciones y circunstancias de la transacción, las características y naturaleza del producto o servicio, el precio, entre otros factores, atendiendo a las circunstancias del caso. </w:t>
+      </w:r>
+    </w:p>
+    <w:p>
+      <w:pPr>
+        <w:pStyle w:val="Textonotapie"/>
+        <w:ind w:left="567" w:right="-1"/>
+        <w:jc w:val="both"/>
+        <w:rPr>
+          <w:rFonts w:ascii="Arial Narrow" w:eastAsia="Arial Narrow" w:hAnsi="Arial Narrow" w:cs="Arial Narrow"/>
+          <w:sz w:val="16"/>
+          <w:szCs w:val="16"/>
+        </w:rPr>
+      </w:pPr>
+      <w:r>
+        <w:rPr>
+          <w:rFonts w:ascii="Arial Narrow" w:eastAsia="Arial Narrow" w:hAnsi="Arial Narrow" w:cs="Arial Narrow"/>
+          <w:sz w:val="16"/>
+          <w:szCs w:val="16"/>
+        </w:rPr>
+        <w:t xml:space="preserve">La idoneidad es evaluada en función a la propia naturaleza del producto o servicio y a su aptitud para satisfacer la finalidad para la cual ha sido puesto en el mercado. Las autorizaciones por parte de los organismos del Estado para la fabricación de un producto o la prestación de un servicio, en los casos que sea necesario, no eximen de responsabilidad al proveedor frente al consumidor. </w:t>
+      </w:r>
+    </w:p>
+    <w:p>
+      <w:pPr>
+        <w:pStyle w:val="Textonotapie"/>
+        <w:ind w:left="567" w:right="-1"/>
+        <w:jc w:val="both"/>
+        <w:rPr>
+          <w:rFonts w:ascii="Arial Narrow" w:eastAsia="Arial Narrow" w:hAnsi="Arial Narrow" w:cs="Arial Narrow"/>
+          <w:sz w:val="16"/>
+          <w:szCs w:val="16"/>
+        </w:rPr>
+      </w:pPr>
+      <w:r>
+        <w:rPr>
+          <w:rFonts w:ascii="Arial Narrow" w:eastAsia="Arial Narrow" w:hAnsi="Arial Narrow" w:cs="Arial Narrow"/>
+          <w:b/>
+          <w:bCs/>
+          <w:sz w:val="16"/>
+          <w:szCs w:val="16"/>
+        </w:rPr>
+        <w:t xml:space="preserve">Artículo 19.- Obligación de los proveedores </w:t>
+      </w:r>
+    </w:p>
+    <w:p>
+      <w:pPr>
+        <w:pStyle w:val="Textonotapie"/>
+        <w:ind w:left="567" w:right="-1"/>
+        <w:jc w:val="both"/>
+        <w:rPr>
+          <w:rFonts w:ascii="Arial Narrow" w:eastAsia="Arial Narrow" w:hAnsi="Arial Narrow" w:cs="Arial Narrow"/>
+          <w:sz w:val="16"/>
+          <w:szCs w:val="16"/>
+        </w:rPr>
+      </w:pPr>
+      <w:r>
+        <w:rPr>
+          <w:rFonts w:ascii="Arial Narrow" w:eastAsia="Arial Narrow" w:hAnsi="Arial Narrow" w:cs="Arial Narrow"/>
+          <w:sz w:val="16"/>
+          <w:szCs w:val="16"/>
+        </w:rPr>
+        <w:t>El proveedor responde por la idoneidad y calidad de los productos y servicios ofrecidos; por la autenticidad de las marcas y leyendas que exhiben sus productos o del signo que respalda al prestador del servicio, por la falta de conformidad entre la publicidad comercial de los productos y servicios y estos, así como por el contenido y la vida útil del producto indicado en el envase, en lo que corresponda.</w:t>
+      </w:r>
+    </w:p>
     <w:p>
       <w:pPr>
         <w:pStyle w:val="Textonotapie"/>
@@ -6628,161 +6933,9 @@
           <w:szCs w:val="16"/>
         </w:rPr>
       </w:pPr>
-      <w:r>
-        <w:rPr>
-          <w:rStyle w:val="Refdenotaalpie"/>
-          <w:rFonts w:ascii="Arial Narrow" w:eastAsia="Arial Narrow" w:hAnsi="Arial Narrow" w:cs="Arial Narrow"/>
-          <w:sz w:val="16"/>
-          <w:szCs w:val="16"/>
-          <w:vertAlign w:val="superscript"/>
-        </w:rPr>
-        <w:footnoteRef/>
-      </w:r>
-      <w:r>
-        <w:rPr>
-          <w:rFonts w:ascii="Arial Narrow" w:eastAsia="Arial Narrow" w:hAnsi="Arial Narrow" w:cs="Arial Narrow"/>
-          <w:sz w:val="16"/>
-          <w:szCs w:val="16"/>
-        </w:rPr>
-        <w:t xml:space="preserve"> </w:t>
-      </w:r>
-      <w:r>
-        <w:rPr>
-          <w:rFonts w:ascii="Arial Narrow" w:eastAsia="Arial Narrow" w:hAnsi="Arial Narrow" w:cs="Arial Narrow"/>
-          <w:sz w:val="16"/>
-          <w:szCs w:val="16"/>
-        </w:rPr>
-        <w:tab/>
-      </w:r>
-      <w:r>
-        <w:rPr>
-          <w:rFonts w:ascii="Arial Narrow" w:eastAsia="Arial Narrow" w:hAnsi="Arial Narrow" w:cs="Arial Narrow"/>
-          <w:b/>
-          <w:bCs/>
-          <w:sz w:val="16"/>
-          <w:szCs w:val="16"/>
-        </w:rPr>
-        <w:t xml:space="preserve">LEY 29571, CÓDIGO DE PROTECCIÓN Y DEFENSA DEL CONSUMIDOR, publicado el 2 de setiembre de 2010 y modificado por Decreto Legislativo 1308 </w:t>
-      </w:r>
-    </w:p>
-    <w:p>
-      <w:pPr>
-        <w:pStyle w:val="Textonotapie"/>
-        <w:ind w:left="567" w:right="-1"/>
-        <w:jc w:val="both"/>
-        <w:rPr>
-          <w:rFonts w:ascii="Arial Narrow" w:eastAsia="Arial Narrow" w:hAnsi="Arial Narrow" w:cs="Arial Narrow"/>
-          <w:b/>
-          <w:bCs/>
-          <w:sz w:val="16"/>
-          <w:szCs w:val="16"/>
-        </w:rPr>
-      </w:pPr>
-      <w:r>
-        <w:rPr>
-          <w:rFonts w:ascii="Arial Narrow" w:eastAsia="Arial Narrow" w:hAnsi="Arial Narrow" w:cs="Arial Narrow"/>
-          <w:b/>
-          <w:bCs/>
-          <w:sz w:val="16"/>
-          <w:szCs w:val="16"/>
-        </w:rPr>
-        <w:t xml:space="preserve">Artículo 18.- Idoneidad </w:t>
-      </w:r>
-    </w:p>
-    <w:p>
-      <w:pPr>
-        <w:pStyle w:val="Textonotapie"/>
-        <w:ind w:left="567" w:right="-1"/>
-        <w:jc w:val="both"/>
-        <w:rPr>
-          <w:rFonts w:ascii="Arial Narrow" w:eastAsia="Arial Narrow" w:hAnsi="Arial Narrow" w:cs="Arial Narrow"/>
-          <w:sz w:val="16"/>
-          <w:szCs w:val="16"/>
-        </w:rPr>
-      </w:pPr>
-      <w:r>
-        <w:rPr>
-          <w:rFonts w:ascii="Arial Narrow" w:eastAsia="Arial Narrow" w:hAnsi="Arial Narrow" w:cs="Arial Narrow"/>
-          <w:sz w:val="16"/>
-          <w:szCs w:val="16"/>
-        </w:rPr>
-        <w:t xml:space="preserve">Se entiende por idoneidad la correspondencia entre lo que un consumidor espera y lo que efectivamente recibe, en función a lo que se le hubiera ofrecido, la publicidad e información transmitida, las condiciones y circunstancias de la transacción, las características y naturaleza del producto o servicio, el precio, entre otros factores, atendiendo a las circunstancias del caso. </w:t>
-      </w:r>
-    </w:p>
-    <w:p>
-      <w:pPr>
-        <w:pStyle w:val="Textonotapie"/>
-        <w:ind w:left="567" w:right="-1"/>
-        <w:jc w:val="both"/>
-        <w:rPr>
-          <w:rFonts w:ascii="Arial Narrow" w:eastAsia="Arial Narrow" w:hAnsi="Arial Narrow" w:cs="Arial Narrow"/>
-          <w:sz w:val="16"/>
-          <w:szCs w:val="16"/>
-        </w:rPr>
-      </w:pPr>
-      <w:r>
-        <w:rPr>
-          <w:rFonts w:ascii="Arial Narrow" w:eastAsia="Arial Narrow" w:hAnsi="Arial Narrow" w:cs="Arial Narrow"/>
-          <w:sz w:val="16"/>
-          <w:szCs w:val="16"/>
-        </w:rPr>
-        <w:t xml:space="preserve">La idoneidad es evaluada en función a la propia naturaleza del producto o servicio y a su aptitud para satisfacer la finalidad para la cual ha sido puesto en el mercado. Las autorizaciones por parte de los organismos del Estado para la fabricación de un producto o la prestación de un servicio, en los casos que sea necesario, no eximen de responsabilidad al proveedor frente al consumidor. </w:t>
-      </w:r>
-    </w:p>
-    <w:p>
-      <w:pPr>
-        <w:pStyle w:val="Textonotapie"/>
-        <w:ind w:left="567" w:right="-1"/>
-        <w:jc w:val="both"/>
-        <w:rPr>
-          <w:rFonts w:ascii="Arial Narrow" w:eastAsia="Arial Narrow" w:hAnsi="Arial Narrow" w:cs="Arial Narrow"/>
-          <w:sz w:val="16"/>
-          <w:szCs w:val="16"/>
-        </w:rPr>
-      </w:pPr>
-    </w:p>
-    <w:p>
-      <w:pPr>
-        <w:pStyle w:val="Textonotapie"/>
-        <w:ind w:left="567" w:right="-1"/>
-        <w:jc w:val="both"/>
-        <w:rPr>
-          <w:rFonts w:ascii="Arial Narrow" w:eastAsia="Arial Narrow" w:hAnsi="Arial Narrow" w:cs="Arial Narrow"/>
-          <w:sz w:val="16"/>
-          <w:szCs w:val="16"/>
-        </w:rPr>
-      </w:pPr>
-      <w:r>
-        <w:rPr>
-          <w:rFonts w:ascii="Arial Narrow" w:eastAsia="Arial Narrow" w:hAnsi="Arial Narrow" w:cs="Arial Narrow"/>
-          <w:b/>
-          <w:bCs/>
-          <w:sz w:val="16"/>
-          <w:szCs w:val="16"/>
-        </w:rPr>
-        <w:t xml:space="preserve">Artículo 19.- Obligación de los proveedores </w:t>
-      </w:r>
-    </w:p>
-    <w:p>
-      <w:pPr>
-        <w:pStyle w:val="Textonotapie"/>
-        <w:ind w:left="567" w:right="-1"/>
-        <w:jc w:val="both"/>
-        <w:rPr>
-          <w:rFonts w:ascii="Arial Narrow" w:eastAsia="Arial Narrow" w:hAnsi="Arial Narrow" w:cs="Arial Narrow"/>
-          <w:sz w:val="16"/>
-          <w:szCs w:val="16"/>
-        </w:rPr>
-      </w:pPr>
-      <w:r>
-        <w:rPr>
-          <w:rFonts w:ascii="Arial Narrow" w:eastAsia="Arial Narrow" w:hAnsi="Arial Narrow" w:cs="Arial Narrow"/>
-          <w:sz w:val="16"/>
-          <w:szCs w:val="16"/>
-        </w:rPr>
-        <w:t>El proveedor responde por la idoneidad y calidad de los productos y servicios ofrecidos; por la autenticidad de las marcas y leyendas que exhiben sus productos o del signo que respalda al prestador del servicio, por la falta de conformidad entre la publicidad comercial de los productos y servicios y estos, así como por el contenido y la vida útil del producto indicado en el envase, en lo que corresponda.</w:t>
-      </w:r>
-    </w:p>
+    </w:p>
+  </w:footnote>
+  <w:footnote w:id="5">
     <w:p>
       <w:pPr>
         <w:pStyle w:val="Textonotapie"/>
@@ -6793,15 +6946,56 @@
         <w:jc w:val="both"/>
         <w:rPr>
           <w:rFonts w:ascii="Arial Narrow" w:eastAsia="Arial Narrow" w:hAnsi="Arial Narrow" w:cs="Arial Narrow"/>
+          <w:sz w:val="16"/>
+          <w:szCs w:val="16"/>
+        </w:rPr>
+      </w:pPr>
+      <w:r>
+        <w:rPr>
+          <w:rStyle w:val="Refdenotaalpie"/>
+          <w:rFonts w:ascii="Arial Narrow" w:eastAsia="Arial Narrow" w:hAnsi="Arial Narrow" w:cs="Arial Narrow"/>
+          <w:sz w:val="16"/>
+          <w:szCs w:val="16"/>
+          <w:vertAlign w:val="superscript"/>
+        </w:rPr>
+        <w:footnoteRef/>
+      </w:r>
+      <w:r>
+        <w:rPr>
+          <w:rFonts w:ascii="Arial Narrow" w:eastAsia="Arial Narrow" w:hAnsi="Arial Narrow" w:cs="Arial Narrow"/>
+          <w:sz w:val="16"/>
+          <w:szCs w:val="16"/>
+        </w:rPr>
+        <w:tab/>
+        <w:t xml:space="preserve"/>
+      </w:r>
+      <w:r>
+        <w:rPr>
+          <w:rFonts w:ascii="Arial Narrow" w:eastAsia="Arial Narrow" w:hAnsi="Arial Narrow" w:cs="Arial Narrow"/>
+          <w:sz w:val="16"/>
+          <w:szCs w:val="16"/>
+        </w:rPr>
+        <w:tab/>
+      </w:r>
+      <w:r>
+        <w:rPr>
+          <w:rFonts w:ascii="Arial Narrow" w:eastAsia="Arial Narrow" w:hAnsi="Arial Narrow" w:cs="Arial Narrow"/>
           <w:b/>
           <w:bCs/>
           <w:sz w:val="16"/>
           <w:szCs w:val="16"/>
         </w:rPr>
-      </w:pPr>
-    </w:p>
-  </w:footnote>
-  <w:footnote w:id="5">
+        <w:t>LEY SOBRE FACULTADES, NORMAS Y ORGANIZACIÓN DEL INDECOPI, APROBADA POR DECRETO LEGISLATIVO 807 Artículo 24.-</w:t>
+      </w:r>
+      <w:r>
+        <w:rPr>
+          <w:rFonts w:ascii="Arial Narrow" w:eastAsia="Arial Narrow" w:hAnsi="Arial Narrow" w:cs="Arial Narrow"/>
+          <w:sz w:val="16"/>
+          <w:szCs w:val="16"/>
+        </w:rPr>
+        <w:t xml:space="preserve"> El Secretario Técnico se encargará de la tramitación del procedimiento. Para ello, cuenta con las siguientes facultades:</w:t>
+      </w:r>
+    </w:p>
     <w:p>
       <w:pPr>
         <w:pStyle w:val="Textonotapie"/>
@@ -6818,47 +7012,12 @@
       </w:pPr>
       <w:r>
         <w:rPr>
-          <w:rStyle w:val="Refdenotaalpie"/>
-          <w:rFonts w:ascii="Arial Narrow" w:eastAsia="Arial Narrow" w:hAnsi="Arial Narrow" w:cs="Arial Narrow"/>
-          <w:sz w:val="16"/>
-          <w:szCs w:val="16"/>
-          <w:vertAlign w:val="superscript"/>
-        </w:rPr>
-        <w:footnoteRef/>
-      </w:r>
-      <w:r>
-        <w:rPr>
-          <w:rFonts w:ascii="Arial Narrow" w:eastAsia="Arial Narrow" w:hAnsi="Arial Narrow" w:cs="Arial Narrow"/>
-          <w:sz w:val="16"/>
-          <w:szCs w:val="16"/>
-        </w:rPr>
-        <w:t xml:space="preserve"> </w:t>
-      </w:r>
-      <w:r>
-        <w:rPr>
           <w:rFonts w:ascii="Arial Narrow" w:eastAsia="Arial Narrow" w:hAnsi="Arial Narrow" w:cs="Arial Narrow"/>
           <w:sz w:val="16"/>
           <w:szCs w:val="16"/>
         </w:rPr>
         <w:tab/>
-      </w:r>
-      <w:r>
-        <w:rPr>
-          <w:rFonts w:ascii="Arial Narrow" w:eastAsia="Arial Narrow" w:hAnsi="Arial Narrow" w:cs="Arial Narrow"/>
-          <w:b/>
-          <w:bCs/>
-          <w:sz w:val="16"/>
-          <w:szCs w:val="16"/>
-        </w:rPr>
-        <w:t>LEY SOBRE FACULTADES, NORMAS Y ORGANIZACIÓN DEL INDECOPI, APROBADA POR DECRETO LEGISLATIVO 807 Artículo 24.-</w:t>
-      </w:r>
-      <w:r>
-        <w:rPr>
-          <w:rFonts w:ascii="Arial Narrow" w:eastAsia="Arial Narrow" w:hAnsi="Arial Narrow" w:cs="Arial Narrow"/>
-          <w:sz w:val="16"/>
-          <w:szCs w:val="16"/>
-        </w:rPr>
-        <w:t xml:space="preserve"> El Secretario Técnico se encargará de la tramitación del procedimiento. Para ello, cuenta con las siguientes facultades:</w:t>
+        <w:t xml:space="preserve">(...) </w:t>
       </w:r>
     </w:p>
     <w:p>
@@ -6882,7 +7041,7 @@
           <w:szCs w:val="16"/>
         </w:rPr>
         <w:tab/>
-        <w:t xml:space="preserve">(...) </w:t>
+        <w:t xml:space="preserve">c) Admitir denuncias a trámite, en aquellos casos en que la Comisión le haya delegado esta facultad. </w:t>
       </w:r>
     </w:p>
     <w:p>
@@ -6906,7 +7065,7 @@
           <w:szCs w:val="16"/>
         </w:rPr>
         <w:tab/>
-        <w:t xml:space="preserve">c) Admitir denuncias a trámite, en aquellos casos en que la Comisión le haya delegado esta facultad. </w:t>
+        <w:t>(...).</w:t>
       </w:r>
     </w:p>
     <w:p>
@@ -6923,6 +7082,33 @@
           <w:szCs w:val="16"/>
         </w:rPr>
       </w:pPr>
+    </w:p>
+  </w:footnote>
+  <w:footnote w:id="6">
+    <w:p>
+      <w:pPr>
+        <w:pStyle w:val="Textonotapie"/>
+        <w:tabs>
+          <w:tab w:val="left" w:pos="567"/>
+        </w:tabs>
+        <w:ind w:left="567" w:hanging="567"/>
+        <w:jc w:val="both"/>
+        <w:rPr>
+          <w:rFonts w:ascii="Arial Narrow" w:eastAsia="Arial Narrow" w:hAnsi="Arial Narrow" w:cs="Arial Narrow"/>
+          <w:sz w:val="16"/>
+          <w:szCs w:val="16"/>
+        </w:rPr>
+      </w:pPr>
+      <w:r>
+        <w:rPr>
+          <w:rStyle w:val="Refdenotaalpie"/>
+          <w:rFonts w:ascii="Arial Narrow" w:eastAsia="Arial Narrow" w:hAnsi="Arial Narrow" w:cs="Arial Narrow"/>
+          <w:sz w:val="16"/>
+          <w:szCs w:val="16"/>
+          <w:vertAlign w:val="superscript"/>
+        </w:rPr>
+        <w:footnoteRef/>
+      </w:r>
       <w:r>
         <w:rPr>
           <w:rFonts w:ascii="Arial Narrow" w:eastAsia="Arial Narrow" w:hAnsi="Arial Narrow" w:cs="Arial Narrow"/>
@@ -6930,9 +7116,679 @@
           <w:szCs w:val="16"/>
         </w:rPr>
         <w:tab/>
-        <w:t>(...).</w:t>
-      </w:r>
-    </w:p>
+        <w:t xml:space="preserve"/>
+      </w:r>
+      <w:r>
+        <w:rPr>
+          <w:rFonts w:ascii="Arial Narrow" w:eastAsia="Arial Narrow" w:hAnsi="Arial Narrow" w:cs="Arial Narrow"/>
+          <w:sz w:val="16"/>
+          <w:szCs w:val="16"/>
+        </w:rPr>
+        <w:tab/>
+        <w:t xml:space="preserve">El número de trabajadores se atenderá siempre que la empresa haya sido constituida antes de la vigencia de la Ley </w:t>
+      </w:r>
+      <w:proofErr w:type="spellStart"/>
+      <w:r>
+        <w:rPr>
+          <w:rFonts w:ascii="Arial Narrow" w:eastAsia="Arial Narrow" w:hAnsi="Arial Narrow" w:cs="Arial Narrow"/>
+          <w:sz w:val="16"/>
+          <w:szCs w:val="16"/>
+        </w:rPr>
+        <w:t/>
+      </w:r>
+      <w:proofErr w:type="spellEnd"/>
+      <w:r>
+        <w:rPr>
+          <w:rFonts w:ascii="Arial Narrow" w:eastAsia="Arial Narrow" w:hAnsi="Arial Narrow" w:cs="Arial Narrow"/>
+          <w:sz w:val="16"/>
+          <w:szCs w:val="16"/>
+        </w:rPr>
+        <w:t xml:space="preserve">30056, publicada el 2 de julio de 2013, que modificó el artículo 5 del Texto Único Ordenado de la Ley de Promoción de la Competitividad, Formalización y Desarrollo de la Micro y Pequeña Empresa y de Acceso al Empleo Decente (LEY MYPE). Ello, en la medida que la Tercera Disposición Complementaria Transitoria de la norma modificatoria precisa que las empresas constituidas antes de la entrada en vigencia de dicha Ley se rigen por los requisitos de acogimiento al régimen de las micro y pequeñas empresas regulados en el Decreto Legislativo 1086.</w:t>
+      </w:r>
+    </w:p>
+    <w:p>
+      <w:pPr>
+        <w:pStyle w:val="Textonotapie"/>
+        <w:ind w:left="567" w:hanging="567"/>
+        <w:jc w:val="both"/>
+        <w:rPr>
+          <w:rFonts w:ascii="Arial Narrow" w:eastAsia="Arial Narrow" w:hAnsi="Arial Narrow" w:cs="Arial Narrow"/>
+          <w:sz w:val="16"/>
+          <w:szCs w:val="16"/>
+        </w:rPr>
+      </w:pPr>
+    </w:p>
+  </w:footnote>
+  <w:footnote w:id="7">
+    <w:p>
+      <w:pPr>
+        <w:pStyle w:val="Textonotapie"/>
+        <w:tabs>
+          <w:tab w:val="left" w:pos="567"/>
+        </w:tabs>
+        <w:ind w:left="567" w:hanging="567"/>
+        <w:jc w:val="both"/>
+        <w:rPr>
+          <w:rFonts w:ascii="Arial Narrow" w:eastAsia="Arial Narrow" w:hAnsi="Arial Narrow" w:cs="Arial Narrow"/>
+          <w:sz w:val="16"/>
+          <w:szCs w:val="16"/>
+        </w:rPr>
+      </w:pPr>
+      <w:r>
+        <w:rPr>
+          <w:rStyle w:val="Refdenotaalpie"/>
+          <w:rFonts w:ascii="Arial Narrow" w:eastAsia="Arial Narrow" w:hAnsi="Arial Narrow" w:cs="Arial Narrow"/>
+          <w:sz w:val="16"/>
+          <w:szCs w:val="16"/>
+          <w:vertAlign w:val="superscript"/>
+        </w:rPr>
+        <w:footnoteRef/>
+      </w:r>
+      <w:r>
+        <w:rPr>
+          <w:rFonts w:ascii="Arial Narrow" w:eastAsia="Arial Narrow" w:hAnsi="Arial Narrow" w:cs="Arial Narrow"/>
+          <w:sz w:val="16"/>
+          <w:szCs w:val="16"/>
+        </w:rPr>
+        <w:tab/>
+        <w:t xml:space="preserve"/>
+      </w:r>
+      <w:r>
+        <w:rPr>
+          <w:rFonts w:ascii="Arial Narrow" w:eastAsia="Arial Narrow" w:hAnsi="Arial Narrow" w:cs="Arial Narrow"/>
+          <w:sz w:val="16"/>
+          <w:szCs w:val="16"/>
+        </w:rPr>
+        <w:tab/>
+      </w:r>
+      <w:r>
+        <w:rPr>
+          <w:rFonts w:ascii="Arial Narrow" w:eastAsia="Arial Narrow" w:hAnsi="Arial Narrow" w:cs="Arial Narrow"/>
+          <w:b/>
+          <w:sz w:val="16"/>
+          <w:szCs w:val="16"/>
+        </w:rPr>
+        <w:t>LEY 29571, CÓDIGO DE PROTECCIÓN Y DEFENSA DEL CONSUMIDOR</w:t>
+      </w:r>
+      <w:r>
+        <w:rPr>
+          <w:rFonts w:ascii="Arial Narrow" w:eastAsia="Arial Narrow" w:hAnsi="Arial Narrow" w:cs="Arial Narrow"/>
+          <w:b/>
+          <w:bCs/>
+          <w:sz w:val="16"/>
+          <w:szCs w:val="16"/>
+        </w:rPr>
+        <w:t xml:space="preserve">, </w:t>
+      </w:r>
+      <w:r>
+        <w:rPr>
+          <w:rFonts w:ascii="Arial Narrow" w:eastAsia="Arial Narrow" w:hAnsi="Arial Narrow" w:cs="Arial Narrow"/>
+          <w:b/>
+          <w:sz w:val="16"/>
+          <w:szCs w:val="16"/>
+        </w:rPr>
+        <w:t>publicado el 2 de setiembre de 2010 y modificado por Decreto Legislativo 1308</w:t>
+      </w:r>
+    </w:p>
+    <w:p>
+      <w:pPr>
+        <w:pStyle w:val="Textonotapie"/>
+        <w:ind w:left="567" w:hanging="567"/>
+        <w:jc w:val="both"/>
+        <w:rPr>
+          <w:rFonts w:ascii="Arial Narrow" w:eastAsia="Arial Narrow" w:hAnsi="Arial Narrow" w:cs="Arial Narrow"/>
+          <w:b/>
+          <w:bCs/>
+          <w:sz w:val="16"/>
+          <w:szCs w:val="16"/>
+        </w:rPr>
+      </w:pPr>
+      <w:r>
+        <w:rPr>
+          <w:rFonts w:ascii="Arial Narrow" w:eastAsia="Arial Narrow" w:hAnsi="Arial Narrow" w:cs="Arial Narrow"/>
+          <w:sz w:val="16"/>
+          <w:szCs w:val="16"/>
+        </w:rPr>
+        <w:tab/>
+      </w:r>
+      <w:r>
+        <w:rPr>
+          <w:rFonts w:ascii="Arial Narrow" w:eastAsia="Arial Narrow" w:hAnsi="Arial Narrow" w:cs="Arial Narrow"/>
+          <w:b/>
+          <w:bCs/>
+          <w:sz w:val="16"/>
+          <w:szCs w:val="16"/>
+        </w:rPr>
+        <w:t>Artículo 110.- Sanciones Administrativas</w:t>
+      </w:r>
+    </w:p>
+    <w:p>
+      <w:pPr>
+        <w:autoSpaceDE w:val="0"/>
+        <w:autoSpaceDN w:val="0"/>
+        <w:adjustRightInd w:val="0"/>
+        <w:spacing w:after="0" w:line="240" w:lineRule="auto"/>
+        <w:ind w:left="567"/>
+        <w:jc w:val="both"/>
+        <w:rPr>
+          <w:rFonts w:ascii="Arial Narrow" w:eastAsia="Arial Narrow" w:hAnsi="Arial Narrow" w:cs="Arial Narrow"/>
+          <w:sz w:val="16"/>
+          <w:szCs w:val="16"/>
+          <w:lang w:eastAsia="es-PE"/>
+        </w:rPr>
+      </w:pPr>
+      <w:r>
+        <w:rPr>
+          <w:rFonts w:ascii="Arial Narrow" w:eastAsia="Arial Narrow" w:hAnsi="Arial Narrow" w:cs="Arial Narrow"/>
+          <w:sz w:val="16"/>
+          <w:szCs w:val="16"/>
+          <w:lang w:eastAsia="es-PE"/>
+        </w:rPr>
+        <w:t>(…)</w:t>
+      </w:r>
+    </w:p>
+    <w:p>
+      <w:pPr>
+        <w:autoSpaceDE w:val="0"/>
+        <w:autoSpaceDN w:val="0"/>
+        <w:adjustRightInd w:val="0"/>
+        <w:spacing w:after="0" w:line="240" w:lineRule="auto"/>
+        <w:ind w:left="567"/>
+        <w:jc w:val="both"/>
+        <w:rPr>
+          <w:rFonts w:ascii="Arial Narrow" w:eastAsia="Arial Narrow" w:hAnsi="Arial Narrow" w:cs="Arial Narrow"/>
+          <w:sz w:val="16"/>
+          <w:szCs w:val="16"/>
+          <w:lang w:eastAsia="es-PE"/>
+        </w:rPr>
+      </w:pPr>
+      <w:r>
+        <w:rPr>
+          <w:rFonts w:ascii="Arial Narrow" w:eastAsia="Arial Narrow" w:hAnsi="Arial Narrow" w:cs="Arial Narrow"/>
+          <w:sz w:val="16"/>
+          <w:szCs w:val="16"/>
+          <w:lang w:eastAsia="es-PE"/>
+        </w:rPr>
+        <w:t>En el caso de las microempresas, la multa no puede superar el diez por ciento (10%) de las ventas o ingresos brutos percibidos por el infractor, relativos a todas sus actividades económicas, correspondientes al ejercicio inmediato anterior al de la expedición de la resolución de primera instancia, siempre que se haya acreditado dichos ingresos, no se encuentre en una situación de reincidencia y el caso no verse sobre la vida, salud o integridad de los consumidores. Para el caso de las pequeñas empresas, la multa no puede superar el veinte por ciento (20%) de las ventas o ingresos brutos percibidos por el infractor, conforme a los requisitos señalados anteriormente.</w:t>
+      </w:r>
+    </w:p>
+    <w:p>
+      <w:pPr>
+        <w:autoSpaceDE w:val="0"/>
+        <w:autoSpaceDN w:val="0"/>
+        <w:adjustRightInd w:val="0"/>
+        <w:spacing w:after="0" w:line="240" w:lineRule="auto"/>
+        <w:ind w:left="567"/>
+        <w:jc w:val="both"/>
+        <w:rPr>
+          <w:rFonts w:ascii="Arial Narrow" w:eastAsia="Arial Narrow" w:hAnsi="Arial Narrow" w:cs="Arial Narrow"/>
+          <w:sz w:val="16"/>
+          <w:szCs w:val="16"/>
+          <w:lang w:eastAsia="es-PE"/>
+        </w:rPr>
+      </w:pPr>
+      <w:r>
+        <w:rPr>
+          <w:rFonts w:ascii="Arial Narrow" w:eastAsia="Arial Narrow" w:hAnsi="Arial Narrow" w:cs="Arial Narrow"/>
+          <w:sz w:val="16"/>
+          <w:szCs w:val="16"/>
+          <w:lang w:eastAsia="es-PE"/>
+        </w:rPr>
+        <w:t>(…).</w:t>
+      </w:r>
+    </w:p>
+    <w:p>
+      <w:pPr>
+        <w:pStyle w:val="Textonotapie"/>
+        <w:ind w:left="567" w:hanging="567"/>
+        <w:jc w:val="both"/>
+        <w:rPr>
+          <w:rFonts w:ascii="Arial Narrow" w:eastAsia="Arial Narrow" w:hAnsi="Arial Narrow" w:cs="Arial Narrow"/>
+          <w:sz w:val="16"/>
+          <w:szCs w:val="16"/>
+        </w:rPr>
+      </w:pPr>
+    </w:p>
+  </w:footnote>
+  <w:footnote w:id="8">
+    <w:p>
+      <w:pPr>
+        <w:pStyle w:val="Textonotapie"/>
+        <w:tabs>
+          <w:tab w:val="left" w:pos="567"/>
+        </w:tabs>
+        <w:ind w:left="567" w:hanging="567"/>
+        <w:jc w:val="both"/>
+        <w:rPr>
+          <w:rFonts w:ascii="Arial Narrow" w:eastAsia="Arial Narrow" w:hAnsi="Arial Narrow" w:cs="Arial Narrow"/>
+          <w:sz w:val="16"/>
+          <w:szCs w:val="16"/>
+        </w:rPr>
+      </w:pPr>
+      <w:r>
+        <w:rPr>
+          <w:rStyle w:val="Refdenotaalpie"/>
+          <w:rFonts w:ascii="Arial Narrow" w:eastAsia="Arial Narrow" w:hAnsi="Arial Narrow" w:cs="Arial Narrow"/>
+          <w:sz w:val="16"/>
+          <w:szCs w:val="16"/>
+          <w:vertAlign w:val="superscript"/>
+        </w:rPr>
+        <w:footnoteRef/>
+      </w:r>
+      <w:r>
+        <w:rPr>
+          <w:rFonts w:ascii="Arial Narrow" w:eastAsia="Arial Narrow" w:hAnsi="Arial Narrow" w:cs="Arial Narrow"/>
+          <w:sz w:val="16"/>
+          <w:szCs w:val="16"/>
+        </w:rPr>
+        <w:tab/>
+      </w:r>
+      <w:r>
+        <w:rPr>
+          <w:rFonts w:ascii="Arial Narrow" w:eastAsia="Arial Narrow" w:hAnsi="Arial Narrow" w:cs="Arial Narrow"/>
+          <w:b/>
+          <w:bCs/>
+          <w:sz w:val="16"/>
+          <w:szCs w:val="16"/>
+        </w:rPr>
+        <w:t xml:space="preserve">DECRETO LEGISLATIVO 807, LEY SOBRE FACULTADES, NORMAS Y ORGANIZACIÓN DEL INDECOPI, publicado el 18 de abril de 1996</w:t>
+      </w:r>
+    </w:p>
+    <w:p>
+      <w:pPr>
+        <w:pStyle w:val="Textonotapie"/>
+        <w:ind w:left="567" w:hanging="567"/>
+        <w:jc w:val="both"/>
+        <w:rPr>
+          <w:rFonts w:ascii="Arial Narrow" w:eastAsia="Arial Narrow" w:hAnsi="Arial Narrow" w:cs="Arial Narrow"/>
+          <w:sz w:val="16"/>
+          <w:szCs w:val="16"/>
+        </w:rPr>
+      </w:pPr>
+      <w:r>
+        <w:rPr>
+          <w:rFonts w:ascii="Arial Narrow" w:eastAsia="Arial Narrow" w:hAnsi="Arial Narrow" w:cs="Arial Narrow"/>
+          <w:sz w:val="16"/>
+          <w:szCs w:val="16"/>
+        </w:rPr>
+        <w:tab/>
+      </w:r>
+      <w:r>
+        <w:rPr>
+          <w:rFonts w:ascii="Arial Narrow" w:eastAsia="Arial Narrow" w:hAnsi="Arial Narrow" w:cs="Arial Narrow"/>
+          <w:b/>
+          <w:bCs/>
+          <w:sz w:val="16"/>
+          <w:szCs w:val="16"/>
+        </w:rPr>
+        <w:t xml:space="preserve">Artículo 26.-</w:t>
+      </w:r>
+      <w:r>
+        <w:rPr>
+          <w:rFonts w:ascii="Arial Narrow" w:eastAsia="Arial Narrow" w:hAnsi="Arial Narrow" w:cs="Arial Narrow"/>
+          <w:sz w:val="16"/>
+          <w:szCs w:val="16"/>
+        </w:rPr>
+        <w:t xml:space="preserve"> Una vez admitida a trámite la denuncia, se correrá traslado de la misma al denunciado, a fin de que éste presente su descargo. El plazo para la presentación del descargo será de cinco (5) días contados desde la notificación, vencido el cual, el Secretario Técnico declarará en rebeldía al denunciado que no lo hubiera presentado.</w:t>
+      </w:r>
+    </w:p>
+    <w:p>
+      <w:pPr>
+        <w:pStyle w:val="Textonotapie"/>
+        <w:ind w:left="567" w:hanging="567"/>
+        <w:jc w:val="both"/>
+        <w:rPr>
+          <w:rFonts w:ascii="Arial Narrow" w:eastAsia="Arial Narrow" w:hAnsi="Arial Narrow" w:cs="Arial Narrow"/>
+          <w:sz w:val="16"/>
+          <w:szCs w:val="16"/>
+        </w:rPr>
+      </w:pPr>
+    </w:p>
+  </w:footnote>
+  <w:footnote w:id="9">
+    <w:p>
+      <w:pPr>
+        <w:pStyle w:val="Textonotapie"/>
+        <w:tabs>
+          <w:tab w:val="left" w:pos="567"/>
+        </w:tabs>
+        <w:ind w:left="567" w:hanging="567"/>
+        <w:jc w:val="both"/>
+        <w:rPr>
+          <w:rFonts w:ascii="Arial Narrow" w:eastAsia="Arial Narrow" w:hAnsi="Arial Narrow" w:cs="Arial Narrow"/>
+          <w:sz w:val="16"/>
+          <w:szCs w:val="16"/>
+        </w:rPr>
+      </w:pPr>
+      <w:r>
+        <w:rPr>
+          <w:rStyle w:val="Refdenotaalpie"/>
+          <w:rFonts w:ascii="Arial Narrow" w:eastAsia="Arial Narrow" w:hAnsi="Arial Narrow" w:cs="Arial Narrow"/>
+          <w:sz w:val="16"/>
+          <w:szCs w:val="16"/>
+          <w:vertAlign w:val="superscript"/>
+        </w:rPr>
+        <w:footnoteRef/>
+      </w:r>
+      <w:r>
+        <w:rPr>
+          <w:rFonts w:ascii="Arial Narrow" w:eastAsia="Arial Narrow" w:hAnsi="Arial Narrow" w:cs="Arial Narrow"/>
+          <w:sz w:val="16"/>
+          <w:szCs w:val="16"/>
+        </w:rPr>
+        <w:tab/>
+      </w:r>
+      <w:r>
+        <w:rPr>
+          <w:rFonts w:ascii="Arial Narrow" w:eastAsia="Arial Narrow" w:hAnsi="Arial Narrow" w:cs="Arial Narrow"/>
+          <w:b/>
+          <w:bCs/>
+          <w:sz w:val="16"/>
+          <w:szCs w:val="16"/>
+        </w:rPr>
+        <w:t xml:space="preserve">DECRETO SUPREMO 006-2026-JUS, TEXTO ÚNICO ORDENADO DE LA LEY 27444, LEY DEL PROCEDIMIENTO ADMINISTRATIVO GENERAL, publicado el 30 de abril de 2026</w:t>
+      </w:r>
+    </w:p>
+    <w:p>
+      <w:pPr>
+        <w:pStyle w:val="Textonotapie"/>
+        <w:ind w:left="567" w:hanging="567"/>
+        <w:jc w:val="both"/>
+        <w:rPr>
+          <w:rFonts w:ascii="Arial Narrow" w:eastAsia="Arial Narrow" w:hAnsi="Arial Narrow" w:cs="Arial Narrow"/>
+          <w:sz w:val="16"/>
+          <w:szCs w:val="16"/>
+        </w:rPr>
+      </w:pPr>
+      <w:r>
+        <w:rPr>
+          <w:rFonts w:ascii="Arial Narrow" w:eastAsia="Arial Narrow" w:hAnsi="Arial Narrow" w:cs="Arial Narrow"/>
+          <w:sz w:val="16"/>
+          <w:szCs w:val="16"/>
+        </w:rPr>
+        <w:tab/>
+      </w:r>
+      <w:r>
+        <w:rPr>
+          <w:rFonts w:ascii="Arial Narrow" w:eastAsia="Arial Narrow" w:hAnsi="Arial Narrow" w:cs="Arial Narrow"/>
+          <w:b/>
+          <w:bCs/>
+          <w:sz w:val="16"/>
+          <w:szCs w:val="16"/>
+        </w:rPr>
+        <w:t xml:space="preserve">Artículo 223.- Contestación de la reclamación</w:t>
+      </w:r>
+    </w:p>
+    <w:p>
+      <w:pPr>
+        <w:pStyle w:val="Textonotapie"/>
+        <w:ind w:left="567" w:hanging="567"/>
+        <w:jc w:val="both"/>
+        <w:rPr>
+          <w:rFonts w:ascii="Arial Narrow" w:eastAsia="Arial Narrow" w:hAnsi="Arial Narrow" w:cs="Arial Narrow"/>
+          <w:sz w:val="16"/>
+          <w:szCs w:val="16"/>
+        </w:rPr>
+      </w:pPr>
+      <w:r>
+        <w:rPr>
+          <w:rFonts w:ascii="Arial Narrow" w:eastAsia="Arial Narrow" w:hAnsi="Arial Narrow" w:cs="Arial Narrow"/>
+          <w:sz w:val="16"/>
+          <w:szCs w:val="16"/>
+        </w:rPr>
+        <w:tab/>
+      </w:r>
+      <w:r>
+        <w:rPr>
+          <w:rFonts w:ascii="Arial Narrow" w:eastAsia="Arial Narrow" w:hAnsi="Arial Narrow" w:cs="Arial Narrow"/>
+          <w:sz w:val="16"/>
+          <w:szCs w:val="16"/>
+        </w:rPr>
+        <w:t xml:space="preserve">223.1 El reclamado deberá presentar la contestación de la reclamación dentro de los quince (15) días posteriores a la notificación de ésta; vencido este plazo, la Administración declarará en rebeldía al reclamado que no la hubiera presentado. La contestación deberá contener los requisitos de los escritos previstos en el artículo 113 de la presente Ley, así como la absolución de todos los asuntos controvertidos de hecho y de derecho, Las alegaciones y los hechos relevantes de la reclamación, salvo que hayan sido específicamente negadas en la contestación, se tendrán por aceptadas o merituadas como ciertas.</w:t>
+      </w:r>
+    </w:p>
+    <w:p>
+      <w:pPr>
+        <w:pStyle w:val="Textonotapie"/>
+        <w:ind w:left="567" w:hanging="567"/>
+        <w:jc w:val="both"/>
+        <w:rPr>
+          <w:rFonts w:ascii="Arial Narrow" w:eastAsia="Arial Narrow" w:hAnsi="Arial Narrow" w:cs="Arial Narrow"/>
+          <w:sz w:val="16"/>
+          <w:szCs w:val="16"/>
+        </w:rPr>
+      </w:pPr>
+    </w:p>
+  </w:footnote>
+  <w:footnote w:id="10">
+    <w:p>
+      <w:pPr>
+        <w:tabs>
+          <w:tab w:val="left" w:pos="567"/>
+        </w:tabs>
+        <w:spacing w:after="0" w:line="240" w:lineRule="auto"/>
+        <w:ind w:left="567" w:hanging="567"/>
+        <w:jc w:val="both"/>
+        <w:rPr>
+          <w:rFonts w:ascii="Arial Narrow" w:eastAsia="Arial Narrow" w:hAnsi="Arial Narrow" w:cs="Arial Narrow"/>
+          <w:sz w:val="16"/>
+          <w:szCs w:val="16"/>
+        </w:rPr>
+      </w:pPr>
+      <w:r>
+        <w:rPr>
+          <w:rStyle w:val="Refdenotaalpie"/>
+          <w:rFonts w:ascii="Arial Narrow" w:eastAsia="Arial Narrow" w:hAnsi="Arial Narrow" w:cs="Arial Narrow"/>
+          <w:sz w:val="16"/>
+          <w:szCs w:val="16"/>
+          <w:vertAlign w:val="superscript"/>
+        </w:rPr>
+        <w:footnoteRef/>
+      </w:r>
+      <w:r>
+        <w:rPr>
+          <w:rFonts w:ascii="Arial Narrow" w:eastAsia="Arial Narrow" w:hAnsi="Arial Narrow" w:cs="Arial Narrow"/>
+          <w:sz w:val="16"/>
+          <w:szCs w:val="16"/>
+          <w:vertAlign w:val="superscript"/>
+        </w:rPr>
+        <w:tab/>
+        <w:t xml:space="preserve"/>
+      </w:r>
+      <w:r>
+        <w:rPr>
+          <w:rFonts w:ascii="Arial Narrow" w:eastAsia="Arial Narrow" w:hAnsi="Arial Narrow" w:cs="Arial Narrow"/>
+          <w:sz w:val="16"/>
+          <w:szCs w:val="16"/>
+        </w:rPr>
+        <w:t xml:space="preserve"> </w:t>
+      </w:r>
+      <w:r>
+        <w:rPr>
+          <w:rFonts w:ascii="Arial Narrow" w:eastAsia="Arial Narrow" w:hAnsi="Arial Narrow" w:cs="Arial Narrow"/>
+          <w:sz w:val="16"/>
+          <w:szCs w:val="16"/>
+        </w:rPr>
+        <w:tab/>
+      </w:r>
+      <w:r>
+        <w:rPr>
+          <w:rFonts w:ascii="Arial Narrow" w:eastAsia="Arial Narrow" w:hAnsi="Arial Narrow" w:cs="Arial Narrow"/>
+          <w:b/>
+          <w:sz w:val="16"/>
+          <w:szCs w:val="16"/>
+        </w:rPr>
+        <w:t>LEY 29571, CÓDIGO DE PROTECCIÓN Y DEFENSA DEL CONSUMIDOR</w:t>
+      </w:r>
+      <w:r>
+        <w:rPr>
+          <w:rFonts w:ascii="Arial Narrow" w:eastAsia="Arial Narrow" w:hAnsi="Arial Narrow" w:cs="Arial Narrow"/>
+          <w:b/>
+          <w:bCs/>
+          <w:sz w:val="16"/>
+          <w:szCs w:val="16"/>
+        </w:rPr>
+        <w:t xml:space="preserve">, </w:t>
+      </w:r>
+      <w:r>
+        <w:rPr>
+          <w:rFonts w:ascii="Arial Narrow" w:eastAsia="Arial Narrow" w:hAnsi="Arial Narrow" w:cs="Arial Narrow"/>
+          <w:b/>
+          <w:sz w:val="16"/>
+          <w:szCs w:val="16"/>
+        </w:rPr>
+        <w:t>publicado el 2 de setiembre de 2010 y modificado por Decreto Legislativo 1308</w:t>
+      </w:r>
+    </w:p>
+    <w:p>
+      <w:pPr>
+        <w:spacing w:after="0" w:line="240" w:lineRule="auto"/>
+        <w:ind w:left="567" w:hanging="567"/>
+        <w:jc w:val="both"/>
+        <w:rPr>
+          <w:rFonts w:ascii="Arial Narrow" w:eastAsia="Arial Narrow" w:hAnsi="Arial Narrow" w:cs="Arial Narrow"/>
+          <w:b/>
+          <w:sz w:val="16"/>
+          <w:szCs w:val="16"/>
+        </w:rPr>
+      </w:pPr>
+      <w:r>
+        <w:rPr>
+          <w:rFonts w:ascii="Arial Narrow" w:eastAsia="Arial Narrow" w:hAnsi="Arial Narrow" w:cs="Arial Narrow"/>
+          <w:b/>
+          <w:sz w:val="16"/>
+          <w:szCs w:val="16"/>
+        </w:rPr>
+        <w:tab/>
+        <w:t>Artículo 110.- Sanciones administrativas</w:t>
+      </w:r>
+    </w:p>
+    <w:p>
+      <w:pPr>
+        <w:spacing w:after="0" w:line="240" w:lineRule="auto"/>
+        <w:ind w:left="567"/>
+        <w:jc w:val="both"/>
+        <w:rPr>
+          <w:rFonts w:ascii="Arial Narrow" w:eastAsia="Arial Narrow" w:hAnsi="Arial Narrow" w:cs="Arial Narrow"/>
+          <w:sz w:val="16"/>
+          <w:szCs w:val="16"/>
+        </w:rPr>
+      </w:pPr>
+      <w:r>
+        <w:rPr>
+          <w:rFonts w:ascii="Arial Narrow" w:eastAsia="Arial Narrow" w:hAnsi="Arial Narrow" w:cs="Arial Narrow"/>
+          <w:sz w:val="16"/>
+          <w:szCs w:val="16"/>
+        </w:rPr>
+        <w:t>El órgano resolutivo puede sancionar las infracciones administrativas a que se refiere el artículo 108 con amonestación y multas de hasta cuatrocientos cincuenta (450) Unidades Impositivas Tributarias (UIT), las cuales son calificadas de la siguiente manera:</w:t>
+      </w:r>
+    </w:p>
+    <w:p>
+      <w:pPr>
+        <w:numPr>
+          <w:ilvl w:val="0"/>
+          <w:numId w:val="2"/>
+        </w:numPr>
+        <w:spacing w:after="0" w:line="240" w:lineRule="auto"/>
+        <w:ind w:left="426" w:firstLine="141"/>
+        <w:jc w:val="both"/>
+        <w:rPr>
+          <w:rFonts w:ascii="Arial Narrow" w:eastAsia="Arial Narrow" w:hAnsi="Arial Narrow" w:cs="Arial Narrow"/>
+          <w:sz w:val="16"/>
+          <w:szCs w:val="16"/>
+        </w:rPr>
+      </w:pPr>
+      <w:r>
+        <w:rPr>
+          <w:rFonts w:ascii="Arial Narrow" w:eastAsia="Arial Narrow" w:hAnsi="Arial Narrow" w:cs="Arial Narrow"/>
+          <w:sz w:val="16"/>
+          <w:szCs w:val="16"/>
+        </w:rPr>
+        <w:t>Infracciones leves, con una amonestación o con una multa de hasta cincuenta (50) UIT.</w:t>
+      </w:r>
+    </w:p>
+    <w:p>
+      <w:pPr>
+        <w:numPr>
+          <w:ilvl w:val="0"/>
+          <w:numId w:val="2"/>
+        </w:numPr>
+        <w:spacing w:after="0" w:line="240" w:lineRule="auto"/>
+        <w:ind w:left="426" w:firstLine="141"/>
+        <w:jc w:val="both"/>
+        <w:rPr>
+          <w:rFonts w:ascii="Arial Narrow" w:eastAsia="Arial Narrow" w:hAnsi="Arial Narrow" w:cs="Arial Narrow"/>
+          <w:sz w:val="16"/>
+          <w:szCs w:val="16"/>
+        </w:rPr>
+      </w:pPr>
+      <w:r>
+        <w:rPr>
+          <w:rFonts w:ascii="Arial Narrow" w:eastAsia="Arial Narrow" w:hAnsi="Arial Narrow" w:cs="Arial Narrow"/>
+          <w:sz w:val="16"/>
+          <w:szCs w:val="16"/>
+        </w:rPr>
+        <w:t>Infracciones graves, con una multa de hasta ciento cincuenta (150) UIT.</w:t>
+      </w:r>
+    </w:p>
+    <w:p>
+      <w:pPr>
+        <w:numPr>
+          <w:ilvl w:val="0"/>
+          <w:numId w:val="2"/>
+        </w:numPr>
+        <w:spacing w:after="0" w:line="240" w:lineRule="auto"/>
+        <w:ind w:left="426" w:firstLine="141"/>
+        <w:jc w:val="both"/>
+        <w:rPr>
+          <w:rFonts w:ascii="Arial Narrow" w:eastAsia="Arial Narrow" w:hAnsi="Arial Narrow" w:cs="Arial Narrow"/>
+          <w:sz w:val="16"/>
+          <w:szCs w:val="16"/>
+        </w:rPr>
+      </w:pPr>
+      <w:r>
+        <w:rPr>
+          <w:rFonts w:ascii="Arial Narrow" w:eastAsia="Arial Narrow" w:hAnsi="Arial Narrow" w:cs="Arial Narrow"/>
+          <w:sz w:val="16"/>
+          <w:szCs w:val="16"/>
+        </w:rPr>
+        <w:t>Infracciones muy graves, con una multa de hasta cuatrocientos cincuenta (450) UIT.</w:t>
+      </w:r>
+    </w:p>
+    <w:p>
+      <w:pPr>
+        <w:spacing w:after="0" w:line="240" w:lineRule="auto"/>
+        <w:ind w:left="567"/>
+        <w:jc w:val="both"/>
+        <w:rPr>
+          <w:rFonts w:ascii="Arial Narrow" w:eastAsia="Arial Narrow" w:hAnsi="Arial Narrow" w:cs="Arial Narrow"/>
+          <w:sz w:val="16"/>
+          <w:szCs w:val="16"/>
+        </w:rPr>
+      </w:pPr>
+      <w:r>
+        <w:rPr>
+          <w:rFonts w:ascii="Arial Narrow" w:eastAsia="Arial Narrow" w:hAnsi="Arial Narrow" w:cs="Arial Narrow"/>
+          <w:sz w:val="16"/>
+          <w:szCs w:val="16"/>
+        </w:rPr>
+        <w:t>(…).</w:t>
+      </w:r>
+    </w:p>
+    <w:p>
+      <w:pPr>
+        <w:spacing w:after="0" w:line="240" w:lineRule="auto"/>
+        <w:ind w:left="567" w:hanging="567"/>
+        <w:jc w:val="both"/>
+        <w:rPr>
+          <w:rFonts w:ascii="Arial Narrow" w:eastAsia="Arial Narrow" w:hAnsi="Arial Narrow" w:cs="Arial Narrow"/>
+          <w:sz w:val="16"/>
+          <w:szCs w:val="16"/>
+        </w:rPr>
+      </w:pPr>
+    </w:p>
+  </w:footnote>
+  <w:footnote w:id="11">
     <w:p>
       <w:pPr>
         <w:pStyle w:val="Textonotapie"/>
@@ -6943,39 +7799,56 @@
         <w:jc w:val="both"/>
         <w:rPr>
           <w:rFonts w:ascii="Arial Narrow" w:eastAsia="Arial Narrow" w:hAnsi="Arial Narrow" w:cs="Arial Narrow"/>
-          <w:sz w:val="16"/>
-          <w:szCs w:val="16"/>
-        </w:rPr>
-      </w:pPr>
-      <w:r>
-        <w:rPr>
-          <w:rFonts w:ascii="Arial Narrow" w:eastAsia="Arial Narrow" w:hAnsi="Arial Narrow" w:cs="Arial Narrow"/>
-          <w:sz w:val="16"/>
-          <w:szCs w:val="16"/>
-        </w:rPr>
-        <w:t xml:space="preserve">. </w:t>
-      </w:r>
-    </w:p>
-    <w:p>
-      <w:pPr>
-        <w:pStyle w:val="Textonotapie"/>
+          <w:b/>
+          <w:bCs/>
+          <w:sz w:val="16"/>
+          <w:szCs w:val="16"/>
+        </w:rPr>
+      </w:pPr>
+      <w:r>
+        <w:rPr>
+          <w:rStyle w:val="Refdenotaalpie"/>
+          <w:rFonts w:ascii="Arial Narrow" w:eastAsia="Arial Narrow" w:hAnsi="Arial Narrow" w:cs="Arial Narrow"/>
+          <w:sz w:val="16"/>
+          <w:szCs w:val="16"/>
+          <w:vertAlign w:val="superscript"/>
+        </w:rPr>
+        <w:footnoteRef/>
+      </w:r>
+      <w:r>
+        <w:rPr>
+          <w:rFonts w:ascii="Arial Narrow" w:eastAsia="Arial Narrow" w:hAnsi="Arial Narrow" w:cs="Arial Narrow"/>
+          <w:sz w:val="16"/>
+          <w:szCs w:val="16"/>
+        </w:rPr>
+        <w:tab/>
+        <w:t xml:space="preserve"/>
+      </w:r>
+      <w:r>
+        <w:rPr>
+          <w:rFonts w:ascii="Arial Narrow" w:eastAsia="Arial Narrow" w:hAnsi="Arial Narrow" w:cs="Arial Narrow"/>
+          <w:sz w:val="16"/>
+          <w:szCs w:val="16"/>
+        </w:rPr>
+        <w:tab/>
+      </w:r>
+      <w:r>
+        <w:rPr>
+          <w:rFonts w:ascii="Arial Narrow" w:eastAsia="Arial Narrow" w:hAnsi="Arial Narrow" w:cs="Arial Narrow"/>
+          <w:b/>
+          <w:bCs/>
+          <w:sz w:val="16"/>
+          <w:szCs w:val="16"/>
+        </w:rPr>
+        <w:t xml:space="preserve">LEY 29571, CÓDIGO DE PROTECCIÓN Y DEFENSA DEL CONSUMIDOR, publicado el 2 de setiembre de 2010 y modificado por Decreto Legislativo 1308 </w:t>
+      </w:r>
+    </w:p>
+    <w:p>
+      <w:pPr>
         <w:tabs>
           <w:tab w:val="left" w:pos="567"/>
         </w:tabs>
-        <w:ind w:left="567" w:right="-1" w:hanging="567"/>
-        <w:jc w:val="both"/>
-        <w:rPr>
-          <w:rFonts w:ascii="Arial Narrow" w:eastAsia="Arial Narrow" w:hAnsi="Arial Narrow" w:cs="Arial Narrow"/>
-          <w:sz w:val="16"/>
-          <w:szCs w:val="16"/>
-        </w:rPr>
-      </w:pPr>
-    </w:p>
-  </w:footnote>
-  <w:footnote w:id="6">
-    <w:p>
-      <w:pPr>
-        <w:pStyle w:val="Textonotapie"/>
+        <w:spacing w:after="0" w:line="240" w:lineRule="auto"/>
         <w:ind w:left="567" w:hanging="567"/>
         <w:jc w:val="both"/>
         <w:rPr>
@@ -6986,715 +7859,12 @@
       </w:pPr>
       <w:r>
         <w:rPr>
-          <w:rStyle w:val="Refdenotaalpie"/>
-          <w:rFonts w:ascii="Arial Narrow" w:eastAsia="Arial Narrow" w:hAnsi="Arial Narrow" w:cs="Arial Narrow"/>
-          <w:sz w:val="16"/>
-          <w:szCs w:val="16"/>
-          <w:vertAlign w:val="superscript"/>
-        </w:rPr>
-        <w:footnoteRef/>
-      </w:r>
-      <w:r>
-        <w:rPr>
-          <w:rFonts w:ascii="Arial Narrow" w:eastAsia="Arial Narrow" w:hAnsi="Arial Narrow" w:cs="Arial Narrow"/>
-          <w:sz w:val="16"/>
-          <w:szCs w:val="16"/>
-        </w:rPr>
-        <w:t xml:space="preserve"> </w:t>
-      </w:r>
-      <w:r>
-        <w:rPr>
           <w:rFonts w:ascii="Arial Narrow" w:eastAsia="Arial Narrow" w:hAnsi="Arial Narrow" w:cs="Arial Narrow"/>
           <w:sz w:val="16"/>
           <w:szCs w:val="16"/>
         </w:rPr>
         <w:tab/>
-        <w:t xml:space="preserve">El número de trabajadores se atenderá siempre que la empresa haya sido constituida antes de la vigencia de la Ley </w:t>
-      </w:r>
-      <w:proofErr w:type="spellStart"/>
-      <w:r>
-        <w:rPr>
-          <w:rFonts w:ascii="Arial Narrow" w:eastAsia="Arial Narrow" w:hAnsi="Arial Narrow" w:cs="Arial Narrow"/>
-          <w:sz w:val="16"/>
-          <w:szCs w:val="16"/>
-        </w:rPr>
-        <w:t/>
-      </w:r>
-      <w:proofErr w:type="spellEnd"/>
-      <w:r>
-        <w:rPr>
-          <w:rFonts w:ascii="Arial Narrow" w:eastAsia="Arial Narrow" w:hAnsi="Arial Narrow" w:cs="Arial Narrow"/>
-          <w:sz w:val="16"/>
-          <w:szCs w:val="16"/>
-        </w:rPr>
-        <w:t xml:space="preserve"> 30056, publicada el 2 de julio de 2013, que modificó el artículo 5 del Texto Único Ordenado de la Ley de Promoción de la Competitividad, Formalización y Desarrollo de la Micro y Pequeña Empresa y de Acceso al Empleo Decente (LEY MYPE). Ello, en la medida que la Tercera Disposición Complementaria Transitoria de la norma modificatoria precisa que las empresas constituidas antes de la entrada en vigencia de dicha Ley se rigen por los requisitos de acogimiento al régimen de las micro y pequeñas empresas regulados en el Decreto Legislativo 1086.</w:t>
-      </w:r>
-    </w:p>
-    <w:p>
-      <w:pPr>
-        <w:pStyle w:val="Textonotapie"/>
-        <w:ind w:left="567" w:hanging="567"/>
-        <w:jc w:val="both"/>
-        <w:rPr>
-          <w:rFonts w:ascii="Arial Narrow" w:eastAsia="Arial Narrow" w:hAnsi="Arial Narrow" w:cs="Arial Narrow"/>
-          <w:sz w:val="16"/>
-          <w:szCs w:val="16"/>
-        </w:rPr>
-      </w:pPr>
-    </w:p>
-  </w:footnote>
-  <w:footnote w:id="7">
-    <w:p>
-      <w:pPr>
-        <w:pStyle w:val="Textonotapie"/>
-        <w:ind w:left="567" w:hanging="567"/>
-        <w:jc w:val="both"/>
-        <w:rPr>
-          <w:rFonts w:ascii="Arial Narrow" w:eastAsia="Arial Narrow" w:hAnsi="Arial Narrow" w:cs="Arial Narrow"/>
-          <w:sz w:val="16"/>
-          <w:szCs w:val="16"/>
-        </w:rPr>
-      </w:pPr>
-      <w:r>
-        <w:rPr>
-          <w:rStyle w:val="Refdenotaalpie"/>
-          <w:rFonts w:ascii="Arial Narrow" w:eastAsia="Arial Narrow" w:hAnsi="Arial Narrow" w:cs="Arial Narrow"/>
-          <w:sz w:val="16"/>
-          <w:szCs w:val="16"/>
-          <w:vertAlign w:val="superscript"/>
-        </w:rPr>
-        <w:footnoteRef/>
-      </w:r>
-      <w:r>
-        <w:rPr>
-          <w:rFonts w:ascii="Arial Narrow" w:eastAsia="Arial Narrow" w:hAnsi="Arial Narrow" w:cs="Arial Narrow"/>
-          <w:sz w:val="16"/>
-          <w:szCs w:val="16"/>
-        </w:rPr>
-        <w:t xml:space="preserve"> </w:t>
-      </w:r>
-      <w:r>
-        <w:rPr>
-          <w:rFonts w:ascii="Arial Narrow" w:eastAsia="Arial Narrow" w:hAnsi="Arial Narrow" w:cs="Arial Narrow"/>
-          <w:sz w:val="16"/>
-          <w:szCs w:val="16"/>
-        </w:rPr>
-        <w:tab/>
-      </w:r>
-      <w:r>
-        <w:rPr>
-          <w:rFonts w:ascii="Arial Narrow" w:eastAsia="Arial Narrow" w:hAnsi="Arial Narrow" w:cs="Arial Narrow"/>
-          <w:b/>
-          <w:sz w:val="16"/>
-          <w:szCs w:val="16"/>
-        </w:rPr>
-        <w:t>LEY 29571, CÓDIGO DE PROTECCIÓN Y DEFENSA DEL CONSUMIDOR</w:t>
-      </w:r>
-      <w:r>
-        <w:rPr>
-          <w:rFonts w:ascii="Arial Narrow" w:eastAsia="Arial Narrow" w:hAnsi="Arial Narrow" w:cs="Arial Narrow"/>
-          <w:b/>
-          <w:bCs/>
-          <w:sz w:val="16"/>
-          <w:szCs w:val="16"/>
-        </w:rPr>
-        <w:t xml:space="preserve">, </w:t>
-      </w:r>
-      <w:r>
-        <w:rPr>
-          <w:rFonts w:ascii="Arial Narrow" w:eastAsia="Arial Narrow" w:hAnsi="Arial Narrow" w:cs="Arial Narrow"/>
-          <w:b/>
-          <w:sz w:val="16"/>
-          <w:szCs w:val="16"/>
-        </w:rPr>
-        <w:t>publicado el 2 de setiembre de 2010 y modificado por Decreto Legislativo 1308</w:t>
-      </w:r>
-    </w:p>
-    <w:p>
-      <w:pPr>
-        <w:pStyle w:val="Textonotapie"/>
-        <w:ind w:left="567" w:hanging="567"/>
-        <w:jc w:val="both"/>
-        <w:rPr>
-          <w:rFonts w:ascii="Arial Narrow" w:eastAsia="Arial Narrow" w:hAnsi="Arial Narrow" w:cs="Arial Narrow"/>
-          <w:b/>
-          <w:bCs/>
-          <w:sz w:val="16"/>
-          <w:szCs w:val="16"/>
-        </w:rPr>
-      </w:pPr>
-      <w:r>
-        <w:rPr>
-          <w:rFonts w:ascii="Arial Narrow" w:eastAsia="Arial Narrow" w:hAnsi="Arial Narrow" w:cs="Arial Narrow"/>
-          <w:sz w:val="16"/>
-          <w:szCs w:val="16"/>
-        </w:rPr>
-        <w:tab/>
-      </w:r>
-      <w:r>
-        <w:rPr>
-          <w:rFonts w:ascii="Arial Narrow" w:eastAsia="Arial Narrow" w:hAnsi="Arial Narrow" w:cs="Arial Narrow"/>
-          <w:b/>
-          <w:bCs/>
-          <w:sz w:val="16"/>
-          <w:szCs w:val="16"/>
-        </w:rPr>
-        <w:t>Artículo 110.- Sanciones Administrativas</w:t>
-      </w:r>
-    </w:p>
-    <w:p>
-      <w:pPr>
-        <w:autoSpaceDE w:val="0"/>
-        <w:autoSpaceDN w:val="0"/>
-        <w:adjustRightInd w:val="0"/>
-        <w:spacing w:after="0" w:line="240" w:lineRule="auto"/>
-        <w:ind w:left="567"/>
-        <w:jc w:val="both"/>
-        <w:rPr>
-          <w:rFonts w:ascii="Arial Narrow" w:eastAsia="Arial Narrow" w:hAnsi="Arial Narrow" w:cs="Arial Narrow"/>
-          <w:sz w:val="16"/>
-          <w:szCs w:val="16"/>
-          <w:lang w:eastAsia="es-PE"/>
-        </w:rPr>
-      </w:pPr>
-      <w:r>
-        <w:rPr>
-          <w:rFonts w:ascii="Arial Narrow" w:eastAsia="Arial Narrow" w:hAnsi="Arial Narrow" w:cs="Arial Narrow"/>
-          <w:sz w:val="16"/>
-          <w:szCs w:val="16"/>
-          <w:lang w:eastAsia="es-PE"/>
-        </w:rPr>
-        <w:t>(…)</w:t>
-      </w:r>
-    </w:p>
-    <w:p>
-      <w:pPr>
-        <w:autoSpaceDE w:val="0"/>
-        <w:autoSpaceDN w:val="0"/>
-        <w:adjustRightInd w:val="0"/>
-        <w:spacing w:after="0" w:line="240" w:lineRule="auto"/>
-        <w:ind w:left="567"/>
-        <w:jc w:val="both"/>
-        <w:rPr>
-          <w:rFonts w:ascii="Arial Narrow" w:eastAsia="Arial Narrow" w:hAnsi="Arial Narrow" w:cs="Arial Narrow"/>
-          <w:sz w:val="16"/>
-          <w:szCs w:val="16"/>
-          <w:lang w:eastAsia="es-PE"/>
-        </w:rPr>
-      </w:pPr>
-      <w:r>
-        <w:rPr>
-          <w:rFonts w:ascii="Arial Narrow" w:eastAsia="Arial Narrow" w:hAnsi="Arial Narrow" w:cs="Arial Narrow"/>
-          <w:sz w:val="16"/>
-          <w:szCs w:val="16"/>
-          <w:lang w:eastAsia="es-PE"/>
-        </w:rPr>
-        <w:t>En el caso de las microempresas, la multa no puede superar el diez por ciento (10%) de las ventas o ingresos brutos percibidos por el infractor, relativos a todas sus actividades económicas, correspondientes al ejercicio inmediato anterior al de la expedición de la resolución de primera instancia, siempre que se haya acreditado dichos ingresos, no se encuentre en una situación de reincidencia y el caso no verse sobre la vida, salud o integridad de los consumidores. Para el caso de las pequeñas empresas, la multa no puede superar el veinte por ciento (20%) de las ventas o ingresos brutos percibidos por el infractor, conforme a los requisitos señalados anteriormente.</w:t>
-      </w:r>
-    </w:p>
-    <w:p>
-      <w:pPr>
-        <w:autoSpaceDE w:val="0"/>
-        <w:autoSpaceDN w:val="0"/>
-        <w:adjustRightInd w:val="0"/>
-        <w:spacing w:after="0" w:line="240" w:lineRule="auto"/>
-        <w:ind w:left="567"/>
-        <w:jc w:val="both"/>
-        <w:rPr>
-          <w:rFonts w:ascii="Arial Narrow" w:eastAsia="Arial Narrow" w:hAnsi="Arial Narrow" w:cs="Arial Narrow"/>
-          <w:sz w:val="16"/>
-          <w:szCs w:val="16"/>
-          <w:lang w:eastAsia="es-PE"/>
-        </w:rPr>
-      </w:pPr>
-      <w:r>
-        <w:rPr>
-          <w:rFonts w:ascii="Arial Narrow" w:eastAsia="Arial Narrow" w:hAnsi="Arial Narrow" w:cs="Arial Narrow"/>
-          <w:sz w:val="16"/>
-          <w:szCs w:val="16"/>
-          <w:lang w:eastAsia="es-PE"/>
-        </w:rPr>
-        <w:t>(…).</w:t>
-      </w:r>
-    </w:p>
-    <w:p>
-      <w:pPr>
-        <w:pStyle w:val="Textonotapie"/>
-        <w:ind w:left="567" w:hanging="567"/>
-        <w:jc w:val="both"/>
-        <w:rPr>
-          <w:rFonts w:ascii="Arial Narrow" w:eastAsia="Arial Narrow" w:hAnsi="Arial Narrow" w:cs="Arial Narrow"/>
-          <w:sz w:val="16"/>
-          <w:szCs w:val="16"/>
-        </w:rPr>
-      </w:pPr>
-    </w:p>
-  </w:footnote>
-  <w:footnote w:id="13">
-    <w:p>
-      <w:pPr>
-        <w:pStyle w:val="Textonotapie"/>
-        <w:ind w:left="567" w:hanging="567"/>
-        <w:jc w:val="both"/>
-        <w:rPr>
-          <w:rFonts w:ascii="Arial Narrow" w:eastAsia="Arial Narrow" w:hAnsi="Arial Narrow" w:cs="Arial Narrow"/>
-          <w:sz w:val="16"/>
-          <w:szCs w:val="16"/>
-        </w:rPr>
-      </w:pPr>
-      <w:r>
-        <w:rPr>
-          <w:rStyle w:val="Refdenotaalpie"/>
-          <w:rFonts w:ascii="Arial Narrow" w:eastAsia="Arial Narrow" w:hAnsi="Arial Narrow" w:cs="Arial Narrow"/>
-          <w:sz w:val="16"/>
-          <w:szCs w:val="16"/>
-          <w:vertAlign w:val="superscript"/>
-        </w:rPr>
-        <w:footnoteRef/>
-      </w:r>
-      <w:r>
-        <w:rPr>
-          <w:rFonts w:ascii="Arial Narrow" w:eastAsia="Arial Narrow" w:hAnsi="Arial Narrow" w:cs="Arial Narrow"/>
-          <w:sz w:val="16"/>
-          <w:szCs w:val="16"/>
-        </w:rPr>
-        <w:tab/>
-      </w:r>
-      <w:r>
-        <w:rPr>
-          <w:rFonts w:ascii="Arial Narrow" w:eastAsia="Arial Narrow" w:hAnsi="Arial Narrow" w:cs="Arial Narrow"/>
-          <w:b/>
-          <w:bCs/>
-          <w:sz w:val="16"/>
-          <w:szCs w:val="16"/>
-        </w:rPr>
-        <w:t xml:space="preserve">DECRETO LEGISLATIVO 807, LEY SOBRE FACULTADES, NORMAS Y ORGANIZACIÓN DEL INDECOPI, publicado el 18 de abril de 1996</w:t>
-      </w:r>
-    </w:p>
-    <w:p>
-      <w:pPr>
-        <w:pStyle w:val="Textonotapie"/>
-        <w:ind w:left="567" w:hanging="567"/>
-        <w:jc w:val="both"/>
-        <w:rPr>
-          <w:rFonts w:ascii="Arial Narrow" w:eastAsia="Arial Narrow" w:hAnsi="Arial Narrow" w:cs="Arial Narrow"/>
-          <w:sz w:val="16"/>
-          <w:szCs w:val="16"/>
-        </w:rPr>
-      </w:pPr>
-      <w:r>
-        <w:rPr>
-          <w:rFonts w:ascii="Arial Narrow" w:eastAsia="Arial Narrow" w:hAnsi="Arial Narrow" w:cs="Arial Narrow"/>
-          <w:sz w:val="16"/>
-          <w:szCs w:val="16"/>
-        </w:rPr>
-        <w:tab/>
-      </w:r>
-      <w:r>
-        <w:rPr>
-          <w:rFonts w:ascii="Arial Narrow" w:eastAsia="Arial Narrow" w:hAnsi="Arial Narrow" w:cs="Arial Narrow"/>
-          <w:b/>
-          <w:bCs/>
-          <w:sz w:val="16"/>
-          <w:szCs w:val="16"/>
-        </w:rPr>
-        <w:t xml:space="preserve">Artículo 26.-</w:t>
-      </w:r>
-      <w:r>
-        <w:rPr>
-          <w:rFonts w:ascii="Arial Narrow" w:eastAsia="Arial Narrow" w:hAnsi="Arial Narrow" w:cs="Arial Narrow"/>
-          <w:sz w:val="16"/>
-          <w:szCs w:val="16"/>
-        </w:rPr>
-        <w:t xml:space="preserve"> Una vez admitida a trámite la denuncia, se correrá traslado de la misma al denunciado, a fin de que éste presente su descargo. El plazo para la presentación del descargo será de cinco (5) días contados desde la notificación, vencido el cual, el Secretario Técnico declarará en rebeldía al denunciado que no lo hubiera presentado.</w:t>
-      </w:r>
-    </w:p>
-    <w:p>
-      <w:pPr>
-        <w:pStyle w:val="Textonotapie"/>
-        <w:ind w:left="567" w:hanging="567"/>
-        <w:jc w:val="both"/>
-        <w:rPr>
-          <w:rFonts w:ascii="Arial Narrow" w:eastAsia="Arial Narrow" w:hAnsi="Arial Narrow" w:cs="Arial Narrow"/>
-          <w:sz w:val="16"/>
-          <w:szCs w:val="16"/>
-        </w:rPr>
-      </w:pPr>
-    </w:p>
-  </w:footnote>
-  <w:footnote w:id="14">
-    <w:p>
-      <w:pPr>
-        <w:pStyle w:val="Textonotapie"/>
-        <w:ind w:left="567" w:hanging="567"/>
-        <w:jc w:val="both"/>
-        <w:rPr>
-          <w:rFonts w:ascii="Arial Narrow" w:eastAsia="Arial Narrow" w:hAnsi="Arial Narrow" w:cs="Arial Narrow"/>
-          <w:sz w:val="16"/>
-          <w:szCs w:val="16"/>
-        </w:rPr>
-      </w:pPr>
-      <w:r>
-        <w:rPr>
-          <w:rStyle w:val="Refdenotaalpie"/>
-          <w:rFonts w:ascii="Arial Narrow" w:eastAsia="Arial Narrow" w:hAnsi="Arial Narrow" w:cs="Arial Narrow"/>
-          <w:sz w:val="16"/>
-          <w:szCs w:val="16"/>
-          <w:vertAlign w:val="superscript"/>
-        </w:rPr>
-        <w:footnoteRef/>
-      </w:r>
-      <w:r>
-        <w:rPr>
-          <w:rFonts w:ascii="Arial Narrow" w:eastAsia="Arial Narrow" w:hAnsi="Arial Narrow" w:cs="Arial Narrow"/>
-          <w:sz w:val="16"/>
-          <w:szCs w:val="16"/>
-        </w:rPr>
-        <w:tab/>
-      </w:r>
-      <w:r>
-        <w:rPr>
-          <w:rFonts w:ascii="Arial Narrow" w:eastAsia="Arial Narrow" w:hAnsi="Arial Narrow" w:cs="Arial Narrow"/>
-          <w:b/>
-          <w:bCs/>
-          <w:sz w:val="16"/>
-          <w:szCs w:val="16"/>
-        </w:rPr>
-        <w:t xml:space="preserve">DECRETO SUPREMO 006-2026-JUS, TEXTO ÚNICO ORDENADO DE LA LEY 27444, LEY DEL PROCEDIMIENTO ADMINISTRATIVO GENERAL, publicado el 30 de abril de 2026</w:t>
-      </w:r>
-    </w:p>
-    <w:p>
-      <w:pPr>
-        <w:pStyle w:val="Textonotapie"/>
-        <w:ind w:left="567" w:hanging="567"/>
-        <w:jc w:val="both"/>
-        <w:rPr>
-          <w:rFonts w:ascii="Arial Narrow" w:eastAsia="Arial Narrow" w:hAnsi="Arial Narrow" w:cs="Arial Narrow"/>
-          <w:sz w:val="16"/>
-          <w:szCs w:val="16"/>
-        </w:rPr>
-      </w:pPr>
-      <w:r>
-        <w:rPr>
-          <w:rFonts w:ascii="Arial Narrow" w:eastAsia="Arial Narrow" w:hAnsi="Arial Narrow" w:cs="Arial Narrow"/>
-          <w:sz w:val="16"/>
-          <w:szCs w:val="16"/>
-        </w:rPr>
-        <w:tab/>
-      </w:r>
-      <w:r>
-        <w:rPr>
-          <w:rFonts w:ascii="Arial Narrow" w:eastAsia="Arial Narrow" w:hAnsi="Arial Narrow" w:cs="Arial Narrow"/>
-          <w:b/>
-          <w:bCs/>
-          <w:sz w:val="16"/>
-          <w:szCs w:val="16"/>
-        </w:rPr>
-        <w:t xml:space="preserve">Artículo 223.- Contestación de la reclamación</w:t>
-      </w:r>
-    </w:p>
-    <w:p>
-      <w:pPr>
-        <w:pStyle w:val="Textonotapie"/>
-        <w:ind w:left="567" w:hanging="567"/>
-        <w:jc w:val="both"/>
-        <w:rPr>
-          <w:rFonts w:ascii="Arial Narrow" w:eastAsia="Arial Narrow" w:hAnsi="Arial Narrow" w:cs="Arial Narrow"/>
-          <w:sz w:val="16"/>
-          <w:szCs w:val="16"/>
-        </w:rPr>
-      </w:pPr>
-      <w:r>
-        <w:rPr>
-          <w:rFonts w:ascii="Arial Narrow" w:eastAsia="Arial Narrow" w:hAnsi="Arial Narrow" w:cs="Arial Narrow"/>
-          <w:sz w:val="16"/>
-          <w:szCs w:val="16"/>
-        </w:rPr>
-        <w:tab/>
-      </w:r>
-      <w:r>
-        <w:rPr>
-          <w:rFonts w:ascii="Arial Narrow" w:eastAsia="Arial Narrow" w:hAnsi="Arial Narrow" w:cs="Arial Narrow"/>
-          <w:sz w:val="16"/>
-          <w:szCs w:val="16"/>
-        </w:rPr>
-        <w:t xml:space="preserve">223.1 El reclamado deberá presentar la contestación de la reclamación dentro de los quince (15) días posteriores a la notificación de ésta; vencido este plazo, la Administración declarará en rebeldía al reclamado que no la hubiera presentado. La contestación deberá contener los requisitos de los escritos previstos en el artículo 113 de la presente Ley, así como la absolución de todos los asuntos controvertidos de hecho y de derecho, Las alegaciones y los hechos relevantes de la reclamación, salvo que hayan sido específicamente negadas en la contestación, se tendrán por aceptadas o merituadas como ciertas.</w:t>
-      </w:r>
-    </w:p>
-    <w:p>
-      <w:pPr>
-        <w:pStyle w:val="Textonotapie"/>
-        <w:ind w:left="567" w:hanging="567"/>
-        <w:jc w:val="both"/>
-        <w:rPr>
-          <w:rFonts w:ascii="Arial Narrow" w:eastAsia="Arial Narrow" w:hAnsi="Arial Narrow" w:cs="Arial Narrow"/>
-          <w:sz w:val="16"/>
-          <w:szCs w:val="16"/>
-        </w:rPr>
-      </w:pPr>
-    </w:p>
-  </w:footnote>
-  <w:footnote w:id="8">
-    <w:p>
-      <w:pPr>
-        <w:spacing w:after="0" w:line="240" w:lineRule="auto"/>
-        <w:ind w:left="567" w:hanging="567"/>
-        <w:jc w:val="both"/>
-        <w:rPr>
-          <w:rFonts w:ascii="Arial Narrow" w:eastAsia="Arial Narrow" w:hAnsi="Arial Narrow" w:cs="Arial Narrow"/>
-          <w:sz w:val="16"/>
-          <w:szCs w:val="16"/>
-        </w:rPr>
-      </w:pPr>
-      <w:r>
-        <w:rPr>
-          <w:rStyle w:val="Refdenotaalpie"/>
-          <w:rFonts w:ascii="Arial Narrow" w:eastAsia="Arial Narrow" w:hAnsi="Arial Narrow" w:cs="Arial Narrow"/>
-          <w:sz w:val="16"/>
-          <w:szCs w:val="16"/>
-          <w:vertAlign w:val="superscript"/>
-        </w:rPr>
-        <w:footnoteRef/>
-      </w:r>
-      <w:r>
-        <w:rPr>
-          <w:rFonts w:ascii="Arial Narrow" w:eastAsia="Arial Narrow" w:hAnsi="Arial Narrow" w:cs="Arial Narrow"/>
-          <w:sz w:val="16"/>
-          <w:szCs w:val="16"/>
-          <w:vertAlign w:val="superscript"/>
-        </w:rPr>
-        <w:t xml:space="preserve"> </w:t>
-      </w:r>
-      <w:r>
-        <w:rPr>
-          <w:rFonts w:ascii="Arial Narrow" w:eastAsia="Arial Narrow" w:hAnsi="Arial Narrow" w:cs="Arial Narrow"/>
-          <w:sz w:val="16"/>
-          <w:szCs w:val="16"/>
-        </w:rPr>
-        <w:t xml:space="preserve"> </w:t>
-      </w:r>
-      <w:r>
-        <w:rPr>
-          <w:rFonts w:ascii="Arial Narrow" w:eastAsia="Arial Narrow" w:hAnsi="Arial Narrow" w:cs="Arial Narrow"/>
-          <w:sz w:val="16"/>
-          <w:szCs w:val="16"/>
-        </w:rPr>
-        <w:tab/>
-      </w:r>
-      <w:r>
-        <w:rPr>
-          <w:rFonts w:ascii="Arial Narrow" w:eastAsia="Arial Narrow" w:hAnsi="Arial Narrow" w:cs="Arial Narrow"/>
-          <w:b/>
-          <w:sz w:val="16"/>
-          <w:szCs w:val="16"/>
-        </w:rPr>
-        <w:t>LEY 29571, CÓDIGO DE PROTECCIÓN Y DEFENSA DEL CONSUMIDOR</w:t>
-      </w:r>
-      <w:r>
-        <w:rPr>
-          <w:rFonts w:ascii="Arial Narrow" w:eastAsia="Arial Narrow" w:hAnsi="Arial Narrow" w:cs="Arial Narrow"/>
-          <w:b/>
-          <w:bCs/>
-          <w:sz w:val="16"/>
-          <w:szCs w:val="16"/>
-        </w:rPr>
-        <w:t xml:space="preserve">, </w:t>
-      </w:r>
-      <w:r>
-        <w:rPr>
-          <w:rFonts w:ascii="Arial Narrow" w:eastAsia="Arial Narrow" w:hAnsi="Arial Narrow" w:cs="Arial Narrow"/>
-          <w:b/>
-          <w:sz w:val="16"/>
-          <w:szCs w:val="16"/>
-        </w:rPr>
-        <w:t>publicado el 2 de setiembre de 2010 y modificado por Decreto Legislativo 1308</w:t>
-      </w:r>
-    </w:p>
-    <w:p>
-      <w:pPr>
-        <w:spacing w:after="0" w:line="240" w:lineRule="auto"/>
-        <w:ind w:left="567" w:hanging="567"/>
-        <w:jc w:val="both"/>
-        <w:rPr>
-          <w:rFonts w:ascii="Arial Narrow" w:eastAsia="Arial Narrow" w:hAnsi="Arial Narrow" w:cs="Arial Narrow"/>
-          <w:b/>
-          <w:sz w:val="16"/>
-          <w:szCs w:val="16"/>
-        </w:rPr>
-      </w:pPr>
-      <w:r>
-        <w:rPr>
-          <w:rFonts w:ascii="Arial Narrow" w:eastAsia="Arial Narrow" w:hAnsi="Arial Narrow" w:cs="Arial Narrow"/>
-          <w:b/>
-          <w:sz w:val="16"/>
-          <w:szCs w:val="16"/>
-        </w:rPr>
-        <w:tab/>
-        <w:t>Artículo 110.- Sanciones administrativas</w:t>
-      </w:r>
-    </w:p>
-    <w:p>
-      <w:pPr>
-        <w:spacing w:after="0" w:line="240" w:lineRule="auto"/>
-        <w:ind w:left="567"/>
-        <w:jc w:val="both"/>
-        <w:rPr>
-          <w:rFonts w:ascii="Arial Narrow" w:eastAsia="Arial Narrow" w:hAnsi="Arial Narrow" w:cs="Arial Narrow"/>
-          <w:sz w:val="16"/>
-          <w:szCs w:val="16"/>
-        </w:rPr>
-      </w:pPr>
-      <w:r>
-        <w:rPr>
-          <w:rFonts w:ascii="Arial Narrow" w:eastAsia="Arial Narrow" w:hAnsi="Arial Narrow" w:cs="Arial Narrow"/>
-          <w:sz w:val="16"/>
-          <w:szCs w:val="16"/>
-        </w:rPr>
-        <w:t>El órgano resolutivo puede sancionar las infracciones administrativas a que se refiere el artículo 108 con amonestación y multas de hasta cuatrocientos cincuenta (450) Unidades Impositivas Tributarias (UIT), las cuales son calificadas de la siguiente manera:</w:t>
-      </w:r>
-    </w:p>
-    <w:p>
-      <w:pPr>
-        <w:numPr>
-          <w:ilvl w:val="0"/>
-          <w:numId w:val="2"/>
-        </w:numPr>
-        <w:spacing w:after="0" w:line="240" w:lineRule="auto"/>
-        <w:ind w:left="426" w:firstLine="141"/>
-        <w:jc w:val="both"/>
-        <w:rPr>
-          <w:rFonts w:ascii="Arial Narrow" w:eastAsia="Arial Narrow" w:hAnsi="Arial Narrow" w:cs="Arial Narrow"/>
-          <w:sz w:val="16"/>
-          <w:szCs w:val="16"/>
-        </w:rPr>
-      </w:pPr>
-      <w:r>
-        <w:rPr>
-          <w:rFonts w:ascii="Arial Narrow" w:eastAsia="Arial Narrow" w:hAnsi="Arial Narrow" w:cs="Arial Narrow"/>
-          <w:sz w:val="16"/>
-          <w:szCs w:val="16"/>
-        </w:rPr>
-        <w:t>Infracciones leves, con una amonestación o con una multa de hasta cincuenta (50) UIT.</w:t>
-      </w:r>
-    </w:p>
-    <w:p>
-      <w:pPr>
-        <w:numPr>
-          <w:ilvl w:val="0"/>
-          <w:numId w:val="2"/>
-        </w:numPr>
-        <w:spacing w:after="0" w:line="240" w:lineRule="auto"/>
-        <w:ind w:left="426" w:firstLine="141"/>
-        <w:jc w:val="both"/>
-        <w:rPr>
-          <w:rFonts w:ascii="Arial Narrow" w:eastAsia="Arial Narrow" w:hAnsi="Arial Narrow" w:cs="Arial Narrow"/>
-          <w:sz w:val="16"/>
-          <w:szCs w:val="16"/>
-        </w:rPr>
-      </w:pPr>
-      <w:r>
-        <w:rPr>
-          <w:rFonts w:ascii="Arial Narrow" w:eastAsia="Arial Narrow" w:hAnsi="Arial Narrow" w:cs="Arial Narrow"/>
-          <w:sz w:val="16"/>
-          <w:szCs w:val="16"/>
-        </w:rPr>
-        <w:t>Infracciones graves, con una multa de hasta ciento cincuenta (150) UIT.</w:t>
-      </w:r>
-    </w:p>
-    <w:p>
-      <w:pPr>
-        <w:numPr>
-          <w:ilvl w:val="0"/>
-          <w:numId w:val="2"/>
-        </w:numPr>
-        <w:spacing w:after="0" w:line="240" w:lineRule="auto"/>
-        <w:ind w:left="426" w:firstLine="141"/>
-        <w:jc w:val="both"/>
-        <w:rPr>
-          <w:rFonts w:ascii="Arial Narrow" w:eastAsia="Arial Narrow" w:hAnsi="Arial Narrow" w:cs="Arial Narrow"/>
-          <w:sz w:val="16"/>
-          <w:szCs w:val="16"/>
-        </w:rPr>
-      </w:pPr>
-      <w:r>
-        <w:rPr>
-          <w:rFonts w:ascii="Arial Narrow" w:eastAsia="Arial Narrow" w:hAnsi="Arial Narrow" w:cs="Arial Narrow"/>
-          <w:sz w:val="16"/>
-          <w:szCs w:val="16"/>
-        </w:rPr>
-        <w:t>Infracciones muy graves, con una multa de hasta cuatrocientos cincuenta (450) UIT.</w:t>
-      </w:r>
-    </w:p>
-    <w:p>
-      <w:pPr>
-        <w:spacing w:after="0" w:line="240" w:lineRule="auto"/>
-        <w:ind w:left="567"/>
-        <w:jc w:val="both"/>
-        <w:rPr>
-          <w:rFonts w:ascii="Arial Narrow" w:eastAsia="Arial Narrow" w:hAnsi="Arial Narrow" w:cs="Arial Narrow"/>
-          <w:sz w:val="16"/>
-          <w:szCs w:val="16"/>
-        </w:rPr>
-      </w:pPr>
-      <w:r>
-        <w:rPr>
-          <w:rFonts w:ascii="Arial Narrow" w:eastAsia="Arial Narrow" w:hAnsi="Arial Narrow" w:cs="Arial Narrow"/>
-          <w:sz w:val="16"/>
-          <w:szCs w:val="16"/>
-        </w:rPr>
-        <w:t>(…).</w:t>
-      </w:r>
-    </w:p>
-    <w:p>
-      <w:pPr>
-        <w:spacing w:after="0" w:line="240" w:lineRule="auto"/>
-        <w:ind w:left="567" w:hanging="567"/>
-        <w:jc w:val="both"/>
-        <w:rPr>
-          <w:rFonts w:ascii="Arial Narrow" w:eastAsia="Arial Narrow" w:hAnsi="Arial Narrow" w:cs="Arial Narrow"/>
-          <w:sz w:val="16"/>
-          <w:szCs w:val="16"/>
-        </w:rPr>
-      </w:pPr>
-    </w:p>
-  </w:footnote>
-  <w:footnote w:id="9">
-    <w:p>
-      <w:pPr>
-        <w:spacing w:after="0" w:line="240" w:lineRule="auto"/>
-        <w:ind w:left="567" w:hanging="567"/>
-        <w:jc w:val="both"/>
-        <w:rPr>
-          <w:rFonts w:ascii="Arial Narrow" w:eastAsia="Arial Narrow" w:hAnsi="Arial Narrow" w:cs="Arial Narrow"/>
-          <w:sz w:val="16"/>
-          <w:szCs w:val="16"/>
-        </w:rPr>
-      </w:pPr>
-      <w:r>
-        <w:rPr>
-          <w:rStyle w:val="Refdenotaalpie"/>
-          <w:rFonts w:ascii="Arial Narrow" w:eastAsia="Arial Narrow" w:hAnsi="Arial Narrow" w:cs="Arial Narrow"/>
-          <w:sz w:val="16"/>
-          <w:szCs w:val="16"/>
-          <w:vertAlign w:val="superscript"/>
-        </w:rPr>
-        <w:footnoteRef/>
-      </w:r>
-      <w:r>
-        <w:rPr>
-          <w:rFonts w:ascii="Arial Narrow" w:eastAsia="Arial Narrow" w:hAnsi="Arial Narrow" w:cs="Arial Narrow"/>
-          <w:sz w:val="16"/>
-          <w:szCs w:val="16"/>
-        </w:rPr>
-        <w:t xml:space="preserve"> </w:t>
-      </w:r>
-      <w:r>
-        <w:rPr>
-          <w:rFonts w:ascii="Arial Narrow" w:eastAsia="Arial Narrow" w:hAnsi="Arial Narrow" w:cs="Arial Narrow"/>
-          <w:sz w:val="16"/>
-          <w:szCs w:val="16"/>
-        </w:rPr>
-        <w:tab/>
+        <w:t xml:space="preserve"/>
       </w:r>
       <w:r>
         <w:rPr>
@@ -7767,18 +7937,6 @@
         <w:tab/>
         <w:t>Las medidas correctivas complementarias pueden dictarse de oficio o a pedido de parte.</w:t>
       </w:r>
-    </w:p>
-    <w:p>
-      <w:pPr>
-        <w:spacing w:after="0" w:line="240" w:lineRule="auto"/>
-        <w:ind w:left="567" w:hanging="567"/>
-        <w:jc w:val="both"/>
-        <w:rPr>
-          <w:rFonts w:ascii="Arial Narrow" w:eastAsia="Arial Narrow" w:hAnsi="Arial Narrow" w:cs="Arial Narrow"/>
-          <w:sz w:val="16"/>
-          <w:szCs w:val="16"/>
-        </w:rPr>
-      </w:pPr>
     </w:p>
     <w:p>
       <w:pPr>
@@ -7993,8 +8151,12 @@
     </w:p>
     <w:p>
       <w:pPr>
-        <w:pStyle w:val="Sinespaciado"/>
-        <w:ind w:firstLine="567"/>
+        <w:numPr>
+          <w:ilvl w:val="0"/>
+          <w:numId w:val="1"/>
+        </w:numPr>
+        <w:spacing w:after="0" w:line="240" w:lineRule="auto"/>
+        <w:ind w:left="567" w:firstLine="0"/>
         <w:jc w:val="both"/>
         <w:rPr>
           <w:rFonts w:ascii="Arial Narrow" w:eastAsia="Arial Narrow" w:hAnsi="Arial Narrow" w:cs="Arial Narrow"/>
@@ -8013,8 +8175,12 @@
     </w:p>
     <w:p>
       <w:pPr>
-        <w:pStyle w:val="Sinespaciado"/>
-        <w:ind w:firstLine="567"/>
+        <w:numPr>
+          <w:ilvl w:val="0"/>
+          <w:numId w:val="1"/>
+        </w:numPr>
+        <w:spacing w:after="0" w:line="240" w:lineRule="auto"/>
+        <w:ind w:left="567" w:firstLine="0"/>
         <w:jc w:val="both"/>
         <w:rPr>
           <w:rFonts w:ascii="Arial Narrow" w:eastAsia="Arial Narrow" w:hAnsi="Arial Narrow" w:cs="Arial Narrow"/>
@@ -8158,18 +8324,6 @@
         <w:jc w:val="both"/>
         <w:rPr>
           <w:rFonts w:ascii="Arial Narrow" w:eastAsia="Arial Narrow" w:hAnsi="Arial Narrow" w:cs="Arial Narrow"/>
-          <w:sz w:val="16"/>
-          <w:szCs w:val="16"/>
-        </w:rPr>
-      </w:pPr>
-    </w:p>
-    <w:p>
-      <w:pPr>
-        <w:spacing w:after="0" w:line="240" w:lineRule="auto"/>
-        <w:ind w:left="567"/>
-        <w:jc w:val="both"/>
-        <w:rPr>
-          <w:rFonts w:ascii="Arial Narrow" w:eastAsia="Arial Narrow" w:hAnsi="Arial Narrow" w:cs="Arial Narrow"/>
           <w:b/>
           <w:bCs/>
           <w:sz w:val="16"/>
@@ -8454,7 +8608,7 @@
       </w:pPr>
     </w:p>
   </w:footnote>
-  <w:footnote w:id="10">
+  <w:footnote w:id="12">
     <w:p>
       <w:pPr>
         <w:pStyle w:val="Textonotapie"/>
@@ -8486,7 +8640,8 @@
           <w:sz w:val="16"/>
           <w:szCs w:val="16"/>
         </w:rPr>
-        <w:t xml:space="preserve"> </w:t>
+        <w:tab/>
+        <w:t xml:space="preserve"/>
       </w:r>
       <w:r>
         <w:rPr>
@@ -8677,12 +8832,15 @@
       </w:pPr>
     </w:p>
   </w:footnote>
-  <w:footnote w:id="11">
+  <w:footnote w:id="13">
     <w:p>
       <w:pPr>
         <w:autoSpaceDE w:val="0"/>
         <w:autoSpaceDN w:val="0"/>
         <w:adjustRightInd w:val="0"/>
+        <w:tabs>
+          <w:tab w:val="left" w:pos="567"/>
+        </w:tabs>
         <w:spacing w:after="0" w:line="240" w:lineRule="auto"/>
         <w:ind w:left="567" w:hanging="567"/>
         <w:jc w:val="both"/>
@@ -8714,7 +8872,8 @@
           <w:sz w:val="16"/>
           <w:szCs w:val="16"/>
         </w:rPr>
-        <w:t xml:space="preserve"> </w:t>
+        <w:tab/>
+        <w:t xml:space="preserve"/>
       </w:r>
       <w:r>
         <w:rPr>
@@ -8747,7 +8906,7 @@
           <w:sz w:val="16"/>
           <w:szCs w:val="16"/>
         </w:rPr>
-        <w:t xml:space="preserve"> 807, LEY SOBRE FACULTADES, NORMAS Y ORGANIZACIÓN DEL INDECOPI FACULTADES DE LAS COMISIONES Y OFICINAS DEL INDECOPI</w:t>
+        <w:t xml:space="preserve">807, LEY SOBRE FACULTADES, NORMAS Y ORGANIZACIÓN DEL INDECOPI FACULTADES DE LAS COMISIONES Y OFICINAS DEL INDECOPI</w:t>
       </w:r>
     </w:p>
     <w:p>
@@ -8800,10 +8959,13 @@
       </w:pPr>
     </w:p>
   </w:footnote>
-  <w:footnote w:id="12">
+  <w:footnote w:id="14">
     <w:p>
       <w:pPr>
         <w:pStyle w:val="Textonotapie"/>
+        <w:tabs>
+          <w:tab w:val="left" w:pos="567"/>
+        </w:tabs>
         <w:ind w:left="567" w:hanging="567"/>
         <w:jc w:val="both"/>
         <w:rPr>
@@ -8828,7 +8990,8 @@
           <w:sz w:val="16"/>
           <w:szCs w:val="16"/>
         </w:rPr>
-        <w:t xml:space="preserve"> </w:t>
+        <w:tab/>
+        <w:t xml:space="preserve"/>
       </w:r>
       <w:r>
         <w:rPr>

--- a/plantillas_maestras/01_seguro_vehicular/materia_general_asegurativa/1_ddo_aseguradora/varon/TPL_266_2026_SEGURO_VEHICULAR_MATERIA_GENERAL_ASEGURATIVA_ASEGURADORA_VARON_R1.docx
+++ b/plantillas_maestras/01_seguro_vehicular/materia_general_asegurativa/1_ddo_aseguradora/varon/TPL_266_2026_SEGURO_VEHICULAR_MATERIA_GENERAL_ASEGURATIVA_ASEGURADORA_VARON_R1.docx
@@ -552,7 +552,7 @@
     </w:p>
     <w:p>
       <w:pPr>
-        <w:spacing w:after="0" w:line="240" w:lineRule="auto"/>
+        <w:spacing w:before="0" w:after="0" w:line="240" w:lineRule="auto"/>
         <w:jc w:val="both"/>
         <w:rPr>
           <w:rFonts w:ascii="Arial Narrow" w:eastAsia="Arial Narrow" w:hAnsi="Arial Narrow" w:cs="Arial Narrow"/>
@@ -594,7 +594,7 @@
           <w:lang w:val="es-ES" w:eastAsia="es-ES"/>
           <w14:ligatures w14:val="none"/>
         </w:rPr>
-        <w:t xml:space="preserve">Mediante el escrito del 20 de noviembre de 2025, el señor [APELLIDO] denunció a Quálitas por presuntas infracciones a la Ley 29571, Código de Protección y Defensa del Consumidor</w:t>
+        <w:t xml:space="preserve">Mediante el escrito del 20 de noviembre de 2025</w:t>
       </w:r>
       <w:r>
         <w:rPr>
@@ -620,67 +620,7 @@
           <w:lang w:val="es-ES" w:eastAsia="es-ES"/>
           <w14:ligatures w14:val="none"/>
         </w:rPr>
-        <w:t xml:space="preserve"> (en adelante, Código), señalando lo siguiente:</w:t>
-      </w:r>
-      <w:r>
-        <w:rPr>
-          <w:rFonts w:ascii="Arial Narrow" w:eastAsia="Arial Narrow" w:hAnsi="Arial Narrow" w:cs="Arial Narrow"/>
-          <w:color w:val="000000"/>
-          <w:kern w:val="0"/>
-          <w:sz w:val="22"/>
-          <w:szCs w:val="22"/>
-          <w:lang w:val="es-ES" w:eastAsia="es-ES"/>
-          <w14:ligatures w14:val="none"/>
-        </w:rPr>
-        <w:t xml:space="preserve"/>
-      </w:r>
-      <w:r>
-        <w:rPr>
-          <w:rFonts w:ascii="Arial Narrow" w:eastAsia="Arial Narrow" w:hAnsi="Arial Narrow" w:cs="Arial Narrow"/>
-          <w:color w:val="000000"/>
-          <w:kern w:val="0"/>
-          <w:sz w:val="22"/>
-          <w:szCs w:val="22"/>
-          <w:lang w:val="es-ES" w:eastAsia="es-ES"/>
-          <w14:ligatures w14:val="none"/>
-        </w:rPr>
-        <w:t/>
-      </w:r>
-      <w:r>
-        <w:rPr>
-          <w:rFonts w:ascii="Arial Narrow" w:eastAsia="Arial Narrow" w:hAnsi="Arial Narrow" w:cs="Arial Narrow"/>
-          <w:color w:val="000000"/>
-          <w:kern w:val="0"/>
-          <w:sz w:val="22"/>
-          <w:szCs w:val="22"/>
-          <w:lang w:val="es-ES" w:eastAsia="es-ES"/>
-          <w14:ligatures w14:val="none"/>
-        </w:rPr>
-        <w:t xml:space="preserve"/>
-      </w:r>
-      <w:r>
-        <w:rPr>
-          <w:rFonts w:ascii="Arial Narrow" w:eastAsia="Arial Narrow" w:hAnsi="Arial Narrow" w:cs="Arial Narrow"/>
-          <w:color w:val="000000"/>
-          <w:kern w:val="0"/>
-          <w:sz w:val="22"/>
-          <w:szCs w:val="22"/>
-          <w:lang w:val="es-ES" w:eastAsia="es-ES"/>
-          <w14:ligatures w14:val="none"/>
-        </w:rPr>
-        <w:t/>
-      </w:r>
-      <w:r>
-        <w:rPr>
-          <w:rFonts w:ascii="Arial Narrow" w:eastAsia="Arial Narrow" w:hAnsi="Arial Narrow" w:cs="Arial Narrow"/>
-          <w:color w:val="000000"/>
-          <w:kern w:val="0"/>
-          <w:sz w:val="22"/>
-          <w:szCs w:val="22"/>
-          <w:lang w:val="es-ES" w:eastAsia="es-ES"/>
-          <w14:ligatures w14:val="none"/>
-        </w:rPr>
-        <w:t xml:space="preserve"/>
+        <w:t xml:space="preserve">, el señor [APELLIDO] denunció a Quálitas por presuntas infracciones a la Ley 29571, Código de Protección y Defensa del Consumidor</w:t>
       </w:r>
       <w:r>
         <w:rPr>
@@ -699,50 +639,72 @@
       <w:r>
         <w:rPr>
           <w:rFonts w:ascii="Arial Narrow" w:eastAsia="Arial Narrow" w:hAnsi="Arial Narrow" w:cs="Arial Narrow"/>
-          <w:kern w:val="0"/>
-          <w14:ligatures w14:val="none"/>
-          <w:sz w:val="22"/>
-          <w:szCs w:val="22"/>
+          <w:color w:val="000000"/>
+          <w:kern w:val="0"/>
+          <w:sz w:val="22"/>
+          <w:szCs w:val="22"/>
+          <w:lang w:val="es-ES" w:eastAsia="es-ES"/>
+          <w14:ligatures w14:val="none"/>
+        </w:rPr>
+        <w:t xml:space="preserve"> (en adelante, Código), señalando lo siguiente:</w:t>
+      </w:r>
+      <w:r>
+        <w:rPr>
+          <w:rFonts w:ascii="Arial Narrow" w:eastAsia="Arial Narrow" w:hAnsi="Arial Narrow" w:cs="Arial Narrow"/>
+          <w:color w:val="000000"/>
+          <w:kern w:val="0"/>
+          <w:sz w:val="22"/>
+          <w:szCs w:val="22"/>
+          <w:lang w:val="es-ES" w:eastAsia="es-ES"/>
+          <w14:ligatures w14:val="none"/>
+        </w:rPr>
+        <w:t xml:space="preserve"/>
+      </w:r>
+      <w:r>
+        <w:rPr>
+          <w:rFonts w:ascii="Arial Narrow" w:eastAsia="Arial Narrow" w:hAnsi="Arial Narrow" w:cs="Arial Narrow"/>
+          <w:color w:val="000000"/>
+          <w:kern w:val="0"/>
+          <w:sz w:val="22"/>
+          <w:szCs w:val="22"/>
+          <w:lang w:val="es-ES" w:eastAsia="es-ES"/>
+          <w14:ligatures w14:val="none"/>
         </w:rPr>
         <w:t/>
       </w:r>
       <w:r>
         <w:rPr>
           <w:rFonts w:ascii="Arial Narrow" w:eastAsia="Arial Narrow" w:hAnsi="Arial Narrow" w:cs="Arial Narrow"/>
-          <w:kern w:val="0"/>
-          <w14:ligatures w14:val="none"/>
-          <w:sz w:val="22"/>
-          <w:szCs w:val="22"/>
-        </w:rPr>
-        <w:t xml:space="preserve"/>
-      </w:r>
-      <w:r>
-        <w:rPr>
-          <w:rFonts w:ascii="Arial Narrow" w:eastAsia="Arial Narrow" w:hAnsi="Arial Narrow" w:cs="Arial Narrow"/>
-          <w:kern w:val="0"/>
-          <w14:ligatures w14:val="none"/>
-          <w:sz w:val="22"/>
-          <w:szCs w:val="22"/>
+          <w:color w:val="000000"/>
+          <w:kern w:val="0"/>
+          <w:sz w:val="22"/>
+          <w:szCs w:val="22"/>
+          <w:lang w:val="es-ES" w:eastAsia="es-ES"/>
+          <w14:ligatures w14:val="none"/>
+        </w:rPr>
+        <w:t xml:space="preserve"/>
+      </w:r>
+      <w:r>
+        <w:rPr>
+          <w:rFonts w:ascii="Arial Narrow" w:eastAsia="Arial Narrow" w:hAnsi="Arial Narrow" w:cs="Arial Narrow"/>
+          <w:color w:val="000000"/>
+          <w:kern w:val="0"/>
+          <w:sz w:val="22"/>
+          <w:szCs w:val="22"/>
+          <w:lang w:val="es-ES" w:eastAsia="es-ES"/>
+          <w14:ligatures w14:val="none"/>
         </w:rPr>
         <w:t/>
       </w:r>
       <w:r>
         <w:rPr>
           <w:rFonts w:ascii="Arial Narrow" w:eastAsia="Arial Narrow" w:hAnsi="Arial Narrow" w:cs="Arial Narrow"/>
-          <w:kern w:val="0"/>
-          <w14:ligatures w14:val="none"/>
-          <w:sz w:val="22"/>
-          <w:szCs w:val="22"/>
-        </w:rPr>
-        <w:t xml:space="preserve"/>
-      </w:r>
-      <w:r>
-        <w:rPr>
-          <w:rFonts w:ascii="Arial Narrow" w:eastAsia="Arial Narrow" w:hAnsi="Arial Narrow" w:cs="Arial Narrow"/>
-          <w:kern w:val="0"/>
-          <w14:ligatures w14:val="none"/>
-          <w:sz w:val="22"/>
-          <w:szCs w:val="22"/>
+          <w:color w:val="000000"/>
+          <w:kern w:val="0"/>
+          <w:sz w:val="22"/>
+          <w:szCs w:val="22"/>
+          <w:lang w:val="es-ES" w:eastAsia="es-ES"/>
+          <w14:ligatures w14:val="none"/>
         </w:rPr>
         <w:t xml:space="preserve"/>
       </w:r>
@@ -759,6 +721,56 @@
       <w:r>
         <w:rPr>
           <w:rFonts w:ascii="Arial Narrow" w:eastAsia="Arial Narrow" w:hAnsi="Arial Narrow" w:cs="Arial Narrow"/>
+          <w:kern w:val="0"/>
+          <w14:ligatures w14:val="none"/>
+          <w:sz w:val="22"/>
+          <w:szCs w:val="22"/>
+        </w:rPr>
+        <w:t xml:space="preserve"/>
+      </w:r>
+      <w:r>
+        <w:rPr>
+          <w:rFonts w:ascii="Arial Narrow" w:eastAsia="Arial Narrow" w:hAnsi="Arial Narrow" w:cs="Arial Narrow"/>
+          <w:kern w:val="0"/>
+          <w14:ligatures w14:val="none"/>
+          <w:sz w:val="22"/>
+          <w:szCs w:val="22"/>
+        </w:rPr>
+        <w:t/>
+      </w:r>
+      <w:r>
+        <w:rPr>
+          <w:rFonts w:ascii="Arial Narrow" w:eastAsia="Arial Narrow" w:hAnsi="Arial Narrow" w:cs="Arial Narrow"/>
+          <w:kern w:val="0"/>
+          <w14:ligatures w14:val="none"/>
+          <w:sz w:val="22"/>
+          <w:szCs w:val="22"/>
+        </w:rPr>
+        <w:t xml:space="preserve"/>
+      </w:r>
+      <w:r>
+        <w:rPr>
+          <w:rFonts w:ascii="Arial Narrow" w:eastAsia="Arial Narrow" w:hAnsi="Arial Narrow" w:cs="Arial Narrow"/>
+          <w:kern w:val="0"/>
+          <w14:ligatures w14:val="none"/>
+          <w:sz w:val="22"/>
+          <w:szCs w:val="22"/>
+        </w:rPr>
+        <w:t xml:space="preserve"/>
+      </w:r>
+      <w:r>
+        <w:rPr>
+          <w:rFonts w:ascii="Arial Narrow" w:eastAsia="Arial Narrow" w:hAnsi="Arial Narrow" w:cs="Arial Narrow"/>
+          <w:kern w:val="0"/>
+          <w14:ligatures w14:val="none"/>
+          <w:sz w:val="22"/>
+          <w:szCs w:val="22"/>
+        </w:rPr>
+        <w:t/>
+      </w:r>
+      <w:r>
+        <w:rPr>
+          <w:rFonts w:ascii="Arial Narrow" w:eastAsia="Arial Narrow" w:hAnsi="Arial Narrow" w:cs="Arial Narrow"/>
           <w:color w:val="000000"/>
           <w:kern w:val="0"/>
           <w:sz w:val="22"/>
@@ -846,7 +858,7 @@
     </w:p>
     <w:p>
       <w:pPr>
-        <w:spacing w:after="0" w:line="240" w:lineRule="auto"/>
+        <w:spacing w:before="0" w:after="0" w:line="240" w:lineRule="auto"/>
         <w:jc w:val="both"/>
         <w:rPr>
           <w:rFonts w:ascii="Arial Narrow" w:eastAsia="Arial Narrow" w:hAnsi="Arial Narrow" w:cs="Arial Narrow"/>
@@ -961,7 +973,7 @@
     <w:p>
       <w:pPr>
         <w:pStyle w:val="Prrafodelista"/>
-        <w:spacing w:after="0" w:line="240" w:lineRule="auto"/>
+        <w:spacing w:before="0" w:after="0" w:line="240" w:lineRule="auto"/>
         <w:ind w:left="1134"/>
         <w:jc w:val="both"/>
         <w:rPr>
@@ -1183,7 +1195,7 @@
     <w:p>
       <w:pPr>
         <w:pStyle w:val="Prrafodelista"/>
-        <w:spacing w:after="0" w:line="240" w:lineRule="auto"/>
+        <w:spacing w:before="0" w:after="0" w:line="240" w:lineRule="auto"/>
         <w:ind w:left="1134"/>
         <w:jc w:val="both"/>
         <w:rPr>
@@ -1479,7 +1491,7 @@
     <w:p>
       <w:pPr>
         <w:pStyle w:val="Prrafodelista"/>
-        <w:spacing w:after="0" w:line="240" w:lineRule="auto"/>
+        <w:spacing w:before="0" w:after="0" w:line="240" w:lineRule="auto"/>
         <w:ind w:left="1134"/>
         <w:jc w:val="both"/>
         <w:rPr>
@@ -1595,7 +1607,7 @@
     <w:p>
       <w:pPr>
         <w:pStyle w:val="Prrafodelista"/>
-        <w:spacing w:after="0" w:line="240" w:lineRule="auto"/>
+        <w:spacing w:before="0" w:after="0" w:line="240" w:lineRule="auto"/>
         <w:ind w:left="1134"/>
         <w:jc w:val="both"/>
         <w:rPr>
@@ -1711,7 +1723,7 @@
     <w:p>
       <w:pPr>
         <w:pStyle w:val="Prrafodelista"/>
-        <w:spacing w:after="0" w:line="240" w:lineRule="auto"/>
+        <w:spacing w:before="0" w:after="0" w:line="240" w:lineRule="auto"/>
         <w:ind w:left="1134"/>
         <w:jc w:val="both"/>
         <w:rPr>
@@ -1936,7 +1948,7 @@
     <w:p>
       <w:pPr>
         <w:pStyle w:val="Prrafodelista"/>
-        <w:spacing w:after="0" w:line="240" w:lineRule="auto"/>
+        <w:spacing w:before="0" w:after="0" w:line="240" w:lineRule="auto"/>
         <w:ind w:left="1134"/>
         <w:jc w:val="both"/>
         <w:rPr>
@@ -2075,10 +2087,10 @@
     </w:p>
     <w:p>
       <w:pPr>
+        <w:spacing w:before="0" w:after="0" w:line="240" w:lineRule="auto"/>
         <w:tabs>
           <w:tab w:val="left" w:pos="1134"/>
         </w:tabs>
-        <w:spacing w:after="0" w:line="240" w:lineRule="auto"/>
         <w:jc w:val="both"/>
         <w:rPr>
           <w:rFonts w:ascii="Arial Narrow" w:eastAsia="Arial Narrow" w:hAnsi="Arial Narrow" w:cs="Arial Narrow"/>
@@ -2273,7 +2285,7 @@
     </w:p>
     <w:p>
       <w:pPr>
-        <w:spacing w:after="0" w:line="240" w:lineRule="auto"/>
+        <w:spacing w:before="0" w:after="0" w:line="240" w:lineRule="auto"/>
         <w:contextualSpacing/>
         <w:jc w:val="both"/>
         <w:rPr>
@@ -2329,7 +2341,7 @@
     </w:p>
     <w:p>
       <w:pPr>
-        <w:spacing w:after="0" w:line="240" w:lineRule="auto"/>
+        <w:spacing w:before="0" w:after="0" w:line="240" w:lineRule="auto"/>
         <w:contextualSpacing/>
         <w:jc w:val="both"/>
         <w:rPr>
@@ -2551,7 +2563,7 @@
     <w:p>
       <w:pPr>
         <w:pStyle w:val="Prrafodelista"/>
-        <w:spacing w:after="0" w:line="240" w:lineRule="auto"/>
+        <w:spacing w:before="0" w:after="0" w:line="240" w:lineRule="auto"/>
         <w:ind w:left="567"/>
         <w:jc w:val="both"/>
         <w:rPr>
@@ -2700,7 +2712,7 @@
     <w:bookmarkEnd w:id="1"/>
     <w:p>
       <w:pPr>
-        <w:spacing w:after="0" w:line="240" w:lineRule="auto"/>
+        <w:spacing w:before="0" w:after="0" w:line="240" w:lineRule="auto"/>
         <w:jc w:val="both"/>
         <w:rPr>
           <w:rFonts w:ascii="Arial Narrow" w:eastAsia="Arial Narrow" w:hAnsi="Arial Narrow" w:cs="Arial Narrow"/>
@@ -2847,7 +2859,7 @@
     <w:bookmarkEnd w:id="13"/>
     <w:p>
       <w:pPr>
-        <w:spacing w:after="0" w:line="240" w:lineRule="auto"/>
+        <w:spacing w:before="0" w:after="0" w:line="240" w:lineRule="auto"/>
         <w:jc w:val="both"/>
         <w:rPr>
           <w:rFonts w:ascii="Arial Narrow" w:eastAsia="Arial Narrow" w:hAnsi="Arial Narrow" w:cs="Arial Narrow"/>
@@ -2931,7 +2943,7 @@
     </w:p>
     <w:p>
       <w:pPr>
-        <w:spacing w:after="0" w:line="240" w:lineRule="auto"/>
+        <w:spacing w:before="0" w:after="0" w:line="240" w:lineRule="auto"/>
         <w:ind w:left="567"/>
         <w:contextualSpacing/>
         <w:jc w:val="both"/>
@@ -3014,7 +3026,7 @@
     </w:p>
     <w:p>
       <w:pPr>
-        <w:spacing w:after="0" w:line="240" w:lineRule="auto"/>
+        <w:spacing w:before="0" w:after="0" w:line="240" w:lineRule="auto"/>
         <w:jc w:val="both"/>
         <w:rPr>
           <w:rFonts w:ascii="Arial Narrow" w:eastAsia="Arial Narrow" w:hAnsi="Arial Narrow" w:cs="Arial Narrow"/>
@@ -3225,7 +3237,7 @@
     <w:p>
       <w:pPr>
         <w:pStyle w:val="Prrafodelista"/>
-        <w:spacing w:after="0" w:line="240" w:lineRule="auto"/>
+        <w:spacing w:before="0" w:after="0" w:line="240" w:lineRule="auto"/>
         <w:ind w:left="567"/>
         <w:jc w:val="both"/>
         <w:rPr>
@@ -3280,10 +3292,37 @@
     </w:p>
     <w:p>
       <w:pPr>
+        <w:spacing w:before="0" w:after="0" w:line="240" w:lineRule="auto"/>
+        <w:jc w:val="both"/>
+        <w:rPr>
+          <w:rFonts w:ascii="Arial Narrow" w:eastAsia="Arial Narrow" w:hAnsi="Arial Narrow" w:cs="Arial Narrow"/>
+          <w:b/>
+          <w:color w:val="000000"/>
+          <w:kern w:val="0"/>
+          <w:sz w:val="22"/>
+          <w:szCs w:val="22"/>
+          <w:lang w:eastAsia="es-PE"/>
+          <w14:ligatures w14:val="none"/>
+        </w:rPr>
+      </w:pPr>
+    </w:p>
+    <w:p>
+      <w:pPr>
         <w:spacing w:after="0" w:line="240" w:lineRule="auto"/>
         <w:jc w:val="both"/>
         <w:rPr>
           <w:rFonts w:ascii="Arial Narrow" w:eastAsia="Arial Narrow" w:hAnsi="Arial Narrow" w:cs="Arial Narrow"/>
+          <w:color w:val="000000"/>
+          <w:kern w:val="0"/>
+          <w:sz w:val="22"/>
+          <w:szCs w:val="22"/>
+          <w:lang w:eastAsia="es-PE"/>
+          <w14:ligatures w14:val="none"/>
+        </w:rPr>
+      </w:pPr>
+      <w:r>
+        <w:rPr>
+          <w:rFonts w:ascii="Arial Narrow" w:eastAsia="Arial Narrow" w:hAnsi="Arial Narrow" w:cs="Arial Narrow"/>
           <w:b/>
           <w:color w:val="000000"/>
           <w:kern w:val="0"/>
@@ -3292,33 +3331,6 @@
           <w:lang w:eastAsia="es-PE"/>
           <w14:ligatures w14:val="none"/>
         </w:rPr>
-      </w:pPr>
-    </w:p>
-    <w:p>
-      <w:pPr>
-        <w:spacing w:after="0" w:line="240" w:lineRule="auto"/>
-        <w:jc w:val="both"/>
-        <w:rPr>
-          <w:rFonts w:ascii="Arial Narrow" w:eastAsia="Arial Narrow" w:hAnsi="Arial Narrow" w:cs="Arial Narrow"/>
-          <w:color w:val="000000"/>
-          <w:kern w:val="0"/>
-          <w:sz w:val="22"/>
-          <w:szCs w:val="22"/>
-          <w:lang w:eastAsia="es-PE"/>
-          <w14:ligatures w14:val="none"/>
-        </w:rPr>
-      </w:pPr>
-      <w:r>
-        <w:rPr>
-          <w:rFonts w:ascii="Arial Narrow" w:eastAsia="Arial Narrow" w:hAnsi="Arial Narrow" w:cs="Arial Narrow"/>
-          <w:b/>
-          <w:color w:val="000000"/>
-          <w:kern w:val="0"/>
-          <w:sz w:val="22"/>
-          <w:szCs w:val="22"/>
-          <w:lang w:eastAsia="es-PE"/>
-          <w14:ligatures w14:val="none"/>
-        </w:rPr>
         <w:t xml:space="preserve">PRIMERO:</w:t>
       </w:r>
       <w:r>
@@ -3495,7 +3507,7 @@
     </w:p>
     <w:p>
       <w:pPr>
-        <w:spacing w:after="0" w:line="240" w:lineRule="auto"/>
+        <w:spacing w:before="0" w:after="0" w:line="240" w:lineRule="auto"/>
         <w:jc w:val="both"/>
         <w:rPr>
           <w:rFonts w:ascii="Arial Narrow" w:eastAsia="Arial Narrow" w:hAnsi="Arial Narrow" w:cs="Arial Narrow"/>
@@ -3663,7 +3675,7 @@
     </w:p>
     <w:p>
       <w:pPr>
-        <w:spacing w:after="0" w:line="240" w:lineRule="auto"/>
+        <w:spacing w:before="0" w:after="0" w:line="240" w:lineRule="auto"/>
         <w:jc w:val="both"/>
         <w:rPr>
           <w:rFonts w:ascii="Arial Narrow" w:eastAsia="Arial Narrow" w:hAnsi="Arial Narrow" w:cs="Arial Narrow"/>
@@ -3849,7 +3861,7 @@
     <w:bookmarkEnd w:id="17"/>
     <w:p>
       <w:pPr>
-        <w:spacing w:after="0" w:line="240" w:lineRule="auto"/>
+        <w:spacing w:before="0" w:after="0" w:line="240" w:lineRule="auto"/>
         <w:jc w:val="both"/>
         <w:rPr>
           <w:rFonts w:ascii="Arial Narrow" w:eastAsia="Arial Narrow" w:hAnsi="Arial Narrow" w:cs="Arial Narrow"/>
@@ -4085,7 +4097,7 @@
     </w:p>
     <w:p>
       <w:pPr>
-        <w:spacing w:after="0" w:line="240" w:lineRule="auto"/>
+        <w:spacing w:before="0" w:after="0" w:line="240" w:lineRule="auto"/>
         <w:jc w:val="both"/>
         <w:rPr>
           <w:rFonts w:ascii="Arial Narrow" w:eastAsia="Arial Narrow" w:hAnsi="Arial Narrow" w:cs="Arial Narrow"/>
@@ -4195,7 +4207,7 @@
     </w:p>
     <w:p>
       <w:pPr>
-        <w:spacing w:line="240" w:lineRule="auto"/>
+        <w:spacing w:before="0" w:after="0" w:line="240" w:lineRule="auto"/>
         <w:contextualSpacing/>
         <w:jc w:val="both"/>
         <w:rPr>
@@ -4301,7 +4313,7 @@
     </w:p>
     <w:p>
       <w:pPr>
-        <w:spacing w:after="0" w:line="240" w:lineRule="auto"/>
+        <w:spacing w:before="0" w:after="0" w:line="240" w:lineRule="auto"/>
         <w:jc w:val="both"/>
         <w:rPr>
           <w:rFonts w:ascii="Arial Narrow" w:eastAsia="Arial Narrow" w:hAnsi="Arial Narrow" w:cs="Arial Narrow"/>
@@ -4594,7 +4606,7 @@
     </w:p>
     <w:p>
       <w:pPr>
-        <w:spacing w:after="0" w:line="240" w:lineRule="auto"/>
+        <w:spacing w:before="0" w:after="0" w:line="240" w:lineRule="auto"/>
         <w:ind w:left="567"/>
         <w:jc w:val="both"/>
         <w:rPr>
@@ -4695,7 +4707,7 @@
     </w:p>
     <w:p>
       <w:pPr>
-        <w:spacing w:after="0" w:line="240" w:lineRule="auto"/>
+        <w:spacing w:before="0" w:after="0" w:line="240" w:lineRule="auto"/>
         <w:jc w:val="both"/>
         <w:rPr>
           <w:rFonts w:ascii="Arial Narrow" w:eastAsia="Arial Narrow" w:hAnsi="Arial Narrow" w:cs="Arial Narrow"/>
@@ -4916,7 +4928,7 @@
     </w:p>
     <w:p>
       <w:pPr>
-        <w:spacing w:after="0" w:line="240" w:lineRule="auto"/>
+        <w:spacing w:before="0" w:after="0" w:line="240" w:lineRule="auto"/>
         <w:jc w:val="both"/>
         <w:rPr>
           <w:rFonts w:ascii="Arial Narrow" w:eastAsia="Arial Narrow" w:hAnsi="Arial Narrow" w:cs="Arial Narrow"/>
@@ -5245,11 +5257,39 @@
     </w:p>
     <w:p>
       <w:pPr>
+        <w:spacing w:before="0" w:after="0" w:line="240" w:lineRule="auto"/>
+        <w:shd w:val="clear" w:color="auto" w:fill="FFFFFF"/>
+        <w:jc w:val="both"/>
+        <w:rPr>
+          <w:rFonts w:ascii="Arial Narrow" w:eastAsia="Arial Narrow" w:hAnsi="Arial Narrow" w:cs="Arial Narrow"/>
+          <w:b/>
+          <w:color w:val="000000"/>
+          <w:kern w:val="0"/>
+          <w:sz w:val="22"/>
+          <w:szCs w:val="22"/>
+          <w:lang w:eastAsia="es-PE"/>
+          <w14:ligatures w14:val="none"/>
+        </w:rPr>
+      </w:pPr>
+    </w:p>
+    <w:p>
+      <w:pPr>
         <w:shd w:val="clear" w:color="auto" w:fill="FFFFFF"/>
         <w:spacing w:after="0" w:line="240" w:lineRule="auto"/>
         <w:jc w:val="both"/>
         <w:rPr>
           <w:rFonts w:ascii="Arial Narrow" w:eastAsia="Arial Narrow" w:hAnsi="Arial Narrow" w:cs="Arial Narrow"/>
+          <w:color w:val="000000"/>
+          <w:kern w:val="0"/>
+          <w:sz w:val="22"/>
+          <w:szCs w:val="22"/>
+          <w:lang w:eastAsia="es-PE"/>
+          <w14:ligatures w14:val="none"/>
+        </w:rPr>
+      </w:pPr>
+      <w:r>
+        <w:rPr>
+          <w:rFonts w:ascii="Arial Narrow" w:eastAsia="Arial Narrow" w:hAnsi="Arial Narrow" w:cs="Arial Narrow"/>
           <w:b/>
           <w:color w:val="000000"/>
           <w:kern w:val="0"/>
@@ -5258,89 +5298,61 @@
           <w:lang w:eastAsia="es-PE"/>
           <w14:ligatures w14:val="none"/>
         </w:rPr>
-      </w:pPr>
-    </w:p>
-    <w:p>
-      <w:pPr>
+        <w:t xml:space="preserve">SÉTIMO:</w:t>
+      </w:r>
+      <w:r>
+        <w:rPr>
+          <w:rFonts w:ascii="Arial Narrow" w:eastAsia="Arial Narrow" w:hAnsi="Arial Narrow" w:cs="Arial Narrow"/>
+          <w:color w:val="000000"/>
+          <w:kern w:val="0"/>
+          <w:sz w:val="22"/>
+          <w:szCs w:val="22"/>
+          <w:lang w:eastAsia="es-PE"/>
+          <w14:ligatures w14:val="none"/>
+        </w:rPr>
+        <w:t xml:space="preserve"> informar a las partes que conforme a lo establecido en el artículo 39 de la Ley sobre Facultades, Normas y Organización del Indecopi, aprobada por Decreto Legislativo 807, [APELLIDO] gastos por [APELLIDO] peritajes realizados, actuación de pruebas, inspecciones y otros derivados de la tramitación del proceso serán de cargo de la parte que solicita la prueba, salvo pacto en contrario. En todos [APELLIDO] casos, la resolución final determinará si [APELLIDO] gastos deben ser asumidos por alguna de las partes, o reembolsados a la otra parte o al Indecopi, según sea el caso, de manera adicional a la sanción que haya podido imponerse. </w:t>
+      </w:r>
+      <w:r>
+        <w:rPr>
+          <w:rFonts w:ascii="Arial Narrow" w:eastAsia="Arial Narrow" w:hAnsi="Arial Narrow" w:cs="Arial Narrow"/>
+          <w:color w:val="000000"/>
+          <w:kern w:val="0"/>
+          <w:sz w:val="22"/>
+          <w:szCs w:val="22"/>
+          <w:lang w:eastAsia="es-PE"/>
+          <w14:ligatures w14:val="none"/>
+        </w:rPr>
+        <w:t xml:space="preserve"/>
+      </w:r>
+      <w:r>
+        <w:rPr>
+          <w:rFonts w:ascii="Arial Narrow" w:eastAsia="Arial Narrow" w:hAnsi="Arial Narrow" w:cs="Arial Narrow"/>
+          <w:color w:val="000000"/>
+          <w:kern w:val="0"/>
+          <w:sz w:val="22"/>
+          <w:szCs w:val="22"/>
+          <w:lang w:eastAsia="es-PE"/>
+          <w14:ligatures w14:val="none"/>
+        </w:rPr>
+        <w:t/>
+      </w:r>
+      <w:r>
+        <w:rPr>
+          <w:rFonts w:ascii="Arial Narrow" w:eastAsia="Arial Narrow" w:hAnsi="Arial Narrow" w:cs="Arial Narrow"/>
+          <w:color w:val="000000"/>
+          <w:kern w:val="0"/>
+          <w:sz w:val="22"/>
+          <w:szCs w:val="22"/>
+          <w:lang w:eastAsia="es-PE"/>
+          <w14:ligatures w14:val="none"/>
+        </w:rPr>
+        <w:t xml:space="preserve"/>
+      </w:r>
+    </w:p>
+    <w:p>
+      <w:pPr>
+        <w:spacing w:before="0" w:after="0" w:line="240" w:lineRule="auto"/>
         <w:shd w:val="clear" w:color="auto" w:fill="FFFFFF"/>
-        <w:spacing w:after="0" w:line="240" w:lineRule="auto"/>
-        <w:jc w:val="both"/>
-        <w:rPr>
-          <w:rFonts w:ascii="Arial Narrow" w:eastAsia="Arial Narrow" w:hAnsi="Arial Narrow" w:cs="Arial Narrow"/>
-          <w:color w:val="000000"/>
-          <w:kern w:val="0"/>
-          <w:sz w:val="22"/>
-          <w:szCs w:val="22"/>
-          <w:lang w:eastAsia="es-PE"/>
-          <w14:ligatures w14:val="none"/>
-        </w:rPr>
-      </w:pPr>
-      <w:r>
-        <w:rPr>
-          <w:rFonts w:ascii="Arial Narrow" w:eastAsia="Arial Narrow" w:hAnsi="Arial Narrow" w:cs="Arial Narrow"/>
-          <w:b/>
-          <w:color w:val="000000"/>
-          <w:kern w:val="0"/>
-          <w:sz w:val="22"/>
-          <w:szCs w:val="22"/>
-          <w:lang w:eastAsia="es-PE"/>
-          <w14:ligatures w14:val="none"/>
-        </w:rPr>
-        <w:t xml:space="preserve">SÉTIMO:</w:t>
-      </w:r>
-      <w:r>
-        <w:rPr>
-          <w:rFonts w:ascii="Arial Narrow" w:eastAsia="Arial Narrow" w:hAnsi="Arial Narrow" w:cs="Arial Narrow"/>
-          <w:color w:val="000000"/>
-          <w:kern w:val="0"/>
-          <w:sz w:val="22"/>
-          <w:szCs w:val="22"/>
-          <w:lang w:eastAsia="es-PE"/>
-          <w14:ligatures w14:val="none"/>
-        </w:rPr>
-        <w:t xml:space="preserve"> informar a las partes que conforme a lo establecido en el artículo 39 de la Ley sobre Facultades, Normas y Organización del Indecopi, aprobada por Decreto Legislativo 807, [APELLIDO] gastos por [APELLIDO] peritajes realizados, actuación de pruebas, inspecciones y otros derivados de la tramitación del proceso serán de cargo de la parte que solicita la prueba, salvo pacto en contrario. En todos [APELLIDO] casos, la resolución final determinará si [APELLIDO] gastos deben ser asumidos por alguna de las partes, o reembolsados a la otra parte o al Indecopi, según sea el caso, de manera adicional a la sanción que haya podido imponerse. </w:t>
-      </w:r>
-      <w:r>
-        <w:rPr>
-          <w:rFonts w:ascii="Arial Narrow" w:eastAsia="Arial Narrow" w:hAnsi="Arial Narrow" w:cs="Arial Narrow"/>
-          <w:color w:val="000000"/>
-          <w:kern w:val="0"/>
-          <w:sz w:val="22"/>
-          <w:szCs w:val="22"/>
-          <w:lang w:eastAsia="es-PE"/>
-          <w14:ligatures w14:val="none"/>
-        </w:rPr>
-        <w:t xml:space="preserve"/>
-      </w:r>
-      <w:r>
-        <w:rPr>
-          <w:rFonts w:ascii="Arial Narrow" w:eastAsia="Arial Narrow" w:hAnsi="Arial Narrow" w:cs="Arial Narrow"/>
-          <w:color w:val="000000"/>
-          <w:kern w:val="0"/>
-          <w:sz w:val="22"/>
-          <w:szCs w:val="22"/>
-          <w:lang w:eastAsia="es-PE"/>
-          <w14:ligatures w14:val="none"/>
-        </w:rPr>
-        <w:t/>
-      </w:r>
-      <w:r>
-        <w:rPr>
-          <w:rFonts w:ascii="Arial Narrow" w:eastAsia="Arial Narrow" w:hAnsi="Arial Narrow" w:cs="Arial Narrow"/>
-          <w:color w:val="000000"/>
-          <w:kern w:val="0"/>
-          <w:sz w:val="22"/>
-          <w:szCs w:val="22"/>
-          <w:lang w:eastAsia="es-PE"/>
-          <w14:ligatures w14:val="none"/>
-        </w:rPr>
-        <w:t xml:space="preserve"/>
-      </w:r>
-    </w:p>
-    <w:p>
-      <w:pPr>
-        <w:shd w:val="clear" w:color="auto" w:fill="FFFFFF"/>
-        <w:spacing w:after="0" w:line="240" w:lineRule="auto"/>
         <w:jc w:val="both"/>
         <w:rPr>
           <w:rFonts w:ascii="Arial Narrow" w:eastAsia="Arial Narrow" w:hAnsi="Arial Narrow" w:cs="Arial Narrow"/>
@@ -5498,15 +5510,74 @@
     </w:p>
     <w:p>
       <w:pPr>
+        <w:spacing w:before="0" w:after="0" w:line="240" w:lineRule="auto"/>
+        <w:suppressAutoHyphens/>
+        <w:jc w:val="both"/>
+        <w:rPr>
+          <w:rFonts w:ascii="Arial Narrow" w:eastAsia="Arial Narrow" w:hAnsi="Arial Narrow" w:cs="Arial Narrow"/>
+          <w:kern w:val="0"/>
+          <w:sz w:val="22"/>
+          <w:szCs w:val="22"/>
+          <w:u w:val="single"/>
+          <w14:ligatures w14:val="none"/>
+        </w:rPr>
+      </w:pPr>
+    </w:p>
+    <w:p>
+      <w:pPr>
         <w:suppressAutoHyphens/>
         <w:spacing w:after="0" w:line="240" w:lineRule="auto"/>
         <w:jc w:val="both"/>
         <w:rPr>
           <w:rFonts w:ascii="Arial Narrow" w:eastAsia="Arial Narrow" w:hAnsi="Arial Narrow" w:cs="Arial Narrow"/>
-          <w:kern w:val="0"/>
-          <w:sz w:val="22"/>
-          <w:szCs w:val="22"/>
-          <w:u w:val="single"/>
+          <w:color w:val="000000"/>
+          <w:kern w:val="0"/>
+          <w:sz w:val="22"/>
+          <w:szCs w:val="22"/>
+          <w:lang w:eastAsia="es-PE"/>
+          <w14:ligatures w14:val="none"/>
+        </w:rPr>
+      </w:pPr>
+      <w:r>
+        <w:rPr>
+          <w:rFonts w:ascii="Arial Narrow" w:eastAsia="Arial Narrow" w:hAnsi="Arial Narrow" w:cs="Arial Narrow"/>
+          <w:b/>
+          <w:color w:val="000000"/>
+          <w:kern w:val="0"/>
+          <w:sz w:val="22"/>
+          <w:szCs w:val="22"/>
+          <w:lang w:eastAsia="es-PE"/>
+          <w14:ligatures w14:val="none"/>
+        </w:rPr>
+        <w:t>NOVENO:</w:t>
+      </w:r>
+      <w:r>
+        <w:rPr>
+          <w:rFonts w:ascii="Arial Narrow" w:eastAsia="Arial Narrow" w:hAnsi="Arial Narrow" w:cs="Arial Narrow"/>
+          <w:color w:val="000000"/>
+          <w:kern w:val="0"/>
+          <w:sz w:val="22"/>
+          <w:szCs w:val="22"/>
+          <w:lang w:eastAsia="es-PE"/>
+          <w14:ligatures w14:val="none"/>
+        </w:rPr>
+        <w:t xml:space="preserve"> poner en conocimiento de las partes que, antes de la emisión de la Resolución Final, tienen la posibilidad de formular su desistimiento o presentar el acuerdo arribado mediante la conciliación, mediación, transacción o cualquier otro que, de forma indubitable, deje constancia que se ha solucionado la controversia materia de denuncia.</w:t>
+      </w:r>
+      <w:bookmarkStart w:id="22" w:name="h.gjdgxs" w:colFirst="0" w:colLast="0"/>
+      <w:bookmarkEnd w:id="22"/>
+    </w:p>
+    <w:p>
+      <w:pPr>
+        <w:spacing w:before="0" w:after="0" w:line="240" w:lineRule="auto"/>
+        <w:suppressAutoHyphens/>
+        <w:jc w:val="both"/>
+        <w:rPr>
+          <w:rFonts w:ascii="Arial Narrow" w:eastAsia="Arial Narrow" w:hAnsi="Arial Narrow" w:cs="Arial Narrow"/>
+          <w:color w:val="000000"/>
+          <w:kern w:val="0"/>
+          <w:sz w:val="22"/>
+          <w:szCs w:val="22"/>
+          <w:lang w:eastAsia="es-PE"/>
           <w14:ligatures w14:val="none"/>
         </w:rPr>
       </w:pPr>
@@ -5518,65 +5589,6 @@
         <w:jc w:val="both"/>
         <w:rPr>
           <w:rFonts w:ascii="Arial Narrow" w:eastAsia="Arial Narrow" w:hAnsi="Arial Narrow" w:cs="Arial Narrow"/>
-          <w:color w:val="000000"/>
-          <w:kern w:val="0"/>
-          <w:sz w:val="22"/>
-          <w:szCs w:val="22"/>
-          <w:lang w:eastAsia="es-PE"/>
-          <w14:ligatures w14:val="none"/>
-        </w:rPr>
-      </w:pPr>
-      <w:r>
-        <w:rPr>
-          <w:rFonts w:ascii="Arial Narrow" w:eastAsia="Arial Narrow" w:hAnsi="Arial Narrow" w:cs="Arial Narrow"/>
-          <w:b/>
-          <w:color w:val="000000"/>
-          <w:kern w:val="0"/>
-          <w:sz w:val="22"/>
-          <w:szCs w:val="22"/>
-          <w:lang w:eastAsia="es-PE"/>
-          <w14:ligatures w14:val="none"/>
-        </w:rPr>
-        <w:t>NOVENO:</w:t>
-      </w:r>
-      <w:r>
-        <w:rPr>
-          <w:rFonts w:ascii="Arial Narrow" w:eastAsia="Arial Narrow" w:hAnsi="Arial Narrow" w:cs="Arial Narrow"/>
-          <w:color w:val="000000"/>
-          <w:kern w:val="0"/>
-          <w:sz w:val="22"/>
-          <w:szCs w:val="22"/>
-          <w:lang w:eastAsia="es-PE"/>
-          <w14:ligatures w14:val="none"/>
-        </w:rPr>
-        <w:t xml:space="preserve"> poner en conocimiento de las partes que, antes de la emisión de la Resolución Final, tienen la posibilidad de formular su desistimiento o presentar el acuerdo arribado mediante la conciliación, mediación, transacción o cualquier otro que, de forma indubitable, deje constancia que se ha solucionado la controversia materia de denuncia.</w:t>
-      </w:r>
-      <w:bookmarkStart w:id="22" w:name="h.gjdgxs" w:colFirst="0" w:colLast="0"/>
-      <w:bookmarkEnd w:id="22"/>
-    </w:p>
-    <w:p>
-      <w:pPr>
-        <w:suppressAutoHyphens/>
-        <w:spacing w:after="0" w:line="240" w:lineRule="auto"/>
-        <w:jc w:val="both"/>
-        <w:rPr>
-          <w:rFonts w:ascii="Arial Narrow" w:eastAsia="Arial Narrow" w:hAnsi="Arial Narrow" w:cs="Arial Narrow"/>
-          <w:color w:val="000000"/>
-          <w:kern w:val="0"/>
-          <w:sz w:val="22"/>
-          <w:szCs w:val="22"/>
-          <w:lang w:eastAsia="es-PE"/>
-          <w14:ligatures w14:val="none"/>
-        </w:rPr>
-      </w:pPr>
-    </w:p>
-    <w:p>
-      <w:pPr>
-        <w:suppressAutoHyphens/>
-        <w:spacing w:after="0" w:line="240" w:lineRule="auto"/>
-        <w:jc w:val="both"/>
-        <w:rPr>
-          <w:rFonts w:ascii="Arial Narrow" w:eastAsia="Arial Narrow" w:hAnsi="Arial Narrow" w:cs="Arial Narrow"/>
           <w:sz w:val="22"/>
           <w:szCs w:val="22"/>
         </w:rPr>
@@ -5793,8 +5805,8 @@
     <w:bookmarkEnd w:id="23"/>
     <w:p>
       <w:pPr>
+        <w:spacing w:before="0" w:after="0" w:line="240" w:lineRule="auto"/>
         <w:suppressAutoHyphens/>
-        <w:spacing w:after="0" w:line="240" w:lineRule="auto"/>
         <w:jc w:val="both"/>
         <w:rPr>
           <w:rFonts w:ascii="Arial Narrow" w:eastAsia="Arial Narrow" w:hAnsi="Arial Narrow" w:cs="Arial Narrow"/>
@@ -6350,34 +6362,80 @@
           <w:sz w:val="16"/>
           <w:szCs w:val="16"/>
         </w:rPr>
+        <w:t xml:space="preserve"/>
+      </w:r>
+      <w:r>
+        <w:rPr>
+          <w:rFonts w:ascii="Arial Narrow" w:eastAsia="Arial Narrow" w:hAnsi="Arial Narrow" w:cs="Arial Narrow"/>
+          <w:sz w:val="16"/>
+          <w:szCs w:val="16"/>
+        </w:rPr>
         <w:tab/>
-        <w:t xml:space="preserve"/>
-      </w:r>
-      <w:r>
-        <w:rPr>
-          <w:rFonts w:ascii="Arial Narrow" w:eastAsia="Arial Narrow" w:hAnsi="Arial Narrow" w:cs="Arial Narrow"/>
-          <w:sz w:val="16"/>
-          <w:szCs w:val="16"/>
-        </w:rPr>
-        <w:tab/>
-        <w:t>Publicado</w:t>
-      </w:r>
-      <w:r>
-        <w:rPr>
-          <w:rFonts w:ascii="Arial Narrow" w:eastAsia="Arial Narrow" w:hAnsi="Arial Narrow" w:cs="Arial Narrow"/>
-          <w:b/>
-          <w:sz w:val="16"/>
-          <w:szCs w:val="16"/>
-        </w:rPr>
-        <w:t xml:space="preserve"> </w:t>
-      </w:r>
-      <w:r>
-        <w:rPr>
-          <w:rFonts w:ascii="Arial Narrow" w:eastAsia="Arial Narrow" w:hAnsi="Arial Narrow" w:cs="Arial Narrow"/>
-          <w:sz w:val="16"/>
-          <w:szCs w:val="16"/>
-        </w:rPr>
-        <w:t xml:space="preserve">el 2 de setiembre de 2010 en el Diario Oficial El Peruano, vigente desde el 2 de octubre de 2010 y modificado por Decreto Legislativo 1308.</w:t>
+        <w:t xml:space="preserve">Denuncia remitida a esta Comisión mediante </w:t>
+      </w:r>
+      <w:r>
+        <w:rPr>
+          <w:rFonts w:ascii="Arial Narrow" w:eastAsia="Arial Narrow" w:hAnsi="Arial Narrow" w:cs="Arial Narrow"/>
+          <w:sz w:val="16"/>
+          <w:szCs w:val="16"/>
+        </w:rPr>
+        <w:t xml:space="preserve">DOCUMENTO DE TRASLADO 005-2026-CPC-SMA/INDECOPI </w:t>
+      </w:r>
+      <w:r>
+        <w:rPr>
+          <w:rFonts w:ascii="Arial Narrow" w:eastAsia="Arial Narrow" w:hAnsi="Arial Narrow" w:cs="Arial Narrow"/>
+          <w:sz w:val="16"/>
+          <w:szCs w:val="16"/>
+        </w:rPr>
+        <w:t xml:space="preserve">de fecha </w:t>
+      </w:r>
+      <w:r>
+        <w:rPr>
+          <w:rFonts w:ascii="Arial Narrow" w:eastAsia="Arial Narrow" w:hAnsi="Arial Narrow" w:cs="Arial Narrow"/>
+          <w:sz w:val="16"/>
+          <w:szCs w:val="16"/>
+        </w:rPr>
+        <w:t>26 de enero de 2026</w:t>
+      </w:r>
+      <w:r>
+        <w:rPr>
+          <w:rFonts w:ascii="Arial Narrow" w:eastAsia="Arial Narrow" w:hAnsi="Arial Narrow" w:cs="Arial Narrow"/>
+          <w:sz w:val="16"/>
+          <w:szCs w:val="16"/>
+        </w:rPr>
+        <w:t xml:space="preserve">, </w:t>
+      </w:r>
+      <w:r>
+        <w:rPr>
+          <w:rFonts w:ascii="Arial Narrow" w:eastAsia="Arial Narrow" w:hAnsi="Arial Narrow" w:cs="Arial Narrow"/>
+          <w:sz w:val="16"/>
+          <w:szCs w:val="16"/>
+        </w:rPr>
+        <w:t xml:space="preserve">recibida </w:t>
+      </w:r>
+      <w:r>
+        <w:rPr>
+          <w:rFonts w:ascii="Arial Narrow" w:eastAsia="Arial Narrow" w:hAnsi="Arial Narrow" w:cs="Arial Narrow"/>
+          <w:sz w:val="16"/>
+          <w:szCs w:val="16"/>
+        </w:rPr>
+        <w:t xml:space="preserve">el </w:t>
+      </w:r>
+      <w:r>
+        <w:rPr>
+          <w:rFonts w:ascii="Arial Narrow" w:eastAsia="Arial Narrow" w:hAnsi="Arial Narrow" w:cs="Arial Narrow"/>
+          <w:sz w:val="16"/>
+          <w:szCs w:val="16"/>
+        </w:rPr>
+        <w:t>28 de enero de 2026</w:t>
+      </w:r>
+      <w:r>
+        <w:rPr>
+          <w:rFonts w:ascii="Arial Narrow" w:eastAsia="Arial Narrow" w:hAnsi="Arial Narrow" w:cs="Arial Narrow"/>
+          <w:sz w:val="16"/>
+          <w:szCs w:val="16"/>
+        </w:rPr>
+        <w:t>.</w:t>
       </w:r>
     </w:p>
     <w:p>
@@ -6424,81 +6482,33 @@
           <w:sz w:val="16"/>
           <w:szCs w:val="16"/>
         </w:rPr>
+        <w:t xml:space="preserve"/>
+      </w:r>
+      <w:r>
+        <w:rPr>
+          <w:rFonts w:ascii="Arial Narrow" w:eastAsia="Arial Narrow" w:hAnsi="Arial Narrow" w:cs="Arial Narrow"/>
+          <w:sz w:val="16"/>
+          <w:szCs w:val="16"/>
+        </w:rPr>
         <w:tab/>
-        <w:t xml:space="preserve"/>
-      </w:r>
-      <w:r>
-        <w:rPr>
-          <w:rFonts w:ascii="Arial Narrow" w:eastAsia="Arial Narrow" w:hAnsi="Arial Narrow" w:cs="Arial Narrow"/>
-          <w:sz w:val="16"/>
-          <w:szCs w:val="16"/>
-        </w:rPr>
-        <w:tab/>
-        <w:t xml:space="preserve">Denuncia remitida a esta Comisión mediante </w:t>
-      </w:r>
-      <w:r>
-        <w:rPr>
-          <w:rFonts w:ascii="Arial Narrow" w:eastAsia="Arial Narrow" w:hAnsi="Arial Narrow" w:cs="Arial Narrow"/>
-          <w:sz w:val="16"/>
-          <w:szCs w:val="16"/>
-        </w:rPr>
-        <w:t xml:space="preserve">DOCUMENTO DE TRASLADO 005-2026-CPC-SMA/INDECOPI </w:t>
-      </w:r>
-      <w:r>
-        <w:rPr>
-          <w:rFonts w:ascii="Arial Narrow" w:eastAsia="Arial Narrow" w:hAnsi="Arial Narrow" w:cs="Arial Narrow"/>
-          <w:sz w:val="16"/>
-          <w:szCs w:val="16"/>
-        </w:rPr>
-        <w:t xml:space="preserve">de fecha </w:t>
-      </w:r>
-      <w:r>
-        <w:rPr>
-          <w:rFonts w:ascii="Arial Narrow" w:eastAsia="Arial Narrow" w:hAnsi="Arial Narrow" w:cs="Arial Narrow"/>
-          <w:sz w:val="16"/>
-          <w:szCs w:val="16"/>
-        </w:rPr>
-        <w:t>26 de enero de 2026</w:t>
-      </w:r>
-      <w:r>
-        <w:rPr>
-          <w:rFonts w:ascii="Arial Narrow" w:eastAsia="Arial Narrow" w:hAnsi="Arial Narrow" w:cs="Arial Narrow"/>
-          <w:sz w:val="16"/>
-          <w:szCs w:val="16"/>
-        </w:rPr>
-        <w:t xml:space="preserve">, </w:t>
-      </w:r>
-      <w:r>
-        <w:rPr>
-          <w:rFonts w:ascii="Arial Narrow" w:eastAsia="Arial Narrow" w:hAnsi="Arial Narrow" w:cs="Arial Narrow"/>
-          <w:sz w:val="16"/>
-          <w:szCs w:val="16"/>
-        </w:rPr>
-        <w:t xml:space="preserve">recibida </w:t>
-      </w:r>
-      <w:r>
-        <w:rPr>
-          <w:rFonts w:ascii="Arial Narrow" w:eastAsia="Arial Narrow" w:hAnsi="Arial Narrow" w:cs="Arial Narrow"/>
-          <w:sz w:val="16"/>
-          <w:szCs w:val="16"/>
-        </w:rPr>
-        <w:t xml:space="preserve">el </w:t>
-      </w:r>
-      <w:r>
-        <w:rPr>
-          <w:rFonts w:ascii="Arial Narrow" w:eastAsia="Arial Narrow" w:hAnsi="Arial Narrow" w:cs="Arial Narrow"/>
-          <w:sz w:val="16"/>
-          <w:szCs w:val="16"/>
-        </w:rPr>
-        <w:t>28 de enero de 2026</w:t>
-      </w:r>
-      <w:r>
-        <w:rPr>
-          <w:rFonts w:ascii="Arial Narrow" w:eastAsia="Arial Narrow" w:hAnsi="Arial Narrow" w:cs="Arial Narrow"/>
-          <w:sz w:val="16"/>
-          <w:szCs w:val="16"/>
-        </w:rPr>
-        <w:t>.</w:t>
+        <w:t>Publicado</w:t>
+      </w:r>
+      <w:r>
+        <w:rPr>
+          <w:rFonts w:ascii="Arial Narrow" w:eastAsia="Arial Narrow" w:hAnsi="Arial Narrow" w:cs="Arial Narrow"/>
+          <w:b/>
+          <w:sz w:val="16"/>
+          <w:szCs w:val="16"/>
+        </w:rPr>
+        <w:t xml:space="preserve"> </w:t>
+      </w:r>
+      <w:r>
+        <w:rPr>
+          <w:rFonts w:ascii="Arial Narrow" w:eastAsia="Arial Narrow" w:hAnsi="Arial Narrow" w:cs="Arial Narrow"/>
+          <w:sz w:val="16"/>
+          <w:szCs w:val="16"/>
+        </w:rPr>
+        <w:t xml:space="preserve">el 2 de setiembre de 2010 en el Diario Oficial El Peruano, vigente desde el 2 de octubre de 2010 y modificado por Decreto Legislativo 1308.</w:t>
       </w:r>
     </w:p>
     <w:p>
@@ -6547,16 +6557,14 @@
           <w:sz w:val="16"/>
           <w:szCs w:val="16"/>
         </w:rPr>
-        <w:tab/>
-        <w:t xml:space="preserve"/>
-      </w:r>
-      <w:r>
-        <w:rPr>
-          <w:rFonts w:ascii="Arial Narrow" w:eastAsia="Arial Narrow" w:hAnsi="Arial Narrow" w:cs="Arial Narrow"/>
-          <w:sz w:val="16"/>
-          <w:szCs w:val="16"/>
-        </w:rPr>
-        <w:tab/>
+        <w:t xml:space="preserve"/>
+      </w:r>
+      <w:r>
+        <w:rPr>
+          <w:rFonts w:ascii="Arial Narrow" w:eastAsia="Arial Narrow" w:hAnsi="Arial Narrow" w:cs="Arial Narrow"/>
+          <w:sz w:val="16"/>
+          <w:szCs w:val="16"/>
+        </w:rPr>
       </w:r>
       <w:r>
         <w:rPr>
@@ -6566,6 +6574,7 @@
           <w:sz w:val="16"/>
           <w:szCs w:val="16"/>
         </w:rPr>
+        <w:tab/>
         <w:t xml:space="preserve">LEY 29571, CÓDIGO DE PROTECCIÓN Y DEFENSA DEL CONSUMIDOR, publicado el 2 de setiembre de 2010 y modificado por Decreto Legislativo 1308 </w:t>
       </w:r>
     </w:p>
@@ -6789,16 +6798,14 @@
           <w:sz w:val="16"/>
           <w:szCs w:val="16"/>
         </w:rPr>
-        <w:tab/>
-        <w:t xml:space="preserve"/>
-      </w:r>
-      <w:r>
-        <w:rPr>
-          <w:rFonts w:ascii="Arial Narrow" w:eastAsia="Arial Narrow" w:hAnsi="Arial Narrow" w:cs="Arial Narrow"/>
-          <w:sz w:val="16"/>
-          <w:szCs w:val="16"/>
-        </w:rPr>
-        <w:tab/>
+        <w:t xml:space="preserve"/>
+      </w:r>
+      <w:r>
+        <w:rPr>
+          <w:rFonts w:ascii="Arial Narrow" w:eastAsia="Arial Narrow" w:hAnsi="Arial Narrow" w:cs="Arial Narrow"/>
+          <w:sz w:val="16"/>
+          <w:szCs w:val="16"/>
+        </w:rPr>
       </w:r>
       <w:r>
         <w:rPr>
@@ -6808,6 +6815,7 @@
           <w:sz w:val="16"/>
           <w:szCs w:val="16"/>
         </w:rPr>
+        <w:tab/>
         <w:t xml:space="preserve">LEY 29571, CÓDIGO DE PROTECCIÓN Y DEFENSA DEL CONSUMIDOR, publicado el 2 de setiembre de 2010 y modificado por Decreto Legislativo 1308 </w:t>
       </w:r>
     </w:p>
@@ -6966,16 +6974,14 @@
           <w:sz w:val="16"/>
           <w:szCs w:val="16"/>
         </w:rPr>
-        <w:tab/>
-        <w:t xml:space="preserve"/>
-      </w:r>
-      <w:r>
-        <w:rPr>
-          <w:rFonts w:ascii="Arial Narrow" w:eastAsia="Arial Narrow" w:hAnsi="Arial Narrow" w:cs="Arial Narrow"/>
-          <w:sz w:val="16"/>
-          <w:szCs w:val="16"/>
-        </w:rPr>
-        <w:tab/>
+        <w:t xml:space="preserve"/>
+      </w:r>
+      <w:r>
+        <w:rPr>
+          <w:rFonts w:ascii="Arial Narrow" w:eastAsia="Arial Narrow" w:hAnsi="Arial Narrow" w:cs="Arial Narrow"/>
+          <w:sz w:val="16"/>
+          <w:szCs w:val="16"/>
+        </w:rPr>
       </w:r>
       <w:r>
         <w:rPr>
@@ -6985,6 +6991,7 @@
           <w:sz w:val="16"/>
           <w:szCs w:val="16"/>
         </w:rPr>
+        <w:tab/>
         <w:t>LEY SOBRE FACULTADES, NORMAS Y ORGANIZACIÓN DEL INDECOPI, APROBADA POR DECRETO LEGISLATIVO 807 Artículo 24.-</w:t>
       </w:r>
       <w:r>
@@ -7115,7 +7122,6 @@
           <w:sz w:val="16"/>
           <w:szCs w:val="16"/>
         </w:rPr>
-        <w:tab/>
         <w:t xml:space="preserve"/>
       </w:r>
       <w:r>
@@ -7190,24 +7196,23 @@
           <w:sz w:val="16"/>
           <w:szCs w:val="16"/>
         </w:rPr>
+        <w:t xml:space="preserve"/>
+      </w:r>
+      <w:r>
+        <w:rPr>
+          <w:rFonts w:ascii="Arial Narrow" w:eastAsia="Arial Narrow" w:hAnsi="Arial Narrow" w:cs="Arial Narrow"/>
+          <w:sz w:val="16"/>
+          <w:szCs w:val="16"/>
+        </w:rPr>
+      </w:r>
+      <w:r>
+        <w:rPr>
+          <w:rFonts w:ascii="Arial Narrow" w:eastAsia="Arial Narrow" w:hAnsi="Arial Narrow" w:cs="Arial Narrow"/>
+          <w:b/>
+          <w:sz w:val="16"/>
+          <w:szCs w:val="16"/>
+        </w:rPr>
         <w:tab/>
-        <w:t xml:space="preserve"/>
-      </w:r>
-      <w:r>
-        <w:rPr>
-          <w:rFonts w:ascii="Arial Narrow" w:eastAsia="Arial Narrow" w:hAnsi="Arial Narrow" w:cs="Arial Narrow"/>
-          <w:sz w:val="16"/>
-          <w:szCs w:val="16"/>
-        </w:rPr>
-        <w:tab/>
-      </w:r>
-      <w:r>
-        <w:rPr>
-          <w:rFonts w:ascii="Arial Narrow" w:eastAsia="Arial Narrow" w:hAnsi="Arial Narrow" w:cs="Arial Narrow"/>
-          <w:b/>
-          <w:sz w:val="16"/>
-          <w:szCs w:val="16"/>
-        </w:rPr>
         <w:t>LEY 29571, CÓDIGO DE PROTECCIÓN Y DEFENSA DEL CONSUMIDOR</w:t>
       </w:r>
       <w:r>
@@ -7592,32 +7597,31 @@
           <w:szCs w:val="16"/>
           <w:vertAlign w:val="superscript"/>
         </w:rPr>
+        <w:t xml:space="preserve"/>
+      </w:r>
+      <w:r>
+        <w:rPr>
+          <w:rFonts w:ascii="Arial Narrow" w:eastAsia="Arial Narrow" w:hAnsi="Arial Narrow" w:cs="Arial Narrow"/>
+          <w:sz w:val="16"/>
+          <w:szCs w:val="16"/>
+        </w:rPr>
+        <w:t xml:space="preserve"/>
+      </w:r>
+      <w:r>
+        <w:rPr>
+          <w:rFonts w:ascii="Arial Narrow" w:eastAsia="Arial Narrow" w:hAnsi="Arial Narrow" w:cs="Arial Narrow"/>
+          <w:sz w:val="16"/>
+          <w:szCs w:val="16"/>
+        </w:rPr>
+      </w:r>
+      <w:r>
+        <w:rPr>
+          <w:rFonts w:ascii="Arial Narrow" w:eastAsia="Arial Narrow" w:hAnsi="Arial Narrow" w:cs="Arial Narrow"/>
+          <w:b/>
+          <w:sz w:val="16"/>
+          <w:szCs w:val="16"/>
+        </w:rPr>
         <w:tab/>
-        <w:t xml:space="preserve"/>
-      </w:r>
-      <w:r>
-        <w:rPr>
-          <w:rFonts w:ascii="Arial Narrow" w:eastAsia="Arial Narrow" w:hAnsi="Arial Narrow" w:cs="Arial Narrow"/>
-          <w:sz w:val="16"/>
-          <w:szCs w:val="16"/>
-        </w:rPr>
-        <w:t xml:space="preserve"> </w:t>
-      </w:r>
-      <w:r>
-        <w:rPr>
-          <w:rFonts w:ascii="Arial Narrow" w:eastAsia="Arial Narrow" w:hAnsi="Arial Narrow" w:cs="Arial Narrow"/>
-          <w:sz w:val="16"/>
-          <w:szCs w:val="16"/>
-        </w:rPr>
-        <w:tab/>
-      </w:r>
-      <w:r>
-        <w:rPr>
-          <w:rFonts w:ascii="Arial Narrow" w:eastAsia="Arial Narrow" w:hAnsi="Arial Narrow" w:cs="Arial Narrow"/>
-          <w:b/>
-          <w:sz w:val="16"/>
-          <w:szCs w:val="16"/>
-        </w:rPr>
         <w:t>LEY 29571, CÓDIGO DE PROTECCIÓN Y DEFENSA DEL CONSUMIDOR</w:t>
       </w:r>
       <w:r>
@@ -7821,16 +7825,14 @@
           <w:sz w:val="16"/>
           <w:szCs w:val="16"/>
         </w:rPr>
-        <w:tab/>
-        <w:t xml:space="preserve"/>
-      </w:r>
-      <w:r>
-        <w:rPr>
-          <w:rFonts w:ascii="Arial Narrow" w:eastAsia="Arial Narrow" w:hAnsi="Arial Narrow" w:cs="Arial Narrow"/>
-          <w:sz w:val="16"/>
-          <w:szCs w:val="16"/>
-        </w:rPr>
-        <w:tab/>
+        <w:t xml:space="preserve"/>
+      </w:r>
+      <w:r>
+        <w:rPr>
+          <w:rFonts w:ascii="Arial Narrow" w:eastAsia="Arial Narrow" w:hAnsi="Arial Narrow" w:cs="Arial Narrow"/>
+          <w:sz w:val="16"/>
+          <w:szCs w:val="16"/>
+        </w:rPr>
       </w:r>
       <w:r>
         <w:rPr>
@@ -7840,6 +7842,7 @@
           <w:sz w:val="16"/>
           <w:szCs w:val="16"/>
         </w:rPr>
+        <w:tab/>
         <w:t xml:space="preserve">LEY 29571, CÓDIGO DE PROTECCIÓN Y DEFENSA DEL CONSUMIDOR, publicado el 2 de setiembre de 2010 y modificado por Decreto Legislativo 1308 </w:t>
       </w:r>
     </w:p>
@@ -8640,24 +8643,23 @@
           <w:sz w:val="16"/>
           <w:szCs w:val="16"/>
         </w:rPr>
+        <w:t xml:space="preserve"/>
+      </w:r>
+      <w:r>
+        <w:rPr>
+          <w:rFonts w:ascii="Arial Narrow" w:eastAsia="Arial Narrow" w:hAnsi="Arial Narrow" w:cs="Arial Narrow"/>
+          <w:sz w:val="16"/>
+          <w:szCs w:val="16"/>
+        </w:rPr>
+      </w:r>
+      <w:r>
+        <w:rPr>
+          <w:rFonts w:ascii="Arial Narrow" w:eastAsia="Arial Narrow" w:hAnsi="Arial Narrow" w:cs="Arial Narrow"/>
+          <w:b/>
+          <w:sz w:val="16"/>
+          <w:szCs w:val="16"/>
+        </w:rPr>
         <w:tab/>
-        <w:t xml:space="preserve"/>
-      </w:r>
-      <w:r>
-        <w:rPr>
-          <w:rFonts w:ascii="Arial Narrow" w:eastAsia="Arial Narrow" w:hAnsi="Arial Narrow" w:cs="Arial Narrow"/>
-          <w:sz w:val="16"/>
-          <w:szCs w:val="16"/>
-        </w:rPr>
-        <w:tab/>
-      </w:r>
-      <w:r>
-        <w:rPr>
-          <w:rFonts w:ascii="Arial Narrow" w:eastAsia="Arial Narrow" w:hAnsi="Arial Narrow" w:cs="Arial Narrow"/>
-          <w:b/>
-          <w:sz w:val="16"/>
-          <w:szCs w:val="16"/>
-        </w:rPr>
         <w:t>LEY 29571, CÓDIGO DE PROTECCIÓN Y DEFENSA DEL CONSUMIDOR</w:t>
       </w:r>
       <w:r>
@@ -8872,7 +8874,6 @@
           <w:sz w:val="16"/>
           <w:szCs w:val="16"/>
         </w:rPr>
-        <w:tab/>
         <w:t xml:space="preserve"/>
       </w:r>
       <w:r>
@@ -8990,31 +8991,30 @@
           <w:sz w:val="16"/>
           <w:szCs w:val="16"/>
         </w:rPr>
+        <w:t xml:space="preserve"/>
+      </w:r>
+      <w:r>
+        <w:rPr>
+          <w:rFonts w:ascii="Arial Narrow" w:eastAsia="Arial Narrow" w:hAnsi="Arial Narrow" w:cs="Arial Narrow"/>
+          <w:sz w:val="16"/>
+          <w:szCs w:val="16"/>
+        </w:rPr>
+      </w:r>
+      <w:r>
+        <w:rPr>
+          <w:rFonts w:ascii="Arial Narrow" w:eastAsia="Arial Narrow" w:hAnsi="Arial Narrow" w:cs="Arial Narrow"/>
+          <w:b/>
+          <w:sz w:val="16"/>
+          <w:szCs w:val="16"/>
+        </w:rPr>
         <w:tab/>
-        <w:t xml:space="preserve"/>
-      </w:r>
-      <w:r>
-        <w:rPr>
-          <w:rFonts w:ascii="Arial Narrow" w:eastAsia="Arial Narrow" w:hAnsi="Arial Narrow" w:cs="Arial Narrow"/>
-          <w:sz w:val="16"/>
-          <w:szCs w:val="16"/>
-        </w:rPr>
-        <w:tab/>
-      </w:r>
-      <w:r>
-        <w:rPr>
-          <w:rFonts w:ascii="Arial Narrow" w:eastAsia="Arial Narrow" w:hAnsi="Arial Narrow" w:cs="Arial Narrow"/>
-          <w:b/>
-          <w:sz w:val="16"/>
-          <w:szCs w:val="16"/>
-        </w:rPr>
         <w:t>TEXTO ÚNICO ORDENADO DE LA LEY DEL PROCEDIMIENTO ADMINISTRATIVO GENERAL, aprobado mediante Decreto Supremo 006-2026-JUS y publicado el 30 de abril de 2026</w:t>
       </w:r>
     </w:p>
     <w:p>
       <w:pPr>
         <w:pStyle w:val="Textonotapie"/>
-        <w:ind w:left="1134" w:hanging="567"/>
+        <w:ind w:left="1134"/>
         <w:jc w:val="both"/>
         <w:rPr>
           <w:rFonts w:ascii="Arial Narrow" w:eastAsia="Arial Narrow" w:hAnsi="Arial Narrow" w:cs="Arial Narrow"/>

--- a/plantillas_maestras/01_seguro_vehicular/materia_general_asegurativa/1_ddo_aseguradora/varon/TPL_266_2026_SEGURO_VEHICULAR_MATERIA_GENERAL_ASEGURATIVA_ASEGURADORA_VARON_R1.docx
+++ b/plantillas_maestras/01_seguro_vehicular/materia_general_asegurativa/1_ddo_aseguradora/varon/TPL_266_2026_SEGURO_VEHICULAR_MATERIA_GENERAL_ASEGURATIVA_ASEGURADORA_VARON_R1.docx
@@ -4658,7 +4658,7 @@
           <w:sz w:val="22"/>
           <w:szCs w:val="22"/>
         </w:rPr>
-        <w:t xml:space="preserve">correr traslado de la presente resolución a Quálitas Compañía de Seguros S.A. para que, de conformidad con lo dispuesto por el artículo 26 de la Ley sobre Facultades, Normas y Organización del Indecopi, aprobada por Decreto Legislativo 807</w:t>
+        <w:t xml:space="preserve">correr traslado de la denuncia del 20 de noviembre de 2025 a Quálitas Compañía de Seguros S.A. para que, de conformidad con lo dispuesto por el artículo 26 de la Ley sobre Facultades, Normas y Organización del Indecopi, aprobada por Decreto Legislativo 807</w:t>
       </w:r>
       <w:r>
         <w:rPr>
